--- a/docs/manuals/CEP_User_Guide.docx
+++ b/docs/manuals/CEP_User_Guide.docx
@@ -39,7 +39,7 @@
           <w:sz w:val="20"/>
           <w:szCs w:val="20"/>
         </w:rPr>
-        <w:t xml:space="preserve">Built 2026-10-03 from docs/manuals/user-guide</w:t>
+        <w:t xml:space="preserve">Built 2026-10-04 from docs/manuals/user-guide</w:t>
       </w:r>
     </w:p>
     <w:p>
@@ -2366,6 +2366,104 @@
           <w:szCs w:val="22"/>
         </w:rPr>
         <w:t xml:space="preserve">Account Security</w:t>
+      </w:r>
+    </w:p>
+    <w:p>
+      <w:pPr>
+        <w:spacing w:after="40"/>
+        <w:ind w:left="400"/>
+      </w:pPr>
+      <w:r>
+        <w:rPr>
+          <w:rFonts w:ascii="Arial" w:cs="Arial" w:eastAsia="Arial" w:hAnsi="Arial"/>
+          <w:sz w:val="20"/>
+          <w:szCs w:val="20"/>
+        </w:rPr>
+        <w:t xml:space="preserve">What this page is for</w:t>
+      </w:r>
+    </w:p>
+    <w:p>
+      <w:pPr>
+        <w:spacing w:after="40"/>
+        <w:ind w:left="400"/>
+      </w:pPr>
+      <w:r>
+        <w:rPr>
+          <w:rFonts w:ascii="Arial" w:cs="Arial" w:eastAsia="Arial" w:hAnsi="Arial"/>
+          <w:sz w:val="20"/>
+          <w:szCs w:val="20"/>
+        </w:rPr>
+        <w:t xml:space="preserve">Who can use it</w:t>
+      </w:r>
+    </w:p>
+    <w:p>
+      <w:pPr>
+        <w:spacing w:after="40"/>
+        <w:ind w:left="400"/>
+      </w:pPr>
+      <w:r>
+        <w:rPr>
+          <w:rFonts w:ascii="Arial" w:cs="Arial" w:eastAsia="Arial" w:hAnsi="Arial"/>
+          <w:sz w:val="20"/>
+          <w:szCs w:val="20"/>
+        </w:rPr>
+        <w:t xml:space="preserve">The fields and controls</w:t>
+      </w:r>
+    </w:p>
+    <w:p>
+      <w:pPr>
+        <w:spacing w:after="40"/>
+        <w:ind w:left="400"/>
+      </w:pPr>
+      <w:r>
+        <w:rPr>
+          <w:rFonts w:ascii="Arial" w:cs="Arial" w:eastAsia="Arial" w:hAnsi="Arial"/>
+          <w:sz w:val="20"/>
+          <w:szCs w:val="20"/>
+        </w:rPr>
+        <w:t xml:space="preserve">How to</w:t>
+      </w:r>
+    </w:p>
+    <w:p>
+      <w:pPr>
+        <w:spacing w:after="40"/>
+        <w:ind w:left="400"/>
+      </w:pPr>
+      <w:r>
+        <w:rPr>
+          <w:rFonts w:ascii="Arial" w:cs="Arial" w:eastAsia="Arial" w:hAnsi="Arial"/>
+          <w:sz w:val="20"/>
+          <w:szCs w:val="20"/>
+        </w:rPr>
+        <w:t xml:space="preserve">What happens behind the scenes</w:t>
+      </w:r>
+    </w:p>
+    <w:p>
+      <w:pPr>
+        <w:spacing w:after="40"/>
+        <w:ind w:left="400"/>
+      </w:pPr>
+      <w:r>
+        <w:rPr>
+          <w:rFonts w:ascii="Arial" w:cs="Arial" w:eastAsia="Arial" w:hAnsi="Arial"/>
+          <w:sz w:val="20"/>
+          <w:szCs w:val="20"/>
+        </w:rPr>
+        <w:t xml:space="preserve">Things to know</w:t>
+      </w:r>
+    </w:p>
+    <w:p>
+      <w:pPr>
+        <w:spacing w:after="40"/>
+        <w:ind w:left="0"/>
+      </w:pPr>
+      <w:r>
+        <w:rPr>
+          <w:rFonts w:ascii="Arial" w:cs="Arial" w:eastAsia="Arial" w:hAnsi="Arial"/>
+          <w:sz w:val="22"/>
+          <w:szCs w:val="22"/>
+        </w:rPr>
+        <w:t xml:space="preserve">Attribution</w:t>
       </w:r>
     </w:p>
     <w:p>
@@ -4799,7 +4897,7 @@
                 <w:sz w:val="19"/>
                 <w:szCs w:val="19"/>
               </w:rPr>
-              <w:t xml:space="preserve">Reads 0 until the attribution feed fills the campaigns' actuals.</w:t>
+              <w:t xml:space="preserve">Reads 0 until attribution is on (Settings → Attribution) and orders arrive.</w:t>
             </w:r>
           </w:p>
         </w:tc>
@@ -4874,7 +4972,7 @@
                 <w:sz w:val="19"/>
                 <w:szCs w:val="19"/>
               </w:rPr>
-              <w:t xml:space="preserve"> until attribution is in place; Set Up leads there for administrators.</w:t>
+              <w:t xml:space="preserve"> until attribution is on; Set Up Attribution opens Settings → Attribution for administrators.</w:t>
             </w:r>
           </w:p>
         </w:tc>
@@ -5845,7 +5943,7 @@
           <w:sz w:val="21"/>
           <w:szCs w:val="21"/>
         </w:rPr>
-        <w:t xml:space="preserve">Revenue, conversions and ROI depend on the attribution feed that fills each campaign's actuals. Until it runs they read zero or </w:t>
+        <w:t xml:space="preserve">Revenue, conversions and ROI come from the orders the shop sends, credited to campaigns every five minutes (see Attribution). Until attribution is on they read zero or </w:t>
       </w:r>
       <w:r>
         <w:rPr>
@@ -43140,6 +43238,22 @@
                 <w:sz w:val="19"/>
                 <w:szCs w:val="19"/>
               </w:rPr>
+              <w:t xml:space="preserve">orders:ingest</w:t>
+            </w:r>
+            <w:r>
+              <w:rPr>
+                <w:rFonts w:ascii="Arial" w:cs="Arial" w:eastAsia="Arial" w:hAnsi="Arial"/>
+                <w:sz w:val="19"/>
+                <w:szCs w:val="19"/>
+              </w:rPr>
+              <w:t xml:space="preserve"> (the shop's orders, for attribution), </w:t>
+            </w:r>
+            <w:r>
+              <w:rPr>
+                <w:rFonts w:ascii="Consolas" w:cs="Consolas" w:eastAsia="Consolas" w:hAnsi="Consolas"/>
+                <w:sz w:val="19"/>
+                <w:szCs w:val="19"/>
+              </w:rPr>
               <w:t xml:space="preserve">lists:write</w:t>
             </w:r>
             <w:r>
@@ -45137,6 +45251,24 @@
       </w:r>
     </w:p>
     <w:p>
+      <w:pPr>
+        <w:pStyle w:val="ListParagraph"/>
+        <w:numPr>
+          <w:ilvl w:val="0"/>
+          <w:numId w:val="2"/>
+        </w:numPr>
+        <w:spacing w:after="60"/>
+      </w:pPr>
+      <w:r>
+        <w:rPr>
+          <w:rFonts w:ascii="Arial" w:cs="Arial" w:eastAsia="Arial" w:hAnsi="Arial"/>
+          <w:sz w:val="21"/>
+          <w:szCs w:val="21"/>
+        </w:rPr>
+        <w:t xml:space="preserve">With Count Store Sales on under Settings → Attribution, each transaction also becomes an order credited to a campaign: the amount without tax, the customer, the store and its promotion codes. Off (the default), nothing about a transaction is kept but the trail.</w:t>
+      </w:r>
+    </w:p>
+    <w:p>
       <w:r>
         <w:br w:type="page"/>
       </w:r>
@@ -45800,6 +45932,1392 @@
           <w:szCs w:val="21"/>
         </w:rPr>
         <w:t xml:space="preserve">Nobody can set it up for you, and support cannot read your codes; a lost phone and lost recovery codes mean an administrator sends a new password link and you set it up afresh.</w:t>
+      </w:r>
+    </w:p>
+    <w:p>
+      <w:r>
+        <w:br w:type="page"/>
+      </w:r>
+    </w:p>
+    <w:p>
+      <w:pPr>
+        <w:pStyle w:val="Heading1"/>
+        <w:spacing w:after="120" w:before="0"/>
+      </w:pPr>
+      <w:r>
+        <w:rPr>
+          <w:rFonts w:ascii="Arial" w:cs="Arial" w:eastAsia="Arial" w:hAnsi="Arial"/>
+        </w:rPr>
+        <w:t xml:space="preserve">Attribution</w:t>
+      </w:r>
+    </w:p>
+    <w:p>
+      <w:pPr>
+        <w:spacing w:after="120"/>
+      </w:pPr>
+      <w:r>
+        <w:rPr>
+          <w:rFonts w:ascii="Arial" w:cs="Arial" w:eastAsia="Arial" w:hAnsi="Arial"/>
+          <w:b/>
+          <w:bCs/>
+          <w:sz w:val="21"/>
+          <w:szCs w:val="21"/>
+        </w:rPr>
+        <w:t xml:space="preserve">Where:</w:t>
+      </w:r>
+      <w:r>
+        <w:rPr>
+          <w:rFonts w:ascii="Arial" w:cs="Arial" w:eastAsia="Arial" w:hAnsi="Arial"/>
+          <w:sz w:val="21"/>
+          <w:szCs w:val="21"/>
+        </w:rPr>
+        <w:t xml:space="preserve"> Settings → Integrations → Attribution.</w:t>
+      </w:r>
+    </w:p>
+    <w:p>
+      <w:pPr>
+        <w:pStyle w:val="Heading2"/>
+        <w:spacing w:after="120" w:before="240"/>
+      </w:pPr>
+      <w:r>
+        <w:rPr>
+          <w:rFonts w:ascii="Arial" w:cs="Arial" w:eastAsia="Arial" w:hAnsi="Arial"/>
+        </w:rPr>
+        <w:t xml:space="preserve">What this page is for</w:t>
+      </w:r>
+    </w:p>
+    <w:p>
+      <w:pPr>
+        <w:spacing w:after="120"/>
+      </w:pPr>
+      <w:r>
+        <w:rPr>
+          <w:rFonts w:ascii="Arial" w:cs="Arial" w:eastAsia="Arial" w:hAnsi="Arial"/>
+          <w:sz w:val="21"/>
+          <w:szCs w:val="21"/>
+        </w:rPr>
+        <w:t xml:space="preserve">Which campaign earned an order. The shop sends its orders to CEP, and the point of sale's sales can count too. Each order is credited to one campaign: the one named by a campaign code, else the person's last click, open or text before the order. Home's Attributed Revenue, Campaign ROI, Revenue vs. Cost and Top Campaigns, the Reports revenue column, each campaign's revenue progress and the e-receipts' Revenue from Receipt Offers all read the figures this fills. Until attribution is on they read </w:t>
+      </w:r>
+      <w:r>
+        <w:rPr>
+          <w:rFonts w:ascii="Arial" w:cs="Arial" w:eastAsia="Arial" w:hAnsi="Arial"/>
+          <w:i/>
+          <w:iCs/>
+          <w:sz w:val="21"/>
+          <w:szCs w:val="21"/>
+        </w:rPr>
+        <w:t xml:space="preserve">Not Set Up</w:t>
+      </w:r>
+      <w:r>
+        <w:rPr>
+          <w:rFonts w:ascii="Arial" w:cs="Arial" w:eastAsia="Arial" w:hAnsi="Arial"/>
+          <w:sz w:val="21"/>
+          <w:szCs w:val="21"/>
+        </w:rPr>
+        <w:t xml:space="preserve">.</w:t>
+      </w:r>
+    </w:p>
+    <w:p>
+      <w:pPr>
+        <w:pStyle w:val="Heading2"/>
+        <w:spacing w:after="120" w:before="240"/>
+      </w:pPr>
+      <w:r>
+        <w:rPr>
+          <w:rFonts w:ascii="Arial" w:cs="Arial" w:eastAsia="Arial" w:hAnsi="Arial"/>
+        </w:rPr>
+        <w:t xml:space="preserve">Who can use it</w:t>
+      </w:r>
+    </w:p>
+    <w:tbl>
+      <w:tblPr>
+        <w:tblW w:type="dxa" w:w="10080"/>
+        <w:tblBorders>
+          <w:top w:val="single" w:color="D9DBE3" w:sz="4"/>
+          <w:left w:val="none"/>
+          <w:bottom w:val="single" w:color="D9DBE3" w:sz="4"/>
+          <w:right w:val="none"/>
+          <w:insideH w:val="single" w:color="E6E8EF" w:sz="4"/>
+          <w:insideV w:val="none"/>
+        </w:tblBorders>
+      </w:tblPr>
+      <w:tblGrid>
+        <w:gridCol w:w="2600"/>
+        <w:gridCol w:w="7480"/>
+      </w:tblGrid>
+      <w:tr>
+        <w:tc>
+          <w:tcPr>
+            <w:tcW w:type="dxa" w:w="2600"/>
+            <w:tcMar>
+              <w:top w:type="dxa" w:w="60"/>
+              <w:left w:type="dxa" w:w="90"/>
+              <w:bottom w:type="dxa" w:w="60"/>
+              <w:right w:type="dxa" w:w="90"/>
+            </w:tcMar>
+          </w:tcPr>
+          <w:p>
+            <w:r>
+              <w:rPr>
+                <w:rFonts w:ascii="Arial" w:cs="Arial" w:eastAsia="Arial" w:hAnsi="Arial"/>
+                <w:sz w:val="19"/>
+                <w:szCs w:val="19"/>
+              </w:rPr>
+              <w:t xml:space="preserve">Permission</w:t>
+            </w:r>
+          </w:p>
+        </w:tc>
+        <w:tc>
+          <w:tcPr>
+            <w:tcW w:type="dxa" w:w="7480"/>
+            <w:tcMar>
+              <w:top w:type="dxa" w:w="60"/>
+              <w:left w:type="dxa" w:w="90"/>
+              <w:bottom w:type="dxa" w:w="60"/>
+              <w:right w:type="dxa" w:w="90"/>
+            </w:tcMar>
+          </w:tcPr>
+          <w:p>
+            <w:r>
+              <w:rPr>
+                <w:rFonts w:ascii="Arial" w:cs="Arial" w:eastAsia="Arial" w:hAnsi="Arial"/>
+                <w:sz w:val="19"/>
+                <w:szCs w:val="19"/>
+              </w:rPr>
+              <w:t xml:space="preserve">Read with </w:t>
+            </w:r>
+            <w:r>
+              <w:rPr>
+                <w:rFonts w:ascii="Consolas" w:cs="Consolas" w:eastAsia="Consolas" w:hAnsi="Consolas"/>
+                <w:sz w:val="19"/>
+                <w:szCs w:val="19"/>
+              </w:rPr>
+              <w:t xml:space="preserve">report.view</w:t>
+            </w:r>
+            <w:r>
+              <w:rPr>
+                <w:rFonts w:ascii="Arial" w:cs="Arial" w:eastAsia="Arial" w:hAnsi="Arial"/>
+                <w:sz w:val="19"/>
+                <w:szCs w:val="19"/>
+              </w:rPr>
+              <w:t xml:space="preserve">; changed with </w:t>
+            </w:r>
+            <w:r>
+              <w:rPr>
+                <w:rFonts w:ascii="Consolas" w:cs="Consolas" w:eastAsia="Consolas" w:hAnsi="Consolas"/>
+                <w:sz w:val="19"/>
+                <w:szCs w:val="19"/>
+              </w:rPr>
+              <w:t xml:space="preserve">user.admin</w:t>
+            </w:r>
+            <w:r>
+              <w:rPr>
+                <w:rFonts w:ascii="Arial" w:cs="Arial" w:eastAsia="Arial" w:hAnsi="Arial"/>
+                <w:sz w:val="19"/>
+                <w:szCs w:val="19"/>
+              </w:rPr>
+              <w:t xml:space="preserve">. The shop sends orders with an API key that has the scope </w:t>
+            </w:r>
+            <w:r>
+              <w:rPr>
+                <w:rFonts w:ascii="Consolas" w:cs="Consolas" w:eastAsia="Consolas" w:hAnsi="Consolas"/>
+                <w:sz w:val="19"/>
+                <w:szCs w:val="19"/>
+              </w:rPr>
+              <w:t xml:space="preserve">orders:ingest</w:t>
+            </w:r>
+            <w:r>
+              <w:rPr>
+                <w:rFonts w:ascii="Arial" w:cs="Arial" w:eastAsia="Arial" w:hAnsi="Arial"/>
+                <w:sz w:val="19"/>
+                <w:szCs w:val="19"/>
+              </w:rPr>
+              <w:t xml:space="preserve">.</w:t>
+            </w:r>
+          </w:p>
+        </w:tc>
+      </w:tr>
+    </w:tbl>
+    <w:p>
+      <w:pPr>
+        <w:spacing w:after="120"/>
+      </w:pPr>
+    </w:p>
+    <w:p>
+      <w:pPr>
+        <w:pStyle w:val="Heading2"/>
+        <w:spacing w:after="120" w:before="240"/>
+      </w:pPr>
+      <w:r>
+        <w:rPr>
+          <w:rFonts w:ascii="Arial" w:cs="Arial" w:eastAsia="Arial" w:hAnsi="Arial"/>
+        </w:rPr>
+        <w:t xml:space="preserve">The fields and controls</w:t>
+      </w:r>
+    </w:p>
+    <w:tbl>
+      <w:tblPr>
+        <w:tblW w:type="dxa" w:w="10080"/>
+        <w:tblBorders>
+          <w:top w:val="single" w:color="D9DBE3" w:sz="4"/>
+          <w:left w:val="none"/>
+          <w:bottom w:val="single" w:color="D9DBE3" w:sz="4"/>
+          <w:right w:val="none"/>
+          <w:insideH w:val="single" w:color="E6E8EF" w:sz="4"/>
+          <w:insideV w:val="none"/>
+        </w:tblBorders>
+      </w:tblPr>
+      <w:tblGrid>
+        <w:gridCol w:w="2600"/>
+        <w:gridCol w:w="3740"/>
+        <w:gridCol w:w="3740"/>
+      </w:tblGrid>
+      <w:tr>
+        <w:trPr>
+          <w:tblHeader/>
+        </w:trPr>
+        <w:tc>
+          <w:tcPr>
+            <w:tcW w:type="dxa" w:w="2600"/>
+            <w:shd w:fill="EEEFF5" w:color="auto" w:val="clear"/>
+            <w:tcMar>
+              <w:top w:type="dxa" w:w="60"/>
+              <w:left w:type="dxa" w:w="90"/>
+              <w:bottom w:type="dxa" w:w="60"/>
+              <w:right w:type="dxa" w:w="90"/>
+            </w:tcMar>
+          </w:tcPr>
+          <w:p>
+            <w:r>
+              <w:rPr>
+                <w:rFonts w:ascii="Arial" w:cs="Arial" w:eastAsia="Arial" w:hAnsi="Arial"/>
+                <w:b/>
+                <w:bCs/>
+                <w:sz w:val="18"/>
+                <w:szCs w:val="18"/>
+              </w:rPr>
+              <w:t xml:space="preserve">Field</w:t>
+            </w:r>
+          </w:p>
+        </w:tc>
+        <w:tc>
+          <w:tcPr>
+            <w:tcW w:type="dxa" w:w="3740"/>
+            <w:shd w:fill="EEEFF5" w:color="auto" w:val="clear"/>
+            <w:tcMar>
+              <w:top w:type="dxa" w:w="60"/>
+              <w:left w:type="dxa" w:w="90"/>
+              <w:bottom w:type="dxa" w:w="60"/>
+              <w:right w:type="dxa" w:w="90"/>
+            </w:tcMar>
+          </w:tcPr>
+          <w:p>
+            <w:r>
+              <w:rPr>
+                <w:rFonts w:ascii="Arial" w:cs="Arial" w:eastAsia="Arial" w:hAnsi="Arial"/>
+                <w:b/>
+                <w:bCs/>
+                <w:sz w:val="18"/>
+                <w:szCs w:val="18"/>
+              </w:rPr>
+              <w:t xml:space="preserve">What it is</w:t>
+            </w:r>
+          </w:p>
+        </w:tc>
+        <w:tc>
+          <w:tcPr>
+            <w:tcW w:type="dxa" w:w="3740"/>
+            <w:shd w:fill="EEEFF5" w:color="auto" w:val="clear"/>
+            <w:tcMar>
+              <w:top w:type="dxa" w:w="60"/>
+              <w:left w:type="dxa" w:w="90"/>
+              <w:bottom w:type="dxa" w:w="60"/>
+              <w:right w:type="dxa" w:w="90"/>
+            </w:tcMar>
+          </w:tcPr>
+          <w:p>
+            <w:r>
+              <w:rPr>
+                <w:rFonts w:ascii="Arial" w:cs="Arial" w:eastAsia="Arial" w:hAnsi="Arial"/>
+                <w:b/>
+                <w:bCs/>
+                <w:sz w:val="18"/>
+                <w:szCs w:val="18"/>
+              </w:rPr>
+              <w:t xml:space="preserve">What it changes</w:t>
+            </w:r>
+          </w:p>
+        </w:tc>
+      </w:tr>
+      <w:tr>
+        <w:tc>
+          <w:tcPr>
+            <w:tcW w:type="dxa" w:w="2600"/>
+            <w:tcMar>
+              <w:top w:type="dxa" w:w="60"/>
+              <w:left w:type="dxa" w:w="90"/>
+              <w:bottom w:type="dxa" w:w="60"/>
+              <w:right w:type="dxa" w:w="90"/>
+            </w:tcMar>
+          </w:tcPr>
+          <w:p>
+            <w:r>
+              <w:rPr>
+                <w:rFonts w:ascii="Arial" w:cs="Arial" w:eastAsia="Arial" w:hAnsi="Arial"/>
+                <w:sz w:val="19"/>
+                <w:szCs w:val="19"/>
+              </w:rPr>
+              <w:t xml:space="preserve">Attribution</w:t>
+            </w:r>
+          </w:p>
+        </w:tc>
+        <w:tc>
+          <w:tcPr>
+            <w:tcW w:type="dxa" w:w="3740"/>
+            <w:tcMar>
+              <w:top w:type="dxa" w:w="60"/>
+              <w:left w:type="dxa" w:w="90"/>
+              <w:bottom w:type="dxa" w:w="60"/>
+              <w:right w:type="dxa" w:w="90"/>
+            </w:tcMar>
+          </w:tcPr>
+          <w:p>
+            <w:r>
+              <w:rPr>
+                <w:rFonts w:ascii="Arial" w:cs="Arial" w:eastAsia="Arial" w:hAnsi="Arial"/>
+                <w:sz w:val="19"/>
+                <w:szCs w:val="19"/>
+              </w:rPr>
+              <w:t xml:space="preserve">On or off.</w:t>
+            </w:r>
+          </w:p>
+        </w:tc>
+        <w:tc>
+          <w:tcPr>
+            <w:tcW w:type="dxa" w:w="3740"/>
+            <w:tcMar>
+              <w:top w:type="dxa" w:w="60"/>
+              <w:left w:type="dxa" w:w="90"/>
+              <w:bottom w:type="dxa" w:w="60"/>
+              <w:right w:type="dxa" w:w="90"/>
+            </w:tcMar>
+          </w:tcPr>
+          <w:p>
+            <w:r>
+              <w:rPr>
+                <w:rFonts w:ascii="Arial" w:cs="Arial" w:eastAsia="Arial" w:hAnsi="Arial"/>
+                <w:sz w:val="19"/>
+                <w:szCs w:val="19"/>
+              </w:rPr>
+              <w:t xml:space="preserve">Off: the shop's orders are refused (409) and revenue reads </w:t>
+            </w:r>
+            <w:r>
+              <w:rPr>
+                <w:rFonts w:ascii="Arial" w:cs="Arial" w:eastAsia="Arial" w:hAnsi="Arial"/>
+                <w:i/>
+                <w:iCs/>
+                <w:sz w:val="19"/>
+                <w:szCs w:val="19"/>
+              </w:rPr>
+              <w:t xml:space="preserve">Not Set Up</w:t>
+            </w:r>
+            <w:r>
+              <w:rPr>
+                <w:rFonts w:ascii="Arial" w:cs="Arial" w:eastAsia="Arial" w:hAnsi="Arial"/>
+                <w:sz w:val="19"/>
+                <w:szCs w:val="19"/>
+              </w:rPr>
+              <w:t xml:space="preserve">. On: every campaign that ever sent gets figures within five minutes, 0 until its first order.</w:t>
+            </w:r>
+          </w:p>
+        </w:tc>
+      </w:tr>
+      <w:tr>
+        <w:tc>
+          <w:tcPr>
+            <w:tcW w:type="dxa" w:w="2600"/>
+            <w:tcMar>
+              <w:top w:type="dxa" w:w="60"/>
+              <w:left w:type="dxa" w:w="90"/>
+              <w:bottom w:type="dxa" w:w="60"/>
+              <w:right w:type="dxa" w:w="90"/>
+            </w:tcMar>
+          </w:tcPr>
+          <w:p>
+            <w:r>
+              <w:rPr>
+                <w:rFonts w:ascii="Arial" w:cs="Arial" w:eastAsia="Arial" w:hAnsi="Arial"/>
+                <w:sz w:val="19"/>
+                <w:szCs w:val="19"/>
+              </w:rPr>
+              <w:t xml:space="preserve">Click Window</w:t>
+            </w:r>
+          </w:p>
+        </w:tc>
+        <w:tc>
+          <w:tcPr>
+            <w:tcW w:type="dxa" w:w="3740"/>
+            <w:tcMar>
+              <w:top w:type="dxa" w:w="60"/>
+              <w:left w:type="dxa" w:w="90"/>
+              <w:bottom w:type="dxa" w:w="60"/>
+              <w:right w:type="dxa" w:w="90"/>
+            </w:tcMar>
+          </w:tcPr>
+          <w:p>
+            <w:r>
+              <w:rPr>
+                <w:rFonts w:ascii="Arial" w:cs="Arial" w:eastAsia="Arial" w:hAnsi="Arial"/>
+                <w:sz w:val="19"/>
+                <w:szCs w:val="19"/>
+              </w:rPr>
+              <w:t xml:space="preserve">1, 3, 7 (the default), 14 or 30 days.</w:t>
+            </w:r>
+          </w:p>
+        </w:tc>
+        <w:tc>
+          <w:tcPr>
+            <w:tcW w:type="dxa" w:w="3740"/>
+            <w:tcMar>
+              <w:top w:type="dxa" w:w="60"/>
+              <w:left w:type="dxa" w:w="90"/>
+              <w:bottom w:type="dxa" w:w="60"/>
+              <w:right w:type="dxa" w:w="90"/>
+            </w:tcMar>
+          </w:tcPr>
+          <w:p>
+            <w:r>
+              <w:rPr>
+                <w:rFonts w:ascii="Arial" w:cs="Arial" w:eastAsia="Arial" w:hAnsi="Arial"/>
+                <w:sz w:val="19"/>
+                <w:szCs w:val="19"/>
+              </w:rPr>
+              <w:t xml:space="preserve">A click on a campaign's link takes the credit for an order the same person places within this time.</w:t>
+            </w:r>
+          </w:p>
+        </w:tc>
+      </w:tr>
+      <w:tr>
+        <w:tc>
+          <w:tcPr>
+            <w:tcW w:type="dxa" w:w="2600"/>
+            <w:tcMar>
+              <w:top w:type="dxa" w:w="60"/>
+              <w:left w:type="dxa" w:w="90"/>
+              <w:bottom w:type="dxa" w:w="60"/>
+              <w:right w:type="dxa" w:w="90"/>
+            </w:tcMar>
+          </w:tcPr>
+          <w:p>
+            <w:r>
+              <w:rPr>
+                <w:rFonts w:ascii="Arial" w:cs="Arial" w:eastAsia="Arial" w:hAnsi="Arial"/>
+                <w:sz w:val="19"/>
+                <w:szCs w:val="19"/>
+              </w:rPr>
+              <w:t xml:space="preserve">Open Window</w:t>
+            </w:r>
+          </w:p>
+        </w:tc>
+        <w:tc>
+          <w:tcPr>
+            <w:tcW w:type="dxa" w:w="3740"/>
+            <w:tcMar>
+              <w:top w:type="dxa" w:w="60"/>
+              <w:left w:type="dxa" w:w="90"/>
+              <w:bottom w:type="dxa" w:w="60"/>
+              <w:right w:type="dxa" w:w="90"/>
+            </w:tcMar>
+          </w:tcPr>
+          <w:p>
+            <w:r>
+              <w:rPr>
+                <w:rFonts w:ascii="Arial" w:cs="Arial" w:eastAsia="Arial" w:hAnsi="Arial"/>
+                <w:sz w:val="19"/>
+                <w:szCs w:val="19"/>
+              </w:rPr>
+              <w:t xml:space="preserve">Not counted, or 1 (the default), 2, 3 or 7 days.</w:t>
+            </w:r>
+          </w:p>
+        </w:tc>
+        <w:tc>
+          <w:tcPr>
+            <w:tcW w:type="dxa" w:w="3740"/>
+            <w:tcMar>
+              <w:top w:type="dxa" w:w="60"/>
+              <w:left w:type="dxa" w:w="90"/>
+              <w:bottom w:type="dxa" w:w="60"/>
+              <w:right w:type="dxa" w:w="90"/>
+            </w:tcMar>
+          </w:tcPr>
+          <w:p>
+            <w:r>
+              <w:rPr>
+                <w:rFonts w:ascii="Arial" w:cs="Arial" w:eastAsia="Arial" w:hAnsi="Arial"/>
+                <w:sz w:val="19"/>
+                <w:szCs w:val="19"/>
+              </w:rPr>
+              <w:t xml:space="preserve">With no click, an open of a marketing email takes the credit. Opens by security scanners and of e-receipts never count.</w:t>
+            </w:r>
+          </w:p>
+        </w:tc>
+      </w:tr>
+      <w:tr>
+        <w:tc>
+          <w:tcPr>
+            <w:tcW w:type="dxa" w:w="2600"/>
+            <w:tcMar>
+              <w:top w:type="dxa" w:w="60"/>
+              <w:left w:type="dxa" w:w="90"/>
+              <w:bottom w:type="dxa" w:w="60"/>
+              <w:right w:type="dxa" w:w="90"/>
+            </w:tcMar>
+          </w:tcPr>
+          <w:p>
+            <w:r>
+              <w:rPr>
+                <w:rFonts w:ascii="Arial" w:cs="Arial" w:eastAsia="Arial" w:hAnsi="Arial"/>
+                <w:sz w:val="19"/>
+                <w:szCs w:val="19"/>
+              </w:rPr>
+              <w:t xml:space="preserve">Text Window</w:t>
+            </w:r>
+          </w:p>
+        </w:tc>
+        <w:tc>
+          <w:tcPr>
+            <w:tcW w:type="dxa" w:w="3740"/>
+            <w:tcMar>
+              <w:top w:type="dxa" w:w="60"/>
+              <w:left w:type="dxa" w:w="90"/>
+              <w:bottom w:type="dxa" w:w="60"/>
+              <w:right w:type="dxa" w:w="90"/>
+            </w:tcMar>
+          </w:tcPr>
+          <w:p>
+            <w:r>
+              <w:rPr>
+                <w:rFonts w:ascii="Arial" w:cs="Arial" w:eastAsia="Arial" w:hAnsi="Arial"/>
+                <w:sz w:val="19"/>
+                <w:szCs w:val="19"/>
+              </w:rPr>
+              <w:t xml:space="preserve">Not counted, or 1 (the default), 2, 3 or 7 days.</w:t>
+            </w:r>
+          </w:p>
+        </w:tc>
+        <w:tc>
+          <w:tcPr>
+            <w:tcW w:type="dxa" w:w="3740"/>
+            <w:tcMar>
+              <w:top w:type="dxa" w:w="60"/>
+              <w:left w:type="dxa" w:w="90"/>
+              <w:bottom w:type="dxa" w:w="60"/>
+              <w:right w:type="dxa" w:w="90"/>
+            </w:tcMar>
+          </w:tcPr>
+          <w:p>
+            <w:r>
+              <w:rPr>
+                <w:rFonts w:ascii="Arial" w:cs="Arial" w:eastAsia="Arial" w:hAnsi="Arial"/>
+                <w:sz w:val="19"/>
+                <w:szCs w:val="19"/>
+              </w:rPr>
+              <w:t xml:space="preserve">With no click or open, a marketing text delivered to the person takes the credit. Text links are not tracked yet, so delivery stands in for a click.</w:t>
+            </w:r>
+          </w:p>
+        </w:tc>
+      </w:tr>
+      <w:tr>
+        <w:tc>
+          <w:tcPr>
+            <w:tcW w:type="dxa" w:w="2600"/>
+            <w:tcMar>
+              <w:top w:type="dxa" w:w="60"/>
+              <w:left w:type="dxa" w:w="90"/>
+              <w:bottom w:type="dxa" w:w="60"/>
+              <w:right w:type="dxa" w:w="90"/>
+            </w:tcMar>
+          </w:tcPr>
+          <w:p>
+            <w:r>
+              <w:rPr>
+                <w:rFonts w:ascii="Arial" w:cs="Arial" w:eastAsia="Arial" w:hAnsi="Arial"/>
+                <w:sz w:val="19"/>
+                <w:szCs w:val="19"/>
+              </w:rPr>
+              <w:t xml:space="preserve">Count Store Sales</w:t>
+            </w:r>
+          </w:p>
+        </w:tc>
+        <w:tc>
+          <w:tcPr>
+            <w:tcW w:type="dxa" w:w="3740"/>
+            <w:tcMar>
+              <w:top w:type="dxa" w:w="60"/>
+              <w:left w:type="dxa" w:w="90"/>
+              <w:bottom w:type="dxa" w:w="60"/>
+              <w:right w:type="dxa" w:w="90"/>
+            </w:tcMar>
+          </w:tcPr>
+          <w:p>
+            <w:r>
+              <w:rPr>
+                <w:rFonts w:ascii="Arial" w:cs="Arial" w:eastAsia="Arial" w:hAnsi="Arial"/>
+                <w:sz w:val="19"/>
+                <w:szCs w:val="19"/>
+              </w:rPr>
+              <w:t xml:space="preserve">Shown when the workspace has POS Receipts.</w:t>
+            </w:r>
+          </w:p>
+        </w:tc>
+        <w:tc>
+          <w:tcPr>
+            <w:tcW w:type="dxa" w:w="3740"/>
+            <w:tcMar>
+              <w:top w:type="dxa" w:w="60"/>
+              <w:left w:type="dxa" w:w="90"/>
+              <w:bottom w:type="dxa" w:w="60"/>
+              <w:right w:type="dxa" w:w="90"/>
+            </w:tcMar>
+          </w:tcPr>
+          <w:p>
+            <w:r>
+              <w:rPr>
+                <w:rFonts w:ascii="Arial" w:cs="Arial" w:eastAsia="Arial" w:hAnsi="Arial"/>
+                <w:sz w:val="19"/>
+                <w:szCs w:val="19"/>
+              </w:rPr>
+              <w:t xml:space="preserve">Every transaction the point of sale posts also becomes an order: the amount without tax and shipping, the customer, the store and its promotion codes. A return becomes a refund of its sale. Employee sales are left out. Off, nothing about a transaction is kept.</w:t>
+            </w:r>
+          </w:p>
+        </w:tc>
+      </w:tr>
+      <w:tr>
+        <w:tc>
+          <w:tcPr>
+            <w:tcW w:type="dxa" w:w="2600"/>
+            <w:tcMar>
+              <w:top w:type="dxa" w:w="60"/>
+              <w:left w:type="dxa" w:w="90"/>
+              <w:bottom w:type="dxa" w:w="60"/>
+              <w:right w:type="dxa" w:w="90"/>
+            </w:tcMar>
+          </w:tcPr>
+          <w:p>
+            <w:r>
+              <w:rPr>
+                <w:rFonts w:ascii="Arial" w:cs="Arial" w:eastAsia="Arial" w:hAnsi="Arial"/>
+                <w:sz w:val="19"/>
+                <w:szCs w:val="19"/>
+              </w:rPr>
+              <w:t xml:space="preserve">Send Costs</w:t>
+            </w:r>
+          </w:p>
+        </w:tc>
+        <w:tc>
+          <w:tcPr>
+            <w:tcW w:type="dxa" w:w="3740"/>
+            <w:tcMar>
+              <w:top w:type="dxa" w:w="60"/>
+              <w:left w:type="dxa" w:w="90"/>
+              <w:bottom w:type="dxa" w:w="60"/>
+              <w:right w:type="dxa" w:w="90"/>
+            </w:tcMar>
+          </w:tcPr>
+          <w:p>
+            <w:r>
+              <w:rPr>
+                <w:rFonts w:ascii="Arial" w:cs="Arial" w:eastAsia="Arial" w:hAnsi="Arial"/>
+                <w:sz w:val="19"/>
+                <w:szCs w:val="19"/>
+              </w:rPr>
+              <w:t xml:space="preserve">What 1,000 delivered emails and 1,000 delivered texts cost.</w:t>
+            </w:r>
+          </w:p>
+        </w:tc>
+        <w:tc>
+          <w:tcPr>
+            <w:tcW w:type="dxa" w:w="3740"/>
+            <w:tcMar>
+              <w:top w:type="dxa" w:w="60"/>
+              <w:left w:type="dxa" w:w="90"/>
+              <w:bottom w:type="dxa" w:w="60"/>
+              <w:right w:type="dxa" w:w="90"/>
+            </w:tcMar>
+          </w:tcPr>
+          <w:p>
+            <w:r>
+              <w:rPr>
+                <w:rFonts w:ascii="Arial" w:cs="Arial" w:eastAsia="Arial" w:hAnsi="Arial"/>
+                <w:sz w:val="19"/>
+                <w:szCs w:val="19"/>
+              </w:rPr>
+              <w:t xml:space="preserve">A campaign's cost becomes its delivered messages at these rates plus its offer cost; ROI, contribution and cost per conversion follow. Left empty, ROI uses each campaign's planned cost.</w:t>
+            </w:r>
+          </w:p>
+        </w:tc>
+      </w:tr>
+      <w:tr>
+        <w:tc>
+          <w:tcPr>
+            <w:tcW w:type="dxa" w:w="2600"/>
+            <w:tcMar>
+              <w:top w:type="dxa" w:w="60"/>
+              <w:left w:type="dxa" w:w="90"/>
+              <w:bottom w:type="dxa" w:w="60"/>
+              <w:right w:type="dxa" w:w="90"/>
+            </w:tcMar>
+          </w:tcPr>
+          <w:p>
+            <w:r>
+              <w:rPr>
+                <w:rFonts w:ascii="Arial" w:cs="Arial" w:eastAsia="Arial" w:hAnsi="Arial"/>
+                <w:sz w:val="19"/>
+                <w:szCs w:val="19"/>
+              </w:rPr>
+              <w:t xml:space="preserve">Last 30 Days</w:t>
+            </w:r>
+          </w:p>
+        </w:tc>
+        <w:tc>
+          <w:tcPr>
+            <w:tcW w:type="dxa" w:w="3740"/>
+            <w:tcMar>
+              <w:top w:type="dxa" w:w="60"/>
+              <w:left w:type="dxa" w:w="90"/>
+              <w:bottom w:type="dxa" w:w="60"/>
+              <w:right w:type="dxa" w:w="90"/>
+            </w:tcMar>
+          </w:tcPr>
+          <w:p>
+            <w:r>
+              <w:rPr>
+                <w:rFonts w:ascii="Arial" w:cs="Arial" w:eastAsia="Arial" w:hAnsi="Arial"/>
+                <w:sz w:val="19"/>
+                <w:szCs w:val="19"/>
+              </w:rPr>
+              <w:t xml:space="preserve">Orders, revenue net of refunds, the revenue credited and the share of orders credited, orders not credited and waiting, credit by campaign code, click, open and text, and the top five campaigns.</w:t>
+            </w:r>
+          </w:p>
+        </w:tc>
+        <w:tc>
+          <w:tcPr>
+            <w:tcW w:type="dxa" w:w="3740"/>
+            <w:tcMar>
+              <w:top w:type="dxa" w:w="60"/>
+              <w:left w:type="dxa" w:w="90"/>
+              <w:bottom w:type="dxa" w:w="60"/>
+              <w:right w:type="dxa" w:w="90"/>
+            </w:tcMar>
+          </w:tcPr>
+          <w:p/>
+        </w:tc>
+      </w:tr>
+      <w:tr>
+        <w:tc>
+          <w:tcPr>
+            <w:tcW w:type="dxa" w:w="2600"/>
+            <w:tcMar>
+              <w:top w:type="dxa" w:w="60"/>
+              <w:left w:type="dxa" w:w="90"/>
+              <w:bottom w:type="dxa" w:w="60"/>
+              <w:right w:type="dxa" w:w="90"/>
+            </w:tcMar>
+          </w:tcPr>
+          <w:p>
+            <w:r>
+              <w:rPr>
+                <w:rFonts w:ascii="Arial" w:cs="Arial" w:eastAsia="Arial" w:hAnsi="Arial"/>
+                <w:sz w:val="19"/>
+                <w:szCs w:val="19"/>
+              </w:rPr>
+              <w:t xml:space="preserve">Recalculate</w:t>
+            </w:r>
+          </w:p>
+        </w:tc>
+        <w:tc>
+          <w:tcPr>
+            <w:tcW w:type="dxa" w:w="3740"/>
+            <w:tcMar>
+              <w:top w:type="dxa" w:w="60"/>
+              <w:left w:type="dxa" w:w="90"/>
+              <w:bottom w:type="dxa" w:w="60"/>
+              <w:right w:type="dxa" w:w="90"/>
+            </w:tcMar>
+          </w:tcPr>
+          <w:p>
+            <w:r>
+              <w:rPr>
+                <w:rFonts w:ascii="Arial" w:cs="Arial" w:eastAsia="Arial" w:hAnsi="Arial"/>
+                <w:sz w:val="19"/>
+                <w:szCs w:val="19"/>
+              </w:rPr>
+              <w:t xml:space="preserve">Judges the last 400 days of orders again under the current windows and rewrites every campaign's figures.</w:t>
+            </w:r>
+          </w:p>
+        </w:tc>
+        <w:tc>
+          <w:tcPr>
+            <w:tcW w:type="dxa" w:w="3740"/>
+            <w:tcMar>
+              <w:top w:type="dxa" w:w="60"/>
+              <w:left w:type="dxa" w:w="90"/>
+              <w:bottom w:type="dxa" w:w="60"/>
+              <w:right w:type="dxa" w:w="90"/>
+            </w:tcMar>
+          </w:tcPr>
+          <w:p>
+            <w:r>
+              <w:rPr>
+                <w:rFonts w:ascii="Arial" w:cs="Arial" w:eastAsia="Arial" w:hAnsi="Arial"/>
+                <w:sz w:val="19"/>
+                <w:szCs w:val="19"/>
+              </w:rPr>
+              <w:t xml:space="preserve">Use it after changing a window.</w:t>
+            </w:r>
+          </w:p>
+        </w:tc>
+      </w:tr>
+      <w:tr>
+        <w:tc>
+          <w:tcPr>
+            <w:tcW w:type="dxa" w:w="2600"/>
+            <w:tcMar>
+              <w:top w:type="dxa" w:w="60"/>
+              <w:left w:type="dxa" w:w="90"/>
+              <w:bottom w:type="dxa" w:w="60"/>
+              <w:right w:type="dxa" w:w="90"/>
+            </w:tcMar>
+          </w:tcPr>
+          <w:p>
+            <w:r>
+              <w:rPr>
+                <w:rFonts w:ascii="Arial" w:cs="Arial" w:eastAsia="Arial" w:hAnsi="Arial"/>
+                <w:sz w:val="19"/>
+                <w:szCs w:val="19"/>
+              </w:rPr>
+              <w:t xml:space="preserve">Send Orders from the Shop</w:t>
+            </w:r>
+          </w:p>
+        </w:tc>
+        <w:tc>
+          <w:tcPr>
+            <w:tcW w:type="dxa" w:w="3740"/>
+            <w:tcMar>
+              <w:top w:type="dxa" w:w="60"/>
+              <w:left w:type="dxa" w:w="90"/>
+              <w:bottom w:type="dxa" w:w="60"/>
+              <w:right w:type="dxa" w:w="90"/>
+            </w:tcMar>
+          </w:tcPr>
+          <w:p>
+            <w:r>
+              <w:rPr>
+                <w:rFonts w:ascii="Arial" w:cs="Arial" w:eastAsia="Arial" w:hAnsi="Arial"/>
+                <w:sz w:val="19"/>
+                <w:szCs w:val="19"/>
+              </w:rPr>
+              <w:t xml:space="preserve">The endpoint, the headers, the key's scope and one order as an example.</w:t>
+            </w:r>
+          </w:p>
+        </w:tc>
+        <w:tc>
+          <w:tcPr>
+            <w:tcW w:type="dxa" w:w="3740"/>
+            <w:tcMar>
+              <w:top w:type="dxa" w:w="60"/>
+              <w:left w:type="dxa" w:w="90"/>
+              <w:bottom w:type="dxa" w:w="60"/>
+              <w:right w:type="dxa" w:w="90"/>
+            </w:tcMar>
+          </w:tcPr>
+          <w:p/>
+        </w:tc>
+      </w:tr>
+      <w:tr>
+        <w:tc>
+          <w:tcPr>
+            <w:tcW w:type="dxa" w:w="2600"/>
+            <w:tcMar>
+              <w:top w:type="dxa" w:w="60"/>
+              <w:left w:type="dxa" w:w="90"/>
+              <w:bottom w:type="dxa" w:w="60"/>
+              <w:right w:type="dxa" w:w="90"/>
+            </w:tcMar>
+          </w:tcPr>
+          <w:p>
+            <w:r>
+              <w:rPr>
+                <w:rFonts w:ascii="Arial" w:cs="Arial" w:eastAsia="Arial" w:hAnsi="Arial"/>
+                <w:sz w:val="19"/>
+                <w:szCs w:val="19"/>
+              </w:rPr>
+              <w:t xml:space="preserve">Latest Orders</w:t>
+            </w:r>
+          </w:p>
+        </w:tc>
+        <w:tc>
+          <w:tcPr>
+            <w:tcW w:type="dxa" w:w="3740"/>
+            <w:tcMar>
+              <w:top w:type="dxa" w:w="60"/>
+              <w:left w:type="dxa" w:w="90"/>
+              <w:bottom w:type="dxa" w:w="60"/>
+              <w:right w:type="dxa" w:w="90"/>
+            </w:tcMar>
+          </w:tcPr>
+          <w:p>
+            <w:r>
+              <w:rPr>
+                <w:rFonts w:ascii="Arial" w:cs="Arial" w:eastAsia="Arial" w:hAnsi="Arial"/>
+                <w:sz w:val="19"/>
+                <w:szCs w:val="19"/>
+              </w:rPr>
+              <w:t xml:space="preserve">The newest 50 orders: when, the order, the amount, and the campaign credited with how (or why none). Filter by Credited, Not Credited or Waiting; search by order, email or campaign.</w:t>
+            </w:r>
+          </w:p>
+        </w:tc>
+        <w:tc>
+          <w:tcPr>
+            <w:tcW w:type="dxa" w:w="3740"/>
+            <w:tcMar>
+              <w:top w:type="dxa" w:w="60"/>
+              <w:left w:type="dxa" w:w="90"/>
+              <w:bottom w:type="dxa" w:w="60"/>
+              <w:right w:type="dxa" w:w="90"/>
+            </w:tcMar>
+          </w:tcPr>
+          <w:p/>
+        </w:tc>
+      </w:tr>
+    </w:tbl>
+    <w:p>
+      <w:pPr>
+        <w:spacing w:after="120"/>
+      </w:pPr>
+    </w:p>
+    <w:p>
+      <w:pPr>
+        <w:pStyle w:val="Heading2"/>
+        <w:spacing w:after="120" w:before="240"/>
+      </w:pPr>
+      <w:r>
+        <w:rPr>
+          <w:rFonts w:ascii="Arial" w:cs="Arial" w:eastAsia="Arial" w:hAnsi="Arial"/>
+        </w:rPr>
+        <w:t xml:space="preserve">How to</w:t>
+      </w:r>
+    </w:p>
+    <w:p>
+      <w:pPr>
+        <w:spacing w:after="120"/>
+      </w:pPr>
+      <w:r>
+        <w:rPr>
+          <w:rFonts w:ascii="Arial" w:cs="Arial" w:eastAsia="Arial" w:hAnsi="Arial"/>
+          <w:b/>
+          <w:bCs/>
+          <w:sz w:val="21"/>
+          <w:szCs w:val="21"/>
+        </w:rPr>
+        <w:t xml:space="preserve">Turn attribution on.</w:t>
+      </w:r>
+    </w:p>
+    <w:p>
+      <w:pPr>
+        <w:pStyle w:val="ListParagraph"/>
+        <w:numPr>
+          <w:ilvl w:val="0"/>
+          <w:numId w:val="3"/>
+        </w:numPr>
+        <w:spacing w:after="60"/>
+      </w:pPr>
+      <w:r>
+        <w:rPr>
+          <w:rFonts w:ascii="Arial" w:cs="Arial" w:eastAsia="Arial" w:hAnsi="Arial"/>
+          <w:sz w:val="21"/>
+          <w:szCs w:val="21"/>
+        </w:rPr>
+        <w:t xml:space="preserve">Settings → API Keys → New Key, with the scope </w:t>
+      </w:r>
+      <w:r>
+        <w:rPr>
+          <w:rFonts w:ascii="Consolas" w:cs="Consolas" w:eastAsia="Consolas" w:hAnsi="Consolas"/>
+          <w:sz w:val="21"/>
+          <w:szCs w:val="21"/>
+        </w:rPr>
+        <w:t xml:space="preserve">orders:ingest</w:t>
+      </w:r>
+      <w:r>
+        <w:rPr>
+          <w:rFonts w:ascii="Arial" w:cs="Arial" w:eastAsia="Arial" w:hAnsi="Arial"/>
+          <w:sz w:val="21"/>
+          <w:szCs w:val="21"/>
+        </w:rPr>
+        <w:t xml:space="preserve">. Copy the key; it is shown once.</w:t>
+      </w:r>
+    </w:p>
+    <w:p>
+      <w:pPr>
+        <w:pStyle w:val="ListParagraph"/>
+        <w:numPr>
+          <w:ilvl w:val="0"/>
+          <w:numId w:val="3"/>
+        </w:numPr>
+        <w:spacing w:after="60"/>
+      </w:pPr>
+      <w:r>
+        <w:rPr>
+          <w:rFonts w:ascii="Arial" w:cs="Arial" w:eastAsia="Arial" w:hAnsi="Arial"/>
+          <w:sz w:val="21"/>
+          <w:szCs w:val="21"/>
+        </w:rPr>
+        <w:t xml:space="preserve">Settings → Attribution → switch Attribution on.</w:t>
+      </w:r>
+    </w:p>
+    <w:p>
+      <w:pPr>
+        <w:pStyle w:val="ListParagraph"/>
+        <w:numPr>
+          <w:ilvl w:val="0"/>
+          <w:numId w:val="3"/>
+        </w:numPr>
+        <w:spacing w:after="60"/>
+      </w:pPr>
+      <w:r>
+        <w:rPr>
+          <w:rFonts w:ascii="Arial" w:cs="Arial" w:eastAsia="Arial" w:hAnsi="Arial"/>
+          <w:sz w:val="21"/>
+          <w:szCs w:val="21"/>
+        </w:rPr>
+        <w:t xml:space="preserve">Give the shop's developer the endpoint, the key and the example from Send Orders from the Shop. Each order needs </w:t>
+      </w:r>
+      <w:r>
+        <w:rPr>
+          <w:rFonts w:ascii="Consolas" w:cs="Consolas" w:eastAsia="Consolas" w:hAnsi="Consolas"/>
+          <w:sz w:val="21"/>
+          <w:szCs w:val="21"/>
+        </w:rPr>
+        <w:t xml:space="preserve">order_id</w:t>
+      </w:r>
+      <w:r>
+        <w:rPr>
+          <w:rFonts w:ascii="Arial" w:cs="Arial" w:eastAsia="Arial" w:hAnsi="Arial"/>
+          <w:sz w:val="21"/>
+          <w:szCs w:val="21"/>
+        </w:rPr>
+        <w:t xml:space="preserve"> and </w:t>
+      </w:r>
+      <w:r>
+        <w:rPr>
+          <w:rFonts w:ascii="Consolas" w:cs="Consolas" w:eastAsia="Consolas" w:hAnsi="Consolas"/>
+          <w:sz w:val="21"/>
+          <w:szCs w:val="21"/>
+        </w:rPr>
+        <w:t xml:space="preserve">amount</w:t>
+      </w:r>
+      <w:r>
+        <w:rPr>
+          <w:rFonts w:ascii="Arial" w:cs="Arial" w:eastAsia="Arial" w:hAnsi="Arial"/>
+          <w:sz w:val="21"/>
+          <w:szCs w:val="21"/>
+        </w:rPr>
+        <w:t xml:space="preserve"> and names the person by </w:t>
+      </w:r>
+      <w:r>
+        <w:rPr>
+          <w:rFonts w:ascii="Consolas" w:cs="Consolas" w:eastAsia="Consolas" w:hAnsi="Consolas"/>
+          <w:sz w:val="21"/>
+          <w:szCs w:val="21"/>
+        </w:rPr>
+        <w:t xml:space="preserve">party_id</w:t>
+      </w:r>
+      <w:r>
+        <w:rPr>
+          <w:rFonts w:ascii="Arial" w:cs="Arial" w:eastAsia="Arial" w:hAnsi="Arial"/>
+          <w:sz w:val="21"/>
+          <w:szCs w:val="21"/>
+        </w:rPr>
+        <w:t xml:space="preserve">, </w:t>
+      </w:r>
+      <w:r>
+        <w:rPr>
+          <w:rFonts w:ascii="Consolas" w:cs="Consolas" w:eastAsia="Consolas" w:hAnsi="Consolas"/>
+          <w:sz w:val="21"/>
+          <w:szCs w:val="21"/>
+        </w:rPr>
+        <w:t xml:space="preserve">email</w:t>
+      </w:r>
+      <w:r>
+        <w:rPr>
+          <w:rFonts w:ascii="Arial" w:cs="Arial" w:eastAsia="Arial" w:hAnsi="Arial"/>
+          <w:sz w:val="21"/>
+          <w:szCs w:val="21"/>
+        </w:rPr>
+        <w:t xml:space="preserve"> or </w:t>
+      </w:r>
+      <w:r>
+        <w:rPr>
+          <w:rFonts w:ascii="Consolas" w:cs="Consolas" w:eastAsia="Consolas" w:hAnsi="Consolas"/>
+          <w:sz w:val="21"/>
+          <w:szCs w:val="21"/>
+        </w:rPr>
+        <w:t xml:space="preserve">phone</w:t>
+      </w:r>
+      <w:r>
+        <w:rPr>
+          <w:rFonts w:ascii="Arial" w:cs="Arial" w:eastAsia="Arial" w:hAnsi="Arial"/>
+          <w:sz w:val="21"/>
+          <w:szCs w:val="21"/>
+        </w:rPr>
+        <w:t xml:space="preserve">.</w:t>
+      </w:r>
+    </w:p>
+    <w:p>
+      <w:pPr>
+        <w:pStyle w:val="ListParagraph"/>
+        <w:numPr>
+          <w:ilvl w:val="0"/>
+          <w:numId w:val="3"/>
+        </w:numPr>
+        <w:spacing w:after="60"/>
+      </w:pPr>
+      <w:r>
+        <w:rPr>
+          <w:rFonts w:ascii="Arial" w:cs="Arial" w:eastAsia="Arial" w:hAnsi="Arial"/>
+          <w:sz w:val="21"/>
+          <w:szCs w:val="21"/>
+        </w:rPr>
+        <w:t xml:space="preserve">The first orders appear in Latest Orders within a minute; Home shows revenue within five.</w:t>
+      </w:r>
+    </w:p>
+    <w:p>
+      <w:pPr>
+        <w:spacing w:after="120"/>
+      </w:pPr>
+      <w:r>
+        <w:rPr>
+          <w:rFonts w:ascii="Arial" w:cs="Arial" w:eastAsia="Arial" w:hAnsi="Arial"/>
+          <w:b/>
+          <w:bCs/>
+          <w:sz w:val="21"/>
+          <w:szCs w:val="21"/>
+        </w:rPr>
+        <w:t xml:space="preserve">Credit a promotion outright.</w:t>
+      </w:r>
+      <w:r>
+        <w:rPr>
+          <w:rFonts w:ascii="Arial" w:cs="Arial" w:eastAsia="Arial" w:hAnsi="Arial"/>
+          <w:sz w:val="21"/>
+          <w:szCs w:val="21"/>
+        </w:rPr>
+        <w:t xml:space="preserve"> Give the campaign's code (on the campaign's page, for example CMP-2026-0042) to the shop as the coupon, or have the shop send it as </w:t>
+      </w:r>
+      <w:r>
+        <w:rPr>
+          <w:rFonts w:ascii="Consolas" w:cs="Consolas" w:eastAsia="Consolas" w:hAnsi="Consolas"/>
+          <w:sz w:val="21"/>
+          <w:szCs w:val="21"/>
+        </w:rPr>
+        <w:t xml:space="preserve">campaign_code</w:t>
+      </w:r>
+      <w:r>
+        <w:rPr>
+          <w:rFonts w:ascii="Arial" w:cs="Arial" w:eastAsia="Arial" w:hAnsi="Arial"/>
+          <w:sz w:val="21"/>
+          <w:szCs w:val="21"/>
+        </w:rPr>
+        <w:t xml:space="preserve">. An order carrying it is credited to that campaign whatever the person clicked.</w:t>
+      </w:r>
+    </w:p>
+    <w:p>
+      <w:pPr>
+        <w:spacing w:after="120"/>
+      </w:pPr>
+      <w:r>
+        <w:rPr>
+          <w:rFonts w:ascii="Arial" w:cs="Arial" w:eastAsia="Arial" w:hAnsi="Arial"/>
+          <w:b/>
+          <w:bCs/>
+          <w:sz w:val="21"/>
+          <w:szCs w:val="21"/>
+        </w:rPr>
+        <w:t xml:space="preserve">Find out why an order earned nothing.</w:t>
+      </w:r>
+      <w:r>
+        <w:rPr>
+          <w:rFonts w:ascii="Arial" w:cs="Arial" w:eastAsia="Arial" w:hAnsi="Arial"/>
+          <w:sz w:val="21"/>
+          <w:szCs w:val="21"/>
+        </w:rPr>
+        <w:t xml:space="preserve"> Latest Orders → State: Not Credited. The reason is under each order: no person CEP knows, no click, open or text in the windows, or a refund whose order was not credited.</w:t>
+      </w:r>
+    </w:p>
+    <w:p>
+      <w:pPr>
+        <w:pStyle w:val="Heading2"/>
+        <w:spacing w:after="120" w:before="240"/>
+      </w:pPr>
+      <w:r>
+        <w:rPr>
+          <w:rFonts w:ascii="Arial" w:cs="Arial" w:eastAsia="Arial" w:hAnsi="Arial"/>
+        </w:rPr>
+        <w:t xml:space="preserve">What happens behind the scenes</w:t>
+      </w:r>
+    </w:p>
+    <w:p>
+      <w:pPr>
+        <w:spacing w:after="120"/>
+      </w:pPr>
+      <w:r>
+        <w:rPr>
+          <w:rFonts w:ascii="Arial" w:cs="Arial" w:eastAsia="Arial" w:hAnsi="Arial"/>
+          <w:sz w:val="21"/>
+          <w:szCs w:val="21"/>
+        </w:rPr>
+        <w:t xml:space="preserve">The shop posts orders to </w:t>
+      </w:r>
+      <w:r>
+        <w:rPr>
+          <w:rFonts w:ascii="Consolas" w:cs="Consolas" w:eastAsia="Consolas" w:hAnsi="Consolas"/>
+          <w:sz w:val="21"/>
+          <w:szCs w:val="21"/>
+        </w:rPr>
+        <w:t xml:space="preserve">POST /api/v1/orders/</w:t>
+      </w:r>
+      <w:r>
+        <w:rPr>
+          <w:rFonts w:ascii="Arial" w:cs="Arial" w:eastAsia="Arial" w:hAnsi="Arial"/>
+          <w:sz w:val="21"/>
+          <w:szCs w:val="21"/>
+        </w:rPr>
+        <w:t xml:space="preserve">, one at a time or up to 500 as </w:t>
+      </w:r>
+      <w:r>
+        <w:rPr>
+          <w:rFonts w:ascii="Consolas" w:cs="Consolas" w:eastAsia="Consolas" w:hAnsi="Consolas"/>
+          <w:sz w:val="21"/>
+          <w:szCs w:val="21"/>
+        </w:rPr>
+        <w:t xml:space="preserve">{"orders": [...]}</w:t>
+      </w:r>
+      <w:r>
+        <w:rPr>
+          <w:rFonts w:ascii="Arial" w:cs="Arial" w:eastAsia="Arial" w:hAnsi="Arial"/>
+          <w:sz w:val="21"/>
+          <w:szCs w:val="21"/>
+        </w:rPr>
+        <w:t xml:space="preserve">. An order sent twice counts once. Every call is in Settings → Integrations' call log.</w:t>
+      </w:r>
+    </w:p>
+    <w:p>
+      <w:pPr>
+        <w:spacing w:after="120"/>
+      </w:pPr>
+      <w:r>
+        <w:rPr>
+          <w:rFonts w:ascii="Arial" w:cs="Arial" w:eastAsia="Arial" w:hAnsi="Arial"/>
+          <w:sz w:val="21"/>
+          <w:szCs w:val="21"/>
+        </w:rPr>
+        <w:t xml:space="preserve">The attribute-orders job runs every five minutes. It waits a minute after an order arrives, so a click still on its way from the sending engine is counted. It then finds the person: the customer id, or whoever CEP emailed at the address or texted at the number in the last 120 days. Credit goes, in this order, to a campaign named by code, the latest click within the click window, the latest open within the open window, then the latest text within the text window. One campaign gets the whole amount (last touch). A refund follows its original order and reduces that campaign's revenue.</w:t>
+      </w:r>
+    </w:p>
+    <w:p>
+      <w:pPr>
+        <w:spacing w:after="120"/>
+      </w:pPr>
+      <w:r>
+        <w:rPr>
+          <w:rFonts w:ascii="Arial" w:cs="Arial" w:eastAsia="Arial" w:hAnsi="Arial"/>
+          <w:sz w:val="21"/>
+          <w:szCs w:val="21"/>
+        </w:rPr>
+        <w:t xml:space="preserve">The job then writes each campaign's actuals: revenue net of refunds, orders, buyers (distinct people, plus orders without a person), delivery cost, contribution (revenue minus cost), ROI (revenue over cost), revenue per delivered message and cost per buyer.</w:t>
+      </w:r>
+    </w:p>
+    <w:p>
+      <w:pPr>
+        <w:pStyle w:val="Heading2"/>
+        <w:spacing w:after="120" w:before="240"/>
+      </w:pPr>
+      <w:r>
+        <w:rPr>
+          <w:rFonts w:ascii="Arial" w:cs="Arial" w:eastAsia="Arial" w:hAnsi="Arial"/>
+        </w:rPr>
+        <w:t xml:space="preserve">Things to know</w:t>
+      </w:r>
+    </w:p>
+    <w:p>
+      <w:pPr>
+        <w:pStyle w:val="ListParagraph"/>
+        <w:numPr>
+          <w:ilvl w:val="0"/>
+          <w:numId w:val="2"/>
+        </w:numPr>
+        <w:spacing w:after="60"/>
+      </w:pPr>
+      <w:r>
+        <w:rPr>
+          <w:rFonts w:ascii="Arial" w:cs="Arial" w:eastAsia="Arial" w:hAnsi="Arial"/>
+          <w:sz w:val="21"/>
+          <w:szCs w:val="21"/>
+        </w:rPr>
+        <w:t xml:space="preserve">Last touch is easy to explain and to check against the shop, but it gives no credit to the campaigns earlier in a person's path.</w:t>
+      </w:r>
+    </w:p>
+    <w:p>
+      <w:pPr>
+        <w:pStyle w:val="ListParagraph"/>
+        <w:numPr>
+          <w:ilvl w:val="0"/>
+          <w:numId w:val="2"/>
+        </w:numPr>
+        <w:spacing w:after="60"/>
+      </w:pPr>
+      <w:r>
+        <w:rPr>
+          <w:rFonts w:ascii="Arial" w:cs="Arial" w:eastAsia="Arial" w:hAnsi="Arial"/>
+          <w:sz w:val="21"/>
+          <w:szCs w:val="21"/>
+        </w:rPr>
+        <w:t xml:space="preserve">Revenue counts on the campaign whenever the order happens, so a campaign's figures grow for as long as its clicks are in the window.</w:t>
+      </w:r>
+    </w:p>
+    <w:p>
+      <w:pPr>
+        <w:pStyle w:val="ListParagraph"/>
+        <w:numPr>
+          <w:ilvl w:val="0"/>
+          <w:numId w:val="2"/>
+        </w:numPr>
+        <w:spacing w:after="60"/>
+      </w:pPr>
+      <w:r>
+        <w:rPr>
+          <w:rFonts w:ascii="Arial" w:cs="Arial" w:eastAsia="Arial" w:hAnsi="Arial"/>
+          <w:sz w:val="21"/>
+          <w:szCs w:val="21"/>
+        </w:rPr>
+        <w:t xml:space="preserve">CEP keeps the amount, the person, the store and the codes of an order, not its items or payment.</w:t>
+      </w:r>
+    </w:p>
+    <w:p>
+      <w:pPr>
+        <w:pStyle w:val="ListParagraph"/>
+        <w:numPr>
+          <w:ilvl w:val="0"/>
+          <w:numId w:val="2"/>
+        </w:numPr>
+        <w:spacing w:after="60"/>
+      </w:pPr>
+      <w:r>
+        <w:rPr>
+          <w:rFonts w:ascii="Arial" w:cs="Arial" w:eastAsia="Arial" w:hAnsi="Arial"/>
+          <w:sz w:val="21"/>
+          <w:szCs w:val="21"/>
+        </w:rPr>
+        <w:t xml:space="preserve">Changing a window applies to new orders. Recalculate applies it to the past.</w:t>
       </w:r>
     </w:p>
     <w:sectPr>

--- a/docs/manuals/CEP_User_Guide.docx
+++ b/docs/manuals/CEP_User_Guide.docx
@@ -39,7 +39,7 @@
           <w:sz w:val="20"/>
           <w:szCs w:val="20"/>
         </w:rPr>
-        <w:t xml:space="preserve">Built 2026-10-04 from docs/manuals/user-guide</w:t>
+        <w:t xml:space="preserve">Built 2026-10-05 from docs/manuals/user-guide</w:t>
       </w:r>
     </w:p>
     <w:p>
@@ -2506,6 +2506,300 @@
           <w:szCs w:val="20"/>
         </w:rPr>
         <w:t xml:space="preserve">The fields and controls</w:t>
+      </w:r>
+    </w:p>
+    <w:p>
+      <w:pPr>
+        <w:spacing w:after="40"/>
+        <w:ind w:left="400"/>
+      </w:pPr>
+      <w:r>
+        <w:rPr>
+          <w:rFonts w:ascii="Arial" w:cs="Arial" w:eastAsia="Arial" w:hAnsi="Arial"/>
+          <w:sz w:val="20"/>
+          <w:szCs w:val="20"/>
+        </w:rPr>
+        <w:t xml:space="preserve">How to</w:t>
+      </w:r>
+    </w:p>
+    <w:p>
+      <w:pPr>
+        <w:spacing w:after="40"/>
+        <w:ind w:left="400"/>
+      </w:pPr>
+      <w:r>
+        <w:rPr>
+          <w:rFonts w:ascii="Arial" w:cs="Arial" w:eastAsia="Arial" w:hAnsi="Arial"/>
+          <w:sz w:val="20"/>
+          <w:szCs w:val="20"/>
+        </w:rPr>
+        <w:t xml:space="preserve">What happens behind the scenes</w:t>
+      </w:r>
+    </w:p>
+    <w:p>
+      <w:pPr>
+        <w:spacing w:after="40"/>
+        <w:ind w:left="400"/>
+      </w:pPr>
+      <w:r>
+        <w:rPr>
+          <w:rFonts w:ascii="Arial" w:cs="Arial" w:eastAsia="Arial" w:hAnsi="Arial"/>
+          <w:sz w:val="20"/>
+          <w:szCs w:val="20"/>
+        </w:rPr>
+        <w:t xml:space="preserve">Things to know</w:t>
+      </w:r>
+    </w:p>
+    <w:p>
+      <w:pPr>
+        <w:spacing w:after="40"/>
+        <w:ind w:left="0"/>
+      </w:pPr>
+      <w:r>
+        <w:rPr>
+          <w:rFonts w:ascii="Arial" w:cs="Arial" w:eastAsia="Arial" w:hAnsi="Arial"/>
+          <w:sz w:val="22"/>
+          <w:szCs w:val="22"/>
+        </w:rPr>
+        <w:t xml:space="preserve">Journeys</w:t>
+      </w:r>
+    </w:p>
+    <w:p>
+      <w:pPr>
+        <w:spacing w:after="40"/>
+        <w:ind w:left="400"/>
+      </w:pPr>
+      <w:r>
+        <w:rPr>
+          <w:rFonts w:ascii="Arial" w:cs="Arial" w:eastAsia="Arial" w:hAnsi="Arial"/>
+          <w:sz w:val="20"/>
+          <w:szCs w:val="20"/>
+        </w:rPr>
+        <w:t xml:space="preserve">What this page is for</w:t>
+      </w:r>
+    </w:p>
+    <w:p>
+      <w:pPr>
+        <w:spacing w:after="40"/>
+        <w:ind w:left="400"/>
+      </w:pPr>
+      <w:r>
+        <w:rPr>
+          <w:rFonts w:ascii="Arial" w:cs="Arial" w:eastAsia="Arial" w:hAnsi="Arial"/>
+          <w:sz w:val="20"/>
+          <w:szCs w:val="20"/>
+        </w:rPr>
+        <w:t xml:space="preserve">Who can use it</w:t>
+      </w:r>
+    </w:p>
+    <w:p>
+      <w:pPr>
+        <w:spacing w:after="40"/>
+        <w:ind w:left="400"/>
+      </w:pPr>
+      <w:r>
+        <w:rPr>
+          <w:rFonts w:ascii="Arial" w:cs="Arial" w:eastAsia="Arial" w:hAnsi="Arial"/>
+          <w:sz w:val="20"/>
+          <w:szCs w:val="20"/>
+        </w:rPr>
+        <w:t xml:space="preserve">Before the first journey</w:t>
+      </w:r>
+    </w:p>
+    <w:p>
+      <w:pPr>
+        <w:spacing w:after="40"/>
+        <w:ind w:left="400"/>
+      </w:pPr>
+      <w:r>
+        <w:rPr>
+          <w:rFonts w:ascii="Arial" w:cs="Arial" w:eastAsia="Arial" w:hAnsi="Arial"/>
+          <w:sz w:val="20"/>
+          <w:szCs w:val="20"/>
+        </w:rPr>
+        <w:t xml:space="preserve">The statuses</w:t>
+      </w:r>
+    </w:p>
+    <w:p>
+      <w:pPr>
+        <w:spacing w:after="40"/>
+        <w:ind w:left="400"/>
+      </w:pPr>
+      <w:r>
+        <w:rPr>
+          <w:rFonts w:ascii="Arial" w:cs="Arial" w:eastAsia="Arial" w:hAnsi="Arial"/>
+          <w:sz w:val="20"/>
+          <w:szCs w:val="20"/>
+        </w:rPr>
+        <w:t xml:space="preserve">Start a journey</w:t>
+      </w:r>
+    </w:p>
+    <w:p>
+      <w:pPr>
+        <w:spacing w:after="40"/>
+        <w:ind w:left="400"/>
+      </w:pPr>
+      <w:r>
+        <w:rPr>
+          <w:rFonts w:ascii="Arial" w:cs="Arial" w:eastAsia="Arial" w:hAnsi="Arial"/>
+          <w:sz w:val="20"/>
+          <w:szCs w:val="20"/>
+        </w:rPr>
+        <w:t xml:space="preserve">Build the steps</w:t>
+      </w:r>
+    </w:p>
+    <w:p>
+      <w:pPr>
+        <w:spacing w:after="40"/>
+        <w:ind w:left="400"/>
+      </w:pPr>
+      <w:r>
+        <w:rPr>
+          <w:rFonts w:ascii="Arial" w:cs="Arial" w:eastAsia="Arial" w:hAnsi="Arial"/>
+          <w:sz w:val="20"/>
+          <w:szCs w:val="20"/>
+        </w:rPr>
+        <w:t xml:space="preserve">Test publish</w:t>
+      </w:r>
+    </w:p>
+    <w:p>
+      <w:pPr>
+        <w:spacing w:after="40"/>
+        <w:ind w:left="400"/>
+      </w:pPr>
+      <w:r>
+        <w:rPr>
+          <w:rFonts w:ascii="Arial" w:cs="Arial" w:eastAsia="Arial" w:hAnsi="Arial"/>
+          <w:sz w:val="20"/>
+          <w:szCs w:val="20"/>
+        </w:rPr>
+        <w:t xml:space="preserve">Approve and go live</w:t>
+      </w:r>
+    </w:p>
+    <w:p>
+      <w:pPr>
+        <w:spacing w:after="40"/>
+        <w:ind w:left="400"/>
+      </w:pPr>
+      <w:r>
+        <w:rPr>
+          <w:rFonts w:ascii="Arial" w:cs="Arial" w:eastAsia="Arial" w:hAnsi="Arial"/>
+          <w:sz w:val="20"/>
+          <w:szCs w:val="20"/>
+        </w:rPr>
+        <w:t xml:space="preserve">The journey's page</w:t>
+      </w:r>
+    </w:p>
+    <w:p>
+      <w:pPr>
+        <w:spacing w:after="40"/>
+        <w:ind w:left="400"/>
+      </w:pPr>
+      <w:r>
+        <w:rPr>
+          <w:rFonts w:ascii="Arial" w:cs="Arial" w:eastAsia="Arial" w:hAnsi="Arial"/>
+          <w:sz w:val="20"/>
+          <w:szCs w:val="20"/>
+        </w:rPr>
+        <w:t xml:space="preserve">How to</w:t>
+      </w:r>
+    </w:p>
+    <w:p>
+      <w:pPr>
+        <w:spacing w:after="40"/>
+        <w:ind w:left="400"/>
+      </w:pPr>
+      <w:r>
+        <w:rPr>
+          <w:rFonts w:ascii="Arial" w:cs="Arial" w:eastAsia="Arial" w:hAnsi="Arial"/>
+          <w:sz w:val="20"/>
+          <w:szCs w:val="20"/>
+        </w:rPr>
+        <w:t xml:space="preserve">What happens behind the scenes</w:t>
+      </w:r>
+    </w:p>
+    <w:p>
+      <w:pPr>
+        <w:spacing w:after="40"/>
+        <w:ind w:left="400"/>
+      </w:pPr>
+      <w:r>
+        <w:rPr>
+          <w:rFonts w:ascii="Arial" w:cs="Arial" w:eastAsia="Arial" w:hAnsi="Arial"/>
+          <w:sz w:val="20"/>
+          <w:szCs w:val="20"/>
+        </w:rPr>
+        <w:t xml:space="preserve">Things to know</w:t>
+      </w:r>
+    </w:p>
+    <w:p>
+      <w:pPr>
+        <w:spacing w:after="40"/>
+        <w:ind w:left="0"/>
+      </w:pPr>
+      <w:r>
+        <w:rPr>
+          <w:rFonts w:ascii="Arial" w:cs="Arial" w:eastAsia="Arial" w:hAnsi="Arial"/>
+          <w:sz w:val="22"/>
+          <w:szCs w:val="22"/>
+        </w:rPr>
+        <w:t xml:space="preserve">Events</w:t>
+      </w:r>
+    </w:p>
+    <w:p>
+      <w:pPr>
+        <w:spacing w:after="40"/>
+        <w:ind w:left="400"/>
+      </w:pPr>
+      <w:r>
+        <w:rPr>
+          <w:rFonts w:ascii="Arial" w:cs="Arial" w:eastAsia="Arial" w:hAnsi="Arial"/>
+          <w:sz w:val="20"/>
+          <w:szCs w:val="20"/>
+        </w:rPr>
+        <w:t xml:space="preserve">What this page is for</w:t>
+      </w:r>
+    </w:p>
+    <w:p>
+      <w:pPr>
+        <w:spacing w:after="40"/>
+        <w:ind w:left="400"/>
+      </w:pPr>
+      <w:r>
+        <w:rPr>
+          <w:rFonts w:ascii="Arial" w:cs="Arial" w:eastAsia="Arial" w:hAnsi="Arial"/>
+          <w:sz w:val="20"/>
+          <w:szCs w:val="20"/>
+        </w:rPr>
+        <w:t xml:space="preserve">Who can use it</w:t>
+      </w:r>
+    </w:p>
+    <w:p>
+      <w:pPr>
+        <w:spacing w:after="40"/>
+        <w:ind w:left="400"/>
+      </w:pPr>
+      <w:r>
+        <w:rPr>
+          <w:rFonts w:ascii="Arial" w:cs="Arial" w:eastAsia="Arial" w:hAnsi="Arial"/>
+          <w:sz w:val="20"/>
+          <w:szCs w:val="20"/>
+        </w:rPr>
+        <w:t xml:space="preserve">The fields and controls</w:t>
+      </w:r>
+    </w:p>
+    <w:p>
+      <w:pPr>
+        <w:spacing w:after="40"/>
+        <w:ind w:left="400"/>
+      </w:pPr>
+      <w:r>
+        <w:rPr>
+          <w:rFonts w:ascii="Arial" w:cs="Arial" w:eastAsia="Arial" w:hAnsi="Arial"/>
+          <w:sz w:val="20"/>
+          <w:szCs w:val="20"/>
+        </w:rPr>
+        <w:t xml:space="preserve">The event types</w:t>
       </w:r>
     </w:p>
     <w:p>
@@ -43254,23 +43548,39 @@
                 <w:sz w:val="19"/>
                 <w:szCs w:val="19"/>
               </w:rPr>
+              <w:t xml:space="preserve">events:ingest</w:t>
+            </w:r>
+            <w:r>
+              <w:rPr>
+                <w:rFonts w:ascii="Arial" w:cs="Arial" w:eastAsia="Arial" w:hAnsi="Arial"/>
+                <w:sz w:val="19"/>
+                <w:szCs w:val="19"/>
+              </w:rPr>
+              <w:t xml:space="preserve"> (the shop's and the loyalty system's events, for journeys), </w:t>
+            </w:r>
+            <w:r>
+              <w:rPr>
+                <w:rFonts w:ascii="Consolas" w:cs="Consolas" w:eastAsia="Consolas" w:hAnsi="Consolas"/>
+                <w:sz w:val="19"/>
+                <w:szCs w:val="19"/>
+              </w:rPr>
+              <w:t xml:space="preserve">coupons:issue</w:t>
+            </w:r>
+            <w:r>
+              <w:rPr>
+                <w:rFonts w:ascii="Arial" w:cs="Arial" w:eastAsia="Arial" w:hAnsi="Arial"/>
+                <w:sz w:val="19"/>
+                <w:szCs w:val="19"/>
+              </w:rPr>
+              <w:t xml:space="preserve"> (C360 answering journeys' coupon requests), </w:t>
+            </w:r>
+            <w:r>
+              <w:rPr>
+                <w:rFonts w:ascii="Consolas" w:cs="Consolas" w:eastAsia="Consolas" w:hAnsi="Consolas"/>
+                <w:sz w:val="19"/>
+                <w:szCs w:val="19"/>
+              </w:rPr>
               <w:t xml:space="preserve">lists:write</w:t>
-            </w:r>
-            <w:r>
-              <w:rPr>
-                <w:rFonts w:ascii="Arial" w:cs="Arial" w:eastAsia="Arial" w:hAnsi="Arial"/>
-                <w:sz w:val="19"/>
-                <w:szCs w:val="19"/>
-              </w:rPr>
-              <w:t xml:space="preserve">, </w:t>
-            </w:r>
-            <w:r>
-              <w:rPr>
-                <w:rFonts w:ascii="Consolas" w:cs="Consolas" w:eastAsia="Consolas" w:hAnsi="Consolas"/>
-                <w:sz w:val="19"/>
-                <w:szCs w:val="19"/>
-              </w:rPr>
-              <w:t xml:space="preserve">events:ingest</w:t>
             </w:r>
             <w:r>
               <w:rPr>
@@ -47318,6 +47628,4376 @@
           <w:szCs w:val="21"/>
         </w:rPr>
         <w:t xml:space="preserve">Changing a window applies to new orders. Recalculate applies it to the past.</w:t>
+      </w:r>
+    </w:p>
+    <w:p>
+      <w:r>
+        <w:br w:type="page"/>
+      </w:r>
+    </w:p>
+    <w:p>
+      <w:pPr>
+        <w:pStyle w:val="Heading1"/>
+        <w:spacing w:after="120" w:before="0"/>
+      </w:pPr>
+      <w:r>
+        <w:rPr>
+          <w:rFonts w:ascii="Arial" w:cs="Arial" w:eastAsia="Arial" w:hAnsi="Arial"/>
+        </w:rPr>
+        <w:t xml:space="preserve">Journeys</w:t>
+      </w:r>
+    </w:p>
+    <w:p>
+      <w:pPr>
+        <w:spacing w:after="120"/>
+      </w:pPr>
+      <w:r>
+        <w:rPr>
+          <w:rFonts w:ascii="Arial" w:cs="Arial" w:eastAsia="Arial" w:hAnsi="Arial"/>
+          <w:b/>
+          <w:bCs/>
+          <w:sz w:val="21"/>
+          <w:szCs w:val="21"/>
+        </w:rPr>
+        <w:t xml:space="preserve">Where:</w:t>
+      </w:r>
+      <w:r>
+        <w:rPr>
+          <w:rFonts w:ascii="Arial" w:cs="Arial" w:eastAsia="Arial" w:hAnsi="Arial"/>
+          <w:sz w:val="21"/>
+          <w:szCs w:val="21"/>
+        </w:rPr>
+        <w:t xml:space="preserve"> Journeys, in the main menu. A journey's own page opens from the list.</w:t>
+      </w:r>
+    </w:p>
+    <w:p>
+      <w:pPr>
+        <w:pStyle w:val="Heading2"/>
+        <w:spacing w:after="120" w:before="240"/>
+      </w:pPr>
+      <w:r>
+        <w:rPr>
+          <w:rFonts w:ascii="Arial" w:cs="Arial" w:eastAsia="Arial" w:hAnsi="Arial"/>
+        </w:rPr>
+        <w:t xml:space="preserve">What this page is for</w:t>
+      </w:r>
+    </w:p>
+    <w:p>
+      <w:pPr>
+        <w:spacing w:after="120"/>
+      </w:pPr>
+      <w:r>
+        <w:rPr>
+          <w:rFonts w:ascii="Arial" w:cs="Arial" w:eastAsia="Arial" w:hAnsi="Arial"/>
+          <w:sz w:val="21"/>
+          <w:szCs w:val="21"/>
+        </w:rPr>
+        <w:t xml:space="preserve">A journey follows each customer through a path you draw once: who enters, how long to wait, what to send, which way to go next. A welcome series, an abandoned-cart reminder, a birthday reward or a win-back all run as journeys. Unlike a campaign, which sends once to a list, a journey keeps working: every minute CEP enrols the customers who qualify and moves along those whose next step is due.</w:t>
+      </w:r>
+    </w:p>
+    <w:p>
+      <w:pPr>
+        <w:pStyle w:val="Heading2"/>
+        <w:spacing w:after="120" w:before="240"/>
+      </w:pPr>
+      <w:r>
+        <w:rPr>
+          <w:rFonts w:ascii="Arial" w:cs="Arial" w:eastAsia="Arial" w:hAnsi="Arial"/>
+        </w:rPr>
+        <w:t xml:space="preserve">Who can use it</w:t>
+      </w:r>
+    </w:p>
+    <w:tbl>
+      <w:tblPr>
+        <w:tblW w:type="dxa" w:w="10080"/>
+        <w:tblBorders>
+          <w:top w:val="single" w:color="D9DBE3" w:sz="4"/>
+          <w:left w:val="none"/>
+          <w:bottom w:val="single" w:color="D9DBE3" w:sz="4"/>
+          <w:right w:val="none"/>
+          <w:insideH w:val="single" w:color="E6E8EF" w:sz="4"/>
+          <w:insideV w:val="none"/>
+        </w:tblBorders>
+      </w:tblPr>
+      <w:tblGrid>
+        <w:gridCol w:w="2600"/>
+        <w:gridCol w:w="7480"/>
+      </w:tblGrid>
+      <w:tr>
+        <w:tc>
+          <w:tcPr>
+            <w:tcW w:type="dxa" w:w="2600"/>
+            <w:tcMar>
+              <w:top w:type="dxa" w:w="60"/>
+              <w:left w:type="dxa" w:w="90"/>
+              <w:bottom w:type="dxa" w:w="60"/>
+              <w:right w:type="dxa" w:w="90"/>
+            </w:tcMar>
+          </w:tcPr>
+          <w:p>
+            <w:r>
+              <w:rPr>
+                <w:rFonts w:ascii="Arial" w:cs="Arial" w:eastAsia="Arial" w:hAnsi="Arial"/>
+                <w:sz w:val="19"/>
+                <w:szCs w:val="19"/>
+              </w:rPr>
+              <w:t xml:space="preserve">Journeys · View (</w:t>
+            </w:r>
+            <w:r>
+              <w:rPr>
+                <w:rFonts w:ascii="Consolas" w:cs="Consolas" w:eastAsia="Consolas" w:hAnsi="Consolas"/>
+                <w:sz w:val="19"/>
+                <w:szCs w:val="19"/>
+              </w:rPr>
+              <w:t xml:space="preserve">journey.view</w:t>
+            </w:r>
+            <w:r>
+              <w:rPr>
+                <w:rFonts w:ascii="Arial" w:cs="Arial" w:eastAsia="Arial" w:hAnsi="Arial"/>
+                <w:sz w:val="19"/>
+                <w:szCs w:val="19"/>
+              </w:rPr>
+              <w:t xml:space="preserve">)</w:t>
+            </w:r>
+          </w:p>
+        </w:tc>
+        <w:tc>
+          <w:tcPr>
+            <w:tcW w:type="dxa" w:w="7480"/>
+            <w:tcMar>
+              <w:top w:type="dxa" w:w="60"/>
+              <w:left w:type="dxa" w:w="90"/>
+              <w:bottom w:type="dxa" w:w="60"/>
+              <w:right w:type="dxa" w:w="90"/>
+            </w:tcMar>
+          </w:tcPr>
+          <w:p>
+            <w:r>
+              <w:rPr>
+                <w:rFonts w:ascii="Arial" w:cs="Arial" w:eastAsia="Arial" w:hAnsi="Arial"/>
+                <w:sz w:val="19"/>
+                <w:szCs w:val="19"/>
+              </w:rPr>
+              <w:t xml:space="preserve">See journeys, their steps and their results. Analysts have it.</w:t>
+            </w:r>
+          </w:p>
+        </w:tc>
+      </w:tr>
+      <w:tr>
+        <w:tc>
+          <w:tcPr>
+            <w:tcW w:type="dxa" w:w="2600"/>
+            <w:tcMar>
+              <w:top w:type="dxa" w:w="60"/>
+              <w:left w:type="dxa" w:w="90"/>
+              <w:bottom w:type="dxa" w:w="60"/>
+              <w:right w:type="dxa" w:w="90"/>
+            </w:tcMar>
+          </w:tcPr>
+          <w:p>
+            <w:r>
+              <w:rPr>
+                <w:rFonts w:ascii="Arial" w:cs="Arial" w:eastAsia="Arial" w:hAnsi="Arial"/>
+                <w:sz w:val="19"/>
+                <w:szCs w:val="19"/>
+              </w:rPr>
+              <w:t xml:space="preserve">Journeys · Create and Edit (</w:t>
+            </w:r>
+            <w:r>
+              <w:rPr>
+                <w:rFonts w:ascii="Consolas" w:cs="Consolas" w:eastAsia="Consolas" w:hAnsi="Consolas"/>
+                <w:sz w:val="19"/>
+                <w:szCs w:val="19"/>
+              </w:rPr>
+              <w:t xml:space="preserve">journey.edit</w:t>
+            </w:r>
+            <w:r>
+              <w:rPr>
+                <w:rFonts w:ascii="Arial" w:cs="Arial" w:eastAsia="Arial" w:hAnsi="Arial"/>
+                <w:sz w:val="19"/>
+                <w:szCs w:val="19"/>
+              </w:rPr>
+              <w:t xml:space="preserve">)</w:t>
+            </w:r>
+          </w:p>
+        </w:tc>
+        <w:tc>
+          <w:tcPr>
+            <w:tcW w:type="dxa" w:w="7480"/>
+            <w:tcMar>
+              <w:top w:type="dxa" w:w="60"/>
+              <w:left w:type="dxa" w:w="90"/>
+              <w:bottom w:type="dxa" w:w="60"/>
+              <w:right w:type="dxa" w:w="90"/>
+            </w:tcMar>
+          </w:tcPr>
+          <w:p>
+            <w:r>
+              <w:rPr>
+                <w:rFonts w:ascii="Arial" w:cs="Arial" w:eastAsia="Arial" w:hAnsi="Arial"/>
+                <w:sz w:val="19"/>
+                <w:szCs w:val="19"/>
+              </w:rPr>
+              <w:t xml:space="preserve">Create, build, test publish, duplicate, and archive a journey that is not live.</w:t>
+            </w:r>
+          </w:p>
+        </w:tc>
+      </w:tr>
+      <w:tr>
+        <w:tc>
+          <w:tcPr>
+            <w:tcW w:type="dxa" w:w="2600"/>
+            <w:tcMar>
+              <w:top w:type="dxa" w:w="60"/>
+              <w:left w:type="dxa" w:w="90"/>
+              <w:bottom w:type="dxa" w:w="60"/>
+              <w:right w:type="dxa" w:w="90"/>
+            </w:tcMar>
+          </w:tcPr>
+          <w:p>
+            <w:r>
+              <w:rPr>
+                <w:rFonts w:ascii="Arial" w:cs="Arial" w:eastAsia="Arial" w:hAnsi="Arial"/>
+                <w:sz w:val="19"/>
+                <w:szCs w:val="19"/>
+              </w:rPr>
+              <w:t xml:space="preserve">Journeys · Activate (</w:t>
+            </w:r>
+            <w:r>
+              <w:rPr>
+                <w:rFonts w:ascii="Consolas" w:cs="Consolas" w:eastAsia="Consolas" w:hAnsi="Consolas"/>
+                <w:sz w:val="19"/>
+                <w:szCs w:val="19"/>
+              </w:rPr>
+              <w:t xml:space="preserve">journey.activate</w:t>
+            </w:r>
+            <w:r>
+              <w:rPr>
+                <w:rFonts w:ascii="Arial" w:cs="Arial" w:eastAsia="Arial" w:hAnsi="Arial"/>
+                <w:sz w:val="19"/>
+                <w:szCs w:val="19"/>
+              </w:rPr>
+              <w:t xml:space="preserve">)</w:t>
+            </w:r>
+          </w:p>
+        </w:tc>
+        <w:tc>
+          <w:tcPr>
+            <w:tcW w:type="dxa" w:w="7480"/>
+            <w:tcMar>
+              <w:top w:type="dxa" w:w="60"/>
+              <w:left w:type="dxa" w:w="90"/>
+              <w:bottom w:type="dxa" w:w="60"/>
+              <w:right w:type="dxa" w:w="90"/>
+            </w:tcMar>
+          </w:tcPr>
+          <w:p>
+            <w:r>
+              <w:rPr>
+                <w:rFonts w:ascii="Arial" w:cs="Arial" w:eastAsia="Arial" w:hAnsi="Arial"/>
+                <w:sz w:val="19"/>
+                <w:szCs w:val="19"/>
+              </w:rPr>
+              <w:t xml:space="preserve">Approve a journey to go live now or later, cancel that schedule, pause, resume, and archive a live journey.</w:t>
+            </w:r>
+          </w:p>
+        </w:tc>
+      </w:tr>
+      <w:tr>
+        <w:tc>
+          <w:tcPr>
+            <w:tcW w:type="dxa" w:w="2600"/>
+            <w:tcMar>
+              <w:top w:type="dxa" w:w="60"/>
+              <w:left w:type="dxa" w:w="90"/>
+              <w:bottom w:type="dxa" w:w="60"/>
+              <w:right w:type="dxa" w:w="90"/>
+            </w:tcMar>
+          </w:tcPr>
+          <w:p/>
+        </w:tc>
+        <w:tc>
+          <w:tcPr>
+            <w:tcW w:type="dxa" w:w="7480"/>
+            <w:tcMar>
+              <w:top w:type="dxa" w:w="60"/>
+              <w:left w:type="dxa" w:w="90"/>
+              <w:bottom w:type="dxa" w:w="60"/>
+              <w:right w:type="dxa" w:w="90"/>
+            </w:tcMar>
+          </w:tcPr>
+          <w:p>
+            <w:r>
+              <w:rPr>
+                <w:rFonts w:ascii="Arial" w:cs="Arial" w:eastAsia="Arial" w:hAnsi="Arial"/>
+                <w:sz w:val="19"/>
+                <w:szCs w:val="19"/>
+              </w:rPr>
+              <w:t xml:space="preserve">Workspace Admin has all three. Campaign Manager has none by default: add them in Settings → Roles if the campaign team builds journeys. The workspace needs the Journeys feature (on for every plan unless the platform team turned it off).</w:t>
+            </w:r>
+          </w:p>
+        </w:tc>
+      </w:tr>
+    </w:tbl>
+    <w:p>
+      <w:pPr>
+        <w:spacing w:after="120"/>
+      </w:pPr>
+    </w:p>
+    <w:p>
+      <w:pPr>
+        <w:pStyle w:val="Heading2"/>
+        <w:spacing w:after="120" w:before="240"/>
+      </w:pPr>
+      <w:r>
+        <w:rPr>
+          <w:rFonts w:ascii="Arial" w:cs="Arial" w:eastAsia="Arial" w:hAnsi="Arial"/>
+        </w:rPr>
+        <w:t xml:space="preserve">Before the first journey</w:t>
+      </w:r>
+    </w:p>
+    <w:p>
+      <w:pPr>
+        <w:pStyle w:val="ListParagraph"/>
+        <w:numPr>
+          <w:ilvl w:val="0"/>
+          <w:numId w:val="3"/>
+        </w:numPr>
+        <w:spacing w:after="60"/>
+      </w:pPr>
+      <w:r>
+        <w:rPr>
+          <w:rFonts w:ascii="Arial" w:cs="Arial" w:eastAsia="Arial" w:hAnsi="Arial"/>
+          <w:sz w:val="21"/>
+          <w:szCs w:val="21"/>
+        </w:rPr>
+        <w:t xml:space="preserve">An email engine with a verified default sender (Settings → Sending Engines), and a texting engine if the journey sends texts.</w:t>
+      </w:r>
+    </w:p>
+    <w:p>
+      <w:pPr>
+        <w:pStyle w:val="ListParagraph"/>
+        <w:numPr>
+          <w:ilvl w:val="0"/>
+          <w:numId w:val="3"/>
+        </w:numPr>
+        <w:spacing w:after="60"/>
+      </w:pPr>
+      <w:r>
+        <w:rPr>
+          <w:rFonts w:ascii="Arial" w:cs="Arial" w:eastAsia="Arial" w:hAnsi="Arial"/>
+          <w:sz w:val="21"/>
+          <w:szCs w:val="21"/>
+        </w:rPr>
+        <w:t xml:space="preserve">A </w:t>
+      </w:r>
+      <w:r>
+        <w:rPr>
+          <w:rFonts w:ascii="Arial" w:cs="Arial" w:eastAsia="Arial" w:hAnsi="Arial"/>
+          <w:b/>
+          <w:bCs/>
+          <w:sz w:val="21"/>
+          <w:szCs w:val="21"/>
+        </w:rPr>
+        <w:t xml:space="preserve">published</w:t>
+      </w:r>
+      <w:r>
+        <w:rPr>
+          <w:rFonts w:ascii="Arial" w:cs="Arial" w:eastAsia="Arial" w:hAnsi="Arial"/>
+          <w:sz w:val="21"/>
+          <w:szCs w:val="21"/>
+        </w:rPr>
+        <w:t xml:space="preserve"> template for every message the journey sends. A draft template fails the readiness check.</w:t>
+      </w:r>
+    </w:p>
+    <w:p>
+      <w:pPr>
+        <w:pStyle w:val="ListParagraph"/>
+        <w:numPr>
+          <w:ilvl w:val="0"/>
+          <w:numId w:val="3"/>
+        </w:numPr>
+        <w:spacing w:after="60"/>
+      </w:pPr>
+      <w:r>
+        <w:rPr>
+          <w:rFonts w:ascii="Arial" w:cs="Arial" w:eastAsia="Arial" w:hAnsi="Arial"/>
+          <w:sz w:val="21"/>
+          <w:szCs w:val="21"/>
+        </w:rPr>
+        <w:t xml:space="preserve">A contact list marked as a test list, for the test run.</w:t>
+      </w:r>
+    </w:p>
+    <w:p>
+      <w:pPr>
+        <w:pStyle w:val="ListParagraph"/>
+        <w:numPr>
+          <w:ilvl w:val="0"/>
+          <w:numId w:val="3"/>
+        </w:numPr>
+        <w:spacing w:after="60"/>
+      </w:pPr>
+      <w:r>
+        <w:rPr>
+          <w:rFonts w:ascii="Arial" w:cs="Arial" w:eastAsia="Arial" w:hAnsi="Arial"/>
+          <w:sz w:val="21"/>
+          <w:szCs w:val="21"/>
+        </w:rPr>
+        <w:t xml:space="preserve">For event journeys, the events arriving: purchases come from Attribution; everything else from the shop or the loyalty system (Settings → Events).</w:t>
+      </w:r>
+    </w:p>
+    <w:p>
+      <w:pPr>
+        <w:pStyle w:val="Heading2"/>
+        <w:spacing w:after="120" w:before="240"/>
+      </w:pPr>
+      <w:r>
+        <w:rPr>
+          <w:rFonts w:ascii="Arial" w:cs="Arial" w:eastAsia="Arial" w:hAnsi="Arial"/>
+        </w:rPr>
+        <w:t xml:space="preserve">The statuses</w:t>
+      </w:r>
+    </w:p>
+    <w:tbl>
+      <w:tblPr>
+        <w:tblW w:type="dxa" w:w="10080"/>
+        <w:tblBorders>
+          <w:top w:val="single" w:color="D9DBE3" w:sz="4"/>
+          <w:left w:val="none"/>
+          <w:bottom w:val="single" w:color="D9DBE3" w:sz="4"/>
+          <w:right w:val="none"/>
+          <w:insideH w:val="single" w:color="E6E8EF" w:sz="4"/>
+          <w:insideV w:val="none"/>
+        </w:tblBorders>
+      </w:tblPr>
+      <w:tblGrid>
+        <w:gridCol w:w="2600"/>
+        <w:gridCol w:w="7480"/>
+      </w:tblGrid>
+      <w:tr>
+        <w:trPr>
+          <w:tblHeader/>
+        </w:trPr>
+        <w:tc>
+          <w:tcPr>
+            <w:tcW w:type="dxa" w:w="2600"/>
+            <w:shd w:fill="EEEFF5" w:color="auto" w:val="clear"/>
+            <w:tcMar>
+              <w:top w:type="dxa" w:w="60"/>
+              <w:left w:type="dxa" w:w="90"/>
+              <w:bottom w:type="dxa" w:w="60"/>
+              <w:right w:type="dxa" w:w="90"/>
+            </w:tcMar>
+          </w:tcPr>
+          <w:p>
+            <w:r>
+              <w:rPr>
+                <w:rFonts w:ascii="Arial" w:cs="Arial" w:eastAsia="Arial" w:hAnsi="Arial"/>
+                <w:b/>
+                <w:bCs/>
+                <w:sz w:val="18"/>
+                <w:szCs w:val="18"/>
+              </w:rPr>
+              <w:t xml:space="preserve">Status</w:t>
+            </w:r>
+          </w:p>
+        </w:tc>
+        <w:tc>
+          <w:tcPr>
+            <w:tcW w:type="dxa" w:w="7480"/>
+            <w:shd w:fill="EEEFF5" w:color="auto" w:val="clear"/>
+            <w:tcMar>
+              <w:top w:type="dxa" w:w="60"/>
+              <w:left w:type="dxa" w:w="90"/>
+              <w:bottom w:type="dxa" w:w="60"/>
+              <w:right w:type="dxa" w:w="90"/>
+            </w:tcMar>
+          </w:tcPr>
+          <w:p>
+            <w:r>
+              <w:rPr>
+                <w:rFonts w:ascii="Arial" w:cs="Arial" w:eastAsia="Arial" w:hAnsi="Arial"/>
+                <w:b/>
+                <w:bCs/>
+                <w:sz w:val="18"/>
+                <w:szCs w:val="18"/>
+              </w:rPr>
+              <w:t xml:space="preserve">Means</w:t>
+            </w:r>
+          </w:p>
+        </w:tc>
+      </w:tr>
+      <w:tr>
+        <w:tc>
+          <w:tcPr>
+            <w:tcW w:type="dxa" w:w="2600"/>
+            <w:tcMar>
+              <w:top w:type="dxa" w:w="60"/>
+              <w:left w:type="dxa" w:w="90"/>
+              <w:bottom w:type="dxa" w:w="60"/>
+              <w:right w:type="dxa" w:w="90"/>
+            </w:tcMar>
+          </w:tcPr>
+          <w:p>
+            <w:r>
+              <w:rPr>
+                <w:rFonts w:ascii="Arial" w:cs="Arial" w:eastAsia="Arial" w:hAnsi="Arial"/>
+                <w:sz w:val="19"/>
+                <w:szCs w:val="19"/>
+              </w:rPr>
+              <w:t xml:space="preserve">Draft</w:t>
+            </w:r>
+          </w:p>
+        </w:tc>
+        <w:tc>
+          <w:tcPr>
+            <w:tcW w:type="dxa" w:w="7480"/>
+            <w:tcMar>
+              <w:top w:type="dxa" w:w="60"/>
+              <w:left w:type="dxa" w:w="90"/>
+              <w:bottom w:type="dxa" w:w="60"/>
+              <w:right w:type="dxa" w:w="90"/>
+            </w:tcMar>
+          </w:tcPr>
+          <w:p>
+            <w:r>
+              <w:rPr>
+                <w:rFonts w:ascii="Arial" w:cs="Arial" w:eastAsia="Arial" w:hAnsi="Arial"/>
+                <w:sz w:val="19"/>
+                <w:szCs w:val="19"/>
+              </w:rPr>
+              <w:t xml:space="preserve">Being built. Nobody enters.</w:t>
+            </w:r>
+          </w:p>
+        </w:tc>
+      </w:tr>
+      <w:tr>
+        <w:tc>
+          <w:tcPr>
+            <w:tcW w:type="dxa" w:w="2600"/>
+            <w:tcMar>
+              <w:top w:type="dxa" w:w="60"/>
+              <w:left w:type="dxa" w:w="90"/>
+              <w:bottom w:type="dxa" w:w="60"/>
+              <w:right w:type="dxa" w:w="90"/>
+            </w:tcMar>
+          </w:tcPr>
+          <w:p>
+            <w:r>
+              <w:rPr>
+                <w:rFonts w:ascii="Arial" w:cs="Arial" w:eastAsia="Arial" w:hAnsi="Arial"/>
+                <w:sz w:val="19"/>
+                <w:szCs w:val="19"/>
+              </w:rPr>
+              <w:t xml:space="preserve">Test</w:t>
+            </w:r>
+          </w:p>
+        </w:tc>
+        <w:tc>
+          <w:tcPr>
+            <w:tcW w:type="dxa" w:w="7480"/>
+            <w:tcMar>
+              <w:top w:type="dxa" w:w="60"/>
+              <w:left w:type="dxa" w:w="90"/>
+              <w:bottom w:type="dxa" w:w="60"/>
+              <w:right w:type="dxa" w:w="90"/>
+            </w:tcMar>
+          </w:tcPr>
+          <w:p>
+            <w:r>
+              <w:rPr>
+                <w:rFonts w:ascii="Arial" w:cs="Arial" w:eastAsia="Arial" w:hAnsi="Arial"/>
+                <w:sz w:val="19"/>
+                <w:szCs w:val="19"/>
+              </w:rPr>
+              <w:t xml:space="preserve">The test run went out; waiting for approval.</w:t>
+            </w:r>
+          </w:p>
+        </w:tc>
+      </w:tr>
+      <w:tr>
+        <w:tc>
+          <w:tcPr>
+            <w:tcW w:type="dxa" w:w="2600"/>
+            <w:tcMar>
+              <w:top w:type="dxa" w:w="60"/>
+              <w:left w:type="dxa" w:w="90"/>
+              <w:bottom w:type="dxa" w:w="60"/>
+              <w:right w:type="dxa" w:w="90"/>
+            </w:tcMar>
+          </w:tcPr>
+          <w:p>
+            <w:r>
+              <w:rPr>
+                <w:rFonts w:ascii="Arial" w:cs="Arial" w:eastAsia="Arial" w:hAnsi="Arial"/>
+                <w:sz w:val="19"/>
+                <w:szCs w:val="19"/>
+              </w:rPr>
+              <w:t xml:space="preserve">Approved</w:t>
+            </w:r>
+          </w:p>
+        </w:tc>
+        <w:tc>
+          <w:tcPr>
+            <w:tcW w:type="dxa" w:w="7480"/>
+            <w:tcMar>
+              <w:top w:type="dxa" w:w="60"/>
+              <w:left w:type="dxa" w:w="90"/>
+              <w:bottom w:type="dxa" w:w="60"/>
+              <w:right w:type="dxa" w:w="90"/>
+            </w:tcMar>
+          </w:tcPr>
+          <w:p>
+            <w:r>
+              <w:rPr>
+                <w:rFonts w:ascii="Arial" w:cs="Arial" w:eastAsia="Arial" w:hAnsi="Arial"/>
+                <w:sz w:val="19"/>
+                <w:szCs w:val="19"/>
+              </w:rPr>
+              <w:t xml:space="preserve">Approved to go live at a set time; until then you can cancel the schedule.</w:t>
+            </w:r>
+          </w:p>
+        </w:tc>
+      </w:tr>
+      <w:tr>
+        <w:tc>
+          <w:tcPr>
+            <w:tcW w:type="dxa" w:w="2600"/>
+            <w:tcMar>
+              <w:top w:type="dxa" w:w="60"/>
+              <w:left w:type="dxa" w:w="90"/>
+              <w:bottom w:type="dxa" w:w="60"/>
+              <w:right w:type="dxa" w:w="90"/>
+            </w:tcMar>
+          </w:tcPr>
+          <w:p>
+            <w:r>
+              <w:rPr>
+                <w:rFonts w:ascii="Arial" w:cs="Arial" w:eastAsia="Arial" w:hAnsi="Arial"/>
+                <w:sz w:val="19"/>
+                <w:szCs w:val="19"/>
+              </w:rPr>
+              <w:t xml:space="preserve">Active</w:t>
+            </w:r>
+          </w:p>
+        </w:tc>
+        <w:tc>
+          <w:tcPr>
+            <w:tcW w:type="dxa" w:w="7480"/>
+            <w:tcMar>
+              <w:top w:type="dxa" w:w="60"/>
+              <w:left w:type="dxa" w:w="90"/>
+              <w:bottom w:type="dxa" w:w="60"/>
+              <w:right w:type="dxa" w:w="90"/>
+            </w:tcMar>
+          </w:tcPr>
+          <w:p>
+            <w:r>
+              <w:rPr>
+                <w:rFonts w:ascii="Arial" w:cs="Arial" w:eastAsia="Arial" w:hAnsi="Arial"/>
+                <w:sz w:val="19"/>
+                <w:szCs w:val="19"/>
+              </w:rPr>
+              <w:t xml:space="preserve">Live: customers enter and move along.</w:t>
+            </w:r>
+          </w:p>
+        </w:tc>
+      </w:tr>
+      <w:tr>
+        <w:tc>
+          <w:tcPr>
+            <w:tcW w:type="dxa" w:w="2600"/>
+            <w:tcMar>
+              <w:top w:type="dxa" w:w="60"/>
+              <w:left w:type="dxa" w:w="90"/>
+              <w:bottom w:type="dxa" w:w="60"/>
+              <w:right w:type="dxa" w:w="90"/>
+            </w:tcMar>
+          </w:tcPr>
+          <w:p>
+            <w:r>
+              <w:rPr>
+                <w:rFonts w:ascii="Arial" w:cs="Arial" w:eastAsia="Arial" w:hAnsi="Arial"/>
+                <w:sz w:val="19"/>
+                <w:szCs w:val="19"/>
+              </w:rPr>
+              <w:t xml:space="preserve">Paused</w:t>
+            </w:r>
+          </w:p>
+        </w:tc>
+        <w:tc>
+          <w:tcPr>
+            <w:tcW w:type="dxa" w:w="7480"/>
+            <w:tcMar>
+              <w:top w:type="dxa" w:w="60"/>
+              <w:left w:type="dxa" w:w="90"/>
+              <w:bottom w:type="dxa" w:w="60"/>
+              <w:right w:type="dxa" w:w="90"/>
+            </w:tcMar>
+          </w:tcPr>
+          <w:p>
+            <w:r>
+              <w:rPr>
+                <w:rFonts w:ascii="Arial" w:cs="Arial" w:eastAsia="Arial" w:hAnsi="Arial"/>
+                <w:sz w:val="19"/>
+                <w:szCs w:val="19"/>
+              </w:rPr>
+              <w:t xml:space="preserve">Nobody new enters and nobody moves; everyone stays where they are until it resumes.</w:t>
+            </w:r>
+          </w:p>
+        </w:tc>
+      </w:tr>
+      <w:tr>
+        <w:tc>
+          <w:tcPr>
+            <w:tcW w:type="dxa" w:w="2600"/>
+            <w:tcMar>
+              <w:top w:type="dxa" w:w="60"/>
+              <w:left w:type="dxa" w:w="90"/>
+              <w:bottom w:type="dxa" w:w="60"/>
+              <w:right w:type="dxa" w:w="90"/>
+            </w:tcMar>
+          </w:tcPr>
+          <w:p>
+            <w:r>
+              <w:rPr>
+                <w:rFonts w:ascii="Arial" w:cs="Arial" w:eastAsia="Arial" w:hAnsi="Arial"/>
+                <w:sz w:val="19"/>
+                <w:szCs w:val="19"/>
+              </w:rPr>
+              <w:t xml:space="preserve">Archived</w:t>
+            </w:r>
+          </w:p>
+        </w:tc>
+        <w:tc>
+          <w:tcPr>
+            <w:tcW w:type="dxa" w:w="7480"/>
+            <w:tcMar>
+              <w:top w:type="dxa" w:w="60"/>
+              <w:left w:type="dxa" w:w="90"/>
+              <w:bottom w:type="dxa" w:w="60"/>
+              <w:right w:type="dxa" w:w="90"/>
+            </w:tcMar>
+          </w:tcPr>
+          <w:p>
+            <w:r>
+              <w:rPr>
+                <w:rFonts w:ascii="Arial" w:cs="Arial" w:eastAsia="Arial" w:hAnsi="Arial"/>
+                <w:sz w:val="19"/>
+                <w:szCs w:val="19"/>
+              </w:rPr>
+              <w:t xml:space="preserve">Ended for good. Its figures and history stay readable.</w:t>
+            </w:r>
+          </w:p>
+        </w:tc>
+      </w:tr>
+    </w:tbl>
+    <w:p>
+      <w:pPr>
+        <w:spacing w:after="120"/>
+      </w:pPr>
+    </w:p>
+    <w:p>
+      <w:pPr>
+        <w:pStyle w:val="Heading2"/>
+        <w:spacing w:after="120" w:before="240"/>
+      </w:pPr>
+      <w:r>
+        <w:rPr>
+          <w:rFonts w:ascii="Arial" w:cs="Arial" w:eastAsia="Arial" w:hAnsi="Arial"/>
+        </w:rPr>
+        <w:t xml:space="preserve">Start a journey</w:t>
+      </w:r>
+    </w:p>
+    <w:p>
+      <w:pPr>
+        <w:spacing w:after="120"/>
+      </w:pPr>
+      <w:r>
+        <w:rPr>
+          <w:rFonts w:ascii="Arial" w:cs="Arial" w:eastAsia="Arial" w:hAnsi="Arial"/>
+          <w:sz w:val="21"/>
+          <w:szCs w:val="21"/>
+        </w:rPr>
+        <w:t xml:space="preserve">On the Journeys page, choose </w:t>
+      </w:r>
+      <w:r>
+        <w:rPr>
+          <w:rFonts w:ascii="Arial" w:cs="Arial" w:eastAsia="Arial" w:hAnsi="Arial"/>
+          <w:b/>
+          <w:bCs/>
+          <w:sz w:val="21"/>
+          <w:szCs w:val="21"/>
+        </w:rPr>
+        <w:t xml:space="preserve">Create Journey</w:t>
+      </w:r>
+      <w:r>
+        <w:rPr>
+          <w:rFonts w:ascii="Arial" w:cs="Arial" w:eastAsia="Arial" w:hAnsi="Arial"/>
+          <w:sz w:val="21"/>
+          <w:szCs w:val="21"/>
+        </w:rPr>
+        <w:t xml:space="preserve"> (or Start from Scratch), or pick one of the ten retail starters: Welcome Series, Abandoned Cart Recovery, Post-Purchase Thank You &amp; Review, First to Second Purchase, Win-Back Lapsed Customers, Birthday Reward, Loyalty Tier Upgrade, Coupon Expiry Reminder, Membership Anniversary and Re-Engagement / Sunset. Clicking a starter shows a read-only preview; </w:t>
+      </w:r>
+      <w:r>
+        <w:rPr>
+          <w:rFonts w:ascii="Arial" w:cs="Arial" w:eastAsia="Arial" w:hAnsi="Arial"/>
+          <w:b/>
+          <w:bCs/>
+          <w:sz w:val="21"/>
+          <w:szCs w:val="21"/>
+        </w:rPr>
+        <w:t xml:space="preserve">Copy This Template</w:t>
+      </w:r>
+      <w:r>
+        <w:rPr>
+          <w:rFonts w:ascii="Arial" w:cs="Arial" w:eastAsia="Arial" w:hAnsi="Arial"/>
+          <w:sz w:val="21"/>
+          <w:szCs w:val="21"/>
+        </w:rPr>
+        <w:t xml:space="preserve"> makes it your own draft. The starter itself never changes.</w:t>
+      </w:r>
+    </w:p>
+    <w:p>
+      <w:pPr>
+        <w:spacing w:after="120"/>
+      </w:pPr>
+      <w:r>
+        <w:rPr>
+          <w:rFonts w:ascii="Arial" w:cs="Arial" w:eastAsia="Arial" w:hAnsi="Arial"/>
+          <w:sz w:val="21"/>
+          <w:szCs w:val="21"/>
+        </w:rPr>
+        <w:t xml:space="preserve">The set-up asks, in two short steps:</w:t>
+      </w:r>
+    </w:p>
+    <w:tbl>
+      <w:tblPr>
+        <w:tblW w:type="dxa" w:w="10080"/>
+        <w:tblBorders>
+          <w:top w:val="single" w:color="D9DBE3" w:sz="4"/>
+          <w:left w:val="none"/>
+          <w:bottom w:val="single" w:color="D9DBE3" w:sz="4"/>
+          <w:right w:val="none"/>
+          <w:insideH w:val="single" w:color="E6E8EF" w:sz="4"/>
+          <w:insideV w:val="none"/>
+        </w:tblBorders>
+      </w:tblPr>
+      <w:tblGrid>
+        <w:gridCol w:w="2600"/>
+        <w:gridCol w:w="3740"/>
+        <w:gridCol w:w="3740"/>
+      </w:tblGrid>
+      <w:tr>
+        <w:trPr>
+          <w:tblHeader/>
+        </w:trPr>
+        <w:tc>
+          <w:tcPr>
+            <w:tcW w:type="dxa" w:w="2600"/>
+            <w:shd w:fill="EEEFF5" w:color="auto" w:val="clear"/>
+            <w:tcMar>
+              <w:top w:type="dxa" w:w="60"/>
+              <w:left w:type="dxa" w:w="90"/>
+              <w:bottom w:type="dxa" w:w="60"/>
+              <w:right w:type="dxa" w:w="90"/>
+            </w:tcMar>
+          </w:tcPr>
+          <w:p>
+            <w:r>
+              <w:rPr>
+                <w:rFonts w:ascii="Arial" w:cs="Arial" w:eastAsia="Arial" w:hAnsi="Arial"/>
+                <w:b/>
+                <w:bCs/>
+                <w:sz w:val="18"/>
+                <w:szCs w:val="18"/>
+              </w:rPr>
+              <w:t xml:space="preserve">Field</w:t>
+            </w:r>
+          </w:p>
+        </w:tc>
+        <w:tc>
+          <w:tcPr>
+            <w:tcW w:type="dxa" w:w="3740"/>
+            <w:shd w:fill="EEEFF5" w:color="auto" w:val="clear"/>
+            <w:tcMar>
+              <w:top w:type="dxa" w:w="60"/>
+              <w:left w:type="dxa" w:w="90"/>
+              <w:bottom w:type="dxa" w:w="60"/>
+              <w:right w:type="dxa" w:w="90"/>
+            </w:tcMar>
+          </w:tcPr>
+          <w:p>
+            <w:r>
+              <w:rPr>
+                <w:rFonts w:ascii="Arial" w:cs="Arial" w:eastAsia="Arial" w:hAnsi="Arial"/>
+                <w:b/>
+                <w:bCs/>
+                <w:sz w:val="18"/>
+                <w:szCs w:val="18"/>
+              </w:rPr>
+              <w:t xml:space="preserve">What it is</w:t>
+            </w:r>
+          </w:p>
+        </w:tc>
+        <w:tc>
+          <w:tcPr>
+            <w:tcW w:type="dxa" w:w="3740"/>
+            <w:shd w:fill="EEEFF5" w:color="auto" w:val="clear"/>
+            <w:tcMar>
+              <w:top w:type="dxa" w:w="60"/>
+              <w:left w:type="dxa" w:w="90"/>
+              <w:bottom w:type="dxa" w:w="60"/>
+              <w:right w:type="dxa" w:w="90"/>
+            </w:tcMar>
+          </w:tcPr>
+          <w:p>
+            <w:r>
+              <w:rPr>
+                <w:rFonts w:ascii="Arial" w:cs="Arial" w:eastAsia="Arial" w:hAnsi="Arial"/>
+                <w:b/>
+                <w:bCs/>
+                <w:sz w:val="18"/>
+                <w:szCs w:val="18"/>
+              </w:rPr>
+              <w:t xml:space="preserve">What it changes</w:t>
+            </w:r>
+          </w:p>
+        </w:tc>
+      </w:tr>
+      <w:tr>
+        <w:tc>
+          <w:tcPr>
+            <w:tcW w:type="dxa" w:w="2600"/>
+            <w:tcMar>
+              <w:top w:type="dxa" w:w="60"/>
+              <w:left w:type="dxa" w:w="90"/>
+              <w:bottom w:type="dxa" w:w="60"/>
+              <w:right w:type="dxa" w:w="90"/>
+            </w:tcMar>
+          </w:tcPr>
+          <w:p>
+            <w:r>
+              <w:rPr>
+                <w:rFonts w:ascii="Arial" w:cs="Arial" w:eastAsia="Arial" w:hAnsi="Arial"/>
+                <w:sz w:val="19"/>
+                <w:szCs w:val="19"/>
+              </w:rPr>
+              <w:t xml:space="preserve">Name</w:t>
+            </w:r>
+          </w:p>
+        </w:tc>
+        <w:tc>
+          <w:tcPr>
+            <w:tcW w:type="dxa" w:w="3740"/>
+            <w:tcMar>
+              <w:top w:type="dxa" w:w="60"/>
+              <w:left w:type="dxa" w:w="90"/>
+              <w:bottom w:type="dxa" w:w="60"/>
+              <w:right w:type="dxa" w:w="90"/>
+            </w:tcMar>
+          </w:tcPr>
+          <w:p>
+            <w:r>
+              <w:rPr>
+                <w:rFonts w:ascii="Arial" w:cs="Arial" w:eastAsia="Arial" w:hAnsi="Arial"/>
+                <w:sz w:val="19"/>
+                <w:szCs w:val="19"/>
+              </w:rPr>
+              <w:t xml:space="preserve">The journey's name, unique in the workspace.</w:t>
+            </w:r>
+          </w:p>
+        </w:tc>
+        <w:tc>
+          <w:tcPr>
+            <w:tcW w:type="dxa" w:w="3740"/>
+            <w:tcMar>
+              <w:top w:type="dxa" w:w="60"/>
+              <w:left w:type="dxa" w:w="90"/>
+              <w:bottom w:type="dxa" w:w="60"/>
+              <w:right w:type="dxa" w:w="90"/>
+            </w:tcMar>
+          </w:tcPr>
+          <w:p/>
+        </w:tc>
+      </w:tr>
+      <w:tr>
+        <w:tc>
+          <w:tcPr>
+            <w:tcW w:type="dxa" w:w="2600"/>
+            <w:tcMar>
+              <w:top w:type="dxa" w:w="60"/>
+              <w:left w:type="dxa" w:w="90"/>
+              <w:bottom w:type="dxa" w:w="60"/>
+              <w:right w:type="dxa" w:w="90"/>
+            </w:tcMar>
+          </w:tcPr>
+          <w:p>
+            <w:r>
+              <w:rPr>
+                <w:rFonts w:ascii="Arial" w:cs="Arial" w:eastAsia="Arial" w:hAnsi="Arial"/>
+                <w:sz w:val="19"/>
+                <w:szCs w:val="19"/>
+              </w:rPr>
+              <w:t xml:space="preserve">Entry</w:t>
+            </w:r>
+          </w:p>
+        </w:tc>
+        <w:tc>
+          <w:tcPr>
+            <w:tcW w:type="dxa" w:w="3740"/>
+            <w:tcMar>
+              <w:top w:type="dxa" w:w="60"/>
+              <w:left w:type="dxa" w:w="90"/>
+              <w:bottom w:type="dxa" w:w="60"/>
+              <w:right w:type="dxa" w:w="90"/>
+            </w:tcMar>
+          </w:tcPr>
+          <w:p>
+            <w:r>
+              <w:rPr>
+                <w:rFonts w:ascii="Arial" w:cs="Arial" w:eastAsia="Arial" w:hAnsi="Arial"/>
+                <w:sz w:val="19"/>
+                <w:szCs w:val="19"/>
+              </w:rPr>
+              <w:t xml:space="preserve">How customers enter: a </w:t>
+            </w:r>
+            <w:r>
+              <w:rPr>
+                <w:rFonts w:ascii="Arial" w:cs="Arial" w:eastAsia="Arial" w:hAnsi="Arial"/>
+                <w:b/>
+                <w:bCs/>
+                <w:sz w:val="19"/>
+                <w:szCs w:val="19"/>
+              </w:rPr>
+              <w:t xml:space="preserve">contact list</w:t>
+            </w:r>
+            <w:r>
+              <w:rPr>
+                <w:rFonts w:ascii="Arial" w:cs="Arial" w:eastAsia="Arial" w:hAnsi="Arial"/>
+                <w:sz w:val="19"/>
+                <w:szCs w:val="19"/>
+              </w:rPr>
+              <w:t xml:space="preserve"> (its members), an </w:t>
+            </w:r>
+            <w:r>
+              <w:rPr>
+                <w:rFonts w:ascii="Arial" w:cs="Arial" w:eastAsia="Arial" w:hAnsi="Arial"/>
+                <w:b/>
+                <w:bCs/>
+                <w:sz w:val="19"/>
+                <w:szCs w:val="19"/>
+              </w:rPr>
+              <w:t xml:space="preserve">event</w:t>
+            </w:r>
+            <w:r>
+              <w:rPr>
+                <w:rFonts w:ascii="Arial" w:cs="Arial" w:eastAsia="Arial" w:hAnsi="Arial"/>
+                <w:sz w:val="19"/>
+                <w:szCs w:val="19"/>
+              </w:rPr>
+              <w:t xml:space="preserve"> (for example Purchase, Abandoned Cart, Birthday), or a </w:t>
+            </w:r>
+            <w:r>
+              <w:rPr>
+                <w:rFonts w:ascii="Arial" w:cs="Arial" w:eastAsia="Arial" w:hAnsi="Arial"/>
+                <w:b/>
+                <w:bCs/>
+                <w:sz w:val="19"/>
+                <w:szCs w:val="19"/>
+              </w:rPr>
+              <w:t xml:space="preserve">segment change</w:t>
+            </w:r>
+            <w:r>
+              <w:rPr>
+                <w:rFonts w:ascii="Arial" w:cs="Arial" w:eastAsia="Arial" w:hAnsi="Arial"/>
+                <w:sz w:val="19"/>
+                <w:szCs w:val="19"/>
+              </w:rPr>
+              <w:t xml:space="preserve"> (joining or leaving a segment).</w:t>
+            </w:r>
+          </w:p>
+        </w:tc>
+        <w:tc>
+          <w:tcPr>
+            <w:tcW w:type="dxa" w:w="3740"/>
+            <w:tcMar>
+              <w:top w:type="dxa" w:w="60"/>
+              <w:left w:type="dxa" w:w="90"/>
+              <w:bottom w:type="dxa" w:w="60"/>
+              <w:right w:type="dxa" w:w="90"/>
+            </w:tcMar>
+          </w:tcPr>
+          <w:p>
+            <w:r>
+              <w:rPr>
+                <w:rFonts w:ascii="Arial" w:cs="Arial" w:eastAsia="Arial" w:hAnsi="Arial"/>
+                <w:sz w:val="19"/>
+                <w:szCs w:val="19"/>
+              </w:rPr>
+              <w:t xml:space="preserve">Who is enrolled. Date / Time can be chosen but enrols nobody yet.</w:t>
+            </w:r>
+          </w:p>
+        </w:tc>
+      </w:tr>
+      <w:tr>
+        <w:tc>
+          <w:tcPr>
+            <w:tcW w:type="dxa" w:w="2600"/>
+            <w:tcMar>
+              <w:top w:type="dxa" w:w="60"/>
+              <w:left w:type="dxa" w:w="90"/>
+              <w:bottom w:type="dxa" w:w="60"/>
+              <w:right w:type="dxa" w:w="90"/>
+            </w:tcMar>
+          </w:tcPr>
+          <w:p>
+            <w:r>
+              <w:rPr>
+                <w:rFonts w:ascii="Arial" w:cs="Arial" w:eastAsia="Arial" w:hAnsi="Arial"/>
+                <w:sz w:val="19"/>
+                <w:szCs w:val="19"/>
+              </w:rPr>
+              <w:t xml:space="preserve">Population</w:t>
+            </w:r>
+          </w:p>
+        </w:tc>
+        <w:tc>
+          <w:tcPr>
+            <w:tcW w:type="dxa" w:w="3740"/>
+            <w:tcMar>
+              <w:top w:type="dxa" w:w="60"/>
+              <w:left w:type="dxa" w:w="90"/>
+              <w:bottom w:type="dxa" w:w="60"/>
+              <w:right w:type="dxa" w:w="90"/>
+            </w:tcMar>
+          </w:tcPr>
+          <w:p>
+            <w:r>
+              <w:rPr>
+                <w:rFonts w:ascii="Arial" w:cs="Arial" w:eastAsia="Arial" w:hAnsi="Arial"/>
+                <w:b/>
+                <w:bCs/>
+                <w:sz w:val="19"/>
+                <w:szCs w:val="19"/>
+              </w:rPr>
+              <w:t xml:space="preserve">Fixed</w:t>
+            </w:r>
+            <w:r>
+              <w:rPr>
+                <w:rFonts w:ascii="Arial" w:cs="Arial" w:eastAsia="Arial" w:hAnsi="Arial"/>
+                <w:sz w:val="19"/>
+                <w:szCs w:val="19"/>
+              </w:rPr>
+              <w:t xml:space="preserve">: who qualifies on the first pass after go-live, then the journey closes to newcomers. </w:t>
+            </w:r>
+            <w:r>
+              <w:rPr>
+                <w:rFonts w:ascii="Arial" w:cs="Arial" w:eastAsia="Arial" w:hAnsi="Arial"/>
+                <w:b/>
+                <w:bCs/>
+                <w:sz w:val="19"/>
+                <w:szCs w:val="19"/>
+              </w:rPr>
+              <w:t xml:space="preserve">Continuously Qualifying</w:t>
+            </w:r>
+            <w:r>
+              <w:rPr>
+                <w:rFonts w:ascii="Arial" w:cs="Arial" w:eastAsia="Arial" w:hAnsi="Arial"/>
+                <w:sz w:val="19"/>
+                <w:szCs w:val="19"/>
+              </w:rPr>
+              <w:t xml:space="preserve"> and </w:t>
+            </w:r>
+            <w:r>
+              <w:rPr>
+                <w:rFonts w:ascii="Arial" w:cs="Arial" w:eastAsia="Arial" w:hAnsi="Arial"/>
+                <w:b/>
+                <w:bCs/>
+                <w:sz w:val="19"/>
+                <w:szCs w:val="19"/>
+              </w:rPr>
+              <w:t xml:space="preserve">Event Triggered</w:t>
+            </w:r>
+            <w:r>
+              <w:rPr>
+                <w:rFonts w:ascii="Arial" w:cs="Arial" w:eastAsia="Arial" w:hAnsi="Arial"/>
+                <w:sz w:val="19"/>
+                <w:szCs w:val="19"/>
+              </w:rPr>
+              <w:t xml:space="preserve">: keep enrolling as new customers qualify or new events arrive.</w:t>
+            </w:r>
+          </w:p>
+        </w:tc>
+        <w:tc>
+          <w:tcPr>
+            <w:tcW w:type="dxa" w:w="3740"/>
+            <w:tcMar>
+              <w:top w:type="dxa" w:w="60"/>
+              <w:left w:type="dxa" w:w="90"/>
+              <w:bottom w:type="dxa" w:w="60"/>
+              <w:right w:type="dxa" w:w="90"/>
+            </w:tcMar>
+          </w:tcPr>
+          <w:p>
+            <w:r>
+              <w:rPr>
+                <w:rFonts w:ascii="Arial" w:cs="Arial" w:eastAsia="Arial" w:hAnsi="Arial"/>
+                <w:sz w:val="19"/>
+                <w:szCs w:val="19"/>
+              </w:rPr>
+              <w:t xml:space="preserve">Whether the journey keeps growing.</w:t>
+            </w:r>
+          </w:p>
+        </w:tc>
+      </w:tr>
+      <w:tr>
+        <w:tc>
+          <w:tcPr>
+            <w:tcW w:type="dxa" w:w="2600"/>
+            <w:tcMar>
+              <w:top w:type="dxa" w:w="60"/>
+              <w:left w:type="dxa" w:w="90"/>
+              <w:bottom w:type="dxa" w:w="60"/>
+              <w:right w:type="dxa" w:w="90"/>
+            </w:tcMar>
+          </w:tcPr>
+          <w:p>
+            <w:r>
+              <w:rPr>
+                <w:rFonts w:ascii="Arial" w:cs="Arial" w:eastAsia="Arial" w:hAnsi="Arial"/>
+                <w:sz w:val="19"/>
+                <w:szCs w:val="19"/>
+              </w:rPr>
+              <w:t xml:space="preserve">Re-entry</w:t>
+            </w:r>
+          </w:p>
+        </w:tc>
+        <w:tc>
+          <w:tcPr>
+            <w:tcW w:type="dxa" w:w="3740"/>
+            <w:tcMar>
+              <w:top w:type="dxa" w:w="60"/>
+              <w:left w:type="dxa" w:w="90"/>
+              <w:bottom w:type="dxa" w:w="60"/>
+              <w:right w:type="dxa" w:w="90"/>
+            </w:tcMar>
+          </w:tcPr>
+          <w:p>
+            <w:r>
+              <w:rPr>
+                <w:rFonts w:ascii="Arial" w:cs="Arial" w:eastAsia="Arial" w:hAnsi="Arial"/>
+                <w:b/>
+                <w:bCs/>
+                <w:sz w:val="19"/>
+                <w:szCs w:val="19"/>
+              </w:rPr>
+              <w:t xml:space="preserve">Never</w:t>
+            </w:r>
+            <w:r>
+              <w:rPr>
+                <w:rFonts w:ascii="Arial" w:cs="Arial" w:eastAsia="Arial" w:hAnsi="Arial"/>
+                <w:sz w:val="19"/>
+                <w:szCs w:val="19"/>
+              </w:rPr>
+              <w:t xml:space="preserve">, </w:t>
+            </w:r>
+            <w:r>
+              <w:rPr>
+                <w:rFonts w:ascii="Arial" w:cs="Arial" w:eastAsia="Arial" w:hAnsi="Arial"/>
+                <w:b/>
+                <w:bCs/>
+                <w:sz w:val="19"/>
+                <w:szCs w:val="19"/>
+              </w:rPr>
+              <w:t xml:space="preserve">After X Days</w:t>
+            </w:r>
+            <w:r>
+              <w:rPr>
+                <w:rFonts w:ascii="Arial" w:cs="Arial" w:eastAsia="Arial" w:hAnsi="Arial"/>
+                <w:sz w:val="19"/>
+                <w:szCs w:val="19"/>
+              </w:rPr>
+              <w:t xml:space="preserve"> (since they last entered), or </w:t>
+            </w:r>
+            <w:r>
+              <w:rPr>
+                <w:rFonts w:ascii="Arial" w:cs="Arial" w:eastAsia="Arial" w:hAnsi="Arial"/>
+                <w:b/>
+                <w:bCs/>
+                <w:sz w:val="19"/>
+                <w:szCs w:val="19"/>
+              </w:rPr>
+              <w:t xml:space="preserve">Every Qualifying Event</w:t>
+            </w:r>
+            <w:r>
+              <w:rPr>
+                <w:rFonts w:ascii="Arial" w:cs="Arial" w:eastAsia="Arial" w:hAnsi="Arial"/>
+                <w:sz w:val="19"/>
+                <w:szCs w:val="19"/>
+              </w:rPr>
+              <w:t xml:space="preserve">.</w:t>
+            </w:r>
+          </w:p>
+        </w:tc>
+        <w:tc>
+          <w:tcPr>
+            <w:tcW w:type="dxa" w:w="3740"/>
+            <w:tcMar>
+              <w:top w:type="dxa" w:w="60"/>
+              <w:left w:type="dxa" w:w="90"/>
+              <w:bottom w:type="dxa" w:w="60"/>
+              <w:right w:type="dxa" w:w="90"/>
+            </w:tcMar>
+          </w:tcPr>
+          <w:p>
+            <w:r>
+              <w:rPr>
+                <w:rFonts w:ascii="Arial" w:cs="Arial" w:eastAsia="Arial" w:hAnsi="Arial"/>
+                <w:sz w:val="19"/>
+                <w:szCs w:val="19"/>
+              </w:rPr>
+              <w:t xml:space="preserve">Whether a customer can go through again. Nobody is ever in the same journey twice at once.</w:t>
+            </w:r>
+          </w:p>
+        </w:tc>
+      </w:tr>
+    </w:tbl>
+    <w:p>
+      <w:pPr>
+        <w:spacing w:after="120"/>
+      </w:pPr>
+    </w:p>
+    <w:p>
+      <w:pPr>
+        <w:pStyle w:val="Heading2"/>
+        <w:spacing w:after="120" w:before="240"/>
+      </w:pPr>
+      <w:r>
+        <w:rPr>
+          <w:rFonts w:ascii="Arial" w:cs="Arial" w:eastAsia="Arial" w:hAnsi="Arial"/>
+        </w:rPr>
+        <w:t xml:space="preserve">Build the steps</w:t>
+      </w:r>
+    </w:p>
+    <w:p>
+      <w:pPr>
+        <w:spacing w:after="120"/>
+      </w:pPr>
+      <w:r>
+        <w:rPr>
+          <w:rFonts w:ascii="Arial" w:cs="Arial" w:eastAsia="Arial" w:hAnsi="Arial"/>
+          <w:sz w:val="21"/>
+          <w:szCs w:val="21"/>
+        </w:rPr>
+        <w:t xml:space="preserve">Add steps with the </w:t>
+      </w:r>
+      <w:r>
+        <w:rPr>
+          <w:rFonts w:ascii="Arial" w:cs="Arial" w:eastAsia="Arial" w:hAnsi="Arial"/>
+          <w:b/>
+          <w:bCs/>
+          <w:sz w:val="21"/>
+          <w:szCs w:val="21"/>
+        </w:rPr>
+        <w:t xml:space="preserve">+</w:t>
+      </w:r>
+      <w:r>
+        <w:rPr>
+          <w:rFonts w:ascii="Arial" w:cs="Arial" w:eastAsia="Arial" w:hAnsi="Arial"/>
+          <w:sz w:val="21"/>
+          <w:szCs w:val="21"/>
+        </w:rPr>
+        <w:t xml:space="preserve"> buttons on the canvas. Each step needs its settings before you can test publish; </w:t>
+      </w:r>
+      <w:r>
+        <w:rPr>
+          <w:rFonts w:ascii="Arial" w:cs="Arial" w:eastAsia="Arial" w:hAnsi="Arial"/>
+          <w:b/>
+          <w:bCs/>
+          <w:sz w:val="21"/>
+          <w:szCs w:val="21"/>
+        </w:rPr>
+        <w:t xml:space="preserve">Save Draft</w:t>
+      </w:r>
+      <w:r>
+        <w:rPr>
+          <w:rFonts w:ascii="Arial" w:cs="Arial" w:eastAsia="Arial" w:hAnsi="Arial"/>
+          <w:sz w:val="21"/>
+          <w:szCs w:val="21"/>
+        </w:rPr>
+        <w:t xml:space="preserve"> keeps your work (nothing saves on its own).</w:t>
+      </w:r>
+    </w:p>
+    <w:tbl>
+      <w:tblPr>
+        <w:tblW w:type="dxa" w:w="10080"/>
+        <w:tblBorders>
+          <w:top w:val="single" w:color="D9DBE3" w:sz="4"/>
+          <w:left w:val="none"/>
+          <w:bottom w:val="single" w:color="D9DBE3" w:sz="4"/>
+          <w:right w:val="none"/>
+          <w:insideH w:val="single" w:color="E6E8EF" w:sz="4"/>
+          <w:insideV w:val="none"/>
+        </w:tblBorders>
+      </w:tblPr>
+      <w:tblGrid>
+        <w:gridCol w:w="2600"/>
+        <w:gridCol w:w="7480"/>
+      </w:tblGrid>
+      <w:tr>
+        <w:trPr>
+          <w:tblHeader/>
+        </w:trPr>
+        <w:tc>
+          <w:tcPr>
+            <w:tcW w:type="dxa" w:w="2600"/>
+            <w:shd w:fill="EEEFF5" w:color="auto" w:val="clear"/>
+            <w:tcMar>
+              <w:top w:type="dxa" w:w="60"/>
+              <w:left w:type="dxa" w:w="90"/>
+              <w:bottom w:type="dxa" w:w="60"/>
+              <w:right w:type="dxa" w:w="90"/>
+            </w:tcMar>
+          </w:tcPr>
+          <w:p>
+            <w:r>
+              <w:rPr>
+                <w:rFonts w:ascii="Arial" w:cs="Arial" w:eastAsia="Arial" w:hAnsi="Arial"/>
+                <w:b/>
+                <w:bCs/>
+                <w:sz w:val="18"/>
+                <w:szCs w:val="18"/>
+              </w:rPr>
+              <w:t xml:space="preserve">Step</w:t>
+            </w:r>
+          </w:p>
+        </w:tc>
+        <w:tc>
+          <w:tcPr>
+            <w:tcW w:type="dxa" w:w="7480"/>
+            <w:shd w:fill="EEEFF5" w:color="auto" w:val="clear"/>
+            <w:tcMar>
+              <w:top w:type="dxa" w:w="60"/>
+              <w:left w:type="dxa" w:w="90"/>
+              <w:bottom w:type="dxa" w:w="60"/>
+              <w:right w:type="dxa" w:w="90"/>
+            </w:tcMar>
+          </w:tcPr>
+          <w:p>
+            <w:r>
+              <w:rPr>
+                <w:rFonts w:ascii="Arial" w:cs="Arial" w:eastAsia="Arial" w:hAnsi="Arial"/>
+                <w:b/>
+                <w:bCs/>
+                <w:sz w:val="18"/>
+                <w:szCs w:val="18"/>
+              </w:rPr>
+              <w:t xml:space="preserve">What it does</w:t>
+            </w:r>
+          </w:p>
+        </w:tc>
+      </w:tr>
+      <w:tr>
+        <w:tc>
+          <w:tcPr>
+            <w:tcW w:type="dxa" w:w="2600"/>
+            <w:tcMar>
+              <w:top w:type="dxa" w:w="60"/>
+              <w:left w:type="dxa" w:w="90"/>
+              <w:bottom w:type="dxa" w:w="60"/>
+              <w:right w:type="dxa" w:w="90"/>
+            </w:tcMar>
+          </w:tcPr>
+          <w:p>
+            <w:r>
+              <w:rPr>
+                <w:rFonts w:ascii="Arial" w:cs="Arial" w:eastAsia="Arial" w:hAnsi="Arial"/>
+                <w:sz w:val="19"/>
+                <w:szCs w:val="19"/>
+              </w:rPr>
+              <w:t xml:space="preserve">Wait</w:t>
+            </w:r>
+          </w:p>
+        </w:tc>
+        <w:tc>
+          <w:tcPr>
+            <w:tcW w:type="dxa" w:w="7480"/>
+            <w:tcMar>
+              <w:top w:type="dxa" w:w="60"/>
+              <w:left w:type="dxa" w:w="90"/>
+              <w:bottom w:type="dxa" w:w="60"/>
+              <w:right w:type="dxa" w:w="90"/>
+            </w:tcMar>
+          </w:tcPr>
+          <w:p>
+            <w:r>
+              <w:rPr>
+                <w:rFonts w:ascii="Arial" w:cs="Arial" w:eastAsia="Arial" w:hAnsi="Arial"/>
+                <w:sz w:val="19"/>
+                <w:szCs w:val="19"/>
+              </w:rPr>
+              <w:t xml:space="preserve">Pauses for minutes, hours, days or weeks.</w:t>
+            </w:r>
+          </w:p>
+        </w:tc>
+      </w:tr>
+      <w:tr>
+        <w:tc>
+          <w:tcPr>
+            <w:tcW w:type="dxa" w:w="2600"/>
+            <w:tcMar>
+              <w:top w:type="dxa" w:w="60"/>
+              <w:left w:type="dxa" w:w="90"/>
+              <w:bottom w:type="dxa" w:w="60"/>
+              <w:right w:type="dxa" w:w="90"/>
+            </w:tcMar>
+          </w:tcPr>
+          <w:p>
+            <w:r>
+              <w:rPr>
+                <w:rFonts w:ascii="Arial" w:cs="Arial" w:eastAsia="Arial" w:hAnsi="Arial"/>
+                <w:sz w:val="19"/>
+                <w:szCs w:val="19"/>
+              </w:rPr>
+              <w:t xml:space="preserve">Condition</w:t>
+            </w:r>
+          </w:p>
+        </w:tc>
+        <w:tc>
+          <w:tcPr>
+            <w:tcW w:type="dxa" w:w="7480"/>
+            <w:tcMar>
+              <w:top w:type="dxa" w:w="60"/>
+              <w:left w:type="dxa" w:w="90"/>
+              <w:bottom w:type="dxa" w:w="60"/>
+              <w:right w:type="dxa" w:w="90"/>
+            </w:tcMar>
+          </w:tcPr>
+          <w:p>
+            <w:r>
+              <w:rPr>
+                <w:rFonts w:ascii="Arial" w:cs="Arial" w:eastAsia="Arial" w:hAnsi="Arial"/>
+                <w:sz w:val="19"/>
+                <w:szCs w:val="19"/>
+              </w:rPr>
+              <w:t xml:space="preserve">Splits into Yes and No: made a purchase, opened an email, clicked a link, redeemed a coupon, a specific event happened (optionally within a number of days), or is in a segment.</w:t>
+            </w:r>
+          </w:p>
+        </w:tc>
+      </w:tr>
+      <w:tr>
+        <w:tc>
+          <w:tcPr>
+            <w:tcW w:type="dxa" w:w="2600"/>
+            <w:tcMar>
+              <w:top w:type="dxa" w:w="60"/>
+              <w:left w:type="dxa" w:w="90"/>
+              <w:bottom w:type="dxa" w:w="60"/>
+              <w:right w:type="dxa" w:w="90"/>
+            </w:tcMar>
+          </w:tcPr>
+          <w:p>
+            <w:r>
+              <w:rPr>
+                <w:rFonts w:ascii="Arial" w:cs="Arial" w:eastAsia="Arial" w:hAnsi="Arial"/>
+                <w:sz w:val="19"/>
+                <w:szCs w:val="19"/>
+              </w:rPr>
+              <w:t xml:space="preserve">Email, SMS / MMS</w:t>
+            </w:r>
+          </w:p>
+        </w:tc>
+        <w:tc>
+          <w:tcPr>
+            <w:tcW w:type="dxa" w:w="7480"/>
+            <w:tcMar>
+              <w:top w:type="dxa" w:w="60"/>
+              <w:left w:type="dxa" w:w="90"/>
+              <w:bottom w:type="dxa" w:w="60"/>
+              <w:right w:type="dxa" w:w="90"/>
+            </w:tcMar>
+          </w:tcPr>
+          <w:p>
+            <w:r>
+              <w:rPr>
+                <w:rFonts w:ascii="Arial" w:cs="Arial" w:eastAsia="Arial" w:hAnsi="Arial"/>
+                <w:sz w:val="19"/>
+                <w:szCs w:val="19"/>
+              </w:rPr>
+              <w:t xml:space="preserve">Sends a published template.</w:t>
+            </w:r>
+          </w:p>
+        </w:tc>
+      </w:tr>
+      <w:tr>
+        <w:tc>
+          <w:tcPr>
+            <w:tcW w:type="dxa" w:w="2600"/>
+            <w:tcMar>
+              <w:top w:type="dxa" w:w="60"/>
+              <w:left w:type="dxa" w:w="90"/>
+              <w:bottom w:type="dxa" w:w="60"/>
+              <w:right w:type="dxa" w:w="90"/>
+            </w:tcMar>
+          </w:tcPr>
+          <w:p>
+            <w:r>
+              <w:rPr>
+                <w:rFonts w:ascii="Arial" w:cs="Arial" w:eastAsia="Arial" w:hAnsi="Arial"/>
+                <w:sz w:val="19"/>
+                <w:szCs w:val="19"/>
+              </w:rPr>
+              <w:t xml:space="preserve">Issue Coupon</w:t>
+            </w:r>
+          </w:p>
+        </w:tc>
+        <w:tc>
+          <w:tcPr>
+            <w:tcW w:type="dxa" w:w="7480"/>
+            <w:tcMar>
+              <w:top w:type="dxa" w:w="60"/>
+              <w:left w:type="dxa" w:w="90"/>
+              <w:bottom w:type="dxa" w:w="60"/>
+              <w:right w:type="dxa" w:w="90"/>
+            </w:tcMar>
+          </w:tcPr>
+          <w:p>
+            <w:r>
+              <w:rPr>
+                <w:rFonts w:ascii="Arial" w:cs="Arial" w:eastAsia="Arial" w:hAnsi="Arial"/>
+                <w:sz w:val="19"/>
+                <w:szCs w:val="19"/>
+              </w:rPr>
+              <w:t xml:space="preserve">Asks C360 for a coupon for the customer (see below).</w:t>
+            </w:r>
+          </w:p>
+        </w:tc>
+      </w:tr>
+      <w:tr>
+        <w:tc>
+          <w:tcPr>
+            <w:tcW w:type="dxa" w:w="2600"/>
+            <w:tcMar>
+              <w:top w:type="dxa" w:w="60"/>
+              <w:left w:type="dxa" w:w="90"/>
+              <w:bottom w:type="dxa" w:w="60"/>
+              <w:right w:type="dxa" w:w="90"/>
+            </w:tcMar>
+          </w:tcPr>
+          <w:p>
+            <w:r>
+              <w:rPr>
+                <w:rFonts w:ascii="Arial" w:cs="Arial" w:eastAsia="Arial" w:hAnsi="Arial"/>
+                <w:sz w:val="19"/>
+                <w:szCs w:val="19"/>
+              </w:rPr>
+              <w:t xml:space="preserve">Update Loyalty Tier, Update Segment</w:t>
+            </w:r>
+          </w:p>
+        </w:tc>
+        <w:tc>
+          <w:tcPr>
+            <w:tcW w:type="dxa" w:w="7480"/>
+            <w:tcMar>
+              <w:top w:type="dxa" w:w="60"/>
+              <w:left w:type="dxa" w:w="90"/>
+              <w:bottom w:type="dxa" w:w="60"/>
+              <w:right w:type="dxa" w:w="90"/>
+            </w:tcMar>
+          </w:tcPr>
+          <w:p>
+            <w:r>
+              <w:rPr>
+                <w:rFonts w:ascii="Arial" w:cs="Arial" w:eastAsia="Arial" w:hAnsi="Arial"/>
+                <w:sz w:val="19"/>
+                <w:szCs w:val="19"/>
+              </w:rPr>
+              <w:t xml:space="preserve">Changes the customer's tier, or adds them to or removes them from a segment.</w:t>
+            </w:r>
+          </w:p>
+        </w:tc>
+      </w:tr>
+      <w:tr>
+        <w:tc>
+          <w:tcPr>
+            <w:tcW w:type="dxa" w:w="2600"/>
+            <w:tcMar>
+              <w:top w:type="dxa" w:w="60"/>
+              <w:left w:type="dxa" w:w="90"/>
+              <w:bottom w:type="dxa" w:w="60"/>
+              <w:right w:type="dxa" w:w="90"/>
+            </w:tcMar>
+          </w:tcPr>
+          <w:p>
+            <w:r>
+              <w:rPr>
+                <w:rFonts w:ascii="Arial" w:cs="Arial" w:eastAsia="Arial" w:hAnsi="Arial"/>
+                <w:sz w:val="19"/>
+                <w:szCs w:val="19"/>
+              </w:rPr>
+              <w:t xml:space="preserve">Exit Journey</w:t>
+            </w:r>
+          </w:p>
+        </w:tc>
+        <w:tc>
+          <w:tcPr>
+            <w:tcW w:type="dxa" w:w="7480"/>
+            <w:tcMar>
+              <w:top w:type="dxa" w:w="60"/>
+              <w:left w:type="dxa" w:w="90"/>
+              <w:bottom w:type="dxa" w:w="60"/>
+              <w:right w:type="dxa" w:w="90"/>
+            </w:tcMar>
+          </w:tcPr>
+          <w:p>
+            <w:r>
+              <w:rPr>
+                <w:rFonts w:ascii="Arial" w:cs="Arial" w:eastAsia="Arial" w:hAnsi="Arial"/>
+                <w:sz w:val="19"/>
+                <w:szCs w:val="19"/>
+              </w:rPr>
+              <w:t xml:space="preserve">Ends the path. A customer who reaches an Exit counts as </w:t>
+            </w:r>
+            <w:r>
+              <w:rPr>
+                <w:rFonts w:ascii="Arial" w:cs="Arial" w:eastAsia="Arial" w:hAnsi="Arial"/>
+                <w:b/>
+                <w:bCs/>
+                <w:sz w:val="19"/>
+                <w:szCs w:val="19"/>
+              </w:rPr>
+              <w:t xml:space="preserve">Goal Converted</w:t>
+            </w:r>
+            <w:r>
+              <w:rPr>
+                <w:rFonts w:ascii="Arial" w:cs="Arial" w:eastAsia="Arial" w:hAnsi="Arial"/>
+                <w:sz w:val="19"/>
+                <w:szCs w:val="19"/>
+              </w:rPr>
+              <w:t xml:space="preserve">; end every path with one.</w:t>
+            </w:r>
+          </w:p>
+        </w:tc>
+      </w:tr>
+    </w:tbl>
+    <w:p>
+      <w:pPr>
+        <w:spacing w:after="120"/>
+      </w:pPr>
+    </w:p>
+    <w:p>
+      <w:pPr>
+        <w:spacing w:after="120"/>
+      </w:pPr>
+      <w:r>
+        <w:rPr>
+          <w:rFonts w:ascii="Arial" w:cs="Arial" w:eastAsia="Arial" w:hAnsi="Arial"/>
+          <w:b/>
+          <w:bCs/>
+          <w:sz w:val="21"/>
+          <w:szCs w:val="21"/>
+        </w:rPr>
+        <w:t xml:space="preserve">Issue Coupon.</w:t>
+      </w:r>
+      <w:r>
+        <w:rPr>
+          <w:rFonts w:ascii="Arial" w:cs="Arial" w:eastAsia="Arial" w:hAnsi="Arial"/>
+          <w:sz w:val="21"/>
+          <w:szCs w:val="21"/>
+        </w:rPr>
+        <w:t xml:space="preserve"> CEP does not make coupon codes. The step leaves a request for C360, which reads the open requests, issues the coupon and marks the request done (Settings → Events → Coupon Requests for C360). The step also raises a Coupon Issue event, so another journey can start from it. A customer passing the same step again in the same enrolment asks only once.</w:t>
+      </w:r>
+    </w:p>
+    <w:p>
+      <w:pPr>
+        <w:pStyle w:val="Heading2"/>
+        <w:spacing w:after="120" w:before="240"/>
+      </w:pPr>
+      <w:r>
+        <w:rPr>
+          <w:rFonts w:ascii="Arial" w:cs="Arial" w:eastAsia="Arial" w:hAnsi="Arial"/>
+        </w:rPr>
+        <w:t xml:space="preserve">Test publish</w:t>
+      </w:r>
+    </w:p>
+    <w:p>
+      <w:pPr>
+        <w:spacing w:after="120"/>
+      </w:pPr>
+      <w:r>
+        <w:rPr>
+          <w:rFonts w:ascii="Arial" w:cs="Arial" w:eastAsia="Arial" w:hAnsi="Arial"/>
+          <w:b/>
+          <w:bCs/>
+          <w:sz w:val="21"/>
+          <w:szCs w:val="21"/>
+        </w:rPr>
+        <w:t xml:space="preserve">Test Publish</w:t>
+      </w:r>
+      <w:r>
+        <w:rPr>
+          <w:rFonts w:ascii="Arial" w:cs="Arial" w:eastAsia="Arial" w:hAnsi="Arial"/>
+          <w:sz w:val="21"/>
+          <w:szCs w:val="21"/>
+        </w:rPr>
+        <w:t xml:space="preserve"> runs the journey on a small population first: a random sample of up to 200 qualifying customers, or a test list. Four checks must pass:</w:t>
+      </w:r>
+    </w:p>
+    <w:tbl>
+      <w:tblPr>
+        <w:tblW w:type="dxa" w:w="10080"/>
+        <w:tblBorders>
+          <w:top w:val="single" w:color="D9DBE3" w:sz="4"/>
+          <w:left w:val="none"/>
+          <w:bottom w:val="single" w:color="D9DBE3" w:sz="4"/>
+          <w:right w:val="none"/>
+          <w:insideH w:val="single" w:color="E6E8EF" w:sz="4"/>
+          <w:insideV w:val="none"/>
+        </w:tblBorders>
+      </w:tblPr>
+      <w:tblGrid>
+        <w:gridCol w:w="2600"/>
+        <w:gridCol w:w="7480"/>
+      </w:tblGrid>
+      <w:tr>
+        <w:trPr>
+          <w:tblHeader/>
+        </w:trPr>
+        <w:tc>
+          <w:tcPr>
+            <w:tcW w:type="dxa" w:w="2600"/>
+            <w:shd w:fill="EEEFF5" w:color="auto" w:val="clear"/>
+            <w:tcMar>
+              <w:top w:type="dxa" w:w="60"/>
+              <w:left w:type="dxa" w:w="90"/>
+              <w:bottom w:type="dxa" w:w="60"/>
+              <w:right w:type="dxa" w:w="90"/>
+            </w:tcMar>
+          </w:tcPr>
+          <w:p>
+            <w:r>
+              <w:rPr>
+                <w:rFonts w:ascii="Arial" w:cs="Arial" w:eastAsia="Arial" w:hAnsi="Arial"/>
+                <w:b/>
+                <w:bCs/>
+                <w:sz w:val="18"/>
+                <w:szCs w:val="18"/>
+              </w:rPr>
+              <w:t xml:space="preserve">Check</w:t>
+            </w:r>
+          </w:p>
+        </w:tc>
+        <w:tc>
+          <w:tcPr>
+            <w:tcW w:type="dxa" w:w="7480"/>
+            <w:shd w:fill="EEEFF5" w:color="auto" w:val="clear"/>
+            <w:tcMar>
+              <w:top w:type="dxa" w:w="60"/>
+              <w:left w:type="dxa" w:w="90"/>
+              <w:bottom w:type="dxa" w:w="60"/>
+              <w:right w:type="dxa" w:w="90"/>
+            </w:tcMar>
+          </w:tcPr>
+          <w:p>
+            <w:r>
+              <w:rPr>
+                <w:rFonts w:ascii="Arial" w:cs="Arial" w:eastAsia="Arial" w:hAnsi="Arial"/>
+                <w:b/>
+                <w:bCs/>
+                <w:sz w:val="18"/>
+                <w:szCs w:val="18"/>
+              </w:rPr>
+              <w:t xml:space="preserve">Passes when</w:t>
+            </w:r>
+          </w:p>
+        </w:tc>
+      </w:tr>
+      <w:tr>
+        <w:tc>
+          <w:tcPr>
+            <w:tcW w:type="dxa" w:w="2600"/>
+            <w:tcMar>
+              <w:top w:type="dxa" w:w="60"/>
+              <w:left w:type="dxa" w:w="90"/>
+              <w:bottom w:type="dxa" w:w="60"/>
+              <w:right w:type="dxa" w:w="90"/>
+            </w:tcMar>
+          </w:tcPr>
+          <w:p>
+            <w:r>
+              <w:rPr>
+                <w:rFonts w:ascii="Arial" w:cs="Arial" w:eastAsia="Arial" w:hAnsi="Arial"/>
+                <w:sz w:val="19"/>
+                <w:szCs w:val="19"/>
+              </w:rPr>
+              <w:t xml:space="preserve">Entry rules configured</w:t>
+            </w:r>
+          </w:p>
+        </w:tc>
+        <w:tc>
+          <w:tcPr>
+            <w:tcW w:type="dxa" w:w="7480"/>
+            <w:tcMar>
+              <w:top w:type="dxa" w:w="60"/>
+              <w:left w:type="dxa" w:w="90"/>
+              <w:bottom w:type="dxa" w:w="60"/>
+              <w:right w:type="dxa" w:w="90"/>
+            </w:tcMar>
+          </w:tcPr>
+          <w:p>
+            <w:r>
+              <w:rPr>
+                <w:rFonts w:ascii="Arial" w:cs="Arial" w:eastAsia="Arial" w:hAnsi="Arial"/>
+                <w:sz w:val="19"/>
+                <w:szCs w:val="19"/>
+              </w:rPr>
+              <w:t xml:space="preserve">The journey has an entry.</w:t>
+            </w:r>
+          </w:p>
+        </w:tc>
+      </w:tr>
+      <w:tr>
+        <w:tc>
+          <w:tcPr>
+            <w:tcW w:type="dxa" w:w="2600"/>
+            <w:tcMar>
+              <w:top w:type="dxa" w:w="60"/>
+              <w:left w:type="dxa" w:w="90"/>
+              <w:bottom w:type="dxa" w:w="60"/>
+              <w:right w:type="dxa" w:w="90"/>
+            </w:tcMar>
+          </w:tcPr>
+          <w:p>
+            <w:r>
+              <w:rPr>
+                <w:rFonts w:ascii="Arial" w:cs="Arial" w:eastAsia="Arial" w:hAnsi="Arial"/>
+                <w:sz w:val="19"/>
+                <w:szCs w:val="19"/>
+              </w:rPr>
+              <w:t xml:space="preserve">All canvas steps configured</w:t>
+            </w:r>
+          </w:p>
+        </w:tc>
+        <w:tc>
+          <w:tcPr>
+            <w:tcW w:type="dxa" w:w="7480"/>
+            <w:tcMar>
+              <w:top w:type="dxa" w:w="60"/>
+              <w:left w:type="dxa" w:w="90"/>
+              <w:bottom w:type="dxa" w:w="60"/>
+              <w:right w:type="dxa" w:w="90"/>
+            </w:tcMar>
+          </w:tcPr>
+          <w:p>
+            <w:r>
+              <w:rPr>
+                <w:rFonts w:ascii="Arial" w:cs="Arial" w:eastAsia="Arial" w:hAnsi="Arial"/>
+                <w:sz w:val="19"/>
+                <w:szCs w:val="19"/>
+              </w:rPr>
+              <w:t xml:space="preserve">Every step has its settings and every path ends.</w:t>
+            </w:r>
+          </w:p>
+        </w:tc>
+      </w:tr>
+      <w:tr>
+        <w:tc>
+          <w:tcPr>
+            <w:tcW w:type="dxa" w:w="2600"/>
+            <w:tcMar>
+              <w:top w:type="dxa" w:w="60"/>
+              <w:left w:type="dxa" w:w="90"/>
+              <w:bottom w:type="dxa" w:w="60"/>
+              <w:right w:type="dxa" w:w="90"/>
+            </w:tcMar>
+          </w:tcPr>
+          <w:p>
+            <w:r>
+              <w:rPr>
+                <w:rFonts w:ascii="Arial" w:cs="Arial" w:eastAsia="Arial" w:hAnsi="Arial"/>
+                <w:sz w:val="19"/>
+                <w:szCs w:val="19"/>
+              </w:rPr>
+              <w:t xml:space="preserve">Templates ready</w:t>
+            </w:r>
+          </w:p>
+        </w:tc>
+        <w:tc>
+          <w:tcPr>
+            <w:tcW w:type="dxa" w:w="7480"/>
+            <w:tcMar>
+              <w:top w:type="dxa" w:w="60"/>
+              <w:left w:type="dxa" w:w="90"/>
+              <w:bottom w:type="dxa" w:w="60"/>
+              <w:right w:type="dxa" w:w="90"/>
+            </w:tcMar>
+          </w:tcPr>
+          <w:p>
+            <w:r>
+              <w:rPr>
+                <w:rFonts w:ascii="Arial" w:cs="Arial" w:eastAsia="Arial" w:hAnsi="Arial"/>
+                <w:sz w:val="19"/>
+                <w:szCs w:val="19"/>
+              </w:rPr>
+              <w:t xml:space="preserve">Every message step's template is published.</w:t>
+            </w:r>
+          </w:p>
+        </w:tc>
+      </w:tr>
+      <w:tr>
+        <w:tc>
+          <w:tcPr>
+            <w:tcW w:type="dxa" w:w="2600"/>
+            <w:tcMar>
+              <w:top w:type="dxa" w:w="60"/>
+              <w:left w:type="dxa" w:w="90"/>
+              <w:bottom w:type="dxa" w:w="60"/>
+              <w:right w:type="dxa" w:w="90"/>
+            </w:tcMar>
+          </w:tcPr>
+          <w:p>
+            <w:r>
+              <w:rPr>
+                <w:rFonts w:ascii="Arial" w:cs="Arial" w:eastAsia="Arial" w:hAnsi="Arial"/>
+                <w:sz w:val="19"/>
+                <w:szCs w:val="19"/>
+              </w:rPr>
+              <w:t xml:space="preserve">Governance rules satisfied</w:t>
+            </w:r>
+          </w:p>
+        </w:tc>
+        <w:tc>
+          <w:tcPr>
+            <w:tcW w:type="dxa" w:w="7480"/>
+            <w:tcMar>
+              <w:top w:type="dxa" w:w="60"/>
+              <w:left w:type="dxa" w:w="90"/>
+              <w:bottom w:type="dxa" w:w="60"/>
+              <w:right w:type="dxa" w:w="90"/>
+            </w:tcMar>
+          </w:tcPr>
+          <w:p>
+            <w:r>
+              <w:rPr>
+                <w:rFonts w:ascii="Arial" w:cs="Arial" w:eastAsia="Arial" w:hAnsi="Arial"/>
+                <w:sz w:val="19"/>
+                <w:szCs w:val="19"/>
+              </w:rPr>
+              <w:t xml:space="preserve">Always passes; it tells you which frequency caps apply to the journey's messages ("Emails: at most 3 in 7 days") and that texts wait out quiet hours, 21:00 to 08:00 in the workspace's time zone. A customer over a cap is held back, not sent.</w:t>
+            </w:r>
+          </w:p>
+        </w:tc>
+      </w:tr>
+    </w:tbl>
+    <w:p>
+      <w:pPr>
+        <w:spacing w:after="120"/>
+      </w:pPr>
+    </w:p>
+    <w:p>
+      <w:pPr>
+        <w:spacing w:after="120"/>
+      </w:pPr>
+      <w:r>
+        <w:rPr>
+          <w:rFonts w:ascii="Arial" w:cs="Arial" w:eastAsia="Arial" w:hAnsi="Arial"/>
+          <w:sz w:val="21"/>
+          <w:szCs w:val="21"/>
+        </w:rPr>
+        <w:t xml:space="preserve">The test </w:t>
+      </w:r>
+      <w:r>
+        <w:rPr>
+          <w:rFonts w:ascii="Arial" w:cs="Arial" w:eastAsia="Arial" w:hAnsi="Arial"/>
+          <w:b/>
+          <w:bCs/>
+          <w:sz w:val="21"/>
+          <w:szCs w:val="21"/>
+        </w:rPr>
+        <w:t xml:space="preserve">sends real messages</w:t>
+      </w:r>
+      <w:r>
+        <w:rPr>
+          <w:rFonts w:ascii="Arial" w:cs="Arial" w:eastAsia="Arial" w:hAnsi="Arial"/>
+          <w:sz w:val="21"/>
+          <w:szCs w:val="21"/>
+        </w:rPr>
+        <w:t xml:space="preserve"> to that population, so use the test list. The result shows who got what, and how many were held back and why (unsubscribed, over a frequency cap, no consent, and so on).</w:t>
+      </w:r>
+    </w:p>
+    <w:p>
+      <w:pPr>
+        <w:pStyle w:val="Heading2"/>
+        <w:spacing w:after="120" w:before="240"/>
+      </w:pPr>
+      <w:r>
+        <w:rPr>
+          <w:rFonts w:ascii="Arial" w:cs="Arial" w:eastAsia="Arial" w:hAnsi="Arial"/>
+        </w:rPr>
+        <w:t xml:space="preserve">Approve and go live</w:t>
+      </w:r>
+    </w:p>
+    <w:p>
+      <w:pPr>
+        <w:spacing w:after="120"/>
+      </w:pPr>
+      <w:r>
+        <w:rPr>
+          <w:rFonts w:ascii="Arial" w:cs="Arial" w:eastAsia="Arial" w:hAnsi="Arial"/>
+          <w:sz w:val="21"/>
+          <w:szCs w:val="21"/>
+        </w:rPr>
+        <w:t xml:space="preserve">Someone with Activate approves the tested version: </w:t>
+      </w:r>
+      <w:r>
+        <w:rPr>
+          <w:rFonts w:ascii="Arial" w:cs="Arial" w:eastAsia="Arial" w:hAnsi="Arial"/>
+          <w:b/>
+          <w:bCs/>
+          <w:sz w:val="21"/>
+          <w:szCs w:val="21"/>
+        </w:rPr>
+        <w:t xml:space="preserve">go live now</w:t>
+      </w:r>
+      <w:r>
+        <w:rPr>
+          <w:rFonts w:ascii="Arial" w:cs="Arial" w:eastAsia="Arial" w:hAnsi="Arial"/>
+          <w:sz w:val="21"/>
+          <w:szCs w:val="21"/>
+        </w:rPr>
+        <w:t xml:space="preserve">, or </w:t>
+      </w:r>
+      <w:r>
+        <w:rPr>
+          <w:rFonts w:ascii="Arial" w:cs="Arial" w:eastAsia="Arial" w:hAnsi="Arial"/>
+          <w:b/>
+          <w:bCs/>
+          <w:sz w:val="21"/>
+          <w:szCs w:val="21"/>
+        </w:rPr>
+        <w:t xml:space="preserve">at a date and time</w:t>
+      </w:r>
+      <w:r>
+        <w:rPr>
+          <w:rFonts w:ascii="Arial" w:cs="Arial" w:eastAsia="Arial" w:hAnsi="Arial"/>
+          <w:sz w:val="21"/>
+          <w:szCs w:val="21"/>
+        </w:rPr>
+        <w:t xml:space="preserve">. A scheduled journey reads </w:t>
+      </w:r>
+      <w:r>
+        <w:rPr>
+          <w:rFonts w:ascii="Arial" w:cs="Arial" w:eastAsia="Arial" w:hAnsi="Arial"/>
+          <w:i/>
+          <w:iCs/>
+          <w:sz w:val="21"/>
+          <w:szCs w:val="21"/>
+        </w:rPr>
+        <w:t xml:space="preserve">Approved</w:t>
+      </w:r>
+      <w:r>
+        <w:rPr>
+          <w:rFonts w:ascii="Arial" w:cs="Arial" w:eastAsia="Arial" w:hAnsi="Arial"/>
+          <w:sz w:val="21"/>
+          <w:szCs w:val="21"/>
+        </w:rPr>
+        <w:t xml:space="preserve"> until its time; </w:t>
+      </w:r>
+      <w:r>
+        <w:rPr>
+          <w:rFonts w:ascii="Arial" w:cs="Arial" w:eastAsia="Arial" w:hAnsi="Arial"/>
+          <w:b/>
+          <w:bCs/>
+          <w:sz w:val="21"/>
+          <w:szCs w:val="21"/>
+        </w:rPr>
+        <w:t xml:space="preserve">Cancel Schedule</w:t>
+      </w:r>
+      <w:r>
+        <w:rPr>
+          <w:rFonts w:ascii="Arial" w:cs="Arial" w:eastAsia="Arial" w:hAnsi="Arial"/>
+          <w:sz w:val="21"/>
+          <w:szCs w:val="21"/>
+        </w:rPr>
+        <w:t xml:space="preserve"> on the journey's page takes it back to Test, and you can approve it again for another time. Going live retires any older live version, so only one version runs at a time.</w:t>
+      </w:r>
+    </w:p>
+    <w:p>
+      <w:pPr>
+        <w:pStyle w:val="Heading2"/>
+        <w:spacing w:after="120" w:before="240"/>
+      </w:pPr>
+      <w:r>
+        <w:rPr>
+          <w:rFonts w:ascii="Arial" w:cs="Arial" w:eastAsia="Arial" w:hAnsi="Arial"/>
+        </w:rPr>
+        <w:t xml:space="preserve">The journey's page</w:t>
+      </w:r>
+    </w:p>
+    <w:tbl>
+      <w:tblPr>
+        <w:tblW w:type="dxa" w:w="10080"/>
+        <w:tblBorders>
+          <w:top w:val="single" w:color="D9DBE3" w:sz="4"/>
+          <w:left w:val="none"/>
+          <w:bottom w:val="single" w:color="D9DBE3" w:sz="4"/>
+          <w:right w:val="none"/>
+          <w:insideH w:val="single" w:color="E6E8EF" w:sz="4"/>
+          <w:insideV w:val="none"/>
+        </w:tblBorders>
+      </w:tblPr>
+      <w:tblGrid>
+        <w:gridCol w:w="2600"/>
+        <w:gridCol w:w="7480"/>
+      </w:tblGrid>
+      <w:tr>
+        <w:trPr>
+          <w:tblHeader/>
+        </w:trPr>
+        <w:tc>
+          <w:tcPr>
+            <w:tcW w:type="dxa" w:w="2600"/>
+            <w:shd w:fill="EEEFF5" w:color="auto" w:val="clear"/>
+            <w:tcMar>
+              <w:top w:type="dxa" w:w="60"/>
+              <w:left w:type="dxa" w:w="90"/>
+              <w:bottom w:type="dxa" w:w="60"/>
+              <w:right w:type="dxa" w:w="90"/>
+            </w:tcMar>
+          </w:tcPr>
+          <w:p>
+            <w:r>
+              <w:rPr>
+                <w:rFonts w:ascii="Arial" w:cs="Arial" w:eastAsia="Arial" w:hAnsi="Arial"/>
+                <w:b/>
+                <w:bCs/>
+                <w:sz w:val="18"/>
+                <w:szCs w:val="18"/>
+              </w:rPr>
+              <w:t xml:space="preserve">Part</w:t>
+            </w:r>
+          </w:p>
+        </w:tc>
+        <w:tc>
+          <w:tcPr>
+            <w:tcW w:type="dxa" w:w="7480"/>
+            <w:shd w:fill="EEEFF5" w:color="auto" w:val="clear"/>
+            <w:tcMar>
+              <w:top w:type="dxa" w:w="60"/>
+              <w:left w:type="dxa" w:w="90"/>
+              <w:bottom w:type="dxa" w:w="60"/>
+              <w:right w:type="dxa" w:w="90"/>
+            </w:tcMar>
+          </w:tcPr>
+          <w:p>
+            <w:r>
+              <w:rPr>
+                <w:rFonts w:ascii="Arial" w:cs="Arial" w:eastAsia="Arial" w:hAnsi="Arial"/>
+                <w:b/>
+                <w:bCs/>
+                <w:sz w:val="18"/>
+                <w:szCs w:val="18"/>
+              </w:rPr>
+              <w:t xml:space="preserve">What it shows</w:t>
+            </w:r>
+          </w:p>
+        </w:tc>
+      </w:tr>
+      <w:tr>
+        <w:tc>
+          <w:tcPr>
+            <w:tcW w:type="dxa" w:w="2600"/>
+            <w:tcMar>
+              <w:top w:type="dxa" w:w="60"/>
+              <w:left w:type="dxa" w:w="90"/>
+              <w:bottom w:type="dxa" w:w="60"/>
+              <w:right w:type="dxa" w:w="90"/>
+            </w:tcMar>
+          </w:tcPr>
+          <w:p>
+            <w:r>
+              <w:rPr>
+                <w:rFonts w:ascii="Arial" w:cs="Arial" w:eastAsia="Arial" w:hAnsi="Arial"/>
+                <w:sz w:val="19"/>
+                <w:szCs w:val="19"/>
+              </w:rPr>
+              <w:t xml:space="preserve">Header</w:t>
+            </w:r>
+          </w:p>
+        </w:tc>
+        <w:tc>
+          <w:tcPr>
+            <w:tcW w:type="dxa" w:w="7480"/>
+            <w:tcMar>
+              <w:top w:type="dxa" w:w="60"/>
+              <w:left w:type="dxa" w:w="90"/>
+              <w:bottom w:type="dxa" w:w="60"/>
+              <w:right w:type="dxa" w:w="90"/>
+            </w:tcMar>
+          </w:tcPr>
+          <w:p>
+            <w:r>
+              <w:rPr>
+                <w:rFonts w:ascii="Arial" w:cs="Arial" w:eastAsia="Arial" w:hAnsi="Arial"/>
+                <w:sz w:val="19"/>
+                <w:szCs w:val="19"/>
+              </w:rPr>
+              <w:t xml:space="preserve">Status, the trigger, the channels, and the actions your rights allow: Pause Journey / Resume Journey, Cancel Schedule, Archive Journey, Duplicate, Edit Journey.</w:t>
+            </w:r>
+          </w:p>
+        </w:tc>
+      </w:tr>
+      <w:tr>
+        <w:tc>
+          <w:tcPr>
+            <w:tcW w:type="dxa" w:w="2600"/>
+            <w:tcMar>
+              <w:top w:type="dxa" w:w="60"/>
+              <w:left w:type="dxa" w:w="90"/>
+              <w:bottom w:type="dxa" w:w="60"/>
+              <w:right w:type="dxa" w:w="90"/>
+            </w:tcMar>
+          </w:tcPr>
+          <w:p>
+            <w:r>
+              <w:rPr>
+                <w:rFonts w:ascii="Arial" w:cs="Arial" w:eastAsia="Arial" w:hAnsi="Arial"/>
+                <w:sz w:val="19"/>
+                <w:szCs w:val="19"/>
+              </w:rPr>
+              <w:t xml:space="preserve">Performance</w:t>
+            </w:r>
+          </w:p>
+        </w:tc>
+        <w:tc>
+          <w:tcPr>
+            <w:tcW w:type="dxa" w:w="7480"/>
+            <w:tcMar>
+              <w:top w:type="dxa" w:w="60"/>
+              <w:left w:type="dxa" w:w="90"/>
+              <w:bottom w:type="dxa" w:w="60"/>
+              <w:right w:type="dxa" w:w="90"/>
+            </w:tcMar>
+          </w:tcPr>
+          <w:p>
+            <w:r>
+              <w:rPr>
+                <w:rFonts w:ascii="Arial" w:cs="Arial" w:eastAsia="Arial" w:hAnsi="Arial"/>
+                <w:sz w:val="19"/>
+                <w:szCs w:val="19"/>
+              </w:rPr>
+              <w:t xml:space="preserve">Enrolled, In Journey, Goal Converted and Exited Early, with the weekly Enrollment Over Time. A Draft shows dashes.</w:t>
+            </w:r>
+          </w:p>
+        </w:tc>
+      </w:tr>
+      <w:tr>
+        <w:tc>
+          <w:tcPr>
+            <w:tcW w:type="dxa" w:w="2600"/>
+            <w:tcMar>
+              <w:top w:type="dxa" w:w="60"/>
+              <w:left w:type="dxa" w:w="90"/>
+              <w:bottom w:type="dxa" w:w="60"/>
+              <w:right w:type="dxa" w:w="90"/>
+            </w:tcMar>
+          </w:tcPr>
+          <w:p>
+            <w:r>
+              <w:rPr>
+                <w:rFonts w:ascii="Arial" w:cs="Arial" w:eastAsia="Arial" w:hAnsi="Arial"/>
+                <w:sz w:val="19"/>
+                <w:szCs w:val="19"/>
+              </w:rPr>
+              <w:t xml:space="preserve">Setup</w:t>
+            </w:r>
+          </w:p>
+        </w:tc>
+        <w:tc>
+          <w:tcPr>
+            <w:tcW w:type="dxa" w:w="7480"/>
+            <w:tcMar>
+              <w:top w:type="dxa" w:w="60"/>
+              <w:left w:type="dxa" w:w="90"/>
+              <w:bottom w:type="dxa" w:w="60"/>
+              <w:right w:type="dxa" w:w="90"/>
+            </w:tcMar>
+          </w:tcPr>
+          <w:p>
+            <w:r>
+              <w:rPr>
+                <w:rFonts w:ascii="Arial" w:cs="Arial" w:eastAsia="Arial" w:hAnsi="Arial"/>
+                <w:sz w:val="19"/>
+                <w:szCs w:val="19"/>
+              </w:rPr>
+              <w:t xml:space="preserve">The trigger, the Goal and the Exit Criteria (notes you can edit in place), re-entry, and the audience: source lists, the eligible pool and the enrolment rate.</w:t>
+            </w:r>
+          </w:p>
+        </w:tc>
+      </w:tr>
+      <w:tr>
+        <w:tc>
+          <w:tcPr>
+            <w:tcW w:type="dxa" w:w="2600"/>
+            <w:tcMar>
+              <w:top w:type="dxa" w:w="60"/>
+              <w:left w:type="dxa" w:w="90"/>
+              <w:bottom w:type="dxa" w:w="60"/>
+              <w:right w:type="dxa" w:w="90"/>
+            </w:tcMar>
+          </w:tcPr>
+          <w:p>
+            <w:r>
+              <w:rPr>
+                <w:rFonts w:ascii="Arial" w:cs="Arial" w:eastAsia="Arial" w:hAnsi="Arial"/>
+                <w:sz w:val="19"/>
+                <w:szCs w:val="19"/>
+              </w:rPr>
+              <w:t xml:space="preserve">Versions</w:t>
+            </w:r>
+          </w:p>
+        </w:tc>
+        <w:tc>
+          <w:tcPr>
+            <w:tcW w:type="dxa" w:w="7480"/>
+            <w:tcMar>
+              <w:top w:type="dxa" w:w="60"/>
+              <w:left w:type="dxa" w:w="90"/>
+              <w:bottom w:type="dxa" w:w="60"/>
+              <w:right w:type="dxa" w:w="90"/>
+            </w:tcMar>
+          </w:tcPr>
+          <w:p>
+            <w:r>
+              <w:rPr>
+                <w:rFonts w:ascii="Arial" w:cs="Arial" w:eastAsia="Arial" w:hAnsi="Arial"/>
+                <w:sz w:val="19"/>
+                <w:szCs w:val="19"/>
+              </w:rPr>
+              <w:t xml:space="preserve">Every version, newest first: its status, when it went live and when it was made. The running one is tagged </w:t>
+            </w:r>
+            <w:r>
+              <w:rPr>
+                <w:rFonts w:ascii="Arial" w:cs="Arial" w:eastAsia="Arial" w:hAnsi="Arial"/>
+                <w:b/>
+                <w:bCs/>
+                <w:sz w:val="19"/>
+                <w:szCs w:val="19"/>
+              </w:rPr>
+              <w:t xml:space="preserve">Live</w:t>
+            </w:r>
+            <w:r>
+              <w:rPr>
+                <w:rFonts w:ascii="Arial" w:cs="Arial" w:eastAsia="Arial" w:hAnsi="Arial"/>
+                <w:sz w:val="19"/>
+                <w:szCs w:val="19"/>
+              </w:rPr>
+              <w:t xml:space="preserve">.</w:t>
+            </w:r>
+          </w:p>
+        </w:tc>
+      </w:tr>
+      <w:tr>
+        <w:tc>
+          <w:tcPr>
+            <w:tcW w:type="dxa" w:w="2600"/>
+            <w:tcMar>
+              <w:top w:type="dxa" w:w="60"/>
+              <w:left w:type="dxa" w:w="90"/>
+              <w:bottom w:type="dxa" w:w="60"/>
+              <w:right w:type="dxa" w:w="90"/>
+            </w:tcMar>
+          </w:tcPr>
+          <w:p>
+            <w:r>
+              <w:rPr>
+                <w:rFonts w:ascii="Arial" w:cs="Arial" w:eastAsia="Arial" w:hAnsi="Arial"/>
+                <w:sz w:val="19"/>
+                <w:szCs w:val="19"/>
+              </w:rPr>
+              <w:t xml:space="preserve">Generated Campaigns</w:t>
+            </w:r>
+          </w:p>
+        </w:tc>
+        <w:tc>
+          <w:tcPr>
+            <w:tcW w:type="dxa" w:w="7480"/>
+            <w:tcMar>
+              <w:top w:type="dxa" w:w="60"/>
+              <w:left w:type="dxa" w:w="90"/>
+              <w:bottom w:type="dxa" w:w="60"/>
+              <w:right w:type="dxa" w:w="90"/>
+            </w:tcMar>
+          </w:tcPr>
+          <w:p>
+            <w:r>
+              <w:rPr>
+                <w:rFonts w:ascii="Arial" w:cs="Arial" w:eastAsia="Arial" w:hAnsi="Arial"/>
+                <w:sz w:val="19"/>
+                <w:szCs w:val="19"/>
+              </w:rPr>
+              <w:t xml:space="preserve">Each message step sends through a campaign, one per step per day. Open one to see its recipients and results.</w:t>
+            </w:r>
+          </w:p>
+        </w:tc>
+      </w:tr>
+      <w:tr>
+        <w:tc>
+          <w:tcPr>
+            <w:tcW w:type="dxa" w:w="2600"/>
+            <w:tcMar>
+              <w:top w:type="dxa" w:w="60"/>
+              <w:left w:type="dxa" w:w="90"/>
+              <w:bottom w:type="dxa" w:w="60"/>
+              <w:right w:type="dxa" w:w="90"/>
+            </w:tcMar>
+          </w:tcPr>
+          <w:p>
+            <w:r>
+              <w:rPr>
+                <w:rFonts w:ascii="Arial" w:cs="Arial" w:eastAsia="Arial" w:hAnsi="Arial"/>
+                <w:sz w:val="19"/>
+                <w:szCs w:val="19"/>
+              </w:rPr>
+              <w:t xml:space="preserve">Activity</w:t>
+            </w:r>
+          </w:p>
+        </w:tc>
+        <w:tc>
+          <w:tcPr>
+            <w:tcW w:type="dxa" w:w="7480"/>
+            <w:tcMar>
+              <w:top w:type="dxa" w:w="60"/>
+              <w:left w:type="dxa" w:w="90"/>
+              <w:bottom w:type="dxa" w:w="60"/>
+              <w:right w:type="dxa" w:w="90"/>
+            </w:tcMar>
+          </w:tcPr>
+          <w:p>
+            <w:r>
+              <w:rPr>
+                <w:rFonts w:ascii="Arial" w:cs="Arial" w:eastAsia="Arial" w:hAnsi="Arial"/>
+                <w:sz w:val="19"/>
+                <w:szCs w:val="19"/>
+              </w:rPr>
+              <w:t xml:space="preserve">Who created, tested, approved, paused or archived it, and when.</w:t>
+            </w:r>
+          </w:p>
+        </w:tc>
+      </w:tr>
+    </w:tbl>
+    <w:p>
+      <w:pPr>
+        <w:spacing w:after="120"/>
+      </w:pPr>
+    </w:p>
+    <w:p>
+      <w:pPr>
+        <w:pStyle w:val="Heading2"/>
+        <w:spacing w:after="120" w:before="240"/>
+      </w:pPr>
+      <w:r>
+        <w:rPr>
+          <w:rFonts w:ascii="Arial" w:cs="Arial" w:eastAsia="Arial" w:hAnsi="Arial"/>
+        </w:rPr>
+        <w:t xml:space="preserve">How to</w:t>
+      </w:r>
+    </w:p>
+    <w:p>
+      <w:pPr>
+        <w:spacing w:after="120"/>
+      </w:pPr>
+      <w:r>
+        <w:rPr>
+          <w:rFonts w:ascii="Arial" w:cs="Arial" w:eastAsia="Arial" w:hAnsi="Arial"/>
+          <w:b/>
+          <w:bCs/>
+          <w:sz w:val="21"/>
+          <w:szCs w:val="21"/>
+        </w:rPr>
+        <w:t xml:space="preserve">Pause a journey for a while.</w:t>
+      </w:r>
+      <w:r>
+        <w:rPr>
+          <w:rFonts w:ascii="Arial" w:cs="Arial" w:eastAsia="Arial" w:hAnsi="Arial"/>
+          <w:sz w:val="21"/>
+          <w:szCs w:val="21"/>
+        </w:rPr>
+        <w:t xml:space="preserve"> Pause Journey. New customers stop entering and nobody moves; Resume Journey picks up where everyone was.</w:t>
+      </w:r>
+    </w:p>
+    <w:p>
+      <w:pPr>
+        <w:spacing w:after="120"/>
+      </w:pPr>
+      <w:r>
+        <w:rPr>
+          <w:rFonts w:ascii="Arial" w:cs="Arial" w:eastAsia="Arial" w:hAnsi="Arial"/>
+          <w:b/>
+          <w:bCs/>
+          <w:sz w:val="21"/>
+          <w:szCs w:val="21"/>
+        </w:rPr>
+        <w:t xml:space="preserve">End a journey.</w:t>
+      </w:r>
+      <w:r>
+        <w:rPr>
+          <w:rFonts w:ascii="Arial" w:cs="Arial" w:eastAsia="Arial" w:hAnsi="Arial"/>
+          <w:sz w:val="21"/>
+          <w:szCs w:val="21"/>
+        </w:rPr>
+        <w:t xml:space="preserve"> Archive Journey, then confirm. Nobody new enters, everyone still in it leaves their path (counted as exited), its live and tested versions are retired and any scheduled start is dropped. It can't be undone; </w:t>
+      </w:r>
+      <w:r>
+        <w:rPr>
+          <w:rFonts w:ascii="Arial" w:cs="Arial" w:eastAsia="Arial" w:hAnsi="Arial"/>
+          <w:b/>
+          <w:bCs/>
+          <w:sz w:val="21"/>
+          <w:szCs w:val="21"/>
+        </w:rPr>
+        <w:t xml:space="preserve">Duplicate</w:t>
+      </w:r>
+      <w:r>
+        <w:rPr>
+          <w:rFonts w:ascii="Arial" w:cs="Arial" w:eastAsia="Arial" w:hAnsi="Arial"/>
+          <w:sz w:val="21"/>
+          <w:szCs w:val="21"/>
+        </w:rPr>
+        <w:t xml:space="preserve"> starts the same journey again as a draft. A live, paused or scheduled journey needs Activate to archive; a draft or tested one needs Create and Edit.</w:t>
+      </w:r>
+    </w:p>
+    <w:p>
+      <w:pPr>
+        <w:spacing w:after="120"/>
+      </w:pPr>
+      <w:r>
+        <w:rPr>
+          <w:rFonts w:ascii="Arial" w:cs="Arial" w:eastAsia="Arial" w:hAnsi="Arial"/>
+          <w:b/>
+          <w:bCs/>
+          <w:sz w:val="21"/>
+          <w:szCs w:val="21"/>
+        </w:rPr>
+        <w:t xml:space="preserve">Change a live journey.</w:t>
+      </w:r>
+      <w:r>
+        <w:rPr>
+          <w:rFonts w:ascii="Arial" w:cs="Arial" w:eastAsia="Arial" w:hAnsi="Arial"/>
+          <w:sz w:val="21"/>
+          <w:szCs w:val="21"/>
+        </w:rPr>
+        <w:t xml:space="preserve"> Edit Journey saves your changes as a new draft version; the live version keeps running untouched. Population and re-entry stay as they were, since they belong to the journey. Taking that new version through Test Publish and Approve is not offered on the screens yet.</w:t>
+      </w:r>
+    </w:p>
+    <w:p>
+      <w:pPr>
+        <w:spacing w:after="120"/>
+      </w:pPr>
+      <w:r>
+        <w:rPr>
+          <w:rFonts w:ascii="Arial" w:cs="Arial" w:eastAsia="Arial" w:hAnsi="Arial"/>
+          <w:b/>
+          <w:bCs/>
+          <w:sz w:val="21"/>
+          <w:szCs w:val="21"/>
+        </w:rPr>
+        <w:t xml:space="preserve">Start a journey from what the shop sends.</w:t>
+      </w:r>
+      <w:r>
+        <w:rPr>
+          <w:rFonts w:ascii="Arial" w:cs="Arial" w:eastAsia="Arial" w:hAnsi="Arial"/>
+          <w:sz w:val="21"/>
+          <w:szCs w:val="21"/>
+        </w:rPr>
+        <w:t xml:space="preserve"> Choose an event entry, for example Abandoned Cart, and make sure the shop sends that event (Settings → Events). Purchases and First Purchases arrive on their own once Attribution receives the shop's orders.</w:t>
+      </w:r>
+    </w:p>
+    <w:p>
+      <w:pPr>
+        <w:pStyle w:val="Heading2"/>
+        <w:spacing w:after="120" w:before="240"/>
+      </w:pPr>
+      <w:r>
+        <w:rPr>
+          <w:rFonts w:ascii="Arial" w:cs="Arial" w:eastAsia="Arial" w:hAnsi="Arial"/>
+        </w:rPr>
+        <w:t xml:space="preserve">What happens behind the scenes</w:t>
+      </w:r>
+    </w:p>
+    <w:p>
+      <w:pPr>
+        <w:spacing w:after="120"/>
+      </w:pPr>
+      <w:r>
+        <w:rPr>
+          <w:rFonts w:ascii="Arial" w:cs="Arial" w:eastAsia="Arial" w:hAnsi="Arial"/>
+          <w:sz w:val="21"/>
+          <w:szCs w:val="21"/>
+        </w:rPr>
+        <w:t xml:space="preserve">Four jobs run journeys. Every minute: </w:t>
+      </w:r>
+      <w:r>
+        <w:rPr>
+          <w:rFonts w:ascii="Arial" w:cs="Arial" w:eastAsia="Arial" w:hAnsi="Arial"/>
+          <w:b/>
+          <w:bCs/>
+          <w:sz w:val="21"/>
+          <w:szCs w:val="21"/>
+        </w:rPr>
+        <w:t xml:space="preserve">enroll-journey-customers</w:t>
+      </w:r>
+      <w:r>
+        <w:rPr>
+          <w:rFonts w:ascii="Arial" w:cs="Arial" w:eastAsia="Arial" w:hAnsi="Arial"/>
+          <w:sz w:val="21"/>
+          <w:szCs w:val="21"/>
+        </w:rPr>
+        <w:t xml:space="preserve"> enters the customers who meet a live journey's entry (events of the last seven days at most, up to 5,000 per journey per pass); </w:t>
+      </w:r>
+      <w:r>
+        <w:rPr>
+          <w:rFonts w:ascii="Arial" w:cs="Arial" w:eastAsia="Arial" w:hAnsi="Arial"/>
+          <w:b/>
+          <w:bCs/>
+          <w:sz w:val="21"/>
+          <w:szCs w:val="21"/>
+        </w:rPr>
+        <w:t xml:space="preserve">advance-journey-customers</w:t>
+      </w:r>
+      <w:r>
+        <w:rPr>
+          <w:rFonts w:ascii="Arial" w:cs="Arial" w:eastAsia="Arial" w:hAnsi="Arial"/>
+          <w:sz w:val="21"/>
+          <w:szCs w:val="21"/>
+        </w:rPr>
+        <w:t xml:space="preserve"> moves those whose next step is due; </w:t>
+      </w:r>
+      <w:r>
+        <w:rPr>
+          <w:rFonts w:ascii="Arial" w:cs="Arial" w:eastAsia="Arial" w:hAnsi="Arial"/>
+          <w:b/>
+          <w:bCs/>
+          <w:sz w:val="21"/>
+          <w:szCs w:val="21"/>
+        </w:rPr>
+        <w:t xml:space="preserve">activate-scheduled-journeys</w:t>
+      </w:r>
+      <w:r>
+        <w:rPr>
+          <w:rFonts w:ascii="Arial" w:cs="Arial" w:eastAsia="Arial" w:hAnsi="Arial"/>
+          <w:sz w:val="21"/>
+          <w:szCs w:val="21"/>
+        </w:rPr>
+        <w:t xml:space="preserve"> takes approved journeys live when their time comes. Nightly, </w:t>
+      </w:r>
+      <w:r>
+        <w:rPr>
+          <w:rFonts w:ascii="Arial" w:cs="Arial" w:eastAsia="Arial" w:hAnsi="Arial"/>
+          <w:b/>
+          <w:bCs/>
+          <w:sz w:val="21"/>
+          <w:szCs w:val="21"/>
+        </w:rPr>
+        <w:t xml:space="preserve">rollup-journey-analytics</w:t>
+      </w:r>
+      <w:r>
+        <w:rPr>
+          <w:rFonts w:ascii="Arial" w:cs="Arial" w:eastAsia="Arial" w:hAnsi="Arial"/>
+          <w:sz w:val="21"/>
+          <w:szCs w:val="21"/>
+        </w:rPr>
+        <w:t xml:space="preserve"> writes the Performance figures.</w:t>
+      </w:r>
+    </w:p>
+    <w:p>
+      <w:pPr>
+        <w:spacing w:after="120"/>
+      </w:pPr>
+      <w:r>
+        <w:rPr>
+          <w:rFonts w:ascii="Arial" w:cs="Arial" w:eastAsia="Arial" w:hAnsi="Arial"/>
+          <w:sz w:val="21"/>
+          <w:szCs w:val="21"/>
+        </w:rPr>
+        <w:t xml:space="preserve">Only customers in the customer records enter, since a message to someone unknown could never go out. Message steps send through the normal send engine, so consent, suppressions, the preference centre, frequency caps and quiet hours all apply as they do to campaigns.</w:t>
+      </w:r>
+    </w:p>
+    <w:p>
+      <w:pPr>
+        <w:pStyle w:val="Heading2"/>
+        <w:spacing w:after="120" w:before="240"/>
+      </w:pPr>
+      <w:r>
+        <w:rPr>
+          <w:rFonts w:ascii="Arial" w:cs="Arial" w:eastAsia="Arial" w:hAnsi="Arial"/>
+        </w:rPr>
+        <w:t xml:space="preserve">Things to know</w:t>
+      </w:r>
+    </w:p>
+    <w:p>
+      <w:pPr>
+        <w:pStyle w:val="ListParagraph"/>
+        <w:numPr>
+          <w:ilvl w:val="0"/>
+          <w:numId w:val="2"/>
+        </w:numPr>
+        <w:spacing w:after="60"/>
+      </w:pPr>
+      <w:r>
+        <w:rPr>
+          <w:rFonts w:ascii="Arial" w:cs="Arial" w:eastAsia="Arial" w:hAnsi="Arial"/>
+          <w:sz w:val="21"/>
+          <w:szCs w:val="21"/>
+        </w:rPr>
+        <w:t xml:space="preserve">Date / Time entries, and attribute changes (Loyalty Tier, Preference Update, Address Change) as entries, can be chosen but enrol nobody yet.</w:t>
+      </w:r>
+    </w:p>
+    <w:p>
+      <w:pPr>
+        <w:pStyle w:val="ListParagraph"/>
+        <w:numPr>
+          <w:ilvl w:val="0"/>
+          <w:numId w:val="2"/>
+        </w:numPr>
+        <w:spacing w:after="60"/>
+      </w:pPr>
+      <w:r>
+        <w:rPr>
+          <w:rFonts w:ascii="Arial" w:cs="Arial" w:eastAsia="Arial" w:hAnsi="Arial"/>
+          <w:sz w:val="21"/>
+          <w:szCs w:val="21"/>
+        </w:rPr>
+        <w:t xml:space="preserve">The Split step (more than two paths) is not offered; use Conditions.</w:t>
+      </w:r>
+    </w:p>
+    <w:p>
+      <w:pPr>
+        <w:pStyle w:val="ListParagraph"/>
+        <w:numPr>
+          <w:ilvl w:val="0"/>
+          <w:numId w:val="2"/>
+        </w:numPr>
+        <w:spacing w:after="60"/>
+      </w:pPr>
+      <w:r>
+        <w:rPr>
+          <w:rFonts w:ascii="Arial" w:cs="Arial" w:eastAsia="Arial" w:hAnsi="Arial"/>
+          <w:sz w:val="21"/>
+          <w:szCs w:val="21"/>
+        </w:rPr>
+        <w:t xml:space="preserve">A new version of a live journey can be drafted but not yet tested or approved from the screens.</w:t>
+      </w:r>
+    </w:p>
+    <w:p>
+      <w:pPr>
+        <w:pStyle w:val="ListParagraph"/>
+        <w:numPr>
+          <w:ilvl w:val="0"/>
+          <w:numId w:val="2"/>
+        </w:numPr>
+        <w:spacing w:after="60"/>
+      </w:pPr>
+      <w:r>
+        <w:rPr>
+          <w:rFonts w:ascii="Arial" w:cs="Arial" w:eastAsia="Arial" w:hAnsi="Arial"/>
+          <w:sz w:val="21"/>
+          <w:szCs w:val="21"/>
+        </w:rPr>
+        <w:t xml:space="preserve">A Fixed journey is closed to newcomers after its first pass, even if more customers would qualify later.</w:t>
+      </w:r>
+    </w:p>
+    <w:p>
+      <w:pPr>
+        <w:pStyle w:val="ListParagraph"/>
+        <w:numPr>
+          <w:ilvl w:val="0"/>
+          <w:numId w:val="2"/>
+        </w:numPr>
+        <w:spacing w:after="60"/>
+      </w:pPr>
+      <w:r>
+        <w:rPr>
+          <w:rFonts w:ascii="Arial" w:cs="Arial" w:eastAsia="Arial" w:hAnsi="Arial"/>
+          <w:sz w:val="21"/>
+          <w:szCs w:val="21"/>
+        </w:rPr>
+        <w:t xml:space="preserve">Saving your own journey as a template is not offered; Duplicate copies a journey within the workspace.</w:t>
+      </w:r>
+    </w:p>
+    <w:p>
+      <w:pPr>
+        <w:pStyle w:val="ListParagraph"/>
+        <w:numPr>
+          <w:ilvl w:val="0"/>
+          <w:numId w:val="2"/>
+        </w:numPr>
+        <w:spacing w:after="60"/>
+      </w:pPr>
+      <w:r>
+        <w:rPr>
+          <w:rFonts w:ascii="Arial" w:cs="Arial" w:eastAsia="Arial" w:hAnsi="Arial"/>
+          <w:sz w:val="21"/>
+          <w:szCs w:val="21"/>
+        </w:rPr>
+        <w:t xml:space="preserve">Events are explained in </w:t>
+      </w:r>
+      <w:r>
+        <w:rPr>
+          <w:rFonts w:ascii="Arial" w:cs="Arial" w:eastAsia="Arial" w:hAnsi="Arial"/>
+          <w:b/>
+          <w:bCs/>
+          <w:sz w:val="21"/>
+          <w:szCs w:val="21"/>
+        </w:rPr>
+        <w:t xml:space="preserve">Events</w:t>
+      </w:r>
+      <w:r>
+        <w:rPr>
+          <w:rFonts w:ascii="Arial" w:cs="Arial" w:eastAsia="Arial" w:hAnsi="Arial"/>
+          <w:sz w:val="21"/>
+          <w:szCs w:val="21"/>
+        </w:rPr>
+        <w:t xml:space="preserve"> (Settings → Events).</w:t>
+      </w:r>
+    </w:p>
+    <w:p>
+      <w:r>
+        <w:br w:type="page"/>
+      </w:r>
+    </w:p>
+    <w:p>
+      <w:pPr>
+        <w:pStyle w:val="Heading1"/>
+        <w:spacing w:after="120" w:before="0"/>
+      </w:pPr>
+      <w:r>
+        <w:rPr>
+          <w:rFonts w:ascii="Arial" w:cs="Arial" w:eastAsia="Arial" w:hAnsi="Arial"/>
+        </w:rPr>
+        <w:t xml:space="preserve">Events</w:t>
+      </w:r>
+    </w:p>
+    <w:p>
+      <w:pPr>
+        <w:spacing w:after="120"/>
+      </w:pPr>
+      <w:r>
+        <w:rPr>
+          <w:rFonts w:ascii="Arial" w:cs="Arial" w:eastAsia="Arial" w:hAnsi="Arial"/>
+          <w:b/>
+          <w:bCs/>
+          <w:sz w:val="21"/>
+          <w:szCs w:val="21"/>
+        </w:rPr>
+        <w:t xml:space="preserve">Where:</w:t>
+      </w:r>
+      <w:r>
+        <w:rPr>
+          <w:rFonts w:ascii="Arial" w:cs="Arial" w:eastAsia="Arial" w:hAnsi="Arial"/>
+          <w:sz w:val="21"/>
+          <w:szCs w:val="21"/>
+        </w:rPr>
+        <w:t xml:space="preserve"> Settings → Integrations → Events.</w:t>
+      </w:r>
+    </w:p>
+    <w:p>
+      <w:pPr>
+        <w:pStyle w:val="Heading2"/>
+        <w:spacing w:after="120" w:before="240"/>
+      </w:pPr>
+      <w:r>
+        <w:rPr>
+          <w:rFonts w:ascii="Arial" w:cs="Arial" w:eastAsia="Arial" w:hAnsi="Arial"/>
+        </w:rPr>
+        <w:t xml:space="preserve">What this page is for</w:t>
+      </w:r>
+    </w:p>
+    <w:p>
+      <w:pPr>
+        <w:spacing w:after="120"/>
+      </w:pPr>
+      <w:r>
+        <w:rPr>
+          <w:rFonts w:ascii="Arial" w:cs="Arial" w:eastAsia="Arial" w:hAnsi="Arial"/>
+          <w:sz w:val="21"/>
+          <w:szCs w:val="21"/>
+        </w:rPr>
+        <w:t xml:space="preserve">What happened to a customer: a purchase, an abandoned cart, a birthday, a tier change. The shop and the loyalty system send events to CEP, and CEP raises some itself. A journey whose entry is an event enrols the customer within a minute, and a Condition step can check for one. This page shows what arrived, how to send events, and the coupon requests journeys leave for C360.</w:t>
+      </w:r>
+    </w:p>
+    <w:p>
+      <w:pPr>
+        <w:pStyle w:val="Heading2"/>
+        <w:spacing w:after="120" w:before="240"/>
+      </w:pPr>
+      <w:r>
+        <w:rPr>
+          <w:rFonts w:ascii="Arial" w:cs="Arial" w:eastAsia="Arial" w:hAnsi="Arial"/>
+        </w:rPr>
+        <w:t xml:space="preserve">Who can use it</w:t>
+      </w:r>
+    </w:p>
+    <w:tbl>
+      <w:tblPr>
+        <w:tblW w:type="dxa" w:w="10080"/>
+        <w:tblBorders>
+          <w:top w:val="single" w:color="D9DBE3" w:sz="4"/>
+          <w:left w:val="none"/>
+          <w:bottom w:val="single" w:color="D9DBE3" w:sz="4"/>
+          <w:right w:val="none"/>
+          <w:insideH w:val="single" w:color="E6E8EF" w:sz="4"/>
+          <w:insideV w:val="none"/>
+        </w:tblBorders>
+      </w:tblPr>
+      <w:tblGrid>
+        <w:gridCol w:w="2600"/>
+        <w:gridCol w:w="7480"/>
+      </w:tblGrid>
+      <w:tr>
+        <w:tc>
+          <w:tcPr>
+            <w:tcW w:type="dxa" w:w="2600"/>
+            <w:tcMar>
+              <w:top w:type="dxa" w:w="60"/>
+              <w:left w:type="dxa" w:w="90"/>
+              <w:bottom w:type="dxa" w:w="60"/>
+              <w:right w:type="dxa" w:w="90"/>
+            </w:tcMar>
+          </w:tcPr>
+          <w:p>
+            <w:r>
+              <w:rPr>
+                <w:rFonts w:ascii="Arial" w:cs="Arial" w:eastAsia="Arial" w:hAnsi="Arial"/>
+                <w:sz w:val="19"/>
+                <w:szCs w:val="19"/>
+              </w:rPr>
+              <w:t xml:space="preserve">Permission</w:t>
+            </w:r>
+          </w:p>
+        </w:tc>
+        <w:tc>
+          <w:tcPr>
+            <w:tcW w:type="dxa" w:w="7480"/>
+            <w:tcMar>
+              <w:top w:type="dxa" w:w="60"/>
+              <w:left w:type="dxa" w:w="90"/>
+              <w:bottom w:type="dxa" w:w="60"/>
+              <w:right w:type="dxa" w:w="90"/>
+            </w:tcMar>
+          </w:tcPr>
+          <w:p>
+            <w:r>
+              <w:rPr>
+                <w:rFonts w:ascii="Consolas" w:cs="Consolas" w:eastAsia="Consolas" w:hAnsi="Consolas"/>
+                <w:sz w:val="19"/>
+                <w:szCs w:val="19"/>
+              </w:rPr>
+              <w:t xml:space="preserve">user.admin</w:t>
+            </w:r>
+            <w:r>
+              <w:rPr>
+                <w:rFonts w:ascii="Arial" w:cs="Arial" w:eastAsia="Arial" w:hAnsi="Arial"/>
+                <w:sz w:val="19"/>
+                <w:szCs w:val="19"/>
+              </w:rPr>
+              <w:t xml:space="preserve">. The shop and the loyalty system send events with an API key that has the scope </w:t>
+            </w:r>
+            <w:r>
+              <w:rPr>
+                <w:rFonts w:ascii="Consolas" w:cs="Consolas" w:eastAsia="Consolas" w:hAnsi="Consolas"/>
+                <w:sz w:val="19"/>
+                <w:szCs w:val="19"/>
+              </w:rPr>
+              <w:t xml:space="preserve">events:ingest</w:t>
+            </w:r>
+            <w:r>
+              <w:rPr>
+                <w:rFonts w:ascii="Arial" w:cs="Arial" w:eastAsia="Arial" w:hAnsi="Arial"/>
+                <w:sz w:val="19"/>
+                <w:szCs w:val="19"/>
+              </w:rPr>
+              <w:t xml:space="preserve">; C360 reads and answers coupon requests with a key that has </w:t>
+            </w:r>
+            <w:r>
+              <w:rPr>
+                <w:rFonts w:ascii="Consolas" w:cs="Consolas" w:eastAsia="Consolas" w:hAnsi="Consolas"/>
+                <w:sz w:val="19"/>
+                <w:szCs w:val="19"/>
+              </w:rPr>
+              <w:t xml:space="preserve">coupons:issue</w:t>
+            </w:r>
+            <w:r>
+              <w:rPr>
+                <w:rFonts w:ascii="Arial" w:cs="Arial" w:eastAsia="Arial" w:hAnsi="Arial"/>
+                <w:sz w:val="19"/>
+                <w:szCs w:val="19"/>
+              </w:rPr>
+              <w:t xml:space="preserve">. The workspace needs the Journeys feature; without it events are refused.</w:t>
+            </w:r>
+          </w:p>
+        </w:tc>
+      </w:tr>
+    </w:tbl>
+    <w:p>
+      <w:pPr>
+        <w:spacing w:after="120"/>
+      </w:pPr>
+    </w:p>
+    <w:p>
+      <w:pPr>
+        <w:pStyle w:val="Heading2"/>
+        <w:spacing w:after="120" w:before="240"/>
+      </w:pPr>
+      <w:r>
+        <w:rPr>
+          <w:rFonts w:ascii="Arial" w:cs="Arial" w:eastAsia="Arial" w:hAnsi="Arial"/>
+        </w:rPr>
+        <w:t xml:space="preserve">The fields and controls</w:t>
+      </w:r>
+    </w:p>
+    <w:tbl>
+      <w:tblPr>
+        <w:tblW w:type="dxa" w:w="10080"/>
+        <w:tblBorders>
+          <w:top w:val="single" w:color="D9DBE3" w:sz="4"/>
+          <w:left w:val="none"/>
+          <w:bottom w:val="single" w:color="D9DBE3" w:sz="4"/>
+          <w:right w:val="none"/>
+          <w:insideH w:val="single" w:color="E6E8EF" w:sz="4"/>
+          <w:insideV w:val="none"/>
+        </w:tblBorders>
+      </w:tblPr>
+      <w:tblGrid>
+        <w:gridCol w:w="2600"/>
+        <w:gridCol w:w="7480"/>
+      </w:tblGrid>
+      <w:tr>
+        <w:trPr>
+          <w:tblHeader/>
+        </w:trPr>
+        <w:tc>
+          <w:tcPr>
+            <w:tcW w:type="dxa" w:w="2600"/>
+            <w:shd w:fill="EEEFF5" w:color="auto" w:val="clear"/>
+            <w:tcMar>
+              <w:top w:type="dxa" w:w="60"/>
+              <w:left w:type="dxa" w:w="90"/>
+              <w:bottom w:type="dxa" w:w="60"/>
+              <w:right w:type="dxa" w:w="90"/>
+            </w:tcMar>
+          </w:tcPr>
+          <w:p>
+            <w:r>
+              <w:rPr>
+                <w:rFonts w:ascii="Arial" w:cs="Arial" w:eastAsia="Arial" w:hAnsi="Arial"/>
+                <w:b/>
+                <w:bCs/>
+                <w:sz w:val="18"/>
+                <w:szCs w:val="18"/>
+              </w:rPr>
+              <w:t xml:space="preserve">Part</w:t>
+            </w:r>
+          </w:p>
+        </w:tc>
+        <w:tc>
+          <w:tcPr>
+            <w:tcW w:type="dxa" w:w="7480"/>
+            <w:shd w:fill="EEEFF5" w:color="auto" w:val="clear"/>
+            <w:tcMar>
+              <w:top w:type="dxa" w:w="60"/>
+              <w:left w:type="dxa" w:w="90"/>
+              <w:bottom w:type="dxa" w:w="60"/>
+              <w:right w:type="dxa" w:w="90"/>
+            </w:tcMar>
+          </w:tcPr>
+          <w:p>
+            <w:r>
+              <w:rPr>
+                <w:rFonts w:ascii="Arial" w:cs="Arial" w:eastAsia="Arial" w:hAnsi="Arial"/>
+                <w:b/>
+                <w:bCs/>
+                <w:sz w:val="18"/>
+                <w:szCs w:val="18"/>
+              </w:rPr>
+              <w:t xml:space="preserve">What it shows</w:t>
+            </w:r>
+          </w:p>
+        </w:tc>
+      </w:tr>
+      <w:tr>
+        <w:tc>
+          <w:tcPr>
+            <w:tcW w:type="dxa" w:w="2600"/>
+            <w:tcMar>
+              <w:top w:type="dxa" w:w="60"/>
+              <w:left w:type="dxa" w:w="90"/>
+              <w:bottom w:type="dxa" w:w="60"/>
+              <w:right w:type="dxa" w:w="90"/>
+            </w:tcMar>
+          </w:tcPr>
+          <w:p>
+            <w:r>
+              <w:rPr>
+                <w:rFonts w:ascii="Arial" w:cs="Arial" w:eastAsia="Arial" w:hAnsi="Arial"/>
+                <w:sz w:val="19"/>
+                <w:szCs w:val="19"/>
+              </w:rPr>
+              <w:t xml:space="preserve">Last 7 Days</w:t>
+            </w:r>
+          </w:p>
+        </w:tc>
+        <w:tc>
+          <w:tcPr>
+            <w:tcW w:type="dxa" w:w="7480"/>
+            <w:tcMar>
+              <w:top w:type="dxa" w:w="60"/>
+              <w:left w:type="dxa" w:w="90"/>
+              <w:bottom w:type="dxa" w:w="60"/>
+              <w:right w:type="dxa" w:w="90"/>
+            </w:tcMar>
+          </w:tcPr>
+          <w:p>
+            <w:r>
+              <w:rPr>
+                <w:rFonts w:ascii="Arial" w:cs="Arial" w:eastAsia="Arial" w:hAnsi="Arial"/>
+                <w:sz w:val="19"/>
+                <w:szCs w:val="19"/>
+              </w:rPr>
+              <w:t xml:space="preserve">How many events arrived, by type, and when the last one came. Events naming a customer CEP does not have yet are counted separately: they enter journeys once the customer arrives from C360, within seven days of the event.</w:t>
+            </w:r>
+          </w:p>
+        </w:tc>
+      </w:tr>
+      <w:tr>
+        <w:tc>
+          <w:tcPr>
+            <w:tcW w:type="dxa" w:w="2600"/>
+            <w:tcMar>
+              <w:top w:type="dxa" w:w="60"/>
+              <w:left w:type="dxa" w:w="90"/>
+              <w:bottom w:type="dxa" w:w="60"/>
+              <w:right w:type="dxa" w:w="90"/>
+            </w:tcMar>
+          </w:tcPr>
+          <w:p>
+            <w:r>
+              <w:rPr>
+                <w:rFonts w:ascii="Arial" w:cs="Arial" w:eastAsia="Arial" w:hAnsi="Arial"/>
+                <w:sz w:val="19"/>
+                <w:szCs w:val="19"/>
+              </w:rPr>
+              <w:t xml:space="preserve">Raised by CEP Itself</w:t>
+            </w:r>
+          </w:p>
+        </w:tc>
+        <w:tc>
+          <w:tcPr>
+            <w:tcW w:type="dxa" w:w="7480"/>
+            <w:tcMar>
+              <w:top w:type="dxa" w:w="60"/>
+              <w:left w:type="dxa" w:w="90"/>
+              <w:bottom w:type="dxa" w:w="60"/>
+              <w:right w:type="dxa" w:w="90"/>
+            </w:tcMar>
+          </w:tcPr>
+          <w:p>
+            <w:r>
+              <w:rPr>
+                <w:rFonts w:ascii="Arial" w:cs="Arial" w:eastAsia="Arial" w:hAnsi="Arial"/>
+                <w:b/>
+                <w:bCs/>
+                <w:sz w:val="19"/>
+                <w:szCs w:val="19"/>
+              </w:rPr>
+              <w:t xml:space="preserve">Purchase</w:t>
+            </w:r>
+            <w:r>
+              <w:rPr>
+                <w:rFonts w:ascii="Arial" w:cs="Arial" w:eastAsia="Arial" w:hAnsi="Arial"/>
+                <w:sz w:val="19"/>
+                <w:szCs w:val="19"/>
+              </w:rPr>
+              <w:t xml:space="preserve"> and </w:t>
+            </w:r>
+            <w:r>
+              <w:rPr>
+                <w:rFonts w:ascii="Arial" w:cs="Arial" w:eastAsia="Arial" w:hAnsi="Arial"/>
+                <w:b/>
+                <w:bCs/>
+                <w:sz w:val="19"/>
+                <w:szCs w:val="19"/>
+              </w:rPr>
+              <w:t xml:space="preserve">First Purchase</w:t>
+            </w:r>
+            <w:r>
+              <w:rPr>
+                <w:rFonts w:ascii="Arial" w:cs="Arial" w:eastAsia="Arial" w:hAnsi="Arial"/>
+                <w:sz w:val="19"/>
+                <w:szCs w:val="19"/>
+              </w:rPr>
+              <w:t xml:space="preserve"> from every order Attribution receives (and every store sale, when Attribution counts them); </w:t>
+            </w:r>
+            <w:r>
+              <w:rPr>
+                <w:rFonts w:ascii="Arial" w:cs="Arial" w:eastAsia="Arial" w:hAnsi="Arial"/>
+                <w:b/>
+                <w:bCs/>
+                <w:sz w:val="19"/>
+                <w:szCs w:val="19"/>
+              </w:rPr>
+              <w:t xml:space="preserve">Coupon Issue</w:t>
+            </w:r>
+            <w:r>
+              <w:rPr>
+                <w:rFonts w:ascii="Arial" w:cs="Arial" w:eastAsia="Arial" w:hAnsi="Arial"/>
+                <w:sz w:val="19"/>
+                <w:szCs w:val="19"/>
+              </w:rPr>
+              <w:t xml:space="preserve"> from every Issue Coupon step; </w:t>
+            </w:r>
+            <w:r>
+              <w:rPr>
+                <w:rFonts w:ascii="Arial" w:cs="Arial" w:eastAsia="Arial" w:hAnsi="Arial"/>
+                <w:b/>
+                <w:bCs/>
+                <w:sz w:val="19"/>
+                <w:szCs w:val="19"/>
+              </w:rPr>
+              <w:t xml:space="preserve">Email Open/Click</w:t>
+            </w:r>
+            <w:r>
+              <w:rPr>
+                <w:rFonts w:ascii="Arial" w:cs="Arial" w:eastAsia="Arial" w:hAnsi="Arial"/>
+                <w:sz w:val="19"/>
+                <w:szCs w:val="19"/>
+              </w:rPr>
+              <w:t xml:space="preserve"> and </w:t>
+            </w:r>
+            <w:r>
+              <w:rPr>
+                <w:rFonts w:ascii="Arial" w:cs="Arial" w:eastAsia="Arial" w:hAnsi="Arial"/>
+                <w:b/>
+                <w:bCs/>
+                <w:sz w:val="19"/>
+                <w:szCs w:val="19"/>
+              </w:rPr>
+              <w:t xml:space="preserve">SMS Response</w:t>
+            </w:r>
+            <w:r>
+              <w:rPr>
+                <w:rFonts w:ascii="Arial" w:cs="Arial" w:eastAsia="Arial" w:hAnsi="Arial"/>
+                <w:sz w:val="19"/>
+                <w:szCs w:val="19"/>
+              </w:rPr>
+              <w:t xml:space="preserve">, read from CEP's own tracking (security scanners left out). These need nothing sent.</w:t>
+            </w:r>
+          </w:p>
+        </w:tc>
+      </w:tr>
+      <w:tr>
+        <w:tc>
+          <w:tcPr>
+            <w:tcW w:type="dxa" w:w="2600"/>
+            <w:tcMar>
+              <w:top w:type="dxa" w:w="60"/>
+              <w:left w:type="dxa" w:w="90"/>
+              <w:bottom w:type="dxa" w:w="60"/>
+              <w:right w:type="dxa" w:w="90"/>
+            </w:tcMar>
+          </w:tcPr>
+          <w:p>
+            <w:r>
+              <w:rPr>
+                <w:rFonts w:ascii="Arial" w:cs="Arial" w:eastAsia="Arial" w:hAnsi="Arial"/>
+                <w:sz w:val="19"/>
+                <w:szCs w:val="19"/>
+              </w:rPr>
+              <w:t xml:space="preserve">Send Events</w:t>
+            </w:r>
+          </w:p>
+        </w:tc>
+        <w:tc>
+          <w:tcPr>
+            <w:tcW w:type="dxa" w:w="7480"/>
+            <w:tcMar>
+              <w:top w:type="dxa" w:w="60"/>
+              <w:left w:type="dxa" w:w="90"/>
+              <w:bottom w:type="dxa" w:w="60"/>
+              <w:right w:type="dxa" w:w="90"/>
+            </w:tcMar>
+          </w:tcPr>
+          <w:p>
+            <w:r>
+              <w:rPr>
+                <w:rFonts w:ascii="Arial" w:cs="Arial" w:eastAsia="Arial" w:hAnsi="Arial"/>
+                <w:sz w:val="19"/>
+                <w:szCs w:val="19"/>
+              </w:rPr>
+              <w:t xml:space="preserve">The endpoint, the headers, the key's scope and how many keys have it, and one event as an example.</w:t>
+            </w:r>
+          </w:p>
+        </w:tc>
+      </w:tr>
+      <w:tr>
+        <w:tc>
+          <w:tcPr>
+            <w:tcW w:type="dxa" w:w="2600"/>
+            <w:tcMar>
+              <w:top w:type="dxa" w:w="60"/>
+              <w:left w:type="dxa" w:w="90"/>
+              <w:bottom w:type="dxa" w:w="60"/>
+              <w:right w:type="dxa" w:w="90"/>
+            </w:tcMar>
+          </w:tcPr>
+          <w:p>
+            <w:r>
+              <w:rPr>
+                <w:rFonts w:ascii="Arial" w:cs="Arial" w:eastAsia="Arial" w:hAnsi="Arial"/>
+                <w:sz w:val="19"/>
+                <w:szCs w:val="19"/>
+              </w:rPr>
+              <w:t xml:space="preserve">Coupon Requests for C360</w:t>
+            </w:r>
+          </w:p>
+        </w:tc>
+        <w:tc>
+          <w:tcPr>
+            <w:tcW w:type="dxa" w:w="7480"/>
+            <w:tcMar>
+              <w:top w:type="dxa" w:w="60"/>
+              <w:left w:type="dxa" w:w="90"/>
+              <w:bottom w:type="dxa" w:w="60"/>
+              <w:right w:type="dxa" w:w="90"/>
+            </w:tcMar>
+          </w:tcPr>
+          <w:p>
+            <w:r>
+              <w:rPr>
+                <w:rFonts w:ascii="Arial" w:cs="Arial" w:eastAsia="Arial" w:hAnsi="Arial"/>
+                <w:sz w:val="19"/>
+                <w:szCs w:val="19"/>
+              </w:rPr>
+              <w:t xml:space="preserve">How many requests are waiting, issued and failed, and how C360 reads and answers them.</w:t>
+            </w:r>
+          </w:p>
+        </w:tc>
+      </w:tr>
+      <w:tr>
+        <w:tc>
+          <w:tcPr>
+            <w:tcW w:type="dxa" w:w="2600"/>
+            <w:tcMar>
+              <w:top w:type="dxa" w:w="60"/>
+              <w:left w:type="dxa" w:w="90"/>
+              <w:bottom w:type="dxa" w:w="60"/>
+              <w:right w:type="dxa" w:w="90"/>
+            </w:tcMar>
+          </w:tcPr>
+          <w:p>
+            <w:r>
+              <w:rPr>
+                <w:rFonts w:ascii="Arial" w:cs="Arial" w:eastAsia="Arial" w:hAnsi="Arial"/>
+                <w:sz w:val="19"/>
+                <w:szCs w:val="19"/>
+              </w:rPr>
+              <w:t xml:space="preserve">Latest Events</w:t>
+            </w:r>
+          </w:p>
+        </w:tc>
+        <w:tc>
+          <w:tcPr>
+            <w:tcW w:type="dxa" w:w="7480"/>
+            <w:tcMar>
+              <w:top w:type="dxa" w:w="60"/>
+              <w:left w:type="dxa" w:w="90"/>
+              <w:bottom w:type="dxa" w:w="60"/>
+              <w:right w:type="dxa" w:w="90"/>
+            </w:tcMar>
+          </w:tcPr>
+          <w:p>
+            <w:r>
+              <w:rPr>
+                <w:rFonts w:ascii="Arial" w:cs="Arial" w:eastAsia="Arial" w:hAnsi="Arial"/>
+                <w:sz w:val="19"/>
+                <w:szCs w:val="19"/>
+              </w:rPr>
+              <w:t xml:space="preserve">The newest 50 events, sent or raised by CEP: when it arrived, the event and its id, the customer, the source and when it happened. Filter by type; search by customer, event id or source. Opens, clicks and text replies are not listed here.</w:t>
+            </w:r>
+          </w:p>
+        </w:tc>
+      </w:tr>
+    </w:tbl>
+    <w:p>
+      <w:pPr>
+        <w:spacing w:after="120"/>
+      </w:pPr>
+    </w:p>
+    <w:p>
+      <w:pPr>
+        <w:pStyle w:val="Heading2"/>
+        <w:spacing w:after="120" w:before="240"/>
+      </w:pPr>
+      <w:r>
+        <w:rPr>
+          <w:rFonts w:ascii="Arial" w:cs="Arial" w:eastAsia="Arial" w:hAnsi="Arial"/>
+        </w:rPr>
+        <w:t xml:space="preserve">The event types</w:t>
+      </w:r>
+    </w:p>
+    <w:p>
+      <w:pPr>
+        <w:spacing w:after="120"/>
+      </w:pPr>
+      <w:r>
+        <w:rPr>
+          <w:rFonts w:ascii="Arial" w:cs="Arial" w:eastAsia="Arial" w:hAnsi="Arial"/>
+          <w:sz w:val="21"/>
+          <w:szCs w:val="21"/>
+        </w:rPr>
+        <w:t xml:space="preserve">Customer Creation (</w:t>
+      </w:r>
+      <w:r>
+        <w:rPr>
+          <w:rFonts w:ascii="Consolas" w:cs="Consolas" w:eastAsia="Consolas" w:hAnsi="Consolas"/>
+          <w:sz w:val="21"/>
+          <w:szCs w:val="21"/>
+        </w:rPr>
+        <w:t xml:space="preserve">CUSTOMER_CREATED</w:t>
+      </w:r>
+      <w:r>
+        <w:rPr>
+          <w:rFonts w:ascii="Arial" w:cs="Arial" w:eastAsia="Arial" w:hAnsi="Arial"/>
+          <w:sz w:val="21"/>
+          <w:szCs w:val="21"/>
+        </w:rPr>
+        <w:t xml:space="preserve">), Welcome (</w:t>
+      </w:r>
+      <w:r>
+        <w:rPr>
+          <w:rFonts w:ascii="Consolas" w:cs="Consolas" w:eastAsia="Consolas" w:hAnsi="Consolas"/>
+          <w:sz w:val="21"/>
+          <w:szCs w:val="21"/>
+        </w:rPr>
+        <w:t xml:space="preserve">WELCOME</w:t>
+      </w:r>
+      <w:r>
+        <w:rPr>
+          <w:rFonts w:ascii="Arial" w:cs="Arial" w:eastAsia="Arial" w:hAnsi="Arial"/>
+          <w:sz w:val="21"/>
+          <w:szCs w:val="21"/>
+        </w:rPr>
+        <w:t xml:space="preserve">), Birthday (</w:t>
+      </w:r>
+      <w:r>
+        <w:rPr>
+          <w:rFonts w:ascii="Consolas" w:cs="Consolas" w:eastAsia="Consolas" w:hAnsi="Consolas"/>
+          <w:sz w:val="21"/>
+          <w:szCs w:val="21"/>
+        </w:rPr>
+        <w:t xml:space="preserve">BIRTHDAY</w:t>
+      </w:r>
+      <w:r>
+        <w:rPr>
+          <w:rFonts w:ascii="Arial" w:cs="Arial" w:eastAsia="Arial" w:hAnsi="Arial"/>
+          <w:sz w:val="21"/>
+          <w:szCs w:val="21"/>
+        </w:rPr>
+        <w:t xml:space="preserve">), Anniversary (</w:t>
+      </w:r>
+      <w:r>
+        <w:rPr>
+          <w:rFonts w:ascii="Consolas" w:cs="Consolas" w:eastAsia="Consolas" w:hAnsi="Consolas"/>
+          <w:sz w:val="21"/>
+          <w:szCs w:val="21"/>
+        </w:rPr>
+        <w:t xml:space="preserve">ANNIVERSARY</w:t>
+      </w:r>
+      <w:r>
+        <w:rPr>
+          <w:rFonts w:ascii="Arial" w:cs="Arial" w:eastAsia="Arial" w:hAnsi="Arial"/>
+          <w:sz w:val="21"/>
+          <w:szCs w:val="21"/>
+        </w:rPr>
+        <w:t xml:space="preserve">), Purchase (</w:t>
+      </w:r>
+      <w:r>
+        <w:rPr>
+          <w:rFonts w:ascii="Consolas" w:cs="Consolas" w:eastAsia="Consolas" w:hAnsi="Consolas"/>
+          <w:sz w:val="21"/>
+          <w:szCs w:val="21"/>
+        </w:rPr>
+        <w:t xml:space="preserve">PURCHASE</w:t>
+      </w:r>
+      <w:r>
+        <w:rPr>
+          <w:rFonts w:ascii="Arial" w:cs="Arial" w:eastAsia="Arial" w:hAnsi="Arial"/>
+          <w:sz w:val="21"/>
+          <w:szCs w:val="21"/>
+        </w:rPr>
+        <w:t xml:space="preserve">), First Purchase (</w:t>
+      </w:r>
+      <w:r>
+        <w:rPr>
+          <w:rFonts w:ascii="Consolas" w:cs="Consolas" w:eastAsia="Consolas" w:hAnsi="Consolas"/>
+          <w:sz w:val="21"/>
+          <w:szCs w:val="21"/>
+        </w:rPr>
+        <w:t xml:space="preserve">FIRST_PURCHASE</w:t>
+      </w:r>
+      <w:r>
+        <w:rPr>
+          <w:rFonts w:ascii="Arial" w:cs="Arial" w:eastAsia="Arial" w:hAnsi="Arial"/>
+          <w:sz w:val="21"/>
+          <w:szCs w:val="21"/>
+        </w:rPr>
+        <w:t xml:space="preserve">), Category Purchase (</w:t>
+      </w:r>
+      <w:r>
+        <w:rPr>
+          <w:rFonts w:ascii="Consolas" w:cs="Consolas" w:eastAsia="Consolas" w:hAnsi="Consolas"/>
+          <w:sz w:val="21"/>
+          <w:szCs w:val="21"/>
+        </w:rPr>
+        <w:t xml:space="preserve">CATEGORY_PURCHASE</w:t>
+      </w:r>
+      <w:r>
+        <w:rPr>
+          <w:rFonts w:ascii="Arial" w:cs="Arial" w:eastAsia="Arial" w:hAnsi="Arial"/>
+          <w:sz w:val="21"/>
+          <w:szCs w:val="21"/>
+        </w:rPr>
+        <w:t xml:space="preserve">), Abandoned Cart (</w:t>
+      </w:r>
+      <w:r>
+        <w:rPr>
+          <w:rFonts w:ascii="Consolas" w:cs="Consolas" w:eastAsia="Consolas" w:hAnsi="Consolas"/>
+          <w:sz w:val="21"/>
+          <w:szCs w:val="21"/>
+        </w:rPr>
+        <w:t xml:space="preserve">CART_ABANDON</w:t>
+      </w:r>
+      <w:r>
+        <w:rPr>
+          <w:rFonts w:ascii="Arial" w:cs="Arial" w:eastAsia="Arial" w:hAnsi="Arial"/>
+          <w:sz w:val="21"/>
+          <w:szCs w:val="21"/>
+        </w:rPr>
+        <w:t xml:space="preserve">), Coupon Issue (</w:t>
+      </w:r>
+      <w:r>
+        <w:rPr>
+          <w:rFonts w:ascii="Consolas" w:cs="Consolas" w:eastAsia="Consolas" w:hAnsi="Consolas"/>
+          <w:sz w:val="21"/>
+          <w:szCs w:val="21"/>
+        </w:rPr>
+        <w:t xml:space="preserve">COUPON_ISSUED</w:t>
+      </w:r>
+      <w:r>
+        <w:rPr>
+          <w:rFonts w:ascii="Arial" w:cs="Arial" w:eastAsia="Arial" w:hAnsi="Arial"/>
+          <w:sz w:val="21"/>
+          <w:szCs w:val="21"/>
+        </w:rPr>
+        <w:t xml:space="preserve">), Coupon Redemption (</w:t>
+      </w:r>
+      <w:r>
+        <w:rPr>
+          <w:rFonts w:ascii="Consolas" w:cs="Consolas" w:eastAsia="Consolas" w:hAnsi="Consolas"/>
+          <w:sz w:val="21"/>
+          <w:szCs w:val="21"/>
+        </w:rPr>
+        <w:t xml:space="preserve">COUPON_REDEEMED</w:t>
+      </w:r>
+      <w:r>
+        <w:rPr>
+          <w:rFonts w:ascii="Arial" w:cs="Arial" w:eastAsia="Arial" w:hAnsi="Arial"/>
+          <w:sz w:val="21"/>
+          <w:szCs w:val="21"/>
+        </w:rPr>
+        <w:t xml:space="preserve">), Segment Inception (</w:t>
+      </w:r>
+      <w:r>
+        <w:rPr>
+          <w:rFonts w:ascii="Consolas" w:cs="Consolas" w:eastAsia="Consolas" w:hAnsi="Consolas"/>
+          <w:sz w:val="21"/>
+          <w:szCs w:val="21"/>
+        </w:rPr>
+        <w:t xml:space="preserve">SEGMENT_INCEPTION</w:t>
+      </w:r>
+      <w:r>
+        <w:rPr>
+          <w:rFonts w:ascii="Arial" w:cs="Arial" w:eastAsia="Arial" w:hAnsi="Arial"/>
+          <w:sz w:val="21"/>
+          <w:szCs w:val="21"/>
+        </w:rPr>
+        <w:t xml:space="preserve">), Segment Change (</w:t>
+      </w:r>
+      <w:r>
+        <w:rPr>
+          <w:rFonts w:ascii="Consolas" w:cs="Consolas" w:eastAsia="Consolas" w:hAnsi="Consolas"/>
+          <w:sz w:val="21"/>
+          <w:szCs w:val="21"/>
+        </w:rPr>
+        <w:t xml:space="preserve">SEGMENT_CHANGE</w:t>
+      </w:r>
+      <w:r>
+        <w:rPr>
+          <w:rFonts w:ascii="Arial" w:cs="Arial" w:eastAsia="Arial" w:hAnsi="Arial"/>
+          <w:sz w:val="21"/>
+          <w:szCs w:val="21"/>
+        </w:rPr>
+        <w:t xml:space="preserve">), Loyalty Tier Change (</w:t>
+      </w:r>
+      <w:r>
+        <w:rPr>
+          <w:rFonts w:ascii="Consolas" w:cs="Consolas" w:eastAsia="Consolas" w:hAnsi="Consolas"/>
+          <w:sz w:val="21"/>
+          <w:szCs w:val="21"/>
+        </w:rPr>
+        <w:t xml:space="preserve">LOYALTY_TIER_CHANGE</w:t>
+      </w:r>
+      <w:r>
+        <w:rPr>
+          <w:rFonts w:ascii="Arial" w:cs="Arial" w:eastAsia="Arial" w:hAnsi="Arial"/>
+          <w:sz w:val="21"/>
+          <w:szCs w:val="21"/>
+        </w:rPr>
+        <w:t xml:space="preserve">), Email Open/Click (</w:t>
+      </w:r>
+      <w:r>
+        <w:rPr>
+          <w:rFonts w:ascii="Consolas" w:cs="Consolas" w:eastAsia="Consolas" w:hAnsi="Consolas"/>
+          <w:sz w:val="21"/>
+          <w:szCs w:val="21"/>
+        </w:rPr>
+        <w:t xml:space="preserve">EMAIL_ENGAGEMENT</w:t>
+      </w:r>
+      <w:r>
+        <w:rPr>
+          <w:rFonts w:ascii="Arial" w:cs="Arial" w:eastAsia="Arial" w:hAnsi="Arial"/>
+          <w:sz w:val="21"/>
+          <w:szCs w:val="21"/>
+        </w:rPr>
+        <w:t xml:space="preserve">) and SMS Response (</w:t>
+      </w:r>
+      <w:r>
+        <w:rPr>
+          <w:rFonts w:ascii="Consolas" w:cs="Consolas" w:eastAsia="Consolas" w:hAnsi="Consolas"/>
+          <w:sz w:val="21"/>
+          <w:szCs w:val="21"/>
+        </w:rPr>
+        <w:t xml:space="preserve">SMS_RESPONSE</w:t>
+      </w:r>
+      <w:r>
+        <w:rPr>
+          <w:rFonts w:ascii="Arial" w:cs="Arial" w:eastAsia="Arial" w:hAnsi="Arial"/>
+          <w:sz w:val="21"/>
+          <w:szCs w:val="21"/>
+        </w:rPr>
+        <w:t xml:space="preserve">). Any other name in capitals and underscores (for example </w:t>
+      </w:r>
+      <w:r>
+        <w:rPr>
+          <w:rFonts w:ascii="Consolas" w:cs="Consolas" w:eastAsia="Consolas" w:hAnsi="Consolas"/>
+          <w:sz w:val="21"/>
+          <w:szCs w:val="21"/>
+        </w:rPr>
+        <w:t xml:space="preserve">STORE_VISIT</w:t>
+      </w:r>
+      <w:r>
+        <w:rPr>
+          <w:rFonts w:ascii="Arial" w:cs="Arial" w:eastAsia="Arial" w:hAnsi="Arial"/>
+          <w:sz w:val="21"/>
+          <w:szCs w:val="21"/>
+        </w:rPr>
+        <w:t xml:space="preserve">) is accepted too.</w:t>
+      </w:r>
+    </w:p>
+    <w:p>
+      <w:pPr>
+        <w:pStyle w:val="Heading2"/>
+        <w:spacing w:after="120" w:before="240"/>
+      </w:pPr>
+      <w:r>
+        <w:rPr>
+          <w:rFonts w:ascii="Arial" w:cs="Arial" w:eastAsia="Arial" w:hAnsi="Arial"/>
+        </w:rPr>
+        <w:t xml:space="preserve">How to</w:t>
+      </w:r>
+    </w:p>
+    <w:p>
+      <w:pPr>
+        <w:spacing w:after="120"/>
+      </w:pPr>
+      <w:r>
+        <w:rPr>
+          <w:rFonts w:ascii="Arial" w:cs="Arial" w:eastAsia="Arial" w:hAnsi="Arial"/>
+          <w:b/>
+          <w:bCs/>
+          <w:sz w:val="21"/>
+          <w:szCs w:val="21"/>
+        </w:rPr>
+        <w:t xml:space="preserve">Connect the shop or the loyalty system.</w:t>
+      </w:r>
+    </w:p>
+    <w:p>
+      <w:pPr>
+        <w:pStyle w:val="ListParagraph"/>
+        <w:numPr>
+          <w:ilvl w:val="0"/>
+          <w:numId w:val="3"/>
+        </w:numPr>
+        <w:spacing w:after="60"/>
+      </w:pPr>
+      <w:r>
+        <w:rPr>
+          <w:rFonts w:ascii="Arial" w:cs="Arial" w:eastAsia="Arial" w:hAnsi="Arial"/>
+          <w:sz w:val="21"/>
+          <w:szCs w:val="21"/>
+        </w:rPr>
+        <w:t xml:space="preserve">Settings → API Keys → New Key, with the scope </w:t>
+      </w:r>
+      <w:r>
+        <w:rPr>
+          <w:rFonts w:ascii="Consolas" w:cs="Consolas" w:eastAsia="Consolas" w:hAnsi="Consolas"/>
+          <w:sz w:val="21"/>
+          <w:szCs w:val="21"/>
+        </w:rPr>
+        <w:t xml:space="preserve">events:ingest</w:t>
+      </w:r>
+      <w:r>
+        <w:rPr>
+          <w:rFonts w:ascii="Arial" w:cs="Arial" w:eastAsia="Arial" w:hAnsi="Arial"/>
+          <w:sz w:val="21"/>
+          <w:szCs w:val="21"/>
+        </w:rPr>
+        <w:t xml:space="preserve">. Copy the key; it is shown once.</w:t>
+      </w:r>
+    </w:p>
+    <w:p>
+      <w:pPr>
+        <w:pStyle w:val="ListParagraph"/>
+        <w:numPr>
+          <w:ilvl w:val="0"/>
+          <w:numId w:val="3"/>
+        </w:numPr>
+        <w:spacing w:after="60"/>
+      </w:pPr>
+      <w:r>
+        <w:rPr>
+          <w:rFonts w:ascii="Arial" w:cs="Arial" w:eastAsia="Arial" w:hAnsi="Arial"/>
+          <w:sz w:val="21"/>
+          <w:szCs w:val="21"/>
+        </w:rPr>
+        <w:t xml:space="preserve">Give the developer the endpoint, the key and the example from Send Events.</w:t>
+      </w:r>
+    </w:p>
+    <w:p>
+      <w:pPr>
+        <w:pStyle w:val="ListParagraph"/>
+        <w:numPr>
+          <w:ilvl w:val="0"/>
+          <w:numId w:val="3"/>
+        </w:numPr>
+        <w:spacing w:after="60"/>
+      </w:pPr>
+      <w:r>
+        <w:rPr>
+          <w:rFonts w:ascii="Arial" w:cs="Arial" w:eastAsia="Arial" w:hAnsi="Arial"/>
+          <w:sz w:val="21"/>
+          <w:szCs w:val="21"/>
+        </w:rPr>
+        <w:t xml:space="preserve">Each event needs </w:t>
+      </w:r>
+      <w:r>
+        <w:rPr>
+          <w:rFonts w:ascii="Consolas" w:cs="Consolas" w:eastAsia="Consolas" w:hAnsi="Consolas"/>
+          <w:sz w:val="21"/>
+          <w:szCs w:val="21"/>
+        </w:rPr>
+        <w:t xml:space="preserve">event_type</w:t>
+      </w:r>
+      <w:r>
+        <w:rPr>
+          <w:rFonts w:ascii="Arial" w:cs="Arial" w:eastAsia="Arial" w:hAnsi="Arial"/>
+          <w:sz w:val="21"/>
+          <w:szCs w:val="21"/>
+        </w:rPr>
+        <w:t xml:space="preserve"> and the customer by </w:t>
+      </w:r>
+      <w:r>
+        <w:rPr>
+          <w:rFonts w:ascii="Consolas" w:cs="Consolas" w:eastAsia="Consolas" w:hAnsi="Consolas"/>
+          <w:sz w:val="21"/>
+          <w:szCs w:val="21"/>
+        </w:rPr>
+        <w:t xml:space="preserve">party_id</w:t>
+      </w:r>
+      <w:r>
+        <w:rPr>
+          <w:rFonts w:ascii="Arial" w:cs="Arial" w:eastAsia="Arial" w:hAnsi="Arial"/>
+          <w:sz w:val="21"/>
+          <w:szCs w:val="21"/>
+        </w:rPr>
+        <w:t xml:space="preserve">, </w:t>
+      </w:r>
+      <w:r>
+        <w:rPr>
+          <w:rFonts w:ascii="Consolas" w:cs="Consolas" w:eastAsia="Consolas" w:hAnsi="Consolas"/>
+          <w:sz w:val="21"/>
+          <w:szCs w:val="21"/>
+        </w:rPr>
+        <w:t xml:space="preserve">email</w:t>
+      </w:r>
+      <w:r>
+        <w:rPr>
+          <w:rFonts w:ascii="Arial" w:cs="Arial" w:eastAsia="Arial" w:hAnsi="Arial"/>
+          <w:sz w:val="21"/>
+          <w:szCs w:val="21"/>
+        </w:rPr>
+        <w:t xml:space="preserve"> or </w:t>
+      </w:r>
+      <w:r>
+        <w:rPr>
+          <w:rFonts w:ascii="Consolas" w:cs="Consolas" w:eastAsia="Consolas" w:hAnsi="Consolas"/>
+          <w:sz w:val="21"/>
+          <w:szCs w:val="21"/>
+        </w:rPr>
+        <w:t xml:space="preserve">phone</w:t>
+      </w:r>
+      <w:r>
+        <w:rPr>
+          <w:rFonts w:ascii="Arial" w:cs="Arial" w:eastAsia="Arial" w:hAnsi="Arial"/>
+          <w:sz w:val="21"/>
+          <w:szCs w:val="21"/>
+        </w:rPr>
+        <w:t xml:space="preserve"> (an email or number must match a customer). Add </w:t>
+      </w:r>
+      <w:r>
+        <w:rPr>
+          <w:rFonts w:ascii="Consolas" w:cs="Consolas" w:eastAsia="Consolas" w:hAnsi="Consolas"/>
+          <w:sz w:val="21"/>
+          <w:szCs w:val="21"/>
+        </w:rPr>
+        <w:t xml:space="preserve">event_id</w:t>
+      </w:r>
+      <w:r>
+        <w:rPr>
+          <w:rFonts w:ascii="Arial" w:cs="Arial" w:eastAsia="Arial" w:hAnsi="Arial"/>
+          <w:sz w:val="21"/>
+          <w:szCs w:val="21"/>
+        </w:rPr>
+        <w:t xml:space="preserve"> so an event sent twice counts once; </w:t>
+      </w:r>
+      <w:r>
+        <w:rPr>
+          <w:rFonts w:ascii="Consolas" w:cs="Consolas" w:eastAsia="Consolas" w:hAnsi="Consolas"/>
+          <w:sz w:val="21"/>
+          <w:szCs w:val="21"/>
+        </w:rPr>
+        <w:t xml:space="preserve">occurred_at</w:t>
+      </w:r>
+      <w:r>
+        <w:rPr>
+          <w:rFonts w:ascii="Arial" w:cs="Arial" w:eastAsia="Arial" w:hAnsi="Arial"/>
+          <w:sz w:val="21"/>
+          <w:szCs w:val="21"/>
+        </w:rPr>
+        <w:t xml:space="preserve"> defaults to now; </w:t>
+      </w:r>
+      <w:r>
+        <w:rPr>
+          <w:rFonts w:ascii="Consolas" w:cs="Consolas" w:eastAsia="Consolas" w:hAnsi="Consolas"/>
+          <w:sz w:val="21"/>
+          <w:szCs w:val="21"/>
+        </w:rPr>
+        <w:t xml:space="preserve">payload</w:t>
+      </w:r>
+      <w:r>
+        <w:rPr>
+          <w:rFonts w:ascii="Arial" w:cs="Arial" w:eastAsia="Arial" w:hAnsi="Arial"/>
+          <w:sz w:val="21"/>
+          <w:szCs w:val="21"/>
+        </w:rPr>
+        <w:t xml:space="preserve"> holds the details (for example the cart's value).</w:t>
+      </w:r>
+    </w:p>
+    <w:p>
+      <w:pPr>
+        <w:pStyle w:val="ListParagraph"/>
+        <w:numPr>
+          <w:ilvl w:val="0"/>
+          <w:numId w:val="3"/>
+        </w:numPr>
+        <w:spacing w:after="60"/>
+      </w:pPr>
+      <w:r>
+        <w:rPr>
+          <w:rFonts w:ascii="Arial" w:cs="Arial" w:eastAsia="Arial" w:hAnsi="Arial"/>
+          <w:sz w:val="21"/>
+          <w:szCs w:val="21"/>
+        </w:rPr>
+        <w:t xml:space="preserve">The first events appear in Latest Events within a minute.</w:t>
+      </w:r>
+    </w:p>
+    <w:p>
+      <w:pPr>
+        <w:spacing w:after="120"/>
+      </w:pPr>
+      <w:r>
+        <w:rPr>
+          <w:rFonts w:ascii="Arial" w:cs="Arial" w:eastAsia="Arial" w:hAnsi="Arial"/>
+          <w:b/>
+          <w:bCs/>
+          <w:sz w:val="21"/>
+          <w:szCs w:val="21"/>
+        </w:rPr>
+        <w:t xml:space="preserve">Let C360 fulfil coupons.</w:t>
+      </w:r>
+    </w:p>
+    <w:p>
+      <w:pPr>
+        <w:pStyle w:val="ListParagraph"/>
+        <w:numPr>
+          <w:ilvl w:val="0"/>
+          <w:numId w:val="3"/>
+        </w:numPr>
+        <w:spacing w:after="60"/>
+      </w:pPr>
+      <w:r>
+        <w:rPr>
+          <w:rFonts w:ascii="Arial" w:cs="Arial" w:eastAsia="Arial" w:hAnsi="Arial"/>
+          <w:sz w:val="21"/>
+          <w:szCs w:val="21"/>
+        </w:rPr>
+        <w:t xml:space="preserve">A key with the scope </w:t>
+      </w:r>
+      <w:r>
+        <w:rPr>
+          <w:rFonts w:ascii="Consolas" w:cs="Consolas" w:eastAsia="Consolas" w:hAnsi="Consolas"/>
+          <w:sz w:val="21"/>
+          <w:szCs w:val="21"/>
+        </w:rPr>
+        <w:t xml:space="preserve">coupons:issue</w:t>
+      </w:r>
+      <w:r>
+        <w:rPr>
+          <w:rFonts w:ascii="Arial" w:cs="Arial" w:eastAsia="Arial" w:hAnsi="Arial"/>
+          <w:sz w:val="21"/>
+          <w:szCs w:val="21"/>
+        </w:rPr>
+        <w:t xml:space="preserve">.</w:t>
+      </w:r>
+    </w:p>
+    <w:p>
+      <w:pPr>
+        <w:pStyle w:val="ListParagraph"/>
+        <w:numPr>
+          <w:ilvl w:val="0"/>
+          <w:numId w:val="3"/>
+        </w:numPr>
+        <w:spacing w:after="60"/>
+      </w:pPr>
+      <w:r>
+        <w:rPr>
+          <w:rFonts w:ascii="Arial" w:cs="Arial" w:eastAsia="Arial" w:hAnsi="Arial"/>
+          <w:sz w:val="21"/>
+          <w:szCs w:val="21"/>
+        </w:rPr>
+        <w:t xml:space="preserve">C360 calls </w:t>
+      </w:r>
+      <w:r>
+        <w:rPr>
+          <w:rFonts w:ascii="Consolas" w:cs="Consolas" w:eastAsia="Consolas" w:hAnsi="Consolas"/>
+          <w:sz w:val="21"/>
+          <w:szCs w:val="21"/>
+        </w:rPr>
+        <w:t xml:space="preserve">GET /api/v1/coupon-issuances/</w:t>
+      </w:r>
+      <w:r>
+        <w:rPr>
+          <w:rFonts w:ascii="Arial" w:cs="Arial" w:eastAsia="Arial" w:hAnsi="Arial"/>
+          <w:sz w:val="21"/>
+          <w:szCs w:val="21"/>
+        </w:rPr>
+        <w:t xml:space="preserve"> for the waiting requests (the customer, the coupon, the journey).</w:t>
+      </w:r>
+    </w:p>
+    <w:p>
+      <w:pPr>
+        <w:pStyle w:val="ListParagraph"/>
+        <w:numPr>
+          <w:ilvl w:val="0"/>
+          <w:numId w:val="3"/>
+        </w:numPr>
+        <w:spacing w:after="60"/>
+      </w:pPr>
+      <w:r>
+        <w:rPr>
+          <w:rFonts w:ascii="Arial" w:cs="Arial" w:eastAsia="Arial" w:hAnsi="Arial"/>
+          <w:sz w:val="21"/>
+          <w:szCs w:val="21"/>
+        </w:rPr>
+        <w:t xml:space="preserve">For each, it issues the coupon and calls </w:t>
+      </w:r>
+      <w:r>
+        <w:rPr>
+          <w:rFonts w:ascii="Consolas" w:cs="Consolas" w:eastAsia="Consolas" w:hAnsi="Consolas"/>
+          <w:sz w:val="21"/>
+          <w:szCs w:val="21"/>
+        </w:rPr>
+        <w:t xml:space="preserve">PATCH /api/v1/coupon-issuances/&lt;id&gt;/</w:t>
+      </w:r>
+      <w:r>
+        <w:rPr>
+          <w:rFonts w:ascii="Arial" w:cs="Arial" w:eastAsia="Arial" w:hAnsi="Arial"/>
+          <w:sz w:val="21"/>
+          <w:szCs w:val="21"/>
+        </w:rPr>
+        <w:t xml:space="preserve"> with </w:t>
+      </w:r>
+      <w:r>
+        <w:rPr>
+          <w:rFonts w:ascii="Consolas" w:cs="Consolas" w:eastAsia="Consolas" w:hAnsi="Consolas"/>
+          <w:sz w:val="21"/>
+          <w:szCs w:val="21"/>
+        </w:rPr>
+        <w:t xml:space="preserve">{"status": "ISSUED", "external_code": "…"}</w:t>
+      </w:r>
+      <w:r>
+        <w:rPr>
+          <w:rFonts w:ascii="Arial" w:cs="Arial" w:eastAsia="Arial" w:hAnsi="Arial"/>
+          <w:sz w:val="21"/>
+          <w:szCs w:val="21"/>
+        </w:rPr>
+        <w:t xml:space="preserve">, or </w:t>
+      </w:r>
+      <w:r>
+        <w:rPr>
+          <w:rFonts w:ascii="Consolas" w:cs="Consolas" w:eastAsia="Consolas" w:hAnsi="Consolas"/>
+          <w:sz w:val="21"/>
+          <w:szCs w:val="21"/>
+        </w:rPr>
+        <w:t xml:space="preserve">"FAILED"</w:t>
+      </w:r>
+      <w:r>
+        <w:rPr>
+          <w:rFonts w:ascii="Arial" w:cs="Arial" w:eastAsia="Arial" w:hAnsi="Arial"/>
+          <w:sz w:val="21"/>
+          <w:szCs w:val="21"/>
+        </w:rPr>
+        <w:t xml:space="preserve"> with a </w:t>
+      </w:r>
+      <w:r>
+        <w:rPr>
+          <w:rFonts w:ascii="Consolas" w:cs="Consolas" w:eastAsia="Consolas" w:hAnsi="Consolas"/>
+          <w:sz w:val="21"/>
+          <w:szCs w:val="21"/>
+        </w:rPr>
+        <w:t xml:space="preserve">note</w:t>
+      </w:r>
+      <w:r>
+        <w:rPr>
+          <w:rFonts w:ascii="Arial" w:cs="Arial" w:eastAsia="Arial" w:hAnsi="Arial"/>
+          <w:sz w:val="21"/>
+          <w:szCs w:val="21"/>
+        </w:rPr>
+        <w:t xml:space="preserve">.</w:t>
+      </w:r>
+    </w:p>
+    <w:p>
+      <w:pPr>
+        <w:spacing w:after="120"/>
+      </w:pPr>
+      <w:r>
+        <w:rPr>
+          <w:rFonts w:ascii="Arial" w:cs="Arial" w:eastAsia="Arial" w:hAnsi="Arial"/>
+          <w:b/>
+          <w:bCs/>
+          <w:sz w:val="21"/>
+          <w:szCs w:val="21"/>
+        </w:rPr>
+        <w:t xml:space="preserve">Check that an abandoned-cart journey will fire.</w:t>
+      </w:r>
+      <w:r>
+        <w:rPr>
+          <w:rFonts w:ascii="Arial" w:cs="Arial" w:eastAsia="Arial" w:hAnsi="Arial"/>
+          <w:sz w:val="21"/>
+          <w:szCs w:val="21"/>
+        </w:rPr>
+        <w:t xml:space="preserve"> Latest Events → Type: Abandoned Cart. If nothing is there, the shop is not sending; if the customer reads </w:t>
+      </w:r>
+      <w:r>
+        <w:rPr>
+          <w:rFonts w:ascii="Arial" w:cs="Arial" w:eastAsia="Arial" w:hAnsi="Arial"/>
+          <w:i/>
+          <w:iCs/>
+          <w:sz w:val="21"/>
+          <w:szCs w:val="21"/>
+        </w:rPr>
+        <w:t xml:space="preserve">Not in the customer records yet</w:t>
+      </w:r>
+      <w:r>
+        <w:rPr>
+          <w:rFonts w:ascii="Arial" w:cs="Arial" w:eastAsia="Arial" w:hAnsi="Arial"/>
+          <w:sz w:val="21"/>
+          <w:szCs w:val="21"/>
+        </w:rPr>
+        <w:t xml:space="preserve">, the customer has not arrived from C360.</w:t>
+      </w:r>
+    </w:p>
+    <w:p>
+      <w:pPr>
+        <w:pStyle w:val="Heading2"/>
+        <w:spacing w:after="120" w:before="240"/>
+      </w:pPr>
+      <w:r>
+        <w:rPr>
+          <w:rFonts w:ascii="Arial" w:cs="Arial" w:eastAsia="Arial" w:hAnsi="Arial"/>
+        </w:rPr>
+        <w:t xml:space="preserve">What happens behind the scenes</w:t>
+      </w:r>
+    </w:p>
+    <w:p>
+      <w:pPr>
+        <w:spacing w:after="120"/>
+      </w:pPr>
+      <w:r>
+        <w:rPr>
+          <w:rFonts w:ascii="Arial" w:cs="Arial" w:eastAsia="Arial" w:hAnsi="Arial"/>
+          <w:sz w:val="21"/>
+          <w:szCs w:val="21"/>
+        </w:rPr>
+        <w:t xml:space="preserve">Events arrive at </w:t>
+      </w:r>
+      <w:r>
+        <w:rPr>
+          <w:rFonts w:ascii="Consolas" w:cs="Consolas" w:eastAsia="Consolas" w:hAnsi="Consolas"/>
+          <w:sz w:val="21"/>
+          <w:szCs w:val="21"/>
+        </w:rPr>
+        <w:t xml:space="preserve">POST /api/v1/events/</w:t>
+      </w:r>
+      <w:r>
+        <w:rPr>
+          <w:rFonts w:ascii="Arial" w:cs="Arial" w:eastAsia="Arial" w:hAnsi="Arial"/>
+          <w:sz w:val="21"/>
+          <w:szCs w:val="21"/>
+        </w:rPr>
+        <w:t xml:space="preserve">, one at a time or up to 500 as </w:t>
+      </w:r>
+      <w:r>
+        <w:rPr>
+          <w:rFonts w:ascii="Consolas" w:cs="Consolas" w:eastAsia="Consolas" w:hAnsi="Consolas"/>
+          <w:sz w:val="21"/>
+          <w:szCs w:val="21"/>
+        </w:rPr>
+        <w:t xml:space="preserve">{"events": [...]}</w:t>
+      </w:r>
+      <w:r>
+        <w:rPr>
+          <w:rFonts w:ascii="Arial" w:cs="Arial" w:eastAsia="Arial" w:hAnsi="Arial"/>
+          <w:sz w:val="21"/>
+          <w:szCs w:val="21"/>
+        </w:rPr>
+        <w:t xml:space="preserve">. Each comes back Accepted, Duplicate (the same </w:t>
+      </w:r>
+      <w:r>
+        <w:rPr>
+          <w:rFonts w:ascii="Consolas" w:cs="Consolas" w:eastAsia="Consolas" w:hAnsi="Consolas"/>
+          <w:sz w:val="21"/>
+          <w:szCs w:val="21"/>
+        </w:rPr>
+        <w:t xml:space="preserve">event_id</w:t>
+      </w:r>
+      <w:r>
+        <w:rPr>
+          <w:rFonts w:ascii="Arial" w:cs="Arial" w:eastAsia="Arial" w:hAnsi="Arial"/>
+          <w:sz w:val="21"/>
+          <w:szCs w:val="21"/>
+        </w:rPr>
+        <w:t xml:space="preserve"> from the same source was already received) or Rejected with the reason (an unknown type format, no customer, an email or number that matches nobody, a time more than a day ahead or more than 400 days back). A call where every event is rejected answers 400. Every call is in Settings → Integrations' call log.</w:t>
+      </w:r>
+    </w:p>
+    <w:p>
+      <w:pPr>
+        <w:spacing w:after="120"/>
+      </w:pPr>
+      <w:r>
+        <w:rPr>
+          <w:rFonts w:ascii="Arial" w:cs="Arial" w:eastAsia="Arial" w:hAnsi="Arial"/>
+          <w:sz w:val="21"/>
+          <w:szCs w:val="21"/>
+        </w:rPr>
+        <w:t xml:space="preserve">The enrol job reads events every minute. An event counts for a journey that was live when it happened, at most seven days back.</w:t>
+      </w:r>
+    </w:p>
+    <w:p>
+      <w:pPr>
+        <w:pStyle w:val="Heading2"/>
+        <w:spacing w:after="120" w:before="240"/>
+      </w:pPr>
+      <w:r>
+        <w:rPr>
+          <w:rFonts w:ascii="Arial" w:cs="Arial" w:eastAsia="Arial" w:hAnsi="Arial"/>
+        </w:rPr>
+        <w:t xml:space="preserve">Things to know</w:t>
+      </w:r>
+    </w:p>
+    <w:p>
+      <w:pPr>
+        <w:pStyle w:val="ListParagraph"/>
+        <w:numPr>
+          <w:ilvl w:val="0"/>
+          <w:numId w:val="2"/>
+        </w:numPr>
+        <w:spacing w:after="60"/>
+      </w:pPr>
+      <w:r>
+        <w:rPr>
+          <w:rFonts w:ascii="Arial" w:cs="Arial" w:eastAsia="Arial" w:hAnsi="Arial"/>
+          <w:sz w:val="21"/>
+          <w:szCs w:val="21"/>
+        </w:rPr>
+        <w:t xml:space="preserve">CEP keeps the event's type, customer, time, source, id and payload (up to 8,000 characters), not more.</w:t>
+      </w:r>
+    </w:p>
+    <w:p>
+      <w:pPr>
+        <w:pStyle w:val="ListParagraph"/>
+        <w:numPr>
+          <w:ilvl w:val="0"/>
+          <w:numId w:val="2"/>
+        </w:numPr>
+        <w:spacing w:after="60"/>
+      </w:pPr>
+      <w:r>
+        <w:rPr>
+          <w:rFonts w:ascii="Arial" w:cs="Arial" w:eastAsia="Arial" w:hAnsi="Arial"/>
+          <w:sz w:val="21"/>
+          <w:szCs w:val="21"/>
+        </w:rPr>
+        <w:t xml:space="preserve">No Response events are not raised yet; use a Wait followed by a Condition (opened an email, clicked a link) instead.</w:t>
+      </w:r>
+    </w:p>
+    <w:p>
+      <w:pPr>
+        <w:pStyle w:val="ListParagraph"/>
+        <w:numPr>
+          <w:ilvl w:val="0"/>
+          <w:numId w:val="2"/>
+        </w:numPr>
+        <w:spacing w:after="60"/>
+      </w:pPr>
+      <w:r>
+        <w:rPr>
+          <w:rFonts w:ascii="Arial" w:cs="Arial" w:eastAsia="Arial" w:hAnsi="Arial"/>
+          <w:sz w:val="21"/>
+          <w:szCs w:val="21"/>
+        </w:rPr>
+        <w:t xml:space="preserve">CEP never makes coupon codes; C360 does.</w:t>
       </w:r>
     </w:p>
     <w:sectPr>

--- a/docs/manuals/CEP_User_Guide.docx
+++ b/docs/manuals/CEP_User_Guide.docx
@@ -2632,6 +2632,20 @@
           <w:szCs w:val="20"/>
         </w:rPr>
         <w:t xml:space="preserve">Start a journey</w:t>
+      </w:r>
+    </w:p>
+    <w:p>
+      <w:pPr>
+        <w:spacing w:after="40"/>
+        <w:ind w:left="400"/>
+      </w:pPr>
+      <w:r>
+        <w:rPr>
+          <w:rFonts w:ascii="Arial" w:cs="Arial" w:eastAsia="Arial" w:hAnsi="Arial"/>
+          <w:sz w:val="20"/>
+          <w:szCs w:val="20"/>
+        </w:rPr>
+        <w:t xml:space="preserve">Date / Time entries</w:t>
       </w:r>
     </w:p>
     <w:p>
@@ -48696,7 +48710,7 @@
                 <w:sz w:val="19"/>
                 <w:szCs w:val="19"/>
               </w:rPr>
-              <w:t xml:space="preserve"> (for example Purchase, Abandoned Cart, Birthday), or a </w:t>
+              <w:t xml:space="preserve"> (for example Purchase, Abandoned Cart, Birthday, No Response), a </w:t>
             </w:r>
             <w:r>
               <w:rPr>
@@ -48706,6 +48720,24 @@
                 <w:sz w:val="19"/>
                 <w:szCs w:val="19"/>
               </w:rPr>
+              <w:t xml:space="preserve">date or time</w:t>
+            </w:r>
+            <w:r>
+              <w:rPr>
+                <w:rFonts w:ascii="Arial" w:cs="Arial" w:eastAsia="Arial" w:hAnsi="Arial"/>
+                <w:sz w:val="19"/>
+                <w:szCs w:val="19"/>
+              </w:rPr>
+              <w:t xml:space="preserve"> (a schedule, or a date on each customer's record), a </w:t>
+            </w:r>
+            <w:r>
+              <w:rPr>
+                <w:rFonts w:ascii="Arial" w:cs="Arial" w:eastAsia="Arial" w:hAnsi="Arial"/>
+                <w:b/>
+                <w:bCs/>
+                <w:sz w:val="19"/>
+                <w:szCs w:val="19"/>
+              </w:rPr>
               <w:t xml:space="preserve">segment change</w:t>
             </w:r>
             <w:r>
@@ -48714,28 +48746,46 @@
                 <w:sz w:val="19"/>
                 <w:szCs w:val="19"/>
               </w:rPr>
-              <w:t xml:space="preserve"> (joining or leaving a segment).</w:t>
-            </w:r>
-          </w:p>
-        </w:tc>
-        <w:tc>
-          <w:tcPr>
-            <w:tcW w:type="dxa" w:w="3740"/>
-            <w:tcMar>
-              <w:top w:type="dxa" w:w="60"/>
-              <w:left w:type="dxa" w:w="90"/>
-              <w:bottom w:type="dxa" w:w="60"/>
-              <w:right w:type="dxa" w:w="90"/>
-            </w:tcMar>
-          </w:tcPr>
-          <w:p>
-            <w:r>
-              <w:rPr>
-                <w:rFonts w:ascii="Arial" w:cs="Arial" w:eastAsia="Arial" w:hAnsi="Arial"/>
-                <w:sz w:val="19"/>
-                <w:szCs w:val="19"/>
-              </w:rPr>
-              <w:t xml:space="preserve">Who is enrolled. Date / Time can be chosen but enrols nobody yet.</w:t>
+              <w:t xml:space="preserve"> (joining or leaving a segment), or an </w:t>
+            </w:r>
+            <w:r>
+              <w:rPr>
+                <w:rFonts w:ascii="Arial" w:cs="Arial" w:eastAsia="Arial" w:hAnsi="Arial"/>
+                <w:b/>
+                <w:bCs/>
+                <w:sz w:val="19"/>
+                <w:szCs w:val="19"/>
+              </w:rPr>
+              <w:t xml:space="preserve">attribute change</w:t>
+            </w:r>
+            <w:r>
+              <w:rPr>
+                <w:rFonts w:ascii="Arial" w:cs="Arial" w:eastAsia="Arial" w:hAnsi="Arial"/>
+                <w:sz w:val="19"/>
+                <w:szCs w:val="19"/>
+              </w:rPr>
+              <w:t xml:space="preserve"> (Loyalty Tier, Preference Update, Address Change).</w:t>
+            </w:r>
+          </w:p>
+        </w:tc>
+        <w:tc>
+          <w:tcPr>
+            <w:tcW w:type="dxa" w:w="3740"/>
+            <w:tcMar>
+              <w:top w:type="dxa" w:w="60"/>
+              <w:left w:type="dxa" w:w="90"/>
+              <w:bottom w:type="dxa" w:w="60"/>
+              <w:right w:type="dxa" w:w="90"/>
+            </w:tcMar>
+          </w:tcPr>
+          <w:p>
+            <w:r>
+              <w:rPr>
+                <w:rFonts w:ascii="Arial" w:cs="Arial" w:eastAsia="Arial" w:hAnsi="Arial"/>
+                <w:sz w:val="19"/>
+                <w:szCs w:val="19"/>
+              </w:rPr>
+              <w:t xml:space="preserve">Who is enrolled, and when.</w:t>
             </w:r>
           </w:p>
         </w:tc>
@@ -48967,6 +49017,500 @@
       <w:pPr>
         <w:spacing w:after="120"/>
       </w:pPr>
+    </w:p>
+    <w:p>
+      <w:pPr>
+        <w:pStyle w:val="Heading2"/>
+        <w:spacing w:after="120" w:before="240"/>
+      </w:pPr>
+      <w:r>
+        <w:rPr>
+          <w:rFonts w:ascii="Arial" w:cs="Arial" w:eastAsia="Arial" w:hAnsi="Arial"/>
+        </w:rPr>
+        <w:t xml:space="preserve">Date / Time entries</w:t>
+      </w:r>
+    </w:p>
+    <w:p>
+      <w:pPr>
+        <w:spacing w:after="120"/>
+      </w:pPr>
+      <w:r>
+        <w:rPr>
+          <w:rFonts w:ascii="Arial" w:cs="Arial" w:eastAsia="Arial" w:hAnsi="Arial"/>
+          <w:sz w:val="21"/>
+          <w:szCs w:val="21"/>
+        </w:rPr>
+        <w:t xml:space="preserve">Choose </w:t>
+      </w:r>
+      <w:r>
+        <w:rPr>
+          <w:rFonts w:ascii="Arial" w:cs="Arial" w:eastAsia="Arial" w:hAnsi="Arial"/>
+          <w:b/>
+          <w:bCs/>
+          <w:sz w:val="21"/>
+          <w:szCs w:val="21"/>
+        </w:rPr>
+        <w:t xml:space="preserve">Date / Time</w:t>
+      </w:r>
+      <w:r>
+        <w:rPr>
+          <w:rFonts w:ascii="Arial" w:cs="Arial" w:eastAsia="Arial" w:hAnsi="Arial"/>
+          <w:sz w:val="21"/>
+          <w:szCs w:val="21"/>
+        </w:rPr>
+        <w:t xml:space="preserve">, then the Specific Trigger. The fields that follow depend on it, and a grey line under them reads the result back ("Every Monday at 9:00 AM, the members of VIP Customers enter").</w:t>
+      </w:r>
+    </w:p>
+    <w:tbl>
+      <w:tblPr>
+        <w:tblW w:type="dxa" w:w="10080"/>
+        <w:tblBorders>
+          <w:top w:val="single" w:color="D9DBE3" w:sz="4"/>
+          <w:left w:val="none"/>
+          <w:bottom w:val="single" w:color="D9DBE3" w:sz="4"/>
+          <w:right w:val="none"/>
+          <w:insideH w:val="single" w:color="E6E8EF" w:sz="4"/>
+          <w:insideV w:val="none"/>
+        </w:tblBorders>
+      </w:tblPr>
+      <w:tblGrid>
+        <w:gridCol w:w="2600"/>
+        <w:gridCol w:w="3740"/>
+        <w:gridCol w:w="3740"/>
+      </w:tblGrid>
+      <w:tr>
+        <w:trPr>
+          <w:tblHeader/>
+        </w:trPr>
+        <w:tc>
+          <w:tcPr>
+            <w:tcW w:type="dxa" w:w="2600"/>
+            <w:shd w:fill="EEEFF5" w:color="auto" w:val="clear"/>
+            <w:tcMar>
+              <w:top w:type="dxa" w:w="60"/>
+              <w:left w:type="dxa" w:w="90"/>
+              <w:bottom w:type="dxa" w:w="60"/>
+              <w:right w:type="dxa" w:w="90"/>
+            </w:tcMar>
+          </w:tcPr>
+          <w:p>
+            <w:r>
+              <w:rPr>
+                <w:rFonts w:ascii="Arial" w:cs="Arial" w:eastAsia="Arial" w:hAnsi="Arial"/>
+                <w:b/>
+                <w:bCs/>
+                <w:sz w:val="18"/>
+                <w:szCs w:val="18"/>
+              </w:rPr>
+              <w:t xml:space="preserve">Specific Trigger</w:t>
+            </w:r>
+          </w:p>
+        </w:tc>
+        <w:tc>
+          <w:tcPr>
+            <w:tcW w:type="dxa" w:w="3740"/>
+            <w:shd w:fill="EEEFF5" w:color="auto" w:val="clear"/>
+            <w:tcMar>
+              <w:top w:type="dxa" w:w="60"/>
+              <w:left w:type="dxa" w:w="90"/>
+              <w:bottom w:type="dxa" w:w="60"/>
+              <w:right w:type="dxa" w:w="90"/>
+            </w:tcMar>
+          </w:tcPr>
+          <w:p>
+            <w:r>
+              <w:rPr>
+                <w:rFonts w:ascii="Arial" w:cs="Arial" w:eastAsia="Arial" w:hAnsi="Arial"/>
+                <w:b/>
+                <w:bCs/>
+                <w:sz w:val="18"/>
+                <w:szCs w:val="18"/>
+              </w:rPr>
+              <w:t xml:space="preserve">Asks for</w:t>
+            </w:r>
+          </w:p>
+        </w:tc>
+        <w:tc>
+          <w:tcPr>
+            <w:tcW w:type="dxa" w:w="3740"/>
+            <w:shd w:fill="EEEFF5" w:color="auto" w:val="clear"/>
+            <w:tcMar>
+              <w:top w:type="dxa" w:w="60"/>
+              <w:left w:type="dxa" w:w="90"/>
+              <w:bottom w:type="dxa" w:w="60"/>
+              <w:right w:type="dxa" w:w="90"/>
+            </w:tcMar>
+          </w:tcPr>
+          <w:p>
+            <w:r>
+              <w:rPr>
+                <w:rFonts w:ascii="Arial" w:cs="Arial" w:eastAsia="Arial" w:hAnsi="Arial"/>
+                <w:b/>
+                <w:bCs/>
+                <w:sz w:val="18"/>
+                <w:szCs w:val="18"/>
+              </w:rPr>
+              <w:t xml:space="preserve">Who enters, and when</w:t>
+            </w:r>
+          </w:p>
+        </w:tc>
+      </w:tr>
+      <w:tr>
+        <w:tc>
+          <w:tcPr>
+            <w:tcW w:type="dxa" w:w="2600"/>
+            <w:tcMar>
+              <w:top w:type="dxa" w:w="60"/>
+              <w:left w:type="dxa" w:w="90"/>
+              <w:bottom w:type="dxa" w:w="60"/>
+              <w:right w:type="dxa" w:w="90"/>
+            </w:tcMar>
+          </w:tcPr>
+          <w:p>
+            <w:r>
+              <w:rPr>
+                <w:rFonts w:ascii="Arial" w:cs="Arial" w:eastAsia="Arial" w:hAnsi="Arial"/>
+                <w:sz w:val="19"/>
+                <w:szCs w:val="19"/>
+              </w:rPr>
+              <w:t xml:space="preserve">Daily</w:t>
+            </w:r>
+          </w:p>
+        </w:tc>
+        <w:tc>
+          <w:tcPr>
+            <w:tcW w:type="dxa" w:w="3740"/>
+            <w:tcMar>
+              <w:top w:type="dxa" w:w="60"/>
+              <w:left w:type="dxa" w:w="90"/>
+              <w:bottom w:type="dxa" w:w="60"/>
+              <w:right w:type="dxa" w:w="90"/>
+            </w:tcMar>
+          </w:tcPr>
+          <w:p>
+            <w:r>
+              <w:rPr>
+                <w:rFonts w:ascii="Arial" w:cs="Arial" w:eastAsia="Arial" w:hAnsi="Arial"/>
+                <w:sz w:val="19"/>
+                <w:szCs w:val="19"/>
+              </w:rPr>
+              <w:t xml:space="preserve">At (a time); Who Enters (a customer list or a segment)</w:t>
+            </w:r>
+          </w:p>
+        </w:tc>
+        <w:tc>
+          <w:tcPr>
+            <w:tcW w:type="dxa" w:w="3740"/>
+            <w:tcMar>
+              <w:top w:type="dxa" w:w="60"/>
+              <w:left w:type="dxa" w:w="90"/>
+              <w:bottom w:type="dxa" w:w="60"/>
+              <w:right w:type="dxa" w:w="90"/>
+            </w:tcMar>
+          </w:tcPr>
+          <w:p>
+            <w:r>
+              <w:rPr>
+                <w:rFonts w:ascii="Arial" w:cs="Arial" w:eastAsia="Arial" w:hAnsi="Arial"/>
+                <w:sz w:val="19"/>
+                <w:szCs w:val="19"/>
+              </w:rPr>
+              <w:t xml:space="preserve">The members, every day at that time.</w:t>
+            </w:r>
+          </w:p>
+        </w:tc>
+      </w:tr>
+      <w:tr>
+        <w:tc>
+          <w:tcPr>
+            <w:tcW w:type="dxa" w:w="2600"/>
+            <w:tcMar>
+              <w:top w:type="dxa" w:w="60"/>
+              <w:left w:type="dxa" w:w="90"/>
+              <w:bottom w:type="dxa" w:w="60"/>
+              <w:right w:type="dxa" w:w="90"/>
+            </w:tcMar>
+          </w:tcPr>
+          <w:p>
+            <w:r>
+              <w:rPr>
+                <w:rFonts w:ascii="Arial" w:cs="Arial" w:eastAsia="Arial" w:hAnsi="Arial"/>
+                <w:sz w:val="19"/>
+                <w:szCs w:val="19"/>
+              </w:rPr>
+              <w:t xml:space="preserve">Weekly</w:t>
+            </w:r>
+          </w:p>
+        </w:tc>
+        <w:tc>
+          <w:tcPr>
+            <w:tcW w:type="dxa" w:w="3740"/>
+            <w:tcMar>
+              <w:top w:type="dxa" w:w="60"/>
+              <w:left w:type="dxa" w:w="90"/>
+              <w:bottom w:type="dxa" w:w="60"/>
+              <w:right w:type="dxa" w:w="90"/>
+            </w:tcMar>
+          </w:tcPr>
+          <w:p>
+            <w:r>
+              <w:rPr>
+                <w:rFonts w:ascii="Arial" w:cs="Arial" w:eastAsia="Arial" w:hAnsi="Arial"/>
+                <w:sz w:val="19"/>
+                <w:szCs w:val="19"/>
+              </w:rPr>
+              <w:t xml:space="preserve">On (one or more weekdays); At; Who Enters</w:t>
+            </w:r>
+          </w:p>
+        </w:tc>
+        <w:tc>
+          <w:tcPr>
+            <w:tcW w:type="dxa" w:w="3740"/>
+            <w:tcMar>
+              <w:top w:type="dxa" w:w="60"/>
+              <w:left w:type="dxa" w:w="90"/>
+              <w:bottom w:type="dxa" w:w="60"/>
+              <w:right w:type="dxa" w:w="90"/>
+            </w:tcMar>
+          </w:tcPr>
+          <w:p>
+            <w:r>
+              <w:rPr>
+                <w:rFonts w:ascii="Arial" w:cs="Arial" w:eastAsia="Arial" w:hAnsi="Arial"/>
+                <w:sz w:val="19"/>
+                <w:szCs w:val="19"/>
+              </w:rPr>
+              <w:t xml:space="preserve">The members, on those days at that time.</w:t>
+            </w:r>
+          </w:p>
+        </w:tc>
+      </w:tr>
+      <w:tr>
+        <w:tc>
+          <w:tcPr>
+            <w:tcW w:type="dxa" w:w="2600"/>
+            <w:tcMar>
+              <w:top w:type="dxa" w:w="60"/>
+              <w:left w:type="dxa" w:w="90"/>
+              <w:bottom w:type="dxa" w:w="60"/>
+              <w:right w:type="dxa" w:w="90"/>
+            </w:tcMar>
+          </w:tcPr>
+          <w:p>
+            <w:r>
+              <w:rPr>
+                <w:rFonts w:ascii="Arial" w:cs="Arial" w:eastAsia="Arial" w:hAnsi="Arial"/>
+                <w:sz w:val="19"/>
+                <w:szCs w:val="19"/>
+              </w:rPr>
+              <w:t xml:space="preserve">Monthly</w:t>
+            </w:r>
+          </w:p>
+        </w:tc>
+        <w:tc>
+          <w:tcPr>
+            <w:tcW w:type="dxa" w:w="3740"/>
+            <w:tcMar>
+              <w:top w:type="dxa" w:w="60"/>
+              <w:left w:type="dxa" w:w="90"/>
+              <w:bottom w:type="dxa" w:w="60"/>
+              <w:right w:type="dxa" w:w="90"/>
+            </w:tcMar>
+          </w:tcPr>
+          <w:p>
+            <w:r>
+              <w:rPr>
+                <w:rFonts w:ascii="Arial" w:cs="Arial" w:eastAsia="Arial" w:hAnsi="Arial"/>
+                <w:sz w:val="19"/>
+                <w:szCs w:val="19"/>
+              </w:rPr>
+              <w:t xml:space="preserve">Day of the Month (1 to 28, or Last Day); At; Who Enters</w:t>
+            </w:r>
+          </w:p>
+        </w:tc>
+        <w:tc>
+          <w:tcPr>
+            <w:tcW w:type="dxa" w:w="3740"/>
+            <w:tcMar>
+              <w:top w:type="dxa" w:w="60"/>
+              <w:left w:type="dxa" w:w="90"/>
+              <w:bottom w:type="dxa" w:w="60"/>
+              <w:right w:type="dxa" w:w="90"/>
+            </w:tcMar>
+          </w:tcPr>
+          <w:p>
+            <w:r>
+              <w:rPr>
+                <w:rFonts w:ascii="Arial" w:cs="Arial" w:eastAsia="Arial" w:hAnsi="Arial"/>
+                <w:sz w:val="19"/>
+                <w:szCs w:val="19"/>
+              </w:rPr>
+              <w:t xml:space="preserve">The members, once a month.</w:t>
+            </w:r>
+          </w:p>
+        </w:tc>
+      </w:tr>
+      <w:tr>
+        <w:tc>
+          <w:tcPr>
+            <w:tcW w:type="dxa" w:w="2600"/>
+            <w:tcMar>
+              <w:top w:type="dxa" w:w="60"/>
+              <w:left w:type="dxa" w:w="90"/>
+              <w:bottom w:type="dxa" w:w="60"/>
+              <w:right w:type="dxa" w:w="90"/>
+            </w:tcMar>
+          </w:tcPr>
+          <w:p>
+            <w:r>
+              <w:rPr>
+                <w:rFonts w:ascii="Arial" w:cs="Arial" w:eastAsia="Arial" w:hAnsi="Arial"/>
+                <w:sz w:val="19"/>
+                <w:szCs w:val="19"/>
+              </w:rPr>
+              <w:t xml:space="preserve">On a Specific Date</w:t>
+            </w:r>
+          </w:p>
+        </w:tc>
+        <w:tc>
+          <w:tcPr>
+            <w:tcW w:type="dxa" w:w="3740"/>
+            <w:tcMar>
+              <w:top w:type="dxa" w:w="60"/>
+              <w:left w:type="dxa" w:w="90"/>
+              <w:bottom w:type="dxa" w:w="60"/>
+              <w:right w:type="dxa" w:w="90"/>
+            </w:tcMar>
+          </w:tcPr>
+          <w:p>
+            <w:r>
+              <w:rPr>
+                <w:rFonts w:ascii="Arial" w:cs="Arial" w:eastAsia="Arial" w:hAnsi="Arial"/>
+                <w:sz w:val="19"/>
+                <w:szCs w:val="19"/>
+              </w:rPr>
+              <w:t xml:space="preserve">Date; At; Who Enters</w:t>
+            </w:r>
+          </w:p>
+        </w:tc>
+        <w:tc>
+          <w:tcPr>
+            <w:tcW w:type="dxa" w:w="3740"/>
+            <w:tcMar>
+              <w:top w:type="dxa" w:w="60"/>
+              <w:left w:type="dxa" w:w="90"/>
+              <w:bottom w:type="dxa" w:w="60"/>
+              <w:right w:type="dxa" w:w="90"/>
+            </w:tcMar>
+          </w:tcPr>
+          <w:p>
+            <w:r>
+              <w:rPr>
+                <w:rFonts w:ascii="Arial" w:cs="Arial" w:eastAsia="Arial" w:hAnsi="Arial"/>
+                <w:sz w:val="19"/>
+                <w:szCs w:val="19"/>
+              </w:rPr>
+              <w:t xml:space="preserve">The members, once.</w:t>
+            </w:r>
+          </w:p>
+        </w:tc>
+      </w:tr>
+      <w:tr>
+        <w:tc>
+          <w:tcPr>
+            <w:tcW w:type="dxa" w:w="2600"/>
+            <w:tcMar>
+              <w:top w:type="dxa" w:w="60"/>
+              <w:left w:type="dxa" w:w="90"/>
+              <w:bottom w:type="dxa" w:w="60"/>
+              <w:right w:type="dxa" w:w="90"/>
+            </w:tcMar>
+          </w:tcPr>
+          <w:p>
+            <w:r>
+              <w:rPr>
+                <w:rFonts w:ascii="Arial" w:cs="Arial" w:eastAsia="Arial" w:hAnsi="Arial"/>
+                <w:sz w:val="19"/>
+                <w:szCs w:val="19"/>
+              </w:rPr>
+              <w:t xml:space="preserve">On a Date Attribute</w:t>
+            </w:r>
+          </w:p>
+        </w:tc>
+        <w:tc>
+          <w:tcPr>
+            <w:tcW w:type="dxa" w:w="3740"/>
+            <w:tcMar>
+              <w:top w:type="dxa" w:w="60"/>
+              <w:left w:type="dxa" w:w="90"/>
+              <w:bottom w:type="dxa" w:w="60"/>
+              <w:right w:type="dxa" w:w="90"/>
+            </w:tcMar>
+          </w:tcPr>
+          <w:p>
+            <w:r>
+              <w:rPr>
+                <w:rFonts w:ascii="Arial" w:cs="Arial" w:eastAsia="Arial" w:hAnsi="Arial"/>
+                <w:sz w:val="19"/>
+                <w:szCs w:val="19"/>
+              </w:rPr>
+              <w:t xml:space="preserve">Date (a date on the customer's record, with how many customers have it); When (on the day, or 1 to 90 days before or after); At; Repeat (Every Year or Once); Only Customers In (optional)</w:t>
+            </w:r>
+          </w:p>
+        </w:tc>
+        <w:tc>
+          <w:tcPr>
+            <w:tcW w:type="dxa" w:w="3740"/>
+            <w:tcMar>
+              <w:top w:type="dxa" w:w="60"/>
+              <w:left w:type="dxa" w:w="90"/>
+              <w:bottom w:type="dxa" w:w="60"/>
+              <w:right w:type="dxa" w:w="90"/>
+            </w:tcMar>
+          </w:tcPr>
+          <w:p>
+            <w:r>
+              <w:rPr>
+                <w:rFonts w:ascii="Arial" w:cs="Arial" w:eastAsia="Arial" w:hAnsi="Arial"/>
+                <w:sz w:val="19"/>
+                <w:szCs w:val="19"/>
+              </w:rPr>
+              <w:t xml:space="preserve">Each customer on their own date. Every Year matches the day and month (birthdays, anniversaries; 29 February counts on 28 February in other years); Once matches the full date (a renewal date).</w:t>
+            </w:r>
+          </w:p>
+        </w:tc>
+      </w:tr>
+    </w:tbl>
+    <w:p>
+      <w:pPr>
+        <w:spacing w:after="120"/>
+      </w:pPr>
+    </w:p>
+    <w:p>
+      <w:pPr>
+        <w:spacing w:after="120"/>
+      </w:pPr>
+      <w:r>
+        <w:rPr>
+          <w:rFonts w:ascii="Arial" w:cs="Arial" w:eastAsia="Arial" w:hAnsi="Arial"/>
+          <w:sz w:val="21"/>
+          <w:szCs w:val="21"/>
+        </w:rPr>
+        <w:t xml:space="preserve">Times are the workspace's time zone. A moment fires once: if the journey goes live after this week's moment, it waits for the next one, and a moment missed while CEP was down is not replayed (the next one fires). Re-entry (step 2) decides whether the same customers go through again: a Weekly journey with After 7 Days lets them back each week. With a Fixed population, the first moment's customers enter and the journey then closes.</w:t>
+      </w:r>
+    </w:p>
+    <w:p>
+      <w:pPr>
+        <w:spacing w:after="120"/>
+      </w:pPr>
+      <w:r>
+        <w:rPr>
+          <w:rFonts w:ascii="Arial" w:cs="Arial" w:eastAsia="Arial" w:hAnsi="Arial"/>
+          <w:sz w:val="21"/>
+          <w:szCs w:val="21"/>
+        </w:rPr>
+        <w:t xml:space="preserve">The dates come from the customer records' custom attributes that hold a date (YYYY-MM-DD), as C360 sends them; CEP has no birthday field of its own. If no record holds a date yet, the Date list says so.</w:t>
+      </w:r>
     </w:p>
     <w:p>
       <w:pPr>
@@ -50282,13 +50826,113 @@
         </w:rPr>
         <w:t xml:space="preserve">Change a live journey.</w:t>
       </w:r>
-      <w:r>
-        <w:rPr>
-          <w:rFonts w:ascii="Arial" w:cs="Arial" w:eastAsia="Arial" w:hAnsi="Arial"/>
-          <w:sz w:val="21"/>
-          <w:szCs w:val="21"/>
-        </w:rPr>
-        <w:t xml:space="preserve"> Edit Journey saves your changes as a new draft version; the live version keeps running untouched. Population and re-entry stay as they were, since they belong to the journey. Taking that new version through Test Publish and Approve is not offered on the screens yet.</w:t>
+    </w:p>
+    <w:p>
+      <w:pPr>
+        <w:pStyle w:val="ListParagraph"/>
+        <w:numPr>
+          <w:ilvl w:val="0"/>
+          <w:numId w:val="3"/>
+        </w:numPr>
+        <w:spacing w:after="60"/>
+      </w:pPr>
+      <w:r>
+        <w:rPr>
+          <w:rFonts w:ascii="Arial" w:cs="Arial" w:eastAsia="Arial" w:hAnsi="Arial"/>
+          <w:sz w:val="21"/>
+          <w:szCs w:val="21"/>
+        </w:rPr>
+        <w:t xml:space="preserve">Edit Journey. The builder says the version is live; Save Draft saves your changes as the next version, and the live version keeps running untouched. Population and re-entry stay as they were, since they belong to the journey.</w:t>
+      </w:r>
+    </w:p>
+    <w:p>
+      <w:pPr>
+        <w:pStyle w:val="ListParagraph"/>
+        <w:numPr>
+          <w:ilvl w:val="0"/>
+          <w:numId w:val="3"/>
+        </w:numPr>
+        <w:spacing w:after="60"/>
+      </w:pPr>
+      <w:r>
+        <w:rPr>
+          <w:rFonts w:ascii="Arial" w:cs="Arial" w:eastAsia="Arial" w:hAnsi="Arial"/>
+          <w:sz w:val="21"/>
+          <w:szCs w:val="21"/>
+        </w:rPr>
+        <w:t xml:space="preserve">On the journey's page, </w:t>
+      </w:r>
+      <w:r>
+        <w:rPr>
+          <w:rFonts w:ascii="Arial" w:cs="Arial" w:eastAsia="Arial" w:hAnsi="Arial"/>
+          <w:b/>
+          <w:bCs/>
+          <w:sz w:val="21"/>
+          <w:szCs w:val="21"/>
+        </w:rPr>
+        <w:t xml:space="preserve">Test Publish Version N</w:t>
+      </w:r>
+      <w:r>
+        <w:rPr>
+          <w:rFonts w:ascii="Arial" w:cs="Arial" w:eastAsia="Arial" w:hAnsi="Arial"/>
+          <w:sz w:val="21"/>
+          <w:szCs w:val="21"/>
+        </w:rPr>
+        <w:t xml:space="preserve"> opens the new version's test. Test customers who are inside the live version are skipped.</w:t>
+      </w:r>
+    </w:p>
+    <w:p>
+      <w:pPr>
+        <w:pStyle w:val="ListParagraph"/>
+        <w:numPr>
+          <w:ilvl w:val="0"/>
+          <w:numId w:val="3"/>
+        </w:numPr>
+        <w:spacing w:after="60"/>
+      </w:pPr>
+      <w:r>
+        <w:rPr>
+          <w:rFonts w:ascii="Arial" w:cs="Arial" w:eastAsia="Arial" w:hAnsi="Arial"/>
+          <w:sz w:val="21"/>
+          <w:szCs w:val="21"/>
+        </w:rPr>
+        <w:t xml:space="preserve">Approve it. </w:t>
+      </w:r>
+      <w:r>
+        <w:rPr>
+          <w:rFonts w:ascii="Arial" w:cs="Arial" w:eastAsia="Arial" w:hAnsi="Arial"/>
+          <w:b/>
+          <w:bCs/>
+          <w:sz w:val="21"/>
+          <w:szCs w:val="21"/>
+        </w:rPr>
+        <w:t xml:space="preserve">Now</w:t>
+      </w:r>
+      <w:r>
+        <w:rPr>
+          <w:rFonts w:ascii="Arial" w:cs="Arial" w:eastAsia="Arial" w:hAnsi="Arial"/>
+          <w:sz w:val="21"/>
+          <w:szCs w:val="21"/>
+        </w:rPr>
+        <w:t xml:space="preserve">: new customers enter the new version at once, and customers already inside finish the version they started. </w:t>
+      </w:r>
+      <w:r>
+        <w:rPr>
+          <w:rFonts w:ascii="Arial" w:cs="Arial" w:eastAsia="Arial" w:hAnsi="Arial"/>
+          <w:b/>
+          <w:bCs/>
+          <w:sz w:val="21"/>
+          <w:szCs w:val="21"/>
+        </w:rPr>
+        <w:t xml:space="preserve">Later</w:t>
+      </w:r>
+      <w:r>
+        <w:rPr>
+          <w:rFonts w:ascii="Arial" w:cs="Arial" w:eastAsia="Arial" w:hAnsi="Arial"/>
+          <w:sz w:val="21"/>
+          <w:szCs w:val="21"/>
+        </w:rPr>
+        <w:t xml:space="preserve">: the live version keeps running until that time; the journey's page shows the date, and Cancel Schedule keeps the live version and leaves the new one tested, to approve again. Approving a paused journey's new version keeps the journey paused until you resume it.</w:t>
       </w:r>
     </w:p>
     <w:p>
@@ -50451,7 +51095,61 @@
           <w:sz w:val="21"/>
           <w:szCs w:val="21"/>
         </w:rPr>
-        <w:t xml:space="preserve">Date / Time entries, and attribute changes (Loyalty Tier, Preference Update, Address Change) as entries, can be chosen but enrol nobody yet.</w:t>
+        <w:t xml:space="preserve">Attribute changes enrol on events: </w:t>
+      </w:r>
+      <w:r>
+        <w:rPr>
+          <w:rFonts w:ascii="Arial" w:cs="Arial" w:eastAsia="Arial" w:hAnsi="Arial"/>
+          <w:b/>
+          <w:bCs/>
+          <w:sz w:val="21"/>
+          <w:szCs w:val="21"/>
+        </w:rPr>
+        <w:t xml:space="preserve">Loyalty Tier</w:t>
+      </w:r>
+      <w:r>
+        <w:rPr>
+          <w:rFonts w:ascii="Arial" w:cs="Arial" w:eastAsia="Arial" w:hAnsi="Arial"/>
+          <w:sz w:val="21"/>
+          <w:szCs w:val="21"/>
+        </w:rPr>
+        <w:t xml:space="preserve"> on a Loyalty Tier Change (raised by the Update Loyalty Tier step, or sent by the loyalty system), </w:t>
+      </w:r>
+      <w:r>
+        <w:rPr>
+          <w:rFonts w:ascii="Arial" w:cs="Arial" w:eastAsia="Arial" w:hAnsi="Arial"/>
+          <w:b/>
+          <w:bCs/>
+          <w:sz w:val="21"/>
+          <w:szCs w:val="21"/>
+        </w:rPr>
+        <w:t xml:space="preserve">Preference Update</w:t>
+      </w:r>
+      <w:r>
+        <w:rPr>
+          <w:rFonts w:ascii="Arial" w:cs="Arial" w:eastAsia="Arial" w:hAnsi="Arial"/>
+          <w:sz w:val="21"/>
+          <w:szCs w:val="21"/>
+        </w:rPr>
+        <w:t xml:space="preserve"> on a preference-centre save that changed something, </w:t>
+      </w:r>
+      <w:r>
+        <w:rPr>
+          <w:rFonts w:ascii="Arial" w:cs="Arial" w:eastAsia="Arial" w:hAnsi="Arial"/>
+          <w:b/>
+          <w:bCs/>
+          <w:sz w:val="21"/>
+          <w:szCs w:val="21"/>
+        </w:rPr>
+        <w:t xml:space="preserve">Address Change</w:t>
+      </w:r>
+      <w:r>
+        <w:rPr>
+          <w:rFonts w:ascii="Arial" w:cs="Arial" w:eastAsia="Arial" w:hAnsi="Arial"/>
+          <w:sz w:val="21"/>
+          <w:szCs w:val="21"/>
+        </w:rPr>
+        <w:t xml:space="preserve"> on an Address Change event C360 sends. See Events.</w:t>
       </w:r>
     </w:p>
     <w:p>
@@ -50466,10 +51164,20 @@
       <w:r>
         <w:rPr>
           <w:rFonts w:ascii="Arial" w:cs="Arial" w:eastAsia="Arial" w:hAnsi="Arial"/>
-          <w:sz w:val="21"/>
-          <w:szCs w:val="21"/>
-        </w:rPr>
-        <w:t xml:space="preserve">The Split step (more than two paths) is not offered; use Conditions.</w:t>
+          <w:b/>
+          <w:bCs/>
+          <w:sz w:val="21"/>
+          <w:szCs w:val="21"/>
+        </w:rPr>
+        <w:t xml:space="preserve">No Response</w:t>
+      </w:r>
+      <w:r>
+        <w:rPr>
+          <w:rFonts w:ascii="Arial" w:cs="Arial" w:eastAsia="Arial" w:hAnsi="Arial"/>
+          <w:sz w:val="21"/>
+          <w:szCs w:val="21"/>
+        </w:rPr>
+        <w:t xml:space="preserve"> means a customer sent at least 3 marketing emails in the last 30 days who opened, clicked and replied to none of them (security scanners left out). CEP raises it at most once in 30 days per customer, while a live journey starts from it.</w:t>
       </w:r>
     </w:p>
     <w:p>
@@ -50487,7 +51195,25 @@
           <w:sz w:val="21"/>
           <w:szCs w:val="21"/>
         </w:rPr>
-        <w:t xml:space="preserve">A new version of a live journey can be drafted but not yet tested or approved from the screens.</w:t>
+        <w:t xml:space="preserve">A customer from a Test Publish can still enter the journey for real later.</w:t>
+      </w:r>
+    </w:p>
+    <w:p>
+      <w:pPr>
+        <w:pStyle w:val="ListParagraph"/>
+        <w:numPr>
+          <w:ilvl w:val="0"/>
+          <w:numId w:val="2"/>
+        </w:numPr>
+        <w:spacing w:after="60"/>
+      </w:pPr>
+      <w:r>
+        <w:rPr>
+          <w:rFonts w:ascii="Arial" w:cs="Arial" w:eastAsia="Arial" w:hAnsi="Arial"/>
+          <w:sz w:val="21"/>
+          <w:szCs w:val="21"/>
+        </w:rPr>
+        <w:t xml:space="preserve">The Split step (more than two paths) is not offered; use Conditions.</w:t>
       </w:r>
     </w:p>
     <w:p>
@@ -50965,15 +51691,15 @@
                 <w:sz w:val="19"/>
                 <w:szCs w:val="19"/>
               </w:rPr>
-              <w:t xml:space="preserve">Email Open/Click</w:t>
-            </w:r>
-            <w:r>
-              <w:rPr>
-                <w:rFonts w:ascii="Arial" w:cs="Arial" w:eastAsia="Arial" w:hAnsi="Arial"/>
-                <w:sz w:val="19"/>
-                <w:szCs w:val="19"/>
-              </w:rPr>
-              <w:t xml:space="preserve"> and </w:t>
+              <w:t xml:space="preserve">Loyalty Tier Change</w:t>
+            </w:r>
+            <w:r>
+              <w:rPr>
+                <w:rFonts w:ascii="Arial" w:cs="Arial" w:eastAsia="Arial" w:hAnsi="Arial"/>
+                <w:sz w:val="19"/>
+                <w:szCs w:val="19"/>
+              </w:rPr>
+              <w:t xml:space="preserve"> from every Update Loyalty Tier step that changes the tier; </w:t>
             </w:r>
             <w:r>
               <w:rPr>
@@ -50983,6 +51709,60 @@
                 <w:sz w:val="19"/>
                 <w:szCs w:val="19"/>
               </w:rPr>
+              <w:t xml:space="preserve">Preference Update</w:t>
+            </w:r>
+            <w:r>
+              <w:rPr>
+                <w:rFonts w:ascii="Arial" w:cs="Arial" w:eastAsia="Arial" w:hAnsi="Arial"/>
+                <w:sz w:val="19"/>
+                <w:szCs w:val="19"/>
+              </w:rPr>
+              <w:t xml:space="preserve"> from every preference-centre save that changes a channel or a topic; </w:t>
+            </w:r>
+            <w:r>
+              <w:rPr>
+                <w:rFonts w:ascii="Arial" w:cs="Arial" w:eastAsia="Arial" w:hAnsi="Arial"/>
+                <w:b/>
+                <w:bCs/>
+                <w:sz w:val="19"/>
+                <w:szCs w:val="19"/>
+              </w:rPr>
+              <w:t xml:space="preserve">No Response</w:t>
+            </w:r>
+            <w:r>
+              <w:rPr>
+                <w:rFonts w:ascii="Arial" w:cs="Arial" w:eastAsia="Arial" w:hAnsi="Arial"/>
+                <w:sz w:val="19"/>
+                <w:szCs w:val="19"/>
+              </w:rPr>
+              <w:t xml:space="preserve"> for lapsed engagers (below); </w:t>
+            </w:r>
+            <w:r>
+              <w:rPr>
+                <w:rFonts w:ascii="Arial" w:cs="Arial" w:eastAsia="Arial" w:hAnsi="Arial"/>
+                <w:b/>
+                <w:bCs/>
+                <w:sz w:val="19"/>
+                <w:szCs w:val="19"/>
+              </w:rPr>
+              <w:t xml:space="preserve">Email Open/Click</w:t>
+            </w:r>
+            <w:r>
+              <w:rPr>
+                <w:rFonts w:ascii="Arial" w:cs="Arial" w:eastAsia="Arial" w:hAnsi="Arial"/>
+                <w:sz w:val="19"/>
+                <w:szCs w:val="19"/>
+              </w:rPr>
+              <w:t xml:space="preserve"> and </w:t>
+            </w:r>
+            <w:r>
+              <w:rPr>
+                <w:rFonts w:ascii="Arial" w:cs="Arial" w:eastAsia="Arial" w:hAnsi="Arial"/>
+                <w:b/>
+                <w:bCs/>
+                <w:sz w:val="19"/>
+                <w:szCs w:val="19"/>
+              </w:rPr>
               <w:t xml:space="preserve">SMS Response</w:t>
             </w:r>
             <w:r>
@@ -51364,6 +52144,54 @@
           <w:sz w:val="21"/>
           <w:szCs w:val="21"/>
         </w:rPr>
+        <w:t xml:space="preserve">), Preference Update (</w:t>
+      </w:r>
+      <w:r>
+        <w:rPr>
+          <w:rFonts w:ascii="Consolas" w:cs="Consolas" w:eastAsia="Consolas" w:hAnsi="Consolas"/>
+          <w:sz w:val="21"/>
+          <w:szCs w:val="21"/>
+        </w:rPr>
+        <w:t xml:space="preserve">PREFERENCE_UPDATE</w:t>
+      </w:r>
+      <w:r>
+        <w:rPr>
+          <w:rFonts w:ascii="Arial" w:cs="Arial" w:eastAsia="Arial" w:hAnsi="Arial"/>
+          <w:sz w:val="21"/>
+          <w:szCs w:val="21"/>
+        </w:rPr>
+        <w:t xml:space="preserve">), Address Change (</w:t>
+      </w:r>
+      <w:r>
+        <w:rPr>
+          <w:rFonts w:ascii="Consolas" w:cs="Consolas" w:eastAsia="Consolas" w:hAnsi="Consolas"/>
+          <w:sz w:val="21"/>
+          <w:szCs w:val="21"/>
+        </w:rPr>
+        <w:t xml:space="preserve">ADDRESS_CHANGE</w:t>
+      </w:r>
+      <w:r>
+        <w:rPr>
+          <w:rFonts w:ascii="Arial" w:cs="Arial" w:eastAsia="Arial" w:hAnsi="Arial"/>
+          <w:sz w:val="21"/>
+          <w:szCs w:val="21"/>
+        </w:rPr>
+        <w:t xml:space="preserve">), No Response (</w:t>
+      </w:r>
+      <w:r>
+        <w:rPr>
+          <w:rFonts w:ascii="Consolas" w:cs="Consolas" w:eastAsia="Consolas" w:hAnsi="Consolas"/>
+          <w:sz w:val="21"/>
+          <w:szCs w:val="21"/>
+        </w:rPr>
+        <w:t xml:space="preserve">NO_RESPONSE</w:t>
+      </w:r>
+      <w:r>
+        <w:rPr>
+          <w:rFonts w:ascii="Arial" w:cs="Arial" w:eastAsia="Arial" w:hAnsi="Arial"/>
+          <w:sz w:val="21"/>
+          <w:szCs w:val="21"/>
+        </w:rPr>
         <w:t xml:space="preserve">), Email Open/Click (</w:t>
       </w:r>
       <w:r>
@@ -51413,6 +52241,140 @@
           <w:szCs w:val="21"/>
         </w:rPr>
         <w:t xml:space="preserve">) is accepted too.</w:t>
+      </w:r>
+    </w:p>
+    <w:p>
+      <w:pPr>
+        <w:spacing w:after="120"/>
+      </w:pPr>
+      <w:r>
+        <w:rPr>
+          <w:rFonts w:ascii="Arial" w:cs="Arial" w:eastAsia="Arial" w:hAnsi="Arial"/>
+          <w:sz w:val="21"/>
+          <w:szCs w:val="21"/>
+        </w:rPr>
+        <w:t xml:space="preserve">A journey's </w:t>
+      </w:r>
+      <w:r>
+        <w:rPr>
+          <w:rFonts w:ascii="Arial" w:cs="Arial" w:eastAsia="Arial" w:hAnsi="Arial"/>
+          <w:b/>
+          <w:bCs/>
+          <w:sz w:val="21"/>
+          <w:szCs w:val="21"/>
+        </w:rPr>
+        <w:t xml:space="preserve">Attribute Change</w:t>
+      </w:r>
+      <w:r>
+        <w:rPr>
+          <w:rFonts w:ascii="Arial" w:cs="Arial" w:eastAsia="Arial" w:hAnsi="Arial"/>
+          <w:sz w:val="21"/>
+          <w:szCs w:val="21"/>
+        </w:rPr>
+        <w:t xml:space="preserve"> entry reads these: Loyalty Tier on </w:t>
+      </w:r>
+      <w:r>
+        <w:rPr>
+          <w:rFonts w:ascii="Consolas" w:cs="Consolas" w:eastAsia="Consolas" w:hAnsi="Consolas"/>
+          <w:sz w:val="21"/>
+          <w:szCs w:val="21"/>
+        </w:rPr>
+        <w:t xml:space="preserve">LOYALTY_TIER_CHANGE</w:t>
+      </w:r>
+      <w:r>
+        <w:rPr>
+          <w:rFonts w:ascii="Arial" w:cs="Arial" w:eastAsia="Arial" w:hAnsi="Arial"/>
+          <w:sz w:val="21"/>
+          <w:szCs w:val="21"/>
+        </w:rPr>
+        <w:t xml:space="preserve">, Preference Update on </w:t>
+      </w:r>
+      <w:r>
+        <w:rPr>
+          <w:rFonts w:ascii="Consolas" w:cs="Consolas" w:eastAsia="Consolas" w:hAnsi="Consolas"/>
+          <w:sz w:val="21"/>
+          <w:szCs w:val="21"/>
+        </w:rPr>
+        <w:t xml:space="preserve">PREFERENCE_UPDATE</w:t>
+      </w:r>
+      <w:r>
+        <w:rPr>
+          <w:rFonts w:ascii="Arial" w:cs="Arial" w:eastAsia="Arial" w:hAnsi="Arial"/>
+          <w:sz w:val="21"/>
+          <w:szCs w:val="21"/>
+        </w:rPr>
+        <w:t xml:space="preserve">, Address Change on </w:t>
+      </w:r>
+      <w:r>
+        <w:rPr>
+          <w:rFonts w:ascii="Consolas" w:cs="Consolas" w:eastAsia="Consolas" w:hAnsi="Consolas"/>
+          <w:sz w:val="21"/>
+          <w:szCs w:val="21"/>
+        </w:rPr>
+        <w:t xml:space="preserve">ADDRESS_CHANGE</w:t>
+      </w:r>
+      <w:r>
+        <w:rPr>
+          <w:rFonts w:ascii="Arial" w:cs="Arial" w:eastAsia="Arial" w:hAnsi="Arial"/>
+          <w:sz w:val="21"/>
+          <w:szCs w:val="21"/>
+        </w:rPr>
+        <w:t xml:space="preserve">. CEP does not keep a history of customer records, so the loyalty system sends the tier changes it makes, and C360 sends </w:t>
+      </w:r>
+      <w:r>
+        <w:rPr>
+          <w:rFonts w:ascii="Consolas" w:cs="Consolas" w:eastAsia="Consolas" w:hAnsi="Consolas"/>
+          <w:sz w:val="21"/>
+          <w:szCs w:val="21"/>
+        </w:rPr>
+        <w:t xml:space="preserve">ADDRESS_CHANGE</w:t>
+      </w:r>
+      <w:r>
+        <w:rPr>
+          <w:rFonts w:ascii="Arial" w:cs="Arial" w:eastAsia="Arial" w:hAnsi="Arial"/>
+          <w:sz w:val="21"/>
+          <w:szCs w:val="21"/>
+        </w:rPr>
+        <w:t xml:space="preserve"> when an address changes (the new address in </w:t>
+      </w:r>
+      <w:r>
+        <w:rPr>
+          <w:rFonts w:ascii="Consolas" w:cs="Consolas" w:eastAsia="Consolas" w:hAnsi="Consolas"/>
+          <w:sz w:val="21"/>
+          <w:szCs w:val="21"/>
+        </w:rPr>
+        <w:t xml:space="preserve">payload</w:t>
+      </w:r>
+      <w:r>
+        <w:rPr>
+          <w:rFonts w:ascii="Arial" w:cs="Arial" w:eastAsia="Arial" w:hAnsi="Arial"/>
+          <w:sz w:val="21"/>
+          <w:szCs w:val="21"/>
+        </w:rPr>
+        <w:t xml:space="preserve">).</w:t>
+      </w:r>
+    </w:p>
+    <w:p>
+      <w:pPr>
+        <w:spacing w:after="120"/>
+      </w:pPr>
+      <w:r>
+        <w:rPr>
+          <w:rFonts w:ascii="Arial" w:cs="Arial" w:eastAsia="Arial" w:hAnsi="Arial"/>
+          <w:b/>
+          <w:bCs/>
+          <w:sz w:val="21"/>
+          <w:szCs w:val="21"/>
+        </w:rPr>
+        <w:t xml:space="preserve">No Response</w:t>
+      </w:r>
+      <w:r>
+        <w:rPr>
+          <w:rFonts w:ascii="Arial" w:cs="Arial" w:eastAsia="Arial" w:hAnsi="Arial"/>
+          <w:sz w:val="21"/>
+          <w:szCs w:val="21"/>
+        </w:rPr>
+        <w:t xml:space="preserve"> is raised by CEP for a customer sent at least 3 marketing emails (not receipts) in the last 30 days who opened, clicked and replied to none of them, security scanners left out. One per customer in 30 days, and only while a live journey starts from it (checked every 15 minutes).</w:t>
       </w:r>
     </w:p>
     <w:p>
@@ -51962,24 +52924,6 @@
           <w:szCs w:val="21"/>
         </w:rPr>
         <w:t xml:space="preserve">CEP keeps the event's type, customer, time, source, id and payload (up to 8,000 characters), not more.</w:t>
-      </w:r>
-    </w:p>
-    <w:p>
-      <w:pPr>
-        <w:pStyle w:val="ListParagraph"/>
-        <w:numPr>
-          <w:ilvl w:val="0"/>
-          <w:numId w:val="2"/>
-        </w:numPr>
-        <w:spacing w:after="60"/>
-      </w:pPr>
-      <w:r>
-        <w:rPr>
-          <w:rFonts w:ascii="Arial" w:cs="Arial" w:eastAsia="Arial" w:hAnsi="Arial"/>
-          <w:sz w:val="21"/>
-          <w:szCs w:val="21"/>
-        </w:rPr>
-        <w:t xml:space="preserve">No Response events are not raised yet; use a Wait followed by a Condition (opened an email, clicked a link) instead.</w:t>
       </w:r>
     </w:p>
     <w:p>

--- a/docs/manuals/CEP_User_Guide.docx
+++ b/docs/manuals/CEP_User_Guide.docx
@@ -2477,7 +2477,7 @@
           <w:sz w:val="20"/>
           <w:szCs w:val="20"/>
         </w:rPr>
-        <w:t xml:space="preserve">What this page is for</w:t>
+        <w:t xml:space="preserve">What is attribution</w:t>
       </w:r>
     </w:p>
     <w:p>
@@ -2505,7 +2505,7 @@
           <w:sz w:val="20"/>
           <w:szCs w:val="20"/>
         </w:rPr>
-        <w:t xml:space="preserve">The fields and controls</w:t>
+        <w:t xml:space="preserve">How to configure attribution</w:t>
       </w:r>
     </w:p>
     <w:p>
@@ -2519,7 +2519,7 @@
           <w:sz w:val="20"/>
           <w:szCs w:val="20"/>
         </w:rPr>
-        <w:t xml:space="preserve">How to</w:t>
+        <w:t xml:space="preserve">How to use it in real time</w:t>
       </w:r>
     </w:p>
     <w:p>
@@ -2575,7 +2575,7 @@
           <w:sz w:val="20"/>
           <w:szCs w:val="20"/>
         </w:rPr>
-        <w:t xml:space="preserve">What this page is for</w:t>
+        <w:t xml:space="preserve">What is a journey</w:t>
       </w:r>
     </w:p>
     <w:p>
@@ -2589,7 +2589,7 @@
           <w:sz w:val="20"/>
           <w:szCs w:val="20"/>
         </w:rPr>
-        <w:t xml:space="preserve">Who can use it</w:t>
+        <w:t xml:space="preserve">How to set up journeys</w:t>
       </w:r>
     </w:p>
     <w:p>
@@ -2603,7 +2603,7 @@
           <w:sz w:val="20"/>
           <w:szCs w:val="20"/>
         </w:rPr>
-        <w:t xml:space="preserve">Before the first journey</w:t>
+        <w:t xml:space="preserve">How to build a new journey</w:t>
       </w:r>
     </w:p>
     <w:p>
@@ -2617,7 +2617,7 @@
           <w:sz w:val="20"/>
           <w:szCs w:val="20"/>
         </w:rPr>
-        <w:t xml:space="preserve">The statuses</w:t>
+        <w:t xml:space="preserve">How to edit a journey</w:t>
       </w:r>
     </w:p>
     <w:p>
@@ -2631,91 +2631,7 @@
           <w:sz w:val="20"/>
           <w:szCs w:val="20"/>
         </w:rPr>
-        <w:t xml:space="preserve">Start a journey</w:t>
-      </w:r>
-    </w:p>
-    <w:p>
-      <w:pPr>
-        <w:spacing w:after="40"/>
-        <w:ind w:left="400"/>
-      </w:pPr>
-      <w:r>
-        <w:rPr>
-          <w:rFonts w:ascii="Arial" w:cs="Arial" w:eastAsia="Arial" w:hAnsi="Arial"/>
-          <w:sz w:val="20"/>
-          <w:szCs w:val="20"/>
-        </w:rPr>
-        <w:t xml:space="preserve">Date / Time entries</w:t>
-      </w:r>
-    </w:p>
-    <w:p>
-      <w:pPr>
-        <w:spacing w:after="40"/>
-        <w:ind w:left="400"/>
-      </w:pPr>
-      <w:r>
-        <w:rPr>
-          <w:rFonts w:ascii="Arial" w:cs="Arial" w:eastAsia="Arial" w:hAnsi="Arial"/>
-          <w:sz w:val="20"/>
-          <w:szCs w:val="20"/>
-        </w:rPr>
-        <w:t xml:space="preserve">Build the steps</w:t>
-      </w:r>
-    </w:p>
-    <w:p>
-      <w:pPr>
-        <w:spacing w:after="40"/>
-        <w:ind w:left="400"/>
-      </w:pPr>
-      <w:r>
-        <w:rPr>
-          <w:rFonts w:ascii="Arial" w:cs="Arial" w:eastAsia="Arial" w:hAnsi="Arial"/>
-          <w:sz w:val="20"/>
-          <w:szCs w:val="20"/>
-        </w:rPr>
-        <w:t xml:space="preserve">Test publish</w:t>
-      </w:r>
-    </w:p>
-    <w:p>
-      <w:pPr>
-        <w:spacing w:after="40"/>
-        <w:ind w:left="400"/>
-      </w:pPr>
-      <w:r>
-        <w:rPr>
-          <w:rFonts w:ascii="Arial" w:cs="Arial" w:eastAsia="Arial" w:hAnsi="Arial"/>
-          <w:sz w:val="20"/>
-          <w:szCs w:val="20"/>
-        </w:rPr>
-        <w:t xml:space="preserve">Approve and go live</w:t>
-      </w:r>
-    </w:p>
-    <w:p>
-      <w:pPr>
-        <w:spacing w:after="40"/>
-        <w:ind w:left="400"/>
-      </w:pPr>
-      <w:r>
-        <w:rPr>
-          <w:rFonts w:ascii="Arial" w:cs="Arial" w:eastAsia="Arial" w:hAnsi="Arial"/>
-          <w:sz w:val="20"/>
-          <w:szCs w:val="20"/>
-        </w:rPr>
         <w:t xml:space="preserve">The journey's page</w:t>
-      </w:r>
-    </w:p>
-    <w:p>
-      <w:pPr>
-        <w:spacing w:after="40"/>
-        <w:ind w:left="400"/>
-      </w:pPr>
-      <w:r>
-        <w:rPr>
-          <w:rFonts w:ascii="Arial" w:cs="Arial" w:eastAsia="Arial" w:hAnsi="Arial"/>
-          <w:sz w:val="20"/>
-          <w:szCs w:val="20"/>
-        </w:rPr>
-        <w:t xml:space="preserve">How to</w:t>
       </w:r>
     </w:p>
     <w:p>
@@ -46307,7 +46223,7 @@
         <w:rPr>
           <w:rFonts w:ascii="Arial" w:cs="Arial" w:eastAsia="Arial" w:hAnsi="Arial"/>
         </w:rPr>
-        <w:t xml:space="preserve">What this page is for</w:t>
+        <w:t xml:space="preserve">What is attribution</w:t>
       </w:r>
     </w:p>
     <w:p>
@@ -46320,7 +46236,269 @@
           <w:sz w:val="21"/>
           <w:szCs w:val="21"/>
         </w:rPr>
-        <w:t xml:space="preserve">Which campaign earned an order. The shop sends its orders to CEP, and the point of sale's sales can count too. Each order is credited to one campaign: the one named by a campaign code, else the person's last click, open or text before the order. Home's Attributed Revenue, Campaign ROI, Revenue vs. Cost and Top Campaigns, the Reports revenue column, each campaign's revenue progress and the e-receipts' Revenue from Receipt Offers all read the figures this fills. Until attribution is on they read </w:t>
+        <w:t xml:space="preserve">Attribution answers one question: </w:t>
+      </w:r>
+      <w:r>
+        <w:rPr>
+          <w:rFonts w:ascii="Arial" w:cs="Arial" w:eastAsia="Arial" w:hAnsi="Arial"/>
+          <w:b/>
+          <w:bCs/>
+          <w:sz w:val="21"/>
+          <w:szCs w:val="21"/>
+        </w:rPr>
+        <w:t xml:space="preserve">which campaign earned this order?</w:t>
+      </w:r>
+      <w:r>
+        <w:rPr>
+          <w:rFonts w:ascii="Arial" w:cs="Arial" w:eastAsia="Arial" w:hAnsi="Arial"/>
+          <w:sz w:val="21"/>
+          <w:szCs w:val="21"/>
+        </w:rPr>
+        <w:t xml:space="preserve"> The shop sends CEP its orders (and the point of sale its store sales, if you choose). CEP matches each order to the customer, looks back at what it sent that customer, and credits the order to one campaign. Adding those orders up gives each campaign its </w:t>
+      </w:r>
+      <w:r>
+        <w:rPr>
+          <w:rFonts w:ascii="Arial" w:cs="Arial" w:eastAsia="Arial" w:hAnsi="Arial"/>
+          <w:b/>
+          <w:bCs/>
+          <w:sz w:val="21"/>
+          <w:szCs w:val="21"/>
+        </w:rPr>
+        <w:t xml:space="preserve">revenue</w:t>
+      </w:r>
+      <w:r>
+        <w:rPr>
+          <w:rFonts w:ascii="Arial" w:cs="Arial" w:eastAsia="Arial" w:hAnsi="Arial"/>
+          <w:sz w:val="21"/>
+          <w:szCs w:val="21"/>
+        </w:rPr>
+        <w:t xml:space="preserve">, and with its cost, its </w:t>
+      </w:r>
+      <w:r>
+        <w:rPr>
+          <w:rFonts w:ascii="Arial" w:cs="Arial" w:eastAsia="Arial" w:hAnsi="Arial"/>
+          <w:b/>
+          <w:bCs/>
+          <w:sz w:val="21"/>
+          <w:szCs w:val="21"/>
+        </w:rPr>
+        <w:t xml:space="preserve">ROI</w:t>
+      </w:r>
+      <w:r>
+        <w:rPr>
+          <w:rFonts w:ascii="Arial" w:cs="Arial" w:eastAsia="Arial" w:hAnsi="Arial"/>
+          <w:sz w:val="21"/>
+          <w:szCs w:val="21"/>
+        </w:rPr>
+        <w:t xml:space="preserve">.</w:t>
+      </w:r>
+    </w:p>
+    <w:p>
+      <w:pPr>
+        <w:spacing w:after="120"/>
+      </w:pPr>
+      <w:r>
+        <w:rPr>
+          <w:rFonts w:ascii="Arial" w:cs="Arial" w:eastAsia="Arial" w:hAnsi="Arial"/>
+          <w:sz w:val="21"/>
+          <w:szCs w:val="21"/>
+        </w:rPr>
+        <w:t xml:space="preserve">CEP credits an order to the first of these that applies:</w:t>
+      </w:r>
+    </w:p>
+    <w:p>
+      <w:pPr>
+        <w:pStyle w:val="ListParagraph"/>
+        <w:numPr>
+          <w:ilvl w:val="0"/>
+          <w:numId w:val="3"/>
+        </w:numPr>
+        <w:spacing w:after="60"/>
+      </w:pPr>
+      <w:r>
+        <w:rPr>
+          <w:rFonts w:ascii="Arial" w:cs="Arial" w:eastAsia="Arial" w:hAnsi="Arial"/>
+          <w:b/>
+          <w:bCs/>
+          <w:sz w:val="21"/>
+          <w:szCs w:val="21"/>
+        </w:rPr>
+        <w:t xml:space="preserve">A campaign code.</w:t>
+      </w:r>
+      <w:r>
+        <w:rPr>
+          <w:rFonts w:ascii="Arial" w:cs="Arial" w:eastAsia="Arial" w:hAnsi="Arial"/>
+          <w:sz w:val="21"/>
+          <w:szCs w:val="21"/>
+        </w:rPr>
+        <w:t xml:space="preserve"> The order carries the campaign's code (for example CMP-2026-0042), as </w:t>
+      </w:r>
+      <w:r>
+        <w:rPr>
+          <w:rFonts w:ascii="Consolas" w:cs="Consolas" w:eastAsia="Consolas" w:hAnsi="Consolas"/>
+          <w:sz w:val="21"/>
+          <w:szCs w:val="21"/>
+        </w:rPr>
+        <w:t xml:space="preserve">campaign_code</w:t>
+      </w:r>
+      <w:r>
+        <w:rPr>
+          <w:rFonts w:ascii="Arial" w:cs="Arial" w:eastAsia="Arial" w:hAnsi="Arial"/>
+          <w:sz w:val="21"/>
+          <w:szCs w:val="21"/>
+        </w:rPr>
+        <w:t xml:space="preserve"> or as one of its coupon codes. That campaign gets it, whatever else happened.</w:t>
+      </w:r>
+    </w:p>
+    <w:p>
+      <w:pPr>
+        <w:pStyle w:val="ListParagraph"/>
+        <w:numPr>
+          <w:ilvl w:val="0"/>
+          <w:numId w:val="3"/>
+        </w:numPr>
+        <w:spacing w:after="60"/>
+      </w:pPr>
+      <w:r>
+        <w:rPr>
+          <w:rFonts w:ascii="Arial" w:cs="Arial" w:eastAsia="Arial" w:hAnsi="Arial"/>
+          <w:b/>
+          <w:bCs/>
+          <w:sz w:val="21"/>
+          <w:szCs w:val="21"/>
+        </w:rPr>
+        <w:t xml:space="preserve">The latest click</w:t>
+      </w:r>
+      <w:r>
+        <w:rPr>
+          <w:rFonts w:ascii="Arial" w:cs="Arial" w:eastAsia="Arial" w:hAnsi="Arial"/>
+          <w:sz w:val="21"/>
+          <w:szCs w:val="21"/>
+        </w:rPr>
+        <w:t xml:space="preserve"> on a campaign's link by that customer within the </w:t>
+      </w:r>
+      <w:r>
+        <w:rPr>
+          <w:rFonts w:ascii="Arial" w:cs="Arial" w:eastAsia="Arial" w:hAnsi="Arial"/>
+          <w:b/>
+          <w:bCs/>
+          <w:sz w:val="21"/>
+          <w:szCs w:val="21"/>
+        </w:rPr>
+        <w:t xml:space="preserve">Click Window</w:t>
+      </w:r>
+      <w:r>
+        <w:rPr>
+          <w:rFonts w:ascii="Arial" w:cs="Arial" w:eastAsia="Arial" w:hAnsi="Arial"/>
+          <w:sz w:val="21"/>
+          <w:szCs w:val="21"/>
+        </w:rPr>
+        <w:t xml:space="preserve"> (7 days by default).</w:t>
+      </w:r>
+    </w:p>
+    <w:p>
+      <w:pPr>
+        <w:pStyle w:val="ListParagraph"/>
+        <w:numPr>
+          <w:ilvl w:val="0"/>
+          <w:numId w:val="3"/>
+        </w:numPr>
+        <w:spacing w:after="60"/>
+      </w:pPr>
+      <w:r>
+        <w:rPr>
+          <w:rFonts w:ascii="Arial" w:cs="Arial" w:eastAsia="Arial" w:hAnsi="Arial"/>
+          <w:b/>
+          <w:bCs/>
+          <w:sz w:val="21"/>
+          <w:szCs w:val="21"/>
+        </w:rPr>
+        <w:t xml:space="preserve">The latest open</w:t>
+      </w:r>
+      <w:r>
+        <w:rPr>
+          <w:rFonts w:ascii="Arial" w:cs="Arial" w:eastAsia="Arial" w:hAnsi="Arial"/>
+          <w:sz w:val="21"/>
+          <w:szCs w:val="21"/>
+        </w:rPr>
+        <w:t xml:space="preserve"> of a marketing email within the </w:t>
+      </w:r>
+      <w:r>
+        <w:rPr>
+          <w:rFonts w:ascii="Arial" w:cs="Arial" w:eastAsia="Arial" w:hAnsi="Arial"/>
+          <w:b/>
+          <w:bCs/>
+          <w:sz w:val="21"/>
+          <w:szCs w:val="21"/>
+        </w:rPr>
+        <w:t xml:space="preserve">Open Window</w:t>
+      </w:r>
+      <w:r>
+        <w:rPr>
+          <w:rFonts w:ascii="Arial" w:cs="Arial" w:eastAsia="Arial" w:hAnsi="Arial"/>
+          <w:sz w:val="21"/>
+          <w:szCs w:val="21"/>
+        </w:rPr>
+        <w:t xml:space="preserve"> (1 day by default).</w:t>
+      </w:r>
+    </w:p>
+    <w:p>
+      <w:pPr>
+        <w:pStyle w:val="ListParagraph"/>
+        <w:numPr>
+          <w:ilvl w:val="0"/>
+          <w:numId w:val="3"/>
+        </w:numPr>
+        <w:spacing w:after="60"/>
+      </w:pPr>
+      <w:r>
+        <w:rPr>
+          <w:rFonts w:ascii="Arial" w:cs="Arial" w:eastAsia="Arial" w:hAnsi="Arial"/>
+          <w:b/>
+          <w:bCs/>
+          <w:sz w:val="21"/>
+          <w:szCs w:val="21"/>
+        </w:rPr>
+        <w:t xml:space="preserve">The latest text</w:t>
+      </w:r>
+      <w:r>
+        <w:rPr>
+          <w:rFonts w:ascii="Arial" w:cs="Arial" w:eastAsia="Arial" w:hAnsi="Arial"/>
+          <w:sz w:val="21"/>
+          <w:szCs w:val="21"/>
+        </w:rPr>
+        <w:t xml:space="preserve"> delivered to that customer within the </w:t>
+      </w:r>
+      <w:r>
+        <w:rPr>
+          <w:rFonts w:ascii="Arial" w:cs="Arial" w:eastAsia="Arial" w:hAnsi="Arial"/>
+          <w:b/>
+          <w:bCs/>
+          <w:sz w:val="21"/>
+          <w:szCs w:val="21"/>
+        </w:rPr>
+        <w:t xml:space="preserve">Text Window</w:t>
+      </w:r>
+      <w:r>
+        <w:rPr>
+          <w:rFonts w:ascii="Arial" w:cs="Arial" w:eastAsia="Arial" w:hAnsi="Arial"/>
+          <w:sz w:val="21"/>
+          <w:szCs w:val="21"/>
+        </w:rPr>
+        <w:t xml:space="preserve"> (1 day by default). Text links are not tracked yet, so delivery stands in for a click.</w:t>
+      </w:r>
+    </w:p>
+    <w:p>
+      <w:pPr>
+        <w:spacing w:after="120"/>
+      </w:pPr>
+      <w:r>
+        <w:rPr>
+          <w:rFonts w:ascii="Arial" w:cs="Arial" w:eastAsia="Arial" w:hAnsi="Arial"/>
+          <w:sz w:val="21"/>
+          <w:szCs w:val="21"/>
+        </w:rPr>
+        <w:t xml:space="preserve">One campaign gets the whole amount (this is called </w:t>
       </w:r>
       <w:r>
         <w:rPr>
@@ -46330,6 +46508,55 @@
           <w:sz w:val="21"/>
           <w:szCs w:val="21"/>
         </w:rPr>
+        <w:t xml:space="preserve">last touch</w:t>
+      </w:r>
+      <w:r>
+        <w:rPr>
+          <w:rFonts w:ascii="Arial" w:cs="Arial" w:eastAsia="Arial" w:hAnsi="Arial"/>
+          <w:sz w:val="21"/>
+          <w:szCs w:val="21"/>
+        </w:rPr>
+        <w:t xml:space="preserve">). An order that matches none of these is </w:t>
+      </w:r>
+      <w:r>
+        <w:rPr>
+          <w:rFonts w:ascii="Arial" w:cs="Arial" w:eastAsia="Arial" w:hAnsi="Arial"/>
+          <w:b/>
+          <w:bCs/>
+          <w:sz w:val="21"/>
+          <w:szCs w:val="21"/>
+        </w:rPr>
+        <w:t xml:space="preserve">Not Credited</w:t>
+      </w:r>
+      <w:r>
+        <w:rPr>
+          <w:rFonts w:ascii="Arial" w:cs="Arial" w:eastAsia="Arial" w:hAnsi="Arial"/>
+          <w:sz w:val="21"/>
+          <w:szCs w:val="21"/>
+        </w:rPr>
+        <w:t xml:space="preserve">, and the page says why. A refund follows its original order and takes the money back from the same campaign.</w:t>
+      </w:r>
+    </w:p>
+    <w:p>
+      <w:pPr>
+        <w:spacing w:after="120"/>
+      </w:pPr>
+      <w:r>
+        <w:rPr>
+          <w:rFonts w:ascii="Arial" w:cs="Arial" w:eastAsia="Arial" w:hAnsi="Arial"/>
+          <w:sz w:val="21"/>
+          <w:szCs w:val="21"/>
+        </w:rPr>
+        <w:t xml:space="preserve">Until attribution is on, every revenue figure in CEP reads </w:t>
+      </w:r>
+      <w:r>
+        <w:rPr>
+          <w:rFonts w:ascii="Arial" w:cs="Arial" w:eastAsia="Arial" w:hAnsi="Arial"/>
+          <w:i/>
+          <w:iCs/>
+          <w:sz w:val="21"/>
+          <w:szCs w:val="21"/>
+        </w:rPr>
         <w:t xml:space="preserve">Not Set Up</w:t>
       </w:r>
       <w:r>
@@ -46338,7 +46565,7 @@
           <w:sz w:val="21"/>
           <w:szCs w:val="21"/>
         </w:rPr>
-        <w:t xml:space="preserve">.</w:t>
+        <w:t xml:space="preserve">: Home's Attributed Revenue, Campaign ROI, Marketing Performance and Top Campaigns, each campaign's revenue against its target, the Reports revenue column, and the e-receipts' Revenue from Receipt Offers.</w:t>
       </w:r>
     </w:p>
     <w:p>
@@ -46476,7 +46703,110 @@
         <w:rPr>
           <w:rFonts w:ascii="Arial" w:cs="Arial" w:eastAsia="Arial" w:hAnsi="Arial"/>
         </w:rPr>
-        <w:t xml:space="preserve">The fields and controls</w:t>
+        <w:t xml:space="preserve">How to configure attribution</w:t>
+      </w:r>
+    </w:p>
+    <w:p>
+      <w:pPr>
+        <w:spacing w:after="120"/>
+      </w:pPr>
+      <w:r>
+        <w:rPr>
+          <w:rFonts w:ascii="Arial" w:cs="Arial" w:eastAsia="Arial" w:hAnsi="Arial"/>
+          <w:b/>
+          <w:bCs/>
+          <w:sz w:val="21"/>
+          <w:szCs w:val="21"/>
+        </w:rPr>
+        <w:t xml:space="preserve">1. Make a key for the shop.</w:t>
+      </w:r>
+      <w:r>
+        <w:rPr>
+          <w:rFonts w:ascii="Arial" w:cs="Arial" w:eastAsia="Arial" w:hAnsi="Arial"/>
+          <w:sz w:val="21"/>
+          <w:szCs w:val="21"/>
+        </w:rPr>
+        <w:t xml:space="preserve"> Settings → API Keys → New Key, with the scope </w:t>
+      </w:r>
+      <w:r>
+        <w:rPr>
+          <w:rFonts w:ascii="Consolas" w:cs="Consolas" w:eastAsia="Consolas" w:hAnsi="Consolas"/>
+          <w:sz w:val="21"/>
+          <w:szCs w:val="21"/>
+        </w:rPr>
+        <w:t xml:space="preserve">orders:ingest</w:t>
+      </w:r>
+      <w:r>
+        <w:rPr>
+          <w:rFonts w:ascii="Arial" w:cs="Arial" w:eastAsia="Arial" w:hAnsi="Arial"/>
+          <w:sz w:val="21"/>
+          <w:szCs w:val="21"/>
+        </w:rPr>
+        <w:t xml:space="preserve">. Copy it: it is shown once.</w:t>
+      </w:r>
+    </w:p>
+    <w:p>
+      <w:pPr>
+        <w:spacing w:after="120"/>
+      </w:pPr>
+      <w:r>
+        <w:rPr>
+          <w:rFonts w:ascii="Arial" w:cs="Arial" w:eastAsia="Arial" w:hAnsi="Arial"/>
+          <w:b/>
+          <w:bCs/>
+          <w:sz w:val="21"/>
+          <w:szCs w:val="21"/>
+        </w:rPr>
+        <w:t xml:space="preserve">2. Switch it on.</w:t>
+      </w:r>
+      <w:r>
+        <w:rPr>
+          <w:rFonts w:ascii="Arial" w:cs="Arial" w:eastAsia="Arial" w:hAnsi="Arial"/>
+          <w:sz w:val="21"/>
+          <w:szCs w:val="21"/>
+        </w:rPr>
+        <w:t xml:space="preserve"> Settings → Attribution → </w:t>
+      </w:r>
+      <w:r>
+        <w:rPr>
+          <w:rFonts w:ascii="Arial" w:cs="Arial" w:eastAsia="Arial" w:hAnsi="Arial"/>
+          <w:b/>
+          <w:bCs/>
+          <w:sz w:val="21"/>
+          <w:szCs w:val="21"/>
+        </w:rPr>
+        <w:t xml:space="preserve">Attribution</w:t>
+      </w:r>
+      <w:r>
+        <w:rPr>
+          <w:rFonts w:ascii="Arial" w:cs="Arial" w:eastAsia="Arial" w:hAnsi="Arial"/>
+          <w:sz w:val="21"/>
+          <w:szCs w:val="21"/>
+        </w:rPr>
+        <w:t xml:space="preserve"> on. From now on the shop's orders are accepted (while it is off they are refused with 409), and every campaign that has ever sent gets figures within five minutes, 0 until its first order.</w:t>
+      </w:r>
+    </w:p>
+    <w:p>
+      <w:pPr>
+        <w:spacing w:after="120"/>
+      </w:pPr>
+      <w:r>
+        <w:rPr>
+          <w:rFonts w:ascii="Arial" w:cs="Arial" w:eastAsia="Arial" w:hAnsi="Arial"/>
+          <w:b/>
+          <w:bCs/>
+          <w:sz w:val="21"/>
+          <w:szCs w:val="21"/>
+        </w:rPr>
+        <w:t xml:space="preserve">3. Choose the windows.</w:t>
+      </w:r>
+      <w:r>
+        <w:rPr>
+          <w:rFonts w:ascii="Arial" w:cs="Arial" w:eastAsia="Arial" w:hAnsi="Arial"/>
+          <w:sz w:val="21"/>
+          <w:szCs w:val="21"/>
+        </w:rPr>
+        <w:t xml:space="preserve"> Each saves as you change it.</w:t>
       </w:r>
     </w:p>
     <w:tbl>
@@ -46520,7 +46850,7 @@
                 <w:sz w:val="18"/>
                 <w:szCs w:val="18"/>
               </w:rPr>
-              <w:t xml:space="preserve">Field</w:t>
+              <w:t xml:space="preserve">Setting</w:t>
             </w:r>
           </w:p>
         </w:tc>
@@ -46544,7 +46874,7 @@
                 <w:sz w:val="18"/>
                 <w:szCs w:val="18"/>
               </w:rPr>
-              <w:t xml:space="preserve">What it is</w:t>
+              <w:t xml:space="preserve">Choices</w:t>
             </w:r>
           </w:p>
         </w:tc>
@@ -46568,7 +46898,7 @@
                 <w:sz w:val="18"/>
                 <w:szCs w:val="18"/>
               </w:rPr>
-              <w:t xml:space="preserve">What it changes</w:t>
+              <w:t xml:space="preserve">Means</w:t>
             </w:r>
           </w:p>
         </w:tc>
@@ -46591,67 +46921,49 @@
                 <w:sz w:val="19"/>
                 <w:szCs w:val="19"/>
               </w:rPr>
-              <w:t xml:space="preserve">Attribution</w:t>
-            </w:r>
-          </w:p>
-        </w:tc>
-        <w:tc>
-          <w:tcPr>
-            <w:tcW w:type="dxa" w:w="3740"/>
-            <w:tcMar>
-              <w:top w:type="dxa" w:w="60"/>
-              <w:left w:type="dxa" w:w="90"/>
-              <w:bottom w:type="dxa" w:w="60"/>
-              <w:right w:type="dxa" w:w="90"/>
-            </w:tcMar>
-          </w:tcPr>
-          <w:p>
-            <w:r>
-              <w:rPr>
-                <w:rFonts w:ascii="Arial" w:cs="Arial" w:eastAsia="Arial" w:hAnsi="Arial"/>
-                <w:sz w:val="19"/>
-                <w:szCs w:val="19"/>
-              </w:rPr>
-              <w:t xml:space="preserve">On or off.</w:t>
-            </w:r>
-          </w:p>
-        </w:tc>
-        <w:tc>
-          <w:tcPr>
-            <w:tcW w:type="dxa" w:w="3740"/>
-            <w:tcMar>
-              <w:top w:type="dxa" w:w="60"/>
-              <w:left w:type="dxa" w:w="90"/>
-              <w:bottom w:type="dxa" w:w="60"/>
-              <w:right w:type="dxa" w:w="90"/>
-            </w:tcMar>
-          </w:tcPr>
-          <w:p>
-            <w:r>
-              <w:rPr>
-                <w:rFonts w:ascii="Arial" w:cs="Arial" w:eastAsia="Arial" w:hAnsi="Arial"/>
-                <w:sz w:val="19"/>
-                <w:szCs w:val="19"/>
-              </w:rPr>
-              <w:t xml:space="preserve">Off: the shop's orders are refused (409) and revenue reads </w:t>
-            </w:r>
-            <w:r>
-              <w:rPr>
-                <w:rFonts w:ascii="Arial" w:cs="Arial" w:eastAsia="Arial" w:hAnsi="Arial"/>
-                <w:i/>
-                <w:iCs/>
-                <w:sz w:val="19"/>
-                <w:szCs w:val="19"/>
-              </w:rPr>
-              <w:t xml:space="preserve">Not Set Up</w:t>
-            </w:r>
-            <w:r>
-              <w:rPr>
-                <w:rFonts w:ascii="Arial" w:cs="Arial" w:eastAsia="Arial" w:hAnsi="Arial"/>
-                <w:sz w:val="19"/>
-                <w:szCs w:val="19"/>
-              </w:rPr>
-              <w:t xml:space="preserve">. On: every campaign that ever sent gets figures within five minutes, 0 until its first order.</w:t>
+              <w:t xml:space="preserve">Click Window</w:t>
+            </w:r>
+          </w:p>
+        </w:tc>
+        <w:tc>
+          <w:tcPr>
+            <w:tcW w:type="dxa" w:w="3740"/>
+            <w:tcMar>
+              <w:top w:type="dxa" w:w="60"/>
+              <w:left w:type="dxa" w:w="90"/>
+              <w:bottom w:type="dxa" w:w="60"/>
+              <w:right w:type="dxa" w:w="90"/>
+            </w:tcMar>
+          </w:tcPr>
+          <w:p>
+            <w:r>
+              <w:rPr>
+                <w:rFonts w:ascii="Arial" w:cs="Arial" w:eastAsia="Arial" w:hAnsi="Arial"/>
+                <w:sz w:val="19"/>
+                <w:szCs w:val="19"/>
+              </w:rPr>
+              <w:t xml:space="preserve">1, 3, 7, 14 or 30 days</w:t>
+            </w:r>
+          </w:p>
+        </w:tc>
+        <w:tc>
+          <w:tcPr>
+            <w:tcW w:type="dxa" w:w="3740"/>
+            <w:tcMar>
+              <w:top w:type="dxa" w:w="60"/>
+              <w:left w:type="dxa" w:w="90"/>
+              <w:bottom w:type="dxa" w:w="60"/>
+              <w:right w:type="dxa" w:w="90"/>
+            </w:tcMar>
+          </w:tcPr>
+          <w:p>
+            <w:r>
+              <w:rPr>
+                <w:rFonts w:ascii="Arial" w:cs="Arial" w:eastAsia="Arial" w:hAnsi="Arial"/>
+                <w:sz w:val="19"/>
+                <w:szCs w:val="19"/>
+              </w:rPr>
+              <w:t xml:space="preserve">How long after a click the click still earns an order.</w:t>
             </w:r>
           </w:p>
         </w:tc>
@@ -46674,49 +46986,49 @@
                 <w:sz w:val="19"/>
                 <w:szCs w:val="19"/>
               </w:rPr>
-              <w:t xml:space="preserve">Click Window</w:t>
-            </w:r>
-          </w:p>
-        </w:tc>
-        <w:tc>
-          <w:tcPr>
-            <w:tcW w:type="dxa" w:w="3740"/>
-            <w:tcMar>
-              <w:top w:type="dxa" w:w="60"/>
-              <w:left w:type="dxa" w:w="90"/>
-              <w:bottom w:type="dxa" w:w="60"/>
-              <w:right w:type="dxa" w:w="90"/>
-            </w:tcMar>
-          </w:tcPr>
-          <w:p>
-            <w:r>
-              <w:rPr>
-                <w:rFonts w:ascii="Arial" w:cs="Arial" w:eastAsia="Arial" w:hAnsi="Arial"/>
-                <w:sz w:val="19"/>
-                <w:szCs w:val="19"/>
-              </w:rPr>
-              <w:t xml:space="preserve">1, 3, 7 (the default), 14 or 30 days.</w:t>
-            </w:r>
-          </w:p>
-        </w:tc>
-        <w:tc>
-          <w:tcPr>
-            <w:tcW w:type="dxa" w:w="3740"/>
-            <w:tcMar>
-              <w:top w:type="dxa" w:w="60"/>
-              <w:left w:type="dxa" w:w="90"/>
-              <w:bottom w:type="dxa" w:w="60"/>
-              <w:right w:type="dxa" w:w="90"/>
-            </w:tcMar>
-          </w:tcPr>
-          <w:p>
-            <w:r>
-              <w:rPr>
-                <w:rFonts w:ascii="Arial" w:cs="Arial" w:eastAsia="Arial" w:hAnsi="Arial"/>
-                <w:sz w:val="19"/>
-                <w:szCs w:val="19"/>
-              </w:rPr>
-              <w:t xml:space="preserve">A click on a campaign's link takes the credit for an order the same person places within this time.</w:t>
+              <w:t xml:space="preserve">Open Window</w:t>
+            </w:r>
+          </w:p>
+        </w:tc>
+        <w:tc>
+          <w:tcPr>
+            <w:tcW w:type="dxa" w:w="3740"/>
+            <w:tcMar>
+              <w:top w:type="dxa" w:w="60"/>
+              <w:left w:type="dxa" w:w="90"/>
+              <w:bottom w:type="dxa" w:w="60"/>
+              <w:right w:type="dxa" w:w="90"/>
+            </w:tcMar>
+          </w:tcPr>
+          <w:p>
+            <w:r>
+              <w:rPr>
+                <w:rFonts w:ascii="Arial" w:cs="Arial" w:eastAsia="Arial" w:hAnsi="Arial"/>
+                <w:sz w:val="19"/>
+                <w:szCs w:val="19"/>
+              </w:rPr>
+              <w:t xml:space="preserve">Opens Do Not Count, 1, 2, 3 or 7 days</w:t>
+            </w:r>
+          </w:p>
+        </w:tc>
+        <w:tc>
+          <w:tcPr>
+            <w:tcW w:type="dxa" w:w="3740"/>
+            <w:tcMar>
+              <w:top w:type="dxa" w:w="60"/>
+              <w:left w:type="dxa" w:w="90"/>
+              <w:bottom w:type="dxa" w:w="60"/>
+              <w:right w:type="dxa" w:w="90"/>
+            </w:tcMar>
+          </w:tcPr>
+          <w:p>
+            <w:r>
+              <w:rPr>
+                <w:rFonts w:ascii="Arial" w:cs="Arial" w:eastAsia="Arial" w:hAnsi="Arial"/>
+                <w:sz w:val="19"/>
+                <w:szCs w:val="19"/>
+              </w:rPr>
+              <w:t xml:space="preserve">How long an open of a marketing email earns an order when there was no click. Scanner opens and receipts never count.</w:t>
             </w:r>
           </w:p>
         </w:tc>
@@ -46739,71 +47051,6 @@
                 <w:sz w:val="19"/>
                 <w:szCs w:val="19"/>
               </w:rPr>
-              <w:t xml:space="preserve">Open Window</w:t>
-            </w:r>
-          </w:p>
-        </w:tc>
-        <w:tc>
-          <w:tcPr>
-            <w:tcW w:type="dxa" w:w="3740"/>
-            <w:tcMar>
-              <w:top w:type="dxa" w:w="60"/>
-              <w:left w:type="dxa" w:w="90"/>
-              <w:bottom w:type="dxa" w:w="60"/>
-              <w:right w:type="dxa" w:w="90"/>
-            </w:tcMar>
-          </w:tcPr>
-          <w:p>
-            <w:r>
-              <w:rPr>
-                <w:rFonts w:ascii="Arial" w:cs="Arial" w:eastAsia="Arial" w:hAnsi="Arial"/>
-                <w:sz w:val="19"/>
-                <w:szCs w:val="19"/>
-              </w:rPr>
-              <w:t xml:space="preserve">Not counted, or 1 (the default), 2, 3 or 7 days.</w:t>
-            </w:r>
-          </w:p>
-        </w:tc>
-        <w:tc>
-          <w:tcPr>
-            <w:tcW w:type="dxa" w:w="3740"/>
-            <w:tcMar>
-              <w:top w:type="dxa" w:w="60"/>
-              <w:left w:type="dxa" w:w="90"/>
-              <w:bottom w:type="dxa" w:w="60"/>
-              <w:right w:type="dxa" w:w="90"/>
-            </w:tcMar>
-          </w:tcPr>
-          <w:p>
-            <w:r>
-              <w:rPr>
-                <w:rFonts w:ascii="Arial" w:cs="Arial" w:eastAsia="Arial" w:hAnsi="Arial"/>
-                <w:sz w:val="19"/>
-                <w:szCs w:val="19"/>
-              </w:rPr>
-              <w:t xml:space="preserve">With no click, an open of a marketing email takes the credit. Opens by security scanners and of e-receipts never count.</w:t>
-            </w:r>
-          </w:p>
-        </w:tc>
-      </w:tr>
-      <w:tr>
-        <w:tc>
-          <w:tcPr>
-            <w:tcW w:type="dxa" w:w="2600"/>
-            <w:tcMar>
-              <w:top w:type="dxa" w:w="60"/>
-              <w:left w:type="dxa" w:w="90"/>
-              <w:bottom w:type="dxa" w:w="60"/>
-              <w:right w:type="dxa" w:w="90"/>
-            </w:tcMar>
-          </w:tcPr>
-          <w:p>
-            <w:r>
-              <w:rPr>
-                <w:rFonts w:ascii="Arial" w:cs="Arial" w:eastAsia="Arial" w:hAnsi="Arial"/>
-                <w:sz w:val="19"/>
-                <w:szCs w:val="19"/>
-              </w:rPr>
               <w:t xml:space="preserve">Text Window</w:t>
             </w:r>
           </w:p>
@@ -46825,393 +47072,30 @@
                 <w:sz w:val="19"/>
                 <w:szCs w:val="19"/>
               </w:rPr>
-              <w:t xml:space="preserve">Not counted, or 1 (the default), 2, 3 or 7 days.</w:t>
-            </w:r>
-          </w:p>
-        </w:tc>
-        <w:tc>
-          <w:tcPr>
-            <w:tcW w:type="dxa" w:w="3740"/>
-            <w:tcMar>
-              <w:top w:type="dxa" w:w="60"/>
-              <w:left w:type="dxa" w:w="90"/>
-              <w:bottom w:type="dxa" w:w="60"/>
-              <w:right w:type="dxa" w:w="90"/>
-            </w:tcMar>
-          </w:tcPr>
-          <w:p>
-            <w:r>
-              <w:rPr>
-                <w:rFonts w:ascii="Arial" w:cs="Arial" w:eastAsia="Arial" w:hAnsi="Arial"/>
-                <w:sz w:val="19"/>
-                <w:szCs w:val="19"/>
-              </w:rPr>
-              <w:t xml:space="preserve">With no click or open, a marketing text delivered to the person takes the credit. Text links are not tracked yet, so delivery stands in for a click.</w:t>
-            </w:r>
-          </w:p>
-        </w:tc>
-      </w:tr>
-      <w:tr>
-        <w:tc>
-          <w:tcPr>
-            <w:tcW w:type="dxa" w:w="2600"/>
-            <w:tcMar>
-              <w:top w:type="dxa" w:w="60"/>
-              <w:left w:type="dxa" w:w="90"/>
-              <w:bottom w:type="dxa" w:w="60"/>
-              <w:right w:type="dxa" w:w="90"/>
-            </w:tcMar>
-          </w:tcPr>
-          <w:p>
-            <w:r>
-              <w:rPr>
-                <w:rFonts w:ascii="Arial" w:cs="Arial" w:eastAsia="Arial" w:hAnsi="Arial"/>
-                <w:sz w:val="19"/>
-                <w:szCs w:val="19"/>
-              </w:rPr>
-              <w:t xml:space="preserve">Count Store Sales</w:t>
-            </w:r>
-          </w:p>
-        </w:tc>
-        <w:tc>
-          <w:tcPr>
-            <w:tcW w:type="dxa" w:w="3740"/>
-            <w:tcMar>
-              <w:top w:type="dxa" w:w="60"/>
-              <w:left w:type="dxa" w:w="90"/>
-              <w:bottom w:type="dxa" w:w="60"/>
-              <w:right w:type="dxa" w:w="90"/>
-            </w:tcMar>
-          </w:tcPr>
-          <w:p>
-            <w:r>
-              <w:rPr>
-                <w:rFonts w:ascii="Arial" w:cs="Arial" w:eastAsia="Arial" w:hAnsi="Arial"/>
-                <w:sz w:val="19"/>
-                <w:szCs w:val="19"/>
-              </w:rPr>
-              <w:t xml:space="preserve">Shown when the workspace has POS Receipts.</w:t>
-            </w:r>
-          </w:p>
-        </w:tc>
-        <w:tc>
-          <w:tcPr>
-            <w:tcW w:type="dxa" w:w="3740"/>
-            <w:tcMar>
-              <w:top w:type="dxa" w:w="60"/>
-              <w:left w:type="dxa" w:w="90"/>
-              <w:bottom w:type="dxa" w:w="60"/>
-              <w:right w:type="dxa" w:w="90"/>
-            </w:tcMar>
-          </w:tcPr>
-          <w:p>
-            <w:r>
-              <w:rPr>
-                <w:rFonts w:ascii="Arial" w:cs="Arial" w:eastAsia="Arial" w:hAnsi="Arial"/>
-                <w:sz w:val="19"/>
-                <w:szCs w:val="19"/>
-              </w:rPr>
-              <w:t xml:space="preserve">Every transaction the point of sale posts also becomes an order: the amount without tax and shipping, the customer, the store and its promotion codes. A return becomes a refund of its sale. Employee sales are left out. Off, nothing about a transaction is kept.</w:t>
-            </w:r>
-          </w:p>
-        </w:tc>
-      </w:tr>
-      <w:tr>
-        <w:tc>
-          <w:tcPr>
-            <w:tcW w:type="dxa" w:w="2600"/>
-            <w:tcMar>
-              <w:top w:type="dxa" w:w="60"/>
-              <w:left w:type="dxa" w:w="90"/>
-              <w:bottom w:type="dxa" w:w="60"/>
-              <w:right w:type="dxa" w:w="90"/>
-            </w:tcMar>
-          </w:tcPr>
-          <w:p>
-            <w:r>
-              <w:rPr>
-                <w:rFonts w:ascii="Arial" w:cs="Arial" w:eastAsia="Arial" w:hAnsi="Arial"/>
-                <w:sz w:val="19"/>
-                <w:szCs w:val="19"/>
-              </w:rPr>
-              <w:t xml:space="preserve">Send Costs</w:t>
-            </w:r>
-          </w:p>
-        </w:tc>
-        <w:tc>
-          <w:tcPr>
-            <w:tcW w:type="dxa" w:w="3740"/>
-            <w:tcMar>
-              <w:top w:type="dxa" w:w="60"/>
-              <w:left w:type="dxa" w:w="90"/>
-              <w:bottom w:type="dxa" w:w="60"/>
-              <w:right w:type="dxa" w:w="90"/>
-            </w:tcMar>
-          </w:tcPr>
-          <w:p>
-            <w:r>
-              <w:rPr>
-                <w:rFonts w:ascii="Arial" w:cs="Arial" w:eastAsia="Arial" w:hAnsi="Arial"/>
-                <w:sz w:val="19"/>
-                <w:szCs w:val="19"/>
-              </w:rPr>
-              <w:t xml:space="preserve">What 1,000 delivered emails and 1,000 delivered texts cost.</w:t>
-            </w:r>
-          </w:p>
-        </w:tc>
-        <w:tc>
-          <w:tcPr>
-            <w:tcW w:type="dxa" w:w="3740"/>
-            <w:tcMar>
-              <w:top w:type="dxa" w:w="60"/>
-              <w:left w:type="dxa" w:w="90"/>
-              <w:bottom w:type="dxa" w:w="60"/>
-              <w:right w:type="dxa" w:w="90"/>
-            </w:tcMar>
-          </w:tcPr>
-          <w:p>
-            <w:r>
-              <w:rPr>
-                <w:rFonts w:ascii="Arial" w:cs="Arial" w:eastAsia="Arial" w:hAnsi="Arial"/>
-                <w:sz w:val="19"/>
-                <w:szCs w:val="19"/>
-              </w:rPr>
-              <w:t xml:space="preserve">A campaign's cost becomes its delivered messages at these rates plus its offer cost; ROI, contribution and cost per conversion follow. Left empty, ROI uses each campaign's planned cost.</w:t>
-            </w:r>
-          </w:p>
-        </w:tc>
-      </w:tr>
-      <w:tr>
-        <w:tc>
-          <w:tcPr>
-            <w:tcW w:type="dxa" w:w="2600"/>
-            <w:tcMar>
-              <w:top w:type="dxa" w:w="60"/>
-              <w:left w:type="dxa" w:w="90"/>
-              <w:bottom w:type="dxa" w:w="60"/>
-              <w:right w:type="dxa" w:w="90"/>
-            </w:tcMar>
-          </w:tcPr>
-          <w:p>
-            <w:r>
-              <w:rPr>
-                <w:rFonts w:ascii="Arial" w:cs="Arial" w:eastAsia="Arial" w:hAnsi="Arial"/>
-                <w:sz w:val="19"/>
-                <w:szCs w:val="19"/>
-              </w:rPr>
-              <w:t xml:space="preserve">Last 30 Days</w:t>
-            </w:r>
-          </w:p>
-        </w:tc>
-        <w:tc>
-          <w:tcPr>
-            <w:tcW w:type="dxa" w:w="3740"/>
-            <w:tcMar>
-              <w:top w:type="dxa" w:w="60"/>
-              <w:left w:type="dxa" w:w="90"/>
-              <w:bottom w:type="dxa" w:w="60"/>
-              <w:right w:type="dxa" w:w="90"/>
-            </w:tcMar>
-          </w:tcPr>
-          <w:p>
-            <w:r>
-              <w:rPr>
-                <w:rFonts w:ascii="Arial" w:cs="Arial" w:eastAsia="Arial" w:hAnsi="Arial"/>
-                <w:sz w:val="19"/>
-                <w:szCs w:val="19"/>
-              </w:rPr>
-              <w:t xml:space="preserve">Orders, revenue net of refunds, the revenue credited and the share of orders credited, orders not credited and waiting, credit by campaign code, click, open and text, and the top five campaigns.</w:t>
-            </w:r>
-          </w:p>
-        </w:tc>
-        <w:tc>
-          <w:tcPr>
-            <w:tcW w:type="dxa" w:w="3740"/>
-            <w:tcMar>
-              <w:top w:type="dxa" w:w="60"/>
-              <w:left w:type="dxa" w:w="90"/>
-              <w:bottom w:type="dxa" w:w="60"/>
-              <w:right w:type="dxa" w:w="90"/>
-            </w:tcMar>
-          </w:tcPr>
-          <w:p/>
-        </w:tc>
-      </w:tr>
-      <w:tr>
-        <w:tc>
-          <w:tcPr>
-            <w:tcW w:type="dxa" w:w="2600"/>
-            <w:tcMar>
-              <w:top w:type="dxa" w:w="60"/>
-              <w:left w:type="dxa" w:w="90"/>
-              <w:bottom w:type="dxa" w:w="60"/>
-              <w:right w:type="dxa" w:w="90"/>
-            </w:tcMar>
-          </w:tcPr>
-          <w:p>
-            <w:r>
-              <w:rPr>
-                <w:rFonts w:ascii="Arial" w:cs="Arial" w:eastAsia="Arial" w:hAnsi="Arial"/>
-                <w:sz w:val="19"/>
-                <w:szCs w:val="19"/>
-              </w:rPr>
-              <w:t xml:space="preserve">Recalculate</w:t>
-            </w:r>
-          </w:p>
-        </w:tc>
-        <w:tc>
-          <w:tcPr>
-            <w:tcW w:type="dxa" w:w="3740"/>
-            <w:tcMar>
-              <w:top w:type="dxa" w:w="60"/>
-              <w:left w:type="dxa" w:w="90"/>
-              <w:bottom w:type="dxa" w:w="60"/>
-              <w:right w:type="dxa" w:w="90"/>
-            </w:tcMar>
-          </w:tcPr>
-          <w:p>
-            <w:r>
-              <w:rPr>
-                <w:rFonts w:ascii="Arial" w:cs="Arial" w:eastAsia="Arial" w:hAnsi="Arial"/>
-                <w:sz w:val="19"/>
-                <w:szCs w:val="19"/>
-              </w:rPr>
-              <w:t xml:space="preserve">Judges the last 400 days of orders again under the current windows and rewrites every campaign's figures.</w:t>
-            </w:r>
-          </w:p>
-        </w:tc>
-        <w:tc>
-          <w:tcPr>
-            <w:tcW w:type="dxa" w:w="3740"/>
-            <w:tcMar>
-              <w:top w:type="dxa" w:w="60"/>
-              <w:left w:type="dxa" w:w="90"/>
-              <w:bottom w:type="dxa" w:w="60"/>
-              <w:right w:type="dxa" w:w="90"/>
-            </w:tcMar>
-          </w:tcPr>
-          <w:p>
-            <w:r>
-              <w:rPr>
-                <w:rFonts w:ascii="Arial" w:cs="Arial" w:eastAsia="Arial" w:hAnsi="Arial"/>
-                <w:sz w:val="19"/>
-                <w:szCs w:val="19"/>
-              </w:rPr>
-              <w:t xml:space="preserve">Use it after changing a window.</w:t>
-            </w:r>
-          </w:p>
-        </w:tc>
-      </w:tr>
-      <w:tr>
-        <w:tc>
-          <w:tcPr>
-            <w:tcW w:type="dxa" w:w="2600"/>
-            <w:tcMar>
-              <w:top w:type="dxa" w:w="60"/>
-              <w:left w:type="dxa" w:w="90"/>
-              <w:bottom w:type="dxa" w:w="60"/>
-              <w:right w:type="dxa" w:w="90"/>
-            </w:tcMar>
-          </w:tcPr>
-          <w:p>
-            <w:r>
-              <w:rPr>
-                <w:rFonts w:ascii="Arial" w:cs="Arial" w:eastAsia="Arial" w:hAnsi="Arial"/>
-                <w:sz w:val="19"/>
-                <w:szCs w:val="19"/>
-              </w:rPr>
-              <w:t xml:space="preserve">Send Orders from the Shop</w:t>
-            </w:r>
-          </w:p>
-        </w:tc>
-        <w:tc>
-          <w:tcPr>
-            <w:tcW w:type="dxa" w:w="3740"/>
-            <w:tcMar>
-              <w:top w:type="dxa" w:w="60"/>
-              <w:left w:type="dxa" w:w="90"/>
-              <w:bottom w:type="dxa" w:w="60"/>
-              <w:right w:type="dxa" w:w="90"/>
-            </w:tcMar>
-          </w:tcPr>
-          <w:p>
-            <w:r>
-              <w:rPr>
-                <w:rFonts w:ascii="Arial" w:cs="Arial" w:eastAsia="Arial" w:hAnsi="Arial"/>
-                <w:sz w:val="19"/>
-                <w:szCs w:val="19"/>
-              </w:rPr>
-              <w:t xml:space="preserve">The endpoint, the headers, the key's scope and one order as an example.</w:t>
-            </w:r>
-          </w:p>
-        </w:tc>
-        <w:tc>
-          <w:tcPr>
-            <w:tcW w:type="dxa" w:w="3740"/>
-            <w:tcMar>
-              <w:top w:type="dxa" w:w="60"/>
-              <w:left w:type="dxa" w:w="90"/>
-              <w:bottom w:type="dxa" w:w="60"/>
-              <w:right w:type="dxa" w:w="90"/>
-            </w:tcMar>
-          </w:tcPr>
-          <w:p/>
-        </w:tc>
-      </w:tr>
-      <w:tr>
-        <w:tc>
-          <w:tcPr>
-            <w:tcW w:type="dxa" w:w="2600"/>
-            <w:tcMar>
-              <w:top w:type="dxa" w:w="60"/>
-              <w:left w:type="dxa" w:w="90"/>
-              <w:bottom w:type="dxa" w:w="60"/>
-              <w:right w:type="dxa" w:w="90"/>
-            </w:tcMar>
-          </w:tcPr>
-          <w:p>
-            <w:r>
-              <w:rPr>
-                <w:rFonts w:ascii="Arial" w:cs="Arial" w:eastAsia="Arial" w:hAnsi="Arial"/>
-                <w:sz w:val="19"/>
-                <w:szCs w:val="19"/>
-              </w:rPr>
-              <w:t xml:space="preserve">Latest Orders</w:t>
-            </w:r>
-          </w:p>
-        </w:tc>
-        <w:tc>
-          <w:tcPr>
-            <w:tcW w:type="dxa" w:w="3740"/>
-            <w:tcMar>
-              <w:top w:type="dxa" w:w="60"/>
-              <w:left w:type="dxa" w:w="90"/>
-              <w:bottom w:type="dxa" w:w="60"/>
-              <w:right w:type="dxa" w:w="90"/>
-            </w:tcMar>
-          </w:tcPr>
-          <w:p>
-            <w:r>
-              <w:rPr>
-                <w:rFonts w:ascii="Arial" w:cs="Arial" w:eastAsia="Arial" w:hAnsi="Arial"/>
-                <w:sz w:val="19"/>
-                <w:szCs w:val="19"/>
-              </w:rPr>
-              <w:t xml:space="preserve">The newest 50 orders: when, the order, the amount, and the campaign credited with how (or why none). Filter by Credited, Not Credited or Waiting; search by order, email or campaign.</w:t>
-            </w:r>
-          </w:p>
-        </w:tc>
-        <w:tc>
-          <w:tcPr>
-            <w:tcW w:type="dxa" w:w="3740"/>
-            <w:tcMar>
-              <w:top w:type="dxa" w:w="60"/>
-              <w:left w:type="dxa" w:w="90"/>
-              <w:bottom w:type="dxa" w:w="60"/>
-              <w:right w:type="dxa" w:w="90"/>
-            </w:tcMar>
-          </w:tcPr>
-          <w:p/>
+              <w:t xml:space="preserve">Texts Do Not Count, 1, 2, 3 or 7 days</w:t>
+            </w:r>
+          </w:p>
+        </w:tc>
+        <w:tc>
+          <w:tcPr>
+            <w:tcW w:type="dxa" w:w="3740"/>
+            <w:tcMar>
+              <w:top w:type="dxa" w:w="60"/>
+              <w:left w:type="dxa" w:w="90"/>
+              <w:bottom w:type="dxa" w:w="60"/>
+              <w:right w:type="dxa" w:w="90"/>
+            </w:tcMar>
+          </w:tcPr>
+          <w:p>
+            <w:r>
+              <w:rPr>
+                <w:rFonts w:ascii="Arial" w:cs="Arial" w:eastAsia="Arial" w:hAnsi="Arial"/>
+                <w:sz w:val="19"/>
+                <w:szCs w:val="19"/>
+              </w:rPr>
+              <w:t xml:space="preserve">How long a delivered marketing text earns an order when there was no click or open.</w:t>
+            </w:r>
+          </w:p>
         </w:tc>
       </w:tr>
     </w:tbl>
@@ -47222,6 +47106,496 @@
     </w:p>
     <w:p>
       <w:pPr>
+        <w:spacing w:after="120"/>
+      </w:pPr>
+      <w:r>
+        <w:rPr>
+          <w:rFonts w:ascii="Arial" w:cs="Arial" w:eastAsia="Arial" w:hAnsi="Arial"/>
+          <w:b/>
+          <w:bCs/>
+          <w:sz w:val="21"/>
+          <w:szCs w:val="21"/>
+        </w:rPr>
+        <w:t xml:space="preserve">4. Count store sales</w:t>
+      </w:r>
+      <w:r>
+        <w:rPr>
+          <w:rFonts w:ascii="Arial" w:cs="Arial" w:eastAsia="Arial" w:hAnsi="Arial"/>
+          <w:sz w:val="21"/>
+          <w:szCs w:val="21"/>
+        </w:rPr>
+        <w:t xml:space="preserve"> (shown when the workspace has POS Receipts). Switch </w:t>
+      </w:r>
+      <w:r>
+        <w:rPr>
+          <w:rFonts w:ascii="Arial" w:cs="Arial" w:eastAsia="Arial" w:hAnsi="Arial"/>
+          <w:b/>
+          <w:bCs/>
+          <w:sz w:val="21"/>
+          <w:szCs w:val="21"/>
+        </w:rPr>
+        <w:t xml:space="preserve">Count Store Sales</w:t>
+      </w:r>
+      <w:r>
+        <w:rPr>
+          <w:rFonts w:ascii="Arial" w:cs="Arial" w:eastAsia="Arial" w:hAnsi="Arial"/>
+          <w:sz w:val="21"/>
+          <w:szCs w:val="21"/>
+        </w:rPr>
+        <w:t xml:space="preserve"> on and every transaction the point of sale posts also becomes an order: the amount without tax and shipping, the customer, the store and its promotion codes. Returns become refunds; employee sales are left out.</w:t>
+      </w:r>
+    </w:p>
+    <w:p>
+      <w:pPr>
+        <w:spacing w:after="120"/>
+      </w:pPr>
+      <w:r>
+        <w:rPr>
+          <w:rFonts w:ascii="Arial" w:cs="Arial" w:eastAsia="Arial" w:hAnsi="Arial"/>
+          <w:b/>
+          <w:bCs/>
+          <w:sz w:val="21"/>
+          <w:szCs w:val="21"/>
+        </w:rPr>
+        <w:t xml:space="preserve">5. Enter the send costs.</w:t>
+      </w:r>
+      <w:r>
+        <w:rPr>
+          <w:rFonts w:ascii="Arial" w:cs="Arial" w:eastAsia="Arial" w:hAnsi="Arial"/>
+          <w:sz w:val="21"/>
+          <w:szCs w:val="21"/>
+        </w:rPr>
+        <w:t xml:space="preserve"> </w:t>
+      </w:r>
+      <w:r>
+        <w:rPr>
+          <w:rFonts w:ascii="Arial" w:cs="Arial" w:eastAsia="Arial" w:hAnsi="Arial"/>
+          <w:b/>
+          <w:bCs/>
+          <w:sz w:val="21"/>
+          <w:szCs w:val="21"/>
+        </w:rPr>
+        <w:t xml:space="preserve">Send Costs</w:t>
+      </w:r>
+      <w:r>
+        <w:rPr>
+          <w:rFonts w:ascii="Arial" w:cs="Arial" w:eastAsia="Arial" w:hAnsi="Arial"/>
+          <w:sz w:val="21"/>
+          <w:szCs w:val="21"/>
+        </w:rPr>
+        <w:t xml:space="preserve">: what 1,000 delivered emails and 1,000 delivered texts cost you, then </w:t>
+      </w:r>
+      <w:r>
+        <w:rPr>
+          <w:rFonts w:ascii="Arial" w:cs="Arial" w:eastAsia="Arial" w:hAnsi="Arial"/>
+          <w:b/>
+          <w:bCs/>
+          <w:sz w:val="21"/>
+          <w:szCs w:val="21"/>
+        </w:rPr>
+        <w:t xml:space="preserve">Save Costs</w:t>
+      </w:r>
+      <w:r>
+        <w:rPr>
+          <w:rFonts w:ascii="Arial" w:cs="Arial" w:eastAsia="Arial" w:hAnsi="Arial"/>
+          <w:sz w:val="21"/>
+          <w:szCs w:val="21"/>
+        </w:rPr>
+        <w:t xml:space="preserve">. A campaign's cost is then its delivered messages at these rates plus its offer cost, and ROI, contribution and cost per conversion follow. Left empty, ROI uses each campaign's planned cost.</w:t>
+      </w:r>
+    </w:p>
+    <w:p>
+      <w:pPr>
+        <w:spacing w:after="120"/>
+      </w:pPr>
+      <w:r>
+        <w:rPr>
+          <w:rFonts w:ascii="Arial" w:cs="Arial" w:eastAsia="Arial" w:hAnsi="Arial"/>
+          <w:b/>
+          <w:bCs/>
+          <w:sz w:val="21"/>
+          <w:szCs w:val="21"/>
+        </w:rPr>
+        <w:t xml:space="preserve">6. Connect the shop.</w:t>
+      </w:r>
+      <w:r>
+        <w:rPr>
+          <w:rFonts w:ascii="Arial" w:cs="Arial" w:eastAsia="Arial" w:hAnsi="Arial"/>
+          <w:sz w:val="21"/>
+          <w:szCs w:val="21"/>
+        </w:rPr>
+        <w:t xml:space="preserve"> Give the shop's developer the endpoint, the headers and the example under </w:t>
+      </w:r>
+      <w:r>
+        <w:rPr>
+          <w:rFonts w:ascii="Arial" w:cs="Arial" w:eastAsia="Arial" w:hAnsi="Arial"/>
+          <w:b/>
+          <w:bCs/>
+          <w:sz w:val="21"/>
+          <w:szCs w:val="21"/>
+        </w:rPr>
+        <w:t xml:space="preserve">Send Orders from the Shop</w:t>
+      </w:r>
+      <w:r>
+        <w:rPr>
+          <w:rFonts w:ascii="Arial" w:cs="Arial" w:eastAsia="Arial" w:hAnsi="Arial"/>
+          <w:sz w:val="21"/>
+          <w:szCs w:val="21"/>
+        </w:rPr>
+        <w:t xml:space="preserve">:</w:t>
+      </w:r>
+    </w:p>
+    <w:p>
+      <w:pPr>
+        <w:shd w:fill="F3F4F8" w:color="auto" w:val="clear"/>
+      </w:pPr>
+      <w:r>
+        <w:rPr>
+          <w:rFonts w:ascii="Consolas" w:cs="Consolas" w:eastAsia="Consolas" w:hAnsi="Consolas"/>
+          <w:sz w:val="18"/>
+          <w:szCs w:val="18"/>
+        </w:rPr>
+        <w:t xml:space="preserve">POST /api/v1/orders/</w:t>
+      </w:r>
+    </w:p>
+    <w:p>
+      <w:pPr>
+        <w:shd w:fill="F3F4F8" w:color="auto" w:val="clear"/>
+      </w:pPr>
+      <w:r>
+        <w:rPr>
+          <w:rFonts w:ascii="Consolas" w:cs="Consolas" w:eastAsia="Consolas" w:hAnsi="Consolas"/>
+          <w:sz w:val="18"/>
+          <w:szCs w:val="18"/>
+        </w:rPr>
+        <w:t xml:space="preserve">Authorization: Bearer &lt;the API key&gt;</w:t>
+      </w:r>
+    </w:p>
+    <w:p>
+      <w:pPr>
+        <w:shd w:fill="F3F4F8" w:color="auto" w:val="clear"/>
+      </w:pPr>
+      <w:r>
+        <w:rPr>
+          <w:rFonts w:ascii="Consolas" w:cs="Consolas" w:eastAsia="Consolas" w:hAnsi="Consolas"/>
+          <w:sz w:val="18"/>
+          <w:szCs w:val="18"/>
+        </w:rPr>
+        <w:t xml:space="preserve">X-Tenant: &lt;the workspace code&gt;</w:t>
+      </w:r>
+    </w:p>
+    <w:p>
+      <w:pPr>
+        <w:shd w:fill="F3F4F8" w:color="auto" w:val="clear"/>
+      </w:pPr>
+      <w:r>
+        <w:rPr>
+          <w:rFonts w:ascii="Consolas" w:cs="Consolas" w:eastAsia="Consolas" w:hAnsi="Consolas"/>
+          <w:sz w:val="18"/>
+          <w:szCs w:val="18"/>
+        </w:rPr>
+        <w:t xml:space="preserve"/>
+      </w:r>
+    </w:p>
+    <w:p>
+      <w:pPr>
+        <w:shd w:fill="F3F4F8" w:color="auto" w:val="clear"/>
+      </w:pPr>
+      <w:r>
+        <w:rPr>
+          <w:rFonts w:ascii="Consolas" w:cs="Consolas" w:eastAsia="Consolas" w:hAnsi="Consolas"/>
+          <w:sz w:val="18"/>
+          <w:szCs w:val="18"/>
+        </w:rPr>
+        <w:t xml:space="preserve">{"order_id": "W-100235", "amount": 129.50, "currency": "USD",</w:t>
+      </w:r>
+    </w:p>
+    <w:p>
+      <w:pPr>
+        <w:shd w:fill="F3F4F8" w:color="auto" w:val="clear"/>
+      </w:pPr>
+      <w:r>
+        <w:rPr>
+          <w:rFonts w:ascii="Consolas" w:cs="Consolas" w:eastAsia="Consolas" w:hAnsi="Consolas"/>
+          <w:sz w:val="18"/>
+          <w:szCs w:val="18"/>
+        </w:rPr>
+        <w:t xml:space="preserve"> "email": "jane@example.com", "ordered_at": "2026-10-04T14:30:00Z",</w:t>
+      </w:r>
+    </w:p>
+    <w:p>
+      <w:pPr>
+        <w:shd w:fill="F3F4F8" w:color="auto" w:val="clear"/>
+      </w:pPr>
+      <w:r>
+        <w:rPr>
+          <w:rFonts w:ascii="Consolas" w:cs="Consolas" w:eastAsia="Consolas" w:hAnsi="Consolas"/>
+          <w:sz w:val="18"/>
+          <w:szCs w:val="18"/>
+        </w:rPr>
+        <w:t xml:space="preserve"> "coupon_codes": ["FALL20"], "channel": "ONLINE"}</w:t>
+      </w:r>
+    </w:p>
+    <w:p>
+      <w:pPr>
+        <w:spacing w:after="120"/>
+      </w:pPr>
+    </w:p>
+    <w:p>
+      <w:pPr>
+        <w:spacing w:after="120"/>
+      </w:pPr>
+      <w:r>
+        <w:rPr>
+          <w:rFonts w:ascii="Arial" w:cs="Arial" w:eastAsia="Arial" w:hAnsi="Arial"/>
+          <w:sz w:val="21"/>
+          <w:szCs w:val="21"/>
+        </w:rPr>
+        <w:t xml:space="preserve">Each order needs </w:t>
+      </w:r>
+      <w:r>
+        <w:rPr>
+          <w:rFonts w:ascii="Consolas" w:cs="Consolas" w:eastAsia="Consolas" w:hAnsi="Consolas"/>
+          <w:sz w:val="21"/>
+          <w:szCs w:val="21"/>
+        </w:rPr>
+        <w:t xml:space="preserve">order_id</w:t>
+      </w:r>
+      <w:r>
+        <w:rPr>
+          <w:rFonts w:ascii="Arial" w:cs="Arial" w:eastAsia="Arial" w:hAnsi="Arial"/>
+          <w:sz w:val="21"/>
+          <w:szCs w:val="21"/>
+        </w:rPr>
+        <w:t xml:space="preserve"> and </w:t>
+      </w:r>
+      <w:r>
+        <w:rPr>
+          <w:rFonts w:ascii="Consolas" w:cs="Consolas" w:eastAsia="Consolas" w:hAnsi="Consolas"/>
+          <w:sz w:val="21"/>
+          <w:szCs w:val="21"/>
+        </w:rPr>
+        <w:t xml:space="preserve">amount</w:t>
+      </w:r>
+      <w:r>
+        <w:rPr>
+          <w:rFonts w:ascii="Arial" w:cs="Arial" w:eastAsia="Arial" w:hAnsi="Arial"/>
+          <w:sz w:val="21"/>
+          <w:szCs w:val="21"/>
+        </w:rPr>
+        <w:t xml:space="preserve"> (revenue to count, 0 or more) and names the customer by </w:t>
+      </w:r>
+      <w:r>
+        <w:rPr>
+          <w:rFonts w:ascii="Consolas" w:cs="Consolas" w:eastAsia="Consolas" w:hAnsi="Consolas"/>
+          <w:sz w:val="21"/>
+          <w:szCs w:val="21"/>
+        </w:rPr>
+        <w:t xml:space="preserve">party_id</w:t>
+      </w:r>
+      <w:r>
+        <w:rPr>
+          <w:rFonts w:ascii="Arial" w:cs="Arial" w:eastAsia="Arial" w:hAnsi="Arial"/>
+          <w:sz w:val="21"/>
+          <w:szCs w:val="21"/>
+        </w:rPr>
+        <w:t xml:space="preserve">, </w:t>
+      </w:r>
+      <w:r>
+        <w:rPr>
+          <w:rFonts w:ascii="Consolas" w:cs="Consolas" w:eastAsia="Consolas" w:hAnsi="Consolas"/>
+          <w:sz w:val="21"/>
+          <w:szCs w:val="21"/>
+        </w:rPr>
+        <w:t xml:space="preserve">email</w:t>
+      </w:r>
+      <w:r>
+        <w:rPr>
+          <w:rFonts w:ascii="Arial" w:cs="Arial" w:eastAsia="Arial" w:hAnsi="Arial"/>
+          <w:sz w:val="21"/>
+          <w:szCs w:val="21"/>
+        </w:rPr>
+        <w:t xml:space="preserve"> or </w:t>
+      </w:r>
+      <w:r>
+        <w:rPr>
+          <w:rFonts w:ascii="Consolas" w:cs="Consolas" w:eastAsia="Consolas" w:hAnsi="Consolas"/>
+          <w:sz w:val="21"/>
+          <w:szCs w:val="21"/>
+        </w:rPr>
+        <w:t xml:space="preserve">phone</w:t>
+      </w:r>
+      <w:r>
+        <w:rPr>
+          <w:rFonts w:ascii="Arial" w:cs="Arial" w:eastAsia="Arial" w:hAnsi="Arial"/>
+          <w:sz w:val="21"/>
+          <w:szCs w:val="21"/>
+        </w:rPr>
+        <w:t xml:space="preserve">. Optional: </w:t>
+      </w:r>
+      <w:r>
+        <w:rPr>
+          <w:rFonts w:ascii="Consolas" w:cs="Consolas" w:eastAsia="Consolas" w:hAnsi="Consolas"/>
+          <w:sz w:val="21"/>
+          <w:szCs w:val="21"/>
+        </w:rPr>
+        <w:t xml:space="preserve">ordered_at</w:t>
+      </w:r>
+      <w:r>
+        <w:rPr>
+          <w:rFonts w:ascii="Arial" w:cs="Arial" w:eastAsia="Arial" w:hAnsi="Arial"/>
+          <w:sz w:val="21"/>
+          <w:szCs w:val="21"/>
+        </w:rPr>
+        <w:t xml:space="preserve"> (defaults to now), </w:t>
+      </w:r>
+      <w:r>
+        <w:rPr>
+          <w:rFonts w:ascii="Consolas" w:cs="Consolas" w:eastAsia="Consolas" w:hAnsi="Consolas"/>
+          <w:sz w:val="21"/>
+          <w:szCs w:val="21"/>
+        </w:rPr>
+        <w:t xml:space="preserve">currency</w:t>
+      </w:r>
+      <w:r>
+        <w:rPr>
+          <w:rFonts w:ascii="Arial" w:cs="Arial" w:eastAsia="Arial" w:hAnsi="Arial"/>
+          <w:sz w:val="21"/>
+          <w:szCs w:val="21"/>
+        </w:rPr>
+        <w:t xml:space="preserve">, </w:t>
+      </w:r>
+      <w:r>
+        <w:rPr>
+          <w:rFonts w:ascii="Consolas" w:cs="Consolas" w:eastAsia="Consolas" w:hAnsi="Consolas"/>
+          <w:sz w:val="21"/>
+          <w:szCs w:val="21"/>
+        </w:rPr>
+        <w:t xml:space="preserve">channel</w:t>
+      </w:r>
+      <w:r>
+        <w:rPr>
+          <w:rFonts w:ascii="Arial" w:cs="Arial" w:eastAsia="Arial" w:hAnsi="Arial"/>
+          <w:sz w:val="21"/>
+          <w:szCs w:val="21"/>
+        </w:rPr>
+        <w:t xml:space="preserve"> (ONLINE, STORE, APP, PHONE or OTHER), </w:t>
+      </w:r>
+      <w:r>
+        <w:rPr>
+          <w:rFonts w:ascii="Consolas" w:cs="Consolas" w:eastAsia="Consolas" w:hAnsi="Consolas"/>
+          <w:sz w:val="21"/>
+          <w:szCs w:val="21"/>
+        </w:rPr>
+        <w:t xml:space="preserve">campaign_code</w:t>
+      </w:r>
+      <w:r>
+        <w:rPr>
+          <w:rFonts w:ascii="Arial" w:cs="Arial" w:eastAsia="Arial" w:hAnsi="Arial"/>
+          <w:sz w:val="21"/>
+          <w:szCs w:val="21"/>
+        </w:rPr>
+        <w:t xml:space="preserve">, </w:t>
+      </w:r>
+      <w:r>
+        <w:rPr>
+          <w:rFonts w:ascii="Consolas" w:cs="Consolas" w:eastAsia="Consolas" w:hAnsi="Consolas"/>
+          <w:sz w:val="21"/>
+          <w:szCs w:val="21"/>
+        </w:rPr>
+        <w:t xml:space="preserve">coupon_codes</w:t>
+      </w:r>
+      <w:r>
+        <w:rPr>
+          <w:rFonts w:ascii="Arial" w:cs="Arial" w:eastAsia="Arial" w:hAnsi="Arial"/>
+          <w:sz w:val="21"/>
+          <w:szCs w:val="21"/>
+        </w:rPr>
+        <w:t xml:space="preserve">, </w:t>
+      </w:r>
+      <w:r>
+        <w:rPr>
+          <w:rFonts w:ascii="Consolas" w:cs="Consolas" w:eastAsia="Consolas" w:hAnsi="Consolas"/>
+          <w:sz w:val="21"/>
+          <w:szCs w:val="21"/>
+        </w:rPr>
+        <w:t xml:space="preserve">store_number</w:t>
+      </w:r>
+      <w:r>
+        <w:rPr>
+          <w:rFonts w:ascii="Arial" w:cs="Arial" w:eastAsia="Arial" w:hAnsi="Arial"/>
+          <w:sz w:val="21"/>
+          <w:szCs w:val="21"/>
+        </w:rPr>
+        <w:t xml:space="preserve">, </w:t>
+      </w:r>
+      <w:r>
+        <w:rPr>
+          <w:rFonts w:ascii="Consolas" w:cs="Consolas" w:eastAsia="Consolas" w:hAnsi="Consolas"/>
+          <w:sz w:val="21"/>
+          <w:szCs w:val="21"/>
+        </w:rPr>
+        <w:t xml:space="preserve">items</w:t>
+      </w:r>
+      <w:r>
+        <w:rPr>
+          <w:rFonts w:ascii="Arial" w:cs="Arial" w:eastAsia="Arial" w:hAnsi="Arial"/>
+          <w:sz w:val="21"/>
+          <w:szCs w:val="21"/>
+        </w:rPr>
+        <w:t xml:space="preserve">. A refund is </w:t>
+      </w:r>
+      <w:r>
+        <w:rPr>
+          <w:rFonts w:ascii="Consolas" w:cs="Consolas" w:eastAsia="Consolas" w:hAnsi="Consolas"/>
+          <w:sz w:val="21"/>
+          <w:szCs w:val="21"/>
+        </w:rPr>
+        <w:t xml:space="preserve">"type": "REFUND"</w:t>
+      </w:r>
+      <w:r>
+        <w:rPr>
+          <w:rFonts w:ascii="Arial" w:cs="Arial" w:eastAsia="Arial" w:hAnsi="Arial"/>
+          <w:sz w:val="21"/>
+          <w:szCs w:val="21"/>
+        </w:rPr>
+        <w:t xml:space="preserve"> with the positive amount and </w:t>
+      </w:r>
+      <w:r>
+        <w:rPr>
+          <w:rFonts w:ascii="Consolas" w:cs="Consolas" w:eastAsia="Consolas" w:hAnsi="Consolas"/>
+          <w:sz w:val="21"/>
+          <w:szCs w:val="21"/>
+        </w:rPr>
+        <w:t xml:space="preserve">original_order_id</w:t>
+      </w:r>
+      <w:r>
+        <w:rPr>
+          <w:rFonts w:ascii="Arial" w:cs="Arial" w:eastAsia="Arial" w:hAnsi="Arial"/>
+          <w:sz w:val="21"/>
+          <w:szCs w:val="21"/>
+        </w:rPr>
+        <w:t xml:space="preserve">. Up to 500 at once as </w:t>
+      </w:r>
+      <w:r>
+        <w:rPr>
+          <w:rFonts w:ascii="Consolas" w:cs="Consolas" w:eastAsia="Consolas" w:hAnsi="Consolas"/>
+          <w:sz w:val="21"/>
+          <w:szCs w:val="21"/>
+        </w:rPr>
+        <w:t xml:space="preserve">{"orders": [...]}</w:t>
+      </w:r>
+      <w:r>
+        <w:rPr>
+          <w:rFonts w:ascii="Arial" w:cs="Arial" w:eastAsia="Arial" w:hAnsi="Arial"/>
+          <w:sz w:val="21"/>
+          <w:szCs w:val="21"/>
+        </w:rPr>
+        <w:t xml:space="preserve">.</w:t>
+      </w:r>
+    </w:p>
+    <w:p>
+      <w:pPr>
         <w:pStyle w:val="Heading2"/>
         <w:spacing w:after="120" w:before="240"/>
       </w:pPr>
@@ -47229,847 +47603,19 @@
         <w:rPr>
           <w:rFonts w:ascii="Arial" w:cs="Arial" w:eastAsia="Arial" w:hAnsi="Arial"/>
         </w:rPr>
-        <w:t xml:space="preserve">How to</w:t>
-      </w:r>
-    </w:p>
-    <w:p>
-      <w:pPr>
-        <w:spacing w:after="120"/>
-      </w:pPr>
-      <w:r>
-        <w:rPr>
-          <w:rFonts w:ascii="Arial" w:cs="Arial" w:eastAsia="Arial" w:hAnsi="Arial"/>
-          <w:b/>
-          <w:bCs/>
-          <w:sz w:val="21"/>
-          <w:szCs w:val="21"/>
-        </w:rPr>
-        <w:t xml:space="preserve">Turn attribution on.</w:t>
-      </w:r>
-    </w:p>
-    <w:p>
-      <w:pPr>
-        <w:pStyle w:val="ListParagraph"/>
-        <w:numPr>
-          <w:ilvl w:val="0"/>
-          <w:numId w:val="3"/>
-        </w:numPr>
-        <w:spacing w:after="60"/>
-      </w:pPr>
-      <w:r>
-        <w:rPr>
-          <w:rFonts w:ascii="Arial" w:cs="Arial" w:eastAsia="Arial" w:hAnsi="Arial"/>
-          <w:sz w:val="21"/>
-          <w:szCs w:val="21"/>
-        </w:rPr>
-        <w:t xml:space="preserve">Settings → API Keys → New Key, with the scope </w:t>
-      </w:r>
-      <w:r>
-        <w:rPr>
-          <w:rFonts w:ascii="Consolas" w:cs="Consolas" w:eastAsia="Consolas" w:hAnsi="Consolas"/>
-          <w:sz w:val="21"/>
-          <w:szCs w:val="21"/>
-        </w:rPr>
-        <w:t xml:space="preserve">orders:ingest</w:t>
-      </w:r>
-      <w:r>
-        <w:rPr>
-          <w:rFonts w:ascii="Arial" w:cs="Arial" w:eastAsia="Arial" w:hAnsi="Arial"/>
-          <w:sz w:val="21"/>
-          <w:szCs w:val="21"/>
-        </w:rPr>
-        <w:t xml:space="preserve">. Copy the key; it is shown once.</w:t>
-      </w:r>
-    </w:p>
-    <w:p>
-      <w:pPr>
-        <w:pStyle w:val="ListParagraph"/>
-        <w:numPr>
-          <w:ilvl w:val="0"/>
-          <w:numId w:val="3"/>
-        </w:numPr>
-        <w:spacing w:after="60"/>
-      </w:pPr>
-      <w:r>
-        <w:rPr>
-          <w:rFonts w:ascii="Arial" w:cs="Arial" w:eastAsia="Arial" w:hAnsi="Arial"/>
-          <w:sz w:val="21"/>
-          <w:szCs w:val="21"/>
-        </w:rPr>
-        <w:t xml:space="preserve">Settings → Attribution → switch Attribution on.</w:t>
-      </w:r>
-    </w:p>
-    <w:p>
-      <w:pPr>
-        <w:pStyle w:val="ListParagraph"/>
-        <w:numPr>
-          <w:ilvl w:val="0"/>
-          <w:numId w:val="3"/>
-        </w:numPr>
-        <w:spacing w:after="60"/>
-      </w:pPr>
-      <w:r>
-        <w:rPr>
-          <w:rFonts w:ascii="Arial" w:cs="Arial" w:eastAsia="Arial" w:hAnsi="Arial"/>
-          <w:sz w:val="21"/>
-          <w:szCs w:val="21"/>
-        </w:rPr>
-        <w:t xml:space="preserve">Give the shop's developer the endpoint, the key and the example from Send Orders from the Shop. Each order needs </w:t>
-      </w:r>
-      <w:r>
-        <w:rPr>
-          <w:rFonts w:ascii="Consolas" w:cs="Consolas" w:eastAsia="Consolas" w:hAnsi="Consolas"/>
-          <w:sz w:val="21"/>
-          <w:szCs w:val="21"/>
-        </w:rPr>
-        <w:t xml:space="preserve">order_id</w:t>
-      </w:r>
-      <w:r>
-        <w:rPr>
-          <w:rFonts w:ascii="Arial" w:cs="Arial" w:eastAsia="Arial" w:hAnsi="Arial"/>
-          <w:sz w:val="21"/>
-          <w:szCs w:val="21"/>
-        </w:rPr>
-        <w:t xml:space="preserve"> and </w:t>
-      </w:r>
-      <w:r>
-        <w:rPr>
-          <w:rFonts w:ascii="Consolas" w:cs="Consolas" w:eastAsia="Consolas" w:hAnsi="Consolas"/>
-          <w:sz w:val="21"/>
-          <w:szCs w:val="21"/>
-        </w:rPr>
-        <w:t xml:space="preserve">amount</w:t>
-      </w:r>
-      <w:r>
-        <w:rPr>
-          <w:rFonts w:ascii="Arial" w:cs="Arial" w:eastAsia="Arial" w:hAnsi="Arial"/>
-          <w:sz w:val="21"/>
-          <w:szCs w:val="21"/>
-        </w:rPr>
-        <w:t xml:space="preserve"> and names the person by </w:t>
-      </w:r>
-      <w:r>
-        <w:rPr>
-          <w:rFonts w:ascii="Consolas" w:cs="Consolas" w:eastAsia="Consolas" w:hAnsi="Consolas"/>
-          <w:sz w:val="21"/>
-          <w:szCs w:val="21"/>
-        </w:rPr>
-        <w:t xml:space="preserve">party_id</w:t>
-      </w:r>
-      <w:r>
-        <w:rPr>
-          <w:rFonts w:ascii="Arial" w:cs="Arial" w:eastAsia="Arial" w:hAnsi="Arial"/>
-          <w:sz w:val="21"/>
-          <w:szCs w:val="21"/>
-        </w:rPr>
-        <w:t xml:space="preserve">, </w:t>
-      </w:r>
-      <w:r>
-        <w:rPr>
-          <w:rFonts w:ascii="Consolas" w:cs="Consolas" w:eastAsia="Consolas" w:hAnsi="Consolas"/>
-          <w:sz w:val="21"/>
-          <w:szCs w:val="21"/>
-        </w:rPr>
-        <w:t xml:space="preserve">email</w:t>
-      </w:r>
-      <w:r>
-        <w:rPr>
-          <w:rFonts w:ascii="Arial" w:cs="Arial" w:eastAsia="Arial" w:hAnsi="Arial"/>
-          <w:sz w:val="21"/>
-          <w:szCs w:val="21"/>
-        </w:rPr>
-        <w:t xml:space="preserve"> or </w:t>
-      </w:r>
-      <w:r>
-        <w:rPr>
-          <w:rFonts w:ascii="Consolas" w:cs="Consolas" w:eastAsia="Consolas" w:hAnsi="Consolas"/>
-          <w:sz w:val="21"/>
-          <w:szCs w:val="21"/>
-        </w:rPr>
-        <w:t xml:space="preserve">phone</w:t>
-      </w:r>
-      <w:r>
-        <w:rPr>
-          <w:rFonts w:ascii="Arial" w:cs="Arial" w:eastAsia="Arial" w:hAnsi="Arial"/>
-          <w:sz w:val="21"/>
-          <w:szCs w:val="21"/>
-        </w:rPr>
-        <w:t xml:space="preserve">.</w:t>
-      </w:r>
-    </w:p>
-    <w:p>
-      <w:pPr>
-        <w:pStyle w:val="ListParagraph"/>
-        <w:numPr>
-          <w:ilvl w:val="0"/>
-          <w:numId w:val="3"/>
-        </w:numPr>
-        <w:spacing w:after="60"/>
-      </w:pPr>
-      <w:r>
-        <w:rPr>
-          <w:rFonts w:ascii="Arial" w:cs="Arial" w:eastAsia="Arial" w:hAnsi="Arial"/>
-          <w:sz w:val="21"/>
-          <w:szCs w:val="21"/>
-        </w:rPr>
-        <w:t xml:space="preserve">The first orders appear in Latest Orders within a minute; Home shows revenue within five.</w:t>
-      </w:r>
-    </w:p>
-    <w:p>
-      <w:pPr>
-        <w:spacing w:after="120"/>
-      </w:pPr>
-      <w:r>
-        <w:rPr>
-          <w:rFonts w:ascii="Arial" w:cs="Arial" w:eastAsia="Arial" w:hAnsi="Arial"/>
-          <w:b/>
-          <w:bCs/>
-          <w:sz w:val="21"/>
-          <w:szCs w:val="21"/>
-        </w:rPr>
-        <w:t xml:space="preserve">Credit a promotion outright.</w:t>
-      </w:r>
-      <w:r>
-        <w:rPr>
-          <w:rFonts w:ascii="Arial" w:cs="Arial" w:eastAsia="Arial" w:hAnsi="Arial"/>
-          <w:sz w:val="21"/>
-          <w:szCs w:val="21"/>
-        </w:rPr>
-        <w:t xml:space="preserve"> Give the campaign's code (on the campaign's page, for example CMP-2026-0042) to the shop as the coupon, or have the shop send it as </w:t>
-      </w:r>
-      <w:r>
-        <w:rPr>
-          <w:rFonts w:ascii="Consolas" w:cs="Consolas" w:eastAsia="Consolas" w:hAnsi="Consolas"/>
-          <w:sz w:val="21"/>
-          <w:szCs w:val="21"/>
-        </w:rPr>
-        <w:t xml:space="preserve">campaign_code</w:t>
-      </w:r>
-      <w:r>
-        <w:rPr>
-          <w:rFonts w:ascii="Arial" w:cs="Arial" w:eastAsia="Arial" w:hAnsi="Arial"/>
-          <w:sz w:val="21"/>
-          <w:szCs w:val="21"/>
-        </w:rPr>
-        <w:t xml:space="preserve">. An order carrying it is credited to that campaign whatever the person clicked.</w:t>
-      </w:r>
-    </w:p>
-    <w:p>
-      <w:pPr>
-        <w:spacing w:after="120"/>
-      </w:pPr>
-      <w:r>
-        <w:rPr>
-          <w:rFonts w:ascii="Arial" w:cs="Arial" w:eastAsia="Arial" w:hAnsi="Arial"/>
-          <w:b/>
-          <w:bCs/>
-          <w:sz w:val="21"/>
-          <w:szCs w:val="21"/>
-        </w:rPr>
-        <w:t xml:space="preserve">Find out why an order earned nothing.</w:t>
-      </w:r>
-      <w:r>
-        <w:rPr>
-          <w:rFonts w:ascii="Arial" w:cs="Arial" w:eastAsia="Arial" w:hAnsi="Arial"/>
-          <w:sz w:val="21"/>
-          <w:szCs w:val="21"/>
-        </w:rPr>
-        <w:t xml:space="preserve"> Latest Orders → State: Not Credited. The reason is under each order: no person CEP knows, no click, open or text in the windows, or a refund whose order was not credited.</w:t>
-      </w:r>
-    </w:p>
-    <w:p>
-      <w:pPr>
-        <w:pStyle w:val="Heading2"/>
+        <w:t xml:space="preserve">How to use it in real time</w:t>
+      </w:r>
+    </w:p>
+    <w:p>
+      <w:pPr>
+        <w:pStyle w:val="Heading3"/>
         <w:spacing w:after="120" w:before="240"/>
       </w:pPr>
       <w:r>
         <w:rPr>
           <w:rFonts w:ascii="Arial" w:cs="Arial" w:eastAsia="Arial" w:hAnsi="Arial"/>
         </w:rPr>
-        <w:t xml:space="preserve">What happens behind the scenes</w:t>
-      </w:r>
-    </w:p>
-    <w:p>
-      <w:pPr>
-        <w:spacing w:after="120"/>
-      </w:pPr>
-      <w:r>
-        <w:rPr>
-          <w:rFonts w:ascii="Arial" w:cs="Arial" w:eastAsia="Arial" w:hAnsi="Arial"/>
-          <w:sz w:val="21"/>
-          <w:szCs w:val="21"/>
-        </w:rPr>
-        <w:t xml:space="preserve">The shop posts orders to </w:t>
-      </w:r>
-      <w:r>
-        <w:rPr>
-          <w:rFonts w:ascii="Consolas" w:cs="Consolas" w:eastAsia="Consolas" w:hAnsi="Consolas"/>
-          <w:sz w:val="21"/>
-          <w:szCs w:val="21"/>
-        </w:rPr>
-        <w:t xml:space="preserve">POST /api/v1/orders/</w:t>
-      </w:r>
-      <w:r>
-        <w:rPr>
-          <w:rFonts w:ascii="Arial" w:cs="Arial" w:eastAsia="Arial" w:hAnsi="Arial"/>
-          <w:sz w:val="21"/>
-          <w:szCs w:val="21"/>
-        </w:rPr>
-        <w:t xml:space="preserve">, one at a time or up to 500 as </w:t>
-      </w:r>
-      <w:r>
-        <w:rPr>
-          <w:rFonts w:ascii="Consolas" w:cs="Consolas" w:eastAsia="Consolas" w:hAnsi="Consolas"/>
-          <w:sz w:val="21"/>
-          <w:szCs w:val="21"/>
-        </w:rPr>
-        <w:t xml:space="preserve">{"orders": [...]}</w:t>
-      </w:r>
-      <w:r>
-        <w:rPr>
-          <w:rFonts w:ascii="Arial" w:cs="Arial" w:eastAsia="Arial" w:hAnsi="Arial"/>
-          <w:sz w:val="21"/>
-          <w:szCs w:val="21"/>
-        </w:rPr>
-        <w:t xml:space="preserve">. An order sent twice counts once. Every call is in Settings → Integrations' call log.</w:t>
-      </w:r>
-    </w:p>
-    <w:p>
-      <w:pPr>
-        <w:spacing w:after="120"/>
-      </w:pPr>
-      <w:r>
-        <w:rPr>
-          <w:rFonts w:ascii="Arial" w:cs="Arial" w:eastAsia="Arial" w:hAnsi="Arial"/>
-          <w:sz w:val="21"/>
-          <w:szCs w:val="21"/>
-        </w:rPr>
-        <w:t xml:space="preserve">The attribute-orders job runs every five minutes. It waits a minute after an order arrives, so a click still on its way from the sending engine is counted. It then finds the person: the customer id, or whoever CEP emailed at the address or texted at the number in the last 120 days. Credit goes, in this order, to a campaign named by code, the latest click within the click window, the latest open within the open window, then the latest text within the text window. One campaign gets the whole amount (last touch). A refund follows its original order and reduces that campaign's revenue.</w:t>
-      </w:r>
-    </w:p>
-    <w:p>
-      <w:pPr>
-        <w:spacing w:after="120"/>
-      </w:pPr>
-      <w:r>
-        <w:rPr>
-          <w:rFonts w:ascii="Arial" w:cs="Arial" w:eastAsia="Arial" w:hAnsi="Arial"/>
-          <w:sz w:val="21"/>
-          <w:szCs w:val="21"/>
-        </w:rPr>
-        <w:t xml:space="preserve">The job then writes each campaign's actuals: revenue net of refunds, orders, buyers (distinct people, plus orders without a person), delivery cost, contribution (revenue minus cost), ROI (revenue over cost), revenue per delivered message and cost per buyer.</w:t>
-      </w:r>
-    </w:p>
-    <w:p>
-      <w:pPr>
-        <w:pStyle w:val="Heading2"/>
-        <w:spacing w:after="120" w:before="240"/>
-      </w:pPr>
-      <w:r>
-        <w:rPr>
-          <w:rFonts w:ascii="Arial" w:cs="Arial" w:eastAsia="Arial" w:hAnsi="Arial"/>
-        </w:rPr>
-        <w:t xml:space="preserve">Things to know</w:t>
-      </w:r>
-    </w:p>
-    <w:p>
-      <w:pPr>
-        <w:pStyle w:val="ListParagraph"/>
-        <w:numPr>
-          <w:ilvl w:val="0"/>
-          <w:numId w:val="2"/>
-        </w:numPr>
-        <w:spacing w:after="60"/>
-      </w:pPr>
-      <w:r>
-        <w:rPr>
-          <w:rFonts w:ascii="Arial" w:cs="Arial" w:eastAsia="Arial" w:hAnsi="Arial"/>
-          <w:sz w:val="21"/>
-          <w:szCs w:val="21"/>
-        </w:rPr>
-        <w:t xml:space="preserve">Last touch is easy to explain and to check against the shop, but it gives no credit to the campaigns earlier in a person's path.</w:t>
-      </w:r>
-    </w:p>
-    <w:p>
-      <w:pPr>
-        <w:pStyle w:val="ListParagraph"/>
-        <w:numPr>
-          <w:ilvl w:val="0"/>
-          <w:numId w:val="2"/>
-        </w:numPr>
-        <w:spacing w:after="60"/>
-      </w:pPr>
-      <w:r>
-        <w:rPr>
-          <w:rFonts w:ascii="Arial" w:cs="Arial" w:eastAsia="Arial" w:hAnsi="Arial"/>
-          <w:sz w:val="21"/>
-          <w:szCs w:val="21"/>
-        </w:rPr>
-        <w:t xml:space="preserve">Revenue counts on the campaign whenever the order happens, so a campaign's figures grow for as long as its clicks are in the window.</w:t>
-      </w:r>
-    </w:p>
-    <w:p>
-      <w:pPr>
-        <w:pStyle w:val="ListParagraph"/>
-        <w:numPr>
-          <w:ilvl w:val="0"/>
-          <w:numId w:val="2"/>
-        </w:numPr>
-        <w:spacing w:after="60"/>
-      </w:pPr>
-      <w:r>
-        <w:rPr>
-          <w:rFonts w:ascii="Arial" w:cs="Arial" w:eastAsia="Arial" w:hAnsi="Arial"/>
-          <w:sz w:val="21"/>
-          <w:szCs w:val="21"/>
-        </w:rPr>
-        <w:t xml:space="preserve">CEP keeps the amount, the person, the store and the codes of an order, not its items or payment.</w:t>
-      </w:r>
-    </w:p>
-    <w:p>
-      <w:pPr>
-        <w:pStyle w:val="ListParagraph"/>
-        <w:numPr>
-          <w:ilvl w:val="0"/>
-          <w:numId w:val="2"/>
-        </w:numPr>
-        <w:spacing w:after="60"/>
-      </w:pPr>
-      <w:r>
-        <w:rPr>
-          <w:rFonts w:ascii="Arial" w:cs="Arial" w:eastAsia="Arial" w:hAnsi="Arial"/>
-          <w:sz w:val="21"/>
-          <w:szCs w:val="21"/>
-        </w:rPr>
-        <w:t xml:space="preserve">Changing a window applies to new orders. Recalculate applies it to the past.</w:t>
-      </w:r>
-    </w:p>
-    <w:p>
-      <w:r>
-        <w:br w:type="page"/>
-      </w:r>
-    </w:p>
-    <w:p>
-      <w:pPr>
-        <w:pStyle w:val="Heading1"/>
-        <w:spacing w:after="120" w:before="0"/>
-      </w:pPr>
-      <w:r>
-        <w:rPr>
-          <w:rFonts w:ascii="Arial" w:cs="Arial" w:eastAsia="Arial" w:hAnsi="Arial"/>
-        </w:rPr>
-        <w:t xml:space="preserve">Journeys</w:t>
-      </w:r>
-    </w:p>
-    <w:p>
-      <w:pPr>
-        <w:spacing w:after="120"/>
-      </w:pPr>
-      <w:r>
-        <w:rPr>
-          <w:rFonts w:ascii="Arial" w:cs="Arial" w:eastAsia="Arial" w:hAnsi="Arial"/>
-          <w:b/>
-          <w:bCs/>
-          <w:sz w:val="21"/>
-          <w:szCs w:val="21"/>
-        </w:rPr>
-        <w:t xml:space="preserve">Where:</w:t>
-      </w:r>
-      <w:r>
-        <w:rPr>
-          <w:rFonts w:ascii="Arial" w:cs="Arial" w:eastAsia="Arial" w:hAnsi="Arial"/>
-          <w:sz w:val="21"/>
-          <w:szCs w:val="21"/>
-        </w:rPr>
-        <w:t xml:space="preserve"> Journeys, in the main menu. A journey's own page opens from the list.</w:t>
-      </w:r>
-    </w:p>
-    <w:p>
-      <w:pPr>
-        <w:pStyle w:val="Heading2"/>
-        <w:spacing w:after="120" w:before="240"/>
-      </w:pPr>
-      <w:r>
-        <w:rPr>
-          <w:rFonts w:ascii="Arial" w:cs="Arial" w:eastAsia="Arial" w:hAnsi="Arial"/>
-        </w:rPr>
-        <w:t xml:space="preserve">What this page is for</w:t>
-      </w:r>
-    </w:p>
-    <w:p>
-      <w:pPr>
-        <w:spacing w:after="120"/>
-      </w:pPr>
-      <w:r>
-        <w:rPr>
-          <w:rFonts w:ascii="Arial" w:cs="Arial" w:eastAsia="Arial" w:hAnsi="Arial"/>
-          <w:sz w:val="21"/>
-          <w:szCs w:val="21"/>
-        </w:rPr>
-        <w:t xml:space="preserve">A journey follows each customer through a path you draw once: who enters, how long to wait, what to send, which way to go next. A welcome series, an abandoned-cart reminder, a birthday reward or a win-back all run as journeys. Unlike a campaign, which sends once to a list, a journey keeps working: every minute CEP enrols the customers who qualify and moves along those whose next step is due.</w:t>
-      </w:r>
-    </w:p>
-    <w:p>
-      <w:pPr>
-        <w:pStyle w:val="Heading2"/>
-        <w:spacing w:after="120" w:before="240"/>
-      </w:pPr>
-      <w:r>
-        <w:rPr>
-          <w:rFonts w:ascii="Arial" w:cs="Arial" w:eastAsia="Arial" w:hAnsi="Arial"/>
-        </w:rPr>
-        <w:t xml:space="preserve">Who can use it</w:t>
-      </w:r>
-    </w:p>
-    <w:tbl>
-      <w:tblPr>
-        <w:tblW w:type="dxa" w:w="10080"/>
-        <w:tblBorders>
-          <w:top w:val="single" w:color="D9DBE3" w:sz="4"/>
-          <w:left w:val="none"/>
-          <w:bottom w:val="single" w:color="D9DBE3" w:sz="4"/>
-          <w:right w:val="none"/>
-          <w:insideH w:val="single" w:color="E6E8EF" w:sz="4"/>
-          <w:insideV w:val="none"/>
-        </w:tblBorders>
-      </w:tblPr>
-      <w:tblGrid>
-        <w:gridCol w:w="2600"/>
-        <w:gridCol w:w="7480"/>
-      </w:tblGrid>
-      <w:tr>
-        <w:tc>
-          <w:tcPr>
-            <w:tcW w:type="dxa" w:w="2600"/>
-            <w:tcMar>
-              <w:top w:type="dxa" w:w="60"/>
-              <w:left w:type="dxa" w:w="90"/>
-              <w:bottom w:type="dxa" w:w="60"/>
-              <w:right w:type="dxa" w:w="90"/>
-            </w:tcMar>
-          </w:tcPr>
-          <w:p>
-            <w:r>
-              <w:rPr>
-                <w:rFonts w:ascii="Arial" w:cs="Arial" w:eastAsia="Arial" w:hAnsi="Arial"/>
-                <w:sz w:val="19"/>
-                <w:szCs w:val="19"/>
-              </w:rPr>
-              <w:t xml:space="preserve">Journeys · View (</w:t>
-            </w:r>
-            <w:r>
-              <w:rPr>
-                <w:rFonts w:ascii="Consolas" w:cs="Consolas" w:eastAsia="Consolas" w:hAnsi="Consolas"/>
-                <w:sz w:val="19"/>
-                <w:szCs w:val="19"/>
-              </w:rPr>
-              <w:t xml:space="preserve">journey.view</w:t>
-            </w:r>
-            <w:r>
-              <w:rPr>
-                <w:rFonts w:ascii="Arial" w:cs="Arial" w:eastAsia="Arial" w:hAnsi="Arial"/>
-                <w:sz w:val="19"/>
-                <w:szCs w:val="19"/>
-              </w:rPr>
-              <w:t xml:space="preserve">)</w:t>
-            </w:r>
-          </w:p>
-        </w:tc>
-        <w:tc>
-          <w:tcPr>
-            <w:tcW w:type="dxa" w:w="7480"/>
-            <w:tcMar>
-              <w:top w:type="dxa" w:w="60"/>
-              <w:left w:type="dxa" w:w="90"/>
-              <w:bottom w:type="dxa" w:w="60"/>
-              <w:right w:type="dxa" w:w="90"/>
-            </w:tcMar>
-          </w:tcPr>
-          <w:p>
-            <w:r>
-              <w:rPr>
-                <w:rFonts w:ascii="Arial" w:cs="Arial" w:eastAsia="Arial" w:hAnsi="Arial"/>
-                <w:sz w:val="19"/>
-                <w:szCs w:val="19"/>
-              </w:rPr>
-              <w:t xml:space="preserve">See journeys, their steps and their results. Analysts have it.</w:t>
-            </w:r>
-          </w:p>
-        </w:tc>
-      </w:tr>
-      <w:tr>
-        <w:tc>
-          <w:tcPr>
-            <w:tcW w:type="dxa" w:w="2600"/>
-            <w:tcMar>
-              <w:top w:type="dxa" w:w="60"/>
-              <w:left w:type="dxa" w:w="90"/>
-              <w:bottom w:type="dxa" w:w="60"/>
-              <w:right w:type="dxa" w:w="90"/>
-            </w:tcMar>
-          </w:tcPr>
-          <w:p>
-            <w:r>
-              <w:rPr>
-                <w:rFonts w:ascii="Arial" w:cs="Arial" w:eastAsia="Arial" w:hAnsi="Arial"/>
-                <w:sz w:val="19"/>
-                <w:szCs w:val="19"/>
-              </w:rPr>
-              <w:t xml:space="preserve">Journeys · Create and Edit (</w:t>
-            </w:r>
-            <w:r>
-              <w:rPr>
-                <w:rFonts w:ascii="Consolas" w:cs="Consolas" w:eastAsia="Consolas" w:hAnsi="Consolas"/>
-                <w:sz w:val="19"/>
-                <w:szCs w:val="19"/>
-              </w:rPr>
-              <w:t xml:space="preserve">journey.edit</w:t>
-            </w:r>
-            <w:r>
-              <w:rPr>
-                <w:rFonts w:ascii="Arial" w:cs="Arial" w:eastAsia="Arial" w:hAnsi="Arial"/>
-                <w:sz w:val="19"/>
-                <w:szCs w:val="19"/>
-              </w:rPr>
-              <w:t xml:space="preserve">)</w:t>
-            </w:r>
-          </w:p>
-        </w:tc>
-        <w:tc>
-          <w:tcPr>
-            <w:tcW w:type="dxa" w:w="7480"/>
-            <w:tcMar>
-              <w:top w:type="dxa" w:w="60"/>
-              <w:left w:type="dxa" w:w="90"/>
-              <w:bottom w:type="dxa" w:w="60"/>
-              <w:right w:type="dxa" w:w="90"/>
-            </w:tcMar>
-          </w:tcPr>
-          <w:p>
-            <w:r>
-              <w:rPr>
-                <w:rFonts w:ascii="Arial" w:cs="Arial" w:eastAsia="Arial" w:hAnsi="Arial"/>
-                <w:sz w:val="19"/>
-                <w:szCs w:val="19"/>
-              </w:rPr>
-              <w:t xml:space="preserve">Create, build, test publish, duplicate, and archive a journey that is not live.</w:t>
-            </w:r>
-          </w:p>
-        </w:tc>
-      </w:tr>
-      <w:tr>
-        <w:tc>
-          <w:tcPr>
-            <w:tcW w:type="dxa" w:w="2600"/>
-            <w:tcMar>
-              <w:top w:type="dxa" w:w="60"/>
-              <w:left w:type="dxa" w:w="90"/>
-              <w:bottom w:type="dxa" w:w="60"/>
-              <w:right w:type="dxa" w:w="90"/>
-            </w:tcMar>
-          </w:tcPr>
-          <w:p>
-            <w:r>
-              <w:rPr>
-                <w:rFonts w:ascii="Arial" w:cs="Arial" w:eastAsia="Arial" w:hAnsi="Arial"/>
-                <w:sz w:val="19"/>
-                <w:szCs w:val="19"/>
-              </w:rPr>
-              <w:t xml:space="preserve">Journeys · Activate (</w:t>
-            </w:r>
-            <w:r>
-              <w:rPr>
-                <w:rFonts w:ascii="Consolas" w:cs="Consolas" w:eastAsia="Consolas" w:hAnsi="Consolas"/>
-                <w:sz w:val="19"/>
-                <w:szCs w:val="19"/>
-              </w:rPr>
-              <w:t xml:space="preserve">journey.activate</w:t>
-            </w:r>
-            <w:r>
-              <w:rPr>
-                <w:rFonts w:ascii="Arial" w:cs="Arial" w:eastAsia="Arial" w:hAnsi="Arial"/>
-                <w:sz w:val="19"/>
-                <w:szCs w:val="19"/>
-              </w:rPr>
-              <w:t xml:space="preserve">)</w:t>
-            </w:r>
-          </w:p>
-        </w:tc>
-        <w:tc>
-          <w:tcPr>
-            <w:tcW w:type="dxa" w:w="7480"/>
-            <w:tcMar>
-              <w:top w:type="dxa" w:w="60"/>
-              <w:left w:type="dxa" w:w="90"/>
-              <w:bottom w:type="dxa" w:w="60"/>
-              <w:right w:type="dxa" w:w="90"/>
-            </w:tcMar>
-          </w:tcPr>
-          <w:p>
-            <w:r>
-              <w:rPr>
-                <w:rFonts w:ascii="Arial" w:cs="Arial" w:eastAsia="Arial" w:hAnsi="Arial"/>
-                <w:sz w:val="19"/>
-                <w:szCs w:val="19"/>
-              </w:rPr>
-              <w:t xml:space="preserve">Approve a journey to go live now or later, cancel that schedule, pause, resume, and archive a live journey.</w:t>
-            </w:r>
-          </w:p>
-        </w:tc>
-      </w:tr>
-      <w:tr>
-        <w:tc>
-          <w:tcPr>
-            <w:tcW w:type="dxa" w:w="2600"/>
-            <w:tcMar>
-              <w:top w:type="dxa" w:w="60"/>
-              <w:left w:type="dxa" w:w="90"/>
-              <w:bottom w:type="dxa" w:w="60"/>
-              <w:right w:type="dxa" w:w="90"/>
-            </w:tcMar>
-          </w:tcPr>
-          <w:p/>
-        </w:tc>
-        <w:tc>
-          <w:tcPr>
-            <w:tcW w:type="dxa" w:w="7480"/>
-            <w:tcMar>
-              <w:top w:type="dxa" w:w="60"/>
-              <w:left w:type="dxa" w:w="90"/>
-              <w:bottom w:type="dxa" w:w="60"/>
-              <w:right w:type="dxa" w:w="90"/>
-            </w:tcMar>
-          </w:tcPr>
-          <w:p>
-            <w:r>
-              <w:rPr>
-                <w:rFonts w:ascii="Arial" w:cs="Arial" w:eastAsia="Arial" w:hAnsi="Arial"/>
-                <w:sz w:val="19"/>
-                <w:szCs w:val="19"/>
-              </w:rPr>
-              <w:t xml:space="preserve">Workspace Admin has all three. Campaign Manager has none by default: add them in Settings → Roles if the campaign team builds journeys. The workspace needs the Journeys feature (on for every plan unless the platform team turned it off).</w:t>
-            </w:r>
-          </w:p>
-        </w:tc>
-      </w:tr>
-    </w:tbl>
-    <w:p>
-      <w:pPr>
-        <w:spacing w:after="120"/>
-      </w:pPr>
-    </w:p>
-    <w:p>
-      <w:pPr>
-        <w:pStyle w:val="Heading2"/>
-        <w:spacing w:after="120" w:before="240"/>
-      </w:pPr>
-      <w:r>
-        <w:rPr>
-          <w:rFonts w:ascii="Arial" w:cs="Arial" w:eastAsia="Arial" w:hAnsi="Arial"/>
-        </w:rPr>
-        <w:t xml:space="preserve">Before the first journey</w:t>
-      </w:r>
-    </w:p>
-    <w:p>
-      <w:pPr>
-        <w:pStyle w:val="ListParagraph"/>
-        <w:numPr>
-          <w:ilvl w:val="0"/>
-          <w:numId w:val="3"/>
-        </w:numPr>
-        <w:spacing w:after="60"/>
-      </w:pPr>
-      <w:r>
-        <w:rPr>
-          <w:rFonts w:ascii="Arial" w:cs="Arial" w:eastAsia="Arial" w:hAnsi="Arial"/>
-          <w:sz w:val="21"/>
-          <w:szCs w:val="21"/>
-        </w:rPr>
-        <w:t xml:space="preserve">An email engine with a verified default sender (Settings → Sending Engines), and a texting engine if the journey sends texts.</w:t>
-      </w:r>
-    </w:p>
-    <w:p>
-      <w:pPr>
-        <w:pStyle w:val="ListParagraph"/>
-        <w:numPr>
-          <w:ilvl w:val="0"/>
-          <w:numId w:val="3"/>
-        </w:numPr>
-        <w:spacing w:after="60"/>
-      </w:pPr>
-      <w:r>
-        <w:rPr>
-          <w:rFonts w:ascii="Arial" w:cs="Arial" w:eastAsia="Arial" w:hAnsi="Arial"/>
-          <w:sz w:val="21"/>
-          <w:szCs w:val="21"/>
-        </w:rPr>
-        <w:t xml:space="preserve">A </w:t>
-      </w:r>
-      <w:r>
-        <w:rPr>
-          <w:rFonts w:ascii="Arial" w:cs="Arial" w:eastAsia="Arial" w:hAnsi="Arial"/>
-          <w:b/>
-          <w:bCs/>
-          <w:sz w:val="21"/>
-          <w:szCs w:val="21"/>
-        </w:rPr>
-        <w:t xml:space="preserve">published</w:t>
-      </w:r>
-      <w:r>
-        <w:rPr>
-          <w:rFonts w:ascii="Arial" w:cs="Arial" w:eastAsia="Arial" w:hAnsi="Arial"/>
-          <w:sz w:val="21"/>
-          <w:szCs w:val="21"/>
-        </w:rPr>
-        <w:t xml:space="preserve"> template for every message the journey sends. A draft template fails the readiness check.</w:t>
-      </w:r>
-    </w:p>
-    <w:p>
-      <w:pPr>
-        <w:pStyle w:val="ListParagraph"/>
-        <w:numPr>
-          <w:ilvl w:val="0"/>
-          <w:numId w:val="3"/>
-        </w:numPr>
-        <w:spacing w:after="60"/>
-      </w:pPr>
-      <w:r>
-        <w:rPr>
-          <w:rFonts w:ascii="Arial" w:cs="Arial" w:eastAsia="Arial" w:hAnsi="Arial"/>
-          <w:sz w:val="21"/>
-          <w:szCs w:val="21"/>
-        </w:rPr>
-        <w:t xml:space="preserve">A contact list marked as a test list, for the test run.</w:t>
-      </w:r>
-    </w:p>
-    <w:p>
-      <w:pPr>
-        <w:pStyle w:val="ListParagraph"/>
-        <w:numPr>
-          <w:ilvl w:val="0"/>
-          <w:numId w:val="3"/>
-        </w:numPr>
-        <w:spacing w:after="60"/>
-      </w:pPr>
-      <w:r>
-        <w:rPr>
-          <w:rFonts w:ascii="Arial" w:cs="Arial" w:eastAsia="Arial" w:hAnsi="Arial"/>
-          <w:sz w:val="21"/>
-          <w:szCs w:val="21"/>
-        </w:rPr>
-        <w:t xml:space="preserve">For event journeys, the events arriving: purchases come from Attribution; everything else from the shop or the loyalty system (Settings → Events).</w:t>
-      </w:r>
-    </w:p>
-    <w:p>
-      <w:pPr>
-        <w:pStyle w:val="Heading2"/>
-        <w:spacing w:after="120" w:before="240"/>
-      </w:pPr>
-      <w:r>
-        <w:rPr>
-          <w:rFonts w:ascii="Arial" w:cs="Arial" w:eastAsia="Arial" w:hAnsi="Arial"/>
-        </w:rPr>
-        <w:t xml:space="preserve">The statuses</w:t>
+        <w:t xml:space="preserve">What happens to an order, minute by minute</w:t>
       </w:r>
     </w:p>
     <w:tbl>
@@ -48112,7 +47658,7 @@
                 <w:sz w:val="18"/>
                 <w:szCs w:val="18"/>
               </w:rPr>
-              <w:t xml:space="preserve">Status</w:t>
+              <w:t xml:space="preserve">When</w:t>
             </w:r>
           </w:p>
         </w:tc>
@@ -48136,7 +47682,7 @@
                 <w:sz w:val="18"/>
                 <w:szCs w:val="18"/>
               </w:rPr>
-              <w:t xml:space="preserve">Means</w:t>
+              <w:t xml:space="preserve">What you see</w:t>
             </w:r>
           </w:p>
         </w:tc>
@@ -48159,7 +47705,7 @@
                 <w:sz w:val="19"/>
                 <w:szCs w:val="19"/>
               </w:rPr>
-              <w:t xml:space="preserve">Draft</w:t>
+              <w:t xml:space="preserve">The shop posts the order</w:t>
             </w:r>
           </w:p>
         </w:tc>
@@ -48180,7 +47726,7 @@
                 <w:sz w:val="19"/>
                 <w:szCs w:val="19"/>
               </w:rPr>
-              <w:t xml:space="preserve">Being built. Nobody enters.</w:t>
+              <w:t xml:space="preserve">The answer says Accepted, Duplicate (the same order was already received; it counts once) or Rejected with the field at fault. Every call is in Settings → Integrations' call log.</w:t>
             </w:r>
           </w:p>
         </w:tc>
@@ -48203,7 +47749,7 @@
                 <w:sz w:val="19"/>
                 <w:szCs w:val="19"/>
               </w:rPr>
-              <w:t xml:space="preserve">Test</w:t>
+              <w:t xml:space="preserve">Within a minute</w:t>
             </w:r>
           </w:p>
         </w:tc>
@@ -48224,7 +47770,43 @@
                 <w:sz w:val="19"/>
                 <w:szCs w:val="19"/>
               </w:rPr>
-              <w:t xml:space="preserve">The test run went out; waiting for approval.</w:t>
+              <w:t xml:space="preserve">The order is in </w:t>
+            </w:r>
+            <w:r>
+              <w:rPr>
+                <w:rFonts w:ascii="Arial" w:cs="Arial" w:eastAsia="Arial" w:hAnsi="Arial"/>
+                <w:b/>
+                <w:bCs/>
+                <w:sz w:val="19"/>
+                <w:szCs w:val="19"/>
+              </w:rPr>
+              <w:t xml:space="preserve">Latest Orders</w:t>
+            </w:r>
+            <w:r>
+              <w:rPr>
+                <w:rFonts w:ascii="Arial" w:cs="Arial" w:eastAsia="Arial" w:hAnsi="Arial"/>
+                <w:sz w:val="19"/>
+                <w:szCs w:val="19"/>
+              </w:rPr>
+              <w:t xml:space="preserve"> as </w:t>
+            </w:r>
+            <w:r>
+              <w:rPr>
+                <w:rFonts w:ascii="Arial" w:cs="Arial" w:eastAsia="Arial" w:hAnsi="Arial"/>
+                <w:b/>
+                <w:bCs/>
+                <w:sz w:val="19"/>
+                <w:szCs w:val="19"/>
+              </w:rPr>
+              <w:t xml:space="preserve">Waiting</w:t>
+            </w:r>
+            <w:r>
+              <w:rPr>
+                <w:rFonts w:ascii="Arial" w:cs="Arial" w:eastAsia="Arial" w:hAnsi="Arial"/>
+                <w:sz w:val="19"/>
+                <w:szCs w:val="19"/>
+              </w:rPr>
+              <w:t xml:space="preserve">. It also raises a Purchase event (and First Purchase for a customer's first order), so a journey that starts on a purchase enrols the customer within a minute.</w:t>
             </w:r>
           </w:p>
         </w:tc>
@@ -48247,7 +47829,7 @@
                 <w:sz w:val="19"/>
                 <w:szCs w:val="19"/>
               </w:rPr>
-              <w:t xml:space="preserve">Approved</w:t>
+              <w:t xml:space="preserve">One to five minutes later</w:t>
             </w:r>
           </w:p>
         </w:tc>
@@ -48268,7 +47850,43 @@
                 <w:sz w:val="19"/>
                 <w:szCs w:val="19"/>
               </w:rPr>
-              <w:t xml:space="preserve">Approved to go live at a set time; until then you can cancel the schedule.</w:t>
+              <w:t xml:space="preserve">The attribute-orders job credits it: </w:t>
+            </w:r>
+            <w:r>
+              <w:rPr>
+                <w:rFonts w:ascii="Arial" w:cs="Arial" w:eastAsia="Arial" w:hAnsi="Arial"/>
+                <w:b/>
+                <w:bCs/>
+                <w:sz w:val="19"/>
+                <w:szCs w:val="19"/>
+              </w:rPr>
+              <w:t xml:space="preserve">Credited</w:t>
+            </w:r>
+            <w:r>
+              <w:rPr>
+                <w:rFonts w:ascii="Arial" w:cs="Arial" w:eastAsia="Arial" w:hAnsi="Arial"/>
+                <w:sz w:val="19"/>
+                <w:szCs w:val="19"/>
+              </w:rPr>
+              <w:t xml:space="preserve"> with the campaign and how (Campaign Code, Click, Open, Text), or </w:t>
+            </w:r>
+            <w:r>
+              <w:rPr>
+                <w:rFonts w:ascii="Arial" w:cs="Arial" w:eastAsia="Arial" w:hAnsi="Arial"/>
+                <w:b/>
+                <w:bCs/>
+                <w:sz w:val="19"/>
+                <w:szCs w:val="19"/>
+              </w:rPr>
+              <w:t xml:space="preserve">Not Credited</w:t>
+            </w:r>
+            <w:r>
+              <w:rPr>
+                <w:rFonts w:ascii="Arial" w:cs="Arial" w:eastAsia="Arial" w:hAnsi="Arial"/>
+                <w:sz w:val="19"/>
+                <w:szCs w:val="19"/>
+              </w:rPr>
+              <w:t xml:space="preserve"> with the reason. It waits a minute after an order arrives so a click still on its way from the sending engine is counted.</w:t>
             </w:r>
           </w:p>
         </w:tc>
@@ -48291,7 +47909,7 @@
                 <w:sz w:val="19"/>
                 <w:szCs w:val="19"/>
               </w:rPr>
-              <w:t xml:space="preserve">Active</w:t>
+              <w:t xml:space="preserve">Within five minutes</w:t>
             </w:r>
           </w:p>
         </w:tc>
@@ -48312,7 +47930,448 @@
                 <w:sz w:val="19"/>
                 <w:szCs w:val="19"/>
               </w:rPr>
-              <w:t xml:space="preserve">Live: customers enter and move along.</w:t>
+              <w:t xml:space="preserve">The campaign's figures are rewritten: revenue net of refunds, orders, buyers, cost, contribution, ROI. Home, the campaign's page and Reports show them on their next refresh.</w:t>
+            </w:r>
+          </w:p>
+        </w:tc>
+      </w:tr>
+    </w:tbl>
+    <w:p>
+      <w:pPr>
+        <w:spacing w:after="120"/>
+      </w:pPr>
+    </w:p>
+    <w:p>
+      <w:pPr>
+        <w:pStyle w:val="Heading3"/>
+        <w:spacing w:after="120" w:before="240"/>
+      </w:pPr>
+      <w:r>
+        <w:rPr>
+          <w:rFonts w:ascii="Arial" w:cs="Arial" w:eastAsia="Arial" w:hAnsi="Arial"/>
+        </w:rPr>
+        <w:t xml:space="preserve">Check that it works: one test order</w:t>
+      </w:r>
+    </w:p>
+    <w:p>
+      <w:pPr>
+        <w:pStyle w:val="ListParagraph"/>
+        <w:numPr>
+          <w:ilvl w:val="0"/>
+          <w:numId w:val="3"/>
+        </w:numPr>
+        <w:spacing w:after="60"/>
+      </w:pPr>
+      <w:r>
+        <w:rPr>
+          <w:rFonts w:ascii="Arial" w:cs="Arial" w:eastAsia="Arial" w:hAnsi="Arial"/>
+          <w:sz w:val="21"/>
+          <w:szCs w:val="21"/>
+        </w:rPr>
+        <w:t xml:space="preserve">Pick a customer you emailed recently who clicked the email (your own test address is best).</w:t>
+      </w:r>
+    </w:p>
+    <w:p>
+      <w:pPr>
+        <w:pStyle w:val="ListParagraph"/>
+        <w:numPr>
+          <w:ilvl w:val="0"/>
+          <w:numId w:val="3"/>
+        </w:numPr>
+        <w:spacing w:after="60"/>
+      </w:pPr>
+      <w:r>
+        <w:rPr>
+          <w:rFonts w:ascii="Arial" w:cs="Arial" w:eastAsia="Arial" w:hAnsi="Arial"/>
+          <w:sz w:val="21"/>
+          <w:szCs w:val="21"/>
+        </w:rPr>
+        <w:t xml:space="preserve">Post one order for them with the shop's key, using their email address and a small amount, for example with Postman or curl.</w:t>
+      </w:r>
+    </w:p>
+    <w:p>
+      <w:pPr>
+        <w:pStyle w:val="ListParagraph"/>
+        <w:numPr>
+          <w:ilvl w:val="0"/>
+          <w:numId w:val="3"/>
+        </w:numPr>
+        <w:spacing w:after="60"/>
+      </w:pPr>
+      <w:r>
+        <w:rPr>
+          <w:rFonts w:ascii="Arial" w:cs="Arial" w:eastAsia="Arial" w:hAnsi="Arial"/>
+          <w:sz w:val="21"/>
+          <w:szCs w:val="21"/>
+        </w:rPr>
+        <w:t xml:space="preserve">Within a minute it is in </w:t>
+      </w:r>
+      <w:r>
+        <w:rPr>
+          <w:rFonts w:ascii="Arial" w:cs="Arial" w:eastAsia="Arial" w:hAnsi="Arial"/>
+          <w:b/>
+          <w:bCs/>
+          <w:sz w:val="21"/>
+          <w:szCs w:val="21"/>
+        </w:rPr>
+        <w:t xml:space="preserve">Latest Orders</w:t>
+      </w:r>
+      <w:r>
+        <w:rPr>
+          <w:rFonts w:ascii="Arial" w:cs="Arial" w:eastAsia="Arial" w:hAnsi="Arial"/>
+          <w:sz w:val="21"/>
+          <w:szCs w:val="21"/>
+        </w:rPr>
+        <w:t xml:space="preserve"> as Waiting; within five it reads </w:t>
+      </w:r>
+      <w:r>
+        <w:rPr>
+          <w:rFonts w:ascii="Arial" w:cs="Arial" w:eastAsia="Arial" w:hAnsi="Arial"/>
+          <w:b/>
+          <w:bCs/>
+          <w:sz w:val="21"/>
+          <w:szCs w:val="21"/>
+        </w:rPr>
+        <w:t xml:space="preserve">Credited</w:t>
+      </w:r>
+      <w:r>
+        <w:rPr>
+          <w:rFonts w:ascii="Arial" w:cs="Arial" w:eastAsia="Arial" w:hAnsi="Arial"/>
+          <w:sz w:val="21"/>
+          <w:szCs w:val="21"/>
+        </w:rPr>
+        <w:t xml:space="preserve"> with that campaign and </w:t>
+      </w:r>
+      <w:r>
+        <w:rPr>
+          <w:rFonts w:ascii="Arial" w:cs="Arial" w:eastAsia="Arial" w:hAnsi="Arial"/>
+          <w:b/>
+          <w:bCs/>
+          <w:sz w:val="21"/>
+          <w:szCs w:val="21"/>
+        </w:rPr>
+        <w:t xml:space="preserve">Click</w:t>
+      </w:r>
+      <w:r>
+        <w:rPr>
+          <w:rFonts w:ascii="Arial" w:cs="Arial" w:eastAsia="Arial" w:hAnsi="Arial"/>
+          <w:sz w:val="21"/>
+          <w:szCs w:val="21"/>
+        </w:rPr>
+        <w:t xml:space="preserve">.</w:t>
+      </w:r>
+    </w:p>
+    <w:p>
+      <w:pPr>
+        <w:pStyle w:val="ListParagraph"/>
+        <w:numPr>
+          <w:ilvl w:val="0"/>
+          <w:numId w:val="3"/>
+        </w:numPr>
+        <w:spacing w:after="60"/>
+      </w:pPr>
+      <w:r>
+        <w:rPr>
+          <w:rFonts w:ascii="Arial" w:cs="Arial" w:eastAsia="Arial" w:hAnsi="Arial"/>
+          <w:sz w:val="21"/>
+          <w:szCs w:val="21"/>
+        </w:rPr>
+        <w:t xml:space="preserve">Open the campaign: its revenue now includes the amount. Home's Attributed Revenue includes it too.</w:t>
+      </w:r>
+    </w:p>
+    <w:p>
+      <w:pPr>
+        <w:pStyle w:val="ListParagraph"/>
+        <w:numPr>
+          <w:ilvl w:val="0"/>
+          <w:numId w:val="3"/>
+        </w:numPr>
+        <w:spacing w:after="60"/>
+      </w:pPr>
+      <w:r>
+        <w:rPr>
+          <w:rFonts w:ascii="Arial" w:cs="Arial" w:eastAsia="Arial" w:hAnsi="Arial"/>
+          <w:sz w:val="21"/>
+          <w:szCs w:val="21"/>
+        </w:rPr>
+        <w:t xml:space="preserve">Post the same order again: the answer says Duplicate, and nothing is counted twice. To remove the test amount, post a refund for it (</w:t>
+      </w:r>
+      <w:r>
+        <w:rPr>
+          <w:rFonts w:ascii="Consolas" w:cs="Consolas" w:eastAsia="Consolas" w:hAnsi="Consolas"/>
+          <w:sz w:val="21"/>
+          <w:szCs w:val="21"/>
+        </w:rPr>
+        <w:t xml:space="preserve">"type": "REFUND"</w:t>
+      </w:r>
+      <w:r>
+        <w:rPr>
+          <w:rFonts w:ascii="Arial" w:cs="Arial" w:eastAsia="Arial" w:hAnsi="Arial"/>
+          <w:sz w:val="21"/>
+          <w:szCs w:val="21"/>
+        </w:rPr>
+        <w:t xml:space="preserve">, </w:t>
+      </w:r>
+      <w:r>
+        <w:rPr>
+          <w:rFonts w:ascii="Consolas" w:cs="Consolas" w:eastAsia="Consolas" w:hAnsi="Consolas"/>
+          <w:sz w:val="21"/>
+          <w:szCs w:val="21"/>
+        </w:rPr>
+        <w:t xml:space="preserve">original_order_id</w:t>
+      </w:r>
+      <w:r>
+        <w:rPr>
+          <w:rFonts w:ascii="Arial" w:cs="Arial" w:eastAsia="Arial" w:hAnsi="Arial"/>
+          <w:sz w:val="21"/>
+          <w:szCs w:val="21"/>
+        </w:rPr>
+        <w:t xml:space="preserve">).</w:t>
+      </w:r>
+    </w:p>
+    <w:p>
+      <w:pPr>
+        <w:pStyle w:val="Heading3"/>
+        <w:spacing w:after="120" w:before="240"/>
+      </w:pPr>
+      <w:r>
+        <w:rPr>
+          <w:rFonts w:ascii="Arial" w:cs="Arial" w:eastAsia="Arial" w:hAnsi="Arial"/>
+        </w:rPr>
+        <w:t xml:space="preserve">Watch the orders as they come in</w:t>
+      </w:r>
+    </w:p>
+    <w:p>
+      <w:pPr>
+        <w:spacing w:after="120"/>
+      </w:pPr>
+      <w:r>
+        <w:rPr>
+          <w:rFonts w:ascii="Arial" w:cs="Arial" w:eastAsia="Arial" w:hAnsi="Arial"/>
+          <w:b/>
+          <w:bCs/>
+          <w:sz w:val="21"/>
+          <w:szCs w:val="21"/>
+        </w:rPr>
+        <w:t xml:space="preserve">Latest Orders</w:t>
+      </w:r>
+      <w:r>
+        <w:rPr>
+          <w:rFonts w:ascii="Arial" w:cs="Arial" w:eastAsia="Arial" w:hAnsi="Arial"/>
+          <w:sz w:val="21"/>
+          <w:szCs w:val="21"/>
+        </w:rPr>
+        <w:t xml:space="preserve"> shows the newest 50: when, the order, the amount, and the campaign credited with how, or why none. Filter </w:t>
+      </w:r>
+      <w:r>
+        <w:rPr>
+          <w:rFonts w:ascii="Arial" w:cs="Arial" w:eastAsia="Arial" w:hAnsi="Arial"/>
+          <w:b/>
+          <w:bCs/>
+          <w:sz w:val="21"/>
+          <w:szCs w:val="21"/>
+        </w:rPr>
+        <w:t xml:space="preserve">State</w:t>
+      </w:r>
+      <w:r>
+        <w:rPr>
+          <w:rFonts w:ascii="Arial" w:cs="Arial" w:eastAsia="Arial" w:hAnsi="Arial"/>
+          <w:sz w:val="21"/>
+          <w:szCs w:val="21"/>
+        </w:rPr>
+        <w:t xml:space="preserve"> by </w:t>
+      </w:r>
+      <w:r>
+        <w:rPr>
+          <w:rFonts w:ascii="Arial" w:cs="Arial" w:eastAsia="Arial" w:hAnsi="Arial"/>
+          <w:b/>
+          <w:bCs/>
+          <w:sz w:val="21"/>
+          <w:szCs w:val="21"/>
+        </w:rPr>
+        <w:t xml:space="preserve">Credited</w:t>
+      </w:r>
+      <w:r>
+        <w:rPr>
+          <w:rFonts w:ascii="Arial" w:cs="Arial" w:eastAsia="Arial" w:hAnsi="Arial"/>
+          <w:sz w:val="21"/>
+          <w:szCs w:val="21"/>
+        </w:rPr>
+        <w:t xml:space="preserve">, </w:t>
+      </w:r>
+      <w:r>
+        <w:rPr>
+          <w:rFonts w:ascii="Arial" w:cs="Arial" w:eastAsia="Arial" w:hAnsi="Arial"/>
+          <w:b/>
+          <w:bCs/>
+          <w:sz w:val="21"/>
+          <w:szCs w:val="21"/>
+        </w:rPr>
+        <w:t xml:space="preserve">Not Credited</w:t>
+      </w:r>
+      <w:r>
+        <w:rPr>
+          <w:rFonts w:ascii="Arial" w:cs="Arial" w:eastAsia="Arial" w:hAnsi="Arial"/>
+          <w:sz w:val="21"/>
+          <w:szCs w:val="21"/>
+        </w:rPr>
+        <w:t xml:space="preserve"> or </w:t>
+      </w:r>
+      <w:r>
+        <w:rPr>
+          <w:rFonts w:ascii="Arial" w:cs="Arial" w:eastAsia="Arial" w:hAnsi="Arial"/>
+          <w:b/>
+          <w:bCs/>
+          <w:sz w:val="21"/>
+          <w:szCs w:val="21"/>
+        </w:rPr>
+        <w:t xml:space="preserve">Waiting</w:t>
+      </w:r>
+      <w:r>
+        <w:rPr>
+          <w:rFonts w:ascii="Arial" w:cs="Arial" w:eastAsia="Arial" w:hAnsi="Arial"/>
+          <w:sz w:val="21"/>
+          <w:szCs w:val="21"/>
+        </w:rPr>
+        <w:t xml:space="preserve">; </w:t>
+      </w:r>
+      <w:r>
+        <w:rPr>
+          <w:rFonts w:ascii="Arial" w:cs="Arial" w:eastAsia="Arial" w:hAnsi="Arial"/>
+          <w:b/>
+          <w:bCs/>
+          <w:sz w:val="21"/>
+          <w:szCs w:val="21"/>
+        </w:rPr>
+        <w:t xml:space="preserve">Search</w:t>
+      </w:r>
+      <w:r>
+        <w:rPr>
+          <w:rFonts w:ascii="Arial" w:cs="Arial" w:eastAsia="Arial" w:hAnsi="Arial"/>
+          <w:sz w:val="21"/>
+          <w:szCs w:val="21"/>
+        </w:rPr>
+        <w:t xml:space="preserve"> by order, email or campaign.</w:t>
+      </w:r>
+    </w:p>
+    <w:p>
+      <w:pPr>
+        <w:spacing w:after="120"/>
+      </w:pPr>
+      <w:r>
+        <w:rPr>
+          <w:rFonts w:ascii="Arial" w:cs="Arial" w:eastAsia="Arial" w:hAnsi="Arial"/>
+          <w:b/>
+          <w:bCs/>
+          <w:sz w:val="21"/>
+          <w:szCs w:val="21"/>
+        </w:rPr>
+        <w:t xml:space="preserve">Last 30 Days</w:t>
+      </w:r>
+      <w:r>
+        <w:rPr>
+          <w:rFonts w:ascii="Arial" w:cs="Arial" w:eastAsia="Arial" w:hAnsi="Arial"/>
+          <w:sz w:val="21"/>
+          <w:szCs w:val="21"/>
+        </w:rPr>
+        <w:t xml:space="preserve"> sums them up: orders, revenue net of refunds, the revenue credited and the share of orders credited, orders not credited and waiting, credit by Campaign Code, Click, Open and Text, and the </w:t>
+      </w:r>
+      <w:r>
+        <w:rPr>
+          <w:rFonts w:ascii="Arial" w:cs="Arial" w:eastAsia="Arial" w:hAnsi="Arial"/>
+          <w:b/>
+          <w:bCs/>
+          <w:sz w:val="21"/>
+          <w:szCs w:val="21"/>
+        </w:rPr>
+        <w:t xml:space="preserve">Top Campaigns</w:t>
+      </w:r>
+      <w:r>
+        <w:rPr>
+          <w:rFonts w:ascii="Arial" w:cs="Arial" w:eastAsia="Arial" w:hAnsi="Arial"/>
+          <w:sz w:val="21"/>
+          <w:szCs w:val="21"/>
+        </w:rPr>
+        <w:t xml:space="preserve">.</w:t>
+      </w:r>
+    </w:p>
+    <w:p>
+      <w:pPr>
+        <w:pStyle w:val="Heading3"/>
+        <w:spacing w:after="120" w:before="240"/>
+      </w:pPr>
+      <w:r>
+        <w:rPr>
+          <w:rFonts w:ascii="Arial" w:cs="Arial" w:eastAsia="Arial" w:hAnsi="Arial"/>
+        </w:rPr>
+        <w:t xml:space="preserve">Read the results</w:t>
+      </w:r>
+    </w:p>
+    <w:tbl>
+      <w:tblPr>
+        <w:tblW w:type="dxa" w:w="10080"/>
+        <w:tblBorders>
+          <w:top w:val="single" w:color="D9DBE3" w:sz="4"/>
+          <w:left w:val="none"/>
+          <w:bottom w:val="single" w:color="D9DBE3" w:sz="4"/>
+          <w:right w:val="none"/>
+          <w:insideH w:val="single" w:color="E6E8EF" w:sz="4"/>
+          <w:insideV w:val="none"/>
+        </w:tblBorders>
+      </w:tblPr>
+      <w:tblGrid>
+        <w:gridCol w:w="2600"/>
+        <w:gridCol w:w="7480"/>
+      </w:tblGrid>
+      <w:tr>
+        <w:trPr>
+          <w:tblHeader/>
+        </w:trPr>
+        <w:tc>
+          <w:tcPr>
+            <w:tcW w:type="dxa" w:w="2600"/>
+            <w:shd w:fill="EEEFF5" w:color="auto" w:val="clear"/>
+            <w:tcMar>
+              <w:top w:type="dxa" w:w="60"/>
+              <w:left w:type="dxa" w:w="90"/>
+              <w:bottom w:type="dxa" w:w="60"/>
+              <w:right w:type="dxa" w:w="90"/>
+            </w:tcMar>
+          </w:tcPr>
+          <w:p>
+            <w:r>
+              <w:rPr>
+                <w:rFonts w:ascii="Arial" w:cs="Arial" w:eastAsia="Arial" w:hAnsi="Arial"/>
+                <w:b/>
+                <w:bCs/>
+                <w:sz w:val="18"/>
+                <w:szCs w:val="18"/>
+              </w:rPr>
+              <w:t xml:space="preserve">Where</w:t>
+            </w:r>
+          </w:p>
+        </w:tc>
+        <w:tc>
+          <w:tcPr>
+            <w:tcW w:type="dxa" w:w="7480"/>
+            <w:shd w:fill="EEEFF5" w:color="auto" w:val="clear"/>
+            <w:tcMar>
+              <w:top w:type="dxa" w:w="60"/>
+              <w:left w:type="dxa" w:w="90"/>
+              <w:bottom w:type="dxa" w:w="60"/>
+              <w:right w:type="dxa" w:w="90"/>
+            </w:tcMar>
+          </w:tcPr>
+          <w:p>
+            <w:r>
+              <w:rPr>
+                <w:rFonts w:ascii="Arial" w:cs="Arial" w:eastAsia="Arial" w:hAnsi="Arial"/>
+                <w:b/>
+                <w:bCs/>
+                <w:sz w:val="18"/>
+                <w:szCs w:val="18"/>
+              </w:rPr>
+              <w:t xml:space="preserve">What it shows</w:t>
             </w:r>
           </w:p>
         </w:tc>
@@ -48335,7 +48394,7 @@
                 <w:sz w:val="19"/>
                 <w:szCs w:val="19"/>
               </w:rPr>
-              <w:t xml:space="preserve">Paused</w:t>
+              <w:t xml:space="preserve">Home</w:t>
             </w:r>
           </w:p>
         </w:tc>
@@ -48356,7 +48415,7 @@
                 <w:sz w:val="19"/>
                 <w:szCs w:val="19"/>
               </w:rPr>
-              <w:t xml:space="preserve">Nobody new enters and nobody moves; everyone stays where they are until it resumes.</w:t>
+              <w:t xml:space="preserve">Attributed Revenue, Campaign ROI (revenue per $1 spent), Marketing Performance (attributed revenue and campaign cost per day or week, with the target pace), Top Campaigns.</w:t>
             </w:r>
           </w:p>
         </w:tc>
@@ -48379,7 +48438,7 @@
                 <w:sz w:val="19"/>
                 <w:szCs w:val="19"/>
               </w:rPr>
-              <w:t xml:space="preserve">Archived</w:t>
+              <w:t xml:space="preserve">A campaign's page</w:t>
             </w:r>
           </w:p>
         </w:tc>
@@ -48400,7 +48459,139 @@
                 <w:sz w:val="19"/>
                 <w:szCs w:val="19"/>
               </w:rPr>
-              <w:t xml:space="preserve">Ended for good. Its figures and history stay readable.</w:t>
+              <w:t xml:space="preserve">Its Revenue and Conversions, against the targets set in its setup.</w:t>
+            </w:r>
+          </w:p>
+        </w:tc>
+      </w:tr>
+      <w:tr>
+        <w:tc>
+          <w:tcPr>
+            <w:tcW w:type="dxa" w:w="2600"/>
+            <w:tcMar>
+              <w:top w:type="dxa" w:w="60"/>
+              <w:left w:type="dxa" w:w="90"/>
+              <w:bottom w:type="dxa" w:w="60"/>
+              <w:right w:type="dxa" w:w="90"/>
+            </w:tcMar>
+          </w:tcPr>
+          <w:p>
+            <w:r>
+              <w:rPr>
+                <w:rFonts w:ascii="Arial" w:cs="Arial" w:eastAsia="Arial" w:hAnsi="Arial"/>
+                <w:sz w:val="19"/>
+                <w:szCs w:val="19"/>
+              </w:rPr>
+              <w:t xml:space="preserve">Reports</w:t>
+            </w:r>
+          </w:p>
+        </w:tc>
+        <w:tc>
+          <w:tcPr>
+            <w:tcW w:type="dxa" w:w="7480"/>
+            <w:tcMar>
+              <w:top w:type="dxa" w:w="60"/>
+              <w:left w:type="dxa" w:w="90"/>
+              <w:bottom w:type="dxa" w:w="60"/>
+              <w:right w:type="dxa" w:w="90"/>
+            </w:tcMar>
+          </w:tcPr>
+          <w:p>
+            <w:r>
+              <w:rPr>
+                <w:rFonts w:ascii="Arial" w:cs="Arial" w:eastAsia="Arial" w:hAnsi="Arial"/>
+                <w:sz w:val="19"/>
+                <w:szCs w:val="19"/>
+              </w:rPr>
+              <w:t xml:space="preserve">The revenue column per campaign.</w:t>
+            </w:r>
+          </w:p>
+        </w:tc>
+      </w:tr>
+      <w:tr>
+        <w:tc>
+          <w:tcPr>
+            <w:tcW w:type="dxa" w:w="2600"/>
+            <w:tcMar>
+              <w:top w:type="dxa" w:w="60"/>
+              <w:left w:type="dxa" w:w="90"/>
+              <w:bottom w:type="dxa" w:w="60"/>
+              <w:right w:type="dxa" w:w="90"/>
+            </w:tcMar>
+          </w:tcPr>
+          <w:p>
+            <w:r>
+              <w:rPr>
+                <w:rFonts w:ascii="Arial" w:cs="Arial" w:eastAsia="Arial" w:hAnsi="Arial"/>
+                <w:sz w:val="19"/>
+                <w:szCs w:val="19"/>
+              </w:rPr>
+              <w:t xml:space="preserve">E-Receipts on Home</w:t>
+            </w:r>
+          </w:p>
+        </w:tc>
+        <w:tc>
+          <w:tcPr>
+            <w:tcW w:type="dxa" w:w="7480"/>
+            <w:tcMar>
+              <w:top w:type="dxa" w:w="60"/>
+              <w:left w:type="dxa" w:w="90"/>
+              <w:bottom w:type="dxa" w:w="60"/>
+              <w:right w:type="dxa" w:w="90"/>
+            </w:tcMar>
+          </w:tcPr>
+          <w:p>
+            <w:r>
+              <w:rPr>
+                <w:rFonts w:ascii="Arial" w:cs="Arial" w:eastAsia="Arial" w:hAnsi="Arial"/>
+                <w:sz w:val="19"/>
+                <w:szCs w:val="19"/>
+              </w:rPr>
+              <w:t xml:space="preserve">Revenue from Receipt Offers (store sales credited to e-receipt campaigns).</w:t>
+            </w:r>
+          </w:p>
+        </w:tc>
+      </w:tr>
+      <w:tr>
+        <w:tc>
+          <w:tcPr>
+            <w:tcW w:type="dxa" w:w="2600"/>
+            <w:tcMar>
+              <w:top w:type="dxa" w:w="60"/>
+              <w:left w:type="dxa" w:w="90"/>
+              <w:bottom w:type="dxa" w:w="60"/>
+              <w:right w:type="dxa" w:w="90"/>
+            </w:tcMar>
+          </w:tcPr>
+          <w:p>
+            <w:r>
+              <w:rPr>
+                <w:rFonts w:ascii="Arial" w:cs="Arial" w:eastAsia="Arial" w:hAnsi="Arial"/>
+                <w:sz w:val="19"/>
+                <w:szCs w:val="19"/>
+              </w:rPr>
+              <w:t xml:space="preserve">Journeys</w:t>
+            </w:r>
+          </w:p>
+        </w:tc>
+        <w:tc>
+          <w:tcPr>
+            <w:tcW w:type="dxa" w:w="7480"/>
+            <w:tcMar>
+              <w:top w:type="dxa" w:w="60"/>
+              <w:left w:type="dxa" w:w="90"/>
+              <w:bottom w:type="dxa" w:w="60"/>
+              <w:right w:type="dxa" w:w="90"/>
+            </w:tcMar>
+          </w:tcPr>
+          <w:p>
+            <w:r>
+              <w:rPr>
+                <w:rFonts w:ascii="Arial" w:cs="Arial" w:eastAsia="Arial" w:hAnsi="Arial"/>
+                <w:sz w:val="19"/>
+                <w:szCs w:val="19"/>
+              </w:rPr>
+              <w:t xml:space="preserve">Purchase and First Purchase events start journeys and answer a Condition's "Made a Purchase".</w:t>
             </w:r>
           </w:p>
         </w:tc>
@@ -48413,6 +48604,180 @@
     </w:p>
     <w:p>
       <w:pPr>
+        <w:pStyle w:val="Heading3"/>
+        <w:spacing w:after="120" w:before="240"/>
+      </w:pPr>
+      <w:r>
+        <w:rPr>
+          <w:rFonts w:ascii="Arial" w:cs="Arial" w:eastAsia="Arial" w:hAnsi="Arial"/>
+        </w:rPr>
+        <w:t xml:space="preserve">Day-to-day tasks</w:t>
+      </w:r>
+    </w:p>
+    <w:p>
+      <w:pPr>
+        <w:spacing w:after="120"/>
+      </w:pPr>
+      <w:r>
+        <w:rPr>
+          <w:rFonts w:ascii="Arial" w:cs="Arial" w:eastAsia="Arial" w:hAnsi="Arial"/>
+          <w:b/>
+          <w:bCs/>
+          <w:sz w:val="21"/>
+          <w:szCs w:val="21"/>
+        </w:rPr>
+        <w:t xml:space="preserve">Credit a promotion outright.</w:t>
+      </w:r>
+      <w:r>
+        <w:rPr>
+          <w:rFonts w:ascii="Arial" w:cs="Arial" w:eastAsia="Arial" w:hAnsi="Arial"/>
+          <w:sz w:val="21"/>
+          <w:szCs w:val="21"/>
+        </w:rPr>
+        <w:t xml:space="preserve"> Give the campaign's code (on the campaign's page) to the shop as the coupon, or have the shop send it as </w:t>
+      </w:r>
+      <w:r>
+        <w:rPr>
+          <w:rFonts w:ascii="Consolas" w:cs="Consolas" w:eastAsia="Consolas" w:hAnsi="Consolas"/>
+          <w:sz w:val="21"/>
+          <w:szCs w:val="21"/>
+        </w:rPr>
+        <w:t xml:space="preserve">campaign_code</w:t>
+      </w:r>
+      <w:r>
+        <w:rPr>
+          <w:rFonts w:ascii="Arial" w:cs="Arial" w:eastAsia="Arial" w:hAnsi="Arial"/>
+          <w:sz w:val="21"/>
+          <w:szCs w:val="21"/>
+        </w:rPr>
+        <w:t xml:space="preserve">. An order carrying it is credited to that campaign whatever the customer clicked.</w:t>
+      </w:r>
+    </w:p>
+    <w:p>
+      <w:pPr>
+        <w:spacing w:after="120"/>
+      </w:pPr>
+      <w:r>
+        <w:rPr>
+          <w:rFonts w:ascii="Arial" w:cs="Arial" w:eastAsia="Arial" w:hAnsi="Arial"/>
+          <w:b/>
+          <w:bCs/>
+          <w:sz w:val="21"/>
+          <w:szCs w:val="21"/>
+        </w:rPr>
+        <w:t xml:space="preserve">Find out why an order earned nothing.</w:t>
+      </w:r>
+      <w:r>
+        <w:rPr>
+          <w:rFonts w:ascii="Arial" w:cs="Arial" w:eastAsia="Arial" w:hAnsi="Arial"/>
+          <w:sz w:val="21"/>
+          <w:szCs w:val="21"/>
+        </w:rPr>
+        <w:t xml:space="preserve"> Latest Orders → State: </w:t>
+      </w:r>
+      <w:r>
+        <w:rPr>
+          <w:rFonts w:ascii="Arial" w:cs="Arial" w:eastAsia="Arial" w:hAnsi="Arial"/>
+          <w:b/>
+          <w:bCs/>
+          <w:sz w:val="21"/>
+          <w:szCs w:val="21"/>
+        </w:rPr>
+        <w:t xml:space="preserve">Not Credited</w:t>
+      </w:r>
+      <w:r>
+        <w:rPr>
+          <w:rFonts w:ascii="Arial" w:cs="Arial" w:eastAsia="Arial" w:hAnsi="Arial"/>
+          <w:sz w:val="21"/>
+          <w:szCs w:val="21"/>
+        </w:rPr>
+        <w:t xml:space="preserve">. The reason is under each order: no customer CEP knows, no click, open or text within the windows, or a refund whose order was not credited.</w:t>
+      </w:r>
+    </w:p>
+    <w:p>
+      <w:pPr>
+        <w:spacing w:after="120"/>
+      </w:pPr>
+      <w:r>
+        <w:rPr>
+          <w:rFonts w:ascii="Arial" w:cs="Arial" w:eastAsia="Arial" w:hAnsi="Arial"/>
+          <w:b/>
+          <w:bCs/>
+          <w:sz w:val="21"/>
+          <w:szCs w:val="21"/>
+        </w:rPr>
+        <w:t xml:space="preserve">Change a window.</w:t>
+      </w:r>
+      <w:r>
+        <w:rPr>
+          <w:rFonts w:ascii="Arial" w:cs="Arial" w:eastAsia="Arial" w:hAnsi="Arial"/>
+          <w:sz w:val="21"/>
+          <w:szCs w:val="21"/>
+        </w:rPr>
+        <w:t xml:space="preserve"> It applies to new orders. </w:t>
+      </w:r>
+      <w:r>
+        <w:rPr>
+          <w:rFonts w:ascii="Arial" w:cs="Arial" w:eastAsia="Arial" w:hAnsi="Arial"/>
+          <w:b/>
+          <w:bCs/>
+          <w:sz w:val="21"/>
+          <w:szCs w:val="21"/>
+        </w:rPr>
+        <w:t xml:space="preserve">Recalculate</w:t>
+      </w:r>
+      <w:r>
+        <w:rPr>
+          <w:rFonts w:ascii="Arial" w:cs="Arial" w:eastAsia="Arial" w:hAnsi="Arial"/>
+          <w:sz w:val="21"/>
+          <w:szCs w:val="21"/>
+        </w:rPr>
+        <w:t xml:space="preserve"> (in Last 30 Days) judges the last 400 days of orders again under the current windows and rewrites every campaign's figures.</w:t>
+      </w:r>
+    </w:p>
+    <w:p>
+      <w:pPr>
+        <w:spacing w:after="120"/>
+      </w:pPr>
+      <w:r>
+        <w:rPr>
+          <w:rFonts w:ascii="Arial" w:cs="Arial" w:eastAsia="Arial" w:hAnsi="Arial"/>
+          <w:b/>
+          <w:bCs/>
+          <w:sz w:val="21"/>
+          <w:szCs w:val="21"/>
+        </w:rPr>
+        <w:t xml:space="preserve">Stop counting.</w:t>
+      </w:r>
+      <w:r>
+        <w:rPr>
+          <w:rFonts w:ascii="Arial" w:cs="Arial" w:eastAsia="Arial" w:hAnsi="Arial"/>
+          <w:sz w:val="21"/>
+          <w:szCs w:val="21"/>
+        </w:rPr>
+        <w:t xml:space="preserve"> Switch Attribution off. New orders are refused (409) and revenue reads </w:t>
+      </w:r>
+      <w:r>
+        <w:rPr>
+          <w:rFonts w:ascii="Arial" w:cs="Arial" w:eastAsia="Arial" w:hAnsi="Arial"/>
+          <w:i/>
+          <w:iCs/>
+          <w:sz w:val="21"/>
+          <w:szCs w:val="21"/>
+        </w:rPr>
+        <w:t xml:space="preserve">Not Set Up</w:t>
+      </w:r>
+      <w:r>
+        <w:rPr>
+          <w:rFonts w:ascii="Arial" w:cs="Arial" w:eastAsia="Arial" w:hAnsi="Arial"/>
+          <w:sz w:val="21"/>
+          <w:szCs w:val="21"/>
+        </w:rPr>
+        <w:t xml:space="preserve"> again; orders already received are kept.</w:t>
+      </w:r>
+    </w:p>
+    <w:p>
+      <w:pPr>
         <w:pStyle w:val="Heading2"/>
         <w:spacing w:after="120" w:before="240"/>
       </w:pPr>
@@ -48420,7 +48785,7 @@
         <w:rPr>
           <w:rFonts w:ascii="Arial" w:cs="Arial" w:eastAsia="Arial" w:hAnsi="Arial"/>
         </w:rPr>
-        <w:t xml:space="preserve">Start a journey</w:t>
+        <w:t xml:space="preserve">What happens behind the scenes</w:t>
       </w:r>
     </w:p>
     <w:p>
@@ -48433,8 +48798,114 @@
           <w:sz w:val="21"/>
           <w:szCs w:val="21"/>
         </w:rPr>
-        <w:t xml:space="preserve">On the Journeys page, choose </w:t>
-      </w:r>
+        <w:t xml:space="preserve">The attribute-orders job runs every five minutes. It finds the customer: the customer id, or whoever CEP emailed at the address or texted at the number in the last 120 days. It credits the order as above, then writes each campaign's actuals: revenue net of refunds, orders, buyers (distinct people, plus orders without a person), delivery cost, contribution (revenue minus cost), ROI (revenue over cost), revenue per delivered message and cost per buyer.</w:t>
+      </w:r>
+    </w:p>
+    <w:p>
+      <w:pPr>
+        <w:pStyle w:val="Heading2"/>
+        <w:spacing w:after="120" w:before="240"/>
+      </w:pPr>
+      <w:r>
+        <w:rPr>
+          <w:rFonts w:ascii="Arial" w:cs="Arial" w:eastAsia="Arial" w:hAnsi="Arial"/>
+        </w:rPr>
+        <w:t xml:space="preserve">Things to know</w:t>
+      </w:r>
+    </w:p>
+    <w:p>
+      <w:pPr>
+        <w:pStyle w:val="ListParagraph"/>
+        <w:numPr>
+          <w:ilvl w:val="0"/>
+          <w:numId w:val="2"/>
+        </w:numPr>
+        <w:spacing w:after="60"/>
+      </w:pPr>
+      <w:r>
+        <w:rPr>
+          <w:rFonts w:ascii="Arial" w:cs="Arial" w:eastAsia="Arial" w:hAnsi="Arial"/>
+          <w:sz w:val="21"/>
+          <w:szCs w:val="21"/>
+        </w:rPr>
+        <w:t xml:space="preserve">Last touch is easy to explain and to check against the shop, but it gives no credit to the campaigns earlier in a customer's path.</w:t>
+      </w:r>
+    </w:p>
+    <w:p>
+      <w:pPr>
+        <w:pStyle w:val="ListParagraph"/>
+        <w:numPr>
+          <w:ilvl w:val="0"/>
+          <w:numId w:val="2"/>
+        </w:numPr>
+        <w:spacing w:after="60"/>
+      </w:pPr>
+      <w:r>
+        <w:rPr>
+          <w:rFonts w:ascii="Arial" w:cs="Arial" w:eastAsia="Arial" w:hAnsi="Arial"/>
+          <w:sz w:val="21"/>
+          <w:szCs w:val="21"/>
+        </w:rPr>
+        <w:t xml:space="preserve">Revenue counts on the campaign whenever the order happens, so a campaign's figures grow for as long as its clicks are in the window.</w:t>
+      </w:r>
+    </w:p>
+    <w:p>
+      <w:pPr>
+        <w:pStyle w:val="ListParagraph"/>
+        <w:numPr>
+          <w:ilvl w:val="0"/>
+          <w:numId w:val="2"/>
+        </w:numPr>
+        <w:spacing w:after="60"/>
+      </w:pPr>
+      <w:r>
+        <w:rPr>
+          <w:rFonts w:ascii="Arial" w:cs="Arial" w:eastAsia="Arial" w:hAnsi="Arial"/>
+          <w:sz w:val="21"/>
+          <w:szCs w:val="21"/>
+        </w:rPr>
+        <w:t xml:space="preserve">CEP keeps the amount, the customer, the store and the codes of an order, not its items or payment.</w:t>
+      </w:r>
+    </w:p>
+    <w:p>
+      <w:pPr>
+        <w:pStyle w:val="ListParagraph"/>
+        <w:numPr>
+          <w:ilvl w:val="0"/>
+          <w:numId w:val="2"/>
+        </w:numPr>
+        <w:spacing w:after="60"/>
+      </w:pPr>
+      <w:r>
+        <w:rPr>
+          <w:rFonts w:ascii="Arial" w:cs="Arial" w:eastAsia="Arial" w:hAnsi="Arial"/>
+          <w:sz w:val="21"/>
+          <w:szCs w:val="21"/>
+        </w:rPr>
+        <w:t xml:space="preserve">An order for a customer CEP never emailed or texted, and with no customer id it knows, is Not Credited: there is nobody to match.</w:t>
+      </w:r>
+    </w:p>
+    <w:p>
+      <w:r>
+        <w:br w:type="page"/>
+      </w:r>
+    </w:p>
+    <w:p>
+      <w:pPr>
+        <w:pStyle w:val="Heading1"/>
+        <w:spacing w:after="120" w:before="0"/>
+      </w:pPr>
+      <w:r>
+        <w:rPr>
+          <w:rFonts w:ascii="Arial" w:cs="Arial" w:eastAsia="Arial" w:hAnsi="Arial"/>
+        </w:rPr>
+        <w:t xml:space="preserve">Journeys</w:t>
+      </w:r>
+    </w:p>
+    <w:p>
+      <w:pPr>
+        <w:spacing w:after="120"/>
+      </w:pPr>
       <w:r>
         <w:rPr>
           <w:rFonts w:ascii="Arial" w:cs="Arial" w:eastAsia="Arial" w:hAnsi="Arial"/>
@@ -48443,15 +48914,15 @@
           <w:sz w:val="21"/>
           <w:szCs w:val="21"/>
         </w:rPr>
-        <w:t xml:space="preserve">Create Journey</w:t>
-      </w:r>
-      <w:r>
-        <w:rPr>
-          <w:rFonts w:ascii="Arial" w:cs="Arial" w:eastAsia="Arial" w:hAnsi="Arial"/>
-          <w:sz w:val="21"/>
-          <w:szCs w:val="21"/>
-        </w:rPr>
-        <w:t xml:space="preserve"> (or Start from Scratch), or pick one of the ten retail starters: Welcome Series, Abandoned Cart Recovery, Post-Purchase Thank You &amp; Review, First to Second Purchase, Win-Back Lapsed Customers, Birthday Reward, Loyalty Tier Upgrade, Coupon Expiry Reminder, Membership Anniversary and Re-Engagement / Sunset. Clicking a starter shows a read-only preview; </w:t>
+        <w:t xml:space="preserve">Where:</w:t>
+      </w:r>
+      <w:r>
+        <w:rPr>
+          <w:rFonts w:ascii="Arial" w:cs="Arial" w:eastAsia="Arial" w:hAnsi="Arial"/>
+          <w:sz w:val="21"/>
+          <w:szCs w:val="21"/>
+        </w:rPr>
+        <w:t xml:space="preserve"> Journeys, in the main menu; a new one also from the </w:t>
       </w:r>
       <w:r>
         <w:rPr>
@@ -48461,6 +48932,1756 @@
           <w:sz w:val="21"/>
           <w:szCs w:val="21"/>
         </w:rPr>
+        <w:t xml:space="preserve">+ Journey</w:t>
+      </w:r>
+      <w:r>
+        <w:rPr>
+          <w:rFonts w:ascii="Arial" w:cs="Arial" w:eastAsia="Arial" w:hAnsi="Arial"/>
+          <w:sz w:val="21"/>
+          <w:szCs w:val="21"/>
+        </w:rPr>
+        <w:t xml:space="preserve"> button on Home. A journey's own page opens from the list.</w:t>
+      </w:r>
+    </w:p>
+    <w:p>
+      <w:pPr>
+        <w:pStyle w:val="Heading2"/>
+        <w:spacing w:after="120" w:before="240"/>
+      </w:pPr>
+      <w:r>
+        <w:rPr>
+          <w:rFonts w:ascii="Arial" w:cs="Arial" w:eastAsia="Arial" w:hAnsi="Arial"/>
+        </w:rPr>
+        <w:t xml:space="preserve">What is a journey</w:t>
+      </w:r>
+    </w:p>
+    <w:p>
+      <w:pPr>
+        <w:spacing w:after="120"/>
+      </w:pPr>
+      <w:r>
+        <w:rPr>
+          <w:rFonts w:ascii="Arial" w:cs="Arial" w:eastAsia="Arial" w:hAnsi="Arial"/>
+          <w:sz w:val="21"/>
+          <w:szCs w:val="21"/>
+        </w:rPr>
+        <w:t xml:space="preserve">A journey is an automated path that each customer walks on their own. You draw it once: </w:t>
+      </w:r>
+      <w:r>
+        <w:rPr>
+          <w:rFonts w:ascii="Arial" w:cs="Arial" w:eastAsia="Arial" w:hAnsi="Arial"/>
+          <w:b/>
+          <w:bCs/>
+          <w:sz w:val="21"/>
+          <w:szCs w:val="21"/>
+        </w:rPr>
+        <w:t xml:space="preserve">who enters</w:t>
+      </w:r>
+      <w:r>
+        <w:rPr>
+          <w:rFonts w:ascii="Arial" w:cs="Arial" w:eastAsia="Arial" w:hAnsi="Arial"/>
+          <w:sz w:val="21"/>
+          <w:szCs w:val="21"/>
+        </w:rPr>
+        <w:t xml:space="preserve">, then the </w:t>
+      </w:r>
+      <w:r>
+        <w:rPr>
+          <w:rFonts w:ascii="Arial" w:cs="Arial" w:eastAsia="Arial" w:hAnsi="Arial"/>
+          <w:b/>
+          <w:bCs/>
+          <w:sz w:val="21"/>
+          <w:szCs w:val="21"/>
+        </w:rPr>
+        <w:t xml:space="preserve">steps</w:t>
+      </w:r>
+      <w:r>
+        <w:rPr>
+          <w:rFonts w:ascii="Arial" w:cs="Arial" w:eastAsia="Arial" w:hAnsi="Arial"/>
+          <w:sz w:val="21"/>
+          <w:szCs w:val="21"/>
+        </w:rPr>
+        <w:t xml:space="preserve"> they go through (wait, check something, send an email or a text, issue a coupon, change their tier or segment) and where the path </w:t>
+      </w:r>
+      <w:r>
+        <w:rPr>
+          <w:rFonts w:ascii="Arial" w:cs="Arial" w:eastAsia="Arial" w:hAnsi="Arial"/>
+          <w:b/>
+          <w:bCs/>
+          <w:sz w:val="21"/>
+          <w:szCs w:val="21"/>
+        </w:rPr>
+        <w:t xml:space="preserve">ends</w:t>
+      </w:r>
+      <w:r>
+        <w:rPr>
+          <w:rFonts w:ascii="Arial" w:cs="Arial" w:eastAsia="Arial" w:hAnsi="Arial"/>
+          <w:sz w:val="21"/>
+          <w:szCs w:val="21"/>
+        </w:rPr>
+        <w:t xml:space="preserve">. From then on CEP runs it for every customer who qualifies, one at a time, at their own pace.</w:t>
+      </w:r>
+    </w:p>
+    <w:p>
+      <w:pPr>
+        <w:spacing w:after="120"/>
+      </w:pPr>
+      <w:r>
+        <w:rPr>
+          <w:rFonts w:ascii="Arial" w:cs="Arial" w:eastAsia="Arial" w:hAnsi="Arial"/>
+          <w:sz w:val="21"/>
+          <w:szCs w:val="21"/>
+        </w:rPr>
+        <w:t xml:space="preserve">A campaign sends one message to a list at one moment. A journey keeps working: a customer who abandons a cart this afternoon gets the reminder an hour later, a customer whose birthday is next week gets the reward seven days before it, and a new loyalty member gets the welcome series over their first two weeks, without anyone pressing Send.</w:t>
+      </w:r>
+    </w:p>
+    <w:p>
+      <w:pPr>
+        <w:spacing w:after="120"/>
+      </w:pPr>
+      <w:r>
+        <w:rPr>
+          <w:rFonts w:ascii="Arial" w:cs="Arial" w:eastAsia="Arial" w:hAnsi="Arial"/>
+          <w:sz w:val="21"/>
+          <w:szCs w:val="21"/>
+        </w:rPr>
+        <w:t xml:space="preserve">Typical retail journeys: Welcome Series, Abandoned Cart Recovery, Post-Purchase Thank You &amp; Review, First to Second Purchase, Win-Back Lapsed Customers, Birthday Reward, Loyalty Tier Upgrade, Coupon Expiry Reminder, Membership Anniversary and Re-Engagement / Sunset. Each is offered as a starter you can copy.</w:t>
+      </w:r>
+    </w:p>
+    <w:p>
+      <w:pPr>
+        <w:pStyle w:val="Heading3"/>
+        <w:spacing w:after="120" w:before="240"/>
+      </w:pPr>
+      <w:r>
+        <w:rPr>
+          <w:rFonts w:ascii="Arial" w:cs="Arial" w:eastAsia="Arial" w:hAnsi="Arial"/>
+        </w:rPr>
+        <w:t xml:space="preserve">The parts of a journey</w:t>
+      </w:r>
+    </w:p>
+    <w:tbl>
+      <w:tblPr>
+        <w:tblW w:type="dxa" w:w="10080"/>
+        <w:tblBorders>
+          <w:top w:val="single" w:color="D9DBE3" w:sz="4"/>
+          <w:left w:val="none"/>
+          <w:bottom w:val="single" w:color="D9DBE3" w:sz="4"/>
+          <w:right w:val="none"/>
+          <w:insideH w:val="single" w:color="E6E8EF" w:sz="4"/>
+          <w:insideV w:val="none"/>
+        </w:tblBorders>
+      </w:tblPr>
+      <w:tblGrid>
+        <w:gridCol w:w="2600"/>
+        <w:gridCol w:w="7480"/>
+      </w:tblGrid>
+      <w:tr>
+        <w:trPr>
+          <w:tblHeader/>
+        </w:trPr>
+        <w:tc>
+          <w:tcPr>
+            <w:tcW w:type="dxa" w:w="2600"/>
+            <w:shd w:fill="EEEFF5" w:color="auto" w:val="clear"/>
+            <w:tcMar>
+              <w:top w:type="dxa" w:w="60"/>
+              <w:left w:type="dxa" w:w="90"/>
+              <w:bottom w:type="dxa" w:w="60"/>
+              <w:right w:type="dxa" w:w="90"/>
+            </w:tcMar>
+          </w:tcPr>
+          <w:p>
+            <w:r>
+              <w:rPr>
+                <w:rFonts w:ascii="Arial" w:cs="Arial" w:eastAsia="Arial" w:hAnsi="Arial"/>
+                <w:b/>
+                <w:bCs/>
+                <w:sz w:val="18"/>
+                <w:szCs w:val="18"/>
+              </w:rPr>
+              <w:t xml:space="preserve">Part</w:t>
+            </w:r>
+          </w:p>
+        </w:tc>
+        <w:tc>
+          <w:tcPr>
+            <w:tcW w:type="dxa" w:w="7480"/>
+            <w:shd w:fill="EEEFF5" w:color="auto" w:val="clear"/>
+            <w:tcMar>
+              <w:top w:type="dxa" w:w="60"/>
+              <w:left w:type="dxa" w:w="90"/>
+              <w:bottom w:type="dxa" w:w="60"/>
+              <w:right w:type="dxa" w:w="90"/>
+            </w:tcMar>
+          </w:tcPr>
+          <w:p>
+            <w:r>
+              <w:rPr>
+                <w:rFonts w:ascii="Arial" w:cs="Arial" w:eastAsia="Arial" w:hAnsi="Arial"/>
+                <w:b/>
+                <w:bCs/>
+                <w:sz w:val="18"/>
+                <w:szCs w:val="18"/>
+              </w:rPr>
+              <w:t xml:space="preserve">What it is</w:t>
+            </w:r>
+          </w:p>
+        </w:tc>
+      </w:tr>
+      <w:tr>
+        <w:tc>
+          <w:tcPr>
+            <w:tcW w:type="dxa" w:w="2600"/>
+            <w:tcMar>
+              <w:top w:type="dxa" w:w="60"/>
+              <w:left w:type="dxa" w:w="90"/>
+              <w:bottom w:type="dxa" w:w="60"/>
+              <w:right w:type="dxa" w:w="90"/>
+            </w:tcMar>
+          </w:tcPr>
+          <w:p>
+            <w:r>
+              <w:rPr>
+                <w:rFonts w:ascii="Arial" w:cs="Arial" w:eastAsia="Arial" w:hAnsi="Arial"/>
+                <w:sz w:val="19"/>
+                <w:szCs w:val="19"/>
+              </w:rPr>
+              <w:t xml:space="preserve">Entry</w:t>
+            </w:r>
+          </w:p>
+        </w:tc>
+        <w:tc>
+          <w:tcPr>
+            <w:tcW w:type="dxa" w:w="7480"/>
+            <w:tcMar>
+              <w:top w:type="dxa" w:w="60"/>
+              <w:left w:type="dxa" w:w="90"/>
+              <w:bottom w:type="dxa" w:w="60"/>
+              <w:right w:type="dxa" w:w="90"/>
+            </w:tcMar>
+          </w:tcPr>
+          <w:p>
+            <w:r>
+              <w:rPr>
+                <w:rFonts w:ascii="Arial" w:cs="Arial" w:eastAsia="Arial" w:hAnsi="Arial"/>
+                <w:sz w:val="19"/>
+                <w:szCs w:val="19"/>
+              </w:rPr>
+              <w:t xml:space="preserve">What makes a customer enter: membership of a </w:t>
+            </w:r>
+            <w:r>
+              <w:rPr>
+                <w:rFonts w:ascii="Arial" w:cs="Arial" w:eastAsia="Arial" w:hAnsi="Arial"/>
+                <w:b/>
+                <w:bCs/>
+                <w:sz w:val="19"/>
+                <w:szCs w:val="19"/>
+              </w:rPr>
+              <w:t xml:space="preserve">customer list</w:t>
+            </w:r>
+            <w:r>
+              <w:rPr>
+                <w:rFonts w:ascii="Arial" w:cs="Arial" w:eastAsia="Arial" w:hAnsi="Arial"/>
+                <w:sz w:val="19"/>
+                <w:szCs w:val="19"/>
+              </w:rPr>
+              <w:t xml:space="preserve">, an </w:t>
+            </w:r>
+            <w:r>
+              <w:rPr>
+                <w:rFonts w:ascii="Arial" w:cs="Arial" w:eastAsia="Arial" w:hAnsi="Arial"/>
+                <w:b/>
+                <w:bCs/>
+                <w:sz w:val="19"/>
+                <w:szCs w:val="19"/>
+              </w:rPr>
+              <w:t xml:space="preserve">event</w:t>
+            </w:r>
+            <w:r>
+              <w:rPr>
+                <w:rFonts w:ascii="Arial" w:cs="Arial" w:eastAsia="Arial" w:hAnsi="Arial"/>
+                <w:sz w:val="19"/>
+                <w:szCs w:val="19"/>
+              </w:rPr>
+              <w:t xml:space="preserve"> (a purchase, an abandoned cart, No Response …), a </w:t>
+            </w:r>
+            <w:r>
+              <w:rPr>
+                <w:rFonts w:ascii="Arial" w:cs="Arial" w:eastAsia="Arial" w:hAnsi="Arial"/>
+                <w:b/>
+                <w:bCs/>
+                <w:sz w:val="19"/>
+                <w:szCs w:val="19"/>
+              </w:rPr>
+              <w:t xml:space="preserve">date or time</w:t>
+            </w:r>
+            <w:r>
+              <w:rPr>
+                <w:rFonts w:ascii="Arial" w:cs="Arial" w:eastAsia="Arial" w:hAnsi="Arial"/>
+                <w:sz w:val="19"/>
+                <w:szCs w:val="19"/>
+              </w:rPr>
+              <w:t xml:space="preserve"> (a schedule, or a date on the customer's record such as a birthday), joining or leaving a </w:t>
+            </w:r>
+            <w:r>
+              <w:rPr>
+                <w:rFonts w:ascii="Arial" w:cs="Arial" w:eastAsia="Arial" w:hAnsi="Arial"/>
+                <w:b/>
+                <w:bCs/>
+                <w:sz w:val="19"/>
+                <w:szCs w:val="19"/>
+              </w:rPr>
+              <w:t xml:space="preserve">segment</w:t>
+            </w:r>
+            <w:r>
+              <w:rPr>
+                <w:rFonts w:ascii="Arial" w:cs="Arial" w:eastAsia="Arial" w:hAnsi="Arial"/>
+                <w:sz w:val="19"/>
+                <w:szCs w:val="19"/>
+              </w:rPr>
+              <w:t xml:space="preserve">, or an </w:t>
+            </w:r>
+            <w:r>
+              <w:rPr>
+                <w:rFonts w:ascii="Arial" w:cs="Arial" w:eastAsia="Arial" w:hAnsi="Arial"/>
+                <w:b/>
+                <w:bCs/>
+                <w:sz w:val="19"/>
+                <w:szCs w:val="19"/>
+              </w:rPr>
+              <w:t xml:space="preserve">attribute change</w:t>
+            </w:r>
+            <w:r>
+              <w:rPr>
+                <w:rFonts w:ascii="Arial" w:cs="Arial" w:eastAsia="Arial" w:hAnsi="Arial"/>
+                <w:sz w:val="19"/>
+                <w:szCs w:val="19"/>
+              </w:rPr>
+              <w:t xml:space="preserve"> (loyalty tier, preferences, address).</w:t>
+            </w:r>
+          </w:p>
+        </w:tc>
+      </w:tr>
+      <w:tr>
+        <w:tc>
+          <w:tcPr>
+            <w:tcW w:type="dxa" w:w="2600"/>
+            <w:tcMar>
+              <w:top w:type="dxa" w:w="60"/>
+              <w:left w:type="dxa" w:w="90"/>
+              <w:bottom w:type="dxa" w:w="60"/>
+              <w:right w:type="dxa" w:w="90"/>
+            </w:tcMar>
+          </w:tcPr>
+          <w:p>
+            <w:r>
+              <w:rPr>
+                <w:rFonts w:ascii="Arial" w:cs="Arial" w:eastAsia="Arial" w:hAnsi="Arial"/>
+                <w:sz w:val="19"/>
+                <w:szCs w:val="19"/>
+              </w:rPr>
+              <w:t xml:space="preserve">Population</w:t>
+            </w:r>
+          </w:p>
+        </w:tc>
+        <w:tc>
+          <w:tcPr>
+            <w:tcW w:type="dxa" w:w="7480"/>
+            <w:tcMar>
+              <w:top w:type="dxa" w:w="60"/>
+              <w:left w:type="dxa" w:w="90"/>
+              <w:bottom w:type="dxa" w:w="60"/>
+              <w:right w:type="dxa" w:w="90"/>
+            </w:tcMar>
+          </w:tcPr>
+          <w:p>
+            <w:r>
+              <w:rPr>
+                <w:rFonts w:ascii="Arial" w:cs="Arial" w:eastAsia="Arial" w:hAnsi="Arial"/>
+                <w:b/>
+                <w:bCs/>
+                <w:sz w:val="19"/>
+                <w:szCs w:val="19"/>
+              </w:rPr>
+              <w:t xml:space="preserve">Fixed</w:t>
+            </w:r>
+            <w:r>
+              <w:rPr>
+                <w:rFonts w:ascii="Arial" w:cs="Arial" w:eastAsia="Arial" w:hAnsi="Arial"/>
+                <w:sz w:val="19"/>
+                <w:szCs w:val="19"/>
+              </w:rPr>
+              <w:t xml:space="preserve"> (who qualifies at launch, then closed), </w:t>
+            </w:r>
+            <w:r>
+              <w:rPr>
+                <w:rFonts w:ascii="Arial" w:cs="Arial" w:eastAsia="Arial" w:hAnsi="Arial"/>
+                <w:b/>
+                <w:bCs/>
+                <w:sz w:val="19"/>
+                <w:szCs w:val="19"/>
+              </w:rPr>
+              <w:t xml:space="preserve">Continuously Qualifying</w:t>
+            </w:r>
+            <w:r>
+              <w:rPr>
+                <w:rFonts w:ascii="Arial" w:cs="Arial" w:eastAsia="Arial" w:hAnsi="Arial"/>
+                <w:sz w:val="19"/>
+                <w:szCs w:val="19"/>
+              </w:rPr>
+              <w:t xml:space="preserve"> or </w:t>
+            </w:r>
+            <w:r>
+              <w:rPr>
+                <w:rFonts w:ascii="Arial" w:cs="Arial" w:eastAsia="Arial" w:hAnsi="Arial"/>
+                <w:b/>
+                <w:bCs/>
+                <w:sz w:val="19"/>
+                <w:szCs w:val="19"/>
+              </w:rPr>
+              <w:t xml:space="preserve">Event Triggered</w:t>
+            </w:r>
+            <w:r>
+              <w:rPr>
+                <w:rFonts w:ascii="Arial" w:cs="Arial" w:eastAsia="Arial" w:hAnsi="Arial"/>
+                <w:sz w:val="19"/>
+                <w:szCs w:val="19"/>
+              </w:rPr>
+              <w:t xml:space="preserve"> (keeps letting newcomers in).</w:t>
+            </w:r>
+          </w:p>
+        </w:tc>
+      </w:tr>
+      <w:tr>
+        <w:tc>
+          <w:tcPr>
+            <w:tcW w:type="dxa" w:w="2600"/>
+            <w:tcMar>
+              <w:top w:type="dxa" w:w="60"/>
+              <w:left w:type="dxa" w:w="90"/>
+              <w:bottom w:type="dxa" w:w="60"/>
+              <w:right w:type="dxa" w:w="90"/>
+            </w:tcMar>
+          </w:tcPr>
+          <w:p>
+            <w:r>
+              <w:rPr>
+                <w:rFonts w:ascii="Arial" w:cs="Arial" w:eastAsia="Arial" w:hAnsi="Arial"/>
+                <w:sz w:val="19"/>
+                <w:szCs w:val="19"/>
+              </w:rPr>
+              <w:t xml:space="preserve">Re-entry</w:t>
+            </w:r>
+          </w:p>
+        </w:tc>
+        <w:tc>
+          <w:tcPr>
+            <w:tcW w:type="dxa" w:w="7480"/>
+            <w:tcMar>
+              <w:top w:type="dxa" w:w="60"/>
+              <w:left w:type="dxa" w:w="90"/>
+              <w:bottom w:type="dxa" w:w="60"/>
+              <w:right w:type="dxa" w:w="90"/>
+            </w:tcMar>
+          </w:tcPr>
+          <w:p>
+            <w:r>
+              <w:rPr>
+                <w:rFonts w:ascii="Arial" w:cs="Arial" w:eastAsia="Arial" w:hAnsi="Arial"/>
+                <w:sz w:val="19"/>
+                <w:szCs w:val="19"/>
+              </w:rPr>
+              <w:t xml:space="preserve">Whether the same customer can go through again: </w:t>
+            </w:r>
+            <w:r>
+              <w:rPr>
+                <w:rFonts w:ascii="Arial" w:cs="Arial" w:eastAsia="Arial" w:hAnsi="Arial"/>
+                <w:b/>
+                <w:bCs/>
+                <w:sz w:val="19"/>
+                <w:szCs w:val="19"/>
+              </w:rPr>
+              <w:t xml:space="preserve">Never</w:t>
+            </w:r>
+            <w:r>
+              <w:rPr>
+                <w:rFonts w:ascii="Arial" w:cs="Arial" w:eastAsia="Arial" w:hAnsi="Arial"/>
+                <w:sz w:val="19"/>
+                <w:szCs w:val="19"/>
+              </w:rPr>
+              <w:t xml:space="preserve">, </w:t>
+            </w:r>
+            <w:r>
+              <w:rPr>
+                <w:rFonts w:ascii="Arial" w:cs="Arial" w:eastAsia="Arial" w:hAnsi="Arial"/>
+                <w:b/>
+                <w:bCs/>
+                <w:sz w:val="19"/>
+                <w:szCs w:val="19"/>
+              </w:rPr>
+              <w:t xml:space="preserve">After X Days</w:t>
+            </w:r>
+            <w:r>
+              <w:rPr>
+                <w:rFonts w:ascii="Arial" w:cs="Arial" w:eastAsia="Arial" w:hAnsi="Arial"/>
+                <w:sz w:val="19"/>
+                <w:szCs w:val="19"/>
+              </w:rPr>
+              <w:t xml:space="preserve">, or </w:t>
+            </w:r>
+            <w:r>
+              <w:rPr>
+                <w:rFonts w:ascii="Arial" w:cs="Arial" w:eastAsia="Arial" w:hAnsi="Arial"/>
+                <w:b/>
+                <w:bCs/>
+                <w:sz w:val="19"/>
+                <w:szCs w:val="19"/>
+              </w:rPr>
+              <w:t xml:space="preserve">Every Qualifying Event</w:t>
+            </w:r>
+            <w:r>
+              <w:rPr>
+                <w:rFonts w:ascii="Arial" w:cs="Arial" w:eastAsia="Arial" w:hAnsi="Arial"/>
+                <w:sz w:val="19"/>
+                <w:szCs w:val="19"/>
+              </w:rPr>
+              <w:t xml:space="preserve">. Nobody is ever in the same journey twice at once.</w:t>
+            </w:r>
+          </w:p>
+        </w:tc>
+      </w:tr>
+      <w:tr>
+        <w:tc>
+          <w:tcPr>
+            <w:tcW w:type="dxa" w:w="2600"/>
+            <w:tcMar>
+              <w:top w:type="dxa" w:w="60"/>
+              <w:left w:type="dxa" w:w="90"/>
+              <w:bottom w:type="dxa" w:w="60"/>
+              <w:right w:type="dxa" w:w="90"/>
+            </w:tcMar>
+          </w:tcPr>
+          <w:p>
+            <w:r>
+              <w:rPr>
+                <w:rFonts w:ascii="Arial" w:cs="Arial" w:eastAsia="Arial" w:hAnsi="Arial"/>
+                <w:sz w:val="19"/>
+                <w:szCs w:val="19"/>
+              </w:rPr>
+              <w:t xml:space="preserve">Steps</w:t>
+            </w:r>
+          </w:p>
+        </w:tc>
+        <w:tc>
+          <w:tcPr>
+            <w:tcW w:type="dxa" w:w="7480"/>
+            <w:tcMar>
+              <w:top w:type="dxa" w:w="60"/>
+              <w:left w:type="dxa" w:w="90"/>
+              <w:bottom w:type="dxa" w:w="60"/>
+              <w:right w:type="dxa" w:w="90"/>
+            </w:tcMar>
+          </w:tcPr>
+          <w:p>
+            <w:r>
+              <w:rPr>
+                <w:rFonts w:ascii="Arial" w:cs="Arial" w:eastAsia="Arial" w:hAnsi="Arial"/>
+                <w:sz w:val="19"/>
+                <w:szCs w:val="19"/>
+              </w:rPr>
+              <w:t xml:space="preserve">Wait, Condition (Yes / No), Email, SMS / MMS, Issue Coupon, Update Loyalty Tier, Update Segment, Exit Journey.</w:t>
+            </w:r>
+          </w:p>
+        </w:tc>
+      </w:tr>
+      <w:tr>
+        <w:tc>
+          <w:tcPr>
+            <w:tcW w:type="dxa" w:w="2600"/>
+            <w:tcMar>
+              <w:top w:type="dxa" w:w="60"/>
+              <w:left w:type="dxa" w:w="90"/>
+              <w:bottom w:type="dxa" w:w="60"/>
+              <w:right w:type="dxa" w:w="90"/>
+            </w:tcMar>
+          </w:tcPr>
+          <w:p>
+            <w:r>
+              <w:rPr>
+                <w:rFonts w:ascii="Arial" w:cs="Arial" w:eastAsia="Arial" w:hAnsi="Arial"/>
+                <w:sz w:val="19"/>
+                <w:szCs w:val="19"/>
+              </w:rPr>
+              <w:t xml:space="preserve">Goal</w:t>
+            </w:r>
+          </w:p>
+        </w:tc>
+        <w:tc>
+          <w:tcPr>
+            <w:tcW w:type="dxa" w:w="7480"/>
+            <w:tcMar>
+              <w:top w:type="dxa" w:w="60"/>
+              <w:left w:type="dxa" w:w="90"/>
+              <w:bottom w:type="dxa" w:w="60"/>
+              <w:right w:type="dxa" w:w="90"/>
+            </w:tcMar>
+          </w:tcPr>
+          <w:p>
+            <w:r>
+              <w:rPr>
+                <w:rFonts w:ascii="Arial" w:cs="Arial" w:eastAsia="Arial" w:hAnsi="Arial"/>
+                <w:sz w:val="19"/>
+                <w:szCs w:val="19"/>
+              </w:rPr>
+              <w:t xml:space="preserve">A customer who reaches an </w:t>
+            </w:r>
+            <w:r>
+              <w:rPr>
+                <w:rFonts w:ascii="Arial" w:cs="Arial" w:eastAsia="Arial" w:hAnsi="Arial"/>
+                <w:b/>
+                <w:bCs/>
+                <w:sz w:val="19"/>
+                <w:szCs w:val="19"/>
+              </w:rPr>
+              <w:t xml:space="preserve">Exit Journey</w:t>
+            </w:r>
+            <w:r>
+              <w:rPr>
+                <w:rFonts w:ascii="Arial" w:cs="Arial" w:eastAsia="Arial" w:hAnsi="Arial"/>
+                <w:sz w:val="19"/>
+                <w:szCs w:val="19"/>
+              </w:rPr>
+              <w:t xml:space="preserve"> step counts as </w:t>
+            </w:r>
+            <w:r>
+              <w:rPr>
+                <w:rFonts w:ascii="Arial" w:cs="Arial" w:eastAsia="Arial" w:hAnsi="Arial"/>
+                <w:b/>
+                <w:bCs/>
+                <w:sz w:val="19"/>
+                <w:szCs w:val="19"/>
+              </w:rPr>
+              <w:t xml:space="preserve">Goal Converted</w:t>
+            </w:r>
+            <w:r>
+              <w:rPr>
+                <w:rFonts w:ascii="Arial" w:cs="Arial" w:eastAsia="Arial" w:hAnsi="Arial"/>
+                <w:sz w:val="19"/>
+                <w:szCs w:val="19"/>
+              </w:rPr>
+              <w:t xml:space="preserve">.</w:t>
+            </w:r>
+          </w:p>
+        </w:tc>
+      </w:tr>
+      <w:tr>
+        <w:tc>
+          <w:tcPr>
+            <w:tcW w:type="dxa" w:w="2600"/>
+            <w:tcMar>
+              <w:top w:type="dxa" w:w="60"/>
+              <w:left w:type="dxa" w:w="90"/>
+              <w:bottom w:type="dxa" w:w="60"/>
+              <w:right w:type="dxa" w:w="90"/>
+            </w:tcMar>
+          </w:tcPr>
+          <w:p>
+            <w:r>
+              <w:rPr>
+                <w:rFonts w:ascii="Arial" w:cs="Arial" w:eastAsia="Arial" w:hAnsi="Arial"/>
+                <w:sz w:val="19"/>
+                <w:szCs w:val="19"/>
+              </w:rPr>
+              <w:t xml:space="preserve">Version</w:t>
+            </w:r>
+          </w:p>
+        </w:tc>
+        <w:tc>
+          <w:tcPr>
+            <w:tcW w:type="dxa" w:w="7480"/>
+            <w:tcMar>
+              <w:top w:type="dxa" w:w="60"/>
+              <w:left w:type="dxa" w:w="90"/>
+              <w:bottom w:type="dxa" w:w="60"/>
+              <w:right w:type="dxa" w:w="90"/>
+            </w:tcMar>
+          </w:tcPr>
+          <w:p>
+            <w:r>
+              <w:rPr>
+                <w:rFonts w:ascii="Arial" w:cs="Arial" w:eastAsia="Arial" w:hAnsi="Arial"/>
+                <w:sz w:val="19"/>
+                <w:szCs w:val="19"/>
+              </w:rPr>
+              <w:t xml:space="preserve">Every change to a published journey is a new version; one version is live at a time.</w:t>
+            </w:r>
+          </w:p>
+        </w:tc>
+      </w:tr>
+    </w:tbl>
+    <w:p>
+      <w:pPr>
+        <w:spacing w:after="120"/>
+      </w:pPr>
+    </w:p>
+    <w:p>
+      <w:pPr>
+        <w:pStyle w:val="Heading3"/>
+        <w:spacing w:after="120" w:before="240"/>
+      </w:pPr>
+      <w:r>
+        <w:rPr>
+          <w:rFonts w:ascii="Arial" w:cs="Arial" w:eastAsia="Arial" w:hAnsi="Arial"/>
+        </w:rPr>
+        <w:t xml:space="preserve">The statuses</w:t>
+      </w:r>
+    </w:p>
+    <w:tbl>
+      <w:tblPr>
+        <w:tblW w:type="dxa" w:w="10080"/>
+        <w:tblBorders>
+          <w:top w:val="single" w:color="D9DBE3" w:sz="4"/>
+          <w:left w:val="none"/>
+          <w:bottom w:val="single" w:color="D9DBE3" w:sz="4"/>
+          <w:right w:val="none"/>
+          <w:insideH w:val="single" w:color="E6E8EF" w:sz="4"/>
+          <w:insideV w:val="none"/>
+        </w:tblBorders>
+      </w:tblPr>
+      <w:tblGrid>
+        <w:gridCol w:w="2600"/>
+        <w:gridCol w:w="7480"/>
+      </w:tblGrid>
+      <w:tr>
+        <w:trPr>
+          <w:tblHeader/>
+        </w:trPr>
+        <w:tc>
+          <w:tcPr>
+            <w:tcW w:type="dxa" w:w="2600"/>
+            <w:shd w:fill="EEEFF5" w:color="auto" w:val="clear"/>
+            <w:tcMar>
+              <w:top w:type="dxa" w:w="60"/>
+              <w:left w:type="dxa" w:w="90"/>
+              <w:bottom w:type="dxa" w:w="60"/>
+              <w:right w:type="dxa" w:w="90"/>
+            </w:tcMar>
+          </w:tcPr>
+          <w:p>
+            <w:r>
+              <w:rPr>
+                <w:rFonts w:ascii="Arial" w:cs="Arial" w:eastAsia="Arial" w:hAnsi="Arial"/>
+                <w:b/>
+                <w:bCs/>
+                <w:sz w:val="18"/>
+                <w:szCs w:val="18"/>
+              </w:rPr>
+              <w:t xml:space="preserve">Status</w:t>
+            </w:r>
+          </w:p>
+        </w:tc>
+        <w:tc>
+          <w:tcPr>
+            <w:tcW w:type="dxa" w:w="7480"/>
+            <w:shd w:fill="EEEFF5" w:color="auto" w:val="clear"/>
+            <w:tcMar>
+              <w:top w:type="dxa" w:w="60"/>
+              <w:left w:type="dxa" w:w="90"/>
+              <w:bottom w:type="dxa" w:w="60"/>
+              <w:right w:type="dxa" w:w="90"/>
+            </w:tcMar>
+          </w:tcPr>
+          <w:p>
+            <w:r>
+              <w:rPr>
+                <w:rFonts w:ascii="Arial" w:cs="Arial" w:eastAsia="Arial" w:hAnsi="Arial"/>
+                <w:b/>
+                <w:bCs/>
+                <w:sz w:val="18"/>
+                <w:szCs w:val="18"/>
+              </w:rPr>
+              <w:t xml:space="preserve">Means</w:t>
+            </w:r>
+          </w:p>
+        </w:tc>
+      </w:tr>
+      <w:tr>
+        <w:tc>
+          <w:tcPr>
+            <w:tcW w:type="dxa" w:w="2600"/>
+            <w:tcMar>
+              <w:top w:type="dxa" w:w="60"/>
+              <w:left w:type="dxa" w:w="90"/>
+              <w:bottom w:type="dxa" w:w="60"/>
+              <w:right w:type="dxa" w:w="90"/>
+            </w:tcMar>
+          </w:tcPr>
+          <w:p>
+            <w:r>
+              <w:rPr>
+                <w:rFonts w:ascii="Arial" w:cs="Arial" w:eastAsia="Arial" w:hAnsi="Arial"/>
+                <w:sz w:val="19"/>
+                <w:szCs w:val="19"/>
+              </w:rPr>
+              <w:t xml:space="preserve">Draft</w:t>
+            </w:r>
+          </w:p>
+        </w:tc>
+        <w:tc>
+          <w:tcPr>
+            <w:tcW w:type="dxa" w:w="7480"/>
+            <w:tcMar>
+              <w:top w:type="dxa" w:w="60"/>
+              <w:left w:type="dxa" w:w="90"/>
+              <w:bottom w:type="dxa" w:w="60"/>
+              <w:right w:type="dxa" w:w="90"/>
+            </w:tcMar>
+          </w:tcPr>
+          <w:p>
+            <w:r>
+              <w:rPr>
+                <w:rFonts w:ascii="Arial" w:cs="Arial" w:eastAsia="Arial" w:hAnsi="Arial"/>
+                <w:sz w:val="19"/>
+                <w:szCs w:val="19"/>
+              </w:rPr>
+              <w:t xml:space="preserve">Being built. Nobody enters.</w:t>
+            </w:r>
+          </w:p>
+        </w:tc>
+      </w:tr>
+      <w:tr>
+        <w:tc>
+          <w:tcPr>
+            <w:tcW w:type="dxa" w:w="2600"/>
+            <w:tcMar>
+              <w:top w:type="dxa" w:w="60"/>
+              <w:left w:type="dxa" w:w="90"/>
+              <w:bottom w:type="dxa" w:w="60"/>
+              <w:right w:type="dxa" w:w="90"/>
+            </w:tcMar>
+          </w:tcPr>
+          <w:p>
+            <w:r>
+              <w:rPr>
+                <w:rFonts w:ascii="Arial" w:cs="Arial" w:eastAsia="Arial" w:hAnsi="Arial"/>
+                <w:sz w:val="19"/>
+                <w:szCs w:val="19"/>
+              </w:rPr>
+              <w:t xml:space="preserve">Test</w:t>
+            </w:r>
+          </w:p>
+        </w:tc>
+        <w:tc>
+          <w:tcPr>
+            <w:tcW w:type="dxa" w:w="7480"/>
+            <w:tcMar>
+              <w:top w:type="dxa" w:w="60"/>
+              <w:left w:type="dxa" w:w="90"/>
+              <w:bottom w:type="dxa" w:w="60"/>
+              <w:right w:type="dxa" w:w="90"/>
+            </w:tcMar>
+          </w:tcPr>
+          <w:p>
+            <w:r>
+              <w:rPr>
+                <w:rFonts w:ascii="Arial" w:cs="Arial" w:eastAsia="Arial" w:hAnsi="Arial"/>
+                <w:sz w:val="19"/>
+                <w:szCs w:val="19"/>
+              </w:rPr>
+              <w:t xml:space="preserve">The test run went out; waiting for approval.</w:t>
+            </w:r>
+          </w:p>
+        </w:tc>
+      </w:tr>
+      <w:tr>
+        <w:tc>
+          <w:tcPr>
+            <w:tcW w:type="dxa" w:w="2600"/>
+            <w:tcMar>
+              <w:top w:type="dxa" w:w="60"/>
+              <w:left w:type="dxa" w:w="90"/>
+              <w:bottom w:type="dxa" w:w="60"/>
+              <w:right w:type="dxa" w:w="90"/>
+            </w:tcMar>
+          </w:tcPr>
+          <w:p>
+            <w:r>
+              <w:rPr>
+                <w:rFonts w:ascii="Arial" w:cs="Arial" w:eastAsia="Arial" w:hAnsi="Arial"/>
+                <w:sz w:val="19"/>
+                <w:szCs w:val="19"/>
+              </w:rPr>
+              <w:t xml:space="preserve">Approved</w:t>
+            </w:r>
+          </w:p>
+        </w:tc>
+        <w:tc>
+          <w:tcPr>
+            <w:tcW w:type="dxa" w:w="7480"/>
+            <w:tcMar>
+              <w:top w:type="dxa" w:w="60"/>
+              <w:left w:type="dxa" w:w="90"/>
+              <w:bottom w:type="dxa" w:w="60"/>
+              <w:right w:type="dxa" w:w="90"/>
+            </w:tcMar>
+          </w:tcPr>
+          <w:p>
+            <w:r>
+              <w:rPr>
+                <w:rFonts w:ascii="Arial" w:cs="Arial" w:eastAsia="Arial" w:hAnsi="Arial"/>
+                <w:sz w:val="19"/>
+                <w:szCs w:val="19"/>
+              </w:rPr>
+              <w:t xml:space="preserve">Approved to go live at a set time; until then the schedule can be cancelled.</w:t>
+            </w:r>
+          </w:p>
+        </w:tc>
+      </w:tr>
+      <w:tr>
+        <w:tc>
+          <w:tcPr>
+            <w:tcW w:type="dxa" w:w="2600"/>
+            <w:tcMar>
+              <w:top w:type="dxa" w:w="60"/>
+              <w:left w:type="dxa" w:w="90"/>
+              <w:bottom w:type="dxa" w:w="60"/>
+              <w:right w:type="dxa" w:w="90"/>
+            </w:tcMar>
+          </w:tcPr>
+          <w:p>
+            <w:r>
+              <w:rPr>
+                <w:rFonts w:ascii="Arial" w:cs="Arial" w:eastAsia="Arial" w:hAnsi="Arial"/>
+                <w:sz w:val="19"/>
+                <w:szCs w:val="19"/>
+              </w:rPr>
+              <w:t xml:space="preserve">Active</w:t>
+            </w:r>
+          </w:p>
+        </w:tc>
+        <w:tc>
+          <w:tcPr>
+            <w:tcW w:type="dxa" w:w="7480"/>
+            <w:tcMar>
+              <w:top w:type="dxa" w:w="60"/>
+              <w:left w:type="dxa" w:w="90"/>
+              <w:bottom w:type="dxa" w:w="60"/>
+              <w:right w:type="dxa" w:w="90"/>
+            </w:tcMar>
+          </w:tcPr>
+          <w:p>
+            <w:r>
+              <w:rPr>
+                <w:rFonts w:ascii="Arial" w:cs="Arial" w:eastAsia="Arial" w:hAnsi="Arial"/>
+                <w:sz w:val="19"/>
+                <w:szCs w:val="19"/>
+              </w:rPr>
+              <w:t xml:space="preserve">Live: customers enter and move along.</w:t>
+            </w:r>
+          </w:p>
+        </w:tc>
+      </w:tr>
+      <w:tr>
+        <w:tc>
+          <w:tcPr>
+            <w:tcW w:type="dxa" w:w="2600"/>
+            <w:tcMar>
+              <w:top w:type="dxa" w:w="60"/>
+              <w:left w:type="dxa" w:w="90"/>
+              <w:bottom w:type="dxa" w:w="60"/>
+              <w:right w:type="dxa" w:w="90"/>
+            </w:tcMar>
+          </w:tcPr>
+          <w:p>
+            <w:r>
+              <w:rPr>
+                <w:rFonts w:ascii="Arial" w:cs="Arial" w:eastAsia="Arial" w:hAnsi="Arial"/>
+                <w:sz w:val="19"/>
+                <w:szCs w:val="19"/>
+              </w:rPr>
+              <w:t xml:space="preserve">Paused</w:t>
+            </w:r>
+          </w:p>
+        </w:tc>
+        <w:tc>
+          <w:tcPr>
+            <w:tcW w:type="dxa" w:w="7480"/>
+            <w:tcMar>
+              <w:top w:type="dxa" w:w="60"/>
+              <w:left w:type="dxa" w:w="90"/>
+              <w:bottom w:type="dxa" w:w="60"/>
+              <w:right w:type="dxa" w:w="90"/>
+            </w:tcMar>
+          </w:tcPr>
+          <w:p>
+            <w:r>
+              <w:rPr>
+                <w:rFonts w:ascii="Arial" w:cs="Arial" w:eastAsia="Arial" w:hAnsi="Arial"/>
+                <w:sz w:val="19"/>
+                <w:szCs w:val="19"/>
+              </w:rPr>
+              <w:t xml:space="preserve">Nobody new enters and nobody moves; everyone waits where they are until it resumes.</w:t>
+            </w:r>
+          </w:p>
+        </w:tc>
+      </w:tr>
+      <w:tr>
+        <w:tc>
+          <w:tcPr>
+            <w:tcW w:type="dxa" w:w="2600"/>
+            <w:tcMar>
+              <w:top w:type="dxa" w:w="60"/>
+              <w:left w:type="dxa" w:w="90"/>
+              <w:bottom w:type="dxa" w:w="60"/>
+              <w:right w:type="dxa" w:w="90"/>
+            </w:tcMar>
+          </w:tcPr>
+          <w:p>
+            <w:r>
+              <w:rPr>
+                <w:rFonts w:ascii="Arial" w:cs="Arial" w:eastAsia="Arial" w:hAnsi="Arial"/>
+                <w:sz w:val="19"/>
+                <w:szCs w:val="19"/>
+              </w:rPr>
+              <w:t xml:space="preserve">Archived</w:t>
+            </w:r>
+          </w:p>
+        </w:tc>
+        <w:tc>
+          <w:tcPr>
+            <w:tcW w:type="dxa" w:w="7480"/>
+            <w:tcMar>
+              <w:top w:type="dxa" w:w="60"/>
+              <w:left w:type="dxa" w:w="90"/>
+              <w:bottom w:type="dxa" w:w="60"/>
+              <w:right w:type="dxa" w:w="90"/>
+            </w:tcMar>
+          </w:tcPr>
+          <w:p>
+            <w:r>
+              <w:rPr>
+                <w:rFonts w:ascii="Arial" w:cs="Arial" w:eastAsia="Arial" w:hAnsi="Arial"/>
+                <w:sz w:val="19"/>
+                <w:szCs w:val="19"/>
+              </w:rPr>
+              <w:t xml:space="preserve">Ended for good. Its figures and history stay readable.</w:t>
+            </w:r>
+          </w:p>
+        </w:tc>
+      </w:tr>
+    </w:tbl>
+    <w:p>
+      <w:pPr>
+        <w:spacing w:after="120"/>
+      </w:pPr>
+    </w:p>
+    <w:p>
+      <w:pPr>
+        <w:pStyle w:val="Heading2"/>
+        <w:spacing w:after="120" w:before="240"/>
+      </w:pPr>
+      <w:r>
+        <w:rPr>
+          <w:rFonts w:ascii="Arial" w:cs="Arial" w:eastAsia="Arial" w:hAnsi="Arial"/>
+        </w:rPr>
+        <w:t xml:space="preserve">How to set up journeys</w:t>
+      </w:r>
+    </w:p>
+    <w:p>
+      <w:pPr>
+        <w:spacing w:after="120"/>
+      </w:pPr>
+      <w:r>
+        <w:rPr>
+          <w:rFonts w:ascii="Arial" w:cs="Arial" w:eastAsia="Arial" w:hAnsi="Arial"/>
+          <w:sz w:val="21"/>
+          <w:szCs w:val="21"/>
+        </w:rPr>
+        <w:t xml:space="preserve">Do this once for the workspace, before the first journey.</w:t>
+      </w:r>
+    </w:p>
+    <w:tbl>
+      <w:tblPr>
+        <w:tblW w:type="dxa" w:w="10080"/>
+        <w:tblBorders>
+          <w:top w:val="single" w:color="D9DBE3" w:sz="4"/>
+          <w:left w:val="none"/>
+          <w:bottom w:val="single" w:color="D9DBE3" w:sz="4"/>
+          <w:right w:val="none"/>
+          <w:insideH w:val="single" w:color="E6E8EF" w:sz="4"/>
+          <w:insideV w:val="none"/>
+        </w:tblBorders>
+      </w:tblPr>
+      <w:tblGrid>
+        <w:gridCol w:w="2600"/>
+        <w:gridCol w:w="7480"/>
+      </w:tblGrid>
+      <w:tr>
+        <w:trPr>
+          <w:tblHeader/>
+        </w:trPr>
+        <w:tc>
+          <w:tcPr>
+            <w:tcW w:type="dxa" w:w="2600"/>
+            <w:shd w:fill="EEEFF5" w:color="auto" w:val="clear"/>
+            <w:tcMar>
+              <w:top w:type="dxa" w:w="60"/>
+              <w:left w:type="dxa" w:w="90"/>
+              <w:bottom w:type="dxa" w:w="60"/>
+              <w:right w:type="dxa" w:w="90"/>
+            </w:tcMar>
+          </w:tcPr>
+          <w:p>
+            <w:r>
+              <w:rPr>
+                <w:rFonts w:ascii="Arial" w:cs="Arial" w:eastAsia="Arial" w:hAnsi="Arial"/>
+                <w:b/>
+                <w:bCs/>
+                <w:sz w:val="18"/>
+                <w:szCs w:val="18"/>
+              </w:rPr>
+              <w:t xml:space="preserve">Permission</w:t>
+            </w:r>
+          </w:p>
+        </w:tc>
+        <w:tc>
+          <w:tcPr>
+            <w:tcW w:type="dxa" w:w="7480"/>
+            <w:shd w:fill="EEEFF5" w:color="auto" w:val="clear"/>
+            <w:tcMar>
+              <w:top w:type="dxa" w:w="60"/>
+              <w:left w:type="dxa" w:w="90"/>
+              <w:bottom w:type="dxa" w:w="60"/>
+              <w:right w:type="dxa" w:w="90"/>
+            </w:tcMar>
+          </w:tcPr>
+          <w:p>
+            <w:r>
+              <w:rPr>
+                <w:rFonts w:ascii="Arial" w:cs="Arial" w:eastAsia="Arial" w:hAnsi="Arial"/>
+                <w:b/>
+                <w:bCs/>
+                <w:sz w:val="18"/>
+                <w:szCs w:val="18"/>
+              </w:rPr>
+              <w:t xml:space="preserve">Allows</w:t>
+            </w:r>
+          </w:p>
+        </w:tc>
+      </w:tr>
+      <w:tr>
+        <w:tc>
+          <w:tcPr>
+            <w:tcW w:type="dxa" w:w="2600"/>
+            <w:tcMar>
+              <w:top w:type="dxa" w:w="60"/>
+              <w:left w:type="dxa" w:w="90"/>
+              <w:bottom w:type="dxa" w:w="60"/>
+              <w:right w:type="dxa" w:w="90"/>
+            </w:tcMar>
+          </w:tcPr>
+          <w:p>
+            <w:r>
+              <w:rPr>
+                <w:rFonts w:ascii="Arial" w:cs="Arial" w:eastAsia="Arial" w:hAnsi="Arial"/>
+                <w:sz w:val="19"/>
+                <w:szCs w:val="19"/>
+              </w:rPr>
+              <w:t xml:space="preserve">Journeys · View (</w:t>
+            </w:r>
+            <w:r>
+              <w:rPr>
+                <w:rFonts w:ascii="Consolas" w:cs="Consolas" w:eastAsia="Consolas" w:hAnsi="Consolas"/>
+                <w:sz w:val="19"/>
+                <w:szCs w:val="19"/>
+              </w:rPr>
+              <w:t xml:space="preserve">journey.view</w:t>
+            </w:r>
+            <w:r>
+              <w:rPr>
+                <w:rFonts w:ascii="Arial" w:cs="Arial" w:eastAsia="Arial" w:hAnsi="Arial"/>
+                <w:sz w:val="19"/>
+                <w:szCs w:val="19"/>
+              </w:rPr>
+              <w:t xml:space="preserve">)</w:t>
+            </w:r>
+          </w:p>
+        </w:tc>
+        <w:tc>
+          <w:tcPr>
+            <w:tcW w:type="dxa" w:w="7480"/>
+            <w:tcMar>
+              <w:top w:type="dxa" w:w="60"/>
+              <w:left w:type="dxa" w:w="90"/>
+              <w:bottom w:type="dxa" w:w="60"/>
+              <w:right w:type="dxa" w:w="90"/>
+            </w:tcMar>
+          </w:tcPr>
+          <w:p>
+            <w:r>
+              <w:rPr>
+                <w:rFonts w:ascii="Arial" w:cs="Arial" w:eastAsia="Arial" w:hAnsi="Arial"/>
+                <w:sz w:val="19"/>
+                <w:szCs w:val="19"/>
+              </w:rPr>
+              <w:t xml:space="preserve">See journeys, their steps and results.</w:t>
+            </w:r>
+          </w:p>
+        </w:tc>
+      </w:tr>
+      <w:tr>
+        <w:tc>
+          <w:tcPr>
+            <w:tcW w:type="dxa" w:w="2600"/>
+            <w:tcMar>
+              <w:top w:type="dxa" w:w="60"/>
+              <w:left w:type="dxa" w:w="90"/>
+              <w:bottom w:type="dxa" w:w="60"/>
+              <w:right w:type="dxa" w:w="90"/>
+            </w:tcMar>
+          </w:tcPr>
+          <w:p>
+            <w:r>
+              <w:rPr>
+                <w:rFonts w:ascii="Arial" w:cs="Arial" w:eastAsia="Arial" w:hAnsi="Arial"/>
+                <w:sz w:val="19"/>
+                <w:szCs w:val="19"/>
+              </w:rPr>
+              <w:t xml:space="preserve">Journeys · Create and Edit (</w:t>
+            </w:r>
+            <w:r>
+              <w:rPr>
+                <w:rFonts w:ascii="Consolas" w:cs="Consolas" w:eastAsia="Consolas" w:hAnsi="Consolas"/>
+                <w:sz w:val="19"/>
+                <w:szCs w:val="19"/>
+              </w:rPr>
+              <w:t xml:space="preserve">journey.edit</w:t>
+            </w:r>
+            <w:r>
+              <w:rPr>
+                <w:rFonts w:ascii="Arial" w:cs="Arial" w:eastAsia="Arial" w:hAnsi="Arial"/>
+                <w:sz w:val="19"/>
+                <w:szCs w:val="19"/>
+              </w:rPr>
+              <w:t xml:space="preserve">)</w:t>
+            </w:r>
+          </w:p>
+        </w:tc>
+        <w:tc>
+          <w:tcPr>
+            <w:tcW w:type="dxa" w:w="7480"/>
+            <w:tcMar>
+              <w:top w:type="dxa" w:w="60"/>
+              <w:left w:type="dxa" w:w="90"/>
+              <w:bottom w:type="dxa" w:w="60"/>
+              <w:right w:type="dxa" w:w="90"/>
+            </w:tcMar>
+          </w:tcPr>
+          <w:p>
+            <w:r>
+              <w:rPr>
+                <w:rFonts w:ascii="Arial" w:cs="Arial" w:eastAsia="Arial" w:hAnsi="Arial"/>
+                <w:sz w:val="19"/>
+                <w:szCs w:val="19"/>
+              </w:rPr>
+              <w:t xml:space="preserve">Create, build, test publish, duplicate, and archive a journey that is not live.</w:t>
+            </w:r>
+          </w:p>
+        </w:tc>
+      </w:tr>
+      <w:tr>
+        <w:tc>
+          <w:tcPr>
+            <w:tcW w:type="dxa" w:w="2600"/>
+            <w:tcMar>
+              <w:top w:type="dxa" w:w="60"/>
+              <w:left w:type="dxa" w:w="90"/>
+              <w:bottom w:type="dxa" w:w="60"/>
+              <w:right w:type="dxa" w:w="90"/>
+            </w:tcMar>
+          </w:tcPr>
+          <w:p>
+            <w:r>
+              <w:rPr>
+                <w:rFonts w:ascii="Arial" w:cs="Arial" w:eastAsia="Arial" w:hAnsi="Arial"/>
+                <w:sz w:val="19"/>
+                <w:szCs w:val="19"/>
+              </w:rPr>
+              <w:t xml:space="preserve">Journeys · Activate (</w:t>
+            </w:r>
+            <w:r>
+              <w:rPr>
+                <w:rFonts w:ascii="Consolas" w:cs="Consolas" w:eastAsia="Consolas" w:hAnsi="Consolas"/>
+                <w:sz w:val="19"/>
+                <w:szCs w:val="19"/>
+              </w:rPr>
+              <w:t xml:space="preserve">journey.activate</w:t>
+            </w:r>
+            <w:r>
+              <w:rPr>
+                <w:rFonts w:ascii="Arial" w:cs="Arial" w:eastAsia="Arial" w:hAnsi="Arial"/>
+                <w:sz w:val="19"/>
+                <w:szCs w:val="19"/>
+              </w:rPr>
+              <w:t xml:space="preserve">)</w:t>
+            </w:r>
+          </w:p>
+        </w:tc>
+        <w:tc>
+          <w:tcPr>
+            <w:tcW w:type="dxa" w:w="7480"/>
+            <w:tcMar>
+              <w:top w:type="dxa" w:w="60"/>
+              <w:left w:type="dxa" w:w="90"/>
+              <w:bottom w:type="dxa" w:w="60"/>
+              <w:right w:type="dxa" w:w="90"/>
+            </w:tcMar>
+          </w:tcPr>
+          <w:p>
+            <w:r>
+              <w:rPr>
+                <w:rFonts w:ascii="Arial" w:cs="Arial" w:eastAsia="Arial" w:hAnsi="Arial"/>
+                <w:sz w:val="19"/>
+                <w:szCs w:val="19"/>
+              </w:rPr>
+              <w:t xml:space="preserve">Approve (now or later), cancel a schedule, pause, resume, and archive a live journey.</w:t>
+            </w:r>
+          </w:p>
+        </w:tc>
+      </w:tr>
+    </w:tbl>
+    <w:p>
+      <w:pPr>
+        <w:spacing w:after="120"/>
+      </w:pPr>
+    </w:p>
+    <w:p>
+      <w:pPr>
+        <w:pStyle w:val="ListParagraph"/>
+        <w:numPr>
+          <w:ilvl w:val="0"/>
+          <w:numId w:val="3"/>
+        </w:numPr>
+        <w:spacing w:after="60"/>
+      </w:pPr>
+      <w:r>
+        <w:rPr>
+          <w:rFonts w:ascii="Arial" w:cs="Arial" w:eastAsia="Arial" w:hAnsi="Arial"/>
+          <w:b/>
+          <w:bCs/>
+          <w:sz w:val="21"/>
+          <w:szCs w:val="21"/>
+        </w:rPr>
+        <w:t xml:space="preserve">Give people the rights</w:t>
+      </w:r>
+      <w:r>
+        <w:rPr>
+          <w:rFonts w:ascii="Arial" w:cs="Arial" w:eastAsia="Arial" w:hAnsi="Arial"/>
+          <w:sz w:val="21"/>
+          <w:szCs w:val="21"/>
+        </w:rPr>
+        <w:t xml:space="preserve"> above in Settings → Roles. Workspace Admin has all three and Analyst has View. Campaign Manager has none by default: add them if your campaign team builds journeys. The workspace needs the Journeys feature (the Journeys menu item shows only when it is on); the platform team switches it on or off on the workspace's page in the back-office.</w:t>
+      </w:r>
+    </w:p>
+    <w:p>
+      <w:pPr>
+        <w:pStyle w:val="ListParagraph"/>
+        <w:numPr>
+          <w:ilvl w:val="0"/>
+          <w:numId w:val="3"/>
+        </w:numPr>
+        <w:spacing w:after="60"/>
+      </w:pPr>
+      <w:r>
+        <w:rPr>
+          <w:rFonts w:ascii="Arial" w:cs="Arial" w:eastAsia="Arial" w:hAnsi="Arial"/>
+          <w:b/>
+          <w:bCs/>
+          <w:sz w:val="21"/>
+          <w:szCs w:val="21"/>
+        </w:rPr>
+        <w:t xml:space="preserve">Sending.</w:t>
+      </w:r>
+      <w:r>
+        <w:rPr>
+          <w:rFonts w:ascii="Arial" w:cs="Arial" w:eastAsia="Arial" w:hAnsi="Arial"/>
+          <w:sz w:val="21"/>
+          <w:szCs w:val="21"/>
+        </w:rPr>
+        <w:t xml:space="preserve"> An email engine with a verified default sender (Settings → Sending Engines), and a texting engine if journeys send texts.</w:t>
+      </w:r>
+    </w:p>
+    <w:p>
+      <w:pPr>
+        <w:pStyle w:val="ListParagraph"/>
+        <w:numPr>
+          <w:ilvl w:val="0"/>
+          <w:numId w:val="3"/>
+        </w:numPr>
+        <w:spacing w:after="60"/>
+      </w:pPr>
+      <w:r>
+        <w:rPr>
+          <w:rFonts w:ascii="Arial" w:cs="Arial" w:eastAsia="Arial" w:hAnsi="Arial"/>
+          <w:b/>
+          <w:bCs/>
+          <w:sz w:val="21"/>
+          <w:szCs w:val="21"/>
+        </w:rPr>
+        <w:t xml:space="preserve">Templates.</w:t>
+      </w:r>
+      <w:r>
+        <w:rPr>
+          <w:rFonts w:ascii="Arial" w:cs="Arial" w:eastAsia="Arial" w:hAnsi="Arial"/>
+          <w:sz w:val="21"/>
+          <w:szCs w:val="21"/>
+        </w:rPr>
+        <w:t xml:space="preserve"> A </w:t>
+      </w:r>
+      <w:r>
+        <w:rPr>
+          <w:rFonts w:ascii="Arial" w:cs="Arial" w:eastAsia="Arial" w:hAnsi="Arial"/>
+          <w:b/>
+          <w:bCs/>
+          <w:sz w:val="21"/>
+          <w:szCs w:val="21"/>
+        </w:rPr>
+        <w:t xml:space="preserve">published</w:t>
+      </w:r>
+      <w:r>
+        <w:rPr>
+          <w:rFonts w:ascii="Arial" w:cs="Arial" w:eastAsia="Arial" w:hAnsi="Arial"/>
+          <w:sz w:val="21"/>
+          <w:szCs w:val="21"/>
+        </w:rPr>
+        <w:t xml:space="preserve"> template for every message a journey sends. A draft template fails the readiness check.</w:t>
+      </w:r>
+    </w:p>
+    <w:p>
+      <w:pPr>
+        <w:pStyle w:val="ListParagraph"/>
+        <w:numPr>
+          <w:ilvl w:val="0"/>
+          <w:numId w:val="3"/>
+        </w:numPr>
+        <w:spacing w:after="60"/>
+      </w:pPr>
+      <w:r>
+        <w:rPr>
+          <w:rFonts w:ascii="Arial" w:cs="Arial" w:eastAsia="Arial" w:hAnsi="Arial"/>
+          <w:b/>
+          <w:bCs/>
+          <w:sz w:val="21"/>
+          <w:szCs w:val="21"/>
+        </w:rPr>
+        <w:t xml:space="preserve">A test list.</w:t>
+      </w:r>
+      <w:r>
+        <w:rPr>
+          <w:rFonts w:ascii="Arial" w:cs="Arial" w:eastAsia="Arial" w:hAnsi="Arial"/>
+          <w:sz w:val="21"/>
+          <w:szCs w:val="21"/>
+        </w:rPr>
+        <w:t xml:space="preserve"> A contact list marked as a test list, holding your own team, for the test run.</w:t>
+      </w:r>
+    </w:p>
+    <w:p>
+      <w:pPr>
+        <w:pStyle w:val="ListParagraph"/>
+        <w:numPr>
+          <w:ilvl w:val="0"/>
+          <w:numId w:val="3"/>
+        </w:numPr>
+        <w:spacing w:after="60"/>
+      </w:pPr>
+      <w:r>
+        <w:rPr>
+          <w:rFonts w:ascii="Arial" w:cs="Arial" w:eastAsia="Arial" w:hAnsi="Arial"/>
+          <w:b/>
+          <w:bCs/>
+          <w:sz w:val="21"/>
+          <w:szCs w:val="21"/>
+        </w:rPr>
+        <w:t xml:space="preserve">What journeys react to.</w:t>
+      </w:r>
+    </w:p>
+    <w:p>
+      <w:pPr>
+        <w:pStyle w:val="ListParagraph"/>
+        <w:numPr>
+          <w:ilvl w:val="0"/>
+          <w:numId w:val="3"/>
+        </w:numPr>
+        <w:spacing w:after="60"/>
+      </w:pPr>
+      <w:r>
+        <w:rPr>
+          <w:rFonts w:ascii="Arial" w:cs="Arial" w:eastAsia="Arial" w:hAnsi="Arial"/>
+          <w:b/>
+          <w:bCs/>
+          <w:sz w:val="21"/>
+          <w:szCs w:val="21"/>
+        </w:rPr>
+        <w:t xml:space="preserve">Purchases:</w:t>
+      </w:r>
+      <w:r>
+        <w:rPr>
+          <w:rFonts w:ascii="Arial" w:cs="Arial" w:eastAsia="Arial" w:hAnsi="Arial"/>
+          <w:sz w:val="21"/>
+          <w:szCs w:val="21"/>
+        </w:rPr>
+        <w:t xml:space="preserve"> switch on Attribution and have the shop send its orders (see Attribution). Every order then raises a Purchase event, and a customer's first one also a First Purchase.</w:t>
+      </w:r>
+    </w:p>
+    <w:p>
+      <w:pPr>
+        <w:pStyle w:val="ListParagraph"/>
+        <w:numPr>
+          <w:ilvl w:val="0"/>
+          <w:numId w:val="3"/>
+        </w:numPr>
+        <w:spacing w:after="60"/>
+      </w:pPr>
+      <w:r>
+        <w:rPr>
+          <w:rFonts w:ascii="Arial" w:cs="Arial" w:eastAsia="Arial" w:hAnsi="Arial"/>
+          <w:b/>
+          <w:bCs/>
+          <w:sz w:val="21"/>
+          <w:szCs w:val="21"/>
+        </w:rPr>
+        <w:t xml:space="preserve">Other events</w:t>
+      </w:r>
+      <w:r>
+        <w:rPr>
+          <w:rFonts w:ascii="Arial" w:cs="Arial" w:eastAsia="Arial" w:hAnsi="Arial"/>
+          <w:sz w:val="21"/>
+          <w:szCs w:val="21"/>
+        </w:rPr>
+        <w:t xml:space="preserve"> (abandoned cart, birthday, tier change, address change …): the shop, the loyalty system and C360 send them to CEP with an API key that has the scope </w:t>
+      </w:r>
+      <w:r>
+        <w:rPr>
+          <w:rFonts w:ascii="Consolas" w:cs="Consolas" w:eastAsia="Consolas" w:hAnsi="Consolas"/>
+          <w:sz w:val="21"/>
+          <w:szCs w:val="21"/>
+        </w:rPr>
+        <w:t xml:space="preserve">events:ingest</w:t>
+      </w:r>
+      <w:r>
+        <w:rPr>
+          <w:rFonts w:ascii="Arial" w:cs="Arial" w:eastAsia="Arial" w:hAnsi="Arial"/>
+          <w:sz w:val="21"/>
+          <w:szCs w:val="21"/>
+        </w:rPr>
+        <w:t xml:space="preserve"> (Settings → API Keys, then Settings → Events for the address and an example).</w:t>
+      </w:r>
+    </w:p>
+    <w:p>
+      <w:pPr>
+        <w:pStyle w:val="ListParagraph"/>
+        <w:numPr>
+          <w:ilvl w:val="0"/>
+          <w:numId w:val="3"/>
+        </w:numPr>
+        <w:spacing w:after="60"/>
+      </w:pPr>
+      <w:r>
+        <w:rPr>
+          <w:rFonts w:ascii="Arial" w:cs="Arial" w:eastAsia="Arial" w:hAnsi="Arial"/>
+          <w:b/>
+          <w:bCs/>
+          <w:sz w:val="21"/>
+          <w:szCs w:val="21"/>
+        </w:rPr>
+        <w:t xml:space="preserve">Coupons:</w:t>
+      </w:r>
+      <w:r>
+        <w:rPr>
+          <w:rFonts w:ascii="Arial" w:cs="Arial" w:eastAsia="Arial" w:hAnsi="Arial"/>
+          <w:sz w:val="21"/>
+          <w:szCs w:val="21"/>
+        </w:rPr>
+        <w:t xml:space="preserve"> the Issue Coupon step asks C360 for the coupon. C360 needs an API key with the scope </w:t>
+      </w:r>
+      <w:r>
+        <w:rPr>
+          <w:rFonts w:ascii="Consolas" w:cs="Consolas" w:eastAsia="Consolas" w:hAnsi="Consolas"/>
+          <w:sz w:val="21"/>
+          <w:szCs w:val="21"/>
+        </w:rPr>
+        <w:t xml:space="preserve">coupons:issue</w:t>
+      </w:r>
+      <w:r>
+        <w:rPr>
+          <w:rFonts w:ascii="Arial" w:cs="Arial" w:eastAsia="Arial" w:hAnsi="Arial"/>
+          <w:sz w:val="21"/>
+          <w:szCs w:val="21"/>
+        </w:rPr>
+        <w:t xml:space="preserve"> to collect and answer those requests.</w:t>
+      </w:r>
+    </w:p>
+    <w:p>
+      <w:pPr>
+        <w:pStyle w:val="ListParagraph"/>
+        <w:numPr>
+          <w:ilvl w:val="0"/>
+          <w:numId w:val="3"/>
+        </w:numPr>
+        <w:spacing w:after="60"/>
+      </w:pPr>
+      <w:r>
+        <w:rPr>
+          <w:rFonts w:ascii="Arial" w:cs="Arial" w:eastAsia="Arial" w:hAnsi="Arial"/>
+          <w:b/>
+          <w:bCs/>
+          <w:sz w:val="21"/>
+          <w:szCs w:val="21"/>
+        </w:rPr>
+        <w:t xml:space="preserve">Dates on customer records</w:t>
+      </w:r>
+      <w:r>
+        <w:rPr>
+          <w:rFonts w:ascii="Arial" w:cs="Arial" w:eastAsia="Arial" w:hAnsi="Arial"/>
+          <w:sz w:val="21"/>
+          <w:szCs w:val="21"/>
+        </w:rPr>
+        <w:t xml:space="preserve"> (for Date / Time entries): C360 sends them as custom attributes, for example </w:t>
+      </w:r>
+      <w:r>
+        <w:rPr>
+          <w:rFonts w:ascii="Consolas" w:cs="Consolas" w:eastAsia="Consolas" w:hAnsi="Consolas"/>
+          <w:sz w:val="21"/>
+          <w:szCs w:val="21"/>
+        </w:rPr>
+        <w:t xml:space="preserve">birth_date</w:t>
+      </w:r>
+      <w:r>
+        <w:rPr>
+          <w:rFonts w:ascii="Arial" w:cs="Arial" w:eastAsia="Arial" w:hAnsi="Arial"/>
+          <w:sz w:val="21"/>
+          <w:szCs w:val="21"/>
+        </w:rPr>
+        <w:t xml:space="preserve">.</w:t>
+      </w:r>
+    </w:p>
+    <w:p>
+      <w:pPr>
+        <w:pStyle w:val="ListParagraph"/>
+        <w:numPr>
+          <w:ilvl w:val="0"/>
+          <w:numId w:val="3"/>
+        </w:numPr>
+        <w:spacing w:after="60"/>
+      </w:pPr>
+      <w:r>
+        <w:rPr>
+          <w:rFonts w:ascii="Arial" w:cs="Arial" w:eastAsia="Arial" w:hAnsi="Arial"/>
+          <w:sz w:val="21"/>
+          <w:szCs w:val="21"/>
+        </w:rPr>
+        <w:t xml:space="preserve">Email opens and clicks, text replies, No Response, preference-centre saves and tier changes made by a journey need nothing: CEP raises them itself.</w:t>
+      </w:r>
+    </w:p>
+    <w:p>
+      <w:pPr>
+        <w:pStyle w:val="Heading2"/>
+        <w:spacing w:after="120" w:before="240"/>
+      </w:pPr>
+      <w:r>
+        <w:rPr>
+          <w:rFonts w:ascii="Arial" w:cs="Arial" w:eastAsia="Arial" w:hAnsi="Arial"/>
+        </w:rPr>
+        <w:t xml:space="preserve">How to build a new journey</w:t>
+      </w:r>
+    </w:p>
+    <w:p>
+      <w:pPr>
+        <w:pStyle w:val="Heading3"/>
+        <w:spacing w:after="120" w:before="240"/>
+      </w:pPr>
+      <w:r>
+        <w:rPr>
+          <w:rFonts w:ascii="Arial" w:cs="Arial" w:eastAsia="Arial" w:hAnsi="Arial"/>
+        </w:rPr>
+        <w:t xml:space="preserve">1. Start</w:t>
+      </w:r>
+    </w:p>
+    <w:p>
+      <w:pPr>
+        <w:spacing w:after="120"/>
+      </w:pPr>
+      <w:r>
+        <w:rPr>
+          <w:rFonts w:ascii="Arial" w:cs="Arial" w:eastAsia="Arial" w:hAnsi="Arial"/>
+          <w:sz w:val="21"/>
+          <w:szCs w:val="21"/>
+        </w:rPr>
+        <w:t xml:space="preserve">On the Journeys page, choose </w:t>
+      </w:r>
+      <w:r>
+        <w:rPr>
+          <w:rFonts w:ascii="Arial" w:cs="Arial" w:eastAsia="Arial" w:hAnsi="Arial"/>
+          <w:b/>
+          <w:bCs/>
+          <w:sz w:val="21"/>
+          <w:szCs w:val="21"/>
+        </w:rPr>
+        <w:t xml:space="preserve">Create Journey</w:t>
+      </w:r>
+      <w:r>
+        <w:rPr>
+          <w:rFonts w:ascii="Arial" w:cs="Arial" w:eastAsia="Arial" w:hAnsi="Arial"/>
+          <w:sz w:val="21"/>
+          <w:szCs w:val="21"/>
+        </w:rPr>
+        <w:t xml:space="preserve">, or </w:t>
+      </w:r>
+      <w:r>
+        <w:rPr>
+          <w:rFonts w:ascii="Arial" w:cs="Arial" w:eastAsia="Arial" w:hAnsi="Arial"/>
+          <w:b/>
+          <w:bCs/>
+          <w:sz w:val="21"/>
+          <w:szCs w:val="21"/>
+        </w:rPr>
+        <w:t xml:space="preserve">Start from Scratch</w:t>
+      </w:r>
+      <w:r>
+        <w:rPr>
+          <w:rFonts w:ascii="Arial" w:cs="Arial" w:eastAsia="Arial" w:hAnsi="Arial"/>
+          <w:sz w:val="21"/>
+          <w:szCs w:val="21"/>
+        </w:rPr>
+        <w:t xml:space="preserve"> in the blue Journey Templates panel, or pick a starter there (</w:t>
+      </w:r>
+      <w:r>
+        <w:rPr>
+          <w:rFonts w:ascii="Arial" w:cs="Arial" w:eastAsia="Arial" w:hAnsi="Arial"/>
+          <w:b/>
+          <w:bCs/>
+          <w:sz w:val="21"/>
+          <w:szCs w:val="21"/>
+        </w:rPr>
+        <w:t xml:space="preserve">View More</w:t>
+      </w:r>
+      <w:r>
+        <w:rPr>
+          <w:rFonts w:ascii="Arial" w:cs="Arial" w:eastAsia="Arial" w:hAnsi="Arial"/>
+          <w:sz w:val="21"/>
+          <w:szCs w:val="21"/>
+        </w:rPr>
+        <w:t xml:space="preserve"> shows all ten). Clicking a starter shows a read-only preview of its steps; </w:t>
+      </w:r>
+      <w:r>
+        <w:rPr>
+          <w:rFonts w:ascii="Arial" w:cs="Arial" w:eastAsia="Arial" w:hAnsi="Arial"/>
+          <w:b/>
+          <w:bCs/>
+          <w:sz w:val="21"/>
+          <w:szCs w:val="21"/>
+        </w:rPr>
         <w:t xml:space="preserve">Copy This Template</w:t>
       </w:r>
       <w:r>
@@ -48469,20 +50690,393 @@
           <w:sz w:val="21"/>
           <w:szCs w:val="21"/>
         </w:rPr>
-        <w:t xml:space="preserve"> makes it your own draft. The starter itself never changes.</w:t>
-      </w:r>
-    </w:p>
+        <w:t xml:space="preserve"> opens the set-up already filled in. The starter itself never changes.</w:t>
+      </w:r>
+    </w:p>
+    <w:p>
+      <w:pPr>
+        <w:pStyle w:val="Heading3"/>
+        <w:spacing w:after="120" w:before="240"/>
+      </w:pPr>
+      <w:r>
+        <w:rPr>
+          <w:rFonts w:ascii="Arial" w:cs="Arial" w:eastAsia="Arial" w:hAnsi="Arial"/>
+        </w:rPr>
+        <w:t xml:space="preserve">2. Set up: name and entry (step 1 of 2)</w:t>
+      </w:r>
+    </w:p>
+    <w:tbl>
+      <w:tblPr>
+        <w:tblW w:type="dxa" w:w="10080"/>
+        <w:tblBorders>
+          <w:top w:val="single" w:color="D9DBE3" w:sz="4"/>
+          <w:left w:val="none"/>
+          <w:bottom w:val="single" w:color="D9DBE3" w:sz="4"/>
+          <w:right w:val="none"/>
+          <w:insideH w:val="single" w:color="E6E8EF" w:sz="4"/>
+          <w:insideV w:val="none"/>
+        </w:tblBorders>
+      </w:tblPr>
+      <w:tblGrid>
+        <w:gridCol w:w="2600"/>
+        <w:gridCol w:w="7480"/>
+      </w:tblGrid>
+      <w:tr>
+        <w:trPr>
+          <w:tblHeader/>
+        </w:trPr>
+        <w:tc>
+          <w:tcPr>
+            <w:tcW w:type="dxa" w:w="2600"/>
+            <w:shd w:fill="EEEFF5" w:color="auto" w:val="clear"/>
+            <w:tcMar>
+              <w:top w:type="dxa" w:w="60"/>
+              <w:left w:type="dxa" w:w="90"/>
+              <w:bottom w:type="dxa" w:w="60"/>
+              <w:right w:type="dxa" w:w="90"/>
+            </w:tcMar>
+          </w:tcPr>
+          <w:p>
+            <w:r>
+              <w:rPr>
+                <w:rFonts w:ascii="Arial" w:cs="Arial" w:eastAsia="Arial" w:hAnsi="Arial"/>
+                <w:b/>
+                <w:bCs/>
+                <w:sz w:val="18"/>
+                <w:szCs w:val="18"/>
+              </w:rPr>
+              <w:t xml:space="preserve">Field</w:t>
+            </w:r>
+          </w:p>
+        </w:tc>
+        <w:tc>
+          <w:tcPr>
+            <w:tcW w:type="dxa" w:w="7480"/>
+            <w:shd w:fill="EEEFF5" w:color="auto" w:val="clear"/>
+            <w:tcMar>
+              <w:top w:type="dxa" w:w="60"/>
+              <w:left w:type="dxa" w:w="90"/>
+              <w:bottom w:type="dxa" w:w="60"/>
+              <w:right w:type="dxa" w:w="90"/>
+            </w:tcMar>
+          </w:tcPr>
+          <w:p>
+            <w:r>
+              <w:rPr>
+                <w:rFonts w:ascii="Arial" w:cs="Arial" w:eastAsia="Arial" w:hAnsi="Arial"/>
+                <w:b/>
+                <w:bCs/>
+                <w:sz w:val="18"/>
+                <w:szCs w:val="18"/>
+              </w:rPr>
+              <w:t xml:space="preserve">What to choose</w:t>
+            </w:r>
+          </w:p>
+        </w:tc>
+      </w:tr>
+      <w:tr>
+        <w:tc>
+          <w:tcPr>
+            <w:tcW w:type="dxa" w:w="2600"/>
+            <w:tcMar>
+              <w:top w:type="dxa" w:w="60"/>
+              <w:left w:type="dxa" w:w="90"/>
+              <w:bottom w:type="dxa" w:w="60"/>
+              <w:right w:type="dxa" w:w="90"/>
+            </w:tcMar>
+          </w:tcPr>
+          <w:p>
+            <w:r>
+              <w:rPr>
+                <w:rFonts w:ascii="Arial" w:cs="Arial" w:eastAsia="Arial" w:hAnsi="Arial"/>
+                <w:sz w:val="19"/>
+                <w:szCs w:val="19"/>
+              </w:rPr>
+              <w:t xml:space="preserve">Journey Name</w:t>
+            </w:r>
+          </w:p>
+        </w:tc>
+        <w:tc>
+          <w:tcPr>
+            <w:tcW w:type="dxa" w:w="7480"/>
+            <w:tcMar>
+              <w:top w:type="dxa" w:w="60"/>
+              <w:left w:type="dxa" w:w="90"/>
+              <w:bottom w:type="dxa" w:w="60"/>
+              <w:right w:type="dxa" w:w="90"/>
+            </w:tcMar>
+          </w:tcPr>
+          <w:p>
+            <w:r>
+              <w:rPr>
+                <w:rFonts w:ascii="Arial" w:cs="Arial" w:eastAsia="Arial" w:hAnsi="Arial"/>
+                <w:sz w:val="19"/>
+                <w:szCs w:val="19"/>
+              </w:rPr>
+              <w:t xml:space="preserve">A name unique in the workspace, for example </w:t>
+            </w:r>
+            <w:r>
+              <w:rPr>
+                <w:rFonts w:ascii="Arial" w:cs="Arial" w:eastAsia="Arial" w:hAnsi="Arial"/>
+                <w:i/>
+                <w:iCs/>
+                <w:sz w:val="19"/>
+                <w:szCs w:val="19"/>
+              </w:rPr>
+              <w:t xml:space="preserve">Welcome Series — New Loyalty Members</w:t>
+            </w:r>
+            <w:r>
+              <w:rPr>
+                <w:rFonts w:ascii="Arial" w:cs="Arial" w:eastAsia="Arial" w:hAnsi="Arial"/>
+                <w:sz w:val="19"/>
+                <w:szCs w:val="19"/>
+              </w:rPr>
+              <w:t xml:space="preserve">.</w:t>
+            </w:r>
+          </w:p>
+        </w:tc>
+      </w:tr>
+      <w:tr>
+        <w:tc>
+          <w:tcPr>
+            <w:tcW w:type="dxa" w:w="2600"/>
+            <w:tcMar>
+              <w:top w:type="dxa" w:w="60"/>
+              <w:left w:type="dxa" w:w="90"/>
+              <w:bottom w:type="dxa" w:w="60"/>
+              <w:right w:type="dxa" w:w="90"/>
+            </w:tcMar>
+          </w:tcPr>
+          <w:p>
+            <w:r>
+              <w:rPr>
+                <w:rFonts w:ascii="Arial" w:cs="Arial" w:eastAsia="Arial" w:hAnsi="Arial"/>
+                <w:sz w:val="19"/>
+                <w:szCs w:val="19"/>
+              </w:rPr>
+              <w:t xml:space="preserve">What Qualifies a Customer to Enter This Journey?</w:t>
+            </w:r>
+          </w:p>
+        </w:tc>
+        <w:tc>
+          <w:tcPr>
+            <w:tcW w:type="dxa" w:w="7480"/>
+            <w:tcMar>
+              <w:top w:type="dxa" w:w="60"/>
+              <w:left w:type="dxa" w:w="90"/>
+              <w:bottom w:type="dxa" w:w="60"/>
+              <w:right w:type="dxa" w:w="90"/>
+            </w:tcMar>
+          </w:tcPr>
+          <w:p>
+            <w:r>
+              <w:rPr>
+                <w:rFonts w:ascii="Arial" w:cs="Arial" w:eastAsia="Arial" w:hAnsi="Arial"/>
+                <w:b/>
+                <w:bCs/>
+                <w:sz w:val="19"/>
+                <w:szCs w:val="19"/>
+              </w:rPr>
+              <w:t xml:space="preserve">Customer List</w:t>
+            </w:r>
+            <w:r>
+              <w:rPr>
+                <w:rFonts w:ascii="Arial" w:cs="Arial" w:eastAsia="Arial" w:hAnsi="Arial"/>
+                <w:sz w:val="19"/>
+                <w:szCs w:val="19"/>
+              </w:rPr>
+              <w:t xml:space="preserve">, </w:t>
+            </w:r>
+            <w:r>
+              <w:rPr>
+                <w:rFonts w:ascii="Arial" w:cs="Arial" w:eastAsia="Arial" w:hAnsi="Arial"/>
+                <w:b/>
+                <w:bCs/>
+                <w:sz w:val="19"/>
+                <w:szCs w:val="19"/>
+              </w:rPr>
+              <w:t xml:space="preserve">Event</w:t>
+            </w:r>
+            <w:r>
+              <w:rPr>
+                <w:rFonts w:ascii="Arial" w:cs="Arial" w:eastAsia="Arial" w:hAnsi="Arial"/>
+                <w:sz w:val="19"/>
+                <w:szCs w:val="19"/>
+              </w:rPr>
+              <w:t xml:space="preserve">, </w:t>
+            </w:r>
+            <w:r>
+              <w:rPr>
+                <w:rFonts w:ascii="Arial" w:cs="Arial" w:eastAsia="Arial" w:hAnsi="Arial"/>
+                <w:b/>
+                <w:bCs/>
+                <w:sz w:val="19"/>
+                <w:szCs w:val="19"/>
+              </w:rPr>
+              <w:t xml:space="preserve">Date / Time</w:t>
+            </w:r>
+            <w:r>
+              <w:rPr>
+                <w:rFonts w:ascii="Arial" w:cs="Arial" w:eastAsia="Arial" w:hAnsi="Arial"/>
+                <w:sz w:val="19"/>
+                <w:szCs w:val="19"/>
+              </w:rPr>
+              <w:t xml:space="preserve"> or </w:t>
+            </w:r>
+            <w:r>
+              <w:rPr>
+                <w:rFonts w:ascii="Arial" w:cs="Arial" w:eastAsia="Arial" w:hAnsi="Arial"/>
+                <w:b/>
+                <w:bCs/>
+                <w:sz w:val="19"/>
+                <w:szCs w:val="19"/>
+              </w:rPr>
+              <w:t xml:space="preserve">Segment or Customer Change</w:t>
+            </w:r>
+            <w:r>
+              <w:rPr>
+                <w:rFonts w:ascii="Arial" w:cs="Arial" w:eastAsia="Arial" w:hAnsi="Arial"/>
+                <w:sz w:val="19"/>
+                <w:szCs w:val="19"/>
+              </w:rPr>
+              <w:t xml:space="preserve">.</w:t>
+            </w:r>
+          </w:p>
+        </w:tc>
+      </w:tr>
+      <w:tr>
+        <w:tc>
+          <w:tcPr>
+            <w:tcW w:type="dxa" w:w="2600"/>
+            <w:tcMar>
+              <w:top w:type="dxa" w:w="60"/>
+              <w:left w:type="dxa" w:w="90"/>
+              <w:bottom w:type="dxa" w:w="60"/>
+              <w:right w:type="dxa" w:w="90"/>
+            </w:tcMar>
+          </w:tcPr>
+          <w:p>
+            <w:r>
+              <w:rPr>
+                <w:rFonts w:ascii="Arial" w:cs="Arial" w:eastAsia="Arial" w:hAnsi="Arial"/>
+                <w:sz w:val="19"/>
+                <w:szCs w:val="19"/>
+              </w:rPr>
+              <w:t xml:space="preserve">Specific Trigger</w:t>
+            </w:r>
+          </w:p>
+        </w:tc>
+        <w:tc>
+          <w:tcPr>
+            <w:tcW w:type="dxa" w:w="7480"/>
+            <w:tcMar>
+              <w:top w:type="dxa" w:w="60"/>
+              <w:left w:type="dxa" w:w="90"/>
+              <w:bottom w:type="dxa" w:w="60"/>
+              <w:right w:type="dxa" w:w="90"/>
+            </w:tcMar>
+          </w:tcPr>
+          <w:p>
+            <w:r>
+              <w:rPr>
+                <w:rFonts w:ascii="Arial" w:cs="Arial" w:eastAsia="Arial" w:hAnsi="Arial"/>
+                <w:sz w:val="19"/>
+                <w:szCs w:val="19"/>
+              </w:rPr>
+              <w:t xml:space="preserve">The list, the event (Purchase, Abandoned Cart, Birthday, No Response …), the schedule, or the change (Enters Segment, Exits Segment, Loyalty Tier, Preference Update, Address Change). Enters / Exits Segment also asks which </w:t>
+            </w:r>
+            <w:r>
+              <w:rPr>
+                <w:rFonts w:ascii="Arial" w:cs="Arial" w:eastAsia="Arial" w:hAnsi="Arial"/>
+                <w:b/>
+                <w:bCs/>
+                <w:sz w:val="19"/>
+                <w:szCs w:val="19"/>
+              </w:rPr>
+              <w:t xml:space="preserve">Segment</w:t>
+            </w:r>
+            <w:r>
+              <w:rPr>
+                <w:rFonts w:ascii="Arial" w:cs="Arial" w:eastAsia="Arial" w:hAnsi="Arial"/>
+                <w:sz w:val="19"/>
+                <w:szCs w:val="19"/>
+              </w:rPr>
+              <w:t xml:space="preserve">.</w:t>
+            </w:r>
+          </w:p>
+        </w:tc>
+      </w:tr>
+      <w:tr>
+        <w:tc>
+          <w:tcPr>
+            <w:tcW w:type="dxa" w:w="2600"/>
+            <w:tcMar>
+              <w:top w:type="dxa" w:w="60"/>
+              <w:left w:type="dxa" w:w="90"/>
+              <w:bottom w:type="dxa" w:w="60"/>
+              <w:right w:type="dxa" w:w="90"/>
+            </w:tcMar>
+          </w:tcPr>
+          <w:p>
+            <w:r>
+              <w:rPr>
+                <w:rFonts w:ascii="Arial" w:cs="Arial" w:eastAsia="Arial" w:hAnsi="Arial"/>
+                <w:sz w:val="19"/>
+                <w:szCs w:val="19"/>
+              </w:rPr>
+              <w:t xml:space="preserve">Description (Optional)</w:t>
+            </w:r>
+          </w:p>
+        </w:tc>
+        <w:tc>
+          <w:tcPr>
+            <w:tcW w:type="dxa" w:w="7480"/>
+            <w:tcMar>
+              <w:top w:type="dxa" w:w="60"/>
+              <w:left w:type="dxa" w:w="90"/>
+              <w:bottom w:type="dxa" w:w="60"/>
+              <w:right w:type="dxa" w:w="90"/>
+            </w:tcMar>
+          </w:tcPr>
+          <w:p>
+            <w:r>
+              <w:rPr>
+                <w:rFonts w:ascii="Arial" w:cs="Arial" w:eastAsia="Arial" w:hAnsi="Arial"/>
+                <w:sz w:val="19"/>
+                <w:szCs w:val="19"/>
+              </w:rPr>
+              <w:t xml:space="preserve">What the journey is for; shown on its page.</w:t>
+            </w:r>
+          </w:p>
+        </w:tc>
+      </w:tr>
+    </w:tbl>
     <w:p>
       <w:pPr>
         <w:spacing w:after="120"/>
       </w:pPr>
-      <w:r>
-        <w:rPr>
-          <w:rFonts w:ascii="Arial" w:cs="Arial" w:eastAsia="Arial" w:hAnsi="Arial"/>
-          <w:sz w:val="21"/>
-          <w:szCs w:val="21"/>
-        </w:rPr>
-        <w:t xml:space="preserve">The set-up asks, in two short steps:</w:t>
+    </w:p>
+    <w:p>
+      <w:pPr>
+        <w:spacing w:after="120"/>
+      </w:pPr>
+      <w:r>
+        <w:rPr>
+          <w:rFonts w:ascii="Arial" w:cs="Arial" w:eastAsia="Arial" w:hAnsi="Arial"/>
+          <w:b/>
+          <w:bCs/>
+          <w:sz w:val="21"/>
+          <w:szCs w:val="21"/>
+        </w:rPr>
+        <w:t xml:space="preserve">Date / Time entries</w:t>
+      </w:r>
+      <w:r>
+        <w:rPr>
+          <w:rFonts w:ascii="Arial" w:cs="Arial" w:eastAsia="Arial" w:hAnsi="Arial"/>
+          <w:sz w:val="21"/>
+          <w:szCs w:val="21"/>
+        </w:rPr>
+        <w:t xml:space="preserve"> add their own fields under Specific Trigger, and a grey line reads the result back ("Every Monday at 9:00 AM, the members of VIP Customers enter"):</w:t>
       </w:r>
     </w:p>
     <w:tbl>
@@ -48526,7 +51120,7 @@
                 <w:sz w:val="18"/>
                 <w:szCs w:val="18"/>
               </w:rPr>
-              <w:t xml:space="preserve">Field</w:t>
+              <w:t xml:space="preserve">Specific Trigger</w:t>
             </w:r>
           </w:p>
         </w:tc>
@@ -48550,7 +51144,7 @@
                 <w:sz w:val="18"/>
                 <w:szCs w:val="18"/>
               </w:rPr>
-              <w:t xml:space="preserve">What it is</w:t>
+              <w:t xml:space="preserve">Asks for</w:t>
             </w:r>
           </w:p>
         </w:tc>
@@ -48574,7 +51168,7 @@
                 <w:sz w:val="18"/>
                 <w:szCs w:val="18"/>
               </w:rPr>
-              <w:t xml:space="preserve">What it changes</w:t>
+              <w:t xml:space="preserve">Who enters, and when</w:t>
             </w:r>
           </w:p>
         </w:tc>
@@ -48597,42 +51191,51 @@
                 <w:sz w:val="19"/>
                 <w:szCs w:val="19"/>
               </w:rPr>
-              <w:t xml:space="preserve">Name</w:t>
-            </w:r>
-          </w:p>
-        </w:tc>
-        <w:tc>
-          <w:tcPr>
-            <w:tcW w:type="dxa" w:w="3740"/>
-            <w:tcMar>
-              <w:top w:type="dxa" w:w="60"/>
-              <w:left w:type="dxa" w:w="90"/>
-              <w:bottom w:type="dxa" w:w="60"/>
-              <w:right w:type="dxa" w:w="90"/>
-            </w:tcMar>
-          </w:tcPr>
-          <w:p>
-            <w:r>
-              <w:rPr>
-                <w:rFonts w:ascii="Arial" w:cs="Arial" w:eastAsia="Arial" w:hAnsi="Arial"/>
-                <w:sz w:val="19"/>
-                <w:szCs w:val="19"/>
-              </w:rPr>
-              <w:t xml:space="preserve">The journey's name, unique in the workspace.</w:t>
-            </w:r>
-          </w:p>
-        </w:tc>
-        <w:tc>
-          <w:tcPr>
-            <w:tcW w:type="dxa" w:w="3740"/>
-            <w:tcMar>
-              <w:top w:type="dxa" w:w="60"/>
-              <w:left w:type="dxa" w:w="90"/>
-              <w:bottom w:type="dxa" w:w="60"/>
-              <w:right w:type="dxa" w:w="90"/>
-            </w:tcMar>
-          </w:tcPr>
-          <w:p/>
+              <w:t xml:space="preserve">Daily</w:t>
+            </w:r>
+          </w:p>
+        </w:tc>
+        <w:tc>
+          <w:tcPr>
+            <w:tcW w:type="dxa" w:w="3740"/>
+            <w:tcMar>
+              <w:top w:type="dxa" w:w="60"/>
+              <w:left w:type="dxa" w:w="90"/>
+              <w:bottom w:type="dxa" w:w="60"/>
+              <w:right w:type="dxa" w:w="90"/>
+            </w:tcMar>
+          </w:tcPr>
+          <w:p>
+            <w:r>
+              <w:rPr>
+                <w:rFonts w:ascii="Arial" w:cs="Arial" w:eastAsia="Arial" w:hAnsi="Arial"/>
+                <w:sz w:val="19"/>
+                <w:szCs w:val="19"/>
+              </w:rPr>
+              <w:t xml:space="preserve">At (a time); Who Enters (a customer list or a segment)</w:t>
+            </w:r>
+          </w:p>
+        </w:tc>
+        <w:tc>
+          <w:tcPr>
+            <w:tcW w:type="dxa" w:w="3740"/>
+            <w:tcMar>
+              <w:top w:type="dxa" w:w="60"/>
+              <w:left w:type="dxa" w:w="90"/>
+              <w:bottom w:type="dxa" w:w="60"/>
+              <w:right w:type="dxa" w:w="90"/>
+            </w:tcMar>
+          </w:tcPr>
+          <w:p>
+            <w:r>
+              <w:rPr>
+                <w:rFonts w:ascii="Arial" w:cs="Arial" w:eastAsia="Arial" w:hAnsi="Arial"/>
+                <w:sz w:val="19"/>
+                <w:szCs w:val="19"/>
+              </w:rPr>
+              <w:t xml:space="preserve">The members, every day at that time.</w:t>
+            </w:r>
+          </w:p>
         </w:tc>
       </w:tr>
       <w:tr>
@@ -48653,139 +51256,49 @@
                 <w:sz w:val="19"/>
                 <w:szCs w:val="19"/>
               </w:rPr>
-              <w:t xml:space="preserve">Entry</w:t>
-            </w:r>
-          </w:p>
-        </w:tc>
-        <w:tc>
-          <w:tcPr>
-            <w:tcW w:type="dxa" w:w="3740"/>
-            <w:tcMar>
-              <w:top w:type="dxa" w:w="60"/>
-              <w:left w:type="dxa" w:w="90"/>
-              <w:bottom w:type="dxa" w:w="60"/>
-              <w:right w:type="dxa" w:w="90"/>
-            </w:tcMar>
-          </w:tcPr>
-          <w:p>
-            <w:r>
-              <w:rPr>
-                <w:rFonts w:ascii="Arial" w:cs="Arial" w:eastAsia="Arial" w:hAnsi="Arial"/>
-                <w:sz w:val="19"/>
-                <w:szCs w:val="19"/>
-              </w:rPr>
-              <w:t xml:space="preserve">How customers enter: a </w:t>
-            </w:r>
-            <w:r>
-              <w:rPr>
-                <w:rFonts w:ascii="Arial" w:cs="Arial" w:eastAsia="Arial" w:hAnsi="Arial"/>
-                <w:b/>
-                <w:bCs/>
-                <w:sz w:val="19"/>
-                <w:szCs w:val="19"/>
-              </w:rPr>
-              <w:t xml:space="preserve">contact list</w:t>
-            </w:r>
-            <w:r>
-              <w:rPr>
-                <w:rFonts w:ascii="Arial" w:cs="Arial" w:eastAsia="Arial" w:hAnsi="Arial"/>
-                <w:sz w:val="19"/>
-                <w:szCs w:val="19"/>
-              </w:rPr>
-              <w:t xml:space="preserve"> (its members), an </w:t>
-            </w:r>
-            <w:r>
-              <w:rPr>
-                <w:rFonts w:ascii="Arial" w:cs="Arial" w:eastAsia="Arial" w:hAnsi="Arial"/>
-                <w:b/>
-                <w:bCs/>
-                <w:sz w:val="19"/>
-                <w:szCs w:val="19"/>
-              </w:rPr>
-              <w:t xml:space="preserve">event</w:t>
-            </w:r>
-            <w:r>
-              <w:rPr>
-                <w:rFonts w:ascii="Arial" w:cs="Arial" w:eastAsia="Arial" w:hAnsi="Arial"/>
-                <w:sz w:val="19"/>
-                <w:szCs w:val="19"/>
-              </w:rPr>
-              <w:t xml:space="preserve"> (for example Purchase, Abandoned Cart, Birthday, No Response), a </w:t>
-            </w:r>
-            <w:r>
-              <w:rPr>
-                <w:rFonts w:ascii="Arial" w:cs="Arial" w:eastAsia="Arial" w:hAnsi="Arial"/>
-                <w:b/>
-                <w:bCs/>
-                <w:sz w:val="19"/>
-                <w:szCs w:val="19"/>
-              </w:rPr>
-              <w:t xml:space="preserve">date or time</w:t>
-            </w:r>
-            <w:r>
-              <w:rPr>
-                <w:rFonts w:ascii="Arial" w:cs="Arial" w:eastAsia="Arial" w:hAnsi="Arial"/>
-                <w:sz w:val="19"/>
-                <w:szCs w:val="19"/>
-              </w:rPr>
-              <w:t xml:space="preserve"> (a schedule, or a date on each customer's record), a </w:t>
-            </w:r>
-            <w:r>
-              <w:rPr>
-                <w:rFonts w:ascii="Arial" w:cs="Arial" w:eastAsia="Arial" w:hAnsi="Arial"/>
-                <w:b/>
-                <w:bCs/>
-                <w:sz w:val="19"/>
-                <w:szCs w:val="19"/>
-              </w:rPr>
-              <w:t xml:space="preserve">segment change</w:t>
-            </w:r>
-            <w:r>
-              <w:rPr>
-                <w:rFonts w:ascii="Arial" w:cs="Arial" w:eastAsia="Arial" w:hAnsi="Arial"/>
-                <w:sz w:val="19"/>
-                <w:szCs w:val="19"/>
-              </w:rPr>
-              <w:t xml:space="preserve"> (joining or leaving a segment), or an </w:t>
-            </w:r>
-            <w:r>
-              <w:rPr>
-                <w:rFonts w:ascii="Arial" w:cs="Arial" w:eastAsia="Arial" w:hAnsi="Arial"/>
-                <w:b/>
-                <w:bCs/>
-                <w:sz w:val="19"/>
-                <w:szCs w:val="19"/>
-              </w:rPr>
-              <w:t xml:space="preserve">attribute change</w:t>
-            </w:r>
-            <w:r>
-              <w:rPr>
-                <w:rFonts w:ascii="Arial" w:cs="Arial" w:eastAsia="Arial" w:hAnsi="Arial"/>
-                <w:sz w:val="19"/>
-                <w:szCs w:val="19"/>
-              </w:rPr>
-              <w:t xml:space="preserve"> (Loyalty Tier, Preference Update, Address Change).</w:t>
-            </w:r>
-          </w:p>
-        </w:tc>
-        <w:tc>
-          <w:tcPr>
-            <w:tcW w:type="dxa" w:w="3740"/>
-            <w:tcMar>
-              <w:top w:type="dxa" w:w="60"/>
-              <w:left w:type="dxa" w:w="90"/>
-              <w:bottom w:type="dxa" w:w="60"/>
-              <w:right w:type="dxa" w:w="90"/>
-            </w:tcMar>
-          </w:tcPr>
-          <w:p>
-            <w:r>
-              <w:rPr>
-                <w:rFonts w:ascii="Arial" w:cs="Arial" w:eastAsia="Arial" w:hAnsi="Arial"/>
-                <w:sz w:val="19"/>
-                <w:szCs w:val="19"/>
-              </w:rPr>
-              <w:t xml:space="preserve">Who is enrolled, and when.</w:t>
+              <w:t xml:space="preserve">Weekly</w:t>
+            </w:r>
+          </w:p>
+        </w:tc>
+        <w:tc>
+          <w:tcPr>
+            <w:tcW w:type="dxa" w:w="3740"/>
+            <w:tcMar>
+              <w:top w:type="dxa" w:w="60"/>
+              <w:left w:type="dxa" w:w="90"/>
+              <w:bottom w:type="dxa" w:w="60"/>
+              <w:right w:type="dxa" w:w="90"/>
+            </w:tcMar>
+          </w:tcPr>
+          <w:p>
+            <w:r>
+              <w:rPr>
+                <w:rFonts w:ascii="Arial" w:cs="Arial" w:eastAsia="Arial" w:hAnsi="Arial"/>
+                <w:sz w:val="19"/>
+                <w:szCs w:val="19"/>
+              </w:rPr>
+              <w:t xml:space="preserve">On (one or more weekdays); At; Who Enters</w:t>
+            </w:r>
+          </w:p>
+        </w:tc>
+        <w:tc>
+          <w:tcPr>
+            <w:tcW w:type="dxa" w:w="3740"/>
+            <w:tcMar>
+              <w:top w:type="dxa" w:w="60"/>
+              <w:left w:type="dxa" w:w="90"/>
+              <w:bottom w:type="dxa" w:w="60"/>
+              <w:right w:type="dxa" w:w="90"/>
+            </w:tcMar>
+          </w:tcPr>
+          <w:p>
+            <w:r>
+              <w:rPr>
+                <w:rFonts w:ascii="Arial" w:cs="Arial" w:eastAsia="Arial" w:hAnsi="Arial"/>
+                <w:sz w:val="19"/>
+                <w:szCs w:val="19"/>
+              </w:rPr>
+              <w:t xml:space="preserve">The members, on those days at that time.</w:t>
             </w:r>
           </w:p>
         </w:tc>
@@ -48808,95 +51321,49 @@
                 <w:sz w:val="19"/>
                 <w:szCs w:val="19"/>
               </w:rPr>
-              <w:t xml:space="preserve">Population</w:t>
-            </w:r>
-          </w:p>
-        </w:tc>
-        <w:tc>
-          <w:tcPr>
-            <w:tcW w:type="dxa" w:w="3740"/>
-            <w:tcMar>
-              <w:top w:type="dxa" w:w="60"/>
-              <w:left w:type="dxa" w:w="90"/>
-              <w:bottom w:type="dxa" w:w="60"/>
-              <w:right w:type="dxa" w:w="90"/>
-            </w:tcMar>
-          </w:tcPr>
-          <w:p>
-            <w:r>
-              <w:rPr>
-                <w:rFonts w:ascii="Arial" w:cs="Arial" w:eastAsia="Arial" w:hAnsi="Arial"/>
-                <w:b/>
-                <w:bCs/>
-                <w:sz w:val="19"/>
-                <w:szCs w:val="19"/>
-              </w:rPr>
-              <w:t xml:space="preserve">Fixed</w:t>
-            </w:r>
-            <w:r>
-              <w:rPr>
-                <w:rFonts w:ascii="Arial" w:cs="Arial" w:eastAsia="Arial" w:hAnsi="Arial"/>
-                <w:sz w:val="19"/>
-                <w:szCs w:val="19"/>
-              </w:rPr>
-              <w:t xml:space="preserve">: who qualifies on the first pass after go-live, then the journey closes to newcomers. </w:t>
-            </w:r>
-            <w:r>
-              <w:rPr>
-                <w:rFonts w:ascii="Arial" w:cs="Arial" w:eastAsia="Arial" w:hAnsi="Arial"/>
-                <w:b/>
-                <w:bCs/>
-                <w:sz w:val="19"/>
-                <w:szCs w:val="19"/>
-              </w:rPr>
-              <w:t xml:space="preserve">Continuously Qualifying</w:t>
-            </w:r>
-            <w:r>
-              <w:rPr>
-                <w:rFonts w:ascii="Arial" w:cs="Arial" w:eastAsia="Arial" w:hAnsi="Arial"/>
-                <w:sz w:val="19"/>
-                <w:szCs w:val="19"/>
-              </w:rPr>
-              <w:t xml:space="preserve"> and </w:t>
-            </w:r>
-            <w:r>
-              <w:rPr>
-                <w:rFonts w:ascii="Arial" w:cs="Arial" w:eastAsia="Arial" w:hAnsi="Arial"/>
-                <w:b/>
-                <w:bCs/>
-                <w:sz w:val="19"/>
-                <w:szCs w:val="19"/>
-              </w:rPr>
-              <w:t xml:space="preserve">Event Triggered</w:t>
-            </w:r>
-            <w:r>
-              <w:rPr>
-                <w:rFonts w:ascii="Arial" w:cs="Arial" w:eastAsia="Arial" w:hAnsi="Arial"/>
-                <w:sz w:val="19"/>
-                <w:szCs w:val="19"/>
-              </w:rPr>
-              <w:t xml:space="preserve">: keep enrolling as new customers qualify or new events arrive.</w:t>
-            </w:r>
-          </w:p>
-        </w:tc>
-        <w:tc>
-          <w:tcPr>
-            <w:tcW w:type="dxa" w:w="3740"/>
-            <w:tcMar>
-              <w:top w:type="dxa" w:w="60"/>
-              <w:left w:type="dxa" w:w="90"/>
-              <w:bottom w:type="dxa" w:w="60"/>
-              <w:right w:type="dxa" w:w="90"/>
-            </w:tcMar>
-          </w:tcPr>
-          <w:p>
-            <w:r>
-              <w:rPr>
-                <w:rFonts w:ascii="Arial" w:cs="Arial" w:eastAsia="Arial" w:hAnsi="Arial"/>
-                <w:sz w:val="19"/>
-                <w:szCs w:val="19"/>
-              </w:rPr>
-              <w:t xml:space="preserve">Whether the journey keeps growing.</w:t>
+              <w:t xml:space="preserve">Monthly</w:t>
+            </w:r>
+          </w:p>
+        </w:tc>
+        <w:tc>
+          <w:tcPr>
+            <w:tcW w:type="dxa" w:w="3740"/>
+            <w:tcMar>
+              <w:top w:type="dxa" w:w="60"/>
+              <w:left w:type="dxa" w:w="90"/>
+              <w:bottom w:type="dxa" w:w="60"/>
+              <w:right w:type="dxa" w:w="90"/>
+            </w:tcMar>
+          </w:tcPr>
+          <w:p>
+            <w:r>
+              <w:rPr>
+                <w:rFonts w:ascii="Arial" w:cs="Arial" w:eastAsia="Arial" w:hAnsi="Arial"/>
+                <w:sz w:val="19"/>
+                <w:szCs w:val="19"/>
+              </w:rPr>
+              <w:t xml:space="preserve">Day of the Month (1 to 28, or Last Day); At; Who Enters</w:t>
+            </w:r>
+          </w:p>
+        </w:tc>
+        <w:tc>
+          <w:tcPr>
+            <w:tcW w:type="dxa" w:w="3740"/>
+            <w:tcMar>
+              <w:top w:type="dxa" w:w="60"/>
+              <w:left w:type="dxa" w:w="90"/>
+              <w:bottom w:type="dxa" w:w="60"/>
+              <w:right w:type="dxa" w:w="90"/>
+            </w:tcMar>
+          </w:tcPr>
+          <w:p>
+            <w:r>
+              <w:rPr>
+                <w:rFonts w:ascii="Arial" w:cs="Arial" w:eastAsia="Arial" w:hAnsi="Arial"/>
+                <w:sz w:val="19"/>
+                <w:szCs w:val="19"/>
+              </w:rPr>
+              <w:t xml:space="preserve">The members, once a month.</w:t>
             </w:r>
           </w:p>
         </w:tc>
@@ -48919,95 +51386,114 @@
                 <w:sz w:val="19"/>
                 <w:szCs w:val="19"/>
               </w:rPr>
-              <w:t xml:space="preserve">Re-entry</w:t>
-            </w:r>
-          </w:p>
-        </w:tc>
-        <w:tc>
-          <w:tcPr>
-            <w:tcW w:type="dxa" w:w="3740"/>
-            <w:tcMar>
-              <w:top w:type="dxa" w:w="60"/>
-              <w:left w:type="dxa" w:w="90"/>
-              <w:bottom w:type="dxa" w:w="60"/>
-              <w:right w:type="dxa" w:w="90"/>
-            </w:tcMar>
-          </w:tcPr>
-          <w:p>
-            <w:r>
-              <w:rPr>
-                <w:rFonts w:ascii="Arial" w:cs="Arial" w:eastAsia="Arial" w:hAnsi="Arial"/>
-                <w:b/>
-                <w:bCs/>
-                <w:sz w:val="19"/>
-                <w:szCs w:val="19"/>
-              </w:rPr>
-              <w:t xml:space="preserve">Never</w:t>
-            </w:r>
-            <w:r>
-              <w:rPr>
-                <w:rFonts w:ascii="Arial" w:cs="Arial" w:eastAsia="Arial" w:hAnsi="Arial"/>
-                <w:sz w:val="19"/>
-                <w:szCs w:val="19"/>
-              </w:rPr>
-              <w:t xml:space="preserve">, </w:t>
-            </w:r>
-            <w:r>
-              <w:rPr>
-                <w:rFonts w:ascii="Arial" w:cs="Arial" w:eastAsia="Arial" w:hAnsi="Arial"/>
-                <w:b/>
-                <w:bCs/>
-                <w:sz w:val="19"/>
-                <w:szCs w:val="19"/>
-              </w:rPr>
-              <w:t xml:space="preserve">After X Days</w:t>
-            </w:r>
-            <w:r>
-              <w:rPr>
-                <w:rFonts w:ascii="Arial" w:cs="Arial" w:eastAsia="Arial" w:hAnsi="Arial"/>
-                <w:sz w:val="19"/>
-                <w:szCs w:val="19"/>
-              </w:rPr>
-              <w:t xml:space="preserve"> (since they last entered), or </w:t>
-            </w:r>
-            <w:r>
-              <w:rPr>
-                <w:rFonts w:ascii="Arial" w:cs="Arial" w:eastAsia="Arial" w:hAnsi="Arial"/>
-                <w:b/>
-                <w:bCs/>
-                <w:sz w:val="19"/>
-                <w:szCs w:val="19"/>
-              </w:rPr>
-              <w:t xml:space="preserve">Every Qualifying Event</w:t>
-            </w:r>
-            <w:r>
-              <w:rPr>
-                <w:rFonts w:ascii="Arial" w:cs="Arial" w:eastAsia="Arial" w:hAnsi="Arial"/>
-                <w:sz w:val="19"/>
-                <w:szCs w:val="19"/>
-              </w:rPr>
-              <w:t xml:space="preserve">.</w:t>
-            </w:r>
-          </w:p>
-        </w:tc>
-        <w:tc>
-          <w:tcPr>
-            <w:tcW w:type="dxa" w:w="3740"/>
-            <w:tcMar>
-              <w:top w:type="dxa" w:w="60"/>
-              <w:left w:type="dxa" w:w="90"/>
-              <w:bottom w:type="dxa" w:w="60"/>
-              <w:right w:type="dxa" w:w="90"/>
-            </w:tcMar>
-          </w:tcPr>
-          <w:p>
-            <w:r>
-              <w:rPr>
-                <w:rFonts w:ascii="Arial" w:cs="Arial" w:eastAsia="Arial" w:hAnsi="Arial"/>
-                <w:sz w:val="19"/>
-                <w:szCs w:val="19"/>
-              </w:rPr>
-              <w:t xml:space="preserve">Whether a customer can go through again. Nobody is ever in the same journey twice at once.</w:t>
+              <w:t xml:space="preserve">On a Specific Date</w:t>
+            </w:r>
+          </w:p>
+        </w:tc>
+        <w:tc>
+          <w:tcPr>
+            <w:tcW w:type="dxa" w:w="3740"/>
+            <w:tcMar>
+              <w:top w:type="dxa" w:w="60"/>
+              <w:left w:type="dxa" w:w="90"/>
+              <w:bottom w:type="dxa" w:w="60"/>
+              <w:right w:type="dxa" w:w="90"/>
+            </w:tcMar>
+          </w:tcPr>
+          <w:p>
+            <w:r>
+              <w:rPr>
+                <w:rFonts w:ascii="Arial" w:cs="Arial" w:eastAsia="Arial" w:hAnsi="Arial"/>
+                <w:sz w:val="19"/>
+                <w:szCs w:val="19"/>
+              </w:rPr>
+              <w:t xml:space="preserve">Date; At; Who Enters</w:t>
+            </w:r>
+          </w:p>
+        </w:tc>
+        <w:tc>
+          <w:tcPr>
+            <w:tcW w:type="dxa" w:w="3740"/>
+            <w:tcMar>
+              <w:top w:type="dxa" w:w="60"/>
+              <w:left w:type="dxa" w:w="90"/>
+              <w:bottom w:type="dxa" w:w="60"/>
+              <w:right w:type="dxa" w:w="90"/>
+            </w:tcMar>
+          </w:tcPr>
+          <w:p>
+            <w:r>
+              <w:rPr>
+                <w:rFonts w:ascii="Arial" w:cs="Arial" w:eastAsia="Arial" w:hAnsi="Arial"/>
+                <w:sz w:val="19"/>
+                <w:szCs w:val="19"/>
+              </w:rPr>
+              <w:t xml:space="preserve">The members, once.</w:t>
+            </w:r>
+          </w:p>
+        </w:tc>
+      </w:tr>
+      <w:tr>
+        <w:tc>
+          <w:tcPr>
+            <w:tcW w:type="dxa" w:w="2600"/>
+            <w:tcMar>
+              <w:top w:type="dxa" w:w="60"/>
+              <w:left w:type="dxa" w:w="90"/>
+              <w:bottom w:type="dxa" w:w="60"/>
+              <w:right w:type="dxa" w:w="90"/>
+            </w:tcMar>
+          </w:tcPr>
+          <w:p>
+            <w:r>
+              <w:rPr>
+                <w:rFonts w:ascii="Arial" w:cs="Arial" w:eastAsia="Arial" w:hAnsi="Arial"/>
+                <w:sz w:val="19"/>
+                <w:szCs w:val="19"/>
+              </w:rPr>
+              <w:t xml:space="preserve">On a Date Attribute</w:t>
+            </w:r>
+          </w:p>
+        </w:tc>
+        <w:tc>
+          <w:tcPr>
+            <w:tcW w:type="dxa" w:w="3740"/>
+            <w:tcMar>
+              <w:top w:type="dxa" w:w="60"/>
+              <w:left w:type="dxa" w:w="90"/>
+              <w:bottom w:type="dxa" w:w="60"/>
+              <w:right w:type="dxa" w:w="90"/>
+            </w:tcMar>
+          </w:tcPr>
+          <w:p>
+            <w:r>
+              <w:rPr>
+                <w:rFonts w:ascii="Arial" w:cs="Arial" w:eastAsia="Arial" w:hAnsi="Arial"/>
+                <w:sz w:val="19"/>
+                <w:szCs w:val="19"/>
+              </w:rPr>
+              <w:t xml:space="preserve">Date (a date on the customer's record, with how many customers have it); When (on the day, or 1 to 90 days before or after); At; Repeat (Every Year or Once); Only Customers In (optional)</w:t>
+            </w:r>
+          </w:p>
+        </w:tc>
+        <w:tc>
+          <w:tcPr>
+            <w:tcW w:type="dxa" w:w="3740"/>
+            <w:tcMar>
+              <w:top w:type="dxa" w:w="60"/>
+              <w:left w:type="dxa" w:w="90"/>
+              <w:bottom w:type="dxa" w:w="60"/>
+              <w:right w:type="dxa" w:w="90"/>
+            </w:tcMar>
+          </w:tcPr>
+          <w:p>
+            <w:r>
+              <w:rPr>
+                <w:rFonts w:ascii="Arial" w:cs="Arial" w:eastAsia="Arial" w:hAnsi="Arial"/>
+                <w:sz w:val="19"/>
+                <w:szCs w:val="19"/>
+              </w:rPr>
+              <w:t xml:space="preserve">Each customer on their own date. Every Year matches the day and month (birthdays, anniversaries; 29 February counts on 28 February in other years); Once matches the full date (a renewal date).</w:t>
             </w:r>
           </w:p>
         </w:tc>
@@ -49020,14 +51506,15 @@
     </w:p>
     <w:p>
       <w:pPr>
-        <w:pStyle w:val="Heading2"/>
-        <w:spacing w:after="120" w:before="240"/>
-      </w:pPr>
-      <w:r>
-        <w:rPr>
-          <w:rFonts w:ascii="Arial" w:cs="Arial" w:eastAsia="Arial" w:hAnsi="Arial"/>
-        </w:rPr>
-        <w:t xml:space="preserve">Date / Time entries</w:t>
+        <w:spacing w:after="120"/>
+      </w:pPr>
+      <w:r>
+        <w:rPr>
+          <w:rFonts w:ascii="Arial" w:cs="Arial" w:eastAsia="Arial" w:hAnsi="Arial"/>
+          <w:sz w:val="21"/>
+          <w:szCs w:val="21"/>
+        </w:rPr>
+        <w:t xml:space="preserve">Times are the workspace's time zone. Each moment fires once: a journey that goes live after this week's moment waits for the next one.</w:t>
       </w:r>
     </w:p>
     <w:p>
@@ -49050,527 +51537,27 @@
           <w:sz w:val="21"/>
           <w:szCs w:val="21"/>
         </w:rPr>
-        <w:t xml:space="preserve">Date / Time</w:t>
-      </w:r>
-      <w:r>
-        <w:rPr>
-          <w:rFonts w:ascii="Arial" w:cs="Arial" w:eastAsia="Arial" w:hAnsi="Arial"/>
-          <w:sz w:val="21"/>
-          <w:szCs w:val="21"/>
-        </w:rPr>
-        <w:t xml:space="preserve">, then the Specific Trigger. The fields that follow depend on it, and a grey line under them reads the result back ("Every Monday at 9:00 AM, the members of VIP Customers enter").</w:t>
-      </w:r>
-    </w:p>
-    <w:tbl>
-      <w:tblPr>
-        <w:tblW w:type="dxa" w:w="10080"/>
-        <w:tblBorders>
-          <w:top w:val="single" w:color="D9DBE3" w:sz="4"/>
-          <w:left w:val="none"/>
-          <w:bottom w:val="single" w:color="D9DBE3" w:sz="4"/>
-          <w:right w:val="none"/>
-          <w:insideH w:val="single" w:color="E6E8EF" w:sz="4"/>
-          <w:insideV w:val="none"/>
-        </w:tblBorders>
-      </w:tblPr>
-      <w:tblGrid>
-        <w:gridCol w:w="2600"/>
-        <w:gridCol w:w="3740"/>
-        <w:gridCol w:w="3740"/>
-      </w:tblGrid>
-      <w:tr>
-        <w:trPr>
-          <w:tblHeader/>
-        </w:trPr>
-        <w:tc>
-          <w:tcPr>
-            <w:tcW w:type="dxa" w:w="2600"/>
-            <w:shd w:fill="EEEFF5" w:color="auto" w:val="clear"/>
-            <w:tcMar>
-              <w:top w:type="dxa" w:w="60"/>
-              <w:left w:type="dxa" w:w="90"/>
-              <w:bottom w:type="dxa" w:w="60"/>
-              <w:right w:type="dxa" w:w="90"/>
-            </w:tcMar>
-          </w:tcPr>
-          <w:p>
-            <w:r>
-              <w:rPr>
-                <w:rFonts w:ascii="Arial" w:cs="Arial" w:eastAsia="Arial" w:hAnsi="Arial"/>
-                <w:b/>
-                <w:bCs/>
-                <w:sz w:val="18"/>
-                <w:szCs w:val="18"/>
-              </w:rPr>
-              <w:t xml:space="preserve">Specific Trigger</w:t>
-            </w:r>
-          </w:p>
-        </w:tc>
-        <w:tc>
-          <w:tcPr>
-            <w:tcW w:type="dxa" w:w="3740"/>
-            <w:shd w:fill="EEEFF5" w:color="auto" w:val="clear"/>
-            <w:tcMar>
-              <w:top w:type="dxa" w:w="60"/>
-              <w:left w:type="dxa" w:w="90"/>
-              <w:bottom w:type="dxa" w:w="60"/>
-              <w:right w:type="dxa" w:w="90"/>
-            </w:tcMar>
-          </w:tcPr>
-          <w:p>
-            <w:r>
-              <w:rPr>
-                <w:rFonts w:ascii="Arial" w:cs="Arial" w:eastAsia="Arial" w:hAnsi="Arial"/>
-                <w:b/>
-                <w:bCs/>
-                <w:sz w:val="18"/>
-                <w:szCs w:val="18"/>
-              </w:rPr>
-              <w:t xml:space="preserve">Asks for</w:t>
-            </w:r>
-          </w:p>
-        </w:tc>
-        <w:tc>
-          <w:tcPr>
-            <w:tcW w:type="dxa" w:w="3740"/>
-            <w:shd w:fill="EEEFF5" w:color="auto" w:val="clear"/>
-            <w:tcMar>
-              <w:top w:type="dxa" w:w="60"/>
-              <w:left w:type="dxa" w:w="90"/>
-              <w:bottom w:type="dxa" w:w="60"/>
-              <w:right w:type="dxa" w:w="90"/>
-            </w:tcMar>
-          </w:tcPr>
-          <w:p>
-            <w:r>
-              <w:rPr>
-                <w:rFonts w:ascii="Arial" w:cs="Arial" w:eastAsia="Arial" w:hAnsi="Arial"/>
-                <w:b/>
-                <w:bCs/>
-                <w:sz w:val="18"/>
-                <w:szCs w:val="18"/>
-              </w:rPr>
-              <w:t xml:space="preserve">Who enters, and when</w:t>
-            </w:r>
-          </w:p>
-        </w:tc>
-      </w:tr>
-      <w:tr>
-        <w:tc>
-          <w:tcPr>
-            <w:tcW w:type="dxa" w:w="2600"/>
-            <w:tcMar>
-              <w:top w:type="dxa" w:w="60"/>
-              <w:left w:type="dxa" w:w="90"/>
-              <w:bottom w:type="dxa" w:w="60"/>
-              <w:right w:type="dxa" w:w="90"/>
-            </w:tcMar>
-          </w:tcPr>
-          <w:p>
-            <w:r>
-              <w:rPr>
-                <w:rFonts w:ascii="Arial" w:cs="Arial" w:eastAsia="Arial" w:hAnsi="Arial"/>
-                <w:sz w:val="19"/>
-                <w:szCs w:val="19"/>
-              </w:rPr>
-              <w:t xml:space="preserve">Daily</w:t>
-            </w:r>
-          </w:p>
-        </w:tc>
-        <w:tc>
-          <w:tcPr>
-            <w:tcW w:type="dxa" w:w="3740"/>
-            <w:tcMar>
-              <w:top w:type="dxa" w:w="60"/>
-              <w:left w:type="dxa" w:w="90"/>
-              <w:bottom w:type="dxa" w:w="60"/>
-              <w:right w:type="dxa" w:w="90"/>
-            </w:tcMar>
-          </w:tcPr>
-          <w:p>
-            <w:r>
-              <w:rPr>
-                <w:rFonts w:ascii="Arial" w:cs="Arial" w:eastAsia="Arial" w:hAnsi="Arial"/>
-                <w:sz w:val="19"/>
-                <w:szCs w:val="19"/>
-              </w:rPr>
-              <w:t xml:space="preserve">At (a time); Who Enters (a customer list or a segment)</w:t>
-            </w:r>
-          </w:p>
-        </w:tc>
-        <w:tc>
-          <w:tcPr>
-            <w:tcW w:type="dxa" w:w="3740"/>
-            <w:tcMar>
-              <w:top w:type="dxa" w:w="60"/>
-              <w:left w:type="dxa" w:w="90"/>
-              <w:bottom w:type="dxa" w:w="60"/>
-              <w:right w:type="dxa" w:w="90"/>
-            </w:tcMar>
-          </w:tcPr>
-          <w:p>
-            <w:r>
-              <w:rPr>
-                <w:rFonts w:ascii="Arial" w:cs="Arial" w:eastAsia="Arial" w:hAnsi="Arial"/>
-                <w:sz w:val="19"/>
-                <w:szCs w:val="19"/>
-              </w:rPr>
-              <w:t xml:space="preserve">The members, every day at that time.</w:t>
-            </w:r>
-          </w:p>
-        </w:tc>
-      </w:tr>
-      <w:tr>
-        <w:tc>
-          <w:tcPr>
-            <w:tcW w:type="dxa" w:w="2600"/>
-            <w:tcMar>
-              <w:top w:type="dxa" w:w="60"/>
-              <w:left w:type="dxa" w:w="90"/>
-              <w:bottom w:type="dxa" w:w="60"/>
-              <w:right w:type="dxa" w:w="90"/>
-            </w:tcMar>
-          </w:tcPr>
-          <w:p>
-            <w:r>
-              <w:rPr>
-                <w:rFonts w:ascii="Arial" w:cs="Arial" w:eastAsia="Arial" w:hAnsi="Arial"/>
-                <w:sz w:val="19"/>
-                <w:szCs w:val="19"/>
-              </w:rPr>
-              <w:t xml:space="preserve">Weekly</w:t>
-            </w:r>
-          </w:p>
-        </w:tc>
-        <w:tc>
-          <w:tcPr>
-            <w:tcW w:type="dxa" w:w="3740"/>
-            <w:tcMar>
-              <w:top w:type="dxa" w:w="60"/>
-              <w:left w:type="dxa" w:w="90"/>
-              <w:bottom w:type="dxa" w:w="60"/>
-              <w:right w:type="dxa" w:w="90"/>
-            </w:tcMar>
-          </w:tcPr>
-          <w:p>
-            <w:r>
-              <w:rPr>
-                <w:rFonts w:ascii="Arial" w:cs="Arial" w:eastAsia="Arial" w:hAnsi="Arial"/>
-                <w:sz w:val="19"/>
-                <w:szCs w:val="19"/>
-              </w:rPr>
-              <w:t xml:space="preserve">On (one or more weekdays); At; Who Enters</w:t>
-            </w:r>
-          </w:p>
-        </w:tc>
-        <w:tc>
-          <w:tcPr>
-            <w:tcW w:type="dxa" w:w="3740"/>
-            <w:tcMar>
-              <w:top w:type="dxa" w:w="60"/>
-              <w:left w:type="dxa" w:w="90"/>
-              <w:bottom w:type="dxa" w:w="60"/>
-              <w:right w:type="dxa" w:w="90"/>
-            </w:tcMar>
-          </w:tcPr>
-          <w:p>
-            <w:r>
-              <w:rPr>
-                <w:rFonts w:ascii="Arial" w:cs="Arial" w:eastAsia="Arial" w:hAnsi="Arial"/>
-                <w:sz w:val="19"/>
-                <w:szCs w:val="19"/>
-              </w:rPr>
-              <w:t xml:space="preserve">The members, on those days at that time.</w:t>
-            </w:r>
-          </w:p>
-        </w:tc>
-      </w:tr>
-      <w:tr>
-        <w:tc>
-          <w:tcPr>
-            <w:tcW w:type="dxa" w:w="2600"/>
-            <w:tcMar>
-              <w:top w:type="dxa" w:w="60"/>
-              <w:left w:type="dxa" w:w="90"/>
-              <w:bottom w:type="dxa" w:w="60"/>
-              <w:right w:type="dxa" w:w="90"/>
-            </w:tcMar>
-          </w:tcPr>
-          <w:p>
-            <w:r>
-              <w:rPr>
-                <w:rFonts w:ascii="Arial" w:cs="Arial" w:eastAsia="Arial" w:hAnsi="Arial"/>
-                <w:sz w:val="19"/>
-                <w:szCs w:val="19"/>
-              </w:rPr>
-              <w:t xml:space="preserve">Monthly</w:t>
-            </w:r>
-          </w:p>
-        </w:tc>
-        <w:tc>
-          <w:tcPr>
-            <w:tcW w:type="dxa" w:w="3740"/>
-            <w:tcMar>
-              <w:top w:type="dxa" w:w="60"/>
-              <w:left w:type="dxa" w:w="90"/>
-              <w:bottom w:type="dxa" w:w="60"/>
-              <w:right w:type="dxa" w:w="90"/>
-            </w:tcMar>
-          </w:tcPr>
-          <w:p>
-            <w:r>
-              <w:rPr>
-                <w:rFonts w:ascii="Arial" w:cs="Arial" w:eastAsia="Arial" w:hAnsi="Arial"/>
-                <w:sz w:val="19"/>
-                <w:szCs w:val="19"/>
-              </w:rPr>
-              <w:t xml:space="preserve">Day of the Month (1 to 28, or Last Day); At; Who Enters</w:t>
-            </w:r>
-          </w:p>
-        </w:tc>
-        <w:tc>
-          <w:tcPr>
-            <w:tcW w:type="dxa" w:w="3740"/>
-            <w:tcMar>
-              <w:top w:type="dxa" w:w="60"/>
-              <w:left w:type="dxa" w:w="90"/>
-              <w:bottom w:type="dxa" w:w="60"/>
-              <w:right w:type="dxa" w:w="90"/>
-            </w:tcMar>
-          </w:tcPr>
-          <w:p>
-            <w:r>
-              <w:rPr>
-                <w:rFonts w:ascii="Arial" w:cs="Arial" w:eastAsia="Arial" w:hAnsi="Arial"/>
-                <w:sz w:val="19"/>
-                <w:szCs w:val="19"/>
-              </w:rPr>
-              <w:t xml:space="preserve">The members, once a month.</w:t>
-            </w:r>
-          </w:p>
-        </w:tc>
-      </w:tr>
-      <w:tr>
-        <w:tc>
-          <w:tcPr>
-            <w:tcW w:type="dxa" w:w="2600"/>
-            <w:tcMar>
-              <w:top w:type="dxa" w:w="60"/>
-              <w:left w:type="dxa" w:w="90"/>
-              <w:bottom w:type="dxa" w:w="60"/>
-              <w:right w:type="dxa" w:w="90"/>
-            </w:tcMar>
-          </w:tcPr>
-          <w:p>
-            <w:r>
-              <w:rPr>
-                <w:rFonts w:ascii="Arial" w:cs="Arial" w:eastAsia="Arial" w:hAnsi="Arial"/>
-                <w:sz w:val="19"/>
-                <w:szCs w:val="19"/>
-              </w:rPr>
-              <w:t xml:space="preserve">On a Specific Date</w:t>
-            </w:r>
-          </w:p>
-        </w:tc>
-        <w:tc>
-          <w:tcPr>
-            <w:tcW w:type="dxa" w:w="3740"/>
-            <w:tcMar>
-              <w:top w:type="dxa" w:w="60"/>
-              <w:left w:type="dxa" w:w="90"/>
-              <w:bottom w:type="dxa" w:w="60"/>
-              <w:right w:type="dxa" w:w="90"/>
-            </w:tcMar>
-          </w:tcPr>
-          <w:p>
-            <w:r>
-              <w:rPr>
-                <w:rFonts w:ascii="Arial" w:cs="Arial" w:eastAsia="Arial" w:hAnsi="Arial"/>
-                <w:sz w:val="19"/>
-                <w:szCs w:val="19"/>
-              </w:rPr>
-              <w:t xml:space="preserve">Date; At; Who Enters</w:t>
-            </w:r>
-          </w:p>
-        </w:tc>
-        <w:tc>
-          <w:tcPr>
-            <w:tcW w:type="dxa" w:w="3740"/>
-            <w:tcMar>
-              <w:top w:type="dxa" w:w="60"/>
-              <w:left w:type="dxa" w:w="90"/>
-              <w:bottom w:type="dxa" w:w="60"/>
-              <w:right w:type="dxa" w:w="90"/>
-            </w:tcMar>
-          </w:tcPr>
-          <w:p>
-            <w:r>
-              <w:rPr>
-                <w:rFonts w:ascii="Arial" w:cs="Arial" w:eastAsia="Arial" w:hAnsi="Arial"/>
-                <w:sz w:val="19"/>
-                <w:szCs w:val="19"/>
-              </w:rPr>
-              <w:t xml:space="preserve">The members, once.</w:t>
-            </w:r>
-          </w:p>
-        </w:tc>
-      </w:tr>
-      <w:tr>
-        <w:tc>
-          <w:tcPr>
-            <w:tcW w:type="dxa" w:w="2600"/>
-            <w:tcMar>
-              <w:top w:type="dxa" w:w="60"/>
-              <w:left w:type="dxa" w:w="90"/>
-              <w:bottom w:type="dxa" w:w="60"/>
-              <w:right w:type="dxa" w:w="90"/>
-            </w:tcMar>
-          </w:tcPr>
-          <w:p>
-            <w:r>
-              <w:rPr>
-                <w:rFonts w:ascii="Arial" w:cs="Arial" w:eastAsia="Arial" w:hAnsi="Arial"/>
-                <w:sz w:val="19"/>
-                <w:szCs w:val="19"/>
-              </w:rPr>
-              <w:t xml:space="preserve">On a Date Attribute</w:t>
-            </w:r>
-          </w:p>
-        </w:tc>
-        <w:tc>
-          <w:tcPr>
-            <w:tcW w:type="dxa" w:w="3740"/>
-            <w:tcMar>
-              <w:top w:type="dxa" w:w="60"/>
-              <w:left w:type="dxa" w:w="90"/>
-              <w:bottom w:type="dxa" w:w="60"/>
-              <w:right w:type="dxa" w:w="90"/>
-            </w:tcMar>
-          </w:tcPr>
-          <w:p>
-            <w:r>
-              <w:rPr>
-                <w:rFonts w:ascii="Arial" w:cs="Arial" w:eastAsia="Arial" w:hAnsi="Arial"/>
-                <w:sz w:val="19"/>
-                <w:szCs w:val="19"/>
-              </w:rPr>
-              <w:t xml:space="preserve">Date (a date on the customer's record, with how many customers have it); When (on the day, or 1 to 90 days before or after); At; Repeat (Every Year or Once); Only Customers In (optional)</w:t>
-            </w:r>
-          </w:p>
-        </w:tc>
-        <w:tc>
-          <w:tcPr>
-            <w:tcW w:type="dxa" w:w="3740"/>
-            <w:tcMar>
-              <w:top w:type="dxa" w:w="60"/>
-              <w:left w:type="dxa" w:w="90"/>
-              <w:bottom w:type="dxa" w:w="60"/>
-              <w:right w:type="dxa" w:w="90"/>
-            </w:tcMar>
-          </w:tcPr>
-          <w:p>
-            <w:r>
-              <w:rPr>
-                <w:rFonts w:ascii="Arial" w:cs="Arial" w:eastAsia="Arial" w:hAnsi="Arial"/>
-                <w:sz w:val="19"/>
-                <w:szCs w:val="19"/>
-              </w:rPr>
-              <w:t xml:space="preserve">Each customer on their own date. Every Year matches the day and month (birthdays, anniversaries; 29 February counts on 28 February in other years); Once matches the full date (a renewal date).</w:t>
-            </w:r>
-          </w:p>
-        </w:tc>
-      </w:tr>
-    </w:tbl>
-    <w:p>
-      <w:pPr>
-        <w:spacing w:after="120"/>
-      </w:pPr>
-    </w:p>
-    <w:p>
-      <w:pPr>
-        <w:spacing w:after="120"/>
-      </w:pPr>
-      <w:r>
-        <w:rPr>
-          <w:rFonts w:ascii="Arial" w:cs="Arial" w:eastAsia="Arial" w:hAnsi="Arial"/>
-          <w:sz w:val="21"/>
-          <w:szCs w:val="21"/>
-        </w:rPr>
-        <w:t xml:space="preserve">Times are the workspace's time zone. A moment fires once: if the journey goes live after this week's moment, it waits for the next one, and a moment missed while CEP was down is not replayed (the next one fires). Re-entry (step 2) decides whether the same customers go through again: a Weekly journey with After 7 Days lets them back each week. With a Fixed population, the first moment's customers enter and the journey then closes.</w:t>
-      </w:r>
-    </w:p>
-    <w:p>
-      <w:pPr>
-        <w:spacing w:after="120"/>
-      </w:pPr>
-      <w:r>
-        <w:rPr>
-          <w:rFonts w:ascii="Arial" w:cs="Arial" w:eastAsia="Arial" w:hAnsi="Arial"/>
-          <w:sz w:val="21"/>
-          <w:szCs w:val="21"/>
-        </w:rPr>
-        <w:t xml:space="preserve">The dates come from the customer records' custom attributes that hold a date (YYYY-MM-DD), as C360 sends them; CEP has no birthday field of its own. If no record holds a date yet, the Date list says so.</w:t>
-      </w:r>
-    </w:p>
-    <w:p>
-      <w:pPr>
-        <w:pStyle w:val="Heading2"/>
+        <w:t xml:space="preserve">Next</w:t>
+      </w:r>
+      <w:r>
+        <w:rPr>
+          <w:rFonts w:ascii="Arial" w:cs="Arial" w:eastAsia="Arial" w:hAnsi="Arial"/>
+          <w:sz w:val="21"/>
+          <w:szCs w:val="21"/>
+        </w:rPr>
+        <w:t xml:space="preserve">.</w:t>
+      </w:r>
+    </w:p>
+    <w:p>
+      <w:pPr>
+        <w:pStyle w:val="Heading3"/>
         <w:spacing w:after="120" w:before="240"/>
       </w:pPr>
       <w:r>
         <w:rPr>
           <w:rFonts w:ascii="Arial" w:cs="Arial" w:eastAsia="Arial" w:hAnsi="Arial"/>
         </w:rPr>
-        <w:t xml:space="preserve">Build the steps</w:t>
-      </w:r>
-    </w:p>
-    <w:p>
-      <w:pPr>
-        <w:spacing w:after="120"/>
-      </w:pPr>
-      <w:r>
-        <w:rPr>
-          <w:rFonts w:ascii="Arial" w:cs="Arial" w:eastAsia="Arial" w:hAnsi="Arial"/>
-          <w:sz w:val="21"/>
-          <w:szCs w:val="21"/>
-        </w:rPr>
-        <w:t xml:space="preserve">Add steps with the </w:t>
-      </w:r>
-      <w:r>
-        <w:rPr>
-          <w:rFonts w:ascii="Arial" w:cs="Arial" w:eastAsia="Arial" w:hAnsi="Arial"/>
-          <w:b/>
-          <w:bCs/>
-          <w:sz w:val="21"/>
-          <w:szCs w:val="21"/>
-        </w:rPr>
-        <w:t xml:space="preserve">+</w:t>
-      </w:r>
-      <w:r>
-        <w:rPr>
-          <w:rFonts w:ascii="Arial" w:cs="Arial" w:eastAsia="Arial" w:hAnsi="Arial"/>
-          <w:sz w:val="21"/>
-          <w:szCs w:val="21"/>
-        </w:rPr>
-        <w:t xml:space="preserve"> buttons on the canvas. Each step needs its settings before you can test publish; </w:t>
-      </w:r>
-      <w:r>
-        <w:rPr>
-          <w:rFonts w:ascii="Arial" w:cs="Arial" w:eastAsia="Arial" w:hAnsi="Arial"/>
-          <w:b/>
-          <w:bCs/>
-          <w:sz w:val="21"/>
-          <w:szCs w:val="21"/>
-        </w:rPr>
-        <w:t xml:space="preserve">Save Draft</w:t>
-      </w:r>
-      <w:r>
-        <w:rPr>
-          <w:rFonts w:ascii="Arial" w:cs="Arial" w:eastAsia="Arial" w:hAnsi="Arial"/>
-          <w:sz w:val="21"/>
-          <w:szCs w:val="21"/>
-        </w:rPr>
-        <w:t xml:space="preserve"> keeps your work (nothing saves on its own).</w:t>
+        <w:t xml:space="preserve">3. Set up: population and re-entry (step 2 of 2)</w:t>
       </w:r>
     </w:p>
     <w:tbl>
@@ -49613,7 +51600,7 @@
                 <w:sz w:val="18"/>
                 <w:szCs w:val="18"/>
               </w:rPr>
-              <w:t xml:space="preserve">Step</w:t>
+              <w:t xml:space="preserve">Field</w:t>
             </w:r>
           </w:p>
         </w:tc>
@@ -49637,7 +51624,7 @@
                 <w:sz w:val="18"/>
                 <w:szCs w:val="18"/>
               </w:rPr>
-              <w:t xml:space="preserve">What it does</w:t>
+              <w:t xml:space="preserve">What to choose</w:t>
             </w:r>
           </w:p>
         </w:tc>
@@ -49660,7 +51647,7 @@
                 <w:sz w:val="19"/>
                 <w:szCs w:val="19"/>
               </w:rPr>
-              <w:t xml:space="preserve">Wait</w:t>
+              <w:t xml:space="preserve">Population</w:t>
             </w:r>
           </w:p>
         </w:tc>
@@ -49678,10 +51665,56 @@
             <w:r>
               <w:rPr>
                 <w:rFonts w:ascii="Arial" w:cs="Arial" w:eastAsia="Arial" w:hAnsi="Arial"/>
-                <w:sz w:val="19"/>
-                <w:szCs w:val="19"/>
-              </w:rPr>
-              <w:t xml:space="preserve">Pauses for minutes, hours, days or weeks.</w:t>
+                <w:b/>
+                <w:bCs/>
+                <w:sz w:val="19"/>
+                <w:szCs w:val="19"/>
+              </w:rPr>
+              <w:t xml:space="preserve">Fixed</w:t>
+            </w:r>
+            <w:r>
+              <w:rPr>
+                <w:rFonts w:ascii="Arial" w:cs="Arial" w:eastAsia="Arial" w:hAnsi="Arial"/>
+                <w:sz w:val="19"/>
+                <w:szCs w:val="19"/>
+              </w:rPr>
+              <w:t xml:space="preserve">: who qualifies on the first pass after go-live, then nobody new. </w:t>
+            </w:r>
+            <w:r>
+              <w:rPr>
+                <w:rFonts w:ascii="Arial" w:cs="Arial" w:eastAsia="Arial" w:hAnsi="Arial"/>
+                <w:b/>
+                <w:bCs/>
+                <w:sz w:val="19"/>
+                <w:szCs w:val="19"/>
+              </w:rPr>
+              <w:t xml:space="preserve">Continuously Qualifying</w:t>
+            </w:r>
+            <w:r>
+              <w:rPr>
+                <w:rFonts w:ascii="Arial" w:cs="Arial" w:eastAsia="Arial" w:hAnsi="Arial"/>
+                <w:sz w:val="19"/>
+                <w:szCs w:val="19"/>
+              </w:rPr>
+              <w:t xml:space="preserve">: new matches keep joining. </w:t>
+            </w:r>
+            <w:r>
+              <w:rPr>
+                <w:rFonts w:ascii="Arial" w:cs="Arial" w:eastAsia="Arial" w:hAnsi="Arial"/>
+                <w:b/>
+                <w:bCs/>
+                <w:sz w:val="19"/>
+                <w:szCs w:val="19"/>
+              </w:rPr>
+              <w:t xml:space="preserve">Event Triggered</w:t>
+            </w:r>
+            <w:r>
+              <w:rPr>
+                <w:rFonts w:ascii="Arial" w:cs="Arial" w:eastAsia="Arial" w:hAnsi="Arial"/>
+                <w:sz w:val="19"/>
+                <w:szCs w:val="19"/>
+              </w:rPr>
+              <w:t xml:space="preserve">: customers enter the moment the event arrives.</w:t>
             </w:r>
           </w:p>
         </w:tc>
@@ -49704,7 +51737,7 @@
                 <w:sz w:val="19"/>
                 <w:szCs w:val="19"/>
               </w:rPr>
-              <w:t xml:space="preserve">Condition</w:t>
+              <w:t xml:space="preserve">Re-Entry</w:t>
             </w:r>
           </w:p>
         </w:tc>
@@ -49719,190 +51752,6 @@
             </w:tcMar>
           </w:tcPr>
           <w:p>
-            <w:r>
-              <w:rPr>
-                <w:rFonts w:ascii="Arial" w:cs="Arial" w:eastAsia="Arial" w:hAnsi="Arial"/>
-                <w:sz w:val="19"/>
-                <w:szCs w:val="19"/>
-              </w:rPr>
-              <w:t xml:space="preserve">Splits into Yes and No: made a purchase, opened an email, clicked a link, redeemed a coupon, a specific event happened (optionally within a number of days), or is in a segment.</w:t>
-            </w:r>
-          </w:p>
-        </w:tc>
-      </w:tr>
-      <w:tr>
-        <w:tc>
-          <w:tcPr>
-            <w:tcW w:type="dxa" w:w="2600"/>
-            <w:tcMar>
-              <w:top w:type="dxa" w:w="60"/>
-              <w:left w:type="dxa" w:w="90"/>
-              <w:bottom w:type="dxa" w:w="60"/>
-              <w:right w:type="dxa" w:w="90"/>
-            </w:tcMar>
-          </w:tcPr>
-          <w:p>
-            <w:r>
-              <w:rPr>
-                <w:rFonts w:ascii="Arial" w:cs="Arial" w:eastAsia="Arial" w:hAnsi="Arial"/>
-                <w:sz w:val="19"/>
-                <w:szCs w:val="19"/>
-              </w:rPr>
-              <w:t xml:space="preserve">Email, SMS / MMS</w:t>
-            </w:r>
-          </w:p>
-        </w:tc>
-        <w:tc>
-          <w:tcPr>
-            <w:tcW w:type="dxa" w:w="7480"/>
-            <w:tcMar>
-              <w:top w:type="dxa" w:w="60"/>
-              <w:left w:type="dxa" w:w="90"/>
-              <w:bottom w:type="dxa" w:w="60"/>
-              <w:right w:type="dxa" w:w="90"/>
-            </w:tcMar>
-          </w:tcPr>
-          <w:p>
-            <w:r>
-              <w:rPr>
-                <w:rFonts w:ascii="Arial" w:cs="Arial" w:eastAsia="Arial" w:hAnsi="Arial"/>
-                <w:sz w:val="19"/>
-                <w:szCs w:val="19"/>
-              </w:rPr>
-              <w:t xml:space="preserve">Sends a published template.</w:t>
-            </w:r>
-          </w:p>
-        </w:tc>
-      </w:tr>
-      <w:tr>
-        <w:tc>
-          <w:tcPr>
-            <w:tcW w:type="dxa" w:w="2600"/>
-            <w:tcMar>
-              <w:top w:type="dxa" w:w="60"/>
-              <w:left w:type="dxa" w:w="90"/>
-              <w:bottom w:type="dxa" w:w="60"/>
-              <w:right w:type="dxa" w:w="90"/>
-            </w:tcMar>
-          </w:tcPr>
-          <w:p>
-            <w:r>
-              <w:rPr>
-                <w:rFonts w:ascii="Arial" w:cs="Arial" w:eastAsia="Arial" w:hAnsi="Arial"/>
-                <w:sz w:val="19"/>
-                <w:szCs w:val="19"/>
-              </w:rPr>
-              <w:t xml:space="preserve">Issue Coupon</w:t>
-            </w:r>
-          </w:p>
-        </w:tc>
-        <w:tc>
-          <w:tcPr>
-            <w:tcW w:type="dxa" w:w="7480"/>
-            <w:tcMar>
-              <w:top w:type="dxa" w:w="60"/>
-              <w:left w:type="dxa" w:w="90"/>
-              <w:bottom w:type="dxa" w:w="60"/>
-              <w:right w:type="dxa" w:w="90"/>
-            </w:tcMar>
-          </w:tcPr>
-          <w:p>
-            <w:r>
-              <w:rPr>
-                <w:rFonts w:ascii="Arial" w:cs="Arial" w:eastAsia="Arial" w:hAnsi="Arial"/>
-                <w:sz w:val="19"/>
-                <w:szCs w:val="19"/>
-              </w:rPr>
-              <w:t xml:space="preserve">Asks C360 for a coupon for the customer (see below).</w:t>
-            </w:r>
-          </w:p>
-        </w:tc>
-      </w:tr>
-      <w:tr>
-        <w:tc>
-          <w:tcPr>
-            <w:tcW w:type="dxa" w:w="2600"/>
-            <w:tcMar>
-              <w:top w:type="dxa" w:w="60"/>
-              <w:left w:type="dxa" w:w="90"/>
-              <w:bottom w:type="dxa" w:w="60"/>
-              <w:right w:type="dxa" w:w="90"/>
-            </w:tcMar>
-          </w:tcPr>
-          <w:p>
-            <w:r>
-              <w:rPr>
-                <w:rFonts w:ascii="Arial" w:cs="Arial" w:eastAsia="Arial" w:hAnsi="Arial"/>
-                <w:sz w:val="19"/>
-                <w:szCs w:val="19"/>
-              </w:rPr>
-              <w:t xml:space="preserve">Update Loyalty Tier, Update Segment</w:t>
-            </w:r>
-          </w:p>
-        </w:tc>
-        <w:tc>
-          <w:tcPr>
-            <w:tcW w:type="dxa" w:w="7480"/>
-            <w:tcMar>
-              <w:top w:type="dxa" w:w="60"/>
-              <w:left w:type="dxa" w:w="90"/>
-              <w:bottom w:type="dxa" w:w="60"/>
-              <w:right w:type="dxa" w:w="90"/>
-            </w:tcMar>
-          </w:tcPr>
-          <w:p>
-            <w:r>
-              <w:rPr>
-                <w:rFonts w:ascii="Arial" w:cs="Arial" w:eastAsia="Arial" w:hAnsi="Arial"/>
-                <w:sz w:val="19"/>
-                <w:szCs w:val="19"/>
-              </w:rPr>
-              <w:t xml:space="preserve">Changes the customer's tier, or adds them to or removes them from a segment.</w:t>
-            </w:r>
-          </w:p>
-        </w:tc>
-      </w:tr>
-      <w:tr>
-        <w:tc>
-          <w:tcPr>
-            <w:tcW w:type="dxa" w:w="2600"/>
-            <w:tcMar>
-              <w:top w:type="dxa" w:w="60"/>
-              <w:left w:type="dxa" w:w="90"/>
-              <w:bottom w:type="dxa" w:w="60"/>
-              <w:right w:type="dxa" w:w="90"/>
-            </w:tcMar>
-          </w:tcPr>
-          <w:p>
-            <w:r>
-              <w:rPr>
-                <w:rFonts w:ascii="Arial" w:cs="Arial" w:eastAsia="Arial" w:hAnsi="Arial"/>
-                <w:sz w:val="19"/>
-                <w:szCs w:val="19"/>
-              </w:rPr>
-              <w:t xml:space="preserve">Exit Journey</w:t>
-            </w:r>
-          </w:p>
-        </w:tc>
-        <w:tc>
-          <w:tcPr>
-            <w:tcW w:type="dxa" w:w="7480"/>
-            <w:tcMar>
-              <w:top w:type="dxa" w:w="60"/>
-              <w:left w:type="dxa" w:w="90"/>
-              <w:bottom w:type="dxa" w:w="60"/>
-              <w:right w:type="dxa" w:w="90"/>
-            </w:tcMar>
-          </w:tcPr>
-          <w:p>
-            <w:r>
-              <w:rPr>
-                <w:rFonts w:ascii="Arial" w:cs="Arial" w:eastAsia="Arial" w:hAnsi="Arial"/>
-                <w:sz w:val="19"/>
-                <w:szCs w:val="19"/>
-              </w:rPr>
-              <w:t xml:space="preserve">Ends the path. A customer who reaches an Exit counts as </w:t>
-            </w:r>
             <w:r>
               <w:rPr>
                 <w:rFonts w:ascii="Arial" w:cs="Arial" w:eastAsia="Arial" w:hAnsi="Arial"/>
@@ -49911,15 +51760,69 @@
                 <w:sz w:val="19"/>
                 <w:szCs w:val="19"/>
               </w:rPr>
-              <w:t xml:space="preserve">Goal Converted</w:t>
-            </w:r>
-            <w:r>
-              <w:rPr>
-                <w:rFonts w:ascii="Arial" w:cs="Arial" w:eastAsia="Arial" w:hAnsi="Arial"/>
-                <w:sz w:val="19"/>
-                <w:szCs w:val="19"/>
-              </w:rPr>
-              <w:t xml:space="preserve">; end every path with one.</w:t>
+              <w:t xml:space="preserve">Never</w:t>
+            </w:r>
+            <w:r>
+              <w:rPr>
+                <w:rFonts w:ascii="Arial" w:cs="Arial" w:eastAsia="Arial" w:hAnsi="Arial"/>
+                <w:sz w:val="19"/>
+                <w:szCs w:val="19"/>
+              </w:rPr>
+              <w:t xml:space="preserve">: once through, never again. </w:t>
+            </w:r>
+            <w:r>
+              <w:rPr>
+                <w:rFonts w:ascii="Arial" w:cs="Arial" w:eastAsia="Arial" w:hAnsi="Arial"/>
+                <w:b/>
+                <w:bCs/>
+                <w:sz w:val="19"/>
+                <w:szCs w:val="19"/>
+              </w:rPr>
+              <w:t xml:space="preserve">After X Days</w:t>
+            </w:r>
+            <w:r>
+              <w:rPr>
+                <w:rFonts w:ascii="Arial" w:cs="Arial" w:eastAsia="Arial" w:hAnsi="Arial"/>
+                <w:sz w:val="19"/>
+                <w:szCs w:val="19"/>
+              </w:rPr>
+              <w:t xml:space="preserve">: eligible again after the number of days you enter in </w:t>
+            </w:r>
+            <w:r>
+              <w:rPr>
+                <w:rFonts w:ascii="Arial" w:cs="Arial" w:eastAsia="Arial" w:hAnsi="Arial"/>
+                <w:b/>
+                <w:bCs/>
+                <w:sz w:val="19"/>
+                <w:szCs w:val="19"/>
+              </w:rPr>
+              <w:t xml:space="preserve">Days Before Re-Entry</w:t>
+            </w:r>
+            <w:r>
+              <w:rPr>
+                <w:rFonts w:ascii="Arial" w:cs="Arial" w:eastAsia="Arial" w:hAnsi="Arial"/>
+                <w:sz w:val="19"/>
+                <w:szCs w:val="19"/>
+              </w:rPr>
+              <w:t xml:space="preserve">, counted from when they finished or exited. </w:t>
+            </w:r>
+            <w:r>
+              <w:rPr>
+                <w:rFonts w:ascii="Arial" w:cs="Arial" w:eastAsia="Arial" w:hAnsi="Arial"/>
+                <w:b/>
+                <w:bCs/>
+                <w:sz w:val="19"/>
+                <w:szCs w:val="19"/>
+              </w:rPr>
+              <w:t xml:space="preserve">Every Qualifying Event</w:t>
+            </w:r>
+            <w:r>
+              <w:rPr>
+                <w:rFonts w:ascii="Arial" w:cs="Arial" w:eastAsia="Arial" w:hAnsi="Arial"/>
+                <w:sz w:val="19"/>
+                <w:szCs w:val="19"/>
+              </w:rPr>
+              <w:t xml:space="preserve"> (offered when a starter uses it): again each time the trigger happens.</w:t>
             </w:r>
           </w:p>
         </w:tc>
@@ -49937,38 +51840,54 @@
       <w:r>
         <w:rPr>
           <w:rFonts w:ascii="Arial" w:cs="Arial" w:eastAsia="Arial" w:hAnsi="Arial"/>
+          <w:sz w:val="21"/>
+          <w:szCs w:val="21"/>
+        </w:rPr>
+        <w:t xml:space="preserve">Choose </w:t>
+      </w:r>
+      <w:r>
+        <w:rPr>
+          <w:rFonts w:ascii="Arial" w:cs="Arial" w:eastAsia="Arial" w:hAnsi="Arial"/>
           <w:b/>
           <w:bCs/>
           <w:sz w:val="21"/>
           <w:szCs w:val="21"/>
         </w:rPr>
-        <w:t xml:space="preserve">Issue Coupon.</w:t>
-      </w:r>
-      <w:r>
-        <w:rPr>
-          <w:rFonts w:ascii="Arial" w:cs="Arial" w:eastAsia="Arial" w:hAnsi="Arial"/>
-          <w:sz w:val="21"/>
-          <w:szCs w:val="21"/>
-        </w:rPr>
-        <w:t xml:space="preserve"> CEP does not make coupon codes. The step leaves a request for C360, which reads the open requests, issues the coupon and marks the request done (Settings → Events → Coupon Requests for C360). The step also raises a Coupon Issue event, so another journey can start from it. A customer passing the same step again in the same enrolment asks only once.</w:t>
-      </w:r>
-    </w:p>
-    <w:p>
-      <w:pPr>
-        <w:pStyle w:val="Heading2"/>
+        <w:t xml:space="preserve">Create Journey</w:t>
+      </w:r>
+      <w:r>
+        <w:rPr>
+          <w:rFonts w:ascii="Arial" w:cs="Arial" w:eastAsia="Arial" w:hAnsi="Arial"/>
+          <w:sz w:val="21"/>
+          <w:szCs w:val="21"/>
+        </w:rPr>
+        <w:t xml:space="preserve">. The journey is created as a Draft and the builder opens.</w:t>
+      </w:r>
+    </w:p>
+    <w:p>
+      <w:pPr>
+        <w:pStyle w:val="Heading3"/>
         <w:spacing w:after="120" w:before="240"/>
       </w:pPr>
       <w:r>
         <w:rPr>
           <w:rFonts w:ascii="Arial" w:cs="Arial" w:eastAsia="Arial" w:hAnsi="Arial"/>
         </w:rPr>
-        <w:t xml:space="preserve">Test publish</w:t>
+        <w:t xml:space="preserve">4. Build the steps</w:t>
       </w:r>
     </w:p>
     <w:p>
       <w:pPr>
         <w:spacing w:after="120"/>
       </w:pPr>
+      <w:r>
+        <w:rPr>
+          <w:rFonts w:ascii="Arial" w:cs="Arial" w:eastAsia="Arial" w:hAnsi="Arial"/>
+          <w:sz w:val="21"/>
+          <w:szCs w:val="21"/>
+        </w:rPr>
+        <w:t xml:space="preserve">The canvas shows the Entry at the top. Use the </w:t>
+      </w:r>
       <w:r>
         <w:rPr>
           <w:rFonts w:ascii="Arial" w:cs="Arial" w:eastAsia="Arial" w:hAnsi="Arial"/>
@@ -49977,15 +51896,105 @@
           <w:sz w:val="21"/>
           <w:szCs w:val="21"/>
         </w:rPr>
-        <w:t xml:space="preserve">Test Publish</w:t>
-      </w:r>
-      <w:r>
-        <w:rPr>
-          <w:rFonts w:ascii="Arial" w:cs="Arial" w:eastAsia="Arial" w:hAnsi="Arial"/>
-          <w:sz w:val="21"/>
-          <w:szCs w:val="21"/>
-        </w:rPr>
-        <w:t xml:space="preserve"> runs the journey on a small population first: a random sample of up to 200 qualifying customers, or a test list. Four checks must pass:</w:t>
+        <w:t xml:space="preserve">+</w:t>
+      </w:r>
+      <w:r>
+        <w:rPr>
+          <w:rFonts w:ascii="Arial" w:cs="Arial" w:eastAsia="Arial" w:hAnsi="Arial"/>
+          <w:sz w:val="21"/>
+          <w:szCs w:val="21"/>
+        </w:rPr>
+        <w:t xml:space="preserve"> between steps to add one; click a step to set it up in the panel on the right, then </w:t>
+      </w:r>
+      <w:r>
+        <w:rPr>
+          <w:rFonts w:ascii="Arial" w:cs="Arial" w:eastAsia="Arial" w:hAnsi="Arial"/>
+          <w:b/>
+          <w:bCs/>
+          <w:sz w:val="21"/>
+          <w:szCs w:val="21"/>
+        </w:rPr>
+        <w:t xml:space="preserve">Save Step</w:t>
+      </w:r>
+      <w:r>
+        <w:rPr>
+          <w:rFonts w:ascii="Arial" w:cs="Arial" w:eastAsia="Arial" w:hAnsi="Arial"/>
+          <w:sz w:val="21"/>
+          <w:szCs w:val="21"/>
+        </w:rPr>
+        <w:t xml:space="preserve">. A step still to set up is marked </w:t>
+      </w:r>
+      <w:r>
+        <w:rPr>
+          <w:rFonts w:ascii="Arial" w:cs="Arial" w:eastAsia="Arial" w:hAnsi="Arial"/>
+          <w:b/>
+          <w:bCs/>
+          <w:sz w:val="21"/>
+          <w:szCs w:val="21"/>
+        </w:rPr>
+        <w:t xml:space="preserve">Needs Setup</w:t>
+      </w:r>
+      <w:r>
+        <w:rPr>
+          <w:rFonts w:ascii="Arial" w:cs="Arial" w:eastAsia="Arial" w:hAnsi="Arial"/>
+          <w:sz w:val="21"/>
+          <w:szCs w:val="21"/>
+        </w:rPr>
+        <w:t xml:space="preserve">. The step's </w:t>
+      </w:r>
+      <w:r>
+        <w:rPr>
+          <w:rFonts w:ascii="Arial" w:cs="Arial" w:eastAsia="Arial" w:hAnsi="Arial"/>
+          <w:b/>
+          <w:bCs/>
+          <w:sz w:val="21"/>
+          <w:szCs w:val="21"/>
+        </w:rPr>
+        <w:t xml:space="preserve">⋮</w:t>
+      </w:r>
+      <w:r>
+        <w:rPr>
+          <w:rFonts w:ascii="Arial" w:cs="Arial" w:eastAsia="Arial" w:hAnsi="Arial"/>
+          <w:sz w:val="21"/>
+          <w:szCs w:val="21"/>
+        </w:rPr>
+        <w:t xml:space="preserve"> menu duplicates or deletes it. </w:t>
+      </w:r>
+      <w:r>
+        <w:rPr>
+          <w:rFonts w:ascii="Arial" w:cs="Arial" w:eastAsia="Arial" w:hAnsi="Arial"/>
+          <w:b/>
+          <w:bCs/>
+          <w:sz w:val="21"/>
+          <w:szCs w:val="21"/>
+        </w:rPr>
+        <w:t xml:space="preserve">Journey Settings</w:t>
+      </w:r>
+      <w:r>
+        <w:rPr>
+          <w:rFonts w:ascii="Arial" w:cs="Arial" w:eastAsia="Arial" w:hAnsi="Arial"/>
+          <w:sz w:val="21"/>
+          <w:szCs w:val="21"/>
+        </w:rPr>
+        <w:t xml:space="preserve"> on the left shows the entry, population and re-entry; </w:t>
+      </w:r>
+      <w:r>
+        <w:rPr>
+          <w:rFonts w:ascii="Arial" w:cs="Arial" w:eastAsia="Arial" w:hAnsi="Arial"/>
+          <w:b/>
+          <w:bCs/>
+          <w:sz w:val="21"/>
+          <w:szCs w:val="21"/>
+        </w:rPr>
+        <w:t xml:space="preserve">Edit Setup</w:t>
+      </w:r>
+      <w:r>
+        <w:rPr>
+          <w:rFonts w:ascii="Arial" w:cs="Arial" w:eastAsia="Arial" w:hAnsi="Arial"/>
+          <w:sz w:val="21"/>
+          <w:szCs w:val="21"/>
+        </w:rPr>
+        <w:t xml:space="preserve"> there reopens the set-up.</w:t>
       </w:r>
     </w:p>
     <w:tbl>
@@ -50028,7 +52037,7 @@
                 <w:sz w:val="18"/>
                 <w:szCs w:val="18"/>
               </w:rPr>
-              <w:t xml:space="preserve">Check</w:t>
+              <w:t xml:space="preserve">Step</w:t>
             </w:r>
           </w:p>
         </w:tc>
@@ -50052,7 +52061,7 @@
                 <w:sz w:val="18"/>
                 <w:szCs w:val="18"/>
               </w:rPr>
-              <w:t xml:space="preserve">Passes when</w:t>
+              <w:t xml:space="preserve">What it does</w:t>
             </w:r>
           </w:p>
         </w:tc>
@@ -50075,7 +52084,7 @@
                 <w:sz w:val="19"/>
                 <w:szCs w:val="19"/>
               </w:rPr>
-              <w:t xml:space="preserve">Entry rules configured</w:t>
+              <w:t xml:space="preserve">Wait</w:t>
             </w:r>
           </w:p>
         </w:tc>
@@ -50096,7 +52105,7 @@
                 <w:sz w:val="19"/>
                 <w:szCs w:val="19"/>
               </w:rPr>
-              <w:t xml:space="preserve">The journey has an entry.</w:t>
+              <w:t xml:space="preserve">Pauses for minutes, hours, days or weeks.</w:t>
             </w:r>
           </w:p>
         </w:tc>
@@ -50119,7 +52128,7 @@
                 <w:sz w:val="19"/>
                 <w:szCs w:val="19"/>
               </w:rPr>
-              <w:t xml:space="preserve">All canvas steps configured</w:t>
+              <w:t xml:space="preserve">Condition</w:t>
             </w:r>
           </w:p>
         </w:tc>
@@ -50140,7 +52149,7 @@
                 <w:sz w:val="19"/>
                 <w:szCs w:val="19"/>
               </w:rPr>
-              <w:t xml:space="preserve">Every step has its settings and every path ends.</w:t>
+              <w:t xml:space="preserve">Splits into Yes and No: made a purchase, opened an email, clicked a link, redeemed a coupon, a specific event happened (optionally within a number of days), or is in a segment.</w:t>
             </w:r>
           </w:p>
         </w:tc>
@@ -50163,7 +52172,7 @@
                 <w:sz w:val="19"/>
                 <w:szCs w:val="19"/>
               </w:rPr>
-              <w:t xml:space="preserve">Templates ready</w:t>
+              <w:t xml:space="preserve">Email, SMS / MMS</w:t>
             </w:r>
           </w:p>
         </w:tc>
@@ -50184,7 +52193,7 @@
                 <w:sz w:val="19"/>
                 <w:szCs w:val="19"/>
               </w:rPr>
-              <w:t xml:space="preserve">Every message step's template is published.</w:t>
+              <w:t xml:space="preserve">Sends a published template.</w:t>
             </w:r>
           </w:p>
         </w:tc>
@@ -50207,7 +52216,7 @@
                 <w:sz w:val="19"/>
                 <w:szCs w:val="19"/>
               </w:rPr>
-              <w:t xml:space="preserve">Governance rules satisfied</w:t>
+              <w:t xml:space="preserve">Issue Coupon</w:t>
             </w:r>
           </w:p>
         </w:tc>
@@ -50228,7 +52237,139 @@
                 <w:sz w:val="19"/>
                 <w:szCs w:val="19"/>
               </w:rPr>
-              <w:t xml:space="preserve">Always passes; it tells you which frequency caps apply to the journey's messages ("Emails: at most 3 in 7 days") and that texts wait out quiet hours, 21:00 to 08:00 in the workspace's time zone. A customer over a cap is held back, not sent.</w:t>
+              <w:t xml:space="preserve">Asks C360 for a coupon for the customer. CEP makes no codes: C360 collects the request, issues the coupon and marks it done (Settings → Events → Coupon Requests for C360). The step also raises a Coupon Issue event.</w:t>
+            </w:r>
+          </w:p>
+        </w:tc>
+      </w:tr>
+      <w:tr>
+        <w:tc>
+          <w:tcPr>
+            <w:tcW w:type="dxa" w:w="2600"/>
+            <w:tcMar>
+              <w:top w:type="dxa" w:w="60"/>
+              <w:left w:type="dxa" w:w="90"/>
+              <w:bottom w:type="dxa" w:w="60"/>
+              <w:right w:type="dxa" w:w="90"/>
+            </w:tcMar>
+          </w:tcPr>
+          <w:p>
+            <w:r>
+              <w:rPr>
+                <w:rFonts w:ascii="Arial" w:cs="Arial" w:eastAsia="Arial" w:hAnsi="Arial"/>
+                <w:sz w:val="19"/>
+                <w:szCs w:val="19"/>
+              </w:rPr>
+              <w:t xml:space="preserve">Update Loyalty Tier</w:t>
+            </w:r>
+          </w:p>
+        </w:tc>
+        <w:tc>
+          <w:tcPr>
+            <w:tcW w:type="dxa" w:w="7480"/>
+            <w:tcMar>
+              <w:top w:type="dxa" w:w="60"/>
+              <w:left w:type="dxa" w:w="90"/>
+              <w:bottom w:type="dxa" w:w="60"/>
+              <w:right w:type="dxa" w:w="90"/>
+            </w:tcMar>
+          </w:tcPr>
+          <w:p>
+            <w:r>
+              <w:rPr>
+                <w:rFonts w:ascii="Arial" w:cs="Arial" w:eastAsia="Arial" w:hAnsi="Arial"/>
+                <w:sz w:val="19"/>
+                <w:szCs w:val="19"/>
+              </w:rPr>
+              <w:t xml:space="preserve">Sets the customer's tier and raises a Loyalty Tier Change event.</w:t>
+            </w:r>
+          </w:p>
+        </w:tc>
+      </w:tr>
+      <w:tr>
+        <w:tc>
+          <w:tcPr>
+            <w:tcW w:type="dxa" w:w="2600"/>
+            <w:tcMar>
+              <w:top w:type="dxa" w:w="60"/>
+              <w:left w:type="dxa" w:w="90"/>
+              <w:bottom w:type="dxa" w:w="60"/>
+              <w:right w:type="dxa" w:w="90"/>
+            </w:tcMar>
+          </w:tcPr>
+          <w:p>
+            <w:r>
+              <w:rPr>
+                <w:rFonts w:ascii="Arial" w:cs="Arial" w:eastAsia="Arial" w:hAnsi="Arial"/>
+                <w:sz w:val="19"/>
+                <w:szCs w:val="19"/>
+              </w:rPr>
+              <w:t xml:space="preserve">Update Segment</w:t>
+            </w:r>
+          </w:p>
+        </w:tc>
+        <w:tc>
+          <w:tcPr>
+            <w:tcW w:type="dxa" w:w="7480"/>
+            <w:tcMar>
+              <w:top w:type="dxa" w:w="60"/>
+              <w:left w:type="dxa" w:w="90"/>
+              <w:bottom w:type="dxa" w:w="60"/>
+              <w:right w:type="dxa" w:w="90"/>
+            </w:tcMar>
+          </w:tcPr>
+          <w:p>
+            <w:r>
+              <w:rPr>
+                <w:rFonts w:ascii="Arial" w:cs="Arial" w:eastAsia="Arial" w:hAnsi="Arial"/>
+                <w:sz w:val="19"/>
+                <w:szCs w:val="19"/>
+              </w:rPr>
+              <w:t xml:space="preserve">Adds the customer to a segment, or removes them.</w:t>
+            </w:r>
+          </w:p>
+        </w:tc>
+      </w:tr>
+      <w:tr>
+        <w:tc>
+          <w:tcPr>
+            <w:tcW w:type="dxa" w:w="2600"/>
+            <w:tcMar>
+              <w:top w:type="dxa" w:w="60"/>
+              <w:left w:type="dxa" w:w="90"/>
+              <w:bottom w:type="dxa" w:w="60"/>
+              <w:right w:type="dxa" w:w="90"/>
+            </w:tcMar>
+          </w:tcPr>
+          <w:p>
+            <w:r>
+              <w:rPr>
+                <w:rFonts w:ascii="Arial" w:cs="Arial" w:eastAsia="Arial" w:hAnsi="Arial"/>
+                <w:sz w:val="19"/>
+                <w:szCs w:val="19"/>
+              </w:rPr>
+              <w:t xml:space="preserve">Exit Journey</w:t>
+            </w:r>
+          </w:p>
+        </w:tc>
+        <w:tc>
+          <w:tcPr>
+            <w:tcW w:type="dxa" w:w="7480"/>
+            <w:tcMar>
+              <w:top w:type="dxa" w:w="60"/>
+              <w:left w:type="dxa" w:w="90"/>
+              <w:bottom w:type="dxa" w:w="60"/>
+              <w:right w:type="dxa" w:w="90"/>
+            </w:tcMar>
+          </w:tcPr>
+          <w:p>
+            <w:r>
+              <w:rPr>
+                <w:rFonts w:ascii="Arial" w:cs="Arial" w:eastAsia="Arial" w:hAnsi="Arial"/>
+                <w:sz w:val="19"/>
+                <w:szCs w:val="19"/>
+              </w:rPr>
+              <w:t xml:space="preserve">Ends the path; the customer counts as Goal Converted. End every path with one.</w:t>
             </w:r>
           </w:p>
         </w:tc>
@@ -50246,53 +52387,20 @@
       <w:r>
         <w:rPr>
           <w:rFonts w:ascii="Arial" w:cs="Arial" w:eastAsia="Arial" w:hAnsi="Arial"/>
-          <w:sz w:val="21"/>
-          <w:szCs w:val="21"/>
-        </w:rPr>
-        <w:t xml:space="preserve">The test </w:t>
-      </w:r>
-      <w:r>
-        <w:rPr>
-          <w:rFonts w:ascii="Arial" w:cs="Arial" w:eastAsia="Arial" w:hAnsi="Arial"/>
           <w:b/>
           <w:bCs/>
           <w:sz w:val="21"/>
           <w:szCs w:val="21"/>
         </w:rPr>
-        <w:t xml:space="preserve">sends real messages</w:t>
-      </w:r>
-      <w:r>
-        <w:rPr>
-          <w:rFonts w:ascii="Arial" w:cs="Arial" w:eastAsia="Arial" w:hAnsi="Arial"/>
-          <w:sz w:val="21"/>
-          <w:szCs w:val="21"/>
-        </w:rPr>
-        <w:t xml:space="preserve"> to that population, so use the test list. The result shows who got what, and how many were held back and why (unsubscribed, over a frequency cap, no consent, and so on).</w:t>
-      </w:r>
-    </w:p>
-    <w:p>
-      <w:pPr>
-        <w:pStyle w:val="Heading2"/>
-        <w:spacing w:after="120" w:before="240"/>
-      </w:pPr>
-      <w:r>
-        <w:rPr>
-          <w:rFonts w:ascii="Arial" w:cs="Arial" w:eastAsia="Arial" w:hAnsi="Arial"/>
-        </w:rPr>
-        <w:t xml:space="preserve">Approve and go live</w:t>
-      </w:r>
-    </w:p>
-    <w:p>
-      <w:pPr>
-        <w:spacing w:after="120"/>
-      </w:pPr>
-      <w:r>
-        <w:rPr>
-          <w:rFonts w:ascii="Arial" w:cs="Arial" w:eastAsia="Arial" w:hAnsi="Arial"/>
-          <w:sz w:val="21"/>
-          <w:szCs w:val="21"/>
-        </w:rPr>
-        <w:t xml:space="preserve">Someone with Activate approves the tested version: </w:t>
+        <w:t xml:space="preserve">Save Draft</w:t>
+      </w:r>
+      <w:r>
+        <w:rPr>
+          <w:rFonts w:ascii="Arial" w:cs="Arial" w:eastAsia="Arial" w:hAnsi="Arial"/>
+          <w:sz w:val="21"/>
+          <w:szCs w:val="21"/>
+        </w:rPr>
+        <w:t xml:space="preserve"> (top right) keeps your work; nothing saves on its own. When every step is set up, choose </w:t>
       </w:r>
       <w:r>
         <w:rPr>
@@ -50302,15 +52410,40 @@
           <w:sz w:val="21"/>
           <w:szCs w:val="21"/>
         </w:rPr>
-        <w:t xml:space="preserve">go live now</w:t>
-      </w:r>
-      <w:r>
-        <w:rPr>
-          <w:rFonts w:ascii="Arial" w:cs="Arial" w:eastAsia="Arial" w:hAnsi="Arial"/>
-          <w:sz w:val="21"/>
-          <w:szCs w:val="21"/>
-        </w:rPr>
-        <w:t xml:space="preserve">, or </w:t>
+        <w:t xml:space="preserve">Continue to Test Publish</w:t>
+      </w:r>
+      <w:r>
+        <w:rPr>
+          <w:rFonts w:ascii="Arial" w:cs="Arial" w:eastAsia="Arial" w:hAnsi="Arial"/>
+          <w:sz w:val="21"/>
+          <w:szCs w:val="21"/>
+        </w:rPr>
+        <w:t xml:space="preserve">.</w:t>
+      </w:r>
+    </w:p>
+    <w:p>
+      <w:pPr>
+        <w:pStyle w:val="Heading3"/>
+        <w:spacing w:after="120" w:before="240"/>
+      </w:pPr>
+      <w:r>
+        <w:rPr>
+          <w:rFonts w:ascii="Arial" w:cs="Arial" w:eastAsia="Arial" w:hAnsi="Arial"/>
+        </w:rPr>
+        <w:t xml:space="preserve">5. Test publish</w:t>
+      </w:r>
+    </w:p>
+    <w:p>
+      <w:pPr>
+        <w:spacing w:after="120"/>
+      </w:pPr>
+      <w:r>
+        <w:rPr>
+          <w:rFonts w:ascii="Arial" w:cs="Arial" w:eastAsia="Arial" w:hAnsi="Arial"/>
+          <w:sz w:val="21"/>
+          <w:szCs w:val="21"/>
+        </w:rPr>
+        <w:t xml:space="preserve">Choose the </w:t>
       </w:r>
       <w:r>
         <w:rPr>
@@ -50320,33 +52453,15 @@
           <w:sz w:val="21"/>
           <w:szCs w:val="21"/>
         </w:rPr>
-        <w:t xml:space="preserve">at a date and time</w:t>
-      </w:r>
-      <w:r>
-        <w:rPr>
-          <w:rFonts w:ascii="Arial" w:cs="Arial" w:eastAsia="Arial" w:hAnsi="Arial"/>
-          <w:sz w:val="21"/>
-          <w:szCs w:val="21"/>
-        </w:rPr>
-        <w:t xml:space="preserve">. A scheduled journey reads </w:t>
-      </w:r>
-      <w:r>
-        <w:rPr>
-          <w:rFonts w:ascii="Arial" w:cs="Arial" w:eastAsia="Arial" w:hAnsi="Arial"/>
-          <w:i/>
-          <w:iCs/>
-          <w:sz w:val="21"/>
-          <w:szCs w:val="21"/>
-        </w:rPr>
-        <w:t xml:space="preserve">Approved</w:t>
-      </w:r>
-      <w:r>
-        <w:rPr>
-          <w:rFonts w:ascii="Arial" w:cs="Arial" w:eastAsia="Arial" w:hAnsi="Arial"/>
-          <w:sz w:val="21"/>
-          <w:szCs w:val="21"/>
-        </w:rPr>
-        <w:t xml:space="preserve"> until its time; </w:t>
+        <w:t xml:space="preserve">Test Population</w:t>
+      </w:r>
+      <w:r>
+        <w:rPr>
+          <w:rFonts w:ascii="Arial" w:cs="Arial" w:eastAsia="Arial" w:hAnsi="Arial"/>
+          <w:sz w:val="21"/>
+          <w:szCs w:val="21"/>
+        </w:rPr>
+        <w:t xml:space="preserve">: a </w:t>
       </w:r>
       <w:r>
         <w:rPr>
@@ -50356,27 +52471,51 @@
           <w:sz w:val="21"/>
           <w:szCs w:val="21"/>
         </w:rPr>
-        <w:t xml:space="preserve">Cancel Schedule</w:t>
-      </w:r>
-      <w:r>
-        <w:rPr>
-          <w:rFonts w:ascii="Arial" w:cs="Arial" w:eastAsia="Arial" w:hAnsi="Arial"/>
-          <w:sz w:val="21"/>
-          <w:szCs w:val="21"/>
-        </w:rPr>
-        <w:t xml:space="preserve"> on the journey's page takes it back to Test, and you can approve it again for another time. Going live retires any older live version, so only one version runs at a time.</w:t>
-      </w:r>
-    </w:p>
-    <w:p>
-      <w:pPr>
-        <w:pStyle w:val="Heading2"/>
-        <w:spacing w:after="120" w:before="240"/>
-      </w:pPr>
-      <w:r>
-        <w:rPr>
-          <w:rFonts w:ascii="Arial" w:cs="Arial" w:eastAsia="Arial" w:hAnsi="Arial"/>
-        </w:rPr>
-        <w:t xml:space="preserve">The journey's page</w:t>
+        <w:t xml:space="preserve">Random Sample of Live Audience</w:t>
+      </w:r>
+      <w:r>
+        <w:rPr>
+          <w:rFonts w:ascii="Arial" w:cs="Arial" w:eastAsia="Arial" w:hAnsi="Arial"/>
+          <w:sz w:val="21"/>
+          <w:szCs w:val="21"/>
+        </w:rPr>
+        <w:t xml:space="preserve"> (up to 200 customers who would enter now) or a </w:t>
+      </w:r>
+      <w:r>
+        <w:rPr>
+          <w:rFonts w:ascii="Arial" w:cs="Arial" w:eastAsia="Arial" w:hAnsi="Arial"/>
+          <w:b/>
+          <w:bCs/>
+          <w:sz w:val="21"/>
+          <w:szCs w:val="21"/>
+        </w:rPr>
+        <w:t xml:space="preserve">Specific Test List</w:t>
+      </w:r>
+      <w:r>
+        <w:rPr>
+          <w:rFonts w:ascii="Arial" w:cs="Arial" w:eastAsia="Arial" w:hAnsi="Arial"/>
+          <w:sz w:val="21"/>
+          <w:szCs w:val="21"/>
+        </w:rPr>
+        <w:t xml:space="preserve">. Four </w:t>
+      </w:r>
+      <w:r>
+        <w:rPr>
+          <w:rFonts w:ascii="Arial" w:cs="Arial" w:eastAsia="Arial" w:hAnsi="Arial"/>
+          <w:b/>
+          <w:bCs/>
+          <w:sz w:val="21"/>
+          <w:szCs w:val="21"/>
+        </w:rPr>
+        <w:t xml:space="preserve">Readiness Checks</w:t>
+      </w:r>
+      <w:r>
+        <w:rPr>
+          <w:rFonts w:ascii="Arial" w:cs="Arial" w:eastAsia="Arial" w:hAnsi="Arial"/>
+          <w:sz w:val="21"/>
+          <w:szCs w:val="21"/>
+        </w:rPr>
+        <w:t xml:space="preserve"> must pass:</w:t>
       </w:r>
     </w:p>
     <w:tbl>
@@ -50419,7 +52558,7 @@
                 <w:sz w:val="18"/>
                 <w:szCs w:val="18"/>
               </w:rPr>
-              <w:t xml:space="preserve">Part</w:t>
+              <w:t xml:space="preserve">Check</w:t>
             </w:r>
           </w:p>
         </w:tc>
@@ -50443,7 +52582,7 @@
                 <w:sz w:val="18"/>
                 <w:szCs w:val="18"/>
               </w:rPr>
-              <w:t xml:space="preserve">What it shows</w:t>
+              <w:t xml:space="preserve">Passes when</w:t>
             </w:r>
           </w:p>
         </w:tc>
@@ -50466,7 +52605,7 @@
                 <w:sz w:val="19"/>
                 <w:szCs w:val="19"/>
               </w:rPr>
-              <w:t xml:space="preserve">Header</w:t>
+              <w:t xml:space="preserve">Entry rules configured</w:t>
             </w:r>
           </w:p>
         </w:tc>
@@ -50487,7 +52626,7 @@
                 <w:sz w:val="19"/>
                 <w:szCs w:val="19"/>
               </w:rPr>
-              <w:t xml:space="preserve">Status, the trigger, the channels, and the actions your rights allow: Pause Journey / Resume Journey, Cancel Schedule, Archive Journey, Duplicate, Edit Journey.</w:t>
+              <w:t xml:space="preserve">The journey has a complete entry.</w:t>
             </w:r>
           </w:p>
         </w:tc>
@@ -50510,7 +52649,7 @@
                 <w:sz w:val="19"/>
                 <w:szCs w:val="19"/>
               </w:rPr>
-              <w:t xml:space="preserve">Performance</w:t>
+              <w:t xml:space="preserve">All canvas steps configured</w:t>
             </w:r>
           </w:p>
         </w:tc>
@@ -50531,7 +52670,7 @@
                 <w:sz w:val="19"/>
                 <w:szCs w:val="19"/>
               </w:rPr>
-              <w:t xml:space="preserve">Enrolled, In Journey, Goal Converted and Exited Early, with the weekly Enrollment Over Time. A Draft shows dashes.</w:t>
+              <w:t xml:space="preserve">Every step has its settings and every path ends.</w:t>
             </w:r>
           </w:p>
         </w:tc>
@@ -50554,7 +52693,7 @@
                 <w:sz w:val="19"/>
                 <w:szCs w:val="19"/>
               </w:rPr>
-              <w:t xml:space="preserve">Setup</w:t>
+              <w:t xml:space="preserve">Templates ready</w:t>
             </w:r>
           </w:p>
         </w:tc>
@@ -50575,7 +52714,7 @@
                 <w:sz w:val="19"/>
                 <w:szCs w:val="19"/>
               </w:rPr>
-              <w:t xml:space="preserve">The trigger, the Goal and the Exit Criteria (notes you can edit in place), re-entry, and the audience: source lists, the eligible pool and the enrolment rate.</w:t>
+              <w:t xml:space="preserve">Every message step's template is published.</w:t>
             </w:r>
           </w:p>
         </w:tc>
@@ -50598,7 +52737,7 @@
                 <w:sz w:val="19"/>
                 <w:szCs w:val="19"/>
               </w:rPr>
-              <w:t xml:space="preserve">Versions</w:t>
+              <w:t xml:space="preserve">Governance rules satisfied</w:t>
             </w:r>
           </w:p>
         </w:tc>
@@ -50619,113 +52758,7 @@
                 <w:sz w:val="19"/>
                 <w:szCs w:val="19"/>
               </w:rPr>
-              <w:t xml:space="preserve">Every version, newest first: its status, when it went live and when it was made. The running one is tagged </w:t>
-            </w:r>
-            <w:r>
-              <w:rPr>
-                <w:rFonts w:ascii="Arial" w:cs="Arial" w:eastAsia="Arial" w:hAnsi="Arial"/>
-                <w:b/>
-                <w:bCs/>
-                <w:sz w:val="19"/>
-                <w:szCs w:val="19"/>
-              </w:rPr>
-              <w:t xml:space="preserve">Live</w:t>
-            </w:r>
-            <w:r>
-              <w:rPr>
-                <w:rFonts w:ascii="Arial" w:cs="Arial" w:eastAsia="Arial" w:hAnsi="Arial"/>
-                <w:sz w:val="19"/>
-                <w:szCs w:val="19"/>
-              </w:rPr>
-              <w:t xml:space="preserve">.</w:t>
-            </w:r>
-          </w:p>
-        </w:tc>
-      </w:tr>
-      <w:tr>
-        <w:tc>
-          <w:tcPr>
-            <w:tcW w:type="dxa" w:w="2600"/>
-            <w:tcMar>
-              <w:top w:type="dxa" w:w="60"/>
-              <w:left w:type="dxa" w:w="90"/>
-              <w:bottom w:type="dxa" w:w="60"/>
-              <w:right w:type="dxa" w:w="90"/>
-            </w:tcMar>
-          </w:tcPr>
-          <w:p>
-            <w:r>
-              <w:rPr>
-                <w:rFonts w:ascii="Arial" w:cs="Arial" w:eastAsia="Arial" w:hAnsi="Arial"/>
-                <w:sz w:val="19"/>
-                <w:szCs w:val="19"/>
-              </w:rPr>
-              <w:t xml:space="preserve">Generated Campaigns</w:t>
-            </w:r>
-          </w:p>
-        </w:tc>
-        <w:tc>
-          <w:tcPr>
-            <w:tcW w:type="dxa" w:w="7480"/>
-            <w:tcMar>
-              <w:top w:type="dxa" w:w="60"/>
-              <w:left w:type="dxa" w:w="90"/>
-              <w:bottom w:type="dxa" w:w="60"/>
-              <w:right w:type="dxa" w:w="90"/>
-            </w:tcMar>
-          </w:tcPr>
-          <w:p>
-            <w:r>
-              <w:rPr>
-                <w:rFonts w:ascii="Arial" w:cs="Arial" w:eastAsia="Arial" w:hAnsi="Arial"/>
-                <w:sz w:val="19"/>
-                <w:szCs w:val="19"/>
-              </w:rPr>
-              <w:t xml:space="preserve">Each message step sends through a campaign, one per step per day. Open one to see its recipients and results.</w:t>
-            </w:r>
-          </w:p>
-        </w:tc>
-      </w:tr>
-      <w:tr>
-        <w:tc>
-          <w:tcPr>
-            <w:tcW w:type="dxa" w:w="2600"/>
-            <w:tcMar>
-              <w:top w:type="dxa" w:w="60"/>
-              <w:left w:type="dxa" w:w="90"/>
-              <w:bottom w:type="dxa" w:w="60"/>
-              <w:right w:type="dxa" w:w="90"/>
-            </w:tcMar>
-          </w:tcPr>
-          <w:p>
-            <w:r>
-              <w:rPr>
-                <w:rFonts w:ascii="Arial" w:cs="Arial" w:eastAsia="Arial" w:hAnsi="Arial"/>
-                <w:sz w:val="19"/>
-                <w:szCs w:val="19"/>
-              </w:rPr>
-              <w:t xml:space="preserve">Activity</w:t>
-            </w:r>
-          </w:p>
-        </w:tc>
-        <w:tc>
-          <w:tcPr>
-            <w:tcW w:type="dxa" w:w="7480"/>
-            <w:tcMar>
-              <w:top w:type="dxa" w:w="60"/>
-              <w:left w:type="dxa" w:w="90"/>
-              <w:bottom w:type="dxa" w:w="60"/>
-              <w:right w:type="dxa" w:w="90"/>
-            </w:tcMar>
-          </w:tcPr>
-          <w:p>
-            <w:r>
-              <w:rPr>
-                <w:rFonts w:ascii="Arial" w:cs="Arial" w:eastAsia="Arial" w:hAnsi="Arial"/>
-                <w:sz w:val="19"/>
-                <w:szCs w:val="19"/>
-              </w:rPr>
-              <w:t xml:space="preserve">Who created, tested, approved, paused or archived it, and when.</w:t>
+              <w:t xml:space="preserve">Always passes; it lists the frequency caps that apply ("Emails: at most 3 in 7 days") and that texts wait out quiet hours. A customer over a cap is held back, not sent.</w:t>
             </w:r>
           </w:p>
         </w:tc>
@@ -50738,6 +52771,221 @@
     </w:p>
     <w:p>
       <w:pPr>
+        <w:spacing w:after="120"/>
+      </w:pPr>
+      <w:r>
+        <w:rPr>
+          <w:rFonts w:ascii="Arial" w:cs="Arial" w:eastAsia="Arial" w:hAnsi="Arial"/>
+          <w:b/>
+          <w:bCs/>
+          <w:sz w:val="21"/>
+          <w:szCs w:val="21"/>
+        </w:rPr>
+        <w:t xml:space="preserve">Run Test Publish</w:t>
+      </w:r>
+      <w:r>
+        <w:rPr>
+          <w:rFonts w:ascii="Arial" w:cs="Arial" w:eastAsia="Arial" w:hAnsi="Arial"/>
+          <w:sz w:val="21"/>
+          <w:szCs w:val="21"/>
+        </w:rPr>
+        <w:t xml:space="preserve">, then </w:t>
+      </w:r>
+      <w:r>
+        <w:rPr>
+          <w:rFonts w:ascii="Arial" w:cs="Arial" w:eastAsia="Arial" w:hAnsi="Arial"/>
+          <w:b/>
+          <w:bCs/>
+          <w:sz w:val="21"/>
+          <w:szCs w:val="21"/>
+        </w:rPr>
+        <w:t xml:space="preserve">Send Test</w:t>
+      </w:r>
+      <w:r>
+        <w:rPr>
+          <w:rFonts w:ascii="Arial" w:cs="Arial" w:eastAsia="Arial" w:hAnsi="Arial"/>
+          <w:sz w:val="21"/>
+          <w:szCs w:val="21"/>
+        </w:rPr>
+        <w:t xml:space="preserve">. The test </w:t>
+      </w:r>
+      <w:r>
+        <w:rPr>
+          <w:rFonts w:ascii="Arial" w:cs="Arial" w:eastAsia="Arial" w:hAnsi="Arial"/>
+          <w:b/>
+          <w:bCs/>
+          <w:sz w:val="21"/>
+          <w:szCs w:val="21"/>
+        </w:rPr>
+        <w:t xml:space="preserve">sends real messages</w:t>
+      </w:r>
+      <w:r>
+        <w:rPr>
+          <w:rFonts w:ascii="Arial" w:cs="Arial" w:eastAsia="Arial" w:hAnsi="Arial"/>
+          <w:sz w:val="21"/>
+          <w:szCs w:val="21"/>
+        </w:rPr>
+        <w:t xml:space="preserve"> to that population (Waits are skipped), so use the test list. The results show who got what, and how many were held back and why. Test customers leave the journey when the test ends and can still enter it for real later.</w:t>
+      </w:r>
+    </w:p>
+    <w:p>
+      <w:pPr>
+        <w:pStyle w:val="Heading3"/>
+        <w:spacing w:after="120" w:before="240"/>
+      </w:pPr>
+      <w:r>
+        <w:rPr>
+          <w:rFonts w:ascii="Arial" w:cs="Arial" w:eastAsia="Arial" w:hAnsi="Arial"/>
+        </w:rPr>
+        <w:t xml:space="preserve">6. Approve and go live</w:t>
+      </w:r>
+    </w:p>
+    <w:p>
+      <w:pPr>
+        <w:spacing w:after="120"/>
+      </w:pPr>
+      <w:r>
+        <w:rPr>
+          <w:rFonts w:ascii="Arial" w:cs="Arial" w:eastAsia="Arial" w:hAnsi="Arial"/>
+          <w:b/>
+          <w:bCs/>
+          <w:sz w:val="21"/>
+          <w:szCs w:val="21"/>
+        </w:rPr>
+        <w:t xml:space="preserve">Approve &amp; Activate →</w:t>
+      </w:r>
+      <w:r>
+        <w:rPr>
+          <w:rFonts w:ascii="Arial" w:cs="Arial" w:eastAsia="Arial" w:hAnsi="Arial"/>
+          <w:sz w:val="21"/>
+          <w:szCs w:val="21"/>
+        </w:rPr>
+        <w:t xml:space="preserve"> (needs Activate). Choose </w:t>
+      </w:r>
+      <w:r>
+        <w:rPr>
+          <w:rFonts w:ascii="Arial" w:cs="Arial" w:eastAsia="Arial" w:hAnsi="Arial"/>
+          <w:b/>
+          <w:bCs/>
+          <w:sz w:val="21"/>
+          <w:szCs w:val="21"/>
+        </w:rPr>
+        <w:t xml:space="preserve">Activate Immediately</w:t>
+      </w:r>
+      <w:r>
+        <w:rPr>
+          <w:rFonts w:ascii="Arial" w:cs="Arial" w:eastAsia="Arial" w:hAnsi="Arial"/>
+          <w:sz w:val="21"/>
+          <w:szCs w:val="21"/>
+        </w:rPr>
+        <w:t xml:space="preserve"> or </w:t>
+      </w:r>
+      <w:r>
+        <w:rPr>
+          <w:rFonts w:ascii="Arial" w:cs="Arial" w:eastAsia="Arial" w:hAnsi="Arial"/>
+          <w:b/>
+          <w:bCs/>
+          <w:sz w:val="21"/>
+          <w:szCs w:val="21"/>
+        </w:rPr>
+        <w:t xml:space="preserve">Schedule for Later</w:t>
+      </w:r>
+      <w:r>
+        <w:rPr>
+          <w:rFonts w:ascii="Arial" w:cs="Arial" w:eastAsia="Arial" w:hAnsi="Arial"/>
+          <w:sz w:val="21"/>
+          <w:szCs w:val="21"/>
+        </w:rPr>
+        <w:t xml:space="preserve"> (a date and a time), then </w:t>
+      </w:r>
+      <w:r>
+        <w:rPr>
+          <w:rFonts w:ascii="Arial" w:cs="Arial" w:eastAsia="Arial" w:hAnsi="Arial"/>
+          <w:b/>
+          <w:bCs/>
+          <w:sz w:val="21"/>
+          <w:szCs w:val="21"/>
+        </w:rPr>
+        <w:t xml:space="preserve">Activate Journey</w:t>
+      </w:r>
+      <w:r>
+        <w:rPr>
+          <w:rFonts w:ascii="Arial" w:cs="Arial" w:eastAsia="Arial" w:hAnsi="Arial"/>
+          <w:sz w:val="21"/>
+          <w:szCs w:val="21"/>
+        </w:rPr>
+        <w:t xml:space="preserve"> or </w:t>
+      </w:r>
+      <w:r>
+        <w:rPr>
+          <w:rFonts w:ascii="Arial" w:cs="Arial" w:eastAsia="Arial" w:hAnsi="Arial"/>
+          <w:b/>
+          <w:bCs/>
+          <w:sz w:val="21"/>
+          <w:szCs w:val="21"/>
+        </w:rPr>
+        <w:t xml:space="preserve">Schedule Journey</w:t>
+      </w:r>
+      <w:r>
+        <w:rPr>
+          <w:rFonts w:ascii="Arial" w:cs="Arial" w:eastAsia="Arial" w:hAnsi="Arial"/>
+          <w:sz w:val="21"/>
+          <w:szCs w:val="21"/>
+        </w:rPr>
+        <w:t xml:space="preserve">. A scheduled journey reads </w:t>
+      </w:r>
+      <w:r>
+        <w:rPr>
+          <w:rFonts w:ascii="Arial" w:cs="Arial" w:eastAsia="Arial" w:hAnsi="Arial"/>
+          <w:i/>
+          <w:iCs/>
+          <w:sz w:val="21"/>
+          <w:szCs w:val="21"/>
+        </w:rPr>
+        <w:t xml:space="preserve">Approved</w:t>
+      </w:r>
+      <w:r>
+        <w:rPr>
+          <w:rFonts w:ascii="Arial" w:cs="Arial" w:eastAsia="Arial" w:hAnsi="Arial"/>
+          <w:sz w:val="21"/>
+          <w:szCs w:val="21"/>
+        </w:rPr>
+        <w:t xml:space="preserve"> until its time; </w:t>
+      </w:r>
+      <w:r>
+        <w:rPr>
+          <w:rFonts w:ascii="Arial" w:cs="Arial" w:eastAsia="Arial" w:hAnsi="Arial"/>
+          <w:b/>
+          <w:bCs/>
+          <w:sz w:val="21"/>
+          <w:szCs w:val="21"/>
+        </w:rPr>
+        <w:t xml:space="preserve">Cancel Schedule</w:t>
+      </w:r>
+      <w:r>
+        <w:rPr>
+          <w:rFonts w:ascii="Arial" w:cs="Arial" w:eastAsia="Arial" w:hAnsi="Arial"/>
+          <w:sz w:val="21"/>
+          <w:szCs w:val="21"/>
+        </w:rPr>
+        <w:t xml:space="preserve"> on its page takes it back to Test.</w:t>
+      </w:r>
+    </w:p>
+    <w:p>
+      <w:pPr>
+        <w:spacing w:after="120"/>
+      </w:pPr>
+      <w:r>
+        <w:rPr>
+          <w:rFonts w:ascii="Arial" w:cs="Arial" w:eastAsia="Arial" w:hAnsi="Arial"/>
+          <w:sz w:val="21"/>
+          <w:szCs w:val="21"/>
+        </w:rPr>
+        <w:t xml:space="preserve">From then on CEP enrols qualifying customers every minute. Watch them arrive on the journey's page.</w:t>
+      </w:r>
+    </w:p>
+    <w:p>
+      <w:pPr>
         <w:pStyle w:val="Heading2"/>
         <w:spacing w:after="120" w:before="240"/>
       </w:pPr>
@@ -50745,7 +52993,7 @@
         <w:rPr>
           <w:rFonts w:ascii="Arial" w:cs="Arial" w:eastAsia="Arial" w:hAnsi="Arial"/>
         </w:rPr>
-        <w:t xml:space="preserve">How to</w:t>
+        <w:t xml:space="preserve">How to edit a journey</w:t>
       </w:r>
     </w:p>
     <w:p>
@@ -50760,21 +53008,16 @@
           <w:sz w:val="21"/>
           <w:szCs w:val="21"/>
         </w:rPr>
-        <w:t xml:space="preserve">Pause a journey for a while.</w:t>
-      </w:r>
-      <w:r>
-        <w:rPr>
-          <w:rFonts w:ascii="Arial" w:cs="Arial" w:eastAsia="Arial" w:hAnsi="Arial"/>
-          <w:sz w:val="21"/>
-          <w:szCs w:val="21"/>
-        </w:rPr>
-        <w:t xml:space="preserve"> Pause Journey. New customers stop entering and nobody moves; Resume Journey picks up where everyone was.</w:t>
-      </w:r>
-    </w:p>
-    <w:p>
-      <w:pPr>
-        <w:spacing w:after="120"/>
-      </w:pPr>
+        <w:t xml:space="preserve">A draft or tested journey.</w:t>
+      </w:r>
+      <w:r>
+        <w:rPr>
+          <w:rFonts w:ascii="Arial" w:cs="Arial" w:eastAsia="Arial" w:hAnsi="Arial"/>
+          <w:sz w:val="21"/>
+          <w:szCs w:val="21"/>
+        </w:rPr>
+        <w:t xml:space="preserve"> </w:t>
+      </w:r>
       <w:r>
         <w:rPr>
           <w:rFonts w:ascii="Arial" w:cs="Arial" w:eastAsia="Arial" w:hAnsi="Arial"/>
@@ -50783,15 +53026,15 @@
           <w:sz w:val="21"/>
           <w:szCs w:val="21"/>
         </w:rPr>
-        <w:t xml:space="preserve">End a journey.</w:t>
-      </w:r>
-      <w:r>
-        <w:rPr>
-          <w:rFonts w:ascii="Arial" w:cs="Arial" w:eastAsia="Arial" w:hAnsi="Arial"/>
-          <w:sz w:val="21"/>
-          <w:szCs w:val="21"/>
-        </w:rPr>
-        <w:t xml:space="preserve"> Archive Journey, then confirm. Nobody new enters, everyone still in it leaves their path (counted as exited), its live and tested versions are retired and any scheduled start is dropped. It can't be undone; </w:t>
+        <w:t xml:space="preserve">Edit Journey</w:t>
+      </w:r>
+      <w:r>
+        <w:rPr>
+          <w:rFonts w:ascii="Arial" w:cs="Arial" w:eastAsia="Arial" w:hAnsi="Arial"/>
+          <w:sz w:val="21"/>
+          <w:szCs w:val="21"/>
+        </w:rPr>
+        <w:t xml:space="preserve"> on its page opens the builder on the same version. Change steps, </w:t>
       </w:r>
       <w:r>
         <w:rPr>
@@ -50801,15 +53044,15 @@
           <w:sz w:val="21"/>
           <w:szCs w:val="21"/>
         </w:rPr>
-        <w:t xml:space="preserve">Duplicate</w:t>
-      </w:r>
-      <w:r>
-        <w:rPr>
-          <w:rFonts w:ascii="Arial" w:cs="Arial" w:eastAsia="Arial" w:hAnsi="Arial"/>
-          <w:sz w:val="21"/>
-          <w:szCs w:val="21"/>
-        </w:rPr>
-        <w:t xml:space="preserve"> starts the same journey again as a draft. A live, paused or scheduled journey needs Activate to archive; a draft or tested one needs Create and Edit.</w:t>
+        <w:t xml:space="preserve">Save Draft</w:t>
+      </w:r>
+      <w:r>
+        <w:rPr>
+          <w:rFonts w:ascii="Arial" w:cs="Arial" w:eastAsia="Arial" w:hAnsi="Arial"/>
+          <w:sz w:val="21"/>
+          <w:szCs w:val="21"/>
+        </w:rPr>
+        <w:t xml:space="preserve">, and run Test Publish again before approving.</w:t>
       </w:r>
     </w:p>
     <w:p>
@@ -50824,7 +53067,66 @@
           <w:sz w:val="21"/>
           <w:szCs w:val="21"/>
         </w:rPr>
-        <w:t xml:space="preserve">Change a live journey.</w:t>
+        <w:t xml:space="preserve">The entry, population or re-entry.</w:t>
+      </w:r>
+      <w:r>
+        <w:rPr>
+          <w:rFonts w:ascii="Arial" w:cs="Arial" w:eastAsia="Arial" w:hAnsi="Arial"/>
+          <w:sz w:val="21"/>
+          <w:szCs w:val="21"/>
+        </w:rPr>
+        <w:t xml:space="preserve"> In the builder, </w:t>
+      </w:r>
+      <w:r>
+        <w:rPr>
+          <w:rFonts w:ascii="Arial" w:cs="Arial" w:eastAsia="Arial" w:hAnsi="Arial"/>
+          <w:b/>
+          <w:bCs/>
+          <w:sz w:val="21"/>
+          <w:szCs w:val="21"/>
+        </w:rPr>
+        <w:t xml:space="preserve">Edit Setup</w:t>
+      </w:r>
+      <w:r>
+        <w:rPr>
+          <w:rFonts w:ascii="Arial" w:cs="Arial" w:eastAsia="Arial" w:hAnsi="Arial"/>
+          <w:sz w:val="21"/>
+          <w:szCs w:val="21"/>
+        </w:rPr>
+        <w:t xml:space="preserve"> (or </w:t>
+      </w:r>
+      <w:r>
+        <w:rPr>
+          <w:rFonts w:ascii="Arial" w:cs="Arial" w:eastAsia="Arial" w:hAnsi="Arial"/>
+          <w:b/>
+          <w:bCs/>
+          <w:sz w:val="21"/>
+          <w:szCs w:val="21"/>
+        </w:rPr>
+        <w:t xml:space="preserve">Back to Setup</w:t>
+      </w:r>
+      <w:r>
+        <w:rPr>
+          <w:rFonts w:ascii="Arial" w:cs="Arial" w:eastAsia="Arial" w:hAnsi="Arial"/>
+          <w:sz w:val="21"/>
+          <w:szCs w:val="21"/>
+        </w:rPr>
+        <w:t xml:space="preserve">). On a draft everything can change. On a live journey the entry can change (as part of a new version); population and re-entry stay as they are, because they belong to the journey.</w:t>
+      </w:r>
+    </w:p>
+    <w:p>
+      <w:pPr>
+        <w:spacing w:after="120"/>
+      </w:pPr>
+      <w:r>
+        <w:rPr>
+          <w:rFonts w:ascii="Arial" w:cs="Arial" w:eastAsia="Arial" w:hAnsi="Arial"/>
+          <w:b/>
+          <w:bCs/>
+          <w:sz w:val="21"/>
+          <w:szCs w:val="21"/>
+        </w:rPr>
+        <w:t xml:space="preserve">A live journey (a new version).</w:t>
       </w:r>
     </w:p>
     <w:p>
@@ -50839,10 +53141,38 @@
       <w:r>
         <w:rPr>
           <w:rFonts w:ascii="Arial" w:cs="Arial" w:eastAsia="Arial" w:hAnsi="Arial"/>
-          <w:sz w:val="21"/>
-          <w:szCs w:val="21"/>
-        </w:rPr>
-        <w:t xml:space="preserve">Edit Journey. The builder says the version is live; Save Draft saves your changes as the next version, and the live version keeps running untouched. Population and re-entry stay as they were, since they belong to the journey.</w:t>
+          <w:b/>
+          <w:bCs/>
+          <w:sz w:val="21"/>
+          <w:szCs w:val="21"/>
+        </w:rPr>
+        <w:t xml:space="preserve">Edit Journey.</w:t>
+      </w:r>
+      <w:r>
+        <w:rPr>
+          <w:rFonts w:ascii="Arial" w:cs="Arial" w:eastAsia="Arial" w:hAnsi="Arial"/>
+          <w:sz w:val="21"/>
+          <w:szCs w:val="21"/>
+        </w:rPr>
+        <w:t xml:space="preserve"> The builder says the version is live. Make your changes and </w:t>
+      </w:r>
+      <w:r>
+        <w:rPr>
+          <w:rFonts w:ascii="Arial" w:cs="Arial" w:eastAsia="Arial" w:hAnsi="Arial"/>
+          <w:b/>
+          <w:bCs/>
+          <w:sz w:val="21"/>
+          <w:szCs w:val="21"/>
+        </w:rPr>
+        <w:t xml:space="preserve">Save Draft</w:t>
+      </w:r>
+      <w:r>
+        <w:rPr>
+          <w:rFonts w:ascii="Arial" w:cs="Arial" w:eastAsia="Arial" w:hAnsi="Arial"/>
+          <w:sz w:val="21"/>
+          <w:szCs w:val="21"/>
+        </w:rPr>
+        <w:t xml:space="preserve">: they are saved as the next version, and the live version keeps running untouched.</w:t>
       </w:r>
     </w:p>
     <w:p>
@@ -50860,7 +53190,7 @@
           <w:sz w:val="21"/>
           <w:szCs w:val="21"/>
         </w:rPr>
-        <w:t xml:space="preserve">On the journey's page, </w:t>
+        <w:t xml:space="preserve">On the journey's page a notice says the new version is a draft; </w:t>
       </w:r>
       <w:r>
         <w:rPr>
@@ -50878,7 +53208,7 @@
           <w:sz w:val="21"/>
           <w:szCs w:val="21"/>
         </w:rPr>
-        <w:t xml:space="preserve"> opens the new version's test. Test customers who are inside the live version are skipped.</w:t>
+        <w:t xml:space="preserve"> opens its test. Test customers already inside the live version are skipped.</w:t>
       </w:r>
     </w:p>
     <w:p>
@@ -50914,7 +53244,7 @@
           <w:sz w:val="21"/>
           <w:szCs w:val="21"/>
         </w:rPr>
-        <w:t xml:space="preserve">: new customers enter the new version at once, and customers already inside finish the version they started. </w:t>
+        <w:t xml:space="preserve">: new customers enter the new version at once; customers already inside finish the version they started. </w:t>
       </w:r>
       <w:r>
         <w:rPr>
@@ -50932,13 +53262,8 @@
           <w:sz w:val="21"/>
           <w:szCs w:val="21"/>
         </w:rPr>
-        <w:t xml:space="preserve">: the live version keeps running until that time; the journey's page shows the date, and Cancel Schedule keeps the live version and leaves the new one tested, to approve again. Approving a paused journey's new version keeps the journey paused until you resume it.</w:t>
-      </w:r>
-    </w:p>
-    <w:p>
-      <w:pPr>
-        <w:spacing w:after="120"/>
-      </w:pPr>
+        <w:t xml:space="preserve">: the live version keeps running until that time, the page shows the date, and </w:t>
+      </w:r>
       <w:r>
         <w:rPr>
           <w:rFonts w:ascii="Arial" w:cs="Arial" w:eastAsia="Arial" w:hAnsi="Arial"/>
@@ -50947,27 +53272,15 @@
           <w:sz w:val="21"/>
           <w:szCs w:val="21"/>
         </w:rPr>
-        <w:t xml:space="preserve">Start a journey from what the shop sends.</w:t>
-      </w:r>
-      <w:r>
-        <w:rPr>
-          <w:rFonts w:ascii="Arial" w:cs="Arial" w:eastAsia="Arial" w:hAnsi="Arial"/>
-          <w:sz w:val="21"/>
-          <w:szCs w:val="21"/>
-        </w:rPr>
-        <w:t xml:space="preserve"> Choose an event entry, for example Abandoned Cart, and make sure the shop sends that event (Settings → Events). Purchases and First Purchases arrive on their own once Attribution receives the shop's orders.</w:t>
-      </w:r>
-    </w:p>
-    <w:p>
-      <w:pPr>
-        <w:pStyle w:val="Heading2"/>
-        <w:spacing w:after="120" w:before="240"/>
-      </w:pPr>
-      <w:r>
-        <w:rPr>
-          <w:rFonts w:ascii="Arial" w:cs="Arial" w:eastAsia="Arial" w:hAnsi="Arial"/>
-        </w:rPr>
-        <w:t xml:space="preserve">What happens behind the scenes</w:t>
+        <w:t xml:space="preserve">Cancel Schedule</w:t>
+      </w:r>
+      <w:r>
+        <w:rPr>
+          <w:rFonts w:ascii="Arial" w:cs="Arial" w:eastAsia="Arial" w:hAnsi="Arial"/>
+          <w:sz w:val="21"/>
+          <w:szCs w:val="21"/>
+        </w:rPr>
+        <w:t xml:space="preserve"> keeps the live version and leaves the new one tested, to approve again. A paused journey's new version keeps the journey paused until you resume it.</w:t>
       </w:r>
     </w:p>
     <w:p>
@@ -50980,7 +53293,7 @@
           <w:sz w:val="21"/>
           <w:szCs w:val="21"/>
         </w:rPr>
-        <w:t xml:space="preserve">Four jobs run journeys. Every minute: </w:t>
+        <w:t xml:space="preserve">The </w:t>
       </w:r>
       <w:r>
         <w:rPr>
@@ -50990,15 +53303,15 @@
           <w:sz w:val="21"/>
           <w:szCs w:val="21"/>
         </w:rPr>
-        <w:t xml:space="preserve">enroll-journey-customers</w:t>
-      </w:r>
-      <w:r>
-        <w:rPr>
-          <w:rFonts w:ascii="Arial" w:cs="Arial" w:eastAsia="Arial" w:hAnsi="Arial"/>
-          <w:sz w:val="21"/>
-          <w:szCs w:val="21"/>
-        </w:rPr>
-        <w:t xml:space="preserve"> enters the customers who meet a live journey's entry (events of the last seven days at most, up to 5,000 per journey per pass); </w:t>
+        <w:t xml:space="preserve">Versions</w:t>
+      </w:r>
+      <w:r>
+        <w:rPr>
+          <w:rFonts w:ascii="Arial" w:cs="Arial" w:eastAsia="Arial" w:hAnsi="Arial"/>
+          <w:sz w:val="21"/>
+          <w:szCs w:val="21"/>
+        </w:rPr>
+        <w:t xml:space="preserve"> card lists every version with its status; the running one is tagged </w:t>
       </w:r>
       <w:r>
         <w:rPr>
@@ -51008,15 +53321,15 @@
           <w:sz w:val="21"/>
           <w:szCs w:val="21"/>
         </w:rPr>
-        <w:t xml:space="preserve">advance-journey-customers</w:t>
-      </w:r>
-      <w:r>
-        <w:rPr>
-          <w:rFonts w:ascii="Arial" w:cs="Arial" w:eastAsia="Arial" w:hAnsi="Arial"/>
-          <w:sz w:val="21"/>
-          <w:szCs w:val="21"/>
-        </w:rPr>
-        <w:t xml:space="preserve"> moves those whose next step is due; </w:t>
+        <w:t xml:space="preserve">Live</w:t>
+      </w:r>
+      <w:r>
+        <w:rPr>
+          <w:rFonts w:ascii="Arial" w:cs="Arial" w:eastAsia="Arial" w:hAnsi="Arial"/>
+          <w:sz w:val="21"/>
+          <w:szCs w:val="21"/>
+        </w:rPr>
+        <w:t xml:space="preserve">, a waiting one </w:t>
       </w:r>
       <w:r>
         <w:rPr>
@@ -51026,16 +53339,21 @@
           <w:sz w:val="21"/>
           <w:szCs w:val="21"/>
         </w:rPr>
-        <w:t xml:space="preserve">activate-scheduled-journeys</w:t>
-      </w:r>
-      <w:r>
-        <w:rPr>
-          <w:rFonts w:ascii="Arial" w:cs="Arial" w:eastAsia="Arial" w:hAnsi="Arial"/>
-          <w:sz w:val="21"/>
-          <w:szCs w:val="21"/>
-        </w:rPr>
-        <w:t xml:space="preserve"> takes approved journeys live when their time comes. Nightly, </w:t>
-      </w:r>
+        <w:t xml:space="preserve">Scheduled</w:t>
+      </w:r>
+      <w:r>
+        <w:rPr>
+          <w:rFonts w:ascii="Arial" w:cs="Arial" w:eastAsia="Arial" w:hAnsi="Arial"/>
+          <w:sz w:val="21"/>
+          <w:szCs w:val="21"/>
+        </w:rPr>
+        <w:t xml:space="preserve">.</w:t>
+      </w:r>
+    </w:p>
+    <w:p>
+      <w:pPr>
+        <w:spacing w:after="120"/>
+      </w:pPr>
       <w:r>
         <w:rPr>
           <w:rFonts w:ascii="Arial" w:cs="Arial" w:eastAsia="Arial" w:hAnsi="Arial"/>
@@ -51044,15 +53362,33 @@
           <w:sz w:val="21"/>
           <w:szCs w:val="21"/>
         </w:rPr>
-        <w:t xml:space="preserve">rollup-journey-analytics</w:t>
-      </w:r>
-      <w:r>
-        <w:rPr>
-          <w:rFonts w:ascii="Arial" w:cs="Arial" w:eastAsia="Arial" w:hAnsi="Arial"/>
-          <w:sz w:val="21"/>
-          <w:szCs w:val="21"/>
-        </w:rPr>
-        <w:t xml:space="preserve"> writes the Performance figures.</w:t>
+        <w:t xml:space="preserve">Goal and Exit Criteria.</w:t>
+      </w:r>
+      <w:r>
+        <w:rPr>
+          <w:rFonts w:ascii="Arial" w:cs="Arial" w:eastAsia="Arial" w:hAnsi="Arial"/>
+          <w:sz w:val="21"/>
+          <w:szCs w:val="21"/>
+        </w:rPr>
+        <w:t xml:space="preserve"> On the journey's page, in Setup, the pencil beside each note edits it in place; </w:t>
+      </w:r>
+      <w:r>
+        <w:rPr>
+          <w:rFonts w:ascii="Arial" w:cs="Arial" w:eastAsia="Arial" w:hAnsi="Arial"/>
+          <w:b/>
+          <w:bCs/>
+          <w:sz w:val="21"/>
+          <w:szCs w:val="21"/>
+        </w:rPr>
+        <w:t xml:space="preserve">Save</w:t>
+      </w:r>
+      <w:r>
+        <w:rPr>
+          <w:rFonts w:ascii="Arial" w:cs="Arial" w:eastAsia="Arial" w:hAnsi="Arial"/>
+          <w:sz w:val="21"/>
+          <w:szCs w:val="21"/>
+        </w:rPr>
+        <w:t xml:space="preserve"> keeps it.</w:t>
       </w:r>
     </w:p>
     <w:p>
@@ -51062,22 +53398,12 @@
       <w:r>
         <w:rPr>
           <w:rFonts w:ascii="Arial" w:cs="Arial" w:eastAsia="Arial" w:hAnsi="Arial"/>
-          <w:sz w:val="21"/>
-          <w:szCs w:val="21"/>
-        </w:rPr>
-        <w:t xml:space="preserve">Only customers in the customer records enter, since a message to someone unknown could never go out. Message steps send through the normal send engine, so consent, suppressions, the preference centre, frequency caps and quiet hours all apply as they do to campaigns.</w:t>
-      </w:r>
-    </w:p>
-    <w:p>
-      <w:pPr>
-        <w:pStyle w:val="Heading2"/>
-        <w:spacing w:after="120" w:before="240"/>
-      </w:pPr>
-      <w:r>
-        <w:rPr>
-          <w:rFonts w:ascii="Arial" w:cs="Arial" w:eastAsia="Arial" w:hAnsi="Arial"/>
-        </w:rPr>
-        <w:t xml:space="preserve">Things to know</w:t>
+          <w:b/>
+          <w:bCs/>
+          <w:sz w:val="21"/>
+          <w:szCs w:val="21"/>
+        </w:rPr>
+        <w:t xml:space="preserve">Pause, resume, end or copy.</w:t>
       </w:r>
     </w:p>
     <w:p>
@@ -51092,28 +53418,20 @@
       <w:r>
         <w:rPr>
           <w:rFonts w:ascii="Arial" w:cs="Arial" w:eastAsia="Arial" w:hAnsi="Arial"/>
-          <w:sz w:val="21"/>
-          <w:szCs w:val="21"/>
-        </w:rPr>
-        <w:t xml:space="preserve">Attribute changes enrol on events: </w:t>
-      </w:r>
-      <w:r>
-        <w:rPr>
-          <w:rFonts w:ascii="Arial" w:cs="Arial" w:eastAsia="Arial" w:hAnsi="Arial"/>
           <w:b/>
           <w:bCs/>
           <w:sz w:val="21"/>
           <w:szCs w:val="21"/>
         </w:rPr>
-        <w:t xml:space="preserve">Loyalty Tier</w:t>
-      </w:r>
-      <w:r>
-        <w:rPr>
-          <w:rFonts w:ascii="Arial" w:cs="Arial" w:eastAsia="Arial" w:hAnsi="Arial"/>
-          <w:sz w:val="21"/>
-          <w:szCs w:val="21"/>
-        </w:rPr>
-        <w:t xml:space="preserve"> on a Loyalty Tier Change (raised by the Update Loyalty Tier step, or sent by the loyalty system), </w:t>
+        <w:t xml:space="preserve">Pause Journey</w:t>
+      </w:r>
+      <w:r>
+        <w:rPr>
+          <w:rFonts w:ascii="Arial" w:cs="Arial" w:eastAsia="Arial" w:hAnsi="Arial"/>
+          <w:sz w:val="21"/>
+          <w:szCs w:val="21"/>
+        </w:rPr>
+        <w:t xml:space="preserve">: nobody new enters and nobody moves; </w:t>
       </w:r>
       <w:r>
         <w:rPr>
@@ -51123,33 +53441,15 @@
           <w:sz w:val="21"/>
           <w:szCs w:val="21"/>
         </w:rPr>
-        <w:t xml:space="preserve">Preference Update</w:t>
-      </w:r>
-      <w:r>
-        <w:rPr>
-          <w:rFonts w:ascii="Arial" w:cs="Arial" w:eastAsia="Arial" w:hAnsi="Arial"/>
-          <w:sz w:val="21"/>
-          <w:szCs w:val="21"/>
-        </w:rPr>
-        <w:t xml:space="preserve"> on a preference-centre save that changed something, </w:t>
-      </w:r>
-      <w:r>
-        <w:rPr>
-          <w:rFonts w:ascii="Arial" w:cs="Arial" w:eastAsia="Arial" w:hAnsi="Arial"/>
-          <w:b/>
-          <w:bCs/>
-          <w:sz w:val="21"/>
-          <w:szCs w:val="21"/>
-        </w:rPr>
-        <w:t xml:space="preserve">Address Change</w:t>
-      </w:r>
-      <w:r>
-        <w:rPr>
-          <w:rFonts w:ascii="Arial" w:cs="Arial" w:eastAsia="Arial" w:hAnsi="Arial"/>
-          <w:sz w:val="21"/>
-          <w:szCs w:val="21"/>
-        </w:rPr>
-        <w:t xml:space="preserve"> on an Address Change event C360 sends. See Events.</w:t>
+        <w:t xml:space="preserve">Resume Journey</w:t>
+      </w:r>
+      <w:r>
+        <w:rPr>
+          <w:rFonts w:ascii="Arial" w:cs="Arial" w:eastAsia="Arial" w:hAnsi="Arial"/>
+          <w:sz w:val="21"/>
+          <w:szCs w:val="21"/>
+        </w:rPr>
+        <w:t xml:space="preserve"> carries on where everyone was.</w:t>
       </w:r>
     </w:p>
     <w:p>
@@ -51169,15 +53469,15 @@
           <w:sz w:val="21"/>
           <w:szCs w:val="21"/>
         </w:rPr>
-        <w:t xml:space="preserve">No Response</w:t>
-      </w:r>
-      <w:r>
-        <w:rPr>
-          <w:rFonts w:ascii="Arial" w:cs="Arial" w:eastAsia="Arial" w:hAnsi="Arial"/>
-          <w:sz w:val="21"/>
-          <w:szCs w:val="21"/>
-        </w:rPr>
-        <w:t xml:space="preserve"> means a customer sent at least 3 marketing emails in the last 30 days who opened, clicked and replied to none of them (security scanners left out). CEP raises it at most once in 30 days per customer, while a live journey starts from it.</w:t>
+        <w:t xml:space="preserve">Archive Journey</w:t>
+      </w:r>
+      <w:r>
+        <w:rPr>
+          <w:rFonts w:ascii="Arial" w:cs="Arial" w:eastAsia="Arial" w:hAnsi="Arial"/>
+          <w:sz w:val="21"/>
+          <w:szCs w:val="21"/>
+        </w:rPr>
+        <w:t xml:space="preserve">, then confirm: nobody new enters, everyone still inside leaves (counted as exited), its versions are retired and any scheduled start is dropped. It can't be undone. Archiving a live, paused or scheduled journey needs Activate.</w:t>
       </w:r>
     </w:p>
     <w:p>
@@ -51192,10 +53492,537 @@
       <w:r>
         <w:rPr>
           <w:rFonts w:ascii="Arial" w:cs="Arial" w:eastAsia="Arial" w:hAnsi="Arial"/>
-          <w:sz w:val="21"/>
-          <w:szCs w:val="21"/>
-        </w:rPr>
-        <w:t xml:space="preserve">A customer from a Test Publish can still enter the journey for real later.</w:t>
+          <w:b/>
+          <w:bCs/>
+          <w:sz w:val="21"/>
+          <w:szCs w:val="21"/>
+        </w:rPr>
+        <w:t xml:space="preserve">Duplicate</w:t>
+      </w:r>
+      <w:r>
+        <w:rPr>
+          <w:rFonts w:ascii="Arial" w:cs="Arial" w:eastAsia="Arial" w:hAnsi="Arial"/>
+          <w:sz w:val="21"/>
+          <w:szCs w:val="21"/>
+        </w:rPr>
+        <w:t xml:space="preserve">: a new draft copy of the journey, to start again or try a variant.</w:t>
+      </w:r>
+    </w:p>
+    <w:p>
+      <w:pPr>
+        <w:pStyle w:val="Heading2"/>
+        <w:spacing w:after="120" w:before="240"/>
+      </w:pPr>
+      <w:r>
+        <w:rPr>
+          <w:rFonts w:ascii="Arial" w:cs="Arial" w:eastAsia="Arial" w:hAnsi="Arial"/>
+        </w:rPr>
+        <w:t xml:space="preserve">The journey's page</w:t>
+      </w:r>
+    </w:p>
+    <w:tbl>
+      <w:tblPr>
+        <w:tblW w:type="dxa" w:w="10080"/>
+        <w:tblBorders>
+          <w:top w:val="single" w:color="D9DBE3" w:sz="4"/>
+          <w:left w:val="none"/>
+          <w:bottom w:val="single" w:color="D9DBE3" w:sz="4"/>
+          <w:right w:val="none"/>
+          <w:insideH w:val="single" w:color="E6E8EF" w:sz="4"/>
+          <w:insideV w:val="none"/>
+        </w:tblBorders>
+      </w:tblPr>
+      <w:tblGrid>
+        <w:gridCol w:w="2600"/>
+        <w:gridCol w:w="7480"/>
+      </w:tblGrid>
+      <w:tr>
+        <w:trPr>
+          <w:tblHeader/>
+        </w:trPr>
+        <w:tc>
+          <w:tcPr>
+            <w:tcW w:type="dxa" w:w="2600"/>
+            <w:shd w:fill="EEEFF5" w:color="auto" w:val="clear"/>
+            <w:tcMar>
+              <w:top w:type="dxa" w:w="60"/>
+              <w:left w:type="dxa" w:w="90"/>
+              <w:bottom w:type="dxa" w:w="60"/>
+              <w:right w:type="dxa" w:w="90"/>
+            </w:tcMar>
+          </w:tcPr>
+          <w:p>
+            <w:r>
+              <w:rPr>
+                <w:rFonts w:ascii="Arial" w:cs="Arial" w:eastAsia="Arial" w:hAnsi="Arial"/>
+                <w:b/>
+                <w:bCs/>
+                <w:sz w:val="18"/>
+                <w:szCs w:val="18"/>
+              </w:rPr>
+              <w:t xml:space="preserve">Part</w:t>
+            </w:r>
+          </w:p>
+        </w:tc>
+        <w:tc>
+          <w:tcPr>
+            <w:tcW w:type="dxa" w:w="7480"/>
+            <w:shd w:fill="EEEFF5" w:color="auto" w:val="clear"/>
+            <w:tcMar>
+              <w:top w:type="dxa" w:w="60"/>
+              <w:left w:type="dxa" w:w="90"/>
+              <w:bottom w:type="dxa" w:w="60"/>
+              <w:right w:type="dxa" w:w="90"/>
+            </w:tcMar>
+          </w:tcPr>
+          <w:p>
+            <w:r>
+              <w:rPr>
+                <w:rFonts w:ascii="Arial" w:cs="Arial" w:eastAsia="Arial" w:hAnsi="Arial"/>
+                <w:b/>
+                <w:bCs/>
+                <w:sz w:val="18"/>
+                <w:szCs w:val="18"/>
+              </w:rPr>
+              <w:t xml:space="preserve">What it shows</w:t>
+            </w:r>
+          </w:p>
+        </w:tc>
+      </w:tr>
+      <w:tr>
+        <w:tc>
+          <w:tcPr>
+            <w:tcW w:type="dxa" w:w="2600"/>
+            <w:tcMar>
+              <w:top w:type="dxa" w:w="60"/>
+              <w:left w:type="dxa" w:w="90"/>
+              <w:bottom w:type="dxa" w:w="60"/>
+              <w:right w:type="dxa" w:w="90"/>
+            </w:tcMar>
+          </w:tcPr>
+          <w:p>
+            <w:r>
+              <w:rPr>
+                <w:rFonts w:ascii="Arial" w:cs="Arial" w:eastAsia="Arial" w:hAnsi="Arial"/>
+                <w:sz w:val="19"/>
+                <w:szCs w:val="19"/>
+              </w:rPr>
+              <w:t xml:space="preserve">Header</w:t>
+            </w:r>
+          </w:p>
+        </w:tc>
+        <w:tc>
+          <w:tcPr>
+            <w:tcW w:type="dxa" w:w="7480"/>
+            <w:tcMar>
+              <w:top w:type="dxa" w:w="60"/>
+              <w:left w:type="dxa" w:w="90"/>
+              <w:bottom w:type="dxa" w:w="60"/>
+              <w:right w:type="dxa" w:w="90"/>
+            </w:tcMar>
+          </w:tcPr>
+          <w:p>
+            <w:r>
+              <w:rPr>
+                <w:rFonts w:ascii="Arial" w:cs="Arial" w:eastAsia="Arial" w:hAnsi="Arial"/>
+                <w:sz w:val="19"/>
+                <w:szCs w:val="19"/>
+              </w:rPr>
+              <w:t xml:space="preserve">Status, trigger, channels, and the actions your rights allow.</w:t>
+            </w:r>
+          </w:p>
+        </w:tc>
+      </w:tr>
+      <w:tr>
+        <w:tc>
+          <w:tcPr>
+            <w:tcW w:type="dxa" w:w="2600"/>
+            <w:tcMar>
+              <w:top w:type="dxa" w:w="60"/>
+              <w:left w:type="dxa" w:w="90"/>
+              <w:bottom w:type="dxa" w:w="60"/>
+              <w:right w:type="dxa" w:w="90"/>
+            </w:tcMar>
+          </w:tcPr>
+          <w:p>
+            <w:r>
+              <w:rPr>
+                <w:rFonts w:ascii="Arial" w:cs="Arial" w:eastAsia="Arial" w:hAnsi="Arial"/>
+                <w:sz w:val="19"/>
+                <w:szCs w:val="19"/>
+              </w:rPr>
+              <w:t xml:space="preserve">Notices</w:t>
+            </w:r>
+          </w:p>
+        </w:tc>
+        <w:tc>
+          <w:tcPr>
+            <w:tcW w:type="dxa" w:w="7480"/>
+            <w:tcMar>
+              <w:top w:type="dxa" w:w="60"/>
+              <w:left w:type="dxa" w:w="90"/>
+              <w:bottom w:type="dxa" w:w="60"/>
+              <w:right w:type="dxa" w:w="90"/>
+            </w:tcMar>
+          </w:tcPr>
+          <w:p>
+            <w:r>
+              <w:rPr>
+                <w:rFonts w:ascii="Arial" w:cs="Arial" w:eastAsia="Arial" w:hAnsi="Arial"/>
+                <w:sz w:val="19"/>
+                <w:szCs w:val="19"/>
+              </w:rPr>
+              <w:t xml:space="preserve">Draft, paused, scheduled, or a new version waiting for its test or approval.</w:t>
+            </w:r>
+          </w:p>
+        </w:tc>
+      </w:tr>
+      <w:tr>
+        <w:tc>
+          <w:tcPr>
+            <w:tcW w:type="dxa" w:w="2600"/>
+            <w:tcMar>
+              <w:top w:type="dxa" w:w="60"/>
+              <w:left w:type="dxa" w:w="90"/>
+              <w:bottom w:type="dxa" w:w="60"/>
+              <w:right w:type="dxa" w:w="90"/>
+            </w:tcMar>
+          </w:tcPr>
+          <w:p>
+            <w:r>
+              <w:rPr>
+                <w:rFonts w:ascii="Arial" w:cs="Arial" w:eastAsia="Arial" w:hAnsi="Arial"/>
+                <w:sz w:val="19"/>
+                <w:szCs w:val="19"/>
+              </w:rPr>
+              <w:t xml:space="preserve">Performance</w:t>
+            </w:r>
+          </w:p>
+        </w:tc>
+        <w:tc>
+          <w:tcPr>
+            <w:tcW w:type="dxa" w:w="7480"/>
+            <w:tcMar>
+              <w:top w:type="dxa" w:w="60"/>
+              <w:left w:type="dxa" w:w="90"/>
+              <w:bottom w:type="dxa" w:w="60"/>
+              <w:right w:type="dxa" w:w="90"/>
+            </w:tcMar>
+          </w:tcPr>
+          <w:p>
+            <w:r>
+              <w:rPr>
+                <w:rFonts w:ascii="Arial" w:cs="Arial" w:eastAsia="Arial" w:hAnsi="Arial"/>
+                <w:sz w:val="19"/>
+                <w:szCs w:val="19"/>
+              </w:rPr>
+              <w:t xml:space="preserve">Enrolled, In Journey, Goal Converted and Exited Early, with the weekly Enrollment Over Time. A Draft shows dashes.</w:t>
+            </w:r>
+          </w:p>
+        </w:tc>
+      </w:tr>
+      <w:tr>
+        <w:tc>
+          <w:tcPr>
+            <w:tcW w:type="dxa" w:w="2600"/>
+            <w:tcMar>
+              <w:top w:type="dxa" w:w="60"/>
+              <w:left w:type="dxa" w:w="90"/>
+              <w:bottom w:type="dxa" w:w="60"/>
+              <w:right w:type="dxa" w:w="90"/>
+            </w:tcMar>
+          </w:tcPr>
+          <w:p>
+            <w:r>
+              <w:rPr>
+                <w:rFonts w:ascii="Arial" w:cs="Arial" w:eastAsia="Arial" w:hAnsi="Arial"/>
+                <w:sz w:val="19"/>
+                <w:szCs w:val="19"/>
+              </w:rPr>
+              <w:t xml:space="preserve">Setup</w:t>
+            </w:r>
+          </w:p>
+        </w:tc>
+        <w:tc>
+          <w:tcPr>
+            <w:tcW w:type="dxa" w:w="7480"/>
+            <w:tcMar>
+              <w:top w:type="dxa" w:w="60"/>
+              <w:left w:type="dxa" w:w="90"/>
+              <w:bottom w:type="dxa" w:w="60"/>
+              <w:right w:type="dxa" w:w="90"/>
+            </w:tcMar>
+          </w:tcPr>
+          <w:p>
+            <w:r>
+              <w:rPr>
+                <w:rFonts w:ascii="Arial" w:cs="Arial" w:eastAsia="Arial" w:hAnsi="Arial"/>
+                <w:sz w:val="19"/>
+                <w:szCs w:val="19"/>
+              </w:rPr>
+              <w:t xml:space="preserve">The trigger, Goal, Exit Criteria, re-entry, and the audience: source lists, eligible pool, enrolment rate.</w:t>
+            </w:r>
+          </w:p>
+        </w:tc>
+      </w:tr>
+      <w:tr>
+        <w:tc>
+          <w:tcPr>
+            <w:tcW w:type="dxa" w:w="2600"/>
+            <w:tcMar>
+              <w:top w:type="dxa" w:w="60"/>
+              <w:left w:type="dxa" w:w="90"/>
+              <w:bottom w:type="dxa" w:w="60"/>
+              <w:right w:type="dxa" w:w="90"/>
+            </w:tcMar>
+          </w:tcPr>
+          <w:p>
+            <w:r>
+              <w:rPr>
+                <w:rFonts w:ascii="Arial" w:cs="Arial" w:eastAsia="Arial" w:hAnsi="Arial"/>
+                <w:sz w:val="19"/>
+                <w:szCs w:val="19"/>
+              </w:rPr>
+              <w:t xml:space="preserve">Versions</w:t>
+            </w:r>
+          </w:p>
+        </w:tc>
+        <w:tc>
+          <w:tcPr>
+            <w:tcW w:type="dxa" w:w="7480"/>
+            <w:tcMar>
+              <w:top w:type="dxa" w:w="60"/>
+              <w:left w:type="dxa" w:w="90"/>
+              <w:bottom w:type="dxa" w:w="60"/>
+              <w:right w:type="dxa" w:w="90"/>
+            </w:tcMar>
+          </w:tcPr>
+          <w:p>
+            <w:r>
+              <w:rPr>
+                <w:rFonts w:ascii="Arial" w:cs="Arial" w:eastAsia="Arial" w:hAnsi="Arial"/>
+                <w:sz w:val="19"/>
+                <w:szCs w:val="19"/>
+              </w:rPr>
+              <w:t xml:space="preserve">Every version, newest first, with its status and when it went live.</w:t>
+            </w:r>
+          </w:p>
+        </w:tc>
+      </w:tr>
+      <w:tr>
+        <w:tc>
+          <w:tcPr>
+            <w:tcW w:type="dxa" w:w="2600"/>
+            <w:tcMar>
+              <w:top w:type="dxa" w:w="60"/>
+              <w:left w:type="dxa" w:w="90"/>
+              <w:bottom w:type="dxa" w:w="60"/>
+              <w:right w:type="dxa" w:w="90"/>
+            </w:tcMar>
+          </w:tcPr>
+          <w:p>
+            <w:r>
+              <w:rPr>
+                <w:rFonts w:ascii="Arial" w:cs="Arial" w:eastAsia="Arial" w:hAnsi="Arial"/>
+                <w:sz w:val="19"/>
+                <w:szCs w:val="19"/>
+              </w:rPr>
+              <w:t xml:space="preserve">Generated Campaigns</w:t>
+            </w:r>
+          </w:p>
+        </w:tc>
+        <w:tc>
+          <w:tcPr>
+            <w:tcW w:type="dxa" w:w="7480"/>
+            <w:tcMar>
+              <w:top w:type="dxa" w:w="60"/>
+              <w:left w:type="dxa" w:w="90"/>
+              <w:bottom w:type="dxa" w:w="60"/>
+              <w:right w:type="dxa" w:w="90"/>
+            </w:tcMar>
+          </w:tcPr>
+          <w:p>
+            <w:r>
+              <w:rPr>
+                <w:rFonts w:ascii="Arial" w:cs="Arial" w:eastAsia="Arial" w:hAnsi="Arial"/>
+                <w:sz w:val="19"/>
+                <w:szCs w:val="19"/>
+              </w:rPr>
+              <w:t xml:space="preserve">Each message step sends through a campaign, one per step per day. Open one to see its recipients and results.</w:t>
+            </w:r>
+          </w:p>
+        </w:tc>
+      </w:tr>
+      <w:tr>
+        <w:tc>
+          <w:tcPr>
+            <w:tcW w:type="dxa" w:w="2600"/>
+            <w:tcMar>
+              <w:top w:type="dxa" w:w="60"/>
+              <w:left w:type="dxa" w:w="90"/>
+              <w:bottom w:type="dxa" w:w="60"/>
+              <w:right w:type="dxa" w:w="90"/>
+            </w:tcMar>
+          </w:tcPr>
+          <w:p>
+            <w:r>
+              <w:rPr>
+                <w:rFonts w:ascii="Arial" w:cs="Arial" w:eastAsia="Arial" w:hAnsi="Arial"/>
+                <w:sz w:val="19"/>
+                <w:szCs w:val="19"/>
+              </w:rPr>
+              <w:t xml:space="preserve">Activity</w:t>
+            </w:r>
+          </w:p>
+        </w:tc>
+        <w:tc>
+          <w:tcPr>
+            <w:tcW w:type="dxa" w:w="7480"/>
+            <w:tcMar>
+              <w:top w:type="dxa" w:w="60"/>
+              <w:left w:type="dxa" w:w="90"/>
+              <w:bottom w:type="dxa" w:w="60"/>
+              <w:right w:type="dxa" w:w="90"/>
+            </w:tcMar>
+          </w:tcPr>
+          <w:p>
+            <w:r>
+              <w:rPr>
+                <w:rFonts w:ascii="Arial" w:cs="Arial" w:eastAsia="Arial" w:hAnsi="Arial"/>
+                <w:sz w:val="19"/>
+                <w:szCs w:val="19"/>
+              </w:rPr>
+              <w:t xml:space="preserve">Who created, tested, approved, paused or archived it, and when.</w:t>
+            </w:r>
+          </w:p>
+        </w:tc>
+      </w:tr>
+    </w:tbl>
+    <w:p>
+      <w:pPr>
+        <w:spacing w:after="120"/>
+      </w:pPr>
+    </w:p>
+    <w:p>
+      <w:pPr>
+        <w:pStyle w:val="Heading2"/>
+        <w:spacing w:after="120" w:before="240"/>
+      </w:pPr>
+      <w:r>
+        <w:rPr>
+          <w:rFonts w:ascii="Arial" w:cs="Arial" w:eastAsia="Arial" w:hAnsi="Arial"/>
+        </w:rPr>
+        <w:t xml:space="preserve">What happens behind the scenes</w:t>
+      </w:r>
+    </w:p>
+    <w:p>
+      <w:pPr>
+        <w:spacing w:after="120"/>
+      </w:pPr>
+      <w:r>
+        <w:rPr>
+          <w:rFonts w:ascii="Arial" w:cs="Arial" w:eastAsia="Arial" w:hAnsi="Arial"/>
+          <w:sz w:val="21"/>
+          <w:szCs w:val="21"/>
+        </w:rPr>
+        <w:t xml:space="preserve">Four jobs run journeys. Every minute: </w:t>
+      </w:r>
+      <w:r>
+        <w:rPr>
+          <w:rFonts w:ascii="Arial" w:cs="Arial" w:eastAsia="Arial" w:hAnsi="Arial"/>
+          <w:b/>
+          <w:bCs/>
+          <w:sz w:val="21"/>
+          <w:szCs w:val="21"/>
+        </w:rPr>
+        <w:t xml:space="preserve">enroll-journey-customers</w:t>
+      </w:r>
+      <w:r>
+        <w:rPr>
+          <w:rFonts w:ascii="Arial" w:cs="Arial" w:eastAsia="Arial" w:hAnsi="Arial"/>
+          <w:sz w:val="21"/>
+          <w:szCs w:val="21"/>
+        </w:rPr>
+        <w:t xml:space="preserve"> enters the customers who meet a live journey's entry (events of the last seven days at most, up to 5,000 per journey per pass; Date / Time schedules whose moment has come); </w:t>
+      </w:r>
+      <w:r>
+        <w:rPr>
+          <w:rFonts w:ascii="Arial" w:cs="Arial" w:eastAsia="Arial" w:hAnsi="Arial"/>
+          <w:b/>
+          <w:bCs/>
+          <w:sz w:val="21"/>
+          <w:szCs w:val="21"/>
+        </w:rPr>
+        <w:t xml:space="preserve">advance-journey-customers</w:t>
+      </w:r>
+      <w:r>
+        <w:rPr>
+          <w:rFonts w:ascii="Arial" w:cs="Arial" w:eastAsia="Arial" w:hAnsi="Arial"/>
+          <w:sz w:val="21"/>
+          <w:szCs w:val="21"/>
+        </w:rPr>
+        <w:t xml:space="preserve"> moves those whose next step is due; </w:t>
+      </w:r>
+      <w:r>
+        <w:rPr>
+          <w:rFonts w:ascii="Arial" w:cs="Arial" w:eastAsia="Arial" w:hAnsi="Arial"/>
+          <w:b/>
+          <w:bCs/>
+          <w:sz w:val="21"/>
+          <w:szCs w:val="21"/>
+        </w:rPr>
+        <w:t xml:space="preserve">activate-scheduled-journeys</w:t>
+      </w:r>
+      <w:r>
+        <w:rPr>
+          <w:rFonts w:ascii="Arial" w:cs="Arial" w:eastAsia="Arial" w:hAnsi="Arial"/>
+          <w:sz w:val="21"/>
+          <w:szCs w:val="21"/>
+        </w:rPr>
+        <w:t xml:space="preserve"> takes approved journeys live when their time comes. Nightly, </w:t>
+      </w:r>
+      <w:r>
+        <w:rPr>
+          <w:rFonts w:ascii="Arial" w:cs="Arial" w:eastAsia="Arial" w:hAnsi="Arial"/>
+          <w:b/>
+          <w:bCs/>
+          <w:sz w:val="21"/>
+          <w:szCs w:val="21"/>
+        </w:rPr>
+        <w:t xml:space="preserve">rollup-journey-analytics</w:t>
+      </w:r>
+      <w:r>
+        <w:rPr>
+          <w:rFonts w:ascii="Arial" w:cs="Arial" w:eastAsia="Arial" w:hAnsi="Arial"/>
+          <w:sz w:val="21"/>
+          <w:szCs w:val="21"/>
+        </w:rPr>
+        <w:t xml:space="preserve"> writes the Performance figures.</w:t>
+      </w:r>
+    </w:p>
+    <w:p>
+      <w:pPr>
+        <w:spacing w:after="120"/>
+      </w:pPr>
+      <w:r>
+        <w:rPr>
+          <w:rFonts w:ascii="Arial" w:cs="Arial" w:eastAsia="Arial" w:hAnsi="Arial"/>
+          <w:sz w:val="21"/>
+          <w:szCs w:val="21"/>
+        </w:rPr>
+        <w:t xml:space="preserve">Only customers in the customer records enter, since a message to someone unknown could never go out. Message steps send through the normal send engine, so consent, suppressions, the preference centre, frequency caps and quiet hours all apply as they do to campaigns.</w:t>
+      </w:r>
+    </w:p>
+    <w:p>
+      <w:pPr>
+        <w:pStyle w:val="Heading2"/>
+        <w:spacing w:after="120" w:before="240"/>
+      </w:pPr>
+      <w:r>
+        <w:rPr>
+          <w:rFonts w:ascii="Arial" w:cs="Arial" w:eastAsia="Arial" w:hAnsi="Arial"/>
+        </w:rPr>
+        <w:t xml:space="preserve">Things to know</w:t>
       </w:r>
     </w:p>
     <w:p>
@@ -51210,10 +54037,20 @@
       <w:r>
         <w:rPr>
           <w:rFonts w:ascii="Arial" w:cs="Arial" w:eastAsia="Arial" w:hAnsi="Arial"/>
-          <w:sz w:val="21"/>
-          <w:szCs w:val="21"/>
-        </w:rPr>
-        <w:t xml:space="preserve">The Split step (more than two paths) is not offered; use Conditions.</w:t>
+          <w:b/>
+          <w:bCs/>
+          <w:sz w:val="21"/>
+          <w:szCs w:val="21"/>
+        </w:rPr>
+        <w:t xml:space="preserve">No Response</w:t>
+      </w:r>
+      <w:r>
+        <w:rPr>
+          <w:rFonts w:ascii="Arial" w:cs="Arial" w:eastAsia="Arial" w:hAnsi="Arial"/>
+          <w:sz w:val="21"/>
+          <w:szCs w:val="21"/>
+        </w:rPr>
+        <w:t xml:space="preserve"> means a customer sent at least 3 marketing emails in the last 30 days who opened, clicked and replied to none of them (security scanners left out). CEP raises it at most once in 30 days per customer, while a live journey starts from it.</w:t>
       </w:r>
     </w:p>
     <w:p>
@@ -51231,7 +54068,61 @@
           <w:sz w:val="21"/>
           <w:szCs w:val="21"/>
         </w:rPr>
-        <w:t xml:space="preserve">A Fixed journey is closed to newcomers after its first pass, even if more customers would qualify later.</w:t>
+        <w:t xml:space="preserve">Attribute changes enter on events: </w:t>
+      </w:r>
+      <w:r>
+        <w:rPr>
+          <w:rFonts w:ascii="Arial" w:cs="Arial" w:eastAsia="Arial" w:hAnsi="Arial"/>
+          <w:b/>
+          <w:bCs/>
+          <w:sz w:val="21"/>
+          <w:szCs w:val="21"/>
+        </w:rPr>
+        <w:t xml:space="preserve">Loyalty Tier</w:t>
+      </w:r>
+      <w:r>
+        <w:rPr>
+          <w:rFonts w:ascii="Arial" w:cs="Arial" w:eastAsia="Arial" w:hAnsi="Arial"/>
+          <w:sz w:val="21"/>
+          <w:szCs w:val="21"/>
+        </w:rPr>
+        <w:t xml:space="preserve"> on a Loyalty Tier Change (from the Update Loyalty Tier step, or sent by the loyalty system), </w:t>
+      </w:r>
+      <w:r>
+        <w:rPr>
+          <w:rFonts w:ascii="Arial" w:cs="Arial" w:eastAsia="Arial" w:hAnsi="Arial"/>
+          <w:b/>
+          <w:bCs/>
+          <w:sz w:val="21"/>
+          <w:szCs w:val="21"/>
+        </w:rPr>
+        <w:t xml:space="preserve">Preference Update</w:t>
+      </w:r>
+      <w:r>
+        <w:rPr>
+          <w:rFonts w:ascii="Arial" w:cs="Arial" w:eastAsia="Arial" w:hAnsi="Arial"/>
+          <w:sz w:val="21"/>
+          <w:szCs w:val="21"/>
+        </w:rPr>
+        <w:t xml:space="preserve"> on a preference-centre save that changed something, </w:t>
+      </w:r>
+      <w:r>
+        <w:rPr>
+          <w:rFonts w:ascii="Arial" w:cs="Arial" w:eastAsia="Arial" w:hAnsi="Arial"/>
+          <w:b/>
+          <w:bCs/>
+          <w:sz w:val="21"/>
+          <w:szCs w:val="21"/>
+        </w:rPr>
+        <w:t xml:space="preserve">Address Change</w:t>
+      </w:r>
+      <w:r>
+        <w:rPr>
+          <w:rFonts w:ascii="Arial" w:cs="Arial" w:eastAsia="Arial" w:hAnsi="Arial"/>
+          <w:sz w:val="21"/>
+          <w:szCs w:val="21"/>
+        </w:rPr>
+        <w:t xml:space="preserve"> on the event C360 sends.</w:t>
       </w:r>
     </w:p>
     <w:p>
@@ -51249,7 +54140,25 @@
           <w:sz w:val="21"/>
           <w:szCs w:val="21"/>
         </w:rPr>
-        <w:t xml:space="preserve">Saving your own journey as a template is not offered; Duplicate copies a journey within the workspace.</w:t>
+        <w:t xml:space="preserve">The dates for </w:t>
+      </w:r>
+      <w:r>
+        <w:rPr>
+          <w:rFonts w:ascii="Arial" w:cs="Arial" w:eastAsia="Arial" w:hAnsi="Arial"/>
+          <w:b/>
+          <w:bCs/>
+          <w:sz w:val="21"/>
+          <w:szCs w:val="21"/>
+        </w:rPr>
+        <w:t xml:space="preserve">On a Date Attribute</w:t>
+      </w:r>
+      <w:r>
+        <w:rPr>
+          <w:rFonts w:ascii="Arial" w:cs="Arial" w:eastAsia="Arial" w:hAnsi="Arial"/>
+          <w:sz w:val="21"/>
+          <w:szCs w:val="21"/>
+        </w:rPr>
+        <w:t xml:space="preserve"> come from customer records' custom attributes holding a date (YYYY-MM-DD); CEP has no birthday field of its own. If no record holds a date yet, the Date list says so.</w:t>
       </w:r>
     </w:p>
     <w:p>
@@ -51267,6 +54176,60 @@
           <w:sz w:val="21"/>
           <w:szCs w:val="21"/>
         </w:rPr>
+        <w:t xml:space="preserve">A Fixed journey is closed to newcomers after its first pass, even if more customers would qualify later.</w:t>
+      </w:r>
+    </w:p>
+    <w:p>
+      <w:pPr>
+        <w:pStyle w:val="ListParagraph"/>
+        <w:numPr>
+          <w:ilvl w:val="0"/>
+          <w:numId w:val="2"/>
+        </w:numPr>
+        <w:spacing w:after="60"/>
+      </w:pPr>
+      <w:r>
+        <w:rPr>
+          <w:rFonts w:ascii="Arial" w:cs="Arial" w:eastAsia="Arial" w:hAnsi="Arial"/>
+          <w:sz w:val="21"/>
+          <w:szCs w:val="21"/>
+        </w:rPr>
+        <w:t xml:space="preserve">The Split step (more than two paths) is not offered; use Conditions.</w:t>
+      </w:r>
+    </w:p>
+    <w:p>
+      <w:pPr>
+        <w:pStyle w:val="ListParagraph"/>
+        <w:numPr>
+          <w:ilvl w:val="0"/>
+          <w:numId w:val="2"/>
+        </w:numPr>
+        <w:spacing w:after="60"/>
+      </w:pPr>
+      <w:r>
+        <w:rPr>
+          <w:rFonts w:ascii="Arial" w:cs="Arial" w:eastAsia="Arial" w:hAnsi="Arial"/>
+          <w:sz w:val="21"/>
+          <w:szCs w:val="21"/>
+        </w:rPr>
+        <w:t xml:space="preserve">Saving your own journey as a template is not offered; Duplicate copies a journey within the workspace.</w:t>
+      </w:r>
+    </w:p>
+    <w:p>
+      <w:pPr>
+        <w:pStyle w:val="ListParagraph"/>
+        <w:numPr>
+          <w:ilvl w:val="0"/>
+          <w:numId w:val="2"/>
+        </w:numPr>
+        <w:spacing w:after="60"/>
+      </w:pPr>
+      <w:r>
+        <w:rPr>
+          <w:rFonts w:ascii="Arial" w:cs="Arial" w:eastAsia="Arial" w:hAnsi="Arial"/>
+          <w:sz w:val="21"/>
+          <w:szCs w:val="21"/>
+        </w:rPr>
         <w:t xml:space="preserve">Events are explained in </w:t>
       </w:r>
       <w:r>
@@ -51285,7 +54248,25 @@
           <w:sz w:val="21"/>
           <w:szCs w:val="21"/>
         </w:rPr>
-        <w:t xml:space="preserve"> (Settings → Events).</w:t>
+        <w:t xml:space="preserve"> (Settings → Events), purchases in </w:t>
+      </w:r>
+      <w:r>
+        <w:rPr>
+          <w:rFonts w:ascii="Arial" w:cs="Arial" w:eastAsia="Arial" w:hAnsi="Arial"/>
+          <w:b/>
+          <w:bCs/>
+          <w:sz w:val="21"/>
+          <w:szCs w:val="21"/>
+        </w:rPr>
+        <w:t xml:space="preserve">Attribution</w:t>
+      </w:r>
+      <w:r>
+        <w:rPr>
+          <w:rFonts w:ascii="Arial" w:cs="Arial" w:eastAsia="Arial" w:hAnsi="Arial"/>
+          <w:sz w:val="21"/>
+          <w:szCs w:val="21"/>
+        </w:rPr>
+        <w:t xml:space="preserve">.</w:t>
       </w:r>
     </w:p>
     <w:p>

--- a/docs/manuals/CEP_User_Guide.docx
+++ b/docs/manuals/CEP_User_Guide.docx
@@ -39,7 +39,7 @@
           <w:sz w:val="20"/>
           <w:szCs w:val="20"/>
         </w:rPr>
-        <w:t xml:space="preserve">Built 2026-10-05 from docs/manuals/user-guide</w:t>
+        <w:t xml:space="preserve">Built 2026-10-06 from docs/manuals/user-guide</w:t>
       </w:r>
     </w:p>
     <w:p>
@@ -18930,7 +18930,7 @@
                 <w:sz w:val="19"/>
                 <w:szCs w:val="19"/>
               </w:rPr>
-              <w:t xml:space="preserve"> and a Mailgun Inspect account under Settings.</w:t>
+              <w:t xml:space="preserve"> and a Mailgun Inspect account: CEP's, or your own under Settings.</w:t>
             </w:r>
           </w:p>
         </w:tc>
@@ -21516,7 +21516,7 @@
           <w:sz w:val="21"/>
           <w:szCs w:val="21"/>
         </w:rPr>
-        <w:t xml:space="preserve">Run Inbox Previews renders the last saved version in real email clients through the workspace's Mailgun Inspect account, chosen under Settings → Sending → Deliverability Testing. Every test of the template is listed on the left; a result shows the renders grouped by client kind, a render opens full size. Tests count against the plan's monthly allowance, which Settings → Plan &amp; Usage shows. Unsaved changes are not in a test: save first.</w:t>
+        <w:t xml:space="preserve">Run Inbox Previews renders the last saved version in real email clients through CEP's Mailgun Inspect account, or the workspace's own one under Settings → Sending Engines → Deliverability Testing. Every test of the template is listed on the left; a result shows the renders grouped by client kind, a render opens full size. Through CEP's account, tests count against the plan's monthly number plus any tests added for the month, which Settings → Plan &amp; Usage shows; through your own, they are not limited. Unsaved changes are not in a test: save first.</w:t>
       </w:r>
     </w:p>
     <w:p>
@@ -29250,51 +29250,42 @@
                 <w:sz w:val="19"/>
                 <w:szCs w:val="19"/>
               </w:rPr>
-              <w:t xml:space="preserve">Set Up Mailgun Inspect</w:t>
-            </w:r>
-          </w:p>
-        </w:tc>
-        <w:tc>
-          <w:tcPr>
-            <w:tcW w:type="dxa" w:w="3740"/>
-            <w:tcMar>
-              <w:top w:type="dxa" w:w="60"/>
-              <w:left w:type="dxa" w:w="90"/>
-              <w:bottom w:type="dxa" w:w="60"/>
-              <w:right w:type="dxa" w:w="90"/>
-            </w:tcMar>
-          </w:tcPr>
-          <w:p>
-            <w:r>
-              <w:rPr>
-                <w:rFonts w:ascii="Arial" w:cs="Arial" w:eastAsia="Arial" w:hAnsi="Arial"/>
-                <w:sz w:val="19"/>
-                <w:szCs w:val="19"/>
-              </w:rPr>
-              <w:t xml:space="preserve">Region (US or EU), the Inspect account's username and an API key (write-only, stored encrypted). Check Connection confirms them.</w:t>
-            </w:r>
-          </w:p>
-        </w:tc>
-        <w:tc>
-          <w:tcPr>
-            <w:tcW w:type="dxa" w:w="3740"/>
-            <w:tcMar>
-              <w:top w:type="dxa" w:w="60"/>
-              <w:left w:type="dxa" w:w="90"/>
-              <w:bottom w:type="dxa" w:w="60"/>
-              <w:right w:type="dxa" w:w="90"/>
-            </w:tcMar>
-          </w:tcPr>
-          <w:p>
-            <w:r>
-              <w:rPr>
-                <w:rFonts w:ascii="Arial" w:cs="Arial" w:eastAsia="Arial" w:hAnsi="Arial"/>
-                <w:sz w:val="19"/>
-                <w:szCs w:val="19"/>
-              </w:rPr>
-              <w:t xml:space="preserve">The designer's Deliverability tab can run inbox previews.</w:t>
-            </w:r>
-          </w:p>
+              <w:t xml:space="preserve">Provided by CEP</w:t>
+            </w:r>
+          </w:p>
+        </w:tc>
+        <w:tc>
+          <w:tcPr>
+            <w:tcW w:type="dxa" w:w="3740"/>
+            <w:tcMar>
+              <w:top w:type="dxa" w:w="60"/>
+              <w:left w:type="dxa" w:w="90"/>
+              <w:bottom w:type="dxa" w:w="60"/>
+              <w:right w:type="dxa" w:w="90"/>
+            </w:tcMar>
+          </w:tcPr>
+          <w:p>
+            <w:r>
+              <w:rPr>
+                <w:rFonts w:ascii="Arial" w:cs="Arial" w:eastAsia="Arial" w:hAnsi="Arial"/>
+                <w:sz w:val="19"/>
+                <w:szCs w:val="19"/>
+              </w:rPr>
+              <w:t xml:space="preserve">Shown when your tests run through CEP's Mailgun Inspect account: this month's tests against your total, and where the total comes from (your plan's number, plus any tests the platform team added for the month).</w:t>
+            </w:r>
+          </w:p>
+        </w:tc>
+        <w:tc>
+          <w:tcPr>
+            <w:tcW w:type="dxa" w:w="3740"/>
+            <w:tcMar>
+              <w:top w:type="dxa" w:w="60"/>
+              <w:left w:type="dxa" w:w="90"/>
+              <w:bottom w:type="dxa" w:w="60"/>
+              <w:right w:type="dxa" w:w="90"/>
+            </w:tcMar>
+          </w:tcPr>
+          <w:p/>
         </w:tc>
       </w:tr>
       <w:tr>
@@ -29315,7 +29306,7 @@
                 <w:sz w:val="19"/>
                 <w:szCs w:val="19"/>
               </w:rPr>
-              <w:t xml:space="preserve">Edit</w:t>
+              <w:t xml:space="preserve">Edit Clients</w:t>
             </w:r>
           </w:p>
         </w:tc>
@@ -29371,6 +29362,192 @@
                 <w:sz w:val="19"/>
                 <w:szCs w:val="19"/>
               </w:rPr>
+              <w:t xml:space="preserve">Use Your Own Mailgun Account / Set Up Mailgun Inspect</w:t>
+            </w:r>
+          </w:p>
+        </w:tc>
+        <w:tc>
+          <w:tcPr>
+            <w:tcW w:type="dxa" w:w="3740"/>
+            <w:tcMar>
+              <w:top w:type="dxa" w:w="60"/>
+              <w:left w:type="dxa" w:w="90"/>
+              <w:bottom w:type="dxa" w:w="60"/>
+              <w:right w:type="dxa" w:w="90"/>
+            </w:tcMar>
+          </w:tcPr>
+          <w:p>
+            <w:r>
+              <w:rPr>
+                <w:rFonts w:ascii="Arial" w:cs="Arial" w:eastAsia="Arial" w:hAnsi="Arial"/>
+                <w:sz w:val="19"/>
+                <w:szCs w:val="19"/>
+              </w:rPr>
+              <w:t xml:space="preserve">Region (US or EU), your Inspect account's username and an API key (write-only, stored encrypted). Check Connection confirms them.</w:t>
+            </w:r>
+          </w:p>
+        </w:tc>
+        <w:tc>
+          <w:tcPr>
+            <w:tcW w:type="dxa" w:w="3740"/>
+            <w:tcMar>
+              <w:top w:type="dxa" w:w="60"/>
+              <w:left w:type="dxa" w:w="90"/>
+              <w:bottom w:type="dxa" w:w="60"/>
+              <w:right w:type="dxa" w:w="90"/>
+            </w:tcMar>
+          </w:tcPr>
+          <w:p>
+            <w:r>
+              <w:rPr>
+                <w:rFonts w:ascii="Arial" w:cs="Arial" w:eastAsia="Arial" w:hAnsi="Arial"/>
+                <w:sz w:val="19"/>
+                <w:szCs w:val="19"/>
+              </w:rPr>
+              <w:t xml:space="preserve">Your tests run through your own account, and CEP does not limit them.</w:t>
+            </w:r>
+          </w:p>
+        </w:tc>
+      </w:tr>
+      <w:tr>
+        <w:tc>
+          <w:tcPr>
+            <w:tcW w:type="dxa" w:w="2600"/>
+            <w:tcMar>
+              <w:top w:type="dxa" w:w="60"/>
+              <w:left w:type="dxa" w:w="90"/>
+              <w:bottom w:type="dxa" w:w="60"/>
+              <w:right w:type="dxa" w:w="90"/>
+            </w:tcMar>
+          </w:tcPr>
+          <w:p>
+            <w:r>
+              <w:rPr>
+                <w:rFonts w:ascii="Arial" w:cs="Arial" w:eastAsia="Arial" w:hAnsi="Arial"/>
+                <w:sz w:val="19"/>
+                <w:szCs w:val="19"/>
+              </w:rPr>
+              <w:t xml:space="preserve">Edit</w:t>
+            </w:r>
+          </w:p>
+        </w:tc>
+        <w:tc>
+          <w:tcPr>
+            <w:tcW w:type="dxa" w:w="3740"/>
+            <w:tcMar>
+              <w:top w:type="dxa" w:w="60"/>
+              <w:left w:type="dxa" w:w="90"/>
+              <w:bottom w:type="dxa" w:w="60"/>
+              <w:right w:type="dxa" w:w="90"/>
+            </w:tcMar>
+          </w:tcPr>
+          <w:p>
+            <w:r>
+              <w:rPr>
+                <w:rFonts w:ascii="Arial" w:cs="Arial" w:eastAsia="Arial" w:hAnsi="Arial"/>
+                <w:sz w:val="19"/>
+                <w:szCs w:val="19"/>
+              </w:rPr>
+              <w:t xml:space="preserve">Your own account's settings and its default clients.</w:t>
+            </w:r>
+          </w:p>
+        </w:tc>
+        <w:tc>
+          <w:tcPr>
+            <w:tcW w:type="dxa" w:w="3740"/>
+            <w:tcMar>
+              <w:top w:type="dxa" w:w="60"/>
+              <w:left w:type="dxa" w:w="90"/>
+              <w:bottom w:type="dxa" w:w="60"/>
+              <w:right w:type="dxa" w:w="90"/>
+            </w:tcMar>
+          </w:tcPr>
+          <w:p/>
+        </w:tc>
+      </w:tr>
+      <w:tr>
+        <w:tc>
+          <w:tcPr>
+            <w:tcW w:type="dxa" w:w="2600"/>
+            <w:tcMar>
+              <w:top w:type="dxa" w:w="60"/>
+              <w:left w:type="dxa" w:w="90"/>
+              <w:bottom w:type="dxa" w:w="60"/>
+              <w:right w:type="dxa" w:w="90"/>
+            </w:tcMar>
+          </w:tcPr>
+          <w:p>
+            <w:r>
+              <w:rPr>
+                <w:rFonts w:ascii="Arial" w:cs="Arial" w:eastAsia="Arial" w:hAnsi="Arial"/>
+                <w:sz w:val="19"/>
+                <w:szCs w:val="19"/>
+              </w:rPr>
+              <w:t xml:space="preserve">Stop Using My Own Account</w:t>
+            </w:r>
+          </w:p>
+        </w:tc>
+        <w:tc>
+          <w:tcPr>
+            <w:tcW w:type="dxa" w:w="3740"/>
+            <w:tcMar>
+              <w:top w:type="dxa" w:w="60"/>
+              <w:left w:type="dxa" w:w="90"/>
+              <w:bottom w:type="dxa" w:w="60"/>
+              <w:right w:type="dxa" w:w="90"/>
+            </w:tcMar>
+          </w:tcPr>
+          <w:p>
+            <w:r>
+              <w:rPr>
+                <w:rFonts w:ascii="Arial" w:cs="Arial" w:eastAsia="Arial" w:hAnsi="Arial"/>
+                <w:sz w:val="19"/>
+                <w:szCs w:val="19"/>
+              </w:rPr>
+              <w:t xml:space="preserve">Removes your account; past results stay.</w:t>
+            </w:r>
+          </w:p>
+        </w:tc>
+        <w:tc>
+          <w:tcPr>
+            <w:tcW w:type="dxa" w:w="3740"/>
+            <w:tcMar>
+              <w:top w:type="dxa" w:w="60"/>
+              <w:left w:type="dxa" w:w="90"/>
+              <w:bottom w:type="dxa" w:w="60"/>
+              <w:right w:type="dxa" w:w="90"/>
+            </w:tcMar>
+          </w:tcPr>
+          <w:p>
+            <w:r>
+              <w:rPr>
+                <w:rFonts w:ascii="Arial" w:cs="Arial" w:eastAsia="Arial" w:hAnsi="Arial"/>
+                <w:sz w:val="19"/>
+                <w:szCs w:val="19"/>
+              </w:rPr>
+              <w:t xml:space="preserve">Tests go back to CEP's account, within your plan. Shown as Remove when CEP's account is not available.</w:t>
+            </w:r>
+          </w:p>
+        </w:tc>
+      </w:tr>
+      <w:tr>
+        <w:tc>
+          <w:tcPr>
+            <w:tcW w:type="dxa" w:w="2600"/>
+            <w:tcMar>
+              <w:top w:type="dxa" w:w="60"/>
+              <w:left w:type="dxa" w:w="90"/>
+              <w:bottom w:type="dxa" w:w="60"/>
+              <w:right w:type="dxa" w:w="90"/>
+            </w:tcMar>
+          </w:tcPr>
+          <w:p>
+            <w:r>
+              <w:rPr>
+                <w:rFonts w:ascii="Arial" w:cs="Arial" w:eastAsia="Arial" w:hAnsi="Arial"/>
+                <w:sz w:val="19"/>
+                <w:szCs w:val="19"/>
+              </w:rPr>
               <w:t xml:space="preserve">The status</w:t>
             </w:r>
           </w:p>
@@ -29425,7 +29602,7 @@
           <w:sz w:val="21"/>
           <w:szCs w:val="21"/>
         </w:rPr>
-        <w:t xml:space="preserve">Mailgun Inspect Basic covers client previews; the spam verdict and inbox placement show as not in your plan until they exist. Tests count against the plan's monthly allowance, shown under Plan &amp; Usage.</w:t>
+        <w:t xml:space="preserve">Mailgun Inspect Basic covers client previews; the spam verdict and inbox placement show as not in your plan until they exist. Through CEP's account, tests count against your plan's monthly number plus the tests added for the month (added tests end with the month); through your own, they are counted under Plan &amp; Usage for information only.</w:t>
       </w:r>
     </w:p>
     <w:p>
@@ -36294,28 +36471,28 @@
                 <w:sz w:val="19"/>
                 <w:szCs w:val="19"/>
               </w:rPr>
-              <w:t xml:space="preserve">Inbox previews run against the allowance.</w:t>
-            </w:r>
-          </w:p>
-        </w:tc>
-        <w:tc>
-          <w:tcPr>
-            <w:tcW w:type="dxa" w:w="3740"/>
-            <w:tcMar>
-              <w:top w:type="dxa" w:w="60"/>
-              <w:left w:type="dxa" w:w="90"/>
-              <w:bottom w:type="dxa" w:w="60"/>
-              <w:right w:type="dxa" w:w="90"/>
-            </w:tcMar>
-          </w:tcPr>
-          <w:p>
-            <w:r>
-              <w:rPr>
-                <w:rFonts w:ascii="Arial" w:cs="Arial" w:eastAsia="Arial" w:hAnsi="Arial"/>
-                <w:sz w:val="19"/>
-                <w:szCs w:val="19"/>
-              </w:rPr>
-              <w:t xml:space="preserve">A spent allowance refuses the next test until next month.</w:t>
+              <w:t xml:space="preserve">Inbox previews run against the total, with where it comes from under the meter: the plan's number plus any tests the platform team added for the month. Through your own Mailgun account, not limited.</w:t>
+            </w:r>
+          </w:p>
+        </w:tc>
+        <w:tc>
+          <w:tcPr>
+            <w:tcW w:type="dxa" w:w="3740"/>
+            <w:tcMar>
+              <w:top w:type="dxa" w:w="60"/>
+              <w:left w:type="dxa" w:w="90"/>
+              <w:bottom w:type="dxa" w:w="60"/>
+              <w:right w:type="dxa" w:w="90"/>
+            </w:tcMar>
+          </w:tcPr>
+          <w:p>
+            <w:r>
+              <w:rPr>
+                <w:rFonts w:ascii="Arial" w:cs="Arial" w:eastAsia="Arial" w:hAnsi="Arial"/>
+                <w:sz w:val="19"/>
+                <w:szCs w:val="19"/>
+              </w:rPr>
+              <w:t xml:space="preserve">A spent total refuses the next test until next month, or until the platform team adds tests.</w:t>
             </w:r>
           </w:p>
         </w:tc>

--- a/docs/manuals/CEP_User_Guide.docx
+++ b/docs/manuals/CEP_User_Guide.docx
@@ -39,7 +39,7 @@
           <w:sz w:val="20"/>
           <w:szCs w:val="20"/>
         </w:rPr>
-        <w:t xml:space="preserve">Built 2026-10-06 from docs/manuals/user-guide</w:t>
+        <w:t xml:space="preserve">Built 2026-10-07 from docs/manuals/user-guide</w:t>
       </w:r>
     </w:p>
     <w:p>
@@ -504,6 +504,20 @@
           <w:szCs w:val="20"/>
         </w:rPr>
         <w:t xml:space="preserve">How to</w:t>
+      </w:r>
+    </w:p>
+    <w:p>
+      <w:pPr>
+        <w:spacing w:after="40"/>
+        <w:ind w:left="400"/>
+      </w:pPr>
+      <w:r>
+        <w:rPr>
+          <w:rFonts w:ascii="Arial" w:cs="Arial" w:eastAsia="Arial" w:hAnsi="Arial"/>
+          <w:sz w:val="20"/>
+          <w:szCs w:val="20"/>
+        </w:rPr>
+        <w:t xml:space="preserve">A Drip Campaign</w:t>
       </w:r>
     </w:p>
     <w:p>
@@ -10215,7 +10229,7 @@
                 <w:sz w:val="19"/>
                 <w:szCs w:val="19"/>
               </w:rPr>
-              <w:t xml:space="preserve"> when the send follows each recipient's clock), Created. Sort by the column headers.</w:t>
+              <w:t xml:space="preserve"> when the send follows each recipient's clock), Created. Sort by the column headers. A drip adds a line under its name ("2 of 4 messages sent", "5 messages · starts Mon 26 Oct", "Stopped after 2 of 5", "3 messages · draft") and its Next Send names the message ("09:00 CT · Message 3 of 4"; "On hold" while paused).</w:t>
             </w:r>
           </w:p>
         </w:tc>
@@ -10271,7 +10285,7 @@
                 <w:sz w:val="19"/>
                 <w:szCs w:val="19"/>
               </w:rPr>
-              <w:t xml:space="preserve">Pause, Resume or Approve beside the menu when the status allows; the menu: Continue Setup or Edit, View Journey for a journey campaign, View Results, Clone, Pause, Resume, Cancel Schedule, Archive, Unarchive.</w:t>
+              <w:t xml:space="preserve">Pause, Resume or Approve beside the menu when the status allows; the menu: Continue Setup or Edit, View Journey for a journey campaign, View Results, Clone, Pause, Resume, Cancel Schedule, Stop Remaining Messages (a running or paused drip; it asks first), Archive, Unarchive.</w:t>
             </w:r>
           </w:p>
         </w:tc>
@@ -10475,7 +10489,7 @@
                 <w:sz w:val="19"/>
                 <w:szCs w:val="19"/>
               </w:rPr>
-              <w:t xml:space="preserve">.</w:t>
+              <w:t xml:space="preserve">. A drip is one bar with a numbered marker on each send day (filled once sent, outlined to come; hover for the message and time); a paused drip's bar stops at its last send and says On hold. The week view and the day list show each drip message on its own.</w:t>
             </w:r>
           </w:p>
         </w:tc>
@@ -10773,7 +10787,7 @@
                 <w:sz w:val="19"/>
                 <w:szCs w:val="19"/>
               </w:rPr>
-              <w:t xml:space="preserve">Clone makes "Copy of …" with the settings, lists, exclusions and targets, never the runs or results. More Actions: Edit Campaign, Send a Test, Production Publish, Pause, Cancel Schedule, Archive, Unarchive, View Results, as the status allows.</w:t>
+              <w:t xml:space="preserve">Clone makes "Copy of …" with the settings, lists, exclusions and targets, never the runs or results. For a drip it asks first for the copy's name and start date, copies every message with its own template copy, and opens the copy's Drip Campaign Setup step. More Actions: Edit Campaign, Send a Test, Production Publish, Pause, Cancel Schedule, Archive, Unarchive, View Results, as the status allows.</w:t>
             </w:r>
           </w:p>
         </w:tc>
@@ -10829,7 +10843,7 @@
                 <w:sz w:val="19"/>
                 <w:szCs w:val="19"/>
               </w:rPr>
-              <w:t xml:space="preserve">The headline figures (audience, sent, delivery rate, opens and clicks or replies and STOPs, conversions), the campaign's facts (purpose, owner, template, sender, tags), when and how it goes out, its dates, its targets, and a preview of the message.</w:t>
+              <w:t xml:space="preserve">The headline figures (audience, sent, delivery rate, opens and clicks or replies and STOPs, conversions), the campaign's facts (purpose, owner, template, sender, tags), when and how it goes out, its dates, its targets, and a preview of the message. A published drip shows the Series Timeline instead: each message with its state and figures, Skipped with the reasons and View People, a calendar, and the banners for scheduled, paused (who and when), stopped early and a failed message (Retry Message when nobody got it).</w:t>
             </w:r>
           </w:p>
         </w:tc>
@@ -11954,6 +11968,52 @@
           <w:sz w:val="21"/>
           <w:szCs w:val="21"/>
         </w:rPr>
+        <w:t xml:space="preserve">Pause, resume or stop a drip.</w:t>
+      </w:r>
+      <w:r>
+        <w:rPr>
+          <w:rFonts w:ascii="Arial" w:cs="Arial" w:eastAsia="Arial" w:hAnsi="Arial"/>
+          <w:sz w:val="21"/>
+          <w:szCs w:val="21"/>
+        </w:rPr>
+        <w:t xml:space="preserve"> Pause holds every waiting message. Resume shows first what happens to the messages whose day passed while paused (they go at the next send time, one a day, and later ones move only if they must). Stop Remaining Messages cancels the rest for good; the drip is Completed, stopped early, and its templates are free again. To send it again, clone it.</w:t>
+      </w:r>
+    </w:p>
+    <w:p>
+      <w:pPr>
+        <w:spacing w:after="120"/>
+      </w:pPr>
+      <w:r>
+        <w:rPr>
+          <w:rFonts w:ascii="Arial" w:cs="Arial" w:eastAsia="Arial" w:hAnsi="Arial"/>
+          <w:b/>
+          <w:bCs/>
+          <w:sz w:val="21"/>
+          <w:szCs w:val="21"/>
+        </w:rPr>
+        <w:t xml:space="preserve">Retry a drip message that failed.</w:t>
+      </w:r>
+      <w:r>
+        <w:rPr>
+          <w:rFonts w:ascii="Arial" w:cs="Arial" w:eastAsia="Arial" w:hAnsi="Arial"/>
+          <w:sz w:val="21"/>
+          <w:szCs w:val="21"/>
+        </w:rPr>
+        <w:t xml:space="preserve"> When a message failed and nobody received it, its card and banner offer Retry Message: it goes again now to the same audience.</w:t>
+      </w:r>
+    </w:p>
+    <w:p>
+      <w:pPr>
+        <w:spacing w:after="120"/>
+      </w:pPr>
+      <w:r>
+        <w:rPr>
+          <w:rFonts w:ascii="Arial" w:cs="Arial" w:eastAsia="Arial" w:hAnsi="Arial"/>
+          <w:b/>
+          <w:bCs/>
+          <w:sz w:val="21"/>
+          <w:szCs w:val="21"/>
+        </w:rPr>
         <w:t xml:space="preserve">Approve a campaign.</w:t>
       </w:r>
       <w:r>
@@ -12279,7 +12339,7 @@
           <w:sz w:val="21"/>
           <w:szCs w:val="21"/>
         </w:rPr>
-        <w:t xml:space="preserve"> Campaigns → Create Campaign, then the five steps; Edit Campaign on a campaign's page opens the same steps.</w:t>
+        <w:t xml:space="preserve"> Campaigns → Create Campaign, then the five steps (four for a drip: see A Drip Campaign below); Edit Campaign on a campaign's page opens the same steps.</w:t>
       </w:r>
     </w:p>
     <w:p>
@@ -12779,28 +12839,28 @@
                 <w:sz w:val="19"/>
                 <w:szCs w:val="19"/>
               </w:rPr>
-              <w:t xml:space="preserve">Regular Marketing (one-time or scheduled), Drip (a series of runs on a pattern), E-Receipt (a receipt sent per purchase), Other (service or legal notices). Fixed once saved.</w:t>
-            </w:r>
-          </w:p>
-        </w:tc>
-        <w:tc>
-          <w:tcPr>
-            <w:tcW w:type="dxa" w:w="3740"/>
-            <w:tcMar>
-              <w:top w:type="dxa" w:w="60"/>
-              <w:left w:type="dxa" w:w="90"/>
-              <w:bottom w:type="dxa" w:w="60"/>
-              <w:right w:type="dxa" w:w="90"/>
-            </w:tcMar>
-          </w:tcPr>
-          <w:p>
-            <w:r>
-              <w:rPr>
-                <w:rFonts w:ascii="Arial" w:cs="Arial" w:eastAsia="Arial" w:hAnsi="Arial"/>
-                <w:sz w:val="19"/>
-                <w:szCs w:val="19"/>
-              </w:rPr>
-              <w:t xml:space="preserve">Which steps and schedule choices follow: a drip has steps instead of one time; an e-receipt has no audience or schedule, the point of sale triggers each send.</w:t>
+              <w:t xml:space="preserve">Regular Marketing (one-time or scheduled), Drip (several messages on a timetable, everyone starting together), E-Receipt (a receipt sent per purchase), Other (service or legal notices). Fixed once saved. Picking Drip shows when a journey suits better, with Create a Journey Instead.</w:t>
+            </w:r>
+          </w:p>
+        </w:tc>
+        <w:tc>
+          <w:tcPr>
+            <w:tcW w:type="dxa" w:w="3740"/>
+            <w:tcMar>
+              <w:top w:type="dxa" w:w="60"/>
+              <w:left w:type="dxa" w:w="90"/>
+              <w:bottom w:type="dxa" w:w="60"/>
+              <w:right w:type="dxa" w:w="90"/>
+            </w:tcMar>
+          </w:tcPr>
+          <w:p>
+            <w:r>
+              <w:rPr>
+                <w:rFonts w:ascii="Arial" w:cs="Arial" w:eastAsia="Arial" w:hAnsi="Arial"/>
+                <w:sz w:val="19"/>
+                <w:szCs w:val="19"/>
+              </w:rPr>
+              <w:t xml:space="preserve">Which steps follow: a drip has Audience, Drip Campaign Setup, Targets and Test &amp; Publish; an e-receipt has no audience or schedule, the point of sale triggers each send.</w:t>
             </w:r>
           </w:p>
         </w:tc>
@@ -12844,7 +12904,7 @@
                 <w:sz w:val="19"/>
                 <w:szCs w:val="19"/>
               </w:rPr>
-              <w:t xml:space="preserve">Email, SMS, MMS, or Multiple Channels. For a receipt: email, or a text receipt for registers that ask for SMS. Fixed once saved.</w:t>
+              <w:t xml:space="preserve">Email, SMS, MMS, or Multiple Channels (not for a drip: a drip uses one channel). For a receipt: email, or a text receipt for registers that ask for SMS. Fixed once saved.</w:t>
             </w:r>
           </w:p>
         </w:tc>
@@ -14751,7 +14811,7 @@
                 <w:sz w:val="19"/>
                 <w:szCs w:val="19"/>
               </w:rPr>
-              <w:t xml:space="preserve">Send immediately, Schedule (Send At), or Recurring: Repeats (daily, weekly with Days of the Week, monthly with Day of the Month), At, Ends (never, on a Last Day, after a Number of Sends). A drip: Each Step Goes Out At and a label per step; Day 0 goes out when you publish.</w:t>
+              <w:t xml:space="preserve">Send immediately, Schedule (Send At), or Recurring: Repeats (daily, weekly with Days of the Week, monthly with Day of the Month), At, Ends (never, on a Last Day, after a Number of Sends). A drip has no When to Send: its start date and times are on the Drip Campaign Setup step.</w:t>
             </w:r>
           </w:p>
         </w:tc>
@@ -15298,7 +15358,7 @@
           <w:sz w:val="21"/>
           <w:szCs w:val="21"/>
         </w:rPr>
-        <w:t xml:space="preserve"> Drip on Create Campaign. On Review &amp; Publish give each step its day and label; publishing plans every run at once, day 0 now.</w:t>
+        <w:t xml:space="preserve"> Drip on Create Campaign → Audience: tick the list → Drip Campaign Setup: build message 1, then Add Message (a copy of the last keeps the header and footer), give each its day and subject, choose the start date, the send time and the zone, and the sender → Targets → Test &amp; Publish: Send All as a Test, check each message, then Publish to Production.</w:t>
       </w:r>
     </w:p>
     <w:p>
@@ -15345,6 +15405,331 @@
           <w:szCs w:val="21"/>
         </w:rPr>
         <w:t xml:space="preserve"> On the Test step switch on Test a Second Subject Line, write B, keep the sample at 20 percent and the decision at four hours, save. The Performance tab shows A and B side by side once the run starts.</w:t>
+      </w:r>
+    </w:p>
+    <w:p>
+      <w:pPr>
+        <w:pStyle w:val="Heading2"/>
+        <w:spacing w:after="120" w:before="240"/>
+      </w:pPr>
+      <w:r>
+        <w:rPr>
+          <w:rFonts w:ascii="Arial" w:cs="Arial" w:eastAsia="Arial" w:hAnsi="Arial"/>
+        </w:rPr>
+        <w:t xml:space="preserve">A Drip Campaign</w:t>
+      </w:r>
+    </w:p>
+    <w:p>
+      <w:pPr>
+        <w:spacing w:after="120"/>
+      </w:pPr>
+      <w:r>
+        <w:rPr>
+          <w:rFonts w:ascii="Arial" w:cs="Arial" w:eastAsia="Arial" w:hAnsi="Arial"/>
+          <w:sz w:val="21"/>
+          <w:szCs w:val="21"/>
+        </w:rPr>
+        <w:t xml:space="preserve">A drip sends several messages on a timetable to one audience on one channel. Everyone on the campaign list starts together on the start date; each message goes on its day (Day 0 is the start date) at the series time, or at its own time.</w:t>
+      </w:r>
+    </w:p>
+    <w:tbl>
+      <w:tblPr>
+        <w:tblW w:type="dxa" w:w="10080"/>
+        <w:tblBorders>
+          <w:top w:val="single" w:color="D9DBE3" w:sz="4"/>
+          <w:left w:val="none"/>
+          <w:bottom w:val="single" w:color="D9DBE3" w:sz="4"/>
+          <w:right w:val="none"/>
+          <w:insideH w:val="single" w:color="E6E8EF" w:sz="4"/>
+          <w:insideV w:val="none"/>
+        </w:tblBorders>
+      </w:tblPr>
+      <w:tblGrid>
+        <w:gridCol w:w="2600"/>
+        <w:gridCol w:w="7480"/>
+      </w:tblGrid>
+      <w:tr>
+        <w:trPr>
+          <w:tblHeader/>
+        </w:trPr>
+        <w:tc>
+          <w:tcPr>
+            <w:tcW w:type="dxa" w:w="2600"/>
+            <w:shd w:fill="EEEFF5" w:color="auto" w:val="clear"/>
+            <w:tcMar>
+              <w:top w:type="dxa" w:w="60"/>
+              <w:left w:type="dxa" w:w="90"/>
+              <w:bottom w:type="dxa" w:w="60"/>
+              <w:right w:type="dxa" w:w="90"/>
+            </w:tcMar>
+          </w:tcPr>
+          <w:p>
+            <w:r>
+              <w:rPr>
+                <w:rFonts w:ascii="Arial" w:cs="Arial" w:eastAsia="Arial" w:hAnsi="Arial"/>
+                <w:b/>
+                <w:bCs/>
+                <w:sz w:val="18"/>
+                <w:szCs w:val="18"/>
+              </w:rPr>
+              <w:t xml:space="preserve">Step</w:t>
+            </w:r>
+          </w:p>
+        </w:tc>
+        <w:tc>
+          <w:tcPr>
+            <w:tcW w:type="dxa" w:w="7480"/>
+            <w:shd w:fill="EEEFF5" w:color="auto" w:val="clear"/>
+            <w:tcMar>
+              <w:top w:type="dxa" w:w="60"/>
+              <w:left w:type="dxa" w:w="90"/>
+              <w:bottom w:type="dxa" w:w="60"/>
+              <w:right w:type="dxa" w:w="90"/>
+            </w:tcMar>
+          </w:tcPr>
+          <w:p>
+            <w:r>
+              <w:rPr>
+                <w:rFonts w:ascii="Arial" w:cs="Arial" w:eastAsia="Arial" w:hAnsi="Arial"/>
+                <w:b/>
+                <w:bCs/>
+                <w:sz w:val="18"/>
+                <w:szCs w:val="18"/>
+              </w:rPr>
+              <w:t xml:space="preserve">What you do there</w:t>
+            </w:r>
+          </w:p>
+        </w:tc>
+      </w:tr>
+      <w:tr>
+        <w:tc>
+          <w:tcPr>
+            <w:tcW w:type="dxa" w:w="2600"/>
+            <w:tcMar>
+              <w:top w:type="dxa" w:w="60"/>
+              <w:left w:type="dxa" w:w="90"/>
+              <w:bottom w:type="dxa" w:w="60"/>
+              <w:right w:type="dxa" w:w="90"/>
+            </w:tcMar>
+          </w:tcPr>
+          <w:p>
+            <w:r>
+              <w:rPr>
+                <w:rFonts w:ascii="Arial" w:cs="Arial" w:eastAsia="Arial" w:hAnsi="Arial"/>
+                <w:sz w:val="19"/>
+                <w:szCs w:val="19"/>
+              </w:rPr>
+              <w:t xml:space="preserve">Audience</w:t>
+            </w:r>
+          </w:p>
+        </w:tc>
+        <w:tc>
+          <w:tcPr>
+            <w:tcW w:type="dxa" w:w="7480"/>
+            <w:tcMar>
+              <w:top w:type="dxa" w:w="60"/>
+              <w:left w:type="dxa" w:w="90"/>
+              <w:bottom w:type="dxa" w:w="60"/>
+              <w:right w:type="dxa" w:w="90"/>
+            </w:tcMar>
+          </w:tcPr>
+          <w:p>
+            <w:r>
+              <w:rPr>
+                <w:rFonts w:ascii="Arial" w:cs="Arial" w:eastAsia="Arial" w:hAnsi="Arial"/>
+                <w:sz w:val="19"/>
+                <w:szCs w:val="19"/>
+              </w:rPr>
+              <w:t xml:space="preserve">As for any campaign. The note says how a drip audience works: people added to the lists after message 1 don't join, and consent and frequency limits are checked again before each message.</w:t>
+            </w:r>
+          </w:p>
+        </w:tc>
+      </w:tr>
+      <w:tr>
+        <w:tc>
+          <w:tcPr>
+            <w:tcW w:type="dxa" w:w="2600"/>
+            <w:tcMar>
+              <w:top w:type="dxa" w:w="60"/>
+              <w:left w:type="dxa" w:w="90"/>
+              <w:bottom w:type="dxa" w:w="60"/>
+              <w:right w:type="dxa" w:w="90"/>
+            </w:tcMar>
+          </w:tcPr>
+          <w:p>
+            <w:r>
+              <w:rPr>
+                <w:rFonts w:ascii="Arial" w:cs="Arial" w:eastAsia="Arial" w:hAnsi="Arial"/>
+                <w:sz w:val="19"/>
+                <w:szCs w:val="19"/>
+              </w:rPr>
+              <w:t xml:space="preserve">Drip Campaign Setup</w:t>
+            </w:r>
+          </w:p>
+        </w:tc>
+        <w:tc>
+          <w:tcPr>
+            <w:tcW w:type="dxa" w:w="7480"/>
+            <w:tcMar>
+              <w:top w:type="dxa" w:w="60"/>
+              <w:left w:type="dxa" w:w="90"/>
+              <w:bottom w:type="dxa" w:w="60"/>
+              <w:right w:type="dxa" w:w="90"/>
+            </w:tcMar>
+          </w:tcPr>
+          <w:p>
+            <w:r>
+              <w:rPr>
+                <w:rFonts w:ascii="Arial" w:cs="Arial" w:eastAsia="Arial" w:hAnsi="Arial"/>
+                <w:sz w:val="19"/>
+                <w:szCs w:val="19"/>
+              </w:rPr>
+              <w:t xml:space="preserve">The messages as a timeline of cards, in day order, with the gap between them. Open a card to set its name (it names the template copy too), its day, its own send time, the template (Choose from Gallery, Edit Template, Change), the subject line and preheader (email) or the text (SMS, MMS), and the A/B subject test (one message per drip, email only). Add Message starts from a copy of the last message, a template from the gallery, or a blank one; Copy as Next Message does the same from the open one; Remove Message asks first. Series at a Glance holds the start date, the send time and the time zone, what the series adds up to and a calendar; Sender (and Topic) are set once for every message. Changing the date, time or zone moves every message's date but never changes the messages. Continue lists the messages that still need something, with Show First Problem.</w:t>
+            </w:r>
+          </w:p>
+        </w:tc>
+      </w:tr>
+      <w:tr>
+        <w:tc>
+          <w:tcPr>
+            <w:tcW w:type="dxa" w:w="2600"/>
+            <w:tcMar>
+              <w:top w:type="dxa" w:w="60"/>
+              <w:left w:type="dxa" w:w="90"/>
+              <w:bottom w:type="dxa" w:w="60"/>
+              <w:right w:type="dxa" w:w="90"/>
+            </w:tcMar>
+          </w:tcPr>
+          <w:p>
+            <w:r>
+              <w:rPr>
+                <w:rFonts w:ascii="Arial" w:cs="Arial" w:eastAsia="Arial" w:hAnsi="Arial"/>
+                <w:sz w:val="19"/>
+                <w:szCs w:val="19"/>
+              </w:rPr>
+              <w:t xml:space="preserve">Targets</w:t>
+            </w:r>
+          </w:p>
+        </w:tc>
+        <w:tc>
+          <w:tcPr>
+            <w:tcW w:type="dxa" w:w="7480"/>
+            <w:tcMar>
+              <w:top w:type="dxa" w:w="60"/>
+              <w:left w:type="dxa" w:w="90"/>
+              <w:bottom w:type="dxa" w:w="60"/>
+              <w:right w:type="dxa" w:w="90"/>
+            </w:tcMar>
+          </w:tcPr>
+          <w:p>
+            <w:r>
+              <w:rPr>
+                <w:rFonts w:ascii="Arial" w:cs="Arial" w:eastAsia="Arial" w:hAnsi="Arial"/>
+                <w:sz w:val="19"/>
+                <w:szCs w:val="19"/>
+              </w:rPr>
+              <w:t xml:space="preserve">As for any campaign; the targets are for the drip as a whole.</w:t>
+            </w:r>
+          </w:p>
+        </w:tc>
+      </w:tr>
+      <w:tr>
+        <w:tc>
+          <w:tcPr>
+            <w:tcW w:type="dxa" w:w="2600"/>
+            <w:tcMar>
+              <w:top w:type="dxa" w:w="60"/>
+              <w:left w:type="dxa" w:w="90"/>
+              <w:bottom w:type="dxa" w:w="60"/>
+              <w:right w:type="dxa" w:w="90"/>
+            </w:tcMar>
+          </w:tcPr>
+          <w:p>
+            <w:r>
+              <w:rPr>
+                <w:rFonts w:ascii="Arial" w:cs="Arial" w:eastAsia="Arial" w:hAnsi="Arial"/>
+                <w:sz w:val="19"/>
+                <w:szCs w:val="19"/>
+              </w:rPr>
+              <w:t xml:space="preserve">Test &amp; Publish</w:t>
+            </w:r>
+          </w:p>
+        </w:tc>
+        <w:tc>
+          <w:tcPr>
+            <w:tcW w:type="dxa" w:w="7480"/>
+            <w:tcMar>
+              <w:top w:type="dxa" w:w="60"/>
+              <w:left w:type="dxa" w:w="90"/>
+              <w:bottom w:type="dxa" w:w="60"/>
+              <w:right w:type="dxa" w:w="90"/>
+            </w:tcMar>
+          </w:tcPr>
+          <w:p>
+            <w:r>
+              <w:rPr>
+                <w:rFonts w:ascii="Arial" w:cs="Arial" w:eastAsia="Arial" w:hAnsi="Arial"/>
+                <w:sz w:val="19"/>
+                <w:szCs w:val="19"/>
+              </w:rPr>
+              <w:t xml:space="preserve">Preview each message (as a sample customer, on desktop or mobile). Send All as a Test sends every message now, one after another, to the people you pick; each subject starts with its place: "[Test 2 of 3 · would send Day 3]" for email, "[Test 2/3 · Day 3]" for texts, and the A/B message sends both subjects. A message edited after its test says Changed since the test; Resend it. The Review Timeline shows each message's date, subject and reach, with warnings for messages closer than two days, frequency limits and quiet hours. Before You Publish lists what's left; Publish to Production plans every message at once.</w:t>
+            </w:r>
+          </w:p>
+        </w:tc>
+      </w:tr>
+    </w:tbl>
+    <w:p>
+      <w:pPr>
+        <w:spacing w:after="120"/>
+      </w:pPr>
+    </w:p>
+    <w:p>
+      <w:pPr>
+        <w:spacing w:after="120"/>
+      </w:pPr>
+      <w:r>
+        <w:rPr>
+          <w:rFonts w:ascii="Arial" w:cs="Arial" w:eastAsia="Arial" w:hAnsi="Arial"/>
+          <w:sz w:val="21"/>
+          <w:szCs w:val="21"/>
+        </w:rPr>
+        <w:t xml:space="preserve">Each message has its own copy of its template ("Loyalty Welcome Series · 2 of 4"), so editing one never changes another. From the editor, Back to Drip Campaign Setup returns to the message. A message's own subject line is what it sends; its template copy needs none.</w:t>
+      </w:r>
+    </w:p>
+    <w:p>
+      <w:pPr>
+        <w:spacing w:after="120"/>
+      </w:pPr>
+      <w:r>
+        <w:rPr>
+          <w:rFonts w:ascii="Arial" w:cs="Arial" w:eastAsia="Arial" w:hAnsi="Arial"/>
+          <w:sz w:val="21"/>
+          <w:szCs w:val="21"/>
+        </w:rPr>
+        <w:t xml:space="preserve">Once published, the campaign page shows the Series Timeline: each message Sent with its figures, Sending, Next Up, Scheduled, On Hold, Cancelled or Failed, and who was skipped and why (View People lists them). Pause holds the waiting messages; Resume first shows when the missed ones will go. Stop Remaining Messages cancels the rest for good (to send again, clone it). A failed message nobody received can be retried. Clone asks for the copy's name and start date and opens its Drip Campaign Setup step.</w:t>
+      </w:r>
+    </w:p>
+    <w:p>
+      <w:pPr>
+        <w:spacing w:after="120"/>
+      </w:pPr>
+      <w:r>
+        <w:rPr>
+          <w:rFonts w:ascii="Arial" w:cs="Arial" w:eastAsia="Arial" w:hAnsi="Arial"/>
+          <w:b/>
+          <w:bCs/>
+          <w:sz w:val="21"/>
+          <w:szCs w:val="21"/>
+        </w:rPr>
+        <w:t xml:space="preserve">Not in the first version:</w:t>
+      </w:r>
+      <w:r>
+        <w:rPr>
+          <w:rFonts w:ascii="Arial" w:cs="Arial" w:eastAsia="Arial" w:hAnsi="Arial"/>
+          <w:sz w:val="21"/>
+          <w:szCs w:val="21"/>
+        </w:rPr>
+        <w:t xml:space="preserve"> people can't join a drip after it starts (no rolling entry), conversions and revenue aren't split by message, there's no view of where one person is in the series, test recipients can't be saved as a list, and a change can't be applied to every message at once.</w:t>
       </w:r>
     </w:p>
     <w:p>
@@ -15513,6 +15898,24 @@
           <w:szCs w:val="21"/>
         </w:rPr>
         <w:t xml:space="preserve">The hourly limit is not enforced yet; pace a send with the engine's Messages per Minute.</w:t>
+      </w:r>
+    </w:p>
+    <w:p>
+      <w:pPr>
+        <w:pStyle w:val="ListParagraph"/>
+        <w:numPr>
+          <w:ilvl w:val="0"/>
+          <w:numId w:val="2"/>
+        </w:numPr>
+        <w:spacing w:after="60"/>
+      </w:pPr>
+      <w:r>
+        <w:rPr>
+          <w:rFonts w:ascii="Arial" w:cs="Arial" w:eastAsia="Arial" w:hAnsi="Arial"/>
+          <w:sz w:val="21"/>
+          <w:szCs w:val="21"/>
+        </w:rPr>
+        <w:t xml:space="preserve">A drip's messages can't change once it is published, and their templates are locked (read-only, not deletable) until it finishes or is stopped.</w:t>
       </w:r>
     </w:p>
     <w:p>
@@ -16069,7 +16472,7 @@
                 <w:sz w:val="19"/>
                 <w:szCs w:val="19"/>
               </w:rPr>
-              <w:t xml:space="preserve">Name, channel, status, when it was last used and by which campaign.</w:t>
+              <w:t xml:space="preserve">Name, channel, status, when it was last used and by which campaign. A drip message's template says which message it is ("Loyalty Welcome Series · Message 2 of 4"); a drip's templates sit together by name, and carry Locked while the drip is live.</w:t>
             </w:r>
           </w:p>
         </w:tc>
@@ -16155,7 +16558,7 @@
                 <w:sz w:val="19"/>
                 <w:szCs w:val="19"/>
               </w:rPr>
-              <w:t xml:space="preserve">Delete is refused while a campaign uses the template.</w:t>
+              <w:t xml:space="preserve">Delete is refused while a campaign uses the template, and while a drip uses it for a message ("This Template Is in Use", with the way to the campaign).</w:t>
             </w:r>
           </w:p>
         </w:tc>
@@ -18623,6 +19026,24 @@
           <w:szCs w:val="21"/>
         </w:rPr>
         <w:t xml:space="preserve">Changing a template changes what every campaign using it sends from then on. Duplicate when a campaign must keep its own version.</w:t>
+      </w:r>
+    </w:p>
+    <w:p>
+      <w:pPr>
+        <w:pStyle w:val="ListParagraph"/>
+        <w:numPr>
+          <w:ilvl w:val="0"/>
+          <w:numId w:val="2"/>
+        </w:numPr>
+        <w:spacing w:after="60"/>
+      </w:pPr>
+      <w:r>
+        <w:rPr>
+          <w:rFonts w:ascii="Arial" w:cs="Arial" w:eastAsia="Arial" w:hAnsi="Arial"/>
+          <w:sz w:val="21"/>
+          <w:szCs w:val="21"/>
+        </w:rPr>
+        <w:t xml:space="preserve">A drip gives every message its own copy of a template, so a drip's messages never change other campaigns. Opened from the Drip Campaign Setup step the editor says which message it is, keeps the subject on the message (read-only here), and leads Back to Drip Campaign Setup. While the drip is live the copy is locked: the preview and the editor say "Used by a live drip (…). It can't be changed until the drip finishes or is stopped." and open read-only.</w:t>
       </w:r>
     </w:p>
     <w:p>
@@ -51160,7 +51581,7 @@
                 <w:sz w:val="19"/>
                 <w:szCs w:val="19"/>
               </w:rPr>
-              <w:t xml:space="preserve">The list, the event (Purchase, Abandoned Cart, Birthday, No Response …), the schedule, or the change (Enters Segment, Exits Segment, Loyalty Tier, Preference Update, Address Change). Enters / Exits Segment also asks which </w:t>
+              <w:t xml:space="preserve">The list, the event (Purchase, Abandoned Cart, Birthday, No Response …), the schedule, or the change (Enters Segment, Exits Segment, Loyalty Tier, Preference Update, Address Change, Customer Attribute Matches). Enters / Exits Segment also asks which </w:t>
             </w:r>
             <w:r>
               <w:rPr>
@@ -51179,6 +51600,130 @@
                 <w:szCs w:val="19"/>
               </w:rPr>
               <w:t xml:space="preserve">.</w:t>
+            </w:r>
+          </w:p>
+        </w:tc>
+      </w:tr>
+      <w:tr>
+        <w:tc>
+          <w:tcPr>
+            <w:tcW w:type="dxa" w:w="2600"/>
+            <w:tcMar>
+              <w:top w:type="dxa" w:w="60"/>
+              <w:left w:type="dxa" w:w="90"/>
+              <w:bottom w:type="dxa" w:w="60"/>
+              <w:right w:type="dxa" w:w="90"/>
+            </w:tcMar>
+          </w:tcPr>
+          <w:p>
+            <w:r>
+              <w:rPr>
+                <w:rFonts w:ascii="Arial" w:cs="Arial" w:eastAsia="Arial" w:hAnsi="Arial"/>
+                <w:sz w:val="19"/>
+                <w:szCs w:val="19"/>
+              </w:rPr>
+              <w:t xml:space="preserve">Customer Record Matches</w:t>
+            </w:r>
+          </w:p>
+        </w:tc>
+        <w:tc>
+          <w:tcPr>
+            <w:tcW w:type="dxa" w:w="7480"/>
+            <w:tcMar>
+              <w:top w:type="dxa" w:w="60"/>
+              <w:left w:type="dxa" w:w="90"/>
+              <w:bottom w:type="dxa" w:w="60"/>
+              <w:right w:type="dxa" w:w="90"/>
+            </w:tcMar>
+          </w:tcPr>
+          <w:p>
+            <w:r>
+              <w:rPr>
+                <w:rFonts w:ascii="Arial" w:cs="Arial" w:eastAsia="Arial" w:hAnsi="Arial"/>
+                <w:sz w:val="19"/>
+                <w:szCs w:val="19"/>
+              </w:rPr>
+              <w:t xml:space="preserve">For </w:t>
+            </w:r>
+            <w:r>
+              <w:rPr>
+                <w:rFonts w:ascii="Arial" w:cs="Arial" w:eastAsia="Arial" w:hAnsi="Arial"/>
+                <w:b/>
+                <w:bCs/>
+                <w:sz w:val="19"/>
+                <w:szCs w:val="19"/>
+              </w:rPr>
+              <w:t xml:space="preserve">Customer Attribute Matches</w:t>
+            </w:r>
+            <w:r>
+              <w:rPr>
+                <w:rFonts w:ascii="Arial" w:cs="Arial" w:eastAsia="Arial" w:hAnsi="Arial"/>
+                <w:sz w:val="19"/>
+                <w:szCs w:val="19"/>
+              </w:rPr>
+              <w:t xml:space="preserve">: the conditions a customer's record must meet to enter (see </w:t>
+            </w:r>
+            <w:r>
+              <w:rPr>
+                <w:rFonts w:ascii="Arial" w:cs="Arial" w:eastAsia="Arial" w:hAnsi="Arial"/>
+                <w:i/>
+                <w:iCs/>
+                <w:sz w:val="19"/>
+                <w:szCs w:val="19"/>
+              </w:rPr>
+              <w:t xml:space="preserve">Conditions</w:t>
+            </w:r>
+            <w:r>
+              <w:rPr>
+                <w:rFonts w:ascii="Arial" w:cs="Arial" w:eastAsia="Arial" w:hAnsi="Arial"/>
+                <w:sz w:val="19"/>
+                <w:szCs w:val="19"/>
+              </w:rPr>
+              <w:t xml:space="preserve"> below), for example Customer Status is New. Everyone whose record matches enters, each once; with Every Qualifying Event, again when their record changes. A grey line says how many would enter now.</w:t>
+            </w:r>
+          </w:p>
+        </w:tc>
+      </w:tr>
+      <w:tr>
+        <w:tc>
+          <w:tcPr>
+            <w:tcW w:type="dxa" w:w="2600"/>
+            <w:tcMar>
+              <w:top w:type="dxa" w:w="60"/>
+              <w:left w:type="dxa" w:w="90"/>
+              <w:bottom w:type="dxa" w:w="60"/>
+              <w:right w:type="dxa" w:w="90"/>
+            </w:tcMar>
+          </w:tcPr>
+          <w:p>
+            <w:r>
+              <w:rPr>
+                <w:rFonts w:ascii="Arial" w:cs="Arial" w:eastAsia="Arial" w:hAnsi="Arial"/>
+                <w:sz w:val="19"/>
+                <w:szCs w:val="19"/>
+              </w:rPr>
+              <w:t xml:space="preserve">Only Customers Where (Optional)</w:t>
+            </w:r>
+          </w:p>
+        </w:tc>
+        <w:tc>
+          <w:tcPr>
+            <w:tcW w:type="dxa" w:w="7480"/>
+            <w:tcMar>
+              <w:top w:type="dxa" w:w="60"/>
+              <w:left w:type="dxa" w:w="90"/>
+              <w:bottom w:type="dxa" w:w="60"/>
+              <w:right w:type="dxa" w:w="90"/>
+            </w:tcMar>
+          </w:tcPr>
+          <w:p>
+            <w:r>
+              <w:rPr>
+                <w:rFonts w:ascii="Arial" w:cs="Arial" w:eastAsia="Arial" w:hAnsi="Arial"/>
+                <w:sz w:val="19"/>
+                <w:szCs w:val="19"/>
+              </w:rPr>
+              <w:t xml:space="preserve">Conditions that narrow any trigger: a customer the trigger would admit enters only if their record matches, for example Country is United States and Email Consent is Opted In.</w:t>
             </w:r>
           </w:p>
         </w:tc>
@@ -52326,7 +52871,43 @@
                 <w:sz w:val="19"/>
                 <w:szCs w:val="19"/>
               </w:rPr>
-              <w:t xml:space="preserve">Splits into Yes and No: made a purchase, opened an email, clicked a link, redeemed a coupon, a specific event happened (optionally within a number of days), or is in a segment.</w:t>
+              <w:t xml:space="preserve">Splits into Yes and No on conditions you build (see </w:t>
+            </w:r>
+            <w:r>
+              <w:rPr>
+                <w:rFonts w:ascii="Arial" w:cs="Arial" w:eastAsia="Arial" w:hAnsi="Arial"/>
+                <w:i/>
+                <w:iCs/>
+                <w:sz w:val="19"/>
+                <w:szCs w:val="19"/>
+              </w:rPr>
+              <w:t xml:space="preserve">Conditions</w:t>
+            </w:r>
+            <w:r>
+              <w:rPr>
+                <w:rFonts w:ascii="Arial" w:cs="Arial" w:eastAsia="Arial" w:hAnsi="Arial"/>
+                <w:sz w:val="19"/>
+                <w:szCs w:val="19"/>
+              </w:rPr>
+              <w:t xml:space="preserve"> below): the customer's record, this journey's messages and earlier Conditions, events, lists and segments. Optionally give the step a name, shown on its card. </w:t>
+            </w:r>
+            <w:r>
+              <w:rPr>
+                <w:rFonts w:ascii="Arial" w:cs="Arial" w:eastAsia="Arial" w:hAnsi="Arial"/>
+                <w:b/>
+                <w:bCs/>
+                <w:sz w:val="19"/>
+                <w:szCs w:val="19"/>
+              </w:rPr>
+              <w:t xml:space="preserve">Match on Entry</w:t>
+            </w:r>
+            <w:r>
+              <w:rPr>
+                <w:rFonts w:ascii="Arial" w:cs="Arial" w:eastAsia="Arial" w:hAnsi="Arial"/>
+                <w:sz w:val="19"/>
+                <w:szCs w:val="19"/>
+              </w:rPr>
+              <w:t xml:space="preserve"> under the builder says how many customers in the journey would answer Yes right now.</w:t>
             </w:r>
           </w:p>
         </w:tc>
@@ -52600,14 +53181,14 @@
     </w:p>
     <w:p>
       <w:pPr>
-        <w:pStyle w:val="Heading3"/>
+        <w:pStyle w:val="Heading4"/>
         <w:spacing w:after="120" w:before="240"/>
       </w:pPr>
       <w:r>
         <w:rPr>
           <w:rFonts w:ascii="Arial" w:cs="Arial" w:eastAsia="Arial" w:hAnsi="Arial"/>
         </w:rPr>
-        <w:t xml:space="preserve">5. Test publish</w:t>
+        <w:t xml:space="preserve">Conditions</w:t>
       </w:r>
     </w:p>
     <w:p>
@@ -52620,7 +53201,7 @@
           <w:sz w:val="21"/>
           <w:szCs w:val="21"/>
         </w:rPr>
-        <w:t xml:space="preserve">Choose the </w:t>
+        <w:t xml:space="preserve">The same builder writes a Condition step, the Customer Attribute Matches trigger and the Only Customers Where filters. Each row is a field, how to compare it, and a value; </w:t>
       </w:r>
       <w:r>
         <w:rPr>
@@ -52630,15 +53211,15 @@
           <w:sz w:val="21"/>
           <w:szCs w:val="21"/>
         </w:rPr>
-        <w:t xml:space="preserve">Test Population</w:t>
-      </w:r>
-      <w:r>
-        <w:rPr>
-          <w:rFonts w:ascii="Arial" w:cs="Arial" w:eastAsia="Arial" w:hAnsi="Arial"/>
-          <w:sz w:val="21"/>
-          <w:szCs w:val="21"/>
-        </w:rPr>
-        <w:t xml:space="preserve">: a </w:t>
+        <w:t xml:space="preserve">All</w:t>
+      </w:r>
+      <w:r>
+        <w:rPr>
+          <w:rFonts w:ascii="Arial" w:cs="Arial" w:eastAsia="Arial" w:hAnsi="Arial"/>
+          <w:sz w:val="21"/>
+          <w:szCs w:val="21"/>
+        </w:rPr>
+        <w:t xml:space="preserve"> means every row must hold, </w:t>
       </w:r>
       <w:r>
         <w:rPr>
@@ -52648,15 +53229,15 @@
           <w:sz w:val="21"/>
           <w:szCs w:val="21"/>
         </w:rPr>
-        <w:t xml:space="preserve">Random Sample of Live Audience</w:t>
-      </w:r>
-      <w:r>
-        <w:rPr>
-          <w:rFonts w:ascii="Arial" w:cs="Arial" w:eastAsia="Arial" w:hAnsi="Arial"/>
-          <w:sz w:val="21"/>
-          <w:szCs w:val="21"/>
-        </w:rPr>
-        <w:t xml:space="preserve"> (up to 200 customers who would enter now) or a </w:t>
+        <w:t xml:space="preserve">Any</w:t>
+      </w:r>
+      <w:r>
+        <w:rPr>
+          <w:rFonts w:ascii="Arial" w:cs="Arial" w:eastAsia="Arial" w:hAnsi="Arial"/>
+          <w:sz w:val="21"/>
+          <w:szCs w:val="21"/>
+        </w:rPr>
+        <w:t xml:space="preserve"> that one is enough; </w:t>
       </w:r>
       <w:r>
         <w:rPr>
@@ -52666,33 +53247,15 @@
           <w:sz w:val="21"/>
           <w:szCs w:val="21"/>
         </w:rPr>
-        <w:t xml:space="preserve">Specific Test List</w:t>
-      </w:r>
-      <w:r>
-        <w:rPr>
-          <w:rFonts w:ascii="Arial" w:cs="Arial" w:eastAsia="Arial" w:hAnsi="Arial"/>
-          <w:sz w:val="21"/>
-          <w:szCs w:val="21"/>
-        </w:rPr>
-        <w:t xml:space="preserve">. Four </w:t>
-      </w:r>
-      <w:r>
-        <w:rPr>
-          <w:rFonts w:ascii="Arial" w:cs="Arial" w:eastAsia="Arial" w:hAnsi="Arial"/>
-          <w:b/>
-          <w:bCs/>
-          <w:sz w:val="21"/>
-          <w:szCs w:val="21"/>
-        </w:rPr>
-        <w:t xml:space="preserve">Readiness Checks</w:t>
-      </w:r>
-      <w:r>
-        <w:rPr>
-          <w:rFonts w:ascii="Arial" w:cs="Arial" w:eastAsia="Arial" w:hAnsi="Arial"/>
-          <w:sz w:val="21"/>
-          <w:szCs w:val="21"/>
-        </w:rPr>
-        <w:t xml:space="preserve"> must pass:</w:t>
+        <w:t xml:space="preserve">Add Group</w:t>
+      </w:r>
+      <w:r>
+        <w:rPr>
+          <w:rFonts w:ascii="Arial" w:cs="Arial" w:eastAsia="Arial" w:hAnsi="Arial"/>
+          <w:sz w:val="21"/>
+          <w:szCs w:val="21"/>
+        </w:rPr>
+        <w:t xml:space="preserve"> nests one All / Any group inside the rule. A sentence under the builder reads the whole condition back. A rule holds at most 20 conditions.</w:t>
       </w:r>
     </w:p>
     <w:tbl>
@@ -52735,7 +53298,7 @@
                 <w:sz w:val="18"/>
                 <w:szCs w:val="18"/>
               </w:rPr>
-              <w:t xml:space="preserve">Check</w:t>
+              <w:t xml:space="preserve">Fields</w:t>
             </w:r>
           </w:p>
         </w:tc>
@@ -52759,7 +53322,7 @@
                 <w:sz w:val="18"/>
                 <w:szCs w:val="18"/>
               </w:rPr>
-              <w:t xml:space="preserve">Passes when</w:t>
+              <w:t xml:space="preserve">Compared with</w:t>
             </w:r>
           </w:p>
         </w:tc>
@@ -52782,7 +53345,7 @@
                 <w:sz w:val="19"/>
                 <w:szCs w:val="19"/>
               </w:rPr>
-              <w:t xml:space="preserve">Entry rules configured</w:t>
+              <w:t xml:space="preserve">Customer: first name, last name, email address, phone number, country, state, city, postal code, source system, record updated, last purchase date, number of purchases, and every custom attribute on the records (with its values to pick from when there are few)</w:t>
             </w:r>
           </w:p>
         </w:tc>
@@ -52803,7 +53366,7 @@
                 <w:sz w:val="19"/>
                 <w:szCs w:val="19"/>
               </w:rPr>
-              <w:t xml:space="preserve">The journey has a complete entry.</w:t>
+              <w:t xml:space="preserve">Text: is, is not, is any of, is none of, contains, does not contain, starts with, is set, is not set. Numbers: equals, does not equal, is at least, is at most, is between. Dates: is within the last N days, is more than N days ago, is before, is after, is between. A custom attribute is read as text, a number or a date by the comparison you choose.</w:t>
             </w:r>
           </w:p>
         </w:tc>
@@ -52826,7 +53389,7 @@
                 <w:sz w:val="19"/>
                 <w:szCs w:val="19"/>
               </w:rPr>
-              <w:t xml:space="preserve">All canvas steps configured</w:t>
+              <w:t xml:space="preserve">This Journey (Condition steps only): each Email or SMS step, any message of the journey, each other Condition</w:t>
             </w:r>
           </w:p>
         </w:tc>
@@ -52847,7 +53410,7 @@
                 <w:sz w:val="19"/>
                 <w:szCs w:val="19"/>
               </w:rPr>
-              <w:t xml:space="preserve">Every step has its settings and every path ends.</w:t>
+              <w:t xml:space="preserve">A message: was sent, was delivered, was opened, was clicked, bounced, was delivered and not opened, was not sent. A Condition: answered Yes, answered No. Only sends after the customer entered count.</w:t>
             </w:r>
           </w:p>
         </w:tc>
@@ -52870,7 +53433,7 @@
                 <w:sz w:val="19"/>
                 <w:szCs w:val="19"/>
               </w:rPr>
-              <w:t xml:space="preserve">Templates ready</w:t>
+              <w:t xml:space="preserve">Events: the types seen in the last 90 days and the standard ones, or any type you name</w:t>
             </w:r>
           </w:p>
         </w:tc>
@@ -52891,7 +53454,7 @@
                 <w:sz w:val="19"/>
                 <w:szCs w:val="19"/>
               </w:rPr>
-              <w:t xml:space="preserve">Every message step's template is published.</w:t>
+              <w:t xml:space="preserve">Happened, did not happen; optionally within the last N days (otherwise since the customer entered the journey, or ever at entry), and filters on the event's own data (store is Lakeside, amount is at least 100).</w:t>
             </w:r>
           </w:p>
         </w:tc>
@@ -52914,7 +53477,7 @@
                 <w:sz w:val="19"/>
                 <w:szCs w:val="19"/>
               </w:rPr>
-              <w:t xml:space="preserve">Governance rules satisfied</w:t>
+              <w:t xml:space="preserve">Lists and segments</w:t>
             </w:r>
           </w:p>
         </w:tc>
@@ -52935,7 +53498,7 @@
                 <w:sz w:val="19"/>
                 <w:szCs w:val="19"/>
               </w:rPr>
-              <w:t xml:space="preserve">Always passes; it lists the frequency caps that apply ("Emails: at most 3 in 7 days") and that texts wait out quiet hours. A customer over a cap is held back, not sent.</w:t>
+              <w:t xml:space="preserve">Is in, is not in.</w:t>
             </w:r>
           </w:p>
         </w:tc>
@@ -52948,8 +53511,28 @@
     </w:p>
     <w:p>
       <w:pPr>
+        <w:pStyle w:val="Heading3"/>
+        <w:spacing w:after="120" w:before="240"/>
+      </w:pPr>
+      <w:r>
+        <w:rPr>
+          <w:rFonts w:ascii="Arial" w:cs="Arial" w:eastAsia="Arial" w:hAnsi="Arial"/>
+        </w:rPr>
+        <w:t xml:space="preserve">5. Test publish</w:t>
+      </w:r>
+    </w:p>
+    <w:p>
+      <w:pPr>
         <w:spacing w:after="120"/>
       </w:pPr>
+      <w:r>
+        <w:rPr>
+          <w:rFonts w:ascii="Arial" w:cs="Arial" w:eastAsia="Arial" w:hAnsi="Arial"/>
+          <w:sz w:val="21"/>
+          <w:szCs w:val="21"/>
+        </w:rPr>
+        <w:t xml:space="preserve">Choose the </w:t>
+      </w:r>
       <w:r>
         <w:rPr>
           <w:rFonts w:ascii="Arial" w:cs="Arial" w:eastAsia="Arial" w:hAnsi="Arial"/>
@@ -52958,15 +53541,15 @@
           <w:sz w:val="21"/>
           <w:szCs w:val="21"/>
         </w:rPr>
-        <w:t xml:space="preserve">Run Test Publish</w:t>
-      </w:r>
-      <w:r>
-        <w:rPr>
-          <w:rFonts w:ascii="Arial" w:cs="Arial" w:eastAsia="Arial" w:hAnsi="Arial"/>
-          <w:sz w:val="21"/>
-          <w:szCs w:val="21"/>
-        </w:rPr>
-        <w:t xml:space="preserve">, then </w:t>
+        <w:t xml:space="preserve">Test Population</w:t>
+      </w:r>
+      <w:r>
+        <w:rPr>
+          <w:rFonts w:ascii="Arial" w:cs="Arial" w:eastAsia="Arial" w:hAnsi="Arial"/>
+          <w:sz w:val="21"/>
+          <w:szCs w:val="21"/>
+        </w:rPr>
+        <w:t xml:space="preserve">: a </w:t>
       </w:r>
       <w:r>
         <w:rPr>
@@ -52976,15 +53559,15 @@
           <w:sz w:val="21"/>
           <w:szCs w:val="21"/>
         </w:rPr>
-        <w:t xml:space="preserve">Send Test</w:t>
-      </w:r>
-      <w:r>
-        <w:rPr>
-          <w:rFonts w:ascii="Arial" w:cs="Arial" w:eastAsia="Arial" w:hAnsi="Arial"/>
-          <w:sz w:val="21"/>
-          <w:szCs w:val="21"/>
-        </w:rPr>
-        <w:t xml:space="preserve">. The test </w:t>
+        <w:t xml:space="preserve">Random Sample of Live Audience</w:t>
+      </w:r>
+      <w:r>
+        <w:rPr>
+          <w:rFonts w:ascii="Arial" w:cs="Arial" w:eastAsia="Arial" w:hAnsi="Arial"/>
+          <w:sz w:val="21"/>
+          <w:szCs w:val="21"/>
+        </w:rPr>
+        <w:t xml:space="preserve"> (up to 200 customers who would enter now) or a </w:t>
       </w:r>
       <w:r>
         <w:rPr>
@@ -52994,33 +53577,16 @@
           <w:sz w:val="21"/>
           <w:szCs w:val="21"/>
         </w:rPr>
-        <w:t xml:space="preserve">sends real messages</w:t>
-      </w:r>
-      <w:r>
-        <w:rPr>
-          <w:rFonts w:ascii="Arial" w:cs="Arial" w:eastAsia="Arial" w:hAnsi="Arial"/>
-          <w:sz w:val="21"/>
-          <w:szCs w:val="21"/>
-        </w:rPr>
-        <w:t xml:space="preserve"> to that population (Waits are skipped), so use the test list. The results show who got what, and how many were held back and why. Test customers leave the journey when the test ends and can still enter it for real later.</w:t>
-      </w:r>
-    </w:p>
-    <w:p>
-      <w:pPr>
-        <w:pStyle w:val="Heading3"/>
-        <w:spacing w:after="120" w:before="240"/>
-      </w:pPr>
-      <w:r>
-        <w:rPr>
-          <w:rFonts w:ascii="Arial" w:cs="Arial" w:eastAsia="Arial" w:hAnsi="Arial"/>
-        </w:rPr>
-        <w:t xml:space="preserve">6. Approve and go live</w:t>
-      </w:r>
-    </w:p>
-    <w:p>
-      <w:pPr>
-        <w:spacing w:after="120"/>
-      </w:pPr>
+        <w:t xml:space="preserve">Specific Test List</w:t>
+      </w:r>
+      <w:r>
+        <w:rPr>
+          <w:rFonts w:ascii="Arial" w:cs="Arial" w:eastAsia="Arial" w:hAnsi="Arial"/>
+          <w:sz w:val="21"/>
+          <w:szCs w:val="21"/>
+        </w:rPr>
+        <w:t xml:space="preserve">. Four </w:t>
+      </w:r>
       <w:r>
         <w:rPr>
           <w:rFonts w:ascii="Arial" w:cs="Arial" w:eastAsia="Arial" w:hAnsi="Arial"/>
@@ -53029,672 +53595,15 @@
           <w:sz w:val="21"/>
           <w:szCs w:val="21"/>
         </w:rPr>
-        <w:t xml:space="preserve">Approve &amp; Activate →</w:t>
-      </w:r>
-      <w:r>
-        <w:rPr>
-          <w:rFonts w:ascii="Arial" w:cs="Arial" w:eastAsia="Arial" w:hAnsi="Arial"/>
-          <w:sz w:val="21"/>
-          <w:szCs w:val="21"/>
-        </w:rPr>
-        <w:t xml:space="preserve"> (needs Activate). Choose </w:t>
-      </w:r>
-      <w:r>
-        <w:rPr>
-          <w:rFonts w:ascii="Arial" w:cs="Arial" w:eastAsia="Arial" w:hAnsi="Arial"/>
-          <w:b/>
-          <w:bCs/>
-          <w:sz w:val="21"/>
-          <w:szCs w:val="21"/>
-        </w:rPr>
-        <w:t xml:space="preserve">Activate Immediately</w:t>
-      </w:r>
-      <w:r>
-        <w:rPr>
-          <w:rFonts w:ascii="Arial" w:cs="Arial" w:eastAsia="Arial" w:hAnsi="Arial"/>
-          <w:sz w:val="21"/>
-          <w:szCs w:val="21"/>
-        </w:rPr>
-        <w:t xml:space="preserve"> or </w:t>
-      </w:r>
-      <w:r>
-        <w:rPr>
-          <w:rFonts w:ascii="Arial" w:cs="Arial" w:eastAsia="Arial" w:hAnsi="Arial"/>
-          <w:b/>
-          <w:bCs/>
-          <w:sz w:val="21"/>
-          <w:szCs w:val="21"/>
-        </w:rPr>
-        <w:t xml:space="preserve">Schedule for Later</w:t>
-      </w:r>
-      <w:r>
-        <w:rPr>
-          <w:rFonts w:ascii="Arial" w:cs="Arial" w:eastAsia="Arial" w:hAnsi="Arial"/>
-          <w:sz w:val="21"/>
-          <w:szCs w:val="21"/>
-        </w:rPr>
-        <w:t xml:space="preserve"> (a date and a time), then </w:t>
-      </w:r>
-      <w:r>
-        <w:rPr>
-          <w:rFonts w:ascii="Arial" w:cs="Arial" w:eastAsia="Arial" w:hAnsi="Arial"/>
-          <w:b/>
-          <w:bCs/>
-          <w:sz w:val="21"/>
-          <w:szCs w:val="21"/>
-        </w:rPr>
-        <w:t xml:space="preserve">Activate Journey</w:t>
-      </w:r>
-      <w:r>
-        <w:rPr>
-          <w:rFonts w:ascii="Arial" w:cs="Arial" w:eastAsia="Arial" w:hAnsi="Arial"/>
-          <w:sz w:val="21"/>
-          <w:szCs w:val="21"/>
-        </w:rPr>
-        <w:t xml:space="preserve"> or </w:t>
-      </w:r>
-      <w:r>
-        <w:rPr>
-          <w:rFonts w:ascii="Arial" w:cs="Arial" w:eastAsia="Arial" w:hAnsi="Arial"/>
-          <w:b/>
-          <w:bCs/>
-          <w:sz w:val="21"/>
-          <w:szCs w:val="21"/>
-        </w:rPr>
-        <w:t xml:space="preserve">Schedule Journey</w:t>
-      </w:r>
-      <w:r>
-        <w:rPr>
-          <w:rFonts w:ascii="Arial" w:cs="Arial" w:eastAsia="Arial" w:hAnsi="Arial"/>
-          <w:sz w:val="21"/>
-          <w:szCs w:val="21"/>
-        </w:rPr>
-        <w:t xml:space="preserve">. A scheduled journey reads </w:t>
-      </w:r>
-      <w:r>
-        <w:rPr>
-          <w:rFonts w:ascii="Arial" w:cs="Arial" w:eastAsia="Arial" w:hAnsi="Arial"/>
-          <w:i/>
-          <w:iCs/>
-          <w:sz w:val="21"/>
-          <w:szCs w:val="21"/>
-        </w:rPr>
-        <w:t xml:space="preserve">Approved</w:t>
-      </w:r>
-      <w:r>
-        <w:rPr>
-          <w:rFonts w:ascii="Arial" w:cs="Arial" w:eastAsia="Arial" w:hAnsi="Arial"/>
-          <w:sz w:val="21"/>
-          <w:szCs w:val="21"/>
-        </w:rPr>
-        <w:t xml:space="preserve"> until its time; </w:t>
-      </w:r>
-      <w:r>
-        <w:rPr>
-          <w:rFonts w:ascii="Arial" w:cs="Arial" w:eastAsia="Arial" w:hAnsi="Arial"/>
-          <w:b/>
-          <w:bCs/>
-          <w:sz w:val="21"/>
-          <w:szCs w:val="21"/>
-        </w:rPr>
-        <w:t xml:space="preserve">Cancel Schedule</w:t>
-      </w:r>
-      <w:r>
-        <w:rPr>
-          <w:rFonts w:ascii="Arial" w:cs="Arial" w:eastAsia="Arial" w:hAnsi="Arial"/>
-          <w:sz w:val="21"/>
-          <w:szCs w:val="21"/>
-        </w:rPr>
-        <w:t xml:space="preserve"> on its page takes it back to Test.</w:t>
-      </w:r>
-    </w:p>
-    <w:p>
-      <w:pPr>
-        <w:spacing w:after="120"/>
-      </w:pPr>
-      <w:r>
-        <w:rPr>
-          <w:rFonts w:ascii="Arial" w:cs="Arial" w:eastAsia="Arial" w:hAnsi="Arial"/>
-          <w:sz w:val="21"/>
-          <w:szCs w:val="21"/>
-        </w:rPr>
-        <w:t xml:space="preserve">From then on CEP enrols qualifying customers every minute. Watch them arrive on the journey's page.</w:t>
-      </w:r>
-    </w:p>
-    <w:p>
-      <w:pPr>
-        <w:pStyle w:val="Heading2"/>
-        <w:spacing w:after="120" w:before="240"/>
-      </w:pPr>
-      <w:r>
-        <w:rPr>
-          <w:rFonts w:ascii="Arial" w:cs="Arial" w:eastAsia="Arial" w:hAnsi="Arial"/>
-        </w:rPr>
-        <w:t xml:space="preserve">How to edit a journey</w:t>
-      </w:r>
-    </w:p>
-    <w:p>
-      <w:pPr>
-        <w:spacing w:after="120"/>
-      </w:pPr>
-      <w:r>
-        <w:rPr>
-          <w:rFonts w:ascii="Arial" w:cs="Arial" w:eastAsia="Arial" w:hAnsi="Arial"/>
-          <w:b/>
-          <w:bCs/>
-          <w:sz w:val="21"/>
-          <w:szCs w:val="21"/>
-        </w:rPr>
-        <w:t xml:space="preserve">A draft or tested journey.</w:t>
-      </w:r>
-      <w:r>
-        <w:rPr>
-          <w:rFonts w:ascii="Arial" w:cs="Arial" w:eastAsia="Arial" w:hAnsi="Arial"/>
-          <w:sz w:val="21"/>
-          <w:szCs w:val="21"/>
-        </w:rPr>
-        <w:t xml:space="preserve"> </w:t>
-      </w:r>
-      <w:r>
-        <w:rPr>
-          <w:rFonts w:ascii="Arial" w:cs="Arial" w:eastAsia="Arial" w:hAnsi="Arial"/>
-          <w:b/>
-          <w:bCs/>
-          <w:sz w:val="21"/>
-          <w:szCs w:val="21"/>
-        </w:rPr>
-        <w:t xml:space="preserve">Edit Journey</w:t>
-      </w:r>
-      <w:r>
-        <w:rPr>
-          <w:rFonts w:ascii="Arial" w:cs="Arial" w:eastAsia="Arial" w:hAnsi="Arial"/>
-          <w:sz w:val="21"/>
-          <w:szCs w:val="21"/>
-        </w:rPr>
-        <w:t xml:space="preserve"> on its page opens the builder on the same version. Change steps, </w:t>
-      </w:r>
-      <w:r>
-        <w:rPr>
-          <w:rFonts w:ascii="Arial" w:cs="Arial" w:eastAsia="Arial" w:hAnsi="Arial"/>
-          <w:b/>
-          <w:bCs/>
-          <w:sz w:val="21"/>
-          <w:szCs w:val="21"/>
-        </w:rPr>
-        <w:t xml:space="preserve">Save Draft</w:t>
-      </w:r>
-      <w:r>
-        <w:rPr>
-          <w:rFonts w:ascii="Arial" w:cs="Arial" w:eastAsia="Arial" w:hAnsi="Arial"/>
-          <w:sz w:val="21"/>
-          <w:szCs w:val="21"/>
-        </w:rPr>
-        <w:t xml:space="preserve">, and run Test Publish again before approving.</w:t>
-      </w:r>
-    </w:p>
-    <w:p>
-      <w:pPr>
-        <w:spacing w:after="120"/>
-      </w:pPr>
-      <w:r>
-        <w:rPr>
-          <w:rFonts w:ascii="Arial" w:cs="Arial" w:eastAsia="Arial" w:hAnsi="Arial"/>
-          <w:b/>
-          <w:bCs/>
-          <w:sz w:val="21"/>
-          <w:szCs w:val="21"/>
-        </w:rPr>
-        <w:t xml:space="preserve">The entry, population or re-entry.</w:t>
-      </w:r>
-      <w:r>
-        <w:rPr>
-          <w:rFonts w:ascii="Arial" w:cs="Arial" w:eastAsia="Arial" w:hAnsi="Arial"/>
-          <w:sz w:val="21"/>
-          <w:szCs w:val="21"/>
-        </w:rPr>
-        <w:t xml:space="preserve"> In the builder, </w:t>
-      </w:r>
-      <w:r>
-        <w:rPr>
-          <w:rFonts w:ascii="Arial" w:cs="Arial" w:eastAsia="Arial" w:hAnsi="Arial"/>
-          <w:b/>
-          <w:bCs/>
-          <w:sz w:val="21"/>
-          <w:szCs w:val="21"/>
-        </w:rPr>
-        <w:t xml:space="preserve">Edit Setup</w:t>
-      </w:r>
-      <w:r>
-        <w:rPr>
-          <w:rFonts w:ascii="Arial" w:cs="Arial" w:eastAsia="Arial" w:hAnsi="Arial"/>
-          <w:sz w:val="21"/>
-          <w:szCs w:val="21"/>
-        </w:rPr>
-        <w:t xml:space="preserve"> (or </w:t>
-      </w:r>
-      <w:r>
-        <w:rPr>
-          <w:rFonts w:ascii="Arial" w:cs="Arial" w:eastAsia="Arial" w:hAnsi="Arial"/>
-          <w:b/>
-          <w:bCs/>
-          <w:sz w:val="21"/>
-          <w:szCs w:val="21"/>
-        </w:rPr>
-        <w:t xml:space="preserve">Back to Setup</w:t>
-      </w:r>
-      <w:r>
-        <w:rPr>
-          <w:rFonts w:ascii="Arial" w:cs="Arial" w:eastAsia="Arial" w:hAnsi="Arial"/>
-          <w:sz w:val="21"/>
-          <w:szCs w:val="21"/>
-        </w:rPr>
-        <w:t xml:space="preserve">). On a draft everything can change. On a live journey the entry can change (as part of a new version); population and re-entry stay as they are, because they belong to the journey.</w:t>
-      </w:r>
-    </w:p>
-    <w:p>
-      <w:pPr>
-        <w:spacing w:after="120"/>
-      </w:pPr>
-      <w:r>
-        <w:rPr>
-          <w:rFonts w:ascii="Arial" w:cs="Arial" w:eastAsia="Arial" w:hAnsi="Arial"/>
-          <w:b/>
-          <w:bCs/>
-          <w:sz w:val="21"/>
-          <w:szCs w:val="21"/>
-        </w:rPr>
-        <w:t xml:space="preserve">A live journey (a new version).</w:t>
-      </w:r>
-    </w:p>
-    <w:p>
-      <w:pPr>
-        <w:pStyle w:val="ListParagraph"/>
-        <w:numPr>
-          <w:ilvl w:val="0"/>
-          <w:numId w:val="3"/>
-        </w:numPr>
-        <w:spacing w:after="60"/>
-      </w:pPr>
-      <w:r>
-        <w:rPr>
-          <w:rFonts w:ascii="Arial" w:cs="Arial" w:eastAsia="Arial" w:hAnsi="Arial"/>
-          <w:b/>
-          <w:bCs/>
-          <w:sz w:val="21"/>
-          <w:szCs w:val="21"/>
-        </w:rPr>
-        <w:t xml:space="preserve">Edit Journey.</w:t>
-      </w:r>
-      <w:r>
-        <w:rPr>
-          <w:rFonts w:ascii="Arial" w:cs="Arial" w:eastAsia="Arial" w:hAnsi="Arial"/>
-          <w:sz w:val="21"/>
-          <w:szCs w:val="21"/>
-        </w:rPr>
-        <w:t xml:space="preserve"> The builder says the version is live. Make your changes and </w:t>
-      </w:r>
-      <w:r>
-        <w:rPr>
-          <w:rFonts w:ascii="Arial" w:cs="Arial" w:eastAsia="Arial" w:hAnsi="Arial"/>
-          <w:b/>
-          <w:bCs/>
-          <w:sz w:val="21"/>
-          <w:szCs w:val="21"/>
-        </w:rPr>
-        <w:t xml:space="preserve">Save Draft</w:t>
-      </w:r>
-      <w:r>
-        <w:rPr>
-          <w:rFonts w:ascii="Arial" w:cs="Arial" w:eastAsia="Arial" w:hAnsi="Arial"/>
-          <w:sz w:val="21"/>
-          <w:szCs w:val="21"/>
-        </w:rPr>
-        <w:t xml:space="preserve">: they are saved as the next version, and the live version keeps running untouched.</w:t>
-      </w:r>
-    </w:p>
-    <w:p>
-      <w:pPr>
-        <w:pStyle w:val="ListParagraph"/>
-        <w:numPr>
-          <w:ilvl w:val="0"/>
-          <w:numId w:val="3"/>
-        </w:numPr>
-        <w:spacing w:after="60"/>
-      </w:pPr>
-      <w:r>
-        <w:rPr>
-          <w:rFonts w:ascii="Arial" w:cs="Arial" w:eastAsia="Arial" w:hAnsi="Arial"/>
-          <w:sz w:val="21"/>
-          <w:szCs w:val="21"/>
-        </w:rPr>
-        <w:t xml:space="preserve">On the journey's page a notice says the new version is a draft; </w:t>
-      </w:r>
-      <w:r>
-        <w:rPr>
-          <w:rFonts w:ascii="Arial" w:cs="Arial" w:eastAsia="Arial" w:hAnsi="Arial"/>
-          <w:b/>
-          <w:bCs/>
-          <w:sz w:val="21"/>
-          <w:szCs w:val="21"/>
-        </w:rPr>
-        <w:t xml:space="preserve">Test Publish Version N</w:t>
-      </w:r>
-      <w:r>
-        <w:rPr>
-          <w:rFonts w:ascii="Arial" w:cs="Arial" w:eastAsia="Arial" w:hAnsi="Arial"/>
-          <w:sz w:val="21"/>
-          <w:szCs w:val="21"/>
-        </w:rPr>
-        <w:t xml:space="preserve"> opens its test. Test customers already inside the live version are skipped.</w:t>
-      </w:r>
-    </w:p>
-    <w:p>
-      <w:pPr>
-        <w:pStyle w:val="ListParagraph"/>
-        <w:numPr>
-          <w:ilvl w:val="0"/>
-          <w:numId w:val="3"/>
-        </w:numPr>
-        <w:spacing w:after="60"/>
-      </w:pPr>
-      <w:r>
-        <w:rPr>
-          <w:rFonts w:ascii="Arial" w:cs="Arial" w:eastAsia="Arial" w:hAnsi="Arial"/>
-          <w:sz w:val="21"/>
-          <w:szCs w:val="21"/>
-        </w:rPr>
-        <w:t xml:space="preserve">Approve it. </w:t>
-      </w:r>
-      <w:r>
-        <w:rPr>
-          <w:rFonts w:ascii="Arial" w:cs="Arial" w:eastAsia="Arial" w:hAnsi="Arial"/>
-          <w:b/>
-          <w:bCs/>
-          <w:sz w:val="21"/>
-          <w:szCs w:val="21"/>
-        </w:rPr>
-        <w:t xml:space="preserve">Now</w:t>
-      </w:r>
-      <w:r>
-        <w:rPr>
-          <w:rFonts w:ascii="Arial" w:cs="Arial" w:eastAsia="Arial" w:hAnsi="Arial"/>
-          <w:sz w:val="21"/>
-          <w:szCs w:val="21"/>
-        </w:rPr>
-        <w:t xml:space="preserve">: new customers enter the new version at once; customers already inside finish the version they started. </w:t>
-      </w:r>
-      <w:r>
-        <w:rPr>
-          <w:rFonts w:ascii="Arial" w:cs="Arial" w:eastAsia="Arial" w:hAnsi="Arial"/>
-          <w:b/>
-          <w:bCs/>
-          <w:sz w:val="21"/>
-          <w:szCs w:val="21"/>
-        </w:rPr>
-        <w:t xml:space="preserve">Later</w:t>
-      </w:r>
-      <w:r>
-        <w:rPr>
-          <w:rFonts w:ascii="Arial" w:cs="Arial" w:eastAsia="Arial" w:hAnsi="Arial"/>
-          <w:sz w:val="21"/>
-          <w:szCs w:val="21"/>
-        </w:rPr>
-        <w:t xml:space="preserve">: the live version keeps running until that time, the page shows the date, and </w:t>
-      </w:r>
-      <w:r>
-        <w:rPr>
-          <w:rFonts w:ascii="Arial" w:cs="Arial" w:eastAsia="Arial" w:hAnsi="Arial"/>
-          <w:b/>
-          <w:bCs/>
-          <w:sz w:val="21"/>
-          <w:szCs w:val="21"/>
-        </w:rPr>
-        <w:t xml:space="preserve">Cancel Schedule</w:t>
-      </w:r>
-      <w:r>
-        <w:rPr>
-          <w:rFonts w:ascii="Arial" w:cs="Arial" w:eastAsia="Arial" w:hAnsi="Arial"/>
-          <w:sz w:val="21"/>
-          <w:szCs w:val="21"/>
-        </w:rPr>
-        <w:t xml:space="preserve"> keeps the live version and leaves the new one tested, to approve again. A paused journey's new version keeps the journey paused until you resume it.</w:t>
-      </w:r>
-    </w:p>
-    <w:p>
-      <w:pPr>
-        <w:spacing w:after="120"/>
-      </w:pPr>
-      <w:r>
-        <w:rPr>
-          <w:rFonts w:ascii="Arial" w:cs="Arial" w:eastAsia="Arial" w:hAnsi="Arial"/>
-          <w:sz w:val="21"/>
-          <w:szCs w:val="21"/>
-        </w:rPr>
-        <w:t xml:space="preserve">The </w:t>
-      </w:r>
-      <w:r>
-        <w:rPr>
-          <w:rFonts w:ascii="Arial" w:cs="Arial" w:eastAsia="Arial" w:hAnsi="Arial"/>
-          <w:b/>
-          <w:bCs/>
-          <w:sz w:val="21"/>
-          <w:szCs w:val="21"/>
-        </w:rPr>
-        <w:t xml:space="preserve">Versions</w:t>
-      </w:r>
-      <w:r>
-        <w:rPr>
-          <w:rFonts w:ascii="Arial" w:cs="Arial" w:eastAsia="Arial" w:hAnsi="Arial"/>
-          <w:sz w:val="21"/>
-          <w:szCs w:val="21"/>
-        </w:rPr>
-        <w:t xml:space="preserve"> card lists every version with its status; the running one is tagged </w:t>
-      </w:r>
-      <w:r>
-        <w:rPr>
-          <w:rFonts w:ascii="Arial" w:cs="Arial" w:eastAsia="Arial" w:hAnsi="Arial"/>
-          <w:b/>
-          <w:bCs/>
-          <w:sz w:val="21"/>
-          <w:szCs w:val="21"/>
-        </w:rPr>
-        <w:t xml:space="preserve">Live</w:t>
-      </w:r>
-      <w:r>
-        <w:rPr>
-          <w:rFonts w:ascii="Arial" w:cs="Arial" w:eastAsia="Arial" w:hAnsi="Arial"/>
-          <w:sz w:val="21"/>
-          <w:szCs w:val="21"/>
-        </w:rPr>
-        <w:t xml:space="preserve">, a waiting one </w:t>
-      </w:r>
-      <w:r>
-        <w:rPr>
-          <w:rFonts w:ascii="Arial" w:cs="Arial" w:eastAsia="Arial" w:hAnsi="Arial"/>
-          <w:b/>
-          <w:bCs/>
-          <w:sz w:val="21"/>
-          <w:szCs w:val="21"/>
-        </w:rPr>
-        <w:t xml:space="preserve">Scheduled</w:t>
-      </w:r>
-      <w:r>
-        <w:rPr>
-          <w:rFonts w:ascii="Arial" w:cs="Arial" w:eastAsia="Arial" w:hAnsi="Arial"/>
-          <w:sz w:val="21"/>
-          <w:szCs w:val="21"/>
-        </w:rPr>
-        <w:t xml:space="preserve">.</w:t>
-      </w:r>
-    </w:p>
-    <w:p>
-      <w:pPr>
-        <w:spacing w:after="120"/>
-      </w:pPr>
-      <w:r>
-        <w:rPr>
-          <w:rFonts w:ascii="Arial" w:cs="Arial" w:eastAsia="Arial" w:hAnsi="Arial"/>
-          <w:b/>
-          <w:bCs/>
-          <w:sz w:val="21"/>
-          <w:szCs w:val="21"/>
-        </w:rPr>
-        <w:t xml:space="preserve">Goal and Exit Criteria.</w:t>
-      </w:r>
-      <w:r>
-        <w:rPr>
-          <w:rFonts w:ascii="Arial" w:cs="Arial" w:eastAsia="Arial" w:hAnsi="Arial"/>
-          <w:sz w:val="21"/>
-          <w:szCs w:val="21"/>
-        </w:rPr>
-        <w:t xml:space="preserve"> On the journey's page, in Setup, the pencil beside each note edits it in place; </w:t>
-      </w:r>
-      <w:r>
-        <w:rPr>
-          <w:rFonts w:ascii="Arial" w:cs="Arial" w:eastAsia="Arial" w:hAnsi="Arial"/>
-          <w:b/>
-          <w:bCs/>
-          <w:sz w:val="21"/>
-          <w:szCs w:val="21"/>
-        </w:rPr>
-        <w:t xml:space="preserve">Save</w:t>
-      </w:r>
-      <w:r>
-        <w:rPr>
-          <w:rFonts w:ascii="Arial" w:cs="Arial" w:eastAsia="Arial" w:hAnsi="Arial"/>
-          <w:sz w:val="21"/>
-          <w:szCs w:val="21"/>
-        </w:rPr>
-        <w:t xml:space="preserve"> keeps it.</w:t>
-      </w:r>
-    </w:p>
-    <w:p>
-      <w:pPr>
-        <w:spacing w:after="120"/>
-      </w:pPr>
-      <w:r>
-        <w:rPr>
-          <w:rFonts w:ascii="Arial" w:cs="Arial" w:eastAsia="Arial" w:hAnsi="Arial"/>
-          <w:b/>
-          <w:bCs/>
-          <w:sz w:val="21"/>
-          <w:szCs w:val="21"/>
-        </w:rPr>
-        <w:t xml:space="preserve">Pause, resume, end or copy.</w:t>
-      </w:r>
-    </w:p>
-    <w:p>
-      <w:pPr>
-        <w:pStyle w:val="ListParagraph"/>
-        <w:numPr>
-          <w:ilvl w:val="0"/>
-          <w:numId w:val="2"/>
-        </w:numPr>
-        <w:spacing w:after="60"/>
-      </w:pPr>
-      <w:r>
-        <w:rPr>
-          <w:rFonts w:ascii="Arial" w:cs="Arial" w:eastAsia="Arial" w:hAnsi="Arial"/>
-          <w:b/>
-          <w:bCs/>
-          <w:sz w:val="21"/>
-          <w:szCs w:val="21"/>
-        </w:rPr>
-        <w:t xml:space="preserve">Pause Journey</w:t>
-      </w:r>
-      <w:r>
-        <w:rPr>
-          <w:rFonts w:ascii="Arial" w:cs="Arial" w:eastAsia="Arial" w:hAnsi="Arial"/>
-          <w:sz w:val="21"/>
-          <w:szCs w:val="21"/>
-        </w:rPr>
-        <w:t xml:space="preserve">: nobody new enters and nobody moves; </w:t>
-      </w:r>
-      <w:r>
-        <w:rPr>
-          <w:rFonts w:ascii="Arial" w:cs="Arial" w:eastAsia="Arial" w:hAnsi="Arial"/>
-          <w:b/>
-          <w:bCs/>
-          <w:sz w:val="21"/>
-          <w:szCs w:val="21"/>
-        </w:rPr>
-        <w:t xml:space="preserve">Resume Journey</w:t>
-      </w:r>
-      <w:r>
-        <w:rPr>
-          <w:rFonts w:ascii="Arial" w:cs="Arial" w:eastAsia="Arial" w:hAnsi="Arial"/>
-          <w:sz w:val="21"/>
-          <w:szCs w:val="21"/>
-        </w:rPr>
-        <w:t xml:space="preserve"> carries on where everyone was.</w:t>
-      </w:r>
-    </w:p>
-    <w:p>
-      <w:pPr>
-        <w:pStyle w:val="ListParagraph"/>
-        <w:numPr>
-          <w:ilvl w:val="0"/>
-          <w:numId w:val="2"/>
-        </w:numPr>
-        <w:spacing w:after="60"/>
-      </w:pPr>
-      <w:r>
-        <w:rPr>
-          <w:rFonts w:ascii="Arial" w:cs="Arial" w:eastAsia="Arial" w:hAnsi="Arial"/>
-          <w:b/>
-          <w:bCs/>
-          <w:sz w:val="21"/>
-          <w:szCs w:val="21"/>
-        </w:rPr>
-        <w:t xml:space="preserve">Archive Journey</w:t>
-      </w:r>
-      <w:r>
-        <w:rPr>
-          <w:rFonts w:ascii="Arial" w:cs="Arial" w:eastAsia="Arial" w:hAnsi="Arial"/>
-          <w:sz w:val="21"/>
-          <w:szCs w:val="21"/>
-        </w:rPr>
-        <w:t xml:space="preserve">, then confirm: nobody new enters, everyone still inside leaves (counted as exited), its versions are retired and any scheduled start is dropped. It can't be undone. Archiving a live, paused or scheduled journey needs Activate.</w:t>
-      </w:r>
-    </w:p>
-    <w:p>
-      <w:pPr>
-        <w:pStyle w:val="ListParagraph"/>
-        <w:numPr>
-          <w:ilvl w:val="0"/>
-          <w:numId w:val="2"/>
-        </w:numPr>
-        <w:spacing w:after="60"/>
-      </w:pPr>
-      <w:r>
-        <w:rPr>
-          <w:rFonts w:ascii="Arial" w:cs="Arial" w:eastAsia="Arial" w:hAnsi="Arial"/>
-          <w:b/>
-          <w:bCs/>
-          <w:sz w:val="21"/>
-          <w:szCs w:val="21"/>
-        </w:rPr>
-        <w:t xml:space="preserve">Duplicate</w:t>
-      </w:r>
-      <w:r>
-        <w:rPr>
-          <w:rFonts w:ascii="Arial" w:cs="Arial" w:eastAsia="Arial" w:hAnsi="Arial"/>
-          <w:sz w:val="21"/>
-          <w:szCs w:val="21"/>
-        </w:rPr>
-        <w:t xml:space="preserve">: a new draft copy of the journey, to start again or try a variant.</w:t>
-      </w:r>
-    </w:p>
-    <w:p>
-      <w:pPr>
-        <w:pStyle w:val="Heading2"/>
-        <w:spacing w:after="120" w:before="240"/>
-      </w:pPr>
-      <w:r>
-        <w:rPr>
-          <w:rFonts w:ascii="Arial" w:cs="Arial" w:eastAsia="Arial" w:hAnsi="Arial"/>
-        </w:rPr>
-        <w:t xml:space="preserve">The journey's page</w:t>
+        <w:t xml:space="preserve">Readiness Checks</w:t>
+      </w:r>
+      <w:r>
+        <w:rPr>
+          <w:rFonts w:ascii="Arial" w:cs="Arial" w:eastAsia="Arial" w:hAnsi="Arial"/>
+          <w:sz w:val="21"/>
+          <w:szCs w:val="21"/>
+        </w:rPr>
+        <w:t xml:space="preserve"> must pass:</w:t>
       </w:r>
     </w:p>
     <w:tbl>
@@ -53737,7 +53646,7 @@
                 <w:sz w:val="18"/>
                 <w:szCs w:val="18"/>
               </w:rPr>
-              <w:t xml:space="preserve">Part</w:t>
+              <w:t xml:space="preserve">Check</w:t>
             </w:r>
           </w:p>
         </w:tc>
@@ -53761,7 +53670,7 @@
                 <w:sz w:val="18"/>
                 <w:szCs w:val="18"/>
               </w:rPr>
-              <w:t xml:space="preserve">What it shows</w:t>
+              <w:t xml:space="preserve">Passes when</w:t>
             </w:r>
           </w:p>
         </w:tc>
@@ -53784,7 +53693,7 @@
                 <w:sz w:val="19"/>
                 <w:szCs w:val="19"/>
               </w:rPr>
-              <w:t xml:space="preserve">Header</w:t>
+              <w:t xml:space="preserve">Entry rules configured</w:t>
             </w:r>
           </w:p>
         </w:tc>
@@ -53805,7 +53714,7 @@
                 <w:sz w:val="19"/>
                 <w:szCs w:val="19"/>
               </w:rPr>
-              <w:t xml:space="preserve">Status, trigger, channels, and the actions your rights allow.</w:t>
+              <w:t xml:space="preserve">The journey has a complete entry.</w:t>
             </w:r>
           </w:p>
         </w:tc>
@@ -53828,7 +53737,7 @@
                 <w:sz w:val="19"/>
                 <w:szCs w:val="19"/>
               </w:rPr>
-              <w:t xml:space="preserve">Notices</w:t>
+              <w:t xml:space="preserve">All canvas steps configured</w:t>
             </w:r>
           </w:p>
         </w:tc>
@@ -53849,7 +53758,7 @@
                 <w:sz w:val="19"/>
                 <w:szCs w:val="19"/>
               </w:rPr>
-              <w:t xml:space="preserve">Draft, paused, scheduled, or a new version waiting for its test or approval.</w:t>
+              <w:t xml:space="preserve">Every step has its settings and every path ends.</w:t>
             </w:r>
           </w:p>
         </w:tc>
@@ -53872,7 +53781,7 @@
                 <w:sz w:val="19"/>
                 <w:szCs w:val="19"/>
               </w:rPr>
-              <w:t xml:space="preserve">Performance</w:t>
+              <w:t xml:space="preserve">Templates ready</w:t>
             </w:r>
           </w:p>
         </w:tc>
@@ -53893,7 +53802,7 @@
                 <w:sz w:val="19"/>
                 <w:szCs w:val="19"/>
               </w:rPr>
-              <w:t xml:space="preserve">Enrolled, In Journey, Goal Converted and Exited Early, with the weekly Enrollment Over Time. A Draft shows dashes.</w:t>
+              <w:t xml:space="preserve">Every message step's template is published.</w:t>
             </w:r>
           </w:p>
         </w:tc>
@@ -53916,7 +53825,7 @@
                 <w:sz w:val="19"/>
                 <w:szCs w:val="19"/>
               </w:rPr>
-              <w:t xml:space="preserve">Setup</w:t>
+              <w:t xml:space="preserve">Governance rules satisfied</w:t>
             </w:r>
           </w:p>
         </w:tc>
@@ -53937,139 +53846,7 @@
                 <w:sz w:val="19"/>
                 <w:szCs w:val="19"/>
               </w:rPr>
-              <w:t xml:space="preserve">The trigger, Goal, Exit Criteria, re-entry, and the audience: source lists, eligible pool, enrolment rate.</w:t>
-            </w:r>
-          </w:p>
-        </w:tc>
-      </w:tr>
-      <w:tr>
-        <w:tc>
-          <w:tcPr>
-            <w:tcW w:type="dxa" w:w="2600"/>
-            <w:tcMar>
-              <w:top w:type="dxa" w:w="60"/>
-              <w:left w:type="dxa" w:w="90"/>
-              <w:bottom w:type="dxa" w:w="60"/>
-              <w:right w:type="dxa" w:w="90"/>
-            </w:tcMar>
-          </w:tcPr>
-          <w:p>
-            <w:r>
-              <w:rPr>
-                <w:rFonts w:ascii="Arial" w:cs="Arial" w:eastAsia="Arial" w:hAnsi="Arial"/>
-                <w:sz w:val="19"/>
-                <w:szCs w:val="19"/>
-              </w:rPr>
-              <w:t xml:space="preserve">Versions</w:t>
-            </w:r>
-          </w:p>
-        </w:tc>
-        <w:tc>
-          <w:tcPr>
-            <w:tcW w:type="dxa" w:w="7480"/>
-            <w:tcMar>
-              <w:top w:type="dxa" w:w="60"/>
-              <w:left w:type="dxa" w:w="90"/>
-              <w:bottom w:type="dxa" w:w="60"/>
-              <w:right w:type="dxa" w:w="90"/>
-            </w:tcMar>
-          </w:tcPr>
-          <w:p>
-            <w:r>
-              <w:rPr>
-                <w:rFonts w:ascii="Arial" w:cs="Arial" w:eastAsia="Arial" w:hAnsi="Arial"/>
-                <w:sz w:val="19"/>
-                <w:szCs w:val="19"/>
-              </w:rPr>
-              <w:t xml:space="preserve">Every version, newest first, with its status and when it went live.</w:t>
-            </w:r>
-          </w:p>
-        </w:tc>
-      </w:tr>
-      <w:tr>
-        <w:tc>
-          <w:tcPr>
-            <w:tcW w:type="dxa" w:w="2600"/>
-            <w:tcMar>
-              <w:top w:type="dxa" w:w="60"/>
-              <w:left w:type="dxa" w:w="90"/>
-              <w:bottom w:type="dxa" w:w="60"/>
-              <w:right w:type="dxa" w:w="90"/>
-            </w:tcMar>
-          </w:tcPr>
-          <w:p>
-            <w:r>
-              <w:rPr>
-                <w:rFonts w:ascii="Arial" w:cs="Arial" w:eastAsia="Arial" w:hAnsi="Arial"/>
-                <w:sz w:val="19"/>
-                <w:szCs w:val="19"/>
-              </w:rPr>
-              <w:t xml:space="preserve">Generated Campaigns</w:t>
-            </w:r>
-          </w:p>
-        </w:tc>
-        <w:tc>
-          <w:tcPr>
-            <w:tcW w:type="dxa" w:w="7480"/>
-            <w:tcMar>
-              <w:top w:type="dxa" w:w="60"/>
-              <w:left w:type="dxa" w:w="90"/>
-              <w:bottom w:type="dxa" w:w="60"/>
-              <w:right w:type="dxa" w:w="90"/>
-            </w:tcMar>
-          </w:tcPr>
-          <w:p>
-            <w:r>
-              <w:rPr>
-                <w:rFonts w:ascii="Arial" w:cs="Arial" w:eastAsia="Arial" w:hAnsi="Arial"/>
-                <w:sz w:val="19"/>
-                <w:szCs w:val="19"/>
-              </w:rPr>
-              <w:t xml:space="preserve">Each message step sends through a campaign, one per step per day. Open one to see its recipients and results.</w:t>
-            </w:r>
-          </w:p>
-        </w:tc>
-      </w:tr>
-      <w:tr>
-        <w:tc>
-          <w:tcPr>
-            <w:tcW w:type="dxa" w:w="2600"/>
-            <w:tcMar>
-              <w:top w:type="dxa" w:w="60"/>
-              <w:left w:type="dxa" w:w="90"/>
-              <w:bottom w:type="dxa" w:w="60"/>
-              <w:right w:type="dxa" w:w="90"/>
-            </w:tcMar>
-          </w:tcPr>
-          <w:p>
-            <w:r>
-              <w:rPr>
-                <w:rFonts w:ascii="Arial" w:cs="Arial" w:eastAsia="Arial" w:hAnsi="Arial"/>
-                <w:sz w:val="19"/>
-                <w:szCs w:val="19"/>
-              </w:rPr>
-              <w:t xml:space="preserve">Activity</w:t>
-            </w:r>
-          </w:p>
-        </w:tc>
-        <w:tc>
-          <w:tcPr>
-            <w:tcW w:type="dxa" w:w="7480"/>
-            <w:tcMar>
-              <w:top w:type="dxa" w:w="60"/>
-              <w:left w:type="dxa" w:w="90"/>
-              <w:bottom w:type="dxa" w:w="60"/>
-              <w:right w:type="dxa" w:w="90"/>
-            </w:tcMar>
-          </w:tcPr>
-          <w:p>
-            <w:r>
-              <w:rPr>
-                <w:rFonts w:ascii="Arial" w:cs="Arial" w:eastAsia="Arial" w:hAnsi="Arial"/>
-                <w:sz w:val="19"/>
-                <w:szCs w:val="19"/>
-              </w:rPr>
-              <w:t xml:space="preserve">Who created, tested, approved, paused or archived it, and when.</w:t>
+              <w:t xml:space="preserve">Always passes; it lists the frequency caps that apply ("Emails: at most 3 in 7 days") and that texts wait out quiet hours. A customer over a cap is held back, not sent.</w:t>
             </w:r>
           </w:p>
         </w:tc>
@@ -54082,6 +53859,221 @@
     </w:p>
     <w:p>
       <w:pPr>
+        <w:spacing w:after="120"/>
+      </w:pPr>
+      <w:r>
+        <w:rPr>
+          <w:rFonts w:ascii="Arial" w:cs="Arial" w:eastAsia="Arial" w:hAnsi="Arial"/>
+          <w:b/>
+          <w:bCs/>
+          <w:sz w:val="21"/>
+          <w:szCs w:val="21"/>
+        </w:rPr>
+        <w:t xml:space="preserve">Run Test Publish</w:t>
+      </w:r>
+      <w:r>
+        <w:rPr>
+          <w:rFonts w:ascii="Arial" w:cs="Arial" w:eastAsia="Arial" w:hAnsi="Arial"/>
+          <w:sz w:val="21"/>
+          <w:szCs w:val="21"/>
+        </w:rPr>
+        <w:t xml:space="preserve">, then </w:t>
+      </w:r>
+      <w:r>
+        <w:rPr>
+          <w:rFonts w:ascii="Arial" w:cs="Arial" w:eastAsia="Arial" w:hAnsi="Arial"/>
+          <w:b/>
+          <w:bCs/>
+          <w:sz w:val="21"/>
+          <w:szCs w:val="21"/>
+        </w:rPr>
+        <w:t xml:space="preserve">Send Test</w:t>
+      </w:r>
+      <w:r>
+        <w:rPr>
+          <w:rFonts w:ascii="Arial" w:cs="Arial" w:eastAsia="Arial" w:hAnsi="Arial"/>
+          <w:sz w:val="21"/>
+          <w:szCs w:val="21"/>
+        </w:rPr>
+        <w:t xml:space="preserve">. The test </w:t>
+      </w:r>
+      <w:r>
+        <w:rPr>
+          <w:rFonts w:ascii="Arial" w:cs="Arial" w:eastAsia="Arial" w:hAnsi="Arial"/>
+          <w:b/>
+          <w:bCs/>
+          <w:sz w:val="21"/>
+          <w:szCs w:val="21"/>
+        </w:rPr>
+        <w:t xml:space="preserve">sends real messages</w:t>
+      </w:r>
+      <w:r>
+        <w:rPr>
+          <w:rFonts w:ascii="Arial" w:cs="Arial" w:eastAsia="Arial" w:hAnsi="Arial"/>
+          <w:sz w:val="21"/>
+          <w:szCs w:val="21"/>
+        </w:rPr>
+        <w:t xml:space="preserve"> to that population (Waits are skipped), so use the test list. The results show who got what, and how many were held back and why. Test customers leave the journey when the test ends and can still enter it for real later.</w:t>
+      </w:r>
+    </w:p>
+    <w:p>
+      <w:pPr>
+        <w:pStyle w:val="Heading3"/>
+        <w:spacing w:after="120" w:before="240"/>
+      </w:pPr>
+      <w:r>
+        <w:rPr>
+          <w:rFonts w:ascii="Arial" w:cs="Arial" w:eastAsia="Arial" w:hAnsi="Arial"/>
+        </w:rPr>
+        <w:t xml:space="preserve">6. Approve and go live</w:t>
+      </w:r>
+    </w:p>
+    <w:p>
+      <w:pPr>
+        <w:spacing w:after="120"/>
+      </w:pPr>
+      <w:r>
+        <w:rPr>
+          <w:rFonts w:ascii="Arial" w:cs="Arial" w:eastAsia="Arial" w:hAnsi="Arial"/>
+          <w:b/>
+          <w:bCs/>
+          <w:sz w:val="21"/>
+          <w:szCs w:val="21"/>
+        </w:rPr>
+        <w:t xml:space="preserve">Approve &amp; Activate →</w:t>
+      </w:r>
+      <w:r>
+        <w:rPr>
+          <w:rFonts w:ascii="Arial" w:cs="Arial" w:eastAsia="Arial" w:hAnsi="Arial"/>
+          <w:sz w:val="21"/>
+          <w:szCs w:val="21"/>
+        </w:rPr>
+        <w:t xml:space="preserve"> (needs Activate). Choose </w:t>
+      </w:r>
+      <w:r>
+        <w:rPr>
+          <w:rFonts w:ascii="Arial" w:cs="Arial" w:eastAsia="Arial" w:hAnsi="Arial"/>
+          <w:b/>
+          <w:bCs/>
+          <w:sz w:val="21"/>
+          <w:szCs w:val="21"/>
+        </w:rPr>
+        <w:t xml:space="preserve">Activate Immediately</w:t>
+      </w:r>
+      <w:r>
+        <w:rPr>
+          <w:rFonts w:ascii="Arial" w:cs="Arial" w:eastAsia="Arial" w:hAnsi="Arial"/>
+          <w:sz w:val="21"/>
+          <w:szCs w:val="21"/>
+        </w:rPr>
+        <w:t xml:space="preserve"> or </w:t>
+      </w:r>
+      <w:r>
+        <w:rPr>
+          <w:rFonts w:ascii="Arial" w:cs="Arial" w:eastAsia="Arial" w:hAnsi="Arial"/>
+          <w:b/>
+          <w:bCs/>
+          <w:sz w:val="21"/>
+          <w:szCs w:val="21"/>
+        </w:rPr>
+        <w:t xml:space="preserve">Schedule for Later</w:t>
+      </w:r>
+      <w:r>
+        <w:rPr>
+          <w:rFonts w:ascii="Arial" w:cs="Arial" w:eastAsia="Arial" w:hAnsi="Arial"/>
+          <w:sz w:val="21"/>
+          <w:szCs w:val="21"/>
+        </w:rPr>
+        <w:t xml:space="preserve"> (a date and a time), then </w:t>
+      </w:r>
+      <w:r>
+        <w:rPr>
+          <w:rFonts w:ascii="Arial" w:cs="Arial" w:eastAsia="Arial" w:hAnsi="Arial"/>
+          <w:b/>
+          <w:bCs/>
+          <w:sz w:val="21"/>
+          <w:szCs w:val="21"/>
+        </w:rPr>
+        <w:t xml:space="preserve">Activate Journey</w:t>
+      </w:r>
+      <w:r>
+        <w:rPr>
+          <w:rFonts w:ascii="Arial" w:cs="Arial" w:eastAsia="Arial" w:hAnsi="Arial"/>
+          <w:sz w:val="21"/>
+          <w:szCs w:val="21"/>
+        </w:rPr>
+        <w:t xml:space="preserve"> or </w:t>
+      </w:r>
+      <w:r>
+        <w:rPr>
+          <w:rFonts w:ascii="Arial" w:cs="Arial" w:eastAsia="Arial" w:hAnsi="Arial"/>
+          <w:b/>
+          <w:bCs/>
+          <w:sz w:val="21"/>
+          <w:szCs w:val="21"/>
+        </w:rPr>
+        <w:t xml:space="preserve">Schedule Journey</w:t>
+      </w:r>
+      <w:r>
+        <w:rPr>
+          <w:rFonts w:ascii="Arial" w:cs="Arial" w:eastAsia="Arial" w:hAnsi="Arial"/>
+          <w:sz w:val="21"/>
+          <w:szCs w:val="21"/>
+        </w:rPr>
+        <w:t xml:space="preserve">. A scheduled journey reads </w:t>
+      </w:r>
+      <w:r>
+        <w:rPr>
+          <w:rFonts w:ascii="Arial" w:cs="Arial" w:eastAsia="Arial" w:hAnsi="Arial"/>
+          <w:i/>
+          <w:iCs/>
+          <w:sz w:val="21"/>
+          <w:szCs w:val="21"/>
+        </w:rPr>
+        <w:t xml:space="preserve">Approved</w:t>
+      </w:r>
+      <w:r>
+        <w:rPr>
+          <w:rFonts w:ascii="Arial" w:cs="Arial" w:eastAsia="Arial" w:hAnsi="Arial"/>
+          <w:sz w:val="21"/>
+          <w:szCs w:val="21"/>
+        </w:rPr>
+        <w:t xml:space="preserve"> until its time; </w:t>
+      </w:r>
+      <w:r>
+        <w:rPr>
+          <w:rFonts w:ascii="Arial" w:cs="Arial" w:eastAsia="Arial" w:hAnsi="Arial"/>
+          <w:b/>
+          <w:bCs/>
+          <w:sz w:val="21"/>
+          <w:szCs w:val="21"/>
+        </w:rPr>
+        <w:t xml:space="preserve">Cancel Schedule</w:t>
+      </w:r>
+      <w:r>
+        <w:rPr>
+          <w:rFonts w:ascii="Arial" w:cs="Arial" w:eastAsia="Arial" w:hAnsi="Arial"/>
+          <w:sz w:val="21"/>
+          <w:szCs w:val="21"/>
+        </w:rPr>
+        <w:t xml:space="preserve"> on its page takes it back to Test.</w:t>
+      </w:r>
+    </w:p>
+    <w:p>
+      <w:pPr>
+        <w:spacing w:after="120"/>
+      </w:pPr>
+      <w:r>
+        <w:rPr>
+          <w:rFonts w:ascii="Arial" w:cs="Arial" w:eastAsia="Arial" w:hAnsi="Arial"/>
+          <w:sz w:val="21"/>
+          <w:szCs w:val="21"/>
+        </w:rPr>
+        <w:t xml:space="preserve">From then on CEP enrols qualifying customers every minute. Watch them arrive on the journey's page.</w:t>
+      </w:r>
+    </w:p>
+    <w:p>
+      <w:pPr>
         <w:pStyle w:val="Heading2"/>
         <w:spacing w:after="120" w:before="240"/>
       </w:pPr>
@@ -54089,21 +54081,13 @@
         <w:rPr>
           <w:rFonts w:ascii="Arial" w:cs="Arial" w:eastAsia="Arial" w:hAnsi="Arial"/>
         </w:rPr>
-        <w:t xml:space="preserve">What happens behind the scenes</w:t>
+        <w:t xml:space="preserve">How to edit a journey</w:t>
       </w:r>
     </w:p>
     <w:p>
       <w:pPr>
         <w:spacing w:after="120"/>
       </w:pPr>
-      <w:r>
-        <w:rPr>
-          <w:rFonts w:ascii="Arial" w:cs="Arial" w:eastAsia="Arial" w:hAnsi="Arial"/>
-          <w:sz w:val="21"/>
-          <w:szCs w:val="21"/>
-        </w:rPr>
-        <w:t xml:space="preserve">Four jobs run journeys. Every minute: </w:t>
-      </w:r>
       <w:r>
         <w:rPr>
           <w:rFonts w:ascii="Arial" w:cs="Arial" w:eastAsia="Arial" w:hAnsi="Arial"/>
@@ -54112,15 +54096,15 @@
           <w:sz w:val="21"/>
           <w:szCs w:val="21"/>
         </w:rPr>
-        <w:t xml:space="preserve">enroll-journey-customers</w:t>
-      </w:r>
-      <w:r>
-        <w:rPr>
-          <w:rFonts w:ascii="Arial" w:cs="Arial" w:eastAsia="Arial" w:hAnsi="Arial"/>
-          <w:sz w:val="21"/>
-          <w:szCs w:val="21"/>
-        </w:rPr>
-        <w:t xml:space="preserve"> enters the customers who meet a live journey's entry (events of the last seven days at most, up to 5,000 per journey per pass; Date / Time schedules whose moment has come); </w:t>
+        <w:t xml:space="preserve">A draft or tested journey.</w:t>
+      </w:r>
+      <w:r>
+        <w:rPr>
+          <w:rFonts w:ascii="Arial" w:cs="Arial" w:eastAsia="Arial" w:hAnsi="Arial"/>
+          <w:sz w:val="21"/>
+          <w:szCs w:val="21"/>
+        </w:rPr>
+        <w:t xml:space="preserve"> </w:t>
       </w:r>
       <w:r>
         <w:rPr>
@@ -54130,15 +54114,15 @@
           <w:sz w:val="21"/>
           <w:szCs w:val="21"/>
         </w:rPr>
-        <w:t xml:space="preserve">advance-journey-customers</w:t>
-      </w:r>
-      <w:r>
-        <w:rPr>
-          <w:rFonts w:ascii="Arial" w:cs="Arial" w:eastAsia="Arial" w:hAnsi="Arial"/>
-          <w:sz w:val="21"/>
-          <w:szCs w:val="21"/>
-        </w:rPr>
-        <w:t xml:space="preserve"> moves those whose next step is due; </w:t>
+        <w:t xml:space="preserve">Edit Journey</w:t>
+      </w:r>
+      <w:r>
+        <w:rPr>
+          <w:rFonts w:ascii="Arial" w:cs="Arial" w:eastAsia="Arial" w:hAnsi="Arial"/>
+          <w:sz w:val="21"/>
+          <w:szCs w:val="21"/>
+        </w:rPr>
+        <w:t xml:space="preserve"> on its page opens the builder on the same version. Change steps, </w:t>
       </w:r>
       <w:r>
         <w:rPr>
@@ -54148,16 +54132,21 @@
           <w:sz w:val="21"/>
           <w:szCs w:val="21"/>
         </w:rPr>
-        <w:t xml:space="preserve">activate-scheduled-journeys</w:t>
-      </w:r>
-      <w:r>
-        <w:rPr>
-          <w:rFonts w:ascii="Arial" w:cs="Arial" w:eastAsia="Arial" w:hAnsi="Arial"/>
-          <w:sz w:val="21"/>
-          <w:szCs w:val="21"/>
-        </w:rPr>
-        <w:t xml:space="preserve"> takes approved journeys live when their time comes. Nightly, </w:t>
-      </w:r>
+        <w:t xml:space="preserve">Save Draft</w:t>
+      </w:r>
+      <w:r>
+        <w:rPr>
+          <w:rFonts w:ascii="Arial" w:cs="Arial" w:eastAsia="Arial" w:hAnsi="Arial"/>
+          <w:sz w:val="21"/>
+          <w:szCs w:val="21"/>
+        </w:rPr>
+        <w:t xml:space="preserve">, and run Test Publish again before approving.</w:t>
+      </w:r>
+    </w:p>
+    <w:p>
+      <w:pPr>
+        <w:spacing w:after="120"/>
+      </w:pPr>
       <w:r>
         <w:rPr>
           <w:rFonts w:ascii="Arial" w:cs="Arial" w:eastAsia="Arial" w:hAnsi="Arial"/>
@@ -54166,15 +54155,51 @@
           <w:sz w:val="21"/>
           <w:szCs w:val="21"/>
         </w:rPr>
-        <w:t xml:space="preserve">rollup-journey-analytics</w:t>
-      </w:r>
-      <w:r>
-        <w:rPr>
-          <w:rFonts w:ascii="Arial" w:cs="Arial" w:eastAsia="Arial" w:hAnsi="Arial"/>
-          <w:sz w:val="21"/>
-          <w:szCs w:val="21"/>
-        </w:rPr>
-        <w:t xml:space="preserve"> writes the Performance figures.</w:t>
+        <w:t xml:space="preserve">The entry, population or re-entry.</w:t>
+      </w:r>
+      <w:r>
+        <w:rPr>
+          <w:rFonts w:ascii="Arial" w:cs="Arial" w:eastAsia="Arial" w:hAnsi="Arial"/>
+          <w:sz w:val="21"/>
+          <w:szCs w:val="21"/>
+        </w:rPr>
+        <w:t xml:space="preserve"> In the builder, </w:t>
+      </w:r>
+      <w:r>
+        <w:rPr>
+          <w:rFonts w:ascii="Arial" w:cs="Arial" w:eastAsia="Arial" w:hAnsi="Arial"/>
+          <w:b/>
+          <w:bCs/>
+          <w:sz w:val="21"/>
+          <w:szCs w:val="21"/>
+        </w:rPr>
+        <w:t xml:space="preserve">Edit Setup</w:t>
+      </w:r>
+      <w:r>
+        <w:rPr>
+          <w:rFonts w:ascii="Arial" w:cs="Arial" w:eastAsia="Arial" w:hAnsi="Arial"/>
+          <w:sz w:val="21"/>
+          <w:szCs w:val="21"/>
+        </w:rPr>
+        <w:t xml:space="preserve"> (or </w:t>
+      </w:r>
+      <w:r>
+        <w:rPr>
+          <w:rFonts w:ascii="Arial" w:cs="Arial" w:eastAsia="Arial" w:hAnsi="Arial"/>
+          <w:b/>
+          <w:bCs/>
+          <w:sz w:val="21"/>
+          <w:szCs w:val="21"/>
+        </w:rPr>
+        <w:t xml:space="preserve">Back to Setup</w:t>
+      </w:r>
+      <w:r>
+        <w:rPr>
+          <w:rFonts w:ascii="Arial" w:cs="Arial" w:eastAsia="Arial" w:hAnsi="Arial"/>
+          <w:sz w:val="21"/>
+          <w:szCs w:val="21"/>
+        </w:rPr>
+        <w:t xml:space="preserve">). On a draft everything can change. On a live journey the entry can change (as part of a new version); population and re-entry stay as they are, because they belong to the journey.</w:t>
       </w:r>
     </w:p>
     <w:p>
@@ -54184,22 +54209,289 @@
       <w:r>
         <w:rPr>
           <w:rFonts w:ascii="Arial" w:cs="Arial" w:eastAsia="Arial" w:hAnsi="Arial"/>
-          <w:sz w:val="21"/>
-          <w:szCs w:val="21"/>
-        </w:rPr>
-        <w:t xml:space="preserve">Only customers in the customer records enter, since a message to someone unknown could never go out. Message steps send through the normal send engine, so consent, suppressions, the preference centre, frequency caps and quiet hours all apply as they do to campaigns.</w:t>
-      </w:r>
-    </w:p>
-    <w:p>
-      <w:pPr>
-        <w:pStyle w:val="Heading2"/>
-        <w:spacing w:after="120" w:before="240"/>
-      </w:pPr>
-      <w:r>
-        <w:rPr>
-          <w:rFonts w:ascii="Arial" w:cs="Arial" w:eastAsia="Arial" w:hAnsi="Arial"/>
-        </w:rPr>
-        <w:t xml:space="preserve">Things to know</w:t>
+          <w:b/>
+          <w:bCs/>
+          <w:sz w:val="21"/>
+          <w:szCs w:val="21"/>
+        </w:rPr>
+        <w:t xml:space="preserve">A live journey (a new version).</w:t>
+      </w:r>
+    </w:p>
+    <w:p>
+      <w:pPr>
+        <w:pStyle w:val="ListParagraph"/>
+        <w:numPr>
+          <w:ilvl w:val="0"/>
+          <w:numId w:val="3"/>
+        </w:numPr>
+        <w:spacing w:after="60"/>
+      </w:pPr>
+      <w:r>
+        <w:rPr>
+          <w:rFonts w:ascii="Arial" w:cs="Arial" w:eastAsia="Arial" w:hAnsi="Arial"/>
+          <w:b/>
+          <w:bCs/>
+          <w:sz w:val="21"/>
+          <w:szCs w:val="21"/>
+        </w:rPr>
+        <w:t xml:space="preserve">Edit Journey.</w:t>
+      </w:r>
+      <w:r>
+        <w:rPr>
+          <w:rFonts w:ascii="Arial" w:cs="Arial" w:eastAsia="Arial" w:hAnsi="Arial"/>
+          <w:sz w:val="21"/>
+          <w:szCs w:val="21"/>
+        </w:rPr>
+        <w:t xml:space="preserve"> The builder says the version is live. Make your changes and </w:t>
+      </w:r>
+      <w:r>
+        <w:rPr>
+          <w:rFonts w:ascii="Arial" w:cs="Arial" w:eastAsia="Arial" w:hAnsi="Arial"/>
+          <w:b/>
+          <w:bCs/>
+          <w:sz w:val="21"/>
+          <w:szCs w:val="21"/>
+        </w:rPr>
+        <w:t xml:space="preserve">Save Draft</w:t>
+      </w:r>
+      <w:r>
+        <w:rPr>
+          <w:rFonts w:ascii="Arial" w:cs="Arial" w:eastAsia="Arial" w:hAnsi="Arial"/>
+          <w:sz w:val="21"/>
+          <w:szCs w:val="21"/>
+        </w:rPr>
+        <w:t xml:space="preserve">: they are saved as the next version, and the live version keeps running untouched.</w:t>
+      </w:r>
+    </w:p>
+    <w:p>
+      <w:pPr>
+        <w:pStyle w:val="ListParagraph"/>
+        <w:numPr>
+          <w:ilvl w:val="0"/>
+          <w:numId w:val="3"/>
+        </w:numPr>
+        <w:spacing w:after="60"/>
+      </w:pPr>
+      <w:r>
+        <w:rPr>
+          <w:rFonts w:ascii="Arial" w:cs="Arial" w:eastAsia="Arial" w:hAnsi="Arial"/>
+          <w:sz w:val="21"/>
+          <w:szCs w:val="21"/>
+        </w:rPr>
+        <w:t xml:space="preserve">On the journey's page a notice says the new version is a draft; </w:t>
+      </w:r>
+      <w:r>
+        <w:rPr>
+          <w:rFonts w:ascii="Arial" w:cs="Arial" w:eastAsia="Arial" w:hAnsi="Arial"/>
+          <w:b/>
+          <w:bCs/>
+          <w:sz w:val="21"/>
+          <w:szCs w:val="21"/>
+        </w:rPr>
+        <w:t xml:space="preserve">Test Publish Version N</w:t>
+      </w:r>
+      <w:r>
+        <w:rPr>
+          <w:rFonts w:ascii="Arial" w:cs="Arial" w:eastAsia="Arial" w:hAnsi="Arial"/>
+          <w:sz w:val="21"/>
+          <w:szCs w:val="21"/>
+        </w:rPr>
+        <w:t xml:space="preserve"> opens its test. Test customers already inside the live version are skipped.</w:t>
+      </w:r>
+    </w:p>
+    <w:p>
+      <w:pPr>
+        <w:pStyle w:val="ListParagraph"/>
+        <w:numPr>
+          <w:ilvl w:val="0"/>
+          <w:numId w:val="3"/>
+        </w:numPr>
+        <w:spacing w:after="60"/>
+      </w:pPr>
+      <w:r>
+        <w:rPr>
+          <w:rFonts w:ascii="Arial" w:cs="Arial" w:eastAsia="Arial" w:hAnsi="Arial"/>
+          <w:sz w:val="21"/>
+          <w:szCs w:val="21"/>
+        </w:rPr>
+        <w:t xml:space="preserve">Approve it. </w:t>
+      </w:r>
+      <w:r>
+        <w:rPr>
+          <w:rFonts w:ascii="Arial" w:cs="Arial" w:eastAsia="Arial" w:hAnsi="Arial"/>
+          <w:b/>
+          <w:bCs/>
+          <w:sz w:val="21"/>
+          <w:szCs w:val="21"/>
+        </w:rPr>
+        <w:t xml:space="preserve">Now</w:t>
+      </w:r>
+      <w:r>
+        <w:rPr>
+          <w:rFonts w:ascii="Arial" w:cs="Arial" w:eastAsia="Arial" w:hAnsi="Arial"/>
+          <w:sz w:val="21"/>
+          <w:szCs w:val="21"/>
+        </w:rPr>
+        <w:t xml:space="preserve">: new customers enter the new version at once; customers already inside finish the version they started. </w:t>
+      </w:r>
+      <w:r>
+        <w:rPr>
+          <w:rFonts w:ascii="Arial" w:cs="Arial" w:eastAsia="Arial" w:hAnsi="Arial"/>
+          <w:b/>
+          <w:bCs/>
+          <w:sz w:val="21"/>
+          <w:szCs w:val="21"/>
+        </w:rPr>
+        <w:t xml:space="preserve">Later</w:t>
+      </w:r>
+      <w:r>
+        <w:rPr>
+          <w:rFonts w:ascii="Arial" w:cs="Arial" w:eastAsia="Arial" w:hAnsi="Arial"/>
+          <w:sz w:val="21"/>
+          <w:szCs w:val="21"/>
+        </w:rPr>
+        <w:t xml:space="preserve">: the live version keeps running until that time, the page shows the date, and </w:t>
+      </w:r>
+      <w:r>
+        <w:rPr>
+          <w:rFonts w:ascii="Arial" w:cs="Arial" w:eastAsia="Arial" w:hAnsi="Arial"/>
+          <w:b/>
+          <w:bCs/>
+          <w:sz w:val="21"/>
+          <w:szCs w:val="21"/>
+        </w:rPr>
+        <w:t xml:space="preserve">Cancel Schedule</w:t>
+      </w:r>
+      <w:r>
+        <w:rPr>
+          <w:rFonts w:ascii="Arial" w:cs="Arial" w:eastAsia="Arial" w:hAnsi="Arial"/>
+          <w:sz w:val="21"/>
+          <w:szCs w:val="21"/>
+        </w:rPr>
+        <w:t xml:space="preserve"> keeps the live version and leaves the new one tested, to approve again. A paused journey's new version keeps the journey paused until you resume it.</w:t>
+      </w:r>
+    </w:p>
+    <w:p>
+      <w:pPr>
+        <w:spacing w:after="120"/>
+      </w:pPr>
+      <w:r>
+        <w:rPr>
+          <w:rFonts w:ascii="Arial" w:cs="Arial" w:eastAsia="Arial" w:hAnsi="Arial"/>
+          <w:sz w:val="21"/>
+          <w:szCs w:val="21"/>
+        </w:rPr>
+        <w:t xml:space="preserve">The </w:t>
+      </w:r>
+      <w:r>
+        <w:rPr>
+          <w:rFonts w:ascii="Arial" w:cs="Arial" w:eastAsia="Arial" w:hAnsi="Arial"/>
+          <w:b/>
+          <w:bCs/>
+          <w:sz w:val="21"/>
+          <w:szCs w:val="21"/>
+        </w:rPr>
+        <w:t xml:space="preserve">Versions</w:t>
+      </w:r>
+      <w:r>
+        <w:rPr>
+          <w:rFonts w:ascii="Arial" w:cs="Arial" w:eastAsia="Arial" w:hAnsi="Arial"/>
+          <w:sz w:val="21"/>
+          <w:szCs w:val="21"/>
+        </w:rPr>
+        <w:t xml:space="preserve"> card lists every version with its status; the running one is tagged </w:t>
+      </w:r>
+      <w:r>
+        <w:rPr>
+          <w:rFonts w:ascii="Arial" w:cs="Arial" w:eastAsia="Arial" w:hAnsi="Arial"/>
+          <w:b/>
+          <w:bCs/>
+          <w:sz w:val="21"/>
+          <w:szCs w:val="21"/>
+        </w:rPr>
+        <w:t xml:space="preserve">Live</w:t>
+      </w:r>
+      <w:r>
+        <w:rPr>
+          <w:rFonts w:ascii="Arial" w:cs="Arial" w:eastAsia="Arial" w:hAnsi="Arial"/>
+          <w:sz w:val="21"/>
+          <w:szCs w:val="21"/>
+        </w:rPr>
+        <w:t xml:space="preserve">, a waiting one </w:t>
+      </w:r>
+      <w:r>
+        <w:rPr>
+          <w:rFonts w:ascii="Arial" w:cs="Arial" w:eastAsia="Arial" w:hAnsi="Arial"/>
+          <w:b/>
+          <w:bCs/>
+          <w:sz w:val="21"/>
+          <w:szCs w:val="21"/>
+        </w:rPr>
+        <w:t xml:space="preserve">Scheduled</w:t>
+      </w:r>
+      <w:r>
+        <w:rPr>
+          <w:rFonts w:ascii="Arial" w:cs="Arial" w:eastAsia="Arial" w:hAnsi="Arial"/>
+          <w:sz w:val="21"/>
+          <w:szCs w:val="21"/>
+        </w:rPr>
+        <w:t xml:space="preserve">.</w:t>
+      </w:r>
+    </w:p>
+    <w:p>
+      <w:pPr>
+        <w:spacing w:after="120"/>
+      </w:pPr>
+      <w:r>
+        <w:rPr>
+          <w:rFonts w:ascii="Arial" w:cs="Arial" w:eastAsia="Arial" w:hAnsi="Arial"/>
+          <w:b/>
+          <w:bCs/>
+          <w:sz w:val="21"/>
+          <w:szCs w:val="21"/>
+        </w:rPr>
+        <w:t xml:space="preserve">Goal and Exit Criteria.</w:t>
+      </w:r>
+      <w:r>
+        <w:rPr>
+          <w:rFonts w:ascii="Arial" w:cs="Arial" w:eastAsia="Arial" w:hAnsi="Arial"/>
+          <w:sz w:val="21"/>
+          <w:szCs w:val="21"/>
+        </w:rPr>
+        <w:t xml:space="preserve"> On the journey's page, in Setup, the pencil beside each note edits it in place; </w:t>
+      </w:r>
+      <w:r>
+        <w:rPr>
+          <w:rFonts w:ascii="Arial" w:cs="Arial" w:eastAsia="Arial" w:hAnsi="Arial"/>
+          <w:b/>
+          <w:bCs/>
+          <w:sz w:val="21"/>
+          <w:szCs w:val="21"/>
+        </w:rPr>
+        <w:t xml:space="preserve">Save</w:t>
+      </w:r>
+      <w:r>
+        <w:rPr>
+          <w:rFonts w:ascii="Arial" w:cs="Arial" w:eastAsia="Arial" w:hAnsi="Arial"/>
+          <w:sz w:val="21"/>
+          <w:szCs w:val="21"/>
+        </w:rPr>
+        <w:t xml:space="preserve"> keeps it.</w:t>
+      </w:r>
+    </w:p>
+    <w:p>
+      <w:pPr>
+        <w:spacing w:after="120"/>
+      </w:pPr>
+      <w:r>
+        <w:rPr>
+          <w:rFonts w:ascii="Arial" w:cs="Arial" w:eastAsia="Arial" w:hAnsi="Arial"/>
+          <w:b/>
+          <w:bCs/>
+          <w:sz w:val="21"/>
+          <w:szCs w:val="21"/>
+        </w:rPr>
+        <w:t xml:space="preserve">Pause, resume, end or copy.</w:t>
       </w:r>
     </w:p>
     <w:p>
@@ -54219,15 +54511,33 @@
           <w:sz w:val="21"/>
           <w:szCs w:val="21"/>
         </w:rPr>
-        <w:t xml:space="preserve">No Response</w:t>
-      </w:r>
-      <w:r>
-        <w:rPr>
-          <w:rFonts w:ascii="Arial" w:cs="Arial" w:eastAsia="Arial" w:hAnsi="Arial"/>
-          <w:sz w:val="21"/>
-          <w:szCs w:val="21"/>
-        </w:rPr>
-        <w:t xml:space="preserve"> means a customer sent at least 3 marketing emails in the last 30 days who opened, clicked and replied to none of them (security scanners left out). CEP raises it at most once in 30 days per customer, while a live journey starts from it.</w:t>
+        <w:t xml:space="preserve">Pause Journey</w:t>
+      </w:r>
+      <w:r>
+        <w:rPr>
+          <w:rFonts w:ascii="Arial" w:cs="Arial" w:eastAsia="Arial" w:hAnsi="Arial"/>
+          <w:sz w:val="21"/>
+          <w:szCs w:val="21"/>
+        </w:rPr>
+        <w:t xml:space="preserve">: nobody new enters and nobody moves; </w:t>
+      </w:r>
+      <w:r>
+        <w:rPr>
+          <w:rFonts w:ascii="Arial" w:cs="Arial" w:eastAsia="Arial" w:hAnsi="Arial"/>
+          <w:b/>
+          <w:bCs/>
+          <w:sz w:val="21"/>
+          <w:szCs w:val="21"/>
+        </w:rPr>
+        <w:t xml:space="preserve">Resume Journey</w:t>
+      </w:r>
+      <w:r>
+        <w:rPr>
+          <w:rFonts w:ascii="Arial" w:cs="Arial" w:eastAsia="Arial" w:hAnsi="Arial"/>
+          <w:sz w:val="21"/>
+          <w:szCs w:val="21"/>
+        </w:rPr>
+        <w:t xml:space="preserve"> carries on where everyone was.</w:t>
       </w:r>
     </w:p>
     <w:p>
@@ -54242,64 +54552,20 @@
       <w:r>
         <w:rPr>
           <w:rFonts w:ascii="Arial" w:cs="Arial" w:eastAsia="Arial" w:hAnsi="Arial"/>
-          <w:sz w:val="21"/>
-          <w:szCs w:val="21"/>
-        </w:rPr>
-        <w:t xml:space="preserve">Attribute changes enter on events: </w:t>
-      </w:r>
-      <w:r>
-        <w:rPr>
-          <w:rFonts w:ascii="Arial" w:cs="Arial" w:eastAsia="Arial" w:hAnsi="Arial"/>
           <w:b/>
           <w:bCs/>
           <w:sz w:val="21"/>
           <w:szCs w:val="21"/>
         </w:rPr>
-        <w:t xml:space="preserve">Loyalty Tier</w:t>
-      </w:r>
-      <w:r>
-        <w:rPr>
-          <w:rFonts w:ascii="Arial" w:cs="Arial" w:eastAsia="Arial" w:hAnsi="Arial"/>
-          <w:sz w:val="21"/>
-          <w:szCs w:val="21"/>
-        </w:rPr>
-        <w:t xml:space="preserve"> on a Loyalty Tier Change (from the Update Loyalty Tier step, or sent by the loyalty system), </w:t>
-      </w:r>
-      <w:r>
-        <w:rPr>
-          <w:rFonts w:ascii="Arial" w:cs="Arial" w:eastAsia="Arial" w:hAnsi="Arial"/>
-          <w:b/>
-          <w:bCs/>
-          <w:sz w:val="21"/>
-          <w:szCs w:val="21"/>
-        </w:rPr>
-        <w:t xml:space="preserve">Preference Update</w:t>
-      </w:r>
-      <w:r>
-        <w:rPr>
-          <w:rFonts w:ascii="Arial" w:cs="Arial" w:eastAsia="Arial" w:hAnsi="Arial"/>
-          <w:sz w:val="21"/>
-          <w:szCs w:val="21"/>
-        </w:rPr>
-        <w:t xml:space="preserve"> on a preference-centre save that changed something, </w:t>
-      </w:r>
-      <w:r>
-        <w:rPr>
-          <w:rFonts w:ascii="Arial" w:cs="Arial" w:eastAsia="Arial" w:hAnsi="Arial"/>
-          <w:b/>
-          <w:bCs/>
-          <w:sz w:val="21"/>
-          <w:szCs w:val="21"/>
-        </w:rPr>
-        <w:t xml:space="preserve">Address Change</w:t>
-      </w:r>
-      <w:r>
-        <w:rPr>
-          <w:rFonts w:ascii="Arial" w:cs="Arial" w:eastAsia="Arial" w:hAnsi="Arial"/>
-          <w:sz w:val="21"/>
-          <w:szCs w:val="21"/>
-        </w:rPr>
-        <w:t xml:space="preserve"> on the event C360 sends.</w:t>
+        <w:t xml:space="preserve">Archive Journey</w:t>
+      </w:r>
+      <w:r>
+        <w:rPr>
+          <w:rFonts w:ascii="Arial" w:cs="Arial" w:eastAsia="Arial" w:hAnsi="Arial"/>
+          <w:sz w:val="21"/>
+          <w:szCs w:val="21"/>
+        </w:rPr>
+        <w:t xml:space="preserve">, then confirm: nobody new enters, everyone still inside leaves (counted as exited), its versions are retired and any scheduled start is dropped. It can't be undone. Archiving a live, paused or scheduled journey needs Activate.</w:t>
       </w:r>
     </w:p>
     <w:p>
@@ -54314,28 +54580,537 @@
       <w:r>
         <w:rPr>
           <w:rFonts w:ascii="Arial" w:cs="Arial" w:eastAsia="Arial" w:hAnsi="Arial"/>
-          <w:sz w:val="21"/>
-          <w:szCs w:val="21"/>
-        </w:rPr>
-        <w:t xml:space="preserve">The dates for </w:t>
-      </w:r>
-      <w:r>
-        <w:rPr>
-          <w:rFonts w:ascii="Arial" w:cs="Arial" w:eastAsia="Arial" w:hAnsi="Arial"/>
           <w:b/>
           <w:bCs/>
           <w:sz w:val="21"/>
           <w:szCs w:val="21"/>
         </w:rPr>
-        <w:t xml:space="preserve">On a Date Attribute</w:t>
-      </w:r>
-      <w:r>
-        <w:rPr>
-          <w:rFonts w:ascii="Arial" w:cs="Arial" w:eastAsia="Arial" w:hAnsi="Arial"/>
-          <w:sz w:val="21"/>
-          <w:szCs w:val="21"/>
-        </w:rPr>
-        <w:t xml:space="preserve"> come from customer records' custom attributes holding a date (YYYY-MM-DD); CEP has no birthday field of its own. If no record holds a date yet, the Date list says so.</w:t>
+        <w:t xml:space="preserve">Duplicate</w:t>
+      </w:r>
+      <w:r>
+        <w:rPr>
+          <w:rFonts w:ascii="Arial" w:cs="Arial" w:eastAsia="Arial" w:hAnsi="Arial"/>
+          <w:sz w:val="21"/>
+          <w:szCs w:val="21"/>
+        </w:rPr>
+        <w:t xml:space="preserve">: a new draft copy of the journey, to start again or try a variant.</w:t>
+      </w:r>
+    </w:p>
+    <w:p>
+      <w:pPr>
+        <w:pStyle w:val="Heading2"/>
+        <w:spacing w:after="120" w:before="240"/>
+      </w:pPr>
+      <w:r>
+        <w:rPr>
+          <w:rFonts w:ascii="Arial" w:cs="Arial" w:eastAsia="Arial" w:hAnsi="Arial"/>
+        </w:rPr>
+        <w:t xml:space="preserve">The journey's page</w:t>
+      </w:r>
+    </w:p>
+    <w:tbl>
+      <w:tblPr>
+        <w:tblW w:type="dxa" w:w="10080"/>
+        <w:tblBorders>
+          <w:top w:val="single" w:color="D9DBE3" w:sz="4"/>
+          <w:left w:val="none"/>
+          <w:bottom w:val="single" w:color="D9DBE3" w:sz="4"/>
+          <w:right w:val="none"/>
+          <w:insideH w:val="single" w:color="E6E8EF" w:sz="4"/>
+          <w:insideV w:val="none"/>
+        </w:tblBorders>
+      </w:tblPr>
+      <w:tblGrid>
+        <w:gridCol w:w="2600"/>
+        <w:gridCol w:w="7480"/>
+      </w:tblGrid>
+      <w:tr>
+        <w:trPr>
+          <w:tblHeader/>
+        </w:trPr>
+        <w:tc>
+          <w:tcPr>
+            <w:tcW w:type="dxa" w:w="2600"/>
+            <w:shd w:fill="EEEFF5" w:color="auto" w:val="clear"/>
+            <w:tcMar>
+              <w:top w:type="dxa" w:w="60"/>
+              <w:left w:type="dxa" w:w="90"/>
+              <w:bottom w:type="dxa" w:w="60"/>
+              <w:right w:type="dxa" w:w="90"/>
+            </w:tcMar>
+          </w:tcPr>
+          <w:p>
+            <w:r>
+              <w:rPr>
+                <w:rFonts w:ascii="Arial" w:cs="Arial" w:eastAsia="Arial" w:hAnsi="Arial"/>
+                <w:b/>
+                <w:bCs/>
+                <w:sz w:val="18"/>
+                <w:szCs w:val="18"/>
+              </w:rPr>
+              <w:t xml:space="preserve">Part</w:t>
+            </w:r>
+          </w:p>
+        </w:tc>
+        <w:tc>
+          <w:tcPr>
+            <w:tcW w:type="dxa" w:w="7480"/>
+            <w:shd w:fill="EEEFF5" w:color="auto" w:val="clear"/>
+            <w:tcMar>
+              <w:top w:type="dxa" w:w="60"/>
+              <w:left w:type="dxa" w:w="90"/>
+              <w:bottom w:type="dxa" w:w="60"/>
+              <w:right w:type="dxa" w:w="90"/>
+            </w:tcMar>
+          </w:tcPr>
+          <w:p>
+            <w:r>
+              <w:rPr>
+                <w:rFonts w:ascii="Arial" w:cs="Arial" w:eastAsia="Arial" w:hAnsi="Arial"/>
+                <w:b/>
+                <w:bCs/>
+                <w:sz w:val="18"/>
+                <w:szCs w:val="18"/>
+              </w:rPr>
+              <w:t xml:space="preserve">What it shows</w:t>
+            </w:r>
+          </w:p>
+        </w:tc>
+      </w:tr>
+      <w:tr>
+        <w:tc>
+          <w:tcPr>
+            <w:tcW w:type="dxa" w:w="2600"/>
+            <w:tcMar>
+              <w:top w:type="dxa" w:w="60"/>
+              <w:left w:type="dxa" w:w="90"/>
+              <w:bottom w:type="dxa" w:w="60"/>
+              <w:right w:type="dxa" w:w="90"/>
+            </w:tcMar>
+          </w:tcPr>
+          <w:p>
+            <w:r>
+              <w:rPr>
+                <w:rFonts w:ascii="Arial" w:cs="Arial" w:eastAsia="Arial" w:hAnsi="Arial"/>
+                <w:sz w:val="19"/>
+                <w:szCs w:val="19"/>
+              </w:rPr>
+              <w:t xml:space="preserve">Header</w:t>
+            </w:r>
+          </w:p>
+        </w:tc>
+        <w:tc>
+          <w:tcPr>
+            <w:tcW w:type="dxa" w:w="7480"/>
+            <w:tcMar>
+              <w:top w:type="dxa" w:w="60"/>
+              <w:left w:type="dxa" w:w="90"/>
+              <w:bottom w:type="dxa" w:w="60"/>
+              <w:right w:type="dxa" w:w="90"/>
+            </w:tcMar>
+          </w:tcPr>
+          <w:p>
+            <w:r>
+              <w:rPr>
+                <w:rFonts w:ascii="Arial" w:cs="Arial" w:eastAsia="Arial" w:hAnsi="Arial"/>
+                <w:sz w:val="19"/>
+                <w:szCs w:val="19"/>
+              </w:rPr>
+              <w:t xml:space="preserve">Status, trigger, channels, and the actions your rights allow.</w:t>
+            </w:r>
+          </w:p>
+        </w:tc>
+      </w:tr>
+      <w:tr>
+        <w:tc>
+          <w:tcPr>
+            <w:tcW w:type="dxa" w:w="2600"/>
+            <w:tcMar>
+              <w:top w:type="dxa" w:w="60"/>
+              <w:left w:type="dxa" w:w="90"/>
+              <w:bottom w:type="dxa" w:w="60"/>
+              <w:right w:type="dxa" w:w="90"/>
+            </w:tcMar>
+          </w:tcPr>
+          <w:p>
+            <w:r>
+              <w:rPr>
+                <w:rFonts w:ascii="Arial" w:cs="Arial" w:eastAsia="Arial" w:hAnsi="Arial"/>
+                <w:sz w:val="19"/>
+                <w:szCs w:val="19"/>
+              </w:rPr>
+              <w:t xml:space="preserve">Notices</w:t>
+            </w:r>
+          </w:p>
+        </w:tc>
+        <w:tc>
+          <w:tcPr>
+            <w:tcW w:type="dxa" w:w="7480"/>
+            <w:tcMar>
+              <w:top w:type="dxa" w:w="60"/>
+              <w:left w:type="dxa" w:w="90"/>
+              <w:bottom w:type="dxa" w:w="60"/>
+              <w:right w:type="dxa" w:w="90"/>
+            </w:tcMar>
+          </w:tcPr>
+          <w:p>
+            <w:r>
+              <w:rPr>
+                <w:rFonts w:ascii="Arial" w:cs="Arial" w:eastAsia="Arial" w:hAnsi="Arial"/>
+                <w:sz w:val="19"/>
+                <w:szCs w:val="19"/>
+              </w:rPr>
+              <w:t xml:space="preserve">Draft, paused, scheduled, or a new version waiting for its test or approval.</w:t>
+            </w:r>
+          </w:p>
+        </w:tc>
+      </w:tr>
+      <w:tr>
+        <w:tc>
+          <w:tcPr>
+            <w:tcW w:type="dxa" w:w="2600"/>
+            <w:tcMar>
+              <w:top w:type="dxa" w:w="60"/>
+              <w:left w:type="dxa" w:w="90"/>
+              <w:bottom w:type="dxa" w:w="60"/>
+              <w:right w:type="dxa" w:w="90"/>
+            </w:tcMar>
+          </w:tcPr>
+          <w:p>
+            <w:r>
+              <w:rPr>
+                <w:rFonts w:ascii="Arial" w:cs="Arial" w:eastAsia="Arial" w:hAnsi="Arial"/>
+                <w:sz w:val="19"/>
+                <w:szCs w:val="19"/>
+              </w:rPr>
+              <w:t xml:space="preserve">Performance</w:t>
+            </w:r>
+          </w:p>
+        </w:tc>
+        <w:tc>
+          <w:tcPr>
+            <w:tcW w:type="dxa" w:w="7480"/>
+            <w:tcMar>
+              <w:top w:type="dxa" w:w="60"/>
+              <w:left w:type="dxa" w:w="90"/>
+              <w:bottom w:type="dxa" w:w="60"/>
+              <w:right w:type="dxa" w:w="90"/>
+            </w:tcMar>
+          </w:tcPr>
+          <w:p>
+            <w:r>
+              <w:rPr>
+                <w:rFonts w:ascii="Arial" w:cs="Arial" w:eastAsia="Arial" w:hAnsi="Arial"/>
+                <w:sz w:val="19"/>
+                <w:szCs w:val="19"/>
+              </w:rPr>
+              <w:t xml:space="preserve">Enrolled, In Journey, Goal Converted and Exited Early, with the weekly Enrollment Over Time. A Draft shows dashes.</w:t>
+            </w:r>
+          </w:p>
+        </w:tc>
+      </w:tr>
+      <w:tr>
+        <w:tc>
+          <w:tcPr>
+            <w:tcW w:type="dxa" w:w="2600"/>
+            <w:tcMar>
+              <w:top w:type="dxa" w:w="60"/>
+              <w:left w:type="dxa" w:w="90"/>
+              <w:bottom w:type="dxa" w:w="60"/>
+              <w:right w:type="dxa" w:w="90"/>
+            </w:tcMar>
+          </w:tcPr>
+          <w:p>
+            <w:r>
+              <w:rPr>
+                <w:rFonts w:ascii="Arial" w:cs="Arial" w:eastAsia="Arial" w:hAnsi="Arial"/>
+                <w:sz w:val="19"/>
+                <w:szCs w:val="19"/>
+              </w:rPr>
+              <w:t xml:space="preserve">Setup</w:t>
+            </w:r>
+          </w:p>
+        </w:tc>
+        <w:tc>
+          <w:tcPr>
+            <w:tcW w:type="dxa" w:w="7480"/>
+            <w:tcMar>
+              <w:top w:type="dxa" w:w="60"/>
+              <w:left w:type="dxa" w:w="90"/>
+              <w:bottom w:type="dxa" w:w="60"/>
+              <w:right w:type="dxa" w:w="90"/>
+            </w:tcMar>
+          </w:tcPr>
+          <w:p>
+            <w:r>
+              <w:rPr>
+                <w:rFonts w:ascii="Arial" w:cs="Arial" w:eastAsia="Arial" w:hAnsi="Arial"/>
+                <w:sz w:val="19"/>
+                <w:szCs w:val="19"/>
+              </w:rPr>
+              <w:t xml:space="preserve">The trigger, Goal, Exit Criteria, re-entry, and the audience: source lists, eligible pool, enrolment rate.</w:t>
+            </w:r>
+          </w:p>
+        </w:tc>
+      </w:tr>
+      <w:tr>
+        <w:tc>
+          <w:tcPr>
+            <w:tcW w:type="dxa" w:w="2600"/>
+            <w:tcMar>
+              <w:top w:type="dxa" w:w="60"/>
+              <w:left w:type="dxa" w:w="90"/>
+              <w:bottom w:type="dxa" w:w="60"/>
+              <w:right w:type="dxa" w:w="90"/>
+            </w:tcMar>
+          </w:tcPr>
+          <w:p>
+            <w:r>
+              <w:rPr>
+                <w:rFonts w:ascii="Arial" w:cs="Arial" w:eastAsia="Arial" w:hAnsi="Arial"/>
+                <w:sz w:val="19"/>
+                <w:szCs w:val="19"/>
+              </w:rPr>
+              <w:t xml:space="preserve">Versions</w:t>
+            </w:r>
+          </w:p>
+        </w:tc>
+        <w:tc>
+          <w:tcPr>
+            <w:tcW w:type="dxa" w:w="7480"/>
+            <w:tcMar>
+              <w:top w:type="dxa" w:w="60"/>
+              <w:left w:type="dxa" w:w="90"/>
+              <w:bottom w:type="dxa" w:w="60"/>
+              <w:right w:type="dxa" w:w="90"/>
+            </w:tcMar>
+          </w:tcPr>
+          <w:p>
+            <w:r>
+              <w:rPr>
+                <w:rFonts w:ascii="Arial" w:cs="Arial" w:eastAsia="Arial" w:hAnsi="Arial"/>
+                <w:sz w:val="19"/>
+                <w:szCs w:val="19"/>
+              </w:rPr>
+              <w:t xml:space="preserve">Every version, newest first, with its status and when it went live.</w:t>
+            </w:r>
+          </w:p>
+        </w:tc>
+      </w:tr>
+      <w:tr>
+        <w:tc>
+          <w:tcPr>
+            <w:tcW w:type="dxa" w:w="2600"/>
+            <w:tcMar>
+              <w:top w:type="dxa" w:w="60"/>
+              <w:left w:type="dxa" w:w="90"/>
+              <w:bottom w:type="dxa" w:w="60"/>
+              <w:right w:type="dxa" w:w="90"/>
+            </w:tcMar>
+          </w:tcPr>
+          <w:p>
+            <w:r>
+              <w:rPr>
+                <w:rFonts w:ascii="Arial" w:cs="Arial" w:eastAsia="Arial" w:hAnsi="Arial"/>
+                <w:sz w:val="19"/>
+                <w:szCs w:val="19"/>
+              </w:rPr>
+              <w:t xml:space="preserve">Generated Campaigns</w:t>
+            </w:r>
+          </w:p>
+        </w:tc>
+        <w:tc>
+          <w:tcPr>
+            <w:tcW w:type="dxa" w:w="7480"/>
+            <w:tcMar>
+              <w:top w:type="dxa" w:w="60"/>
+              <w:left w:type="dxa" w:w="90"/>
+              <w:bottom w:type="dxa" w:w="60"/>
+              <w:right w:type="dxa" w:w="90"/>
+            </w:tcMar>
+          </w:tcPr>
+          <w:p>
+            <w:r>
+              <w:rPr>
+                <w:rFonts w:ascii="Arial" w:cs="Arial" w:eastAsia="Arial" w:hAnsi="Arial"/>
+                <w:sz w:val="19"/>
+                <w:szCs w:val="19"/>
+              </w:rPr>
+              <w:t xml:space="preserve">Each message step sends through a campaign, one per step per day. Open one to see its recipients and results.</w:t>
+            </w:r>
+          </w:p>
+        </w:tc>
+      </w:tr>
+      <w:tr>
+        <w:tc>
+          <w:tcPr>
+            <w:tcW w:type="dxa" w:w="2600"/>
+            <w:tcMar>
+              <w:top w:type="dxa" w:w="60"/>
+              <w:left w:type="dxa" w:w="90"/>
+              <w:bottom w:type="dxa" w:w="60"/>
+              <w:right w:type="dxa" w:w="90"/>
+            </w:tcMar>
+          </w:tcPr>
+          <w:p>
+            <w:r>
+              <w:rPr>
+                <w:rFonts w:ascii="Arial" w:cs="Arial" w:eastAsia="Arial" w:hAnsi="Arial"/>
+                <w:sz w:val="19"/>
+                <w:szCs w:val="19"/>
+              </w:rPr>
+              <w:t xml:space="preserve">Activity</w:t>
+            </w:r>
+          </w:p>
+        </w:tc>
+        <w:tc>
+          <w:tcPr>
+            <w:tcW w:type="dxa" w:w="7480"/>
+            <w:tcMar>
+              <w:top w:type="dxa" w:w="60"/>
+              <w:left w:type="dxa" w:w="90"/>
+              <w:bottom w:type="dxa" w:w="60"/>
+              <w:right w:type="dxa" w:w="90"/>
+            </w:tcMar>
+          </w:tcPr>
+          <w:p>
+            <w:r>
+              <w:rPr>
+                <w:rFonts w:ascii="Arial" w:cs="Arial" w:eastAsia="Arial" w:hAnsi="Arial"/>
+                <w:sz w:val="19"/>
+                <w:szCs w:val="19"/>
+              </w:rPr>
+              <w:t xml:space="preserve">Who created, tested, approved, paused or archived it, and when.</w:t>
+            </w:r>
+          </w:p>
+        </w:tc>
+      </w:tr>
+    </w:tbl>
+    <w:p>
+      <w:pPr>
+        <w:spacing w:after="120"/>
+      </w:pPr>
+    </w:p>
+    <w:p>
+      <w:pPr>
+        <w:pStyle w:val="Heading2"/>
+        <w:spacing w:after="120" w:before="240"/>
+      </w:pPr>
+      <w:r>
+        <w:rPr>
+          <w:rFonts w:ascii="Arial" w:cs="Arial" w:eastAsia="Arial" w:hAnsi="Arial"/>
+        </w:rPr>
+        <w:t xml:space="preserve">What happens behind the scenes</w:t>
+      </w:r>
+    </w:p>
+    <w:p>
+      <w:pPr>
+        <w:spacing w:after="120"/>
+      </w:pPr>
+      <w:r>
+        <w:rPr>
+          <w:rFonts w:ascii="Arial" w:cs="Arial" w:eastAsia="Arial" w:hAnsi="Arial"/>
+          <w:sz w:val="21"/>
+          <w:szCs w:val="21"/>
+        </w:rPr>
+        <w:t xml:space="preserve">Four jobs run journeys. Every minute: </w:t>
+      </w:r>
+      <w:r>
+        <w:rPr>
+          <w:rFonts w:ascii="Arial" w:cs="Arial" w:eastAsia="Arial" w:hAnsi="Arial"/>
+          <w:b/>
+          <w:bCs/>
+          <w:sz w:val="21"/>
+          <w:szCs w:val="21"/>
+        </w:rPr>
+        <w:t xml:space="preserve">enroll-journey-customers</w:t>
+      </w:r>
+      <w:r>
+        <w:rPr>
+          <w:rFonts w:ascii="Arial" w:cs="Arial" w:eastAsia="Arial" w:hAnsi="Arial"/>
+          <w:sz w:val="21"/>
+          <w:szCs w:val="21"/>
+        </w:rPr>
+        <w:t xml:space="preserve"> enters the customers who meet a live journey's entry (events of the last seven days at most, up to 5,000 per journey per pass; Date / Time schedules whose moment has come); </w:t>
+      </w:r>
+      <w:r>
+        <w:rPr>
+          <w:rFonts w:ascii="Arial" w:cs="Arial" w:eastAsia="Arial" w:hAnsi="Arial"/>
+          <w:b/>
+          <w:bCs/>
+          <w:sz w:val="21"/>
+          <w:szCs w:val="21"/>
+        </w:rPr>
+        <w:t xml:space="preserve">advance-journey-customers</w:t>
+      </w:r>
+      <w:r>
+        <w:rPr>
+          <w:rFonts w:ascii="Arial" w:cs="Arial" w:eastAsia="Arial" w:hAnsi="Arial"/>
+          <w:sz w:val="21"/>
+          <w:szCs w:val="21"/>
+        </w:rPr>
+        <w:t xml:space="preserve"> moves those whose next step is due; </w:t>
+      </w:r>
+      <w:r>
+        <w:rPr>
+          <w:rFonts w:ascii="Arial" w:cs="Arial" w:eastAsia="Arial" w:hAnsi="Arial"/>
+          <w:b/>
+          <w:bCs/>
+          <w:sz w:val="21"/>
+          <w:szCs w:val="21"/>
+        </w:rPr>
+        <w:t xml:space="preserve">activate-scheduled-journeys</w:t>
+      </w:r>
+      <w:r>
+        <w:rPr>
+          <w:rFonts w:ascii="Arial" w:cs="Arial" w:eastAsia="Arial" w:hAnsi="Arial"/>
+          <w:sz w:val="21"/>
+          <w:szCs w:val="21"/>
+        </w:rPr>
+        <w:t xml:space="preserve"> takes approved journeys live when their time comes. Nightly, </w:t>
+      </w:r>
+      <w:r>
+        <w:rPr>
+          <w:rFonts w:ascii="Arial" w:cs="Arial" w:eastAsia="Arial" w:hAnsi="Arial"/>
+          <w:b/>
+          <w:bCs/>
+          <w:sz w:val="21"/>
+          <w:szCs w:val="21"/>
+        </w:rPr>
+        <w:t xml:space="preserve">rollup-journey-analytics</w:t>
+      </w:r>
+      <w:r>
+        <w:rPr>
+          <w:rFonts w:ascii="Arial" w:cs="Arial" w:eastAsia="Arial" w:hAnsi="Arial"/>
+          <w:sz w:val="21"/>
+          <w:szCs w:val="21"/>
+        </w:rPr>
+        <w:t xml:space="preserve"> writes the Performance figures.</w:t>
+      </w:r>
+    </w:p>
+    <w:p>
+      <w:pPr>
+        <w:spacing w:after="120"/>
+      </w:pPr>
+      <w:r>
+        <w:rPr>
+          <w:rFonts w:ascii="Arial" w:cs="Arial" w:eastAsia="Arial" w:hAnsi="Arial"/>
+          <w:sz w:val="21"/>
+          <w:szCs w:val="21"/>
+        </w:rPr>
+        <w:t xml:space="preserve">Only customers in the customer records enter, since a message to someone unknown could never go out. Message steps send through the normal send engine, so consent, suppressions, the preference centre, frequency caps and quiet hours all apply as they do to campaigns.</w:t>
+      </w:r>
+    </w:p>
+    <w:p>
+      <w:pPr>
+        <w:pStyle w:val="Heading2"/>
+        <w:spacing w:after="120" w:before="240"/>
+      </w:pPr>
+      <w:r>
+        <w:rPr>
+          <w:rFonts w:ascii="Arial" w:cs="Arial" w:eastAsia="Arial" w:hAnsi="Arial"/>
+        </w:rPr>
+        <w:t xml:space="preserve">Things to know</w:t>
       </w:r>
     </w:p>
     <w:p>
@@ -54350,10 +55125,164 @@
       <w:r>
         <w:rPr>
           <w:rFonts w:ascii="Arial" w:cs="Arial" w:eastAsia="Arial" w:hAnsi="Arial"/>
+          <w:b/>
+          <w:bCs/>
+          <w:sz w:val="21"/>
+          <w:szCs w:val="21"/>
+        </w:rPr>
+        <w:t xml:space="preserve">No Response</w:t>
+      </w:r>
+      <w:r>
+        <w:rPr>
+          <w:rFonts w:ascii="Arial" w:cs="Arial" w:eastAsia="Arial" w:hAnsi="Arial"/>
+          <w:sz w:val="21"/>
+          <w:szCs w:val="21"/>
+        </w:rPr>
+        <w:t xml:space="preserve"> means a customer sent at least 3 marketing emails in the last 30 days who opened, clicked and replied to none of them (security scanners left out). CEP raises it at most once in 30 days per customer, while a live journey starts from it.</w:t>
+      </w:r>
+    </w:p>
+    <w:p>
+      <w:pPr>
+        <w:pStyle w:val="ListParagraph"/>
+        <w:numPr>
+          <w:ilvl w:val="0"/>
+          <w:numId w:val="2"/>
+        </w:numPr>
+        <w:spacing w:after="60"/>
+      </w:pPr>
+      <w:r>
+        <w:rPr>
+          <w:rFonts w:ascii="Arial" w:cs="Arial" w:eastAsia="Arial" w:hAnsi="Arial"/>
+          <w:sz w:val="21"/>
+          <w:szCs w:val="21"/>
+        </w:rPr>
+        <w:t xml:space="preserve">Attribute changes enter on events: </w:t>
+      </w:r>
+      <w:r>
+        <w:rPr>
+          <w:rFonts w:ascii="Arial" w:cs="Arial" w:eastAsia="Arial" w:hAnsi="Arial"/>
+          <w:b/>
+          <w:bCs/>
+          <w:sz w:val="21"/>
+          <w:szCs w:val="21"/>
+        </w:rPr>
+        <w:t xml:space="preserve">Loyalty Tier</w:t>
+      </w:r>
+      <w:r>
+        <w:rPr>
+          <w:rFonts w:ascii="Arial" w:cs="Arial" w:eastAsia="Arial" w:hAnsi="Arial"/>
+          <w:sz w:val="21"/>
+          <w:szCs w:val="21"/>
+        </w:rPr>
+        <w:t xml:space="preserve"> on a Loyalty Tier Change (from the Update Loyalty Tier step, or sent by the loyalty system), </w:t>
+      </w:r>
+      <w:r>
+        <w:rPr>
+          <w:rFonts w:ascii="Arial" w:cs="Arial" w:eastAsia="Arial" w:hAnsi="Arial"/>
+          <w:b/>
+          <w:bCs/>
+          <w:sz w:val="21"/>
+          <w:szCs w:val="21"/>
+        </w:rPr>
+        <w:t xml:space="preserve">Preference Update</w:t>
+      </w:r>
+      <w:r>
+        <w:rPr>
+          <w:rFonts w:ascii="Arial" w:cs="Arial" w:eastAsia="Arial" w:hAnsi="Arial"/>
+          <w:sz w:val="21"/>
+          <w:szCs w:val="21"/>
+        </w:rPr>
+        <w:t xml:space="preserve"> on a preference-centre save that changed something, </w:t>
+      </w:r>
+      <w:r>
+        <w:rPr>
+          <w:rFonts w:ascii="Arial" w:cs="Arial" w:eastAsia="Arial" w:hAnsi="Arial"/>
+          <w:b/>
+          <w:bCs/>
+          <w:sz w:val="21"/>
+          <w:szCs w:val="21"/>
+        </w:rPr>
+        <w:t xml:space="preserve">Address Change</w:t>
+      </w:r>
+      <w:r>
+        <w:rPr>
+          <w:rFonts w:ascii="Arial" w:cs="Arial" w:eastAsia="Arial" w:hAnsi="Arial"/>
+          <w:sz w:val="21"/>
+          <w:szCs w:val="21"/>
+        </w:rPr>
+        <w:t xml:space="preserve"> on the event C360 sends.</w:t>
+      </w:r>
+    </w:p>
+    <w:p>
+      <w:pPr>
+        <w:pStyle w:val="ListParagraph"/>
+        <w:numPr>
+          <w:ilvl w:val="0"/>
+          <w:numId w:val="2"/>
+        </w:numPr>
+        <w:spacing w:after="60"/>
+      </w:pPr>
+      <w:r>
+        <w:rPr>
+          <w:rFonts w:ascii="Arial" w:cs="Arial" w:eastAsia="Arial" w:hAnsi="Arial"/>
+          <w:sz w:val="21"/>
+          <w:szCs w:val="21"/>
+        </w:rPr>
+        <w:t xml:space="preserve">The dates for </w:t>
+      </w:r>
+      <w:r>
+        <w:rPr>
+          <w:rFonts w:ascii="Arial" w:cs="Arial" w:eastAsia="Arial" w:hAnsi="Arial"/>
+          <w:b/>
+          <w:bCs/>
+          <w:sz w:val="21"/>
+          <w:szCs w:val="21"/>
+        </w:rPr>
+        <w:t xml:space="preserve">On a Date Attribute</w:t>
+      </w:r>
+      <w:r>
+        <w:rPr>
+          <w:rFonts w:ascii="Arial" w:cs="Arial" w:eastAsia="Arial" w:hAnsi="Arial"/>
+          <w:sz w:val="21"/>
+          <w:szCs w:val="21"/>
+        </w:rPr>
+        <w:t xml:space="preserve"> come from customer records' custom attributes holding a date (YYYY-MM-DD); CEP has no birthday field of its own. If no record holds a date yet, the Date list says so.</w:t>
+      </w:r>
+    </w:p>
+    <w:p>
+      <w:pPr>
+        <w:pStyle w:val="ListParagraph"/>
+        <w:numPr>
+          <w:ilvl w:val="0"/>
+          <w:numId w:val="2"/>
+        </w:numPr>
+        <w:spacing w:after="60"/>
+      </w:pPr>
+      <w:r>
+        <w:rPr>
+          <w:rFonts w:ascii="Arial" w:cs="Arial" w:eastAsia="Arial" w:hAnsi="Arial"/>
           <w:sz w:val="21"/>
           <w:szCs w:val="21"/>
         </w:rPr>
         <w:t xml:space="preserve">A Fixed journey is closed to newcomers after its first pass, even if more customers would qualify later.</w:t>
+      </w:r>
+    </w:p>
+    <w:p>
+      <w:pPr>
+        <w:pStyle w:val="ListParagraph"/>
+        <w:numPr>
+          <w:ilvl w:val="0"/>
+          <w:numId w:val="2"/>
+        </w:numPr>
+        <w:spacing w:after="60"/>
+      </w:pPr>
+      <w:r>
+        <w:rPr>
+          <w:rFonts w:ascii="Arial" w:cs="Arial" w:eastAsia="Arial" w:hAnsi="Arial"/>
+          <w:sz w:val="21"/>
+          <w:szCs w:val="21"/>
+        </w:rPr>
+        <w:t xml:space="preserve">A Condition saved before the builder (made a purchase, opened an email, and so on) keeps working as it was; opening it shows the same check as a rule, which is saved in the new form when you save the step.</w:t>
       </w:r>
     </w:p>
     <w:p>

--- a/docs/manuals/CEP_User_Guide.docx
+++ b/docs/manuals/CEP_User_Guide.docx
@@ -39,7 +39,7 @@
           <w:sz w:val="20"/>
           <w:szCs w:val="20"/>
         </w:rPr>
-        <w:t xml:space="preserve">Built 2026-10-07 from docs/manuals/user-guide</w:t>
+        <w:t xml:space="preserve">Built 2026-10-08 from docs/manuals/user-guide</w:t>
       </w:r>
     </w:p>
     <w:p>
@@ -7873,7 +7873,7 @@
                 <w:sz w:val="19"/>
                 <w:szCs w:val="19"/>
               </w:rPr>
-              <w:t xml:space="preserve">What each column means: Email, Mobile number, First name, Last name, Postal code, Loyalty ID, Loyalty tier, Last order date, Email consent date, Text consent date, or </w:t>
+              <w:t xml:space="preserve">What each column means: Email, Mobile number, First name, Last name, Postal code, Loyalty ID, Loyalty tier, Last order date, Time zone, Email consent date, Text consent date, or </w:t>
             </w:r>
             <w:r>
               <w:rPr>
@@ -7912,7 +7912,7 @@
                 <w:sz w:val="19"/>
                 <w:szCs w:val="19"/>
               </w:rPr>
-              <w:t xml:space="preserve">The required column must be matched. A consent date column becomes an opt-in for people CEP has no answer for. Any other column is kept on the person's list entry under its header and can be used as a tag in a template (coupon columns feed the barcode and QR code blocks).</w:t>
+              <w:t xml:space="preserve">The required column must be matched. A consent date column becomes an opt-in for people CEP has no answer for. Any other column is kept on the person's list entry under its header and can be used as a tag in a template (coupon columns feed the barcode and QR code blocks). Time zone is the person's own, an IANA name such as America/Chicago; journeys that wait until a time of day use it, and a name that is not recognised is left out.</w:t>
             </w:r>
           </w:p>
         </w:tc>
@@ -52824,10 +52824,72 @@
             <w:r>
               <w:rPr>
                 <w:rFonts w:ascii="Arial" w:cs="Arial" w:eastAsia="Arial" w:hAnsi="Arial"/>
-                <w:sz w:val="19"/>
-                <w:szCs w:val="19"/>
-              </w:rPr>
-              <w:t xml:space="preserve">Pauses for minutes, hours, days or weeks.</w:t>
+                <w:b/>
+                <w:bCs/>
+                <w:sz w:val="19"/>
+                <w:szCs w:val="19"/>
+              </w:rPr>
+              <w:t xml:space="preserve">For a Duration</w:t>
+            </w:r>
+            <w:r>
+              <w:rPr>
+                <w:rFonts w:ascii="Arial" w:cs="Arial" w:eastAsia="Arial" w:hAnsi="Arial"/>
+                <w:sz w:val="19"/>
+                <w:szCs w:val="19"/>
+              </w:rPr>
+              <w:t xml:space="preserve">: minutes, hours, days or weeks. </w:t>
+            </w:r>
+            <w:r>
+              <w:rPr>
+                <w:rFonts w:ascii="Arial" w:cs="Arial" w:eastAsia="Arial" w:hAnsi="Arial"/>
+                <w:b/>
+                <w:bCs/>
+                <w:sz w:val="19"/>
+                <w:szCs w:val="19"/>
+              </w:rPr>
+              <w:t xml:space="preserve">Until a Time of Day</w:t>
+            </w:r>
+            <w:r>
+              <w:rPr>
+                <w:rFonts w:ascii="Arial" w:cs="Arial" w:eastAsia="Arial" w:hAnsi="Arial"/>
+                <w:sz w:val="19"/>
+                <w:szCs w:val="19"/>
+              </w:rPr>
+              <w:t xml:space="preserve">: the customer continues at that time, in their own time zone (the </w:t>
+            </w:r>
+            <w:r>
+              <w:rPr>
+                <w:rFonts w:ascii="Consolas" w:cs="Consolas" w:eastAsia="Consolas" w:hAnsi="Consolas"/>
+                <w:sz w:val="19"/>
+                <w:szCs w:val="19"/>
+              </w:rPr>
+              <w:t xml:space="preserve">timezone</w:t>
+            </w:r>
+            <w:r>
+              <w:rPr>
+                <w:rFonts w:ascii="Arial" w:cs="Arial" w:eastAsia="Arial" w:hAnsi="Arial"/>
+                <w:sz w:val="19"/>
+                <w:szCs w:val="19"/>
+              </w:rPr>
+              <w:t xml:space="preserve"> attribute on their record, from C360 or the upload's Time zone column) or the workspace's, on any day or only on the days you pick. </w:t>
+            </w:r>
+            <w:r>
+              <w:rPr>
+                <w:rFonts w:ascii="Arial" w:cs="Arial" w:eastAsia="Arial" w:hAnsi="Arial"/>
+                <w:b/>
+                <w:bCs/>
+                <w:sz w:val="19"/>
+                <w:szCs w:val="19"/>
+              </w:rPr>
+              <w:t xml:space="preserve">Until a Date on the Record</w:t>
+            </w:r>
+            <w:r>
+              <w:rPr>
+                <w:rFonts w:ascii="Arial" w:cs="Arial" w:eastAsia="Arial" w:hAnsi="Arial"/>
+                <w:sz w:val="19"/>
+                <w:szCs w:val="19"/>
+              </w:rPr>
+              <w:t xml:space="preserve">: a date on the customer's record (a renewal date, a birthday) with an offset ("3 days before") and a time; choose whether a customer whose date has passed, or who has none, continues at once or leaves the journey (exited early, with the reason).</w:t>
             </w:r>
           </w:p>
         </w:tc>
@@ -55265,6 +55327,40 @@
           <w:szCs w:val="21"/>
         </w:rPr>
         <w:t xml:space="preserve">A Fixed journey is closed to newcomers after its first pass, even if more customers would qualify later.</w:t>
+      </w:r>
+    </w:p>
+    <w:p>
+      <w:pPr>
+        <w:pStyle w:val="ListParagraph"/>
+        <w:numPr>
+          <w:ilvl w:val="0"/>
+          <w:numId w:val="2"/>
+        </w:numPr>
+        <w:spacing w:after="60"/>
+      </w:pPr>
+      <w:r>
+        <w:rPr>
+          <w:rFonts w:ascii="Arial" w:cs="Arial" w:eastAsia="Arial" w:hAnsi="Arial"/>
+          <w:sz w:val="21"/>
+          <w:szCs w:val="21"/>
+        </w:rPr>
+        <w:t xml:space="preserve">A customer's time zone is the </w:t>
+      </w:r>
+      <w:r>
+        <w:rPr>
+          <w:rFonts w:ascii="Consolas" w:cs="Consolas" w:eastAsia="Consolas" w:hAnsi="Consolas"/>
+          <w:sz w:val="21"/>
+          <w:szCs w:val="21"/>
+        </w:rPr>
+        <w:t xml:space="preserve">timezone</w:t>
+      </w:r>
+      <w:r>
+        <w:rPr>
+          <w:rFonts w:ascii="Arial" w:cs="Arial" w:eastAsia="Arial" w:hAnsi="Arial"/>
+          <w:sz w:val="21"/>
+          <w:szCs w:val="21"/>
+        </w:rPr>
+        <w:t xml:space="preserve"> custom attribute on their record, an IANA name such as America/Chicago; C360 can send it, and the upload template has a Time zone column. A record without one, or with a name CEP does not know, waits in the workspace's time zone. Test Publish skips every wait.</w:t>
       </w:r>
     </w:p>
     <w:p>

--- a/docs/manuals/CEP_User_Guide.docx
+++ b/docs/manuals/CEP_User_Guide.docx
@@ -53168,6 +53168,104 @@
                 <w:sz w:val="19"/>
                 <w:szCs w:val="19"/>
               </w:rPr>
+              <w:t xml:space="preserve">Goal</w:t>
+            </w:r>
+          </w:p>
+        </w:tc>
+        <w:tc>
+          <w:tcPr>
+            <w:tcW w:type="dxa" w:w="7480"/>
+            <w:tcMar>
+              <w:top w:type="dxa" w:w="60"/>
+              <w:left w:type="dxa" w:w="90"/>
+              <w:bottom w:type="dxa" w:w="60"/>
+              <w:right w:type="dxa" w:w="90"/>
+            </w:tcMar>
+          </w:tcPr>
+          <w:p>
+            <w:r>
+              <w:rPr>
+                <w:rFonts w:ascii="Arial" w:cs="Arial" w:eastAsia="Arial" w:hAnsi="Arial"/>
+                <w:sz w:val="19"/>
+                <w:szCs w:val="19"/>
+              </w:rPr>
+              <w:t xml:space="preserve">The outcome the journey is for: an event (Purchase, Coupon Redemption, or any type you name), optional filters on its data (order total is at least 25), and an attribution window from entering (14 days). A customer is </w:t>
+            </w:r>
+            <w:r>
+              <w:rPr>
+                <w:rFonts w:ascii="Arial" w:cs="Arial" w:eastAsia="Arial" w:hAnsi="Arial"/>
+                <w:b/>
+                <w:bCs/>
+                <w:sz w:val="19"/>
+                <w:szCs w:val="19"/>
+              </w:rPr>
+              <w:t xml:space="preserve">converted</w:t>
+            </w:r>
+            <w:r>
+              <w:rPr>
+                <w:rFonts w:ascii="Arial" w:cs="Arial" w:eastAsia="Arial" w:hAnsi="Arial"/>
+                <w:sz w:val="19"/>
+                <w:szCs w:val="19"/>
+              </w:rPr>
+              <w:t xml:space="preserve"> when the event arrives within the window: when they reach the step, or at once wherever they are in the journey. </w:t>
+            </w:r>
+            <w:r>
+              <w:rPr>
+                <w:rFonts w:ascii="Arial" w:cs="Arial" w:eastAsia="Arial" w:hAnsi="Arial"/>
+                <w:b/>
+                <w:bCs/>
+                <w:sz w:val="19"/>
+                <w:szCs w:val="19"/>
+              </w:rPr>
+              <w:t xml:space="preserve">Mark converted and exit</w:t>
+            </w:r>
+            <w:r>
+              <w:rPr>
+                <w:rFonts w:ascii="Arial" w:cs="Arial" w:eastAsia="Arial" w:hAnsi="Arial"/>
+                <w:sz w:val="19"/>
+                <w:szCs w:val="19"/>
+              </w:rPr>
+              <w:t xml:space="preserve"> takes them out; </w:t>
+            </w:r>
+            <w:r>
+              <w:rPr>
+                <w:rFonts w:ascii="Arial" w:cs="Arial" w:eastAsia="Arial" w:hAnsi="Arial"/>
+                <w:b/>
+                <w:bCs/>
+                <w:sz w:val="19"/>
+                <w:szCs w:val="19"/>
+              </w:rPr>
+              <w:t xml:space="preserve">Mark converted and continue on the Reached path</w:t>
+            </w:r>
+            <w:r>
+              <w:rPr>
+                <w:rFonts w:ascii="Arial" w:cs="Arial" w:eastAsia="Arial" w:hAnsi="Arial"/>
+                <w:sz w:val="19"/>
+                <w:szCs w:val="19"/>
+              </w:rPr>
+              <w:t xml:space="preserve"> opens Reached and Not Yet paths under the step (a thank-you can follow). Revenue is the matching events' amounts, as Attribution sends them.</w:t>
+            </w:r>
+          </w:p>
+        </w:tc>
+      </w:tr>
+      <w:tr>
+        <w:tc>
+          <w:tcPr>
+            <w:tcW w:type="dxa" w:w="2600"/>
+            <w:tcMar>
+              <w:top w:type="dxa" w:w="60"/>
+              <w:left w:type="dxa" w:w="90"/>
+              <w:bottom w:type="dxa" w:w="60"/>
+              <w:right w:type="dxa" w:w="90"/>
+            </w:tcMar>
+          </w:tcPr>
+          <w:p>
+            <w:r>
+              <w:rPr>
+                <w:rFonts w:ascii="Arial" w:cs="Arial" w:eastAsia="Arial" w:hAnsi="Arial"/>
+                <w:sz w:val="19"/>
+                <w:szCs w:val="19"/>
+              </w:rPr>
               <w:t xml:space="preserve">Exit Journey</w:t>
             </w:r>
           </w:p>
@@ -53189,7 +53287,7 @@
                 <w:sz w:val="19"/>
                 <w:szCs w:val="19"/>
               </w:rPr>
-              <w:t xml:space="preserve">Ends the path; the customer counts as Goal Converted. End every path with one.</w:t>
+              <w:t xml:space="preserve">Ends the path. Without a Goal step, reaching an Exit counts as Goal Converted. End every path with one.</w:t>
             </w:r>
           </w:p>
         </w:tc>
@@ -55327,6 +55425,42 @@
           <w:szCs w:val="21"/>
         </w:rPr>
         <w:t xml:space="preserve">A Fixed journey is closed to newcomers after its first pass, even if more customers would qualify later.</w:t>
+      </w:r>
+    </w:p>
+    <w:p>
+      <w:pPr>
+        <w:pStyle w:val="ListParagraph"/>
+        <w:numPr>
+          <w:ilvl w:val="0"/>
+          <w:numId w:val="2"/>
+        </w:numPr>
+        <w:spacing w:after="60"/>
+      </w:pPr>
+      <w:r>
+        <w:rPr>
+          <w:rFonts w:ascii="Arial" w:cs="Arial" w:eastAsia="Arial" w:hAnsi="Arial"/>
+          <w:sz w:val="21"/>
+          <w:szCs w:val="21"/>
+        </w:rPr>
+        <w:t xml:space="preserve">The journey page's Performance shows Converted (with a Goal: conversions and their revenue; without one: Exit arrivals) and </w:t>
+      </w:r>
+      <w:r>
+        <w:rPr>
+          <w:rFonts w:ascii="Arial" w:cs="Arial" w:eastAsia="Arial" w:hAnsi="Arial"/>
+          <w:b/>
+          <w:bCs/>
+          <w:sz w:val="21"/>
+          <w:szCs w:val="21"/>
+        </w:rPr>
+        <w:t xml:space="preserve">Messages, All Steps</w:t>
+      </w:r>
+      <w:r>
+        <w:rPr>
+          <w:rFonts w:ascii="Arial" w:cs="Arial" w:eastAsia="Arial" w:hAnsi="Arial"/>
+          <w:sz w:val="21"/>
+          <w:szCs w:val="21"/>
+        </w:rPr>
+        <w:t xml:space="preserve">: every message step's sent, delivered, opened, clicked, bounced, complained, unsubscribed, held back (by reason) and failed figures added up for the last 30 days. The nightly roll-up keeps the same figures per journey.</w:t>
       </w:r>
     </w:p>
     <w:p>

--- a/docs/manuals/CEP_User_Guide.docx
+++ b/docs/manuals/CEP_User_Guide.docx
@@ -55425,6 +55425,88 @@
           <w:szCs w:val="21"/>
         </w:rPr>
         <w:t xml:space="preserve">A Fixed journey is closed to newcomers after its first pass, even if more customers would qualify later.</w:t>
+      </w:r>
+    </w:p>
+    <w:p>
+      <w:pPr>
+        <w:pStyle w:val="ListParagraph"/>
+        <w:numPr>
+          <w:ilvl w:val="0"/>
+          <w:numId w:val="2"/>
+        </w:numPr>
+        <w:spacing w:after="60"/>
+      </w:pPr>
+      <w:r>
+        <w:rPr>
+          <w:rFonts w:ascii="Arial" w:cs="Arial" w:eastAsia="Arial" w:hAnsi="Arial"/>
+          <w:sz w:val="21"/>
+          <w:szCs w:val="21"/>
+        </w:rPr>
+        <w:t xml:space="preserve">The journey page's </w:t>
+      </w:r>
+      <w:r>
+        <w:rPr>
+          <w:rFonts w:ascii="Arial" w:cs="Arial" w:eastAsia="Arial" w:hAnsi="Arial"/>
+          <w:b/>
+          <w:bCs/>
+          <w:sz w:val="21"/>
+          <w:szCs w:val="21"/>
+        </w:rPr>
+        <w:t xml:space="preserve">Customers</w:t>
+      </w:r>
+      <w:r>
+        <w:rPr>
+          <w:rFonts w:ascii="Arial" w:cs="Arial" w:eastAsia="Arial" w:hAnsi="Arial"/>
+          <w:sz w:val="21"/>
+          <w:szCs w:val="21"/>
+        </w:rPr>
+        <w:t xml:space="preserve"> card lists everyone who entered, newest first, with where they are now; search by name or email, filter by status, and open a customer to see their timeline: when they entered, every step with its outcome (an email's delivered, opened and clicked moments; a held-back message's reason; a Condition's answer; the Goal), where they are waiting now, and how they left.</w:t>
+      </w:r>
+    </w:p>
+    <w:p>
+      <w:pPr>
+        <w:pStyle w:val="ListParagraph"/>
+        <w:numPr>
+          <w:ilvl w:val="0"/>
+          <w:numId w:val="2"/>
+        </w:numPr>
+        <w:spacing w:after="60"/>
+      </w:pPr>
+      <w:r>
+        <w:rPr>
+          <w:rFonts w:ascii="Arial" w:cs="Arial" w:eastAsia="Arial" w:hAnsi="Arial"/>
+          <w:b/>
+          <w:bCs/>
+          <w:sz w:val="21"/>
+          <w:szCs w:val="21"/>
+        </w:rPr>
+        <w:t xml:space="preserve">Preview Route</w:t>
+      </w:r>
+      <w:r>
+        <w:rPr>
+          <w:rFonts w:ascii="Arial" w:cs="Arial" w:eastAsia="Arial" w:hAnsi="Arial"/>
+          <w:sz w:val="21"/>
+          <w:szCs w:val="21"/>
+        </w:rPr>
+        <w:t xml:space="preserve"> (top right of the builder) walks the saved draft as one customer without sending or recording anything: whether they would enter, when each wait would continue, whether each message would send under today's consent and suppressions, which way each Condition on their record answers, and where the path ends. A Condition that depends on something that has not happened yet (this journey's messages, an earlier step, the goal) asks which way to assume. Test Publish still sends real messages; Preview Route is the no-send check before it.</w:t>
+      </w:r>
+    </w:p>
+    <w:p>
+      <w:pPr>
+        <w:pStyle w:val="ListParagraph"/>
+        <w:numPr>
+          <w:ilvl w:val="0"/>
+          <w:numId w:val="2"/>
+        </w:numPr>
+        <w:spacing w:after="60"/>
+      </w:pPr>
+      <w:r>
+        <w:rPr>
+          <w:rFonts w:ascii="Arial" w:cs="Arial" w:eastAsia="Arial" w:hAnsi="Arial"/>
+          <w:sz w:val="21"/>
+          <w:szCs w:val="21"/>
+        </w:rPr>
+        <w:t xml:space="preserve">A live or paused version's canvas shows on each card how many customers passed it, are waiting at it, answered Yes or No, or reached the goal, refreshed every minute.</w:t>
       </w:r>
     </w:p>
     <w:p>

--- a/docs/manuals/CEP_User_Guide.docx
+++ b/docs/manuals/CEP_User_Guide.docx
@@ -50088,7 +50088,7 @@
                 <w:sz w:val="19"/>
                 <w:szCs w:val="19"/>
               </w:rPr>
-              <w:t xml:space="preserve">Wait, Condition (Yes / No), Email, SMS / MMS, Issue Coupon, Update Loyalty Tier, Update Segment, Exit Journey.</w:t>
+              <w:t xml:space="preserve">Wait, Condition (Yes / No), Split, Email, SMS / MMS, Issue Coupon, Update Loyalty Tier, Update Profile, Update Segment, Add to List, Remove from List, Goal, Exit Journey.</w:t>
             </w:r>
           </w:p>
         </w:tc>
@@ -53168,6 +53168,174 @@
                 <w:sz w:val="19"/>
                 <w:szCs w:val="19"/>
               </w:rPr>
+              <w:t xml:space="preserve">Split</w:t>
+            </w:r>
+          </w:p>
+        </w:tc>
+        <w:tc>
+          <w:tcPr>
+            <w:tcW w:type="dxa" w:w="7480"/>
+            <w:tcMar>
+              <w:top w:type="dxa" w:w="60"/>
+              <w:left w:type="dxa" w:w="90"/>
+              <w:bottom w:type="dxa" w:w="60"/>
+              <w:right w:type="dxa" w:w="90"/>
+            </w:tcMar>
+          </w:tcPr>
+          <w:p>
+            <w:r>
+              <w:rPr>
+                <w:rFonts w:ascii="Arial" w:cs="Arial" w:eastAsia="Arial" w:hAnsi="Arial"/>
+                <w:sz w:val="19"/>
+                <w:szCs w:val="19"/>
+              </w:rPr>
+              <w:t xml:space="preserve">Several paths. </w:t>
+            </w:r>
+            <w:r>
+              <w:rPr>
+                <w:rFonts w:ascii="Arial" w:cs="Arial" w:eastAsia="Arial" w:hAnsi="Arial"/>
+                <w:b/>
+                <w:bCs/>
+                <w:sz w:val="19"/>
+                <w:szCs w:val="19"/>
+              </w:rPr>
+              <w:t xml:space="preserve">By an Attribute</w:t>
+            </w:r>
+            <w:r>
+              <w:rPr>
+                <w:rFonts w:ascii="Arial" w:cs="Arial" w:eastAsia="Arial" w:hAnsi="Arial"/>
+                <w:sz w:val="19"/>
+                <w:szCs w:val="19"/>
+              </w:rPr>
+              <w:t xml:space="preserve">: each customer takes the first path whose values hold their attribute's value (Home Store is Lakeside Mall → Path 1; Downtown or Airport → Path 2), everyone else the last path. </w:t>
+            </w:r>
+            <w:r>
+              <w:rPr>
+                <w:rFonts w:ascii="Arial" w:cs="Arial" w:eastAsia="Arial" w:hAnsi="Arial"/>
+                <w:b/>
+                <w:bCs/>
+                <w:sz w:val="19"/>
+                <w:szCs w:val="19"/>
+              </w:rPr>
+              <w:t xml:space="preserve">At Random</w:t>
+            </w:r>
+            <w:r>
+              <w:rPr>
+                <w:rFonts w:ascii="Arial" w:cs="Arial" w:eastAsia="Arial" w:hAnsi="Arial"/>
+                <w:sz w:val="19"/>
+                <w:szCs w:val="19"/>
+              </w:rPr>
+              <w:t xml:space="preserve">: percentages that add up to 100, chosen once per customer and kept on retry. Name each path; the names show on the canvas.</w:t>
+            </w:r>
+          </w:p>
+        </w:tc>
+      </w:tr>
+      <w:tr>
+        <w:tc>
+          <w:tcPr>
+            <w:tcW w:type="dxa" w:w="2600"/>
+            <w:tcMar>
+              <w:top w:type="dxa" w:w="60"/>
+              <w:left w:type="dxa" w:w="90"/>
+              <w:bottom w:type="dxa" w:w="60"/>
+              <w:right w:type="dxa" w:w="90"/>
+            </w:tcMar>
+          </w:tcPr>
+          <w:p>
+            <w:r>
+              <w:rPr>
+                <w:rFonts w:ascii="Arial" w:cs="Arial" w:eastAsia="Arial" w:hAnsi="Arial"/>
+                <w:sz w:val="19"/>
+                <w:szCs w:val="19"/>
+              </w:rPr>
+              <w:t xml:space="preserve">Update Profile</w:t>
+            </w:r>
+          </w:p>
+        </w:tc>
+        <w:tc>
+          <w:tcPr>
+            <w:tcW w:type="dxa" w:w="7480"/>
+            <w:tcMar>
+              <w:top w:type="dxa" w:w="60"/>
+              <w:left w:type="dxa" w:w="90"/>
+              <w:bottom w:type="dxa" w:w="60"/>
+              <w:right w:type="dxa" w:w="90"/>
+            </w:tcMar>
+          </w:tcPr>
+          <w:p>
+            <w:r>
+              <w:rPr>
+                <w:rFonts w:ascii="Arial" w:cs="Arial" w:eastAsia="Arial" w:hAnsi="Arial"/>
+                <w:sz w:val="19"/>
+                <w:szCs w:val="19"/>
+              </w:rPr>
+              <w:t xml:space="preserve">Sets any attribute on the customer's record to a value (Customer Status to Welcomed). Update Loyalty Tier stays the step for the tier.</w:t>
+            </w:r>
+          </w:p>
+        </w:tc>
+      </w:tr>
+      <w:tr>
+        <w:tc>
+          <w:tcPr>
+            <w:tcW w:type="dxa" w:w="2600"/>
+            <w:tcMar>
+              <w:top w:type="dxa" w:w="60"/>
+              <w:left w:type="dxa" w:w="90"/>
+              <w:bottom w:type="dxa" w:w="60"/>
+              <w:right w:type="dxa" w:w="90"/>
+            </w:tcMar>
+          </w:tcPr>
+          <w:p>
+            <w:r>
+              <w:rPr>
+                <w:rFonts w:ascii="Arial" w:cs="Arial" w:eastAsia="Arial" w:hAnsi="Arial"/>
+                <w:sz w:val="19"/>
+                <w:szCs w:val="19"/>
+              </w:rPr>
+              <w:t xml:space="preserve">Add to List, Remove from List</w:t>
+            </w:r>
+          </w:p>
+        </w:tc>
+        <w:tc>
+          <w:tcPr>
+            <w:tcW w:type="dxa" w:w="7480"/>
+            <w:tcMar>
+              <w:top w:type="dxa" w:w="60"/>
+              <w:left w:type="dxa" w:w="90"/>
+              <w:bottom w:type="dxa" w:w="60"/>
+              <w:right w:type="dxa" w:w="90"/>
+            </w:tcMar>
+          </w:tcPr>
+          <w:p>
+            <w:r>
+              <w:rPr>
+                <w:rFonts w:ascii="Arial" w:cs="Arial" w:eastAsia="Arial" w:hAnsi="Arial"/>
+                <w:sz w:val="19"/>
+                <w:szCs w:val="19"/>
+              </w:rPr>
+              <w:t xml:space="preserve">Changes the customer's membership of a contact list, as Update Segment does for segments.</w:t>
+            </w:r>
+          </w:p>
+        </w:tc>
+      </w:tr>
+      <w:tr>
+        <w:tc>
+          <w:tcPr>
+            <w:tcW w:type="dxa" w:w="2600"/>
+            <w:tcMar>
+              <w:top w:type="dxa" w:w="60"/>
+              <w:left w:type="dxa" w:w="90"/>
+              <w:bottom w:type="dxa" w:w="60"/>
+              <w:right w:type="dxa" w:w="90"/>
+            </w:tcMar>
+          </w:tcPr>
+          <w:p>
+            <w:r>
+              <w:rPr>
+                <w:rFonts w:ascii="Arial" w:cs="Arial" w:eastAsia="Arial" w:hAnsi="Arial"/>
+                <w:sz w:val="19"/>
+                <w:szCs w:val="19"/>
+              </w:rPr>
               <w:t xml:space="preserve">Goal</w:t>
             </w:r>
           </w:p>
@@ -55425,6 +55593,70 @@
           <w:szCs w:val="21"/>
         </w:rPr>
         <w:t xml:space="preserve">A Fixed journey is closed to newcomers after its first pass, even if more customers would qualify later.</w:t>
+      </w:r>
+    </w:p>
+    <w:p>
+      <w:pPr>
+        <w:pStyle w:val="ListParagraph"/>
+        <w:numPr>
+          <w:ilvl w:val="0"/>
+          <w:numId w:val="2"/>
+        </w:numPr>
+        <w:spacing w:after="60"/>
+      </w:pPr>
+      <w:r>
+        <w:rPr>
+          <w:rFonts w:ascii="Arial" w:cs="Arial" w:eastAsia="Arial" w:hAnsi="Arial"/>
+          <w:sz w:val="21"/>
+          <w:szCs w:val="21"/>
+        </w:rPr>
+        <w:t xml:space="preserve">The journey page's </w:t>
+      </w:r>
+      <w:r>
+        <w:rPr>
+          <w:rFonts w:ascii="Arial" w:cs="Arial" w:eastAsia="Arial" w:hAnsi="Arial"/>
+          <w:b/>
+          <w:bCs/>
+          <w:sz w:val="21"/>
+          <w:szCs w:val="21"/>
+        </w:rPr>
+        <w:t xml:space="preserve">Suppressions</w:t>
+      </w:r>
+      <w:r>
+        <w:rPr>
+          <w:rFonts w:ascii="Arial" w:cs="Arial" w:eastAsia="Arial" w:hAnsi="Arial"/>
+          <w:sz w:val="21"/>
+          <w:szCs w:val="21"/>
+        </w:rPr>
+        <w:t xml:space="preserve"> card lists customers this one journey never enters or messages; add one by email address, mobile number or customer id (a customer inside leaves at once, exited early as "Suppressed for this journey"), with a note, and remove them later. Adding and removing need the Journeys · Suppress permission; workspace suppressions and consent apply before these.</w:t>
+      </w:r>
+    </w:p>
+    <w:p>
+      <w:pPr>
+        <w:pStyle w:val="ListParagraph"/>
+        <w:numPr>
+          <w:ilvl w:val="0"/>
+          <w:numId w:val="2"/>
+        </w:numPr>
+        <w:spacing w:after="60"/>
+      </w:pPr>
+      <w:r>
+        <w:rPr>
+          <w:rFonts w:ascii="Arial" w:cs="Arial" w:eastAsia="Arial" w:hAnsi="Arial"/>
+          <w:b/>
+          <w:bCs/>
+          <w:sz w:val="21"/>
+          <w:szCs w:val="21"/>
+        </w:rPr>
+        <w:t xml:space="preserve">Export CSV</w:t>
+      </w:r>
+      <w:r>
+        <w:rPr>
+          <w:rFonts w:ascii="Arial" w:cs="Arial" w:eastAsia="Arial" w:hAnsi="Arial"/>
+          <w:sz w:val="21"/>
+          <w:szCs w:val="21"/>
+        </w:rPr>
+        <w:t xml:space="preserve"> on the Customers card (Journeys · Export permission) saves the list as shown, with each customer's entry, status, where they are, conversion and exit.</w:t>
       </w:r>
     </w:p>
     <w:p>

--- a/docs/manuals/CEP_User_Guide.docx
+++ b/docs/manuals/CEP_User_Guide.docx
@@ -55593,6 +55593,78 @@
           <w:szCs w:val="21"/>
         </w:rPr>
         <w:t xml:space="preserve">A Fixed journey is closed to newcomers after its first pass, even if more customers would qualify later.</w:t>
+      </w:r>
+    </w:p>
+    <w:p>
+      <w:pPr>
+        <w:pStyle w:val="ListParagraph"/>
+        <w:numPr>
+          <w:ilvl w:val="0"/>
+          <w:numId w:val="2"/>
+        </w:numPr>
+        <w:spacing w:after="60"/>
+      </w:pPr>
+      <w:r>
+        <w:rPr>
+          <w:rFonts w:ascii="Arial" w:cs="Arial" w:eastAsia="Arial" w:hAnsi="Arial"/>
+          <w:sz w:val="21"/>
+          <w:szCs w:val="21"/>
+        </w:rPr>
+        <w:t xml:space="preserve">A step that fails for a temporary reason (no sender to send from, a send that failed or never started, an error while running it) is tried again after 5, 15 and 60 minutes. What still fails after the last try is given up and listed on the journey page's </w:t>
+      </w:r>
+      <w:r>
+        <w:rPr>
+          <w:rFonts w:ascii="Arial" w:cs="Arial" w:eastAsia="Arial" w:hAnsi="Arial"/>
+          <w:b/>
+          <w:bCs/>
+          <w:sz w:val="21"/>
+          <w:szCs w:val="21"/>
+        </w:rPr>
+        <w:t xml:space="preserve">Needs Attention</w:t>
+      </w:r>
+      <w:r>
+        <w:rPr>
+          <w:rFonts w:ascii="Arial" w:cs="Arial" w:eastAsia="Arial" w:hAnsi="Arial"/>
+          <w:sz w:val="21"/>
+          <w:szCs w:val="21"/>
+        </w:rPr>
+        <w:t xml:space="preserve"> card with the reason, the tries and when it gave up; </w:t>
+      </w:r>
+      <w:r>
+        <w:rPr>
+          <w:rFonts w:ascii="Arial" w:cs="Arial" w:eastAsia="Arial" w:hAnsi="Arial"/>
+          <w:b/>
+          <w:bCs/>
+          <w:sz w:val="21"/>
+          <w:szCs w:val="21"/>
+        </w:rPr>
+        <w:t xml:space="preserve">Retry Now</w:t>
+      </w:r>
+      <w:r>
+        <w:rPr>
+          <w:rFonts w:ascii="Arial" w:cs="Arial" w:eastAsia="Arial" w:hAnsi="Arial"/>
+          <w:sz w:val="21"/>
+          <w:szCs w:val="21"/>
+        </w:rPr>
+        <w:t xml:space="preserve"> runs the step again on the next pass, </w:t>
+      </w:r>
+      <w:r>
+        <w:rPr>
+          <w:rFonts w:ascii="Arial" w:cs="Arial" w:eastAsia="Arial" w:hAnsi="Arial"/>
+          <w:b/>
+          <w:bCs/>
+          <w:sz w:val="21"/>
+          <w:szCs w:val="21"/>
+        </w:rPr>
+        <w:t xml:space="preserve">Skip Step</w:t>
+      </w:r>
+      <w:r>
+        <w:rPr>
+          <w:rFonts w:ascii="Arial" w:cs="Arial" w:eastAsia="Arial" w:hAnsi="Arial"/>
+          <w:sz w:val="21"/>
+          <w:szCs w:val="21"/>
+        </w:rPr>
+        <w:t xml:space="preserve"> records it as skipped and moves the customer on (both need Journeys · Edit). A permanent failure (a missing template, a refused address) is recorded on the customer's timeline and the customer carries on, as before. One scheduler at a time works a workspace: a second one skips it instead of running it twice.</w:t>
       </w:r>
     </w:p>
     <w:p>

--- a/docs/manuals/CEP_User_Guide.docx
+++ b/docs/manuals/CEP_User_Guide.docx
@@ -50088,7 +50088,7 @@
                 <w:sz w:val="19"/>
                 <w:szCs w:val="19"/>
               </w:rPr>
-              <w:t xml:space="preserve">Wait, Condition (Yes / No), Split, Email, SMS / MMS, Issue Coupon, Update Loyalty Tier, Update Profile, Update Segment, Add to List, Remove from List, Goal, Exit Journey.</w:t>
+              <w:t xml:space="preserve">Wait, Condition (Yes / No), Split, Email, SMS / MMS, Issue Coupon, Update Loyalty Tier, Update Profile, Update Segment, Add to List, Remove from List, Webhook, Goal, Exit Journey.</w:t>
             </w:r>
           </w:p>
         </w:tc>
@@ -53314,6 +53314,150 @@
                 <w:szCs w:val="19"/>
               </w:rPr>
               <w:t xml:space="preserve">Changes the customer's membership of a contact list, as Update Segment does for segments.</w:t>
+            </w:r>
+          </w:p>
+        </w:tc>
+      </w:tr>
+      <w:tr>
+        <w:tc>
+          <w:tcPr>
+            <w:tcW w:type="dxa" w:w="2600"/>
+            <w:tcMar>
+              <w:top w:type="dxa" w:w="60"/>
+              <w:left w:type="dxa" w:w="90"/>
+              <w:bottom w:type="dxa" w:w="60"/>
+              <w:right w:type="dxa" w:w="90"/>
+            </w:tcMar>
+          </w:tcPr>
+          <w:p>
+            <w:r>
+              <w:rPr>
+                <w:rFonts w:ascii="Arial" w:cs="Arial" w:eastAsia="Arial" w:hAnsi="Arial"/>
+                <w:sz w:val="19"/>
+                <w:szCs w:val="19"/>
+              </w:rPr>
+              <w:t xml:space="preserve">Webhook</w:t>
+            </w:r>
+          </w:p>
+        </w:tc>
+        <w:tc>
+          <w:tcPr>
+            <w:tcW w:type="dxa" w:w="7480"/>
+            <w:tcMar>
+              <w:top w:type="dxa" w:w="60"/>
+              <w:left w:type="dxa" w:w="90"/>
+              <w:bottom w:type="dxa" w:w="60"/>
+              <w:right w:type="dxa" w:w="90"/>
+            </w:tcMar>
+          </w:tcPr>
+          <w:p>
+            <w:r>
+              <w:rPr>
+                <w:rFonts w:ascii="Arial" w:cs="Arial" w:eastAsia="Arial" w:hAnsi="Arial"/>
+                <w:sz w:val="19"/>
+                <w:szCs w:val="19"/>
+              </w:rPr>
+              <w:t xml:space="preserve">A signed JSON POST to an https address of yours with the customer (id, name, email, phone, and their custom attributes when asked), the journey, the step and the enrollment. A signing secret, kept encrypted and never shown again, puts </w:t>
+            </w:r>
+            <w:r>
+              <w:rPr>
+                <w:rFonts w:ascii="Consolas" w:cs="Consolas" w:eastAsia="Consolas" w:hAnsi="Consolas"/>
+                <w:sz w:val="19"/>
+                <w:szCs w:val="19"/>
+              </w:rPr>
+              <w:t xml:space="preserve">X-CEP-Signature: sha256=…</w:t>
+            </w:r>
+            <w:r>
+              <w:rPr>
+                <w:rFonts w:ascii="Arial" w:cs="Arial" w:eastAsia="Arial" w:hAnsi="Arial"/>
+                <w:sz w:val="19"/>
+                <w:szCs w:val="19"/>
+              </w:rPr>
+              <w:t xml:space="preserve"> (HMAC-SHA256 over </w:t>
+            </w:r>
+            <w:r>
+              <w:rPr>
+                <w:rFonts w:ascii="Consolas" w:cs="Consolas" w:eastAsia="Consolas" w:hAnsi="Consolas"/>
+                <w:sz w:val="19"/>
+                <w:szCs w:val="19"/>
+              </w:rPr>
+              <w:t xml:space="preserve">timestamp.body</w:t>
+            </w:r>
+            <w:r>
+              <w:rPr>
+                <w:rFonts w:ascii="Arial" w:cs="Arial" w:eastAsia="Arial" w:hAnsi="Arial"/>
+                <w:sz w:val="19"/>
+                <w:szCs w:val="19"/>
+              </w:rPr>
+              <w:t xml:space="preserve">) beside </w:t>
+            </w:r>
+            <w:r>
+              <w:rPr>
+                <w:rFonts w:ascii="Consolas" w:cs="Consolas" w:eastAsia="Consolas" w:hAnsi="Consolas"/>
+                <w:sz w:val="19"/>
+                <w:szCs w:val="19"/>
+              </w:rPr>
+              <w:t xml:space="preserve">X-CEP-Timestamp</w:t>
+            </w:r>
+            <w:r>
+              <w:rPr>
+                <w:rFonts w:ascii="Arial" w:cs="Arial" w:eastAsia="Arial" w:hAnsi="Arial"/>
+                <w:sz w:val="19"/>
+                <w:szCs w:val="19"/>
+              </w:rPr>
+              <w:t xml:space="preserve"> on every call; </w:t>
+            </w:r>
+            <w:r>
+              <w:rPr>
+                <w:rFonts w:ascii="Consolas" w:cs="Consolas" w:eastAsia="Consolas" w:hAnsi="Consolas"/>
+                <w:sz w:val="19"/>
+                <w:szCs w:val="19"/>
+              </w:rPr>
+              <w:t xml:space="preserve">X-CEP-Delivery</w:t>
+            </w:r>
+            <w:r>
+              <w:rPr>
+                <w:rFonts w:ascii="Arial" w:cs="Arial" w:eastAsia="Arial" w:hAnsi="Arial"/>
+                <w:sz w:val="19"/>
+                <w:szCs w:val="19"/>
+              </w:rPr>
+              <w:t xml:space="preserve"> is unique per call. A 2xx answer is success; 429, 5xx, a timeout or a connection error is retried like any temporary failure; another 4xx is recorded and the customer carries on. </w:t>
+            </w:r>
+            <w:r>
+              <w:rPr>
+                <w:rFonts w:ascii="Arial" w:cs="Arial" w:eastAsia="Arial" w:hAnsi="Arial"/>
+                <w:b/>
+                <w:bCs/>
+                <w:sz w:val="19"/>
+                <w:szCs w:val="19"/>
+              </w:rPr>
+              <w:t xml:space="preserve">Send a Test Call</w:t>
+            </w:r>
+            <w:r>
+              <w:rPr>
+                <w:rFonts w:ascii="Arial" w:cs="Arial" w:eastAsia="Arial" w:hAnsi="Arial"/>
+                <w:sz w:val="19"/>
+                <w:szCs w:val="19"/>
+              </w:rPr>
+              <w:t xml:space="preserve"> posts a sample customer. The journey page's </w:t>
+            </w:r>
+            <w:r>
+              <w:rPr>
+                <w:rFonts w:ascii="Arial" w:cs="Arial" w:eastAsia="Arial" w:hAnsi="Arial"/>
+                <w:b/>
+                <w:bCs/>
+                <w:sz w:val="19"/>
+                <w:szCs w:val="19"/>
+              </w:rPr>
+              <w:t xml:space="preserve">Webhook Calls</w:t>
+            </w:r>
+            <w:r>
+              <w:rPr>
+                <w:rFonts w:ascii="Arial" w:cs="Arial" w:eastAsia="Arial" w:hAnsi="Arial"/>
+                <w:sz w:val="19"/>
+                <w:szCs w:val="19"/>
+              </w:rPr>
+              <w:t xml:space="preserve"> card lists every call with the endpoint's answer.</w:t>
             </w:r>
           </w:p>
         </w:tc>

--- a/docs/manuals/CEP_User_Guide.docx
+++ b/docs/manuals/CEP_User_Guide.docx
@@ -341,6 +341,20 @@
     <w:p>
       <w:pPr>
         <w:spacing w:after="40"/>
+        <w:ind w:left="400"/>
+      </w:pPr>
+      <w:r>
+        <w:rPr>
+          <w:rFonts w:ascii="Arial" w:cs="Arial" w:eastAsia="Arial" w:hAnsi="Arial"/>
+          <w:sz w:val="20"/>
+          <w:szCs w:val="20"/>
+        </w:rPr>
+        <w:t xml:space="preserve">The customer page</w:t>
+      </w:r>
+    </w:p>
+    <w:p>
+      <w:pPr>
+        <w:spacing w:after="40"/>
         <w:ind w:left="0"/>
       </w:pPr>
       <w:r>
@@ -350,6 +364,104 @@
           <w:szCs w:val="22"/>
         </w:rPr>
         <w:t xml:space="preserve">Campaigns</w:t>
+      </w:r>
+    </w:p>
+    <w:p>
+      <w:pPr>
+        <w:spacing w:after="40"/>
+        <w:ind w:left="400"/>
+      </w:pPr>
+      <w:r>
+        <w:rPr>
+          <w:rFonts w:ascii="Arial" w:cs="Arial" w:eastAsia="Arial" w:hAnsi="Arial"/>
+          <w:sz w:val="20"/>
+          <w:szCs w:val="20"/>
+        </w:rPr>
+        <w:t xml:space="preserve">What this page is for</w:t>
+      </w:r>
+    </w:p>
+    <w:p>
+      <w:pPr>
+        <w:spacing w:after="40"/>
+        <w:ind w:left="400"/>
+      </w:pPr>
+      <w:r>
+        <w:rPr>
+          <w:rFonts w:ascii="Arial" w:cs="Arial" w:eastAsia="Arial" w:hAnsi="Arial"/>
+          <w:sz w:val="20"/>
+          <w:szCs w:val="20"/>
+        </w:rPr>
+        <w:t xml:space="preserve">Who can use it</w:t>
+      </w:r>
+    </w:p>
+    <w:p>
+      <w:pPr>
+        <w:spacing w:after="40"/>
+        <w:ind w:left="400"/>
+      </w:pPr>
+      <w:r>
+        <w:rPr>
+          <w:rFonts w:ascii="Arial" w:cs="Arial" w:eastAsia="Arial" w:hAnsi="Arial"/>
+          <w:sz w:val="20"/>
+          <w:szCs w:val="20"/>
+        </w:rPr>
+        <w:t xml:space="preserve">The fields and controls</w:t>
+      </w:r>
+    </w:p>
+    <w:p>
+      <w:pPr>
+        <w:spacing w:after="40"/>
+        <w:ind w:left="400"/>
+      </w:pPr>
+      <w:r>
+        <w:rPr>
+          <w:rFonts w:ascii="Arial" w:cs="Arial" w:eastAsia="Arial" w:hAnsi="Arial"/>
+          <w:sz w:val="20"/>
+          <w:szCs w:val="20"/>
+        </w:rPr>
+        <w:t xml:space="preserve">How to</w:t>
+      </w:r>
+    </w:p>
+    <w:p>
+      <w:pPr>
+        <w:spacing w:after="40"/>
+        <w:ind w:left="400"/>
+      </w:pPr>
+      <w:r>
+        <w:rPr>
+          <w:rFonts w:ascii="Arial" w:cs="Arial" w:eastAsia="Arial" w:hAnsi="Arial"/>
+          <w:sz w:val="20"/>
+          <w:szCs w:val="20"/>
+        </w:rPr>
+        <w:t xml:space="preserve">What happens behind the scenes</w:t>
+      </w:r>
+    </w:p>
+    <w:p>
+      <w:pPr>
+        <w:spacing w:after="40"/>
+        <w:ind w:left="400"/>
+      </w:pPr>
+      <w:r>
+        <w:rPr>
+          <w:rFonts w:ascii="Arial" w:cs="Arial" w:eastAsia="Arial" w:hAnsi="Arial"/>
+          <w:sz w:val="20"/>
+          <w:szCs w:val="20"/>
+        </w:rPr>
+        <w:t xml:space="preserve">Things to know</w:t>
+      </w:r>
+    </w:p>
+    <w:p>
+      <w:pPr>
+        <w:spacing w:after="40"/>
+        <w:ind w:left="0"/>
+      </w:pPr>
+      <w:r>
+        <w:rPr>
+          <w:rFonts w:ascii="Arial" w:cs="Arial" w:eastAsia="Arial" w:hAnsi="Arial"/>
+          <w:sz w:val="22"/>
+          <w:szCs w:val="22"/>
+        </w:rPr>
+        <w:t xml:space="preserve">Reports</w:t>
       </w:r>
     </w:p>
     <w:p>
@@ -9337,6 +9449,613 @@
       </w:r>
     </w:p>
     <w:p>
+      <w:pPr>
+        <w:pStyle w:val="Heading2"/>
+        <w:spacing w:after="120" w:before="240"/>
+      </w:pPr>
+      <w:r>
+        <w:rPr>
+          <w:rFonts w:ascii="Arial" w:cs="Arial" w:eastAsia="Arial" w:hAnsi="Arial"/>
+        </w:rPr>
+        <w:t xml:space="preserve">The customer page</w:t>
+      </w:r>
+    </w:p>
+    <w:p>
+      <w:pPr>
+        <w:spacing w:after="120"/>
+      </w:pPr>
+      <w:r>
+        <w:rPr>
+          <w:rFonts w:ascii="Arial" w:cs="Arial" w:eastAsia="Arial" w:hAnsi="Arial"/>
+          <w:b/>
+          <w:bCs/>
+          <w:sz w:val="21"/>
+          <w:szCs w:val="21"/>
+        </w:rPr>
+        <w:t xml:space="preserve">Where:</w:t>
+      </w:r>
+      <w:r>
+        <w:rPr>
+          <w:rFonts w:ascii="Arial" w:cs="Arial" w:eastAsia="Arial" w:hAnsi="Arial"/>
+          <w:sz w:val="21"/>
+          <w:szCs w:val="21"/>
+        </w:rPr>
+        <w:t xml:space="preserve"> </w:t>
+      </w:r>
+      <w:r>
+        <w:rPr>
+          <w:rFonts w:ascii="Arial" w:cs="Arial" w:eastAsia="Arial" w:hAnsi="Arial"/>
+          <w:b/>
+          <w:bCs/>
+          <w:sz w:val="21"/>
+          <w:szCs w:val="21"/>
+        </w:rPr>
+        <w:t xml:space="preserve">Find a Customer</w:t>
+      </w:r>
+      <w:r>
+        <w:rPr>
+          <w:rFonts w:ascii="Arial" w:cs="Arial" w:eastAsia="Arial" w:hAnsi="Arial"/>
+          <w:sz w:val="21"/>
+          <w:szCs w:val="21"/>
+        </w:rPr>
+        <w:t xml:space="preserve"> on the Contact Lists page (</w:t>
+      </w:r>
+      <w:r>
+        <w:rPr>
+          <w:rFonts w:ascii="Consolas" w:cs="Consolas" w:eastAsia="Consolas" w:hAnsi="Consolas"/>
+          <w:sz w:val="21"/>
+          <w:szCs w:val="21"/>
+        </w:rPr>
+        <w:t xml:space="preserve">/customers</w:t>
+      </w:r>
+      <w:r>
+        <w:rPr>
+          <w:rFonts w:ascii="Arial" w:cs="Arial" w:eastAsia="Arial" w:hAnsi="Arial"/>
+          <w:sz w:val="21"/>
+          <w:szCs w:val="21"/>
+        </w:rPr>
+        <w:t xml:space="preserve">); a customer's name on a journey's Customers card, on Settings → Events and on a list's members opens their page directly.</w:t>
+      </w:r>
+    </w:p>
+    <w:p>
+      <w:pPr>
+        <w:spacing w:after="120"/>
+      </w:pPr>
+      <w:r>
+        <w:rPr>
+          <w:rFonts w:ascii="Arial" w:cs="Arial" w:eastAsia="Arial" w:hAnsi="Arial"/>
+          <w:sz w:val="21"/>
+          <w:szCs w:val="21"/>
+        </w:rPr>
+        <w:t xml:space="preserve">One customer across the workspace, read from the records C360 syncs (or an upload added). Nothing is edited here: the record is C360's.</w:t>
+      </w:r>
+    </w:p>
+    <w:tbl>
+      <w:tblPr>
+        <w:tblW w:type="dxa" w:w="10080"/>
+        <w:tblBorders>
+          <w:top w:val="single" w:color="D9DBE3" w:sz="4"/>
+          <w:left w:val="none"/>
+          <w:bottom w:val="single" w:color="D9DBE3" w:sz="4"/>
+          <w:right w:val="none"/>
+          <w:insideH w:val="single" w:color="E6E8EF" w:sz="4"/>
+          <w:insideV w:val="none"/>
+        </w:tblBorders>
+      </w:tblPr>
+      <w:tblGrid>
+        <w:gridCol w:w="2600"/>
+        <w:gridCol w:w="7480"/>
+      </w:tblGrid>
+      <w:tr>
+        <w:trPr>
+          <w:tblHeader/>
+        </w:trPr>
+        <w:tc>
+          <w:tcPr>
+            <w:tcW w:type="dxa" w:w="2600"/>
+            <w:shd w:fill="EEEFF5" w:color="auto" w:val="clear"/>
+            <w:tcMar>
+              <w:top w:type="dxa" w:w="60"/>
+              <w:left w:type="dxa" w:w="90"/>
+              <w:bottom w:type="dxa" w:w="60"/>
+              <w:right w:type="dxa" w:w="90"/>
+            </w:tcMar>
+          </w:tcPr>
+          <w:p>
+            <w:r>
+              <w:rPr>
+                <w:rFonts w:ascii="Arial" w:cs="Arial" w:eastAsia="Arial" w:hAnsi="Arial"/>
+                <w:b/>
+                <w:bCs/>
+                <w:sz w:val="18"/>
+                <w:szCs w:val="18"/>
+              </w:rPr>
+              <w:t xml:space="preserve">Part</w:t>
+            </w:r>
+          </w:p>
+        </w:tc>
+        <w:tc>
+          <w:tcPr>
+            <w:tcW w:type="dxa" w:w="7480"/>
+            <w:shd w:fill="EEEFF5" w:color="auto" w:val="clear"/>
+            <w:tcMar>
+              <w:top w:type="dxa" w:w="60"/>
+              <w:left w:type="dxa" w:w="90"/>
+              <w:bottom w:type="dxa" w:w="60"/>
+              <w:right w:type="dxa" w:w="90"/>
+            </w:tcMar>
+          </w:tcPr>
+          <w:p>
+            <w:r>
+              <w:rPr>
+                <w:rFonts w:ascii="Arial" w:cs="Arial" w:eastAsia="Arial" w:hAnsi="Arial"/>
+                <w:b/>
+                <w:bCs/>
+                <w:sz w:val="18"/>
+                <w:szCs w:val="18"/>
+              </w:rPr>
+              <w:t xml:space="preserve">What it shows</w:t>
+            </w:r>
+          </w:p>
+        </w:tc>
+      </w:tr>
+      <w:tr>
+        <w:tc>
+          <w:tcPr>
+            <w:tcW w:type="dxa" w:w="2600"/>
+            <w:tcMar>
+              <w:top w:type="dxa" w:w="60"/>
+              <w:left w:type="dxa" w:w="90"/>
+              <w:bottom w:type="dxa" w:w="60"/>
+              <w:right w:type="dxa" w:w="90"/>
+            </w:tcMar>
+          </w:tcPr>
+          <w:p>
+            <w:r>
+              <w:rPr>
+                <w:rFonts w:ascii="Arial" w:cs="Arial" w:eastAsia="Arial" w:hAnsi="Arial"/>
+                <w:sz w:val="19"/>
+                <w:szCs w:val="19"/>
+              </w:rPr>
+              <w:t xml:space="preserve">Header</w:t>
+            </w:r>
+          </w:p>
+        </w:tc>
+        <w:tc>
+          <w:tcPr>
+            <w:tcW w:type="dxa" w:w="7480"/>
+            <w:tcMar>
+              <w:top w:type="dxa" w:w="60"/>
+              <w:left w:type="dxa" w:w="90"/>
+              <w:bottom w:type="dxa" w:w="60"/>
+              <w:right w:type="dxa" w:w="90"/>
+            </w:tcMar>
+          </w:tcPr>
+          <w:p>
+            <w:r>
+              <w:rPr>
+                <w:rFonts w:ascii="Arial" w:cs="Arial" w:eastAsia="Arial" w:hAnsi="Arial"/>
+                <w:sz w:val="19"/>
+                <w:szCs w:val="19"/>
+              </w:rPr>
+              <w:t xml:space="preserve">The name, the customer id, where the record came from and when it was last updated, and a tag per channel saying whether they can receive marketing (Email: Can receive; SMS: No consent).</w:t>
+            </w:r>
+          </w:p>
+        </w:tc>
+      </w:tr>
+      <w:tr>
+        <w:tc>
+          <w:tcPr>
+            <w:tcW w:type="dxa" w:w="2600"/>
+            <w:tcMar>
+              <w:top w:type="dxa" w:w="60"/>
+              <w:left w:type="dxa" w:w="90"/>
+              <w:bottom w:type="dxa" w:w="60"/>
+              <w:right w:type="dxa" w:w="90"/>
+            </w:tcMar>
+          </w:tcPr>
+          <w:p>
+            <w:r>
+              <w:rPr>
+                <w:rFonts w:ascii="Arial" w:cs="Arial" w:eastAsia="Arial" w:hAnsi="Arial"/>
+                <w:sz w:val="19"/>
+                <w:szCs w:val="19"/>
+              </w:rPr>
+              <w:t xml:space="preserve">Record</w:t>
+            </w:r>
+          </w:p>
+        </w:tc>
+        <w:tc>
+          <w:tcPr>
+            <w:tcW w:type="dxa" w:w="7480"/>
+            <w:tcMar>
+              <w:top w:type="dxa" w:w="60"/>
+              <w:left w:type="dxa" w:w="90"/>
+              <w:bottom w:type="dxa" w:w="60"/>
+              <w:right w:type="dxa" w:w="90"/>
+            </w:tcMar>
+          </w:tcPr>
+          <w:p>
+            <w:r>
+              <w:rPr>
+                <w:rFonts w:ascii="Arial" w:cs="Arial" w:eastAsia="Arial" w:hAnsi="Arial"/>
+                <w:sz w:val="19"/>
+                <w:szCs w:val="19"/>
+              </w:rPr>
+              <w:t xml:space="preserve">Email addresses, phone numbers and the address, as the record holds them.</w:t>
+            </w:r>
+          </w:p>
+        </w:tc>
+      </w:tr>
+      <w:tr>
+        <w:tc>
+          <w:tcPr>
+            <w:tcW w:type="dxa" w:w="2600"/>
+            <w:tcMar>
+              <w:top w:type="dxa" w:w="60"/>
+              <w:left w:type="dxa" w:w="90"/>
+              <w:bottom w:type="dxa" w:w="60"/>
+              <w:right w:type="dxa" w:w="90"/>
+            </w:tcMar>
+          </w:tcPr>
+          <w:p>
+            <w:r>
+              <w:rPr>
+                <w:rFonts w:ascii="Arial" w:cs="Arial" w:eastAsia="Arial" w:hAnsi="Arial"/>
+                <w:sz w:val="19"/>
+                <w:szCs w:val="19"/>
+              </w:rPr>
+              <w:t xml:space="preserve">Consent</w:t>
+            </w:r>
+          </w:p>
+        </w:tc>
+        <w:tc>
+          <w:tcPr>
+            <w:tcW w:type="dxa" w:w="7480"/>
+            <w:tcMar>
+              <w:top w:type="dxa" w:w="60"/>
+              <w:left w:type="dxa" w:w="90"/>
+              <w:bottom w:type="dxa" w:w="60"/>
+              <w:right w:type="dxa" w:w="90"/>
+            </w:tcMar>
+          </w:tcPr>
+          <w:p>
+            <w:r>
+              <w:rPr>
+                <w:rFonts w:ascii="Arial" w:cs="Arial" w:eastAsia="Arial" w:hAnsi="Arial"/>
+                <w:sz w:val="19"/>
+                <w:szCs w:val="19"/>
+              </w:rPr>
+              <w:t xml:space="preserve">Per channel: the consent status, whether they can receive and why not, when they opted in or out and how, and any suppression. This is the verdict the send engine uses.</w:t>
+            </w:r>
+          </w:p>
+        </w:tc>
+      </w:tr>
+      <w:tr>
+        <w:tc>
+          <w:tcPr>
+            <w:tcW w:type="dxa" w:w="2600"/>
+            <w:tcMar>
+              <w:top w:type="dxa" w:w="60"/>
+              <w:left w:type="dxa" w:w="90"/>
+              <w:bottom w:type="dxa" w:w="60"/>
+              <w:right w:type="dxa" w:w="90"/>
+            </w:tcMar>
+          </w:tcPr>
+          <w:p>
+            <w:r>
+              <w:rPr>
+                <w:rFonts w:ascii="Arial" w:cs="Arial" w:eastAsia="Arial" w:hAnsi="Arial"/>
+                <w:sz w:val="19"/>
+                <w:szCs w:val="19"/>
+              </w:rPr>
+              <w:t xml:space="preserve">Custom Attributes</w:t>
+            </w:r>
+          </w:p>
+        </w:tc>
+        <w:tc>
+          <w:tcPr>
+            <w:tcW w:type="dxa" w:w="7480"/>
+            <w:tcMar>
+              <w:top w:type="dxa" w:w="60"/>
+              <w:left w:type="dxa" w:w="90"/>
+              <w:bottom w:type="dxa" w:w="60"/>
+              <w:right w:type="dxa" w:w="90"/>
+            </w:tcMar>
+          </w:tcPr>
+          <w:p>
+            <w:r>
+              <w:rPr>
+                <w:rFonts w:ascii="Arial" w:cs="Arial" w:eastAsia="Arial" w:hAnsi="Arial"/>
+                <w:sz w:val="19"/>
+                <w:szCs w:val="19"/>
+              </w:rPr>
+              <w:t xml:space="preserve">Every field C360 sent with the record (loyalty tier, home store, time zone, dates), which conditions, splits, date entries and time-of-day waits read.</w:t>
+            </w:r>
+          </w:p>
+        </w:tc>
+      </w:tr>
+      <w:tr>
+        <w:tc>
+          <w:tcPr>
+            <w:tcW w:type="dxa" w:w="2600"/>
+            <w:tcMar>
+              <w:top w:type="dxa" w:w="60"/>
+              <w:left w:type="dxa" w:w="90"/>
+              <w:bottom w:type="dxa" w:w="60"/>
+              <w:right w:type="dxa" w:w="90"/>
+            </w:tcMar>
+          </w:tcPr>
+          <w:p>
+            <w:r>
+              <w:rPr>
+                <w:rFonts w:ascii="Arial" w:cs="Arial" w:eastAsia="Arial" w:hAnsi="Arial"/>
+                <w:sz w:val="19"/>
+                <w:szCs w:val="19"/>
+              </w:rPr>
+              <w:t xml:space="preserve">Journeys</w:t>
+            </w:r>
+          </w:p>
+        </w:tc>
+        <w:tc>
+          <w:tcPr>
+            <w:tcW w:type="dxa" w:w="7480"/>
+            <w:tcMar>
+              <w:top w:type="dxa" w:w="60"/>
+              <w:left w:type="dxa" w:w="90"/>
+              <w:bottom w:type="dxa" w:w="60"/>
+              <w:right w:type="dxa" w:w="90"/>
+            </w:tcMar>
+          </w:tcPr>
+          <w:p>
+            <w:r>
+              <w:rPr>
+                <w:rFonts w:ascii="Arial" w:cs="Arial" w:eastAsia="Arial" w:hAnsi="Arial"/>
+                <w:sz w:val="19"/>
+                <w:szCs w:val="19"/>
+              </w:rPr>
+              <w:t xml:space="preserve">Every journey they entered, with where they are now, whether they converted and </w:t>
+            </w:r>
+            <w:r>
+              <w:rPr>
+                <w:rFonts w:ascii="Arial" w:cs="Arial" w:eastAsia="Arial" w:hAnsi="Arial"/>
+                <w:b/>
+                <w:bCs/>
+                <w:sz w:val="19"/>
+                <w:szCs w:val="19"/>
+              </w:rPr>
+              <w:t xml:space="preserve">View Timeline</w:t>
+            </w:r>
+            <w:r>
+              <w:rPr>
+                <w:rFonts w:ascii="Arial" w:cs="Arial" w:eastAsia="Arial" w:hAnsi="Arial"/>
+                <w:sz w:val="19"/>
+                <w:szCs w:val="19"/>
+              </w:rPr>
+              <w:t xml:space="preserve">, which opens their timeline on the journey's page; and the journeys they are kept out of by a suppression.</w:t>
+            </w:r>
+          </w:p>
+        </w:tc>
+      </w:tr>
+      <w:tr>
+        <w:tc>
+          <w:tcPr>
+            <w:tcW w:type="dxa" w:w="2600"/>
+            <w:tcMar>
+              <w:top w:type="dxa" w:w="60"/>
+              <w:left w:type="dxa" w:w="90"/>
+              <w:bottom w:type="dxa" w:w="60"/>
+              <w:right w:type="dxa" w:w="90"/>
+            </w:tcMar>
+          </w:tcPr>
+          <w:p>
+            <w:r>
+              <w:rPr>
+                <w:rFonts w:ascii="Arial" w:cs="Arial" w:eastAsia="Arial" w:hAnsi="Arial"/>
+                <w:sz w:val="19"/>
+                <w:szCs w:val="19"/>
+              </w:rPr>
+              <w:t xml:space="preserve">Events</w:t>
+            </w:r>
+          </w:p>
+        </w:tc>
+        <w:tc>
+          <w:tcPr>
+            <w:tcW w:type="dxa" w:w="7480"/>
+            <w:tcMar>
+              <w:top w:type="dxa" w:w="60"/>
+              <w:left w:type="dxa" w:w="90"/>
+              <w:bottom w:type="dxa" w:w="60"/>
+              <w:right w:type="dxa" w:w="90"/>
+            </w:tcMar>
+          </w:tcPr>
+          <w:p>
+            <w:r>
+              <w:rPr>
+                <w:rFonts w:ascii="Arial" w:cs="Arial" w:eastAsia="Arial" w:hAnsi="Arial"/>
+                <w:sz w:val="19"/>
+                <w:szCs w:val="19"/>
+              </w:rPr>
+              <w:t xml:space="preserve">The last 50 events received for them, with their data.</w:t>
+            </w:r>
+          </w:p>
+        </w:tc>
+      </w:tr>
+      <w:tr>
+        <w:tc>
+          <w:tcPr>
+            <w:tcW w:type="dxa" w:w="2600"/>
+            <w:tcMar>
+              <w:top w:type="dxa" w:w="60"/>
+              <w:left w:type="dxa" w:w="90"/>
+              <w:bottom w:type="dxa" w:w="60"/>
+              <w:right w:type="dxa" w:w="90"/>
+            </w:tcMar>
+          </w:tcPr>
+          <w:p>
+            <w:r>
+              <w:rPr>
+                <w:rFonts w:ascii="Arial" w:cs="Arial" w:eastAsia="Arial" w:hAnsi="Arial"/>
+                <w:sz w:val="19"/>
+                <w:szCs w:val="19"/>
+              </w:rPr>
+              <w:t xml:space="preserve">Orders</w:t>
+            </w:r>
+          </w:p>
+        </w:tc>
+        <w:tc>
+          <w:tcPr>
+            <w:tcW w:type="dxa" w:w="7480"/>
+            <w:tcMar>
+              <w:top w:type="dxa" w:w="60"/>
+              <w:left w:type="dxa" w:w="90"/>
+              <w:bottom w:type="dxa" w:w="60"/>
+              <w:right w:type="dxa" w:w="90"/>
+            </w:tcMar>
+          </w:tcPr>
+          <w:p>
+            <w:r>
+              <w:rPr>
+                <w:rFonts w:ascii="Arial" w:cs="Arial" w:eastAsia="Arial" w:hAnsi="Arial"/>
+                <w:sz w:val="19"/>
+                <w:szCs w:val="19"/>
+              </w:rPr>
+              <w:t xml:space="preserve">The last 20 orders Attribution received, and the campaign each was credited to.</w:t>
+            </w:r>
+          </w:p>
+        </w:tc>
+      </w:tr>
+      <w:tr>
+        <w:tc>
+          <w:tcPr>
+            <w:tcW w:type="dxa" w:w="2600"/>
+            <w:tcMar>
+              <w:top w:type="dxa" w:w="60"/>
+              <w:left w:type="dxa" w:w="90"/>
+              <w:bottom w:type="dxa" w:w="60"/>
+              <w:right w:type="dxa" w:w="90"/>
+            </w:tcMar>
+          </w:tcPr>
+          <w:p>
+            <w:r>
+              <w:rPr>
+                <w:rFonts w:ascii="Arial" w:cs="Arial" w:eastAsia="Arial" w:hAnsi="Arial"/>
+                <w:sz w:val="19"/>
+                <w:szCs w:val="19"/>
+              </w:rPr>
+              <w:t xml:space="preserve">Messages</w:t>
+            </w:r>
+          </w:p>
+        </w:tc>
+        <w:tc>
+          <w:tcPr>
+            <w:tcW w:type="dxa" w:w="7480"/>
+            <w:tcMar>
+              <w:top w:type="dxa" w:w="60"/>
+              <w:left w:type="dxa" w:w="90"/>
+              <w:bottom w:type="dxa" w:w="60"/>
+              <w:right w:type="dxa" w:w="90"/>
+            </w:tcMar>
+          </w:tcPr>
+          <w:p>
+            <w:r>
+              <w:rPr>
+                <w:rFonts w:ascii="Arial" w:cs="Arial" w:eastAsia="Arial" w:hAnsi="Arial"/>
+                <w:sz w:val="19"/>
+                <w:szCs w:val="19"/>
+              </w:rPr>
+              <w:t xml:space="preserve">The last 30 messages campaigns and journeys sent them, with what became of each (delivered, opened, clicked, or why it was not sent).</w:t>
+            </w:r>
+          </w:p>
+        </w:tc>
+      </w:tr>
+      <w:tr>
+        <w:tc>
+          <w:tcPr>
+            <w:tcW w:type="dxa" w:w="2600"/>
+            <w:tcMar>
+              <w:top w:type="dxa" w:w="60"/>
+              <w:left w:type="dxa" w:w="90"/>
+              <w:bottom w:type="dxa" w:w="60"/>
+              <w:right w:type="dxa" w:w="90"/>
+            </w:tcMar>
+          </w:tcPr>
+          <w:p>
+            <w:r>
+              <w:rPr>
+                <w:rFonts w:ascii="Arial" w:cs="Arial" w:eastAsia="Arial" w:hAnsi="Arial"/>
+                <w:sz w:val="19"/>
+                <w:szCs w:val="19"/>
+              </w:rPr>
+              <w:t xml:space="preserve">Contact Lists</w:t>
+            </w:r>
+          </w:p>
+        </w:tc>
+        <w:tc>
+          <w:tcPr>
+            <w:tcW w:type="dxa" w:w="7480"/>
+            <w:tcMar>
+              <w:top w:type="dxa" w:w="60"/>
+              <w:left w:type="dxa" w:w="90"/>
+              <w:bottom w:type="dxa" w:w="60"/>
+              <w:right w:type="dxa" w:w="90"/>
+            </w:tcMar>
+          </w:tcPr>
+          <w:p>
+            <w:r>
+              <w:rPr>
+                <w:rFonts w:ascii="Arial" w:cs="Arial" w:eastAsia="Arial" w:hAnsi="Arial"/>
+                <w:sz w:val="19"/>
+                <w:szCs w:val="19"/>
+              </w:rPr>
+              <w:t xml:space="preserve">The lists they are on and how they got there. Lists a journey makes for its own sends are left out.</w:t>
+            </w:r>
+          </w:p>
+        </w:tc>
+      </w:tr>
+    </w:tbl>
+    <w:p>
+      <w:pPr>
+        <w:spacing w:after="120"/>
+      </w:pPr>
+    </w:p>
+    <w:p>
+      <w:pPr>
+        <w:spacing w:after="120"/>
+      </w:pPr>
+      <w:r>
+        <w:rPr>
+          <w:rFonts w:ascii="Arial" w:cs="Arial" w:eastAsia="Arial" w:hAnsi="Arial"/>
+          <w:b/>
+          <w:bCs/>
+          <w:sz w:val="21"/>
+          <w:szCs w:val="21"/>
+        </w:rPr>
+        <w:t xml:space="preserve">Finding a customer.</w:t>
+      </w:r>
+      <w:r>
+        <w:rPr>
+          <w:rFonts w:ascii="Arial" w:cs="Arial" w:eastAsia="Arial" w:hAnsi="Arial"/>
+          <w:sz w:val="21"/>
+          <w:szCs w:val="21"/>
+        </w:rPr>
+        <w:t xml:space="preserve"> Type part of a name, an email address, a mobile number (digits only are fine) or a customer id. A customer who is not in the records does not appear: C360 has to sync them, or an upload has to add them, before CEP can reach them.</w:t>
+      </w:r>
+    </w:p>
+    <w:p>
+      <w:pPr>
+        <w:spacing w:after="120"/>
+      </w:pPr>
+      <w:r>
+        <w:rPr>
+          <w:rFonts w:ascii="Arial" w:cs="Arial" w:eastAsia="Arial" w:hAnsi="Arial"/>
+          <w:sz w:val="21"/>
+          <w:szCs w:val="21"/>
+        </w:rPr>
+        <w:t xml:space="preserve">Who may see it: anyone who may see contact lists, campaigns or journeys.</w:t>
+      </w:r>
+    </w:p>
+    <w:p>
       <w:r>
         <w:br w:type="page"/>
       </w:r>
@@ -12300,6 +13019,1209 @@
           <w:szCs w:val="21"/>
         </w:rPr>
         <w:t xml:space="preserve">The hourly rate limit is stored and shown but not enforced yet; the engine's Messages per Minute is.</w:t>
+      </w:r>
+    </w:p>
+    <w:p>
+      <w:r>
+        <w:br w:type="page"/>
+      </w:r>
+    </w:p>
+    <w:p>
+      <w:pPr>
+        <w:pStyle w:val="Heading1"/>
+        <w:spacing w:after="120" w:before="0"/>
+      </w:pPr>
+      <w:r>
+        <w:rPr>
+          <w:rFonts w:ascii="Arial" w:cs="Arial" w:eastAsia="Arial" w:hAnsi="Arial"/>
+        </w:rPr>
+        <w:t xml:space="preserve">Reports</w:t>
+      </w:r>
+    </w:p>
+    <w:p>
+      <w:pPr>
+        <w:spacing w:after="120"/>
+      </w:pPr>
+      <w:r>
+        <w:rPr>
+          <w:rFonts w:ascii="Arial" w:cs="Arial" w:eastAsia="Arial" w:hAnsi="Arial"/>
+          <w:b/>
+          <w:bCs/>
+          <w:sz w:val="21"/>
+          <w:szCs w:val="21"/>
+        </w:rPr>
+        <w:t xml:space="preserve">Where:</w:t>
+      </w:r>
+      <w:r>
+        <w:rPr>
+          <w:rFonts w:ascii="Arial" w:cs="Arial" w:eastAsia="Arial" w:hAnsi="Arial"/>
+          <w:sz w:val="21"/>
+          <w:szCs w:val="21"/>
+        </w:rPr>
+        <w:t xml:space="preserve"> Reports, in the main menu.</w:t>
+      </w:r>
+    </w:p>
+    <w:p>
+      <w:pPr>
+        <w:pStyle w:val="Heading2"/>
+        <w:spacing w:after="120" w:before="240"/>
+      </w:pPr>
+      <w:r>
+        <w:rPr>
+          <w:rFonts w:ascii="Arial" w:cs="Arial" w:eastAsia="Arial" w:hAnsi="Arial"/>
+        </w:rPr>
+        <w:t xml:space="preserve">What this page is for</w:t>
+      </w:r>
+    </w:p>
+    <w:p>
+      <w:pPr>
+        <w:spacing w:after="120"/>
+      </w:pPr>
+      <w:r>
+        <w:rPr>
+          <w:rFonts w:ascii="Arial" w:cs="Arial" w:eastAsia="Arial" w:hAnsi="Arial"/>
+          <w:sz w:val="21"/>
+          <w:szCs w:val="21"/>
+        </w:rPr>
+        <w:t xml:space="preserve">Reports shows how the workspace performed over a period, from the figures CEP already records: sends, deliveries, opens, clicks, bounces, complaints, unsubscribes and attributed revenue. Nothing is collected here that the campaigns and journeys do not already keep. Two datasets share the page: </w:t>
+      </w:r>
+      <w:r>
+        <w:rPr>
+          <w:rFonts w:ascii="Arial" w:cs="Arial" w:eastAsia="Arial" w:hAnsi="Arial"/>
+          <w:b/>
+          <w:bCs/>
+          <w:sz w:val="21"/>
+          <w:szCs w:val="21"/>
+        </w:rPr>
+        <w:t xml:space="preserve">Campaigns</w:t>
+      </w:r>
+      <w:r>
+        <w:rPr>
+          <w:rFonts w:ascii="Arial" w:cs="Arial" w:eastAsia="Arial" w:hAnsi="Arial"/>
+          <w:sz w:val="21"/>
+          <w:szCs w:val="21"/>
+        </w:rPr>
+        <w:t xml:space="preserve"> (the default) and </w:t>
+      </w:r>
+      <w:r>
+        <w:rPr>
+          <w:rFonts w:ascii="Arial" w:cs="Arial" w:eastAsia="Arial" w:hAnsi="Arial"/>
+          <w:b/>
+          <w:bCs/>
+          <w:sz w:val="21"/>
+          <w:szCs w:val="21"/>
+        </w:rPr>
+        <w:t xml:space="preserve">Journeys</w:t>
+      </w:r>
+      <w:r>
+        <w:rPr>
+          <w:rFonts w:ascii="Arial" w:cs="Arial" w:eastAsia="Arial" w:hAnsi="Arial"/>
+          <w:sz w:val="21"/>
+          <w:szCs w:val="21"/>
+        </w:rPr>
+        <w:t xml:space="preserve">.</w:t>
+      </w:r>
+    </w:p>
+    <w:p>
+      <w:pPr>
+        <w:pStyle w:val="Heading2"/>
+        <w:spacing w:after="120" w:before="240"/>
+      </w:pPr>
+      <w:r>
+        <w:rPr>
+          <w:rFonts w:ascii="Arial" w:cs="Arial" w:eastAsia="Arial" w:hAnsi="Arial"/>
+        </w:rPr>
+        <w:t xml:space="preserve">Who can use it</w:t>
+      </w:r>
+    </w:p>
+    <w:p>
+      <w:pPr>
+        <w:spacing w:after="120"/>
+      </w:pPr>
+      <w:r>
+        <w:rPr>
+          <w:rFonts w:ascii="Arial" w:cs="Arial" w:eastAsia="Arial" w:hAnsi="Arial"/>
+          <w:sz w:val="21"/>
+          <w:szCs w:val="21"/>
+        </w:rPr>
+        <w:t xml:space="preserve">Anyone whose role carries Reports · View (</w:t>
+      </w:r>
+      <w:r>
+        <w:rPr>
+          <w:rFonts w:ascii="Consolas" w:cs="Consolas" w:eastAsia="Consolas" w:hAnsi="Consolas"/>
+          <w:sz w:val="21"/>
+          <w:szCs w:val="21"/>
+        </w:rPr>
+        <w:t xml:space="preserve">report.view</w:t>
+      </w:r>
+      <w:r>
+        <w:rPr>
+          <w:rFonts w:ascii="Arial" w:cs="Arial" w:eastAsia="Arial" w:hAnsi="Arial"/>
+          <w:sz w:val="21"/>
+          <w:szCs w:val="21"/>
+        </w:rPr>
+        <w:t xml:space="preserve">). Scheduling the weekly email needs User Admin (</w:t>
+      </w:r>
+      <w:r>
+        <w:rPr>
+          <w:rFonts w:ascii="Consolas" w:cs="Consolas" w:eastAsia="Consolas" w:hAnsi="Consolas"/>
+          <w:sz w:val="21"/>
+          <w:szCs w:val="21"/>
+        </w:rPr>
+        <w:t xml:space="preserve">user.admin</w:t>
+      </w:r>
+      <w:r>
+        <w:rPr>
+          <w:rFonts w:ascii="Arial" w:cs="Arial" w:eastAsia="Arial" w:hAnsi="Arial"/>
+          <w:sz w:val="21"/>
+          <w:szCs w:val="21"/>
+        </w:rPr>
+        <w:t xml:space="preserve">). The Journeys dataset is offered when the workspace has the Journeys feature.</w:t>
+      </w:r>
+    </w:p>
+    <w:p>
+      <w:pPr>
+        <w:pStyle w:val="Heading2"/>
+        <w:spacing w:after="120" w:before="240"/>
+      </w:pPr>
+      <w:r>
+        <w:rPr>
+          <w:rFonts w:ascii="Arial" w:cs="Arial" w:eastAsia="Arial" w:hAnsi="Arial"/>
+        </w:rPr>
+        <w:t xml:space="preserve">The fields and controls</w:t>
+      </w:r>
+    </w:p>
+    <w:tbl>
+      <w:tblPr>
+        <w:tblW w:type="dxa" w:w="10080"/>
+        <w:tblBorders>
+          <w:top w:val="single" w:color="D9DBE3" w:sz="4"/>
+          <w:left w:val="none"/>
+          <w:bottom w:val="single" w:color="D9DBE3" w:sz="4"/>
+          <w:right w:val="none"/>
+          <w:insideH w:val="single" w:color="E6E8EF" w:sz="4"/>
+          <w:insideV w:val="none"/>
+        </w:tblBorders>
+      </w:tblPr>
+      <w:tblGrid>
+        <w:gridCol w:w="2600"/>
+        <w:gridCol w:w="7480"/>
+      </w:tblGrid>
+      <w:tr>
+        <w:trPr>
+          <w:tblHeader/>
+        </w:trPr>
+        <w:tc>
+          <w:tcPr>
+            <w:tcW w:type="dxa" w:w="2600"/>
+            <w:shd w:fill="EEEFF5" w:color="auto" w:val="clear"/>
+            <w:tcMar>
+              <w:top w:type="dxa" w:w="60"/>
+              <w:left w:type="dxa" w:w="90"/>
+              <w:bottom w:type="dxa" w:w="60"/>
+              <w:right w:type="dxa" w:w="90"/>
+            </w:tcMar>
+          </w:tcPr>
+          <w:p>
+            <w:r>
+              <w:rPr>
+                <w:rFonts w:ascii="Arial" w:cs="Arial" w:eastAsia="Arial" w:hAnsi="Arial"/>
+                <w:b/>
+                <w:bCs/>
+                <w:sz w:val="18"/>
+                <w:szCs w:val="18"/>
+              </w:rPr>
+              <w:t xml:space="preserve">Control</w:t>
+            </w:r>
+          </w:p>
+        </w:tc>
+        <w:tc>
+          <w:tcPr>
+            <w:tcW w:type="dxa" w:w="7480"/>
+            <w:shd w:fill="EEEFF5" w:color="auto" w:val="clear"/>
+            <w:tcMar>
+              <w:top w:type="dxa" w:w="60"/>
+              <w:left w:type="dxa" w:w="90"/>
+              <w:bottom w:type="dxa" w:w="60"/>
+              <w:right w:type="dxa" w:w="90"/>
+            </w:tcMar>
+          </w:tcPr>
+          <w:p>
+            <w:r>
+              <w:rPr>
+                <w:rFonts w:ascii="Arial" w:cs="Arial" w:eastAsia="Arial" w:hAnsi="Arial"/>
+                <w:b/>
+                <w:bCs/>
+                <w:sz w:val="18"/>
+                <w:szCs w:val="18"/>
+              </w:rPr>
+              <w:t xml:space="preserve">What it does</w:t>
+            </w:r>
+          </w:p>
+        </w:tc>
+      </w:tr>
+      <w:tr>
+        <w:tc>
+          <w:tcPr>
+            <w:tcW w:type="dxa" w:w="2600"/>
+            <w:tcMar>
+              <w:top w:type="dxa" w:w="60"/>
+              <w:left w:type="dxa" w:w="90"/>
+              <w:bottom w:type="dxa" w:w="60"/>
+              <w:right w:type="dxa" w:w="90"/>
+            </w:tcMar>
+          </w:tcPr>
+          <w:p>
+            <w:r>
+              <w:rPr>
+                <w:rFonts w:ascii="Arial" w:cs="Arial" w:eastAsia="Arial" w:hAnsi="Arial"/>
+                <w:sz w:val="19"/>
+                <w:szCs w:val="19"/>
+              </w:rPr>
+              <w:t xml:space="preserve">Dataset</w:t>
+            </w:r>
+          </w:p>
+        </w:tc>
+        <w:tc>
+          <w:tcPr>
+            <w:tcW w:type="dxa" w:w="7480"/>
+            <w:tcMar>
+              <w:top w:type="dxa" w:w="60"/>
+              <w:left w:type="dxa" w:w="90"/>
+              <w:bottom w:type="dxa" w:w="60"/>
+              <w:right w:type="dxa" w:w="90"/>
+            </w:tcMar>
+          </w:tcPr>
+          <w:p>
+            <w:r>
+              <w:rPr>
+                <w:rFonts w:ascii="Arial" w:cs="Arial" w:eastAsia="Arial" w:hAnsi="Arial"/>
+                <w:b/>
+                <w:bCs/>
+                <w:sz w:val="19"/>
+                <w:szCs w:val="19"/>
+              </w:rPr>
+              <w:t xml:space="preserve">Campaigns</w:t>
+            </w:r>
+            <w:r>
+              <w:rPr>
+                <w:rFonts w:ascii="Arial" w:cs="Arial" w:eastAsia="Arial" w:hAnsi="Arial"/>
+                <w:sz w:val="19"/>
+                <w:szCs w:val="19"/>
+              </w:rPr>
+              <w:t xml:space="preserve"> or </w:t>
+            </w:r>
+            <w:r>
+              <w:rPr>
+                <w:rFonts w:ascii="Arial" w:cs="Arial" w:eastAsia="Arial" w:hAnsi="Arial"/>
+                <w:b/>
+                <w:bCs/>
+                <w:sz w:val="19"/>
+                <w:szCs w:val="19"/>
+              </w:rPr>
+              <w:t xml:space="preserve">Journeys</w:t>
+            </w:r>
+            <w:r>
+              <w:rPr>
+                <w:rFonts w:ascii="Arial" w:cs="Arial" w:eastAsia="Arial" w:hAnsi="Arial"/>
+                <w:sz w:val="19"/>
+                <w:szCs w:val="19"/>
+              </w:rPr>
+              <w:t xml:space="preserve">. The period applies to both; the other controls change with the dataset.</w:t>
+            </w:r>
+          </w:p>
+        </w:tc>
+      </w:tr>
+      <w:tr>
+        <w:tc>
+          <w:tcPr>
+            <w:tcW w:type="dxa" w:w="2600"/>
+            <w:tcMar>
+              <w:top w:type="dxa" w:w="60"/>
+              <w:left w:type="dxa" w:w="90"/>
+              <w:bottom w:type="dxa" w:w="60"/>
+              <w:right w:type="dxa" w:w="90"/>
+            </w:tcMar>
+          </w:tcPr>
+          <w:p>
+            <w:r>
+              <w:rPr>
+                <w:rFonts w:ascii="Arial" w:cs="Arial" w:eastAsia="Arial" w:hAnsi="Arial"/>
+                <w:sz w:val="19"/>
+                <w:szCs w:val="19"/>
+              </w:rPr>
+              <w:t xml:space="preserve">Period</w:t>
+            </w:r>
+          </w:p>
+        </w:tc>
+        <w:tc>
+          <w:tcPr>
+            <w:tcW w:type="dxa" w:w="7480"/>
+            <w:tcMar>
+              <w:top w:type="dxa" w:w="60"/>
+              <w:left w:type="dxa" w:w="90"/>
+              <w:bottom w:type="dxa" w:w="60"/>
+              <w:right w:type="dxa" w:w="90"/>
+            </w:tcMar>
+          </w:tcPr>
+          <w:p>
+            <w:r>
+              <w:rPr>
+                <w:rFonts w:ascii="Arial" w:cs="Arial" w:eastAsia="Arial" w:hAnsi="Arial"/>
+                <w:sz w:val="19"/>
+                <w:szCs w:val="19"/>
+              </w:rPr>
+              <w:t xml:space="preserve">This Month, Last 7 Days, Last Month, or Custom (a start and an end date, in the workspace's time zone).</w:t>
+            </w:r>
+          </w:p>
+        </w:tc>
+      </w:tr>
+      <w:tr>
+        <w:tc>
+          <w:tcPr>
+            <w:tcW w:type="dxa" w:w="2600"/>
+            <w:tcMar>
+              <w:top w:type="dxa" w:w="60"/>
+              <w:left w:type="dxa" w:w="90"/>
+              <w:bottom w:type="dxa" w:w="60"/>
+              <w:right w:type="dxa" w:w="90"/>
+            </w:tcMar>
+          </w:tcPr>
+          <w:p>
+            <w:r>
+              <w:rPr>
+                <w:rFonts w:ascii="Arial" w:cs="Arial" w:eastAsia="Arial" w:hAnsi="Arial"/>
+                <w:sz w:val="19"/>
+                <w:szCs w:val="19"/>
+              </w:rPr>
+              <w:t xml:space="preserve">Channel (Campaigns)</w:t>
+            </w:r>
+          </w:p>
+        </w:tc>
+        <w:tc>
+          <w:tcPr>
+            <w:tcW w:type="dxa" w:w="7480"/>
+            <w:tcMar>
+              <w:top w:type="dxa" w:w="60"/>
+              <w:left w:type="dxa" w:w="90"/>
+              <w:bottom w:type="dxa" w:w="60"/>
+              <w:right w:type="dxa" w:w="90"/>
+            </w:tcMar>
+          </w:tcPr>
+          <w:p>
+            <w:r>
+              <w:rPr>
+                <w:rFonts w:ascii="Arial" w:cs="Arial" w:eastAsia="Arial" w:hAnsi="Arial"/>
+                <w:sz w:val="19"/>
+                <w:szCs w:val="19"/>
+              </w:rPr>
+              <w:t xml:space="preserve">All Channels, Email or SMS.</w:t>
+            </w:r>
+          </w:p>
+        </w:tc>
+      </w:tr>
+      <w:tr>
+        <w:tc>
+          <w:tcPr>
+            <w:tcW w:type="dxa" w:w="2600"/>
+            <w:tcMar>
+              <w:top w:type="dxa" w:w="60"/>
+              <w:left w:type="dxa" w:w="90"/>
+              <w:bottom w:type="dxa" w:w="60"/>
+              <w:right w:type="dxa" w:w="90"/>
+            </w:tcMar>
+          </w:tcPr>
+          <w:p>
+            <w:r>
+              <w:rPr>
+                <w:rFonts w:ascii="Arial" w:cs="Arial" w:eastAsia="Arial" w:hAnsi="Arial"/>
+                <w:sz w:val="19"/>
+                <w:szCs w:val="19"/>
+              </w:rPr>
+              <w:t xml:space="preserve">Journey (Journeys)</w:t>
+            </w:r>
+          </w:p>
+        </w:tc>
+        <w:tc>
+          <w:tcPr>
+            <w:tcW w:type="dxa" w:w="7480"/>
+            <w:tcMar>
+              <w:top w:type="dxa" w:w="60"/>
+              <w:left w:type="dxa" w:w="90"/>
+              <w:bottom w:type="dxa" w:w="60"/>
+              <w:right w:type="dxa" w:w="90"/>
+            </w:tcMar>
+          </w:tcPr>
+          <w:p>
+            <w:r>
+              <w:rPr>
+                <w:rFonts w:ascii="Arial" w:cs="Arial" w:eastAsia="Arial" w:hAnsi="Arial"/>
+                <w:sz w:val="19"/>
+                <w:szCs w:val="19"/>
+              </w:rPr>
+              <w:t xml:space="preserve">Every Journey, or one journey of the workspace.</w:t>
+            </w:r>
+          </w:p>
+        </w:tc>
+      </w:tr>
+      <w:tr>
+        <w:tc>
+          <w:tcPr>
+            <w:tcW w:type="dxa" w:w="2600"/>
+            <w:tcMar>
+              <w:top w:type="dxa" w:w="60"/>
+              <w:left w:type="dxa" w:w="90"/>
+              <w:bottom w:type="dxa" w:w="60"/>
+              <w:right w:type="dxa" w:w="90"/>
+            </w:tcMar>
+          </w:tcPr>
+          <w:p>
+            <w:r>
+              <w:rPr>
+                <w:rFonts w:ascii="Arial" w:cs="Arial" w:eastAsia="Arial" w:hAnsi="Arial"/>
+                <w:sz w:val="19"/>
+                <w:szCs w:val="19"/>
+              </w:rPr>
+              <w:t xml:space="preserve">Export CSV</w:t>
+            </w:r>
+          </w:p>
+        </w:tc>
+        <w:tc>
+          <w:tcPr>
+            <w:tcW w:type="dxa" w:w="7480"/>
+            <w:tcMar>
+              <w:top w:type="dxa" w:w="60"/>
+              <w:left w:type="dxa" w:w="90"/>
+              <w:bottom w:type="dxa" w:w="60"/>
+              <w:right w:type="dxa" w:w="90"/>
+            </w:tcMar>
+          </w:tcPr>
+          <w:p>
+            <w:r>
+              <w:rPr>
+                <w:rFonts w:ascii="Arial" w:cs="Arial" w:eastAsia="Arial" w:hAnsi="Arial"/>
+                <w:sz w:val="19"/>
+                <w:szCs w:val="19"/>
+              </w:rPr>
+              <w:t xml:space="preserve">The dataset being shown as a file: the campaigns of the period, or every journey's every day.</w:t>
+            </w:r>
+          </w:p>
+        </w:tc>
+      </w:tr>
+      <w:tr>
+        <w:tc>
+          <w:tcPr>
+            <w:tcW w:type="dxa" w:w="2600"/>
+            <w:tcMar>
+              <w:top w:type="dxa" w:w="60"/>
+              <w:left w:type="dxa" w:w="90"/>
+              <w:bottom w:type="dxa" w:w="60"/>
+              <w:right w:type="dxa" w:w="90"/>
+            </w:tcMar>
+          </w:tcPr>
+          <w:p>
+            <w:r>
+              <w:rPr>
+                <w:rFonts w:ascii="Arial" w:cs="Arial" w:eastAsia="Arial" w:hAnsi="Arial"/>
+                <w:sz w:val="19"/>
+                <w:szCs w:val="19"/>
+              </w:rPr>
+              <w:t xml:space="preserve">Schedule Report (Campaigns, administrators)</w:t>
+            </w:r>
+          </w:p>
+        </w:tc>
+        <w:tc>
+          <w:tcPr>
+            <w:tcW w:type="dxa" w:w="7480"/>
+            <w:tcMar>
+              <w:top w:type="dxa" w:w="60"/>
+              <w:left w:type="dxa" w:w="90"/>
+              <w:bottom w:type="dxa" w:w="60"/>
+              <w:right w:type="dxa" w:w="90"/>
+            </w:tcMar>
+          </w:tcPr>
+          <w:p>
+            <w:r>
+              <w:rPr>
+                <w:rFonts w:ascii="Arial" w:cs="Arial" w:eastAsia="Arial" w:hAnsi="Arial"/>
+                <w:sz w:val="19"/>
+                <w:szCs w:val="19"/>
+              </w:rPr>
+              <w:t xml:space="preserve">The weekly email: the day, the hour and who receives it.</w:t>
+            </w:r>
+          </w:p>
+        </w:tc>
+      </w:tr>
+    </w:tbl>
+    <w:p>
+      <w:pPr>
+        <w:spacing w:after="120"/>
+      </w:pPr>
+    </w:p>
+    <w:p>
+      <w:pPr>
+        <w:pStyle w:val="Heading3"/>
+        <w:spacing w:after="120" w:before="240"/>
+      </w:pPr>
+      <w:r>
+        <w:rPr>
+          <w:rFonts w:ascii="Arial" w:cs="Arial" w:eastAsia="Arial" w:hAnsi="Arial"/>
+        </w:rPr>
+        <w:t xml:space="preserve">The Campaigns dataset</w:t>
+      </w:r>
+    </w:p>
+    <w:p>
+      <w:pPr>
+        <w:spacing w:after="120"/>
+      </w:pPr>
+      <w:r>
+        <w:rPr>
+          <w:rFonts w:ascii="Arial" w:cs="Arial" w:eastAsia="Arial" w:hAnsi="Arial"/>
+          <w:sz w:val="21"/>
+          <w:szCs w:val="21"/>
+        </w:rPr>
+        <w:t xml:space="preserve">Four tiles (Sent, Delivered, Opened, Clicked, each with its rate and a note), </w:t>
+      </w:r>
+      <w:r>
+        <w:rPr>
+          <w:rFonts w:ascii="Arial" w:cs="Arial" w:eastAsia="Arial" w:hAnsi="Arial"/>
+          <w:b/>
+          <w:bCs/>
+          <w:sz w:val="21"/>
+          <w:szCs w:val="21"/>
+        </w:rPr>
+        <w:t xml:space="preserve">Sent and Opened by Day</w:t>
+      </w:r>
+      <w:r>
+        <w:rPr>
+          <w:rFonts w:ascii="Arial" w:cs="Arial" w:eastAsia="Arial" w:hAnsi="Arial"/>
+          <w:sz w:val="21"/>
+          <w:szCs w:val="21"/>
+        </w:rPr>
+        <w:t xml:space="preserve"> (Sent and Delivered for SMS), </w:t>
+      </w:r>
+      <w:r>
+        <w:rPr>
+          <w:rFonts w:ascii="Arial" w:cs="Arial" w:eastAsia="Arial" w:hAnsi="Arial"/>
+          <w:b/>
+          <w:bCs/>
+          <w:sz w:val="21"/>
+          <w:szCs w:val="21"/>
+        </w:rPr>
+        <w:t xml:space="preserve">Best and Worst</w:t>
+      </w:r>
+      <w:r>
+        <w:rPr>
+          <w:rFonts w:ascii="Arial" w:cs="Arial" w:eastAsia="Arial" w:hAnsi="Arial"/>
+          <w:sz w:val="21"/>
+          <w:szCs w:val="21"/>
+        </w:rPr>
+        <w:t xml:space="preserve"> (the highest open rate, the highest click rate, the most unsubscribes, the best send hour, over campaigns with at least 50 sends) and </w:t>
+      </w:r>
+      <w:r>
+        <w:rPr>
+          <w:rFonts w:ascii="Arial" w:cs="Arial" w:eastAsia="Arial" w:hAnsi="Arial"/>
+          <w:b/>
+          <w:bCs/>
+          <w:sz w:val="21"/>
+          <w:szCs w:val="21"/>
+        </w:rPr>
+        <w:t xml:space="preserve">Campaigns in the Period</w:t>
+      </w:r>
+      <w:r>
+        <w:rPr>
+          <w:rFonts w:ascii="Arial" w:cs="Arial" w:eastAsia="Arial" w:hAnsi="Arial"/>
+          <w:sz w:val="21"/>
+          <w:szCs w:val="21"/>
+        </w:rPr>
+        <w:t xml:space="preserve">, one row per campaign that sent anything, with a checkbox to pick two to six and </w:t>
+      </w:r>
+      <w:r>
+        <w:rPr>
+          <w:rFonts w:ascii="Arial" w:cs="Arial" w:eastAsia="Arial" w:hAnsi="Arial"/>
+          <w:b/>
+          <w:bCs/>
+          <w:sz w:val="21"/>
+          <w:szCs w:val="21"/>
+        </w:rPr>
+        <w:t xml:space="preserve">Compare</w:t>
+      </w:r>
+      <w:r>
+        <w:rPr>
+          <w:rFonts w:ascii="Arial" w:cs="Arial" w:eastAsia="Arial" w:hAnsi="Arial"/>
+          <w:sz w:val="21"/>
+          <w:szCs w:val="21"/>
+        </w:rPr>
+        <w:t xml:space="preserve"> them side by side.</w:t>
+      </w:r>
+    </w:p>
+    <w:p>
+      <w:pPr>
+        <w:pStyle w:val="Heading3"/>
+        <w:spacing w:after="120" w:before="240"/>
+      </w:pPr>
+      <w:r>
+        <w:rPr>
+          <w:rFonts w:ascii="Arial" w:cs="Arial" w:eastAsia="Arial" w:hAnsi="Arial"/>
+        </w:rPr>
+        <w:t xml:space="preserve">The Journeys dataset</w:t>
+      </w:r>
+    </w:p>
+    <w:tbl>
+      <w:tblPr>
+        <w:tblW w:type="dxa" w:w="10080"/>
+        <w:tblBorders>
+          <w:top w:val="single" w:color="D9DBE3" w:sz="4"/>
+          <w:left w:val="none"/>
+          <w:bottom w:val="single" w:color="D9DBE3" w:sz="4"/>
+          <w:right w:val="none"/>
+          <w:insideH w:val="single" w:color="E6E8EF" w:sz="4"/>
+          <w:insideV w:val="none"/>
+        </w:tblBorders>
+      </w:tblPr>
+      <w:tblGrid>
+        <w:gridCol w:w="2600"/>
+        <w:gridCol w:w="7480"/>
+      </w:tblGrid>
+      <w:tr>
+        <w:trPr>
+          <w:tblHeader/>
+        </w:trPr>
+        <w:tc>
+          <w:tcPr>
+            <w:tcW w:type="dxa" w:w="2600"/>
+            <w:shd w:fill="EEEFF5" w:color="auto" w:val="clear"/>
+            <w:tcMar>
+              <w:top w:type="dxa" w:w="60"/>
+              <w:left w:type="dxa" w:w="90"/>
+              <w:bottom w:type="dxa" w:w="60"/>
+              <w:right w:type="dxa" w:w="90"/>
+            </w:tcMar>
+          </w:tcPr>
+          <w:p>
+            <w:r>
+              <w:rPr>
+                <w:rFonts w:ascii="Arial" w:cs="Arial" w:eastAsia="Arial" w:hAnsi="Arial"/>
+                <w:b/>
+                <w:bCs/>
+                <w:sz w:val="18"/>
+                <w:szCs w:val="18"/>
+              </w:rPr>
+              <w:t xml:space="preserve">Part</w:t>
+            </w:r>
+          </w:p>
+        </w:tc>
+        <w:tc>
+          <w:tcPr>
+            <w:tcW w:type="dxa" w:w="7480"/>
+            <w:shd w:fill="EEEFF5" w:color="auto" w:val="clear"/>
+            <w:tcMar>
+              <w:top w:type="dxa" w:w="60"/>
+              <w:left w:type="dxa" w:w="90"/>
+              <w:bottom w:type="dxa" w:w="60"/>
+              <w:right w:type="dxa" w:w="90"/>
+            </w:tcMar>
+          </w:tcPr>
+          <w:p>
+            <w:r>
+              <w:rPr>
+                <w:rFonts w:ascii="Arial" w:cs="Arial" w:eastAsia="Arial" w:hAnsi="Arial"/>
+                <w:b/>
+                <w:bCs/>
+                <w:sz w:val="18"/>
+                <w:szCs w:val="18"/>
+              </w:rPr>
+              <w:t xml:space="preserve">What it shows</w:t>
+            </w:r>
+          </w:p>
+        </w:tc>
+      </w:tr>
+      <w:tr>
+        <w:tc>
+          <w:tcPr>
+            <w:tcW w:type="dxa" w:w="2600"/>
+            <w:tcMar>
+              <w:top w:type="dxa" w:w="60"/>
+              <w:left w:type="dxa" w:w="90"/>
+              <w:bottom w:type="dxa" w:w="60"/>
+              <w:right w:type="dxa" w:w="90"/>
+            </w:tcMar>
+          </w:tcPr>
+          <w:p>
+            <w:r>
+              <w:rPr>
+                <w:rFonts w:ascii="Arial" w:cs="Arial" w:eastAsia="Arial" w:hAnsi="Arial"/>
+                <w:sz w:val="19"/>
+                <w:szCs w:val="19"/>
+              </w:rPr>
+              <w:t xml:space="preserve">Entered</w:t>
+            </w:r>
+          </w:p>
+        </w:tc>
+        <w:tc>
+          <w:tcPr>
+            <w:tcW w:type="dxa" w:w="7480"/>
+            <w:tcMar>
+              <w:top w:type="dxa" w:w="60"/>
+              <w:left w:type="dxa" w:w="90"/>
+              <w:bottom w:type="dxa" w:w="60"/>
+              <w:right w:type="dxa" w:w="90"/>
+            </w:tcMar>
+          </w:tcPr>
+          <w:p>
+            <w:r>
+              <w:rPr>
+                <w:rFonts w:ascii="Arial" w:cs="Arial" w:eastAsia="Arial" w:hAnsi="Arial"/>
+                <w:sz w:val="19"/>
+                <w:szCs w:val="19"/>
+              </w:rPr>
+              <w:t xml:space="preserve">Customers who entered a journey in the period, and how many journeys had any activity.</w:t>
+            </w:r>
+          </w:p>
+        </w:tc>
+      </w:tr>
+      <w:tr>
+        <w:tc>
+          <w:tcPr>
+            <w:tcW w:type="dxa" w:w="2600"/>
+            <w:tcMar>
+              <w:top w:type="dxa" w:w="60"/>
+              <w:left w:type="dxa" w:w="90"/>
+              <w:bottom w:type="dxa" w:w="60"/>
+              <w:right w:type="dxa" w:w="90"/>
+            </w:tcMar>
+          </w:tcPr>
+          <w:p>
+            <w:r>
+              <w:rPr>
+                <w:rFonts w:ascii="Arial" w:cs="Arial" w:eastAsia="Arial" w:hAnsi="Arial"/>
+                <w:sz w:val="19"/>
+                <w:szCs w:val="19"/>
+              </w:rPr>
+              <w:t xml:space="preserve">Converted</w:t>
+            </w:r>
+          </w:p>
+        </w:tc>
+        <w:tc>
+          <w:tcPr>
+            <w:tcW w:type="dxa" w:w="7480"/>
+            <w:tcMar>
+              <w:top w:type="dxa" w:w="60"/>
+              <w:left w:type="dxa" w:w="90"/>
+              <w:bottom w:type="dxa" w:w="60"/>
+              <w:right w:type="dxa" w:w="90"/>
+            </w:tcMar>
+          </w:tcPr>
+          <w:p>
+            <w:r>
+              <w:rPr>
+                <w:rFonts w:ascii="Arial" w:cs="Arial" w:eastAsia="Arial" w:hAnsi="Arial"/>
+                <w:sz w:val="19"/>
+                <w:szCs w:val="19"/>
+              </w:rPr>
+              <w:t xml:space="preserve">Customers whose goal was reached in the period (or, in a journey without a Goal step, who reached an Exit), the conversion rate over those entered, and the attributed revenue.</w:t>
+            </w:r>
+          </w:p>
+        </w:tc>
+      </w:tr>
+      <w:tr>
+        <w:tc>
+          <w:tcPr>
+            <w:tcW w:type="dxa" w:w="2600"/>
+            <w:tcMar>
+              <w:top w:type="dxa" w:w="60"/>
+              <w:left w:type="dxa" w:w="90"/>
+              <w:bottom w:type="dxa" w:w="60"/>
+              <w:right w:type="dxa" w:w="90"/>
+            </w:tcMar>
+          </w:tcPr>
+          <w:p>
+            <w:r>
+              <w:rPr>
+                <w:rFonts w:ascii="Arial" w:cs="Arial" w:eastAsia="Arial" w:hAnsi="Arial"/>
+                <w:sz w:val="19"/>
+                <w:szCs w:val="19"/>
+              </w:rPr>
+              <w:t xml:space="preserve">Messages Sent</w:t>
+            </w:r>
+          </w:p>
+        </w:tc>
+        <w:tc>
+          <w:tcPr>
+            <w:tcW w:type="dxa" w:w="7480"/>
+            <w:tcMar>
+              <w:top w:type="dxa" w:w="60"/>
+              <w:left w:type="dxa" w:w="90"/>
+              <w:bottom w:type="dxa" w:w="60"/>
+              <w:right w:type="dxa" w:w="90"/>
+            </w:tcMar>
+          </w:tcPr>
+          <w:p>
+            <w:r>
+              <w:rPr>
+                <w:rFonts w:ascii="Arial" w:cs="Arial" w:eastAsia="Arial" w:hAnsi="Arial"/>
+                <w:sz w:val="19"/>
+                <w:szCs w:val="19"/>
+              </w:rPr>
+              <w:t xml:space="preserve">The journeys' messages sent in the period, with the delivered rate and how many a step held back (consent, suppressions, caps, quiet hours) or failed.</w:t>
+            </w:r>
+          </w:p>
+        </w:tc>
+      </w:tr>
+      <w:tr>
+        <w:tc>
+          <w:tcPr>
+            <w:tcW w:type="dxa" w:w="2600"/>
+            <w:tcMar>
+              <w:top w:type="dxa" w:w="60"/>
+              <w:left w:type="dxa" w:w="90"/>
+              <w:bottom w:type="dxa" w:w="60"/>
+              <w:right w:type="dxa" w:w="90"/>
+            </w:tcMar>
+          </w:tcPr>
+          <w:p>
+            <w:r>
+              <w:rPr>
+                <w:rFonts w:ascii="Arial" w:cs="Arial" w:eastAsia="Arial" w:hAnsi="Arial"/>
+                <w:sz w:val="19"/>
+                <w:szCs w:val="19"/>
+              </w:rPr>
+              <w:t xml:space="preserve">Opened</w:t>
+            </w:r>
+          </w:p>
+        </w:tc>
+        <w:tc>
+          <w:tcPr>
+            <w:tcW w:type="dxa" w:w="7480"/>
+            <w:tcMar>
+              <w:top w:type="dxa" w:w="60"/>
+              <w:left w:type="dxa" w:w="90"/>
+              <w:bottom w:type="dxa" w:w="60"/>
+              <w:right w:type="dxa" w:w="90"/>
+            </w:tcMar>
+          </w:tcPr>
+          <w:p>
+            <w:r>
+              <w:rPr>
+                <w:rFonts w:ascii="Arial" w:cs="Arial" w:eastAsia="Arial" w:hAnsi="Arial"/>
+                <w:sz w:val="19"/>
+                <w:szCs w:val="19"/>
+              </w:rPr>
+              <w:t xml:space="preserve">The open rate over those delivered, and the click rate.</w:t>
+            </w:r>
+          </w:p>
+        </w:tc>
+      </w:tr>
+      <w:tr>
+        <w:tc>
+          <w:tcPr>
+            <w:tcW w:type="dxa" w:w="2600"/>
+            <w:tcMar>
+              <w:top w:type="dxa" w:w="60"/>
+              <w:left w:type="dxa" w:w="90"/>
+              <w:bottom w:type="dxa" w:w="60"/>
+              <w:right w:type="dxa" w:w="90"/>
+            </w:tcMar>
+          </w:tcPr>
+          <w:p>
+            <w:r>
+              <w:rPr>
+                <w:rFonts w:ascii="Arial" w:cs="Arial" w:eastAsia="Arial" w:hAnsi="Arial"/>
+                <w:sz w:val="19"/>
+                <w:szCs w:val="19"/>
+              </w:rPr>
+              <w:t xml:space="preserve">Entered and Converted by Day</w:t>
+            </w:r>
+          </w:p>
+        </w:tc>
+        <w:tc>
+          <w:tcPr>
+            <w:tcW w:type="dxa" w:w="7480"/>
+            <w:tcMar>
+              <w:top w:type="dxa" w:w="60"/>
+              <w:left w:type="dxa" w:w="90"/>
+              <w:bottom w:type="dxa" w:w="60"/>
+              <w:right w:type="dxa" w:w="90"/>
+            </w:tcMar>
+          </w:tcPr>
+          <w:p>
+            <w:r>
+              <w:rPr>
+                <w:rFonts w:ascii="Arial" w:cs="Arial" w:eastAsia="Arial" w:hAnsi="Arial"/>
+                <w:sz w:val="19"/>
+                <w:szCs w:val="19"/>
+              </w:rPr>
+              <w:t xml:space="preserve">The daily curve for the period.</w:t>
+            </w:r>
+          </w:p>
+        </w:tc>
+      </w:tr>
+      <w:tr>
+        <w:tc>
+          <w:tcPr>
+            <w:tcW w:type="dxa" w:w="2600"/>
+            <w:tcMar>
+              <w:top w:type="dxa" w:w="60"/>
+              <w:left w:type="dxa" w:w="90"/>
+              <w:bottom w:type="dxa" w:w="60"/>
+              <w:right w:type="dxa" w:w="90"/>
+            </w:tcMar>
+          </w:tcPr>
+          <w:p>
+            <w:r>
+              <w:rPr>
+                <w:rFonts w:ascii="Arial" w:cs="Arial" w:eastAsia="Arial" w:hAnsi="Arial"/>
+                <w:sz w:val="19"/>
+                <w:szCs w:val="19"/>
+              </w:rPr>
+              <w:t xml:space="preserve">Journeys in the Period</w:t>
+            </w:r>
+          </w:p>
+        </w:tc>
+        <w:tc>
+          <w:tcPr>
+            <w:tcW w:type="dxa" w:w="7480"/>
+            <w:tcMar>
+              <w:top w:type="dxa" w:w="60"/>
+              <w:left w:type="dxa" w:w="90"/>
+              <w:bottom w:type="dxa" w:w="60"/>
+              <w:right w:type="dxa" w:w="90"/>
+            </w:tcMar>
+          </w:tcPr>
+          <w:p>
+            <w:r>
+              <w:rPr>
+                <w:rFonts w:ascii="Arial" w:cs="Arial" w:eastAsia="Arial" w:hAnsi="Arial"/>
+                <w:sz w:val="19"/>
+                <w:szCs w:val="19"/>
+              </w:rPr>
+              <w:t xml:space="preserve">One row per journey: its status, entered, converted (with the rate), revenue, sent, delivered, open and click rates, held back and failed. The name opens the journey's page.</w:t>
+            </w:r>
+          </w:p>
+        </w:tc>
+      </w:tr>
+    </w:tbl>
+    <w:p>
+      <w:pPr>
+        <w:spacing w:after="120"/>
+      </w:pPr>
+    </w:p>
+    <w:p>
+      <w:pPr>
+        <w:spacing w:after="120"/>
+      </w:pPr>
+      <w:r>
+        <w:rPr>
+          <w:rFonts w:ascii="Arial" w:cs="Arial" w:eastAsia="Arial" w:hAnsi="Arial"/>
+          <w:sz w:val="21"/>
+          <w:szCs w:val="21"/>
+        </w:rPr>
+        <w:t xml:space="preserve">The CSV has a finer grain than the table: one row per journey per day, with every figure above, and a total line.</w:t>
+      </w:r>
+    </w:p>
+    <w:p>
+      <w:pPr>
+        <w:pStyle w:val="Heading2"/>
+        <w:spacing w:after="120" w:before="240"/>
+      </w:pPr>
+      <w:r>
+        <w:rPr>
+          <w:rFonts w:ascii="Arial" w:cs="Arial" w:eastAsia="Arial" w:hAnsi="Arial"/>
+        </w:rPr>
+        <w:t xml:space="preserve">How to</w:t>
+      </w:r>
+    </w:p>
+    <w:p>
+      <w:pPr>
+        <w:pStyle w:val="ListParagraph"/>
+        <w:numPr>
+          <w:ilvl w:val="0"/>
+          <w:numId w:val="3"/>
+        </w:numPr>
+        <w:spacing w:after="60"/>
+      </w:pPr>
+      <w:r>
+        <w:rPr>
+          <w:rFonts w:ascii="Arial" w:cs="Arial" w:eastAsia="Arial" w:hAnsi="Arial"/>
+          <w:b/>
+          <w:bCs/>
+          <w:sz w:val="21"/>
+          <w:szCs w:val="21"/>
+        </w:rPr>
+        <w:t xml:space="preserve">Read a month.</w:t>
+      </w:r>
+      <w:r>
+        <w:rPr>
+          <w:rFonts w:ascii="Arial" w:cs="Arial" w:eastAsia="Arial" w:hAnsi="Arial"/>
+          <w:sz w:val="21"/>
+          <w:szCs w:val="21"/>
+        </w:rPr>
+        <w:t xml:space="preserve"> Leave Period on This Month; switch Dataset to Journeys to see the journeys' side of the same month.</w:t>
+      </w:r>
+    </w:p>
+    <w:p>
+      <w:pPr>
+        <w:pStyle w:val="ListParagraph"/>
+        <w:numPr>
+          <w:ilvl w:val="0"/>
+          <w:numId w:val="3"/>
+        </w:numPr>
+        <w:spacing w:after="60"/>
+      </w:pPr>
+      <w:r>
+        <w:rPr>
+          <w:rFonts w:ascii="Arial" w:cs="Arial" w:eastAsia="Arial" w:hAnsi="Arial"/>
+          <w:b/>
+          <w:bCs/>
+          <w:sz w:val="21"/>
+          <w:szCs w:val="21"/>
+        </w:rPr>
+        <w:t xml:space="preserve">Follow one journey.</w:t>
+      </w:r>
+      <w:r>
+        <w:rPr>
+          <w:rFonts w:ascii="Arial" w:cs="Arial" w:eastAsia="Arial" w:hAnsi="Arial"/>
+          <w:sz w:val="21"/>
+          <w:szCs w:val="21"/>
+        </w:rPr>
+        <w:t xml:space="preserve"> On the Journeys dataset choose it under Journey; every tile, the curve and the CSV narrow to it.</w:t>
+      </w:r>
+    </w:p>
+    <w:p>
+      <w:pPr>
+        <w:pStyle w:val="ListParagraph"/>
+        <w:numPr>
+          <w:ilvl w:val="0"/>
+          <w:numId w:val="3"/>
+        </w:numPr>
+        <w:spacing w:after="60"/>
+      </w:pPr>
+      <w:r>
+        <w:rPr>
+          <w:rFonts w:ascii="Arial" w:cs="Arial" w:eastAsia="Arial" w:hAnsi="Arial"/>
+          <w:b/>
+          <w:bCs/>
+          <w:sz w:val="21"/>
+          <w:szCs w:val="21"/>
+        </w:rPr>
+        <w:t xml:space="preserve">Keep the numbers.</w:t>
+      </w:r>
+      <w:r>
+        <w:rPr>
+          <w:rFonts w:ascii="Arial" w:cs="Arial" w:eastAsia="Arial" w:hAnsi="Arial"/>
+          <w:sz w:val="21"/>
+          <w:szCs w:val="21"/>
+        </w:rPr>
+        <w:t xml:space="preserve"> Export CSV while the period and the filter are set; the file is named for the dataset and the period.</w:t>
+      </w:r>
+    </w:p>
+    <w:p>
+      <w:pPr>
+        <w:pStyle w:val="Heading2"/>
+        <w:spacing w:after="120" w:before="240"/>
+      </w:pPr>
+      <w:r>
+        <w:rPr>
+          <w:rFonts w:ascii="Arial" w:cs="Arial" w:eastAsia="Arial" w:hAnsi="Arial"/>
+        </w:rPr>
+        <w:t xml:space="preserve">What happens behind the scenes</w:t>
+      </w:r>
+    </w:p>
+    <w:p>
+      <w:pPr>
+        <w:spacing w:after="120"/>
+      </w:pPr>
+      <w:r>
+        <w:rPr>
+          <w:rFonts w:ascii="Arial" w:cs="Arial" w:eastAsia="Arial" w:hAnsi="Arial"/>
+          <w:sz w:val="21"/>
+          <w:szCs w:val="21"/>
+        </w:rPr>
+        <w:t xml:space="preserve">The Campaigns dataset reads the execution tables once per channel for the period and keeps the answer for 30 seconds. The Journeys dataset reads enrollments (entered by the day they entered, converted by the day the goal was reached, with their revenue), the journeys' generated campaigns' messages (test runs left out) and the message steps that were held back or failed, in the workspace's time zone, and keeps the answer for 30 seconds as well. A journey deleted since stays out of the figures.</w:t>
+      </w:r>
+    </w:p>
+    <w:p>
+      <w:pPr>
+        <w:pStyle w:val="Heading2"/>
+        <w:spacing w:after="120" w:before="240"/>
+      </w:pPr>
+      <w:r>
+        <w:rPr>
+          <w:rFonts w:ascii="Arial" w:cs="Arial" w:eastAsia="Arial" w:hAnsi="Arial"/>
+        </w:rPr>
+        <w:t xml:space="preserve">Things to know</w:t>
+      </w:r>
+    </w:p>
+    <w:p>
+      <w:pPr>
+        <w:pStyle w:val="ListParagraph"/>
+        <w:numPr>
+          <w:ilvl w:val="0"/>
+          <w:numId w:val="2"/>
+        </w:numPr>
+        <w:spacing w:after="60"/>
+      </w:pPr>
+      <w:r>
+        <w:rPr>
+          <w:rFonts w:ascii="Arial" w:cs="Arial" w:eastAsia="Arial" w:hAnsi="Arial"/>
+          <w:sz w:val="21"/>
+          <w:szCs w:val="21"/>
+        </w:rPr>
+        <w:t xml:space="preserve">Rates over fewer than 50 sends are left out of Best and Worst.</w:t>
+      </w:r>
+    </w:p>
+    <w:p>
+      <w:pPr>
+        <w:pStyle w:val="ListParagraph"/>
+        <w:numPr>
+          <w:ilvl w:val="0"/>
+          <w:numId w:val="2"/>
+        </w:numPr>
+        <w:spacing w:after="60"/>
+      </w:pPr>
+      <w:r>
+        <w:rPr>
+          <w:rFonts w:ascii="Arial" w:cs="Arial" w:eastAsia="Arial" w:hAnsi="Arial"/>
+          <w:sz w:val="21"/>
+          <w:szCs w:val="21"/>
+        </w:rPr>
+        <w:t xml:space="preserve">The Journeys dataset counts a message on the day it was sent, an entry on the day the customer entered, and a conversion on the day the goal event arrived, so the three can fall on different days for the same customer.</w:t>
+      </w:r>
+    </w:p>
+    <w:p>
+      <w:pPr>
+        <w:pStyle w:val="ListParagraph"/>
+        <w:numPr>
+          <w:ilvl w:val="0"/>
+          <w:numId w:val="2"/>
+        </w:numPr>
+        <w:spacing w:after="60"/>
+      </w:pPr>
+      <w:r>
+        <w:rPr>
+          <w:rFonts w:ascii="Arial" w:cs="Arial" w:eastAsia="Arial" w:hAnsi="Arial"/>
+          <w:sz w:val="21"/>
+          <w:szCs w:val="21"/>
+        </w:rPr>
+        <w:t xml:space="preserve">Held back is the message steps governance stopped (no consent, a suppression, a frequency cap, quiet hours); the journey page's Customers card can list the customers behind each reason.</w:t>
+      </w:r>
+    </w:p>
+    <w:p>
+      <w:pPr>
+        <w:pStyle w:val="ListParagraph"/>
+        <w:numPr>
+          <w:ilvl w:val="0"/>
+          <w:numId w:val="2"/>
+        </w:numPr>
+        <w:spacing w:after="60"/>
+      </w:pPr>
+      <w:r>
+        <w:rPr>
+          <w:rFonts w:ascii="Arial" w:cs="Arial" w:eastAsia="Arial" w:hAnsi="Arial"/>
+          <w:sz w:val="21"/>
+          <w:szCs w:val="21"/>
+        </w:rPr>
+        <w:t xml:space="preserve">The weekly email carries the Campaigns dataset.</w:t>
       </w:r>
     </w:p>
     <w:p>
